--- a/Daily Reports/22_09_2026-CBOT Reports.docx
+++ b/Daily Reports/22_09_2026-CBOT Reports.docx
@@ -104,7 +104,7 @@
           <w:color w:val="5C768D"/>
           <w:sz w:val="19"/>
         </w:rPr>
-        <w:t>Cập nhật tự động qua `macro_tracker.py` vào lúc 06:21 ICT ngày 22/09/2026</w:t>
+        <w:t>Cập nhật tự động qua `macro_tracker.py` vào lúc 06:33 ICT ngày 22/09/2026</w:t>
       </w:r>
     </w:p>
     <w:tbl>
@@ -313,7 +313,7 @@
               <w:rPr>
                 <w:b/>
               </w:rPr>
-              <w:t>96.12 / thùng</w:t>
+              <w:t>96.16 / thùng</w:t>
             </w:r>
           </w:p>
         </w:tc>
@@ -1218,7 +1218,7 @@
         <w:rPr>
           <w:b/>
         </w:rPr>
-        <w:t>`96.12` (+0.00%)</w:t>
+        <w:t>`96.16` (+0.00%)</w:t>
       </w:r>
       <w:r>
         <w:t xml:space="preserve"> | DXY: </w:t>
@@ -1306,7 +1306,7 @@
           <w:color w:val="5C768D"/>
           <w:sz w:val="19"/>
         </w:rPr>
-        <w:t>Cập nhật tự động lúc 06:21 ICT ngày 22/09/2026 — Nguồn: NOAA, USDA, BOM Australia</w:t>
+        <w:t>Cập nhật tự động lúc 06:33 ICT ngày 22/09/2026 — Nguồn: NOAA, USDA, BOM Australia</w:t>
       </w:r>
     </w:p>
     <w:p>
@@ -1949,7 +1949,7 @@
             </w:pPr>
             <w:r/>
             <w:r>
-              <w:t>Đông 8% gieo, Xuân N/A</w:t>
+              <w:t>Đông 17% gieo, Xuân N/A</w:t>
             </w:r>
           </w:p>
         </w:tc>
@@ -6672,7 +6672,7 @@
               <w:rPr>
                 <w:b/>
               </w:rPr>
-              <w:t>Đông N/A, Xuân 93% thu hoạch</w:t>
+              <w:t>Đông N/A, Xuân 96% thu hoạch</w:t>
             </w:r>
           </w:p>
         </w:tc>
@@ -6889,7 +6889,7 @@
               <w:rPr>
                 <w:b/>
               </w:rPr>
-              <w:t>Đông 8% gieo, Xuân N/A</w:t>
+              <w:t>Đông 17% gieo, Xuân N/A</w:t>
             </w:r>
           </w:p>
         </w:tc>
@@ -8153,7 +8153,7 @@
             </w:pPr>
             <w:r/>
             <w:r>
-              <w:t>Thứ 5 hàng tuần, 21:30 (VN)</w:t>
+              <w:t>28/09/2026 lúc 22:00 (VN)</w:t>
             </w:r>
           </w:p>
         </w:tc>
@@ -8357,7 +8357,7 @@
             </w:pPr>
             <w:r/>
             <w:r>
-              <w:t>Thứ 5 hàng tuần, 21:30 (VN)</w:t>
+              <w:t>28/09/2026 lúc 22:00 (VN)</w:t>
             </w:r>
           </w:p>
         </w:tc>
@@ -8649,7 +8649,7 @@
             </w:pPr>
             <w:r/>
             <w:r>
-              <w:t>Thu hoạch: Mỹ: 8% thu hoạch</w:t>
+              <w:t>Thu hoạch: Mỹ: 13% thu hoạch</w:t>
             </w:r>
           </w:p>
         </w:tc>
@@ -8804,7 +8804,7 @@
             </w:pPr>
             <w:r/>
             <w:r>
-              <w:t>Thu hoạch: Đông N/A, Xuân 93% thu hoạch</w:t>
+              <w:t>Thu hoạch: Đông N/A, Xuân 96% thu hoạch</w:t>
             </w:r>
           </w:p>
         </w:tc>
@@ -11991,7 +11991,7 @@
               <w:rPr>
                 <w:b/>
               </w:rPr>
-              <w:t>96.12</w:t>
+              <w:t>96.16</w:t>
             </w:r>
           </w:p>
         </w:tc>
@@ -22173,7 +22173,7 @@
               <w:rPr>
                 <w:b/>
               </w:rPr>
-              <w:t>96.12</w:t>
+              <w:t>96.16</w:t>
             </w:r>
           </w:p>
         </w:tc>
@@ -23327,7 +23327,7 @@
             </w:pPr>
             <w:r/>
             <w:r>
-              <w:t>Đông N/A, Xuân 93% thu hoạch</w:t>
+              <w:t>Đông N/A, Xuân 96% thu hoạch</w:t>
             </w:r>
           </w:p>
         </w:tc>

--- a/Daily Reports/22_09_2026-CBOT Reports.docx
+++ b/Daily Reports/22_09_2026-CBOT Reports.docx
@@ -104,7 +104,7 @@
           <w:color w:val="5C768D"/>
           <w:sz w:val="19"/>
         </w:rPr>
-        <w:t>Cập nhật tự động qua `macro_tracker.py` vào lúc 06:33 ICT ngày 22/09/2026</w:t>
+        <w:t>Cập nhật tự động qua `macro_tracker.py` vào lúc 07:01 ICT ngày 22/09/2026</w:t>
       </w:r>
     </w:p>
     <w:tbl>
@@ -313,7 +313,7 @@
               <w:rPr>
                 <w:b/>
               </w:rPr>
-              <w:t>96.16 / thùng</w:t>
+              <w:t>96.17 / thùng</w:t>
             </w:r>
           </w:p>
         </w:tc>
@@ -1218,7 +1218,7 @@
         <w:rPr>
           <w:b/>
         </w:rPr>
-        <w:t>`96.16` (+0.00%)</w:t>
+        <w:t>`96.17` (+0.00%)</w:t>
       </w:r>
       <w:r>
         <w:t xml:space="preserve"> | DXY: </w:t>
@@ -1306,7 +1306,7 @@
           <w:color w:val="5C768D"/>
           <w:sz w:val="19"/>
         </w:rPr>
-        <w:t>Cập nhật tự động lúc 06:33 ICT ngày 22/09/2026 — Nguồn: NOAA, USDA, BOM Australia</w:t>
+        <w:t>Cập nhật tự động lúc 07:01 ICT ngày 22/09/2026 — Nguồn: NOAA, USDA, BOM Australia</w:t>
       </w:r>
     </w:p>
     <w:p>
@@ -11991,7 +11991,7 @@
               <w:rPr>
                 <w:b/>
               </w:rPr>
-              <w:t>96.16</w:t>
+              <w:t>96.17</w:t>
             </w:r>
           </w:p>
         </w:tc>
@@ -22173,7 +22173,7 @@
               <w:rPr>
                 <w:b/>
               </w:rPr>
-              <w:t>96.16</w:t>
+              <w:t>96.17</w:t>
             </w:r>
           </w:p>
         </w:tc>

--- a/Daily Reports/22_09_2026-CBOT Reports.docx
+++ b/Daily Reports/22_09_2026-CBOT Reports.docx
@@ -104,7 +104,7 @@
           <w:color w:val="5C768D"/>
           <w:sz w:val="19"/>
         </w:rPr>
-        <w:t>Cập nhật tự động qua `macro_tracker.py` vào lúc 09:01 ICT ngày 22/09/2026</w:t>
+        <w:t>Cập nhật tự động qua `macro_tracker.py` vào lúc 13:02 ICT ngày 22/09/2026</w:t>
       </w:r>
     </w:p>
     <w:tbl>
@@ -313,7 +313,7 @@
               <w:rPr>
                 <w:b/>
               </w:rPr>
-              <w:t>96.94 / thùng</w:t>
+              <w:t>97.58 / thùng</w:t>
             </w:r>
           </w:p>
         </w:tc>
@@ -344,7 +344,7 @@
               <w:rPr>
                 <w:b/>
               </w:rPr>
-              <w:t>+0.00%</w:t>
+              <w:t>-2.75%</w:t>
             </w:r>
           </w:p>
         </w:tc>
@@ -442,7 +442,7 @@
               <w:rPr>
                 <w:b/>
               </w:rPr>
-              <w:t>100.45</w:t>
+              <w:t>100.37</w:t>
             </w:r>
           </w:p>
         </w:tc>
@@ -473,7 +473,7 @@
               <w:rPr>
                 <w:b/>
               </w:rPr>
-              <w:t>+0.00%</w:t>
+              <w:t>-0.06%</w:t>
             </w:r>
           </w:p>
         </w:tc>
@@ -1218,7 +1218,7 @@
         <w:rPr>
           <w:b/>
         </w:rPr>
-        <w:t>`96.94` (+0.00%)</w:t>
+        <w:t>`97.58` (-2.75%)</w:t>
       </w:r>
       <w:r>
         <w:t xml:space="preserve"> | DXY: </w:t>
@@ -1227,7 +1227,7 @@
         <w:rPr>
           <w:b/>
         </w:rPr>
-        <w:t>`100.45` (+0.00%)</w:t>
+        <w:t>`100.37` (-0.06%)</w:t>
       </w:r>
       <w:r>
         <w:t xml:space="preserve"> | Lúa mì CBOT: </w:t>
@@ -1236,7 +1236,7 @@
         <w:rPr>
           <w:b/>
         </w:rPr>
-        <w:t>`723.50` (+0.00%)</w:t>
+        <w:t>`726.50` (-0.07%)</w:t>
       </w:r>
       <w:r>
         <w:t>.</w:t>
@@ -1306,7 +1306,7 @@
           <w:color w:val="5C768D"/>
           <w:sz w:val="19"/>
         </w:rPr>
-        <w:t>Cập nhật tự động lúc 09:01 ICT ngày 22/09/2026 — Nguồn: NOAA, USDA, BOM Australia</w:t>
+        <w:t>Cập nhật tự động lúc 13:02 ICT ngày 22/09/2026 — Nguồn: NOAA, USDA, BOM Australia</w:t>
       </w:r>
     </w:p>
     <w:p>
@@ -3574,7 +3574,7 @@
               <w:rPr>
                 <w:b/>
               </w:rPr>
-              <w:t>542.75</w:t>
+              <w:t>543.50</w:t>
             </w:r>
           </w:p>
         </w:tc>
@@ -3605,7 +3605,7 @@
               <w:rPr>
                 <w:b/>
               </w:rPr>
-              <w:t>542.16 (-0.59)</w:t>
+              <w:t>543.40 (-0.10)</w:t>
             </w:r>
           </w:p>
         </w:tc>
@@ -3633,7 +3633,7 @@
             </w:pPr>
             <w:r/>
             <w:r>
-              <w:t>Bullish (537.36 &gt; 534.52)</w:t>
+              <w:t>Bullish (538.89 &gt; 535.53)</w:t>
             </w:r>
           </w:p>
         </w:tc>
@@ -3661,7 +3661,7 @@
             </w:pPr>
             <w:r/>
             <w:r>
-              <w:t>1.25 cents</w:t>
+              <w:t>1.00 cents</w:t>
             </w:r>
           </w:p>
         </w:tc>
@@ -3822,7 +3822,7 @@
               <w:rPr>
                 <w:b/>
               </w:rPr>
-              <w:t>723.50</w:t>
+              <w:t>726.50</w:t>
             </w:r>
           </w:p>
         </w:tc>
@@ -3853,7 +3853,7 @@
               <w:rPr>
                 <w:b/>
               </w:rPr>
-              <w:t>725.17 (+1.67)</w:t>
+              <w:t>728.19 (+1.69)</w:t>
             </w:r>
           </w:p>
         </w:tc>
@@ -3881,7 +3881,7 @@
             </w:pPr>
             <w:r/>
             <w:r>
-              <w:t>Bullish (724.33 &gt; 724.28)</w:t>
+              <w:t>Bullish (724.86 &gt; 724.52)</w:t>
             </w:r>
           </w:p>
         </w:tc>
@@ -3909,7 +3909,7 @@
             </w:pPr>
             <w:r/>
             <w:r>
-              <w:t>3.25 cents</w:t>
+              <w:t>3.50 cents</w:t>
             </w:r>
           </w:p>
         </w:tc>
@@ -4347,7 +4347,7 @@
                 <w:b/>
                 <w:color w:val="15803D"/>
               </w:rPr>
-              <w:t>539.75 - 537.36 cents (Canh mua vùng hỗ trợ)</w:t>
+              <w:t>539.75 - 538.89 cents (Canh mua vùng hỗ trợ)</w:t>
             </w:r>
           </w:p>
         </w:tc>
@@ -4378,7 +4378,7 @@
               <w:rPr>
                 <w:b/>
               </w:rPr>
-              <w:t>479.86 cents (Dưới cản S2 + 1.5x ATR)</w:t>
+              <w:t>483.35 cents (Dưới cản S2 + 1.5x ATR)</w:t>
             </w:r>
           </w:p>
         </w:tc>
@@ -4528,7 +4528,7 @@
                 <w:b/>
                 <w:color w:val="15803D"/>
               </w:rPr>
-              <w:t>Long trung hạn (Swing) (ZCZ26)</w:t>
+              <w:t>Long trung hạn (Swing) (ZCH27)</w:t>
             </w:r>
           </w:p>
         </w:tc>
@@ -4559,7 +4559,7 @@
               <w:rPr>
                 <w:b/>
               </w:rPr>
-              <w:t>538.25 - 539.75 cents</w:t>
+              <w:t>553.50 - 555.00 cents</w:t>
             </w:r>
           </w:p>
         </w:tc>
@@ -4590,7 +4590,7 @@
               <w:rPr>
                 <w:b/>
               </w:rPr>
-              <w:t>480.99 cents (Chống quét SL tuyệt đối)</w:t>
+              <w:t>500.38 cents (Chống quét SL tuyệt đối)</w:t>
             </w:r>
           </w:p>
         </w:tc>
@@ -4621,7 +4621,7 @@
               <w:rPr>
                 <w:b/>
               </w:rPr>
-              <w:t>548.75 cents (Ăn trọn biên độ ngô ~10.5 giá)</w:t>
+              <w:t>563.00 cents (Ăn trọn biên độ ngô ~10.5 giá)</w:t>
             </w:r>
           </w:p>
         </w:tc>
@@ -4721,7 +4721,7 @@
                 <w:b/>
                 <w:color w:val="B91C1C"/>
               </w:rPr>
-              <w:t>Short trung hạn (Swing) (ZCZ26)</w:t>
+              <w:t>Short trung hạn (Swing) (ZCH27)</w:t>
             </w:r>
           </w:p>
         </w:tc>
@@ -4752,7 +4752,7 @@
               <w:rPr>
                 <w:b/>
               </w:rPr>
-              <w:t>544.75 - 546.25 cents</w:t>
+              <w:t>558.50 - 560.00 cents</w:t>
             </w:r>
           </w:p>
         </w:tc>
@@ -4783,7 +4783,7 @@
               <w:rPr>
                 <w:b/>
               </w:rPr>
-              <w:t>547.01 cents</w:t>
+              <w:t>560.12 cents</w:t>
             </w:r>
           </w:p>
         </w:tc>
@@ -4814,7 +4814,7 @@
               <w:rPr>
                 <w:b/>
               </w:rPr>
-              <w:t>484.25 cents</w:t>
+              <w:t>503.00 cents</w:t>
             </w:r>
           </w:p>
         </w:tc>
@@ -4945,7 +4945,7 @@
               <w:rPr>
                 <w:b/>
               </w:rPr>
-              <w:t>474.21 - 483.25 cents</w:t>
+              <w:t>478.51 - 486.25 cents</w:t>
             </w:r>
           </w:p>
         </w:tc>
@@ -5126,7 +5126,7 @@
                 <w:b/>
                 <w:color w:val="B91C1C"/>
               </w:rPr>
-              <w:t>724.33 - 724.28 cents (Canh bán hồi kỹ thuật H1)</w:t>
+              <w:t>724.86 - 724.52 cents (Canh bán hồi kỹ thuật H1)</w:t>
             </w:r>
           </w:p>
         </w:tc>
@@ -5157,7 +5157,7 @@
               <w:rPr>
                 <w:b/>
               </w:rPr>
-              <w:t>801.24 cents (Trên kháng cự R2 + 1.5x ATR)</w:t>
+              <w:t>800.97 cents (Trên kháng cự R2 + 1.5x ATR)</w:t>
             </w:r>
           </w:p>
         </w:tc>
@@ -5193,7 +5193,7 @@
                 <w:color w:val="D97706"/>
                 <w:sz w:val="19"/>
               </w:rPr>
-              <w:t xml:space="preserve"> 720.00 cents </w:t>
+              <w:t xml:space="preserve"> 723.50 cents </w:t>
             </w:r>
             <w:r>
               <w:t xml:space="preserve"> / TP2: </w:t>
@@ -5335,7 +5335,7 @@
               <w:rPr>
                 <w:b/>
               </w:rPr>
-              <w:t>718.00 - 720.00 cents</w:t>
+              <w:t>721.50 - 723.50 cents</w:t>
             </w:r>
           </w:p>
         </w:tc>
@@ -5366,7 +5366,7 @@
               <w:rPr>
                 <w:b/>
               </w:rPr>
-              <w:t>672.84 cents</w:t>
+              <w:t>673.02 cents</w:t>
             </w:r>
           </w:p>
         </w:tc>
@@ -5397,7 +5397,7 @@
               <w:rPr>
                 <w:b/>
               </w:rPr>
-              <w:t>725.75 cents (Đón sóng hồi trung hạn ~14.5 giá)</w:t>
+              <w:t>728.50 cents (Đón sóng hồi trung hạn ~14.5 giá)</w:t>
             </w:r>
           </w:p>
         </w:tc>
@@ -5528,7 +5528,7 @@
               <w:rPr>
                 <w:b/>
               </w:rPr>
-              <w:t>725.75 - 727.75 cents</w:t>
+              <w:t>728.50 - 730.50 cents</w:t>
             </w:r>
           </w:p>
         </w:tc>
@@ -5559,7 +5559,7 @@
               <w:rPr>
                 <w:b/>
               </w:rPr>
-              <w:t>729.91 cents</w:t>
+              <w:t>732.48 cents</w:t>
             </w:r>
           </w:p>
         </w:tc>
@@ -5721,7 +5721,7 @@
               <w:rPr>
                 <w:b/>
               </w:rPr>
-              <w:t>660.36 - 677.00 cents</w:t>
+              <w:t>661.09 - 677.00 cents</w:t>
             </w:r>
           </w:p>
         </w:tc>
@@ -11609,7 +11609,7 @@
         <w:t>Giá Chốt Phiên (Close):</w:t>
       </w:r>
       <w:r>
-        <w:t xml:space="preserve"> 542.75 cents | </w:t>
+        <w:t xml:space="preserve"> 543.50 cents | </w:t>
       </w:r>
       <w:r>
         <w:rPr>
@@ -11624,10 +11624,10 @@
         <w:rPr>
           <w:b/>
         </w:rPr>
-        <w:t>`542.16 cents`</w:t>
+        <w:t>`543.40 cents`</w:t>
       </w:r>
       <w:r>
-        <w:t xml:space="preserve"> (-0.59).</w:t>
+        <w:t xml:space="preserve"> (-0.10).</w:t>
       </w:r>
     </w:p>
     <w:p>
@@ -11648,7 +11648,7 @@
         <w:rPr>
           <w:b/>
         </w:rPr>
-        <w:t>`8,497`</w:t>
+        <w:t>`12,922`</w:t>
       </w:r>
       <w:r>
         <w:t xml:space="preserve"> (Chênh lệch: </w:t>
@@ -11657,7 +11657,7 @@
         <w:rPr>
           <w:b/>
         </w:rPr>
-        <w:t>`-16,783`</w:t>
+        <w:t>`-173,436`</w:t>
       </w:r>
       <w:r>
         <w:t xml:space="preserve">) | OI: </w:t>
@@ -11675,7 +11675,7 @@
         <w:rPr>
           <w:b/>
         </w:rPr>
-        <w:t>`-475`</w:t>
+        <w:t>`+0`</w:t>
       </w:r>
       <w:r>
         <w:t>)</w:t>
@@ -11991,7 +11991,7 @@
               <w:rPr>
                 <w:b/>
               </w:rPr>
-              <w:t>96.94</w:t>
+              <w:t>97.58</w:t>
             </w:r>
           </w:p>
         </w:tc>
@@ -12022,7 +12022,7 @@
               <w:rPr>
                 <w:b/>
               </w:rPr>
-              <w:t>+0.00%</w:t>
+              <w:t>-2.75%</w:t>
             </w:r>
           </w:p>
         </w:tc>
@@ -12050,7 +12050,7 @@
             </w:pPr>
             <w:r/>
             <w:r>
-              <w:t>Giá dầu Tăng hỗ trợ biên lợi nhuận pha chế Ethanol, kéo theo nhu cầu ngô tích cực.</w:t>
+              <w:t>Giá dầu Giảm làm giảm biên lợi nhuận pha chế Ethanol, tạo sức ép lên nhu cầu ngô.</w:t>
             </w:r>
           </w:p>
         </w:tc>
@@ -12114,7 +12114,7 @@
               <w:rPr>
                 <w:b/>
               </w:rPr>
-              <w:t>100.45</w:t>
+              <w:t>100.37</w:t>
             </w:r>
           </w:p>
         </w:tc>
@@ -12145,7 +12145,7 @@
               <w:rPr>
                 <w:b/>
               </w:rPr>
-              <w:t>+0.00%</w:t>
+              <w:t>-0.06%</w:t>
             </w:r>
           </w:p>
         </w:tc>
@@ -12173,7 +12173,7 @@
             </w:pPr>
             <w:r/>
             <w:r>
-              <w:t>DXY Tăng làm giảm sức cạnh tranh xuất khẩu của ngô Mỹ so với Brazil/Argentina.</w:t>
+              <w:t>DXY Giảm hỗ trợ xuất khẩu ngô Mỹ cạnh tranh tốt hơn.</w:t>
             </w:r>
           </w:p>
         </w:tc>
@@ -12749,7 +12749,7 @@
         <w:t xml:space="preserve"> EMA_21 </w:t>
       </w:r>
       <w:r>
-        <w:t xml:space="preserve"> (537.36) &gt; </w:t>
+        <w:t xml:space="preserve"> (538.89) &gt; </w:t>
       </w:r>
       <w:r>
         <w:rPr>
@@ -12760,7 +12760,7 @@
         <w:t xml:space="preserve"> EMA_50 </w:t>
       </w:r>
       <w:r>
-        <w:t xml:space="preserve"> (534.52).</w:t>
+        <w:t xml:space="preserve"> (535.53).</w:t>
       </w:r>
     </w:p>
     <w:p>
@@ -12781,7 +12781,7 @@
         <w:rPr>
           <w:b/>
         </w:rPr>
-        <w:t>`74.91`</w:t>
+        <w:t>`72.51`</w:t>
       </w:r>
       <w:r>
         <w:t xml:space="preserve"> | ATR (14) = </w:t>
@@ -12790,7 +12790,7 @@
         <w:rPr>
           <w:b/>
         </w:rPr>
-        <w:t>`2.26`</w:t>
+        <w:t>`1.94`</w:t>
       </w:r>
       <w:r>
         <w:t xml:space="preserve"> cents | Volatility = </w:t>
@@ -12799,7 +12799,7 @@
         <w:rPr>
           <w:b/>
         </w:rPr>
-        <w:t>`1.25 cents`</w:t>
+        <w:t>`1.00 cents`</w:t>
       </w:r>
       <w:r>
         <w:t>.</w:t>
@@ -12832,7 +12832,7 @@
         <w:rPr>
           <w:b/>
         </w:rPr>
-        <w:t>`483.25`</w:t>
+        <w:t>`486.25`</w:t>
       </w:r>
       <w:r>
         <w:t xml:space="preserve"> || Kháng cự R1: </w:t>
@@ -13584,7 +13584,7 @@
           <w:b/>
           <w:color w:val="15803D"/>
         </w:rPr>
-        <w:t>`539.75 - 537.36 cents (Canh mua vùng hỗ trợ)`</w:t>
+        <w:t>`539.75 - 538.89 cents (Canh mua vùng hỗ trợ)`</w:t>
       </w:r>
       <w:r>
         <w:t xml:space="preserve"> | SL: </w:t>
@@ -13593,7 +13593,7 @@
         <w:rPr>
           <w:b/>
         </w:rPr>
-        <w:t>`479.86 cents (Dưới cản S2 + 1.5x ATR)`</w:t>
+        <w:t>`483.35 cents (Dưới cản S2 + 1.5x ATR)`</w:t>
       </w:r>
       <w:r>
         <w:t xml:space="preserve"> | TP: </w:t>
@@ -13630,7 +13630,7 @@
         <w:rPr>
           <w:b/>
         </w:rPr>
-        <w:t>Trung hạn (Swing Trades - HĐ ZCZ26):</w:t>
+        <w:t>Trung hạn (Swing Trades - HĐ ZCH27):</w:t>
       </w:r>
     </w:p>
     <w:p>
@@ -13655,7 +13655,7 @@
         <w:rPr>
           <w:b/>
         </w:rPr>
-        <w:t>`538.25 - 539.75 cents`</w:t>
+        <w:t>`553.50 - 555.00 cents`</w:t>
       </w:r>
       <w:r>
         <w:t xml:space="preserve"> | SL: </w:t>
@@ -13664,7 +13664,7 @@
         <w:rPr>
           <w:b/>
         </w:rPr>
-        <w:t>`480.99 cents (Chống quét SL tuyệt đối)`</w:t>
+        <w:t>`500.38 cents (Chống quét SL tuyệt đối)`</w:t>
       </w:r>
       <w:r>
         <w:t xml:space="preserve"> | TP: </w:t>
@@ -13673,7 +13673,7 @@
         <w:rPr>
           <w:b/>
         </w:rPr>
-        <w:t>`548.75 cents (Ăn trọn biên độ ngô ~10.5 giá)`</w:t>
+        <w:t>`563.00 cents (Ăn trọn biên độ ngô ~10.5 giá)`</w:t>
       </w:r>
       <w:r>
         <w:t>.</w:t>
@@ -13701,7 +13701,7 @@
         <w:rPr>
           <w:b/>
         </w:rPr>
-        <w:t>`544.75 - 546.25 cents`</w:t>
+        <w:t>`558.50 - 560.00 cents`</w:t>
       </w:r>
       <w:r>
         <w:t xml:space="preserve"> | SL: </w:t>
@@ -13710,7 +13710,7 @@
         <w:rPr>
           <w:b/>
         </w:rPr>
-        <w:t>`547.01 cents`</w:t>
+        <w:t>`560.12 cents`</w:t>
       </w:r>
       <w:r>
         <w:t xml:space="preserve"> | TP: </w:t>
@@ -13719,7 +13719,7 @@
         <w:rPr>
           <w:b/>
         </w:rPr>
-        <w:t>`484.25 cents`</w:t>
+        <w:t>`503.00 cents`</w:t>
       </w:r>
       <w:r>
         <w:t>.</w:t>
@@ -13759,7 +13759,7 @@
         <w:rPr>
           <w:b/>
         </w:rPr>
-        <w:t>`474.21 - 483.25 cents`</w:t>
+        <w:t>`478.51 - 486.25 cents`</w:t>
       </w:r>
     </w:p>
     <w:p>
@@ -14166,7 +14166,7 @@
             </w:pPr>
             <w:r/>
             <w:r>
-              <w:t>542.75</w:t>
+              <w:t>543.50</w:t>
             </w:r>
           </w:p>
         </w:tc>
@@ -14194,7 +14194,7 @@
             </w:pPr>
             <w:r/>
             <w:r>
-              <w:t>546.50</w:t>
+              <w:t>547.25</w:t>
             </w:r>
           </w:p>
         </w:tc>
@@ -14222,7 +14222,7 @@
             </w:pPr>
             <w:r/>
             <w:r>
-              <w:t>539.50</w:t>
+              <w:t>540.25</w:t>
             </w:r>
           </w:p>
         </w:tc>
@@ -14253,7 +14253,7 @@
               <w:rPr>
                 <w:b/>
               </w:rPr>
-              <w:t>543.00</w:t>
+              <w:t>543.75</w:t>
             </w:r>
           </w:p>
         </w:tc>
@@ -14401,7 +14401,7 @@
             </w:pPr>
             <w:r/>
             <w:r>
-              <w:t>543.00</w:t>
+              <w:t>543.75</w:t>
             </w:r>
           </w:p>
         </w:tc>
@@ -14429,7 +14429,7 @@
             </w:pPr>
             <w:r/>
             <w:r>
-              <w:t>545.75</w:t>
+              <w:t>546.50</w:t>
             </w:r>
           </w:p>
         </w:tc>
@@ -14457,7 +14457,7 @@
             </w:pPr>
             <w:r/>
             <w:r>
-              <w:t>539.25</w:t>
+              <w:t>540.00</w:t>
             </w:r>
           </w:p>
         </w:tc>
@@ -14488,7 +14488,7 @@
               <w:rPr>
                 <w:b/>
               </w:rPr>
-              <w:t>542.50</w:t>
+              <w:t>543.25</w:t>
             </w:r>
           </w:p>
         </w:tc>
@@ -14636,7 +14636,7 @@
             </w:pPr>
             <w:r/>
             <w:r>
-              <w:t>542.50</w:t>
+              <w:t>543.25</w:t>
             </w:r>
           </w:p>
         </w:tc>
@@ -14664,7 +14664,7 @@
             </w:pPr>
             <w:r/>
             <w:r>
-              <w:t>545.50</w:t>
+              <w:t>546.25</w:t>
             </w:r>
           </w:p>
         </w:tc>
@@ -14692,7 +14692,7 @@
             </w:pPr>
             <w:r/>
             <w:r>
-              <w:t>538.50</w:t>
+              <w:t>539.25</w:t>
             </w:r>
           </w:p>
         </w:tc>
@@ -14723,7 +14723,7 @@
               <w:rPr>
                 <w:b/>
               </w:rPr>
-              <w:t>543.25</w:t>
+              <w:t>544.00</w:t>
             </w:r>
           </w:p>
         </w:tc>
@@ -14871,7 +14871,7 @@
             </w:pPr>
             <w:r/>
             <w:r>
-              <w:t>543.25</w:t>
+              <w:t>544.00</w:t>
             </w:r>
           </w:p>
         </w:tc>
@@ -14899,7 +14899,7 @@
             </w:pPr>
             <w:r/>
             <w:r>
-              <w:t>547.75</w:t>
+              <w:t>548.50</w:t>
             </w:r>
           </w:p>
         </w:tc>
@@ -14927,7 +14927,7 @@
             </w:pPr>
             <w:r/>
             <w:r>
-              <w:t>538.25</w:t>
+              <w:t>539.00</w:t>
             </w:r>
           </w:p>
         </w:tc>
@@ -14958,7 +14958,7 @@
               <w:rPr>
                 <w:b/>
               </w:rPr>
-              <w:t>544.00</w:t>
+              <w:t>544.75</w:t>
             </w:r>
           </w:p>
         </w:tc>
@@ -15106,7 +15106,7 @@
             </w:pPr>
             <w:r/>
             <w:r>
-              <w:t>544.00</w:t>
+              <w:t>544.75</w:t>
             </w:r>
           </w:p>
         </w:tc>
@@ -15134,7 +15134,7 @@
             </w:pPr>
             <w:r/>
             <w:r>
-              <w:t>549.50</w:t>
+              <w:t>550.25</w:t>
             </w:r>
           </w:p>
         </w:tc>
@@ -15162,7 +15162,7 @@
             </w:pPr>
             <w:r/>
             <w:r>
-              <w:t>537.75</w:t>
+              <w:t>538.50</w:t>
             </w:r>
           </w:p>
         </w:tc>
@@ -15193,7 +15193,7 @@
               <w:rPr>
                 <w:b/>
               </w:rPr>
-              <w:t>546.25</w:t>
+              <w:t>547.00</w:t>
             </w:r>
           </w:p>
         </w:tc>
@@ -15341,7 +15341,7 @@
             </w:pPr>
             <w:r/>
             <w:r>
-              <w:t>546.25</w:t>
+              <w:t>547.00</w:t>
             </w:r>
           </w:p>
         </w:tc>
@@ -15369,7 +15369,7 @@
             </w:pPr>
             <w:r/>
             <w:r>
-              <w:t>549.25</w:t>
+              <w:t>550.00</w:t>
             </w:r>
           </w:p>
         </w:tc>
@@ -15397,7 +15397,7 @@
             </w:pPr>
             <w:r/>
             <w:r>
-              <w:t>542.00</w:t>
+              <w:t>542.75</w:t>
             </w:r>
           </w:p>
         </w:tc>
@@ -15428,7 +15428,7 @@
               <w:rPr>
                 <w:b/>
               </w:rPr>
-              <w:t>546.50</w:t>
+              <w:t>547.25</w:t>
             </w:r>
           </w:p>
         </w:tc>
@@ -15576,7 +15576,7 @@
             </w:pPr>
             <w:r/>
             <w:r>
-              <w:t>546.50</w:t>
+              <w:t>547.25</w:t>
             </w:r>
           </w:p>
         </w:tc>
@@ -15604,7 +15604,7 @@
             </w:pPr>
             <w:r/>
             <w:r>
-              <w:t>549.75</w:t>
+              <w:t>550.50</w:t>
             </w:r>
           </w:p>
         </w:tc>
@@ -15632,7 +15632,7 @@
             </w:pPr>
             <w:r/>
             <w:r>
-              <w:t>540.00</w:t>
+              <w:t>540.75</w:t>
             </w:r>
           </w:p>
         </w:tc>
@@ -15663,7 +15663,7 @@
               <w:rPr>
                 <w:b/>
               </w:rPr>
-              <w:t>547.25</w:t>
+              <w:t>548.00</w:t>
             </w:r>
           </w:p>
         </w:tc>
@@ -15811,7 +15811,7 @@
             </w:pPr>
             <w:r/>
             <w:r>
-              <w:t>547.25</w:t>
+              <w:t>548.00</w:t>
             </w:r>
           </w:p>
         </w:tc>
@@ -15839,7 +15839,7 @@
             </w:pPr>
             <w:r/>
             <w:r>
-              <w:t>550.25</w:t>
+              <w:t>551.00</w:t>
             </w:r>
           </w:p>
         </w:tc>
@@ -15867,7 +15867,7 @@
             </w:pPr>
             <w:r/>
             <w:r>
-              <w:t>542.75</w:t>
+              <w:t>543.50</w:t>
             </w:r>
           </w:p>
         </w:tc>
@@ -15898,7 +15898,7 @@
               <w:rPr>
                 <w:b/>
               </w:rPr>
-              <w:t>546.75</w:t>
+              <w:t>547.50</w:t>
             </w:r>
           </w:p>
         </w:tc>
@@ -16046,7 +16046,7 @@
             </w:pPr>
             <w:r/>
             <w:r>
-              <w:t>546.75</w:t>
+              <w:t>547.50</w:t>
             </w:r>
           </w:p>
         </w:tc>
@@ -16074,7 +16074,7 @@
             </w:pPr>
             <w:r/>
             <w:r>
-              <w:t>550.75</w:t>
+              <w:t>551.50</w:t>
             </w:r>
           </w:p>
         </w:tc>
@@ -16102,7 +16102,7 @@
             </w:pPr>
             <w:r/>
             <w:r>
-              <w:t>541.00</w:t>
+              <w:t>541.75</w:t>
             </w:r>
           </w:p>
         </w:tc>
@@ -16133,7 +16133,7 @@
               <w:rPr>
                 <w:b/>
               </w:rPr>
-              <w:t>547.25</w:t>
+              <w:t>548.00</w:t>
             </w:r>
           </w:p>
         </w:tc>
@@ -16281,7 +16281,7 @@
             </w:pPr>
             <w:r/>
             <w:r>
-              <w:t>547.25</w:t>
+              <w:t>548.00</w:t>
             </w:r>
           </w:p>
         </w:tc>
@@ -16309,7 +16309,7 @@
             </w:pPr>
             <w:r/>
             <w:r>
-              <w:t>549.75</w:t>
+              <w:t>550.50</w:t>
             </w:r>
           </w:p>
         </w:tc>
@@ -16337,7 +16337,7 @@
             </w:pPr>
             <w:r/>
             <w:r>
-              <w:t>544.00</w:t>
+              <w:t>544.75</w:t>
             </w:r>
           </w:p>
         </w:tc>
@@ -16368,7 +16368,7 @@
               <w:rPr>
                 <w:b/>
               </w:rPr>
-              <w:t>547.75</w:t>
+              <w:t>548.50</w:t>
             </w:r>
           </w:p>
         </w:tc>
@@ -16516,7 +16516,7 @@
             </w:pPr>
             <w:r/>
             <w:r>
-              <w:t>547.75</w:t>
+              <w:t>548.50</w:t>
             </w:r>
           </w:p>
         </w:tc>
@@ -16544,7 +16544,7 @@
             </w:pPr>
             <w:r/>
             <w:r>
-              <w:t>551.25</w:t>
+              <w:t>552.00</w:t>
             </w:r>
           </w:p>
         </w:tc>
@@ -16572,7 +16572,7 @@
             </w:pPr>
             <w:r/>
             <w:r>
-              <w:t>541.75</w:t>
+              <w:t>542.50</w:t>
             </w:r>
           </w:p>
         </w:tc>
@@ -16580,6 +16580,711 @@
           <w:tcPr>
             <w:tcW w:type="dxa" w:w="1728"/>
             <w:shd w:fill="F8FAFC"/>
+            <w:tcMar>
+              <w:top w:w="100" w:type="dxa"/>
+              <w:bottom w:w="100" w:type="dxa"/>
+              <w:left w:w="120" w:type="dxa"/>
+              <w:right w:w="120" w:type="dxa"/>
+            </w:tcMar>
+            <w:tcBorders>
+              <w:top w:val="single" w:sz="4" w:space="0" w:color="CCCCCC"/>
+              <w:bottom w:val="single" w:sz="4" w:space="0" w:color="CCCCCC"/>
+              <w:left w:val="single" w:sz="4" w:space="0" w:color="CCCCCC"/>
+              <w:right w:val="single" w:sz="4" w:space="0" w:color="CCCCCC"/>
+            </w:tcBorders>
+          </w:tcPr>
+          <w:p>
+            <w:pPr>
+              <w:spacing w:before="60" w:after="60" w:line="252" w:lineRule="auto"/>
+              <w:jc w:val="left"/>
+            </w:pPr>
+            <w:r/>
+            <w:r>
+              <w:rPr>
+                <w:b/>
+              </w:rPr>
+              <w:t>549.50</w:t>
+            </w:r>
+          </w:p>
+        </w:tc>
+        <w:tc>
+          <w:tcPr>
+            <w:tcW w:type="dxa" w:w="3456"/>
+            <w:shd w:fill="F8FAFC"/>
+            <w:tcMar>
+              <w:top w:w="100" w:type="dxa"/>
+              <w:bottom w:w="100" w:type="dxa"/>
+              <w:left w:w="120" w:type="dxa"/>
+              <w:right w:w="120" w:type="dxa"/>
+            </w:tcMar>
+            <w:tcBorders>
+              <w:top w:val="single" w:sz="4" w:space="0" w:color="CCCCCC"/>
+              <w:bottom w:val="single" w:sz="4" w:space="0" w:color="CCCCCC"/>
+              <w:left w:val="single" w:sz="4" w:space="0" w:color="CCCCCC"/>
+              <w:right w:val="single" w:sz="4" w:space="0" w:color="CCCCCC"/>
+            </w:tcBorders>
+          </w:tcPr>
+          <w:p>
+            <w:pPr>
+              <w:spacing w:before="60" w:after="60" w:line="252" w:lineRule="auto"/>
+              <w:jc w:val="left"/>
+            </w:pPr>
+            <w:r/>
+            <w:r>
+              <w:rPr>
+                <w:b/>
+              </w:rPr>
+              <w:t>+1.00</w:t>
+            </w:r>
+          </w:p>
+        </w:tc>
+        <w:tc>
+          <w:tcPr>
+            <w:tcW w:type="dxa" w:w="1440"/>
+            <w:shd w:fill="F8FAFC"/>
+            <w:tcMar>
+              <w:top w:w="100" w:type="dxa"/>
+              <w:bottom w:w="100" w:type="dxa"/>
+              <w:left w:w="120" w:type="dxa"/>
+              <w:right w:w="120" w:type="dxa"/>
+            </w:tcMar>
+            <w:tcBorders>
+              <w:top w:val="single" w:sz="4" w:space="0" w:color="CCCCCC"/>
+              <w:bottom w:val="single" w:sz="4" w:space="0" w:color="CCCCCC"/>
+              <w:left w:val="single" w:sz="4" w:space="0" w:color="CCCCCC"/>
+              <w:right w:val="single" w:sz="4" w:space="0" w:color="CCCCCC"/>
+            </w:tcBorders>
+          </w:tcPr>
+          <w:p>
+            <w:pPr>
+              <w:spacing w:before="60" w:after="60" w:line="252" w:lineRule="auto"/>
+              <w:jc w:val="left"/>
+            </w:pPr>
+            <w:r/>
+            <w:r>
+              <w:t>BULL</w:t>
+            </w:r>
+          </w:p>
+        </w:tc>
+      </w:tr>
+      <w:tr>
+        <w:tc>
+          <w:tcPr>
+            <w:tcW w:type="dxa" w:w="1584"/>
+            <w:shd w:fill="FFFFFF"/>
+            <w:tcMar>
+              <w:top w:w="100" w:type="dxa"/>
+              <w:bottom w:w="100" w:type="dxa"/>
+              <w:left w:w="120" w:type="dxa"/>
+              <w:right w:w="120" w:type="dxa"/>
+            </w:tcMar>
+            <w:tcBorders>
+              <w:top w:val="single" w:sz="4" w:space="0" w:color="CCCCCC"/>
+              <w:bottom w:val="single" w:sz="4" w:space="0" w:color="CCCCCC"/>
+              <w:left w:val="single" w:sz="4" w:space="0" w:color="CCCCCC"/>
+              <w:right w:val="single" w:sz="4" w:space="0" w:color="CCCCCC"/>
+            </w:tcBorders>
+          </w:tcPr>
+          <w:p>
+            <w:pPr>
+              <w:spacing w:before="60" w:after="60" w:line="252" w:lineRule="auto"/>
+              <w:jc w:val="left"/>
+            </w:pPr>
+            <w:r/>
+            <w:r>
+              <w:rPr>
+                <w:b/>
+              </w:rPr>
+              <w:t>Tue 22/09</w:t>
+            </w:r>
+          </w:p>
+        </w:tc>
+        <w:tc>
+          <w:tcPr>
+            <w:tcW w:type="dxa" w:w="864"/>
+            <w:shd w:fill="FFFFFF"/>
+            <w:tcMar>
+              <w:top w:w="100" w:type="dxa"/>
+              <w:bottom w:w="100" w:type="dxa"/>
+              <w:left w:w="120" w:type="dxa"/>
+              <w:right w:w="120" w:type="dxa"/>
+            </w:tcMar>
+            <w:tcBorders>
+              <w:top w:val="single" w:sz="4" w:space="0" w:color="CCCCCC"/>
+              <w:bottom w:val="single" w:sz="4" w:space="0" w:color="CCCCCC"/>
+              <w:left w:val="single" w:sz="4" w:space="0" w:color="CCCCCC"/>
+              <w:right w:val="single" w:sz="4" w:space="0" w:color="CCCCCC"/>
+            </w:tcBorders>
+          </w:tcPr>
+          <w:p>
+            <w:pPr>
+              <w:spacing w:before="60" w:after="60" w:line="252" w:lineRule="auto"/>
+              <w:jc w:val="left"/>
+            </w:pPr>
+            <w:r/>
+            <w:r>
+              <w:t>NY Close 23-01</w:t>
+            </w:r>
+          </w:p>
+        </w:tc>
+        <w:tc>
+          <w:tcPr>
+            <w:tcW w:type="dxa" w:w="1440"/>
+            <w:shd w:fill="FFFFFF"/>
+            <w:tcMar>
+              <w:top w:w="100" w:type="dxa"/>
+              <w:bottom w:w="100" w:type="dxa"/>
+              <w:left w:w="120" w:type="dxa"/>
+              <w:right w:w="120" w:type="dxa"/>
+            </w:tcMar>
+            <w:tcBorders>
+              <w:top w:val="single" w:sz="4" w:space="0" w:color="CCCCCC"/>
+              <w:bottom w:val="single" w:sz="4" w:space="0" w:color="CCCCCC"/>
+              <w:left w:val="single" w:sz="4" w:space="0" w:color="CCCCCC"/>
+              <w:right w:val="single" w:sz="4" w:space="0" w:color="CCCCCC"/>
+            </w:tcBorders>
+          </w:tcPr>
+          <w:p>
+            <w:pPr>
+              <w:spacing w:before="60" w:after="60" w:line="252" w:lineRule="auto"/>
+              <w:jc w:val="left"/>
+            </w:pPr>
+            <w:r/>
+            <w:r>
+              <w:t>549.50</w:t>
+            </w:r>
+          </w:p>
+        </w:tc>
+        <w:tc>
+          <w:tcPr>
+            <w:tcW w:type="dxa" w:w="2016"/>
+            <w:shd w:fill="FFFFFF"/>
+            <w:tcMar>
+              <w:top w:w="100" w:type="dxa"/>
+              <w:bottom w:w="100" w:type="dxa"/>
+              <w:left w:w="120" w:type="dxa"/>
+              <w:right w:w="120" w:type="dxa"/>
+            </w:tcMar>
+            <w:tcBorders>
+              <w:top w:val="single" w:sz="4" w:space="0" w:color="CCCCCC"/>
+              <w:bottom w:val="single" w:sz="4" w:space="0" w:color="CCCCCC"/>
+              <w:left w:val="single" w:sz="4" w:space="0" w:color="CCCCCC"/>
+              <w:right w:val="single" w:sz="4" w:space="0" w:color="CCCCCC"/>
+            </w:tcBorders>
+          </w:tcPr>
+          <w:p>
+            <w:pPr>
+              <w:spacing w:before="60" w:after="60" w:line="252" w:lineRule="auto"/>
+              <w:jc w:val="left"/>
+            </w:pPr>
+            <w:r/>
+            <w:r>
+              <w:t>552.25</w:t>
+            </w:r>
+          </w:p>
+        </w:tc>
+        <w:tc>
+          <w:tcPr>
+            <w:tcW w:type="dxa" w:w="1152"/>
+            <w:shd w:fill="FFFFFF"/>
+            <w:tcMar>
+              <w:top w:w="100" w:type="dxa"/>
+              <w:bottom w:w="100" w:type="dxa"/>
+              <w:left w:w="120" w:type="dxa"/>
+              <w:right w:w="120" w:type="dxa"/>
+            </w:tcMar>
+            <w:tcBorders>
+              <w:top w:val="single" w:sz="4" w:space="0" w:color="CCCCCC"/>
+              <w:bottom w:val="single" w:sz="4" w:space="0" w:color="CCCCCC"/>
+              <w:left w:val="single" w:sz="4" w:space="0" w:color="CCCCCC"/>
+              <w:right w:val="single" w:sz="4" w:space="0" w:color="CCCCCC"/>
+            </w:tcBorders>
+          </w:tcPr>
+          <w:p>
+            <w:pPr>
+              <w:spacing w:before="60" w:after="60" w:line="252" w:lineRule="auto"/>
+              <w:jc w:val="left"/>
+            </w:pPr>
+            <w:r/>
+            <w:r>
+              <w:t>547.00</w:t>
+            </w:r>
+          </w:p>
+        </w:tc>
+        <w:tc>
+          <w:tcPr>
+            <w:tcW w:type="dxa" w:w="1728"/>
+            <w:shd w:fill="FFFFFF"/>
+            <w:tcMar>
+              <w:top w:w="100" w:type="dxa"/>
+              <w:bottom w:w="100" w:type="dxa"/>
+              <w:left w:w="120" w:type="dxa"/>
+              <w:right w:w="120" w:type="dxa"/>
+            </w:tcMar>
+            <w:tcBorders>
+              <w:top w:val="single" w:sz="4" w:space="0" w:color="CCCCCC"/>
+              <w:bottom w:val="single" w:sz="4" w:space="0" w:color="CCCCCC"/>
+              <w:left w:val="single" w:sz="4" w:space="0" w:color="CCCCCC"/>
+              <w:right w:val="single" w:sz="4" w:space="0" w:color="CCCCCC"/>
+            </w:tcBorders>
+          </w:tcPr>
+          <w:p>
+            <w:pPr>
+              <w:spacing w:before="60" w:after="60" w:line="252" w:lineRule="auto"/>
+              <w:jc w:val="left"/>
+            </w:pPr>
+            <w:r/>
+            <w:r>
+              <w:rPr>
+                <w:b/>
+              </w:rPr>
+              <w:t>549.50</w:t>
+            </w:r>
+          </w:p>
+        </w:tc>
+        <w:tc>
+          <w:tcPr>
+            <w:tcW w:type="dxa" w:w="3456"/>
+            <w:shd w:fill="FFFFFF"/>
+            <w:tcMar>
+              <w:top w:w="100" w:type="dxa"/>
+              <w:bottom w:w="100" w:type="dxa"/>
+              <w:left w:w="120" w:type="dxa"/>
+              <w:right w:w="120" w:type="dxa"/>
+            </w:tcMar>
+            <w:tcBorders>
+              <w:top w:val="single" w:sz="4" w:space="0" w:color="CCCCCC"/>
+              <w:bottom w:val="single" w:sz="4" w:space="0" w:color="CCCCCC"/>
+              <w:left w:val="single" w:sz="4" w:space="0" w:color="CCCCCC"/>
+              <w:right w:val="single" w:sz="4" w:space="0" w:color="CCCCCC"/>
+            </w:tcBorders>
+          </w:tcPr>
+          <w:p>
+            <w:pPr>
+              <w:spacing w:before="60" w:after="60" w:line="252" w:lineRule="auto"/>
+              <w:jc w:val="left"/>
+            </w:pPr>
+            <w:r/>
+            <w:r>
+              <w:rPr>
+                <w:b/>
+              </w:rPr>
+              <w:t>+0.00</w:t>
+            </w:r>
+          </w:p>
+        </w:tc>
+        <w:tc>
+          <w:tcPr>
+            <w:tcW w:type="dxa" w:w="1440"/>
+            <w:shd w:fill="FFFFFF"/>
+            <w:tcMar>
+              <w:top w:w="100" w:type="dxa"/>
+              <w:bottom w:w="100" w:type="dxa"/>
+              <w:left w:w="120" w:type="dxa"/>
+              <w:right w:w="120" w:type="dxa"/>
+            </w:tcMar>
+            <w:tcBorders>
+              <w:top w:val="single" w:sz="4" w:space="0" w:color="CCCCCC"/>
+              <w:bottom w:val="single" w:sz="4" w:space="0" w:color="CCCCCC"/>
+              <w:left w:val="single" w:sz="4" w:space="0" w:color="CCCCCC"/>
+              <w:right w:val="single" w:sz="4" w:space="0" w:color="CCCCCC"/>
+            </w:tcBorders>
+          </w:tcPr>
+          <w:p>
+            <w:pPr>
+              <w:spacing w:before="60" w:after="60" w:line="252" w:lineRule="auto"/>
+              <w:jc w:val="left"/>
+            </w:pPr>
+            <w:r/>
+            <w:r>
+              <w:t>BULL</w:t>
+            </w:r>
+          </w:p>
+        </w:tc>
+      </w:tr>
+      <w:tr>
+        <w:tc>
+          <w:tcPr>
+            <w:tcW w:type="dxa" w:w="1584"/>
+            <w:shd w:fill="F8FAFC"/>
+            <w:tcMar>
+              <w:top w:w="100" w:type="dxa"/>
+              <w:bottom w:w="100" w:type="dxa"/>
+              <w:left w:w="120" w:type="dxa"/>
+              <w:right w:w="120" w:type="dxa"/>
+            </w:tcMar>
+            <w:tcBorders>
+              <w:top w:val="single" w:sz="4" w:space="0" w:color="CCCCCC"/>
+              <w:bottom w:val="single" w:sz="4" w:space="0" w:color="CCCCCC"/>
+              <w:left w:val="single" w:sz="4" w:space="0" w:color="CCCCCC"/>
+              <w:right w:val="single" w:sz="4" w:space="0" w:color="CCCCCC"/>
+            </w:tcBorders>
+          </w:tcPr>
+          <w:p>
+            <w:pPr>
+              <w:spacing w:before="60" w:after="60" w:line="252" w:lineRule="auto"/>
+              <w:jc w:val="left"/>
+            </w:pPr>
+            <w:r/>
+            <w:r>
+              <w:rPr>
+                <w:b/>
+              </w:rPr>
+              <w:t>Wed 23/09</w:t>
+            </w:r>
+          </w:p>
+        </w:tc>
+        <w:tc>
+          <w:tcPr>
+            <w:tcW w:type="dxa" w:w="864"/>
+            <w:shd w:fill="F8FAFC"/>
+            <w:tcMar>
+              <w:top w:w="100" w:type="dxa"/>
+              <w:bottom w:w="100" w:type="dxa"/>
+              <w:left w:w="120" w:type="dxa"/>
+              <w:right w:w="120" w:type="dxa"/>
+            </w:tcMar>
+            <w:tcBorders>
+              <w:top w:val="single" w:sz="4" w:space="0" w:color="CCCCCC"/>
+              <w:bottom w:val="single" w:sz="4" w:space="0" w:color="CCCCCC"/>
+              <w:left w:val="single" w:sz="4" w:space="0" w:color="CCCCCC"/>
+              <w:right w:val="single" w:sz="4" w:space="0" w:color="CCCCCC"/>
+            </w:tcBorders>
+          </w:tcPr>
+          <w:p>
+            <w:pPr>
+              <w:spacing w:before="60" w:after="60" w:line="252" w:lineRule="auto"/>
+              <w:jc w:val="left"/>
+            </w:pPr>
+            <w:r/>
+            <w:r>
+              <w:t>Asia 07-11</w:t>
+            </w:r>
+          </w:p>
+        </w:tc>
+        <w:tc>
+          <w:tcPr>
+            <w:tcW w:type="dxa" w:w="1440"/>
+            <w:shd w:fill="F8FAFC"/>
+            <w:tcMar>
+              <w:top w:w="100" w:type="dxa"/>
+              <w:bottom w:w="100" w:type="dxa"/>
+              <w:left w:w="120" w:type="dxa"/>
+              <w:right w:w="120" w:type="dxa"/>
+            </w:tcMar>
+            <w:tcBorders>
+              <w:top w:val="single" w:sz="4" w:space="0" w:color="CCCCCC"/>
+              <w:bottom w:val="single" w:sz="4" w:space="0" w:color="CCCCCC"/>
+              <w:left w:val="single" w:sz="4" w:space="0" w:color="CCCCCC"/>
+              <w:right w:val="single" w:sz="4" w:space="0" w:color="CCCCCC"/>
+            </w:tcBorders>
+          </w:tcPr>
+          <w:p>
+            <w:pPr>
+              <w:spacing w:before="60" w:after="60" w:line="252" w:lineRule="auto"/>
+              <w:jc w:val="left"/>
+            </w:pPr>
+            <w:r/>
+            <w:r>
+              <w:t>549.50</w:t>
+            </w:r>
+          </w:p>
+        </w:tc>
+        <w:tc>
+          <w:tcPr>
+            <w:tcW w:type="dxa" w:w="2016"/>
+            <w:shd w:fill="F8FAFC"/>
+            <w:tcMar>
+              <w:top w:w="100" w:type="dxa"/>
+              <w:bottom w:w="100" w:type="dxa"/>
+              <w:left w:w="120" w:type="dxa"/>
+              <w:right w:w="120" w:type="dxa"/>
+            </w:tcMar>
+            <w:tcBorders>
+              <w:top w:val="single" w:sz="4" w:space="0" w:color="CCCCCC"/>
+              <w:bottom w:val="single" w:sz="4" w:space="0" w:color="CCCCCC"/>
+              <w:left w:val="single" w:sz="4" w:space="0" w:color="CCCCCC"/>
+              <w:right w:val="single" w:sz="4" w:space="0" w:color="CCCCCC"/>
+            </w:tcBorders>
+          </w:tcPr>
+          <w:p>
+            <w:pPr>
+              <w:spacing w:before="60" w:after="60" w:line="252" w:lineRule="auto"/>
+              <w:jc w:val="left"/>
+            </w:pPr>
+            <w:r/>
+            <w:r>
+              <w:t>552.25</w:t>
+            </w:r>
+          </w:p>
+        </w:tc>
+        <w:tc>
+          <w:tcPr>
+            <w:tcW w:type="dxa" w:w="1152"/>
+            <w:shd w:fill="F8FAFC"/>
+            <w:tcMar>
+              <w:top w:w="100" w:type="dxa"/>
+              <w:bottom w:w="100" w:type="dxa"/>
+              <w:left w:w="120" w:type="dxa"/>
+              <w:right w:w="120" w:type="dxa"/>
+            </w:tcMar>
+            <w:tcBorders>
+              <w:top w:val="single" w:sz="4" w:space="0" w:color="CCCCCC"/>
+              <w:bottom w:val="single" w:sz="4" w:space="0" w:color="CCCCCC"/>
+              <w:left w:val="single" w:sz="4" w:space="0" w:color="CCCCCC"/>
+              <w:right w:val="single" w:sz="4" w:space="0" w:color="CCCCCC"/>
+            </w:tcBorders>
+          </w:tcPr>
+          <w:p>
+            <w:pPr>
+              <w:spacing w:before="60" w:after="60" w:line="252" w:lineRule="auto"/>
+              <w:jc w:val="left"/>
+            </w:pPr>
+            <w:r/>
+            <w:r>
+              <w:t>547.00</w:t>
+            </w:r>
+          </w:p>
+        </w:tc>
+        <w:tc>
+          <w:tcPr>
+            <w:tcW w:type="dxa" w:w="1728"/>
+            <w:shd w:fill="F8FAFC"/>
+            <w:tcMar>
+              <w:top w:w="100" w:type="dxa"/>
+              <w:bottom w:w="100" w:type="dxa"/>
+              <w:left w:w="120" w:type="dxa"/>
+              <w:right w:w="120" w:type="dxa"/>
+            </w:tcMar>
+            <w:tcBorders>
+              <w:top w:val="single" w:sz="4" w:space="0" w:color="CCCCCC"/>
+              <w:bottom w:val="single" w:sz="4" w:space="0" w:color="CCCCCC"/>
+              <w:left w:val="single" w:sz="4" w:space="0" w:color="CCCCCC"/>
+              <w:right w:val="single" w:sz="4" w:space="0" w:color="CCCCCC"/>
+            </w:tcBorders>
+          </w:tcPr>
+          <w:p>
+            <w:pPr>
+              <w:spacing w:before="60" w:after="60" w:line="252" w:lineRule="auto"/>
+              <w:jc w:val="left"/>
+            </w:pPr>
+            <w:r/>
+            <w:r>
+              <w:rPr>
+                <w:b/>
+              </w:rPr>
+              <w:t>549.00</w:t>
+            </w:r>
+          </w:p>
+        </w:tc>
+        <w:tc>
+          <w:tcPr>
+            <w:tcW w:type="dxa" w:w="3456"/>
+            <w:shd w:fill="F8FAFC"/>
+            <w:tcMar>
+              <w:top w:w="100" w:type="dxa"/>
+              <w:bottom w:w="100" w:type="dxa"/>
+              <w:left w:w="120" w:type="dxa"/>
+              <w:right w:w="120" w:type="dxa"/>
+            </w:tcMar>
+            <w:tcBorders>
+              <w:top w:val="single" w:sz="4" w:space="0" w:color="CCCCCC"/>
+              <w:bottom w:val="single" w:sz="4" w:space="0" w:color="CCCCCC"/>
+              <w:left w:val="single" w:sz="4" w:space="0" w:color="CCCCCC"/>
+              <w:right w:val="single" w:sz="4" w:space="0" w:color="CCCCCC"/>
+            </w:tcBorders>
+          </w:tcPr>
+          <w:p>
+            <w:pPr>
+              <w:spacing w:before="60" w:after="60" w:line="252" w:lineRule="auto"/>
+              <w:jc w:val="left"/>
+            </w:pPr>
+            <w:r/>
+            <w:r>
+              <w:rPr>
+                <w:b/>
+              </w:rPr>
+              <w:t>-0.50</w:t>
+            </w:r>
+          </w:p>
+        </w:tc>
+        <w:tc>
+          <w:tcPr>
+            <w:tcW w:type="dxa" w:w="1440"/>
+            <w:shd w:fill="F8FAFC"/>
+            <w:tcMar>
+              <w:top w:w="100" w:type="dxa"/>
+              <w:bottom w:w="100" w:type="dxa"/>
+              <w:left w:w="120" w:type="dxa"/>
+              <w:right w:w="120" w:type="dxa"/>
+            </w:tcMar>
+            <w:tcBorders>
+              <w:top w:val="single" w:sz="4" w:space="0" w:color="CCCCCC"/>
+              <w:bottom w:val="single" w:sz="4" w:space="0" w:color="CCCCCC"/>
+              <w:left w:val="single" w:sz="4" w:space="0" w:color="CCCCCC"/>
+              <w:right w:val="single" w:sz="4" w:space="0" w:color="CCCCCC"/>
+            </w:tcBorders>
+          </w:tcPr>
+          <w:p>
+            <w:pPr>
+              <w:spacing w:before="60" w:after="60" w:line="252" w:lineRule="auto"/>
+              <w:jc w:val="left"/>
+            </w:pPr>
+            <w:r/>
+            <w:r>
+              <w:t>BEAR</w:t>
+            </w:r>
+          </w:p>
+        </w:tc>
+      </w:tr>
+      <w:tr>
+        <w:tc>
+          <w:tcPr>
+            <w:tcW w:type="dxa" w:w="1584"/>
+            <w:shd w:fill="FFFFFF"/>
+            <w:tcMar>
+              <w:top w:w="100" w:type="dxa"/>
+              <w:bottom w:w="100" w:type="dxa"/>
+              <w:left w:w="120" w:type="dxa"/>
+              <w:right w:w="120" w:type="dxa"/>
+            </w:tcMar>
+            <w:tcBorders>
+              <w:top w:val="single" w:sz="4" w:space="0" w:color="CCCCCC"/>
+              <w:bottom w:val="single" w:sz="4" w:space="0" w:color="CCCCCC"/>
+              <w:left w:val="single" w:sz="4" w:space="0" w:color="CCCCCC"/>
+              <w:right w:val="single" w:sz="4" w:space="0" w:color="CCCCCC"/>
+            </w:tcBorders>
+          </w:tcPr>
+          <w:p>
+            <w:pPr>
+              <w:spacing w:before="60" w:after="60" w:line="252" w:lineRule="auto"/>
+              <w:jc w:val="left"/>
+            </w:pPr>
+            <w:r/>
+            <w:r>
+              <w:rPr>
+                <w:b/>
+              </w:rPr>
+              <w:t>Wed 23/09</w:t>
+            </w:r>
+          </w:p>
+        </w:tc>
+        <w:tc>
+          <w:tcPr>
+            <w:tcW w:type="dxa" w:w="864"/>
+            <w:shd w:fill="FFFFFF"/>
+            <w:tcMar>
+              <w:top w:w="100" w:type="dxa"/>
+              <w:bottom w:w="100" w:type="dxa"/>
+              <w:left w:w="120" w:type="dxa"/>
+              <w:right w:w="120" w:type="dxa"/>
+            </w:tcMar>
+            <w:tcBorders>
+              <w:top w:val="single" w:sz="4" w:space="0" w:color="CCCCCC"/>
+              <w:bottom w:val="single" w:sz="4" w:space="0" w:color="CCCCCC"/>
+              <w:left w:val="single" w:sz="4" w:space="0" w:color="CCCCCC"/>
+              <w:right w:val="single" w:sz="4" w:space="0" w:color="CCCCCC"/>
+            </w:tcBorders>
+          </w:tcPr>
+          <w:p>
+            <w:pPr>
+              <w:spacing w:before="60" w:after="60" w:line="252" w:lineRule="auto"/>
+              <w:jc w:val="left"/>
+            </w:pPr>
+            <w:r/>
+            <w:r>
+              <w:t>Asia 11-15</w:t>
+            </w:r>
+          </w:p>
+        </w:tc>
+        <w:tc>
+          <w:tcPr>
+            <w:tcW w:type="dxa" w:w="1440"/>
+            <w:shd w:fill="FFFFFF"/>
+            <w:tcMar>
+              <w:top w:w="100" w:type="dxa"/>
+              <w:bottom w:w="100" w:type="dxa"/>
+              <w:left w:w="120" w:type="dxa"/>
+              <w:right w:w="120" w:type="dxa"/>
+            </w:tcMar>
+            <w:tcBorders>
+              <w:top w:val="single" w:sz="4" w:space="0" w:color="CCCCCC"/>
+              <w:bottom w:val="single" w:sz="4" w:space="0" w:color="CCCCCC"/>
+              <w:left w:val="single" w:sz="4" w:space="0" w:color="CCCCCC"/>
+              <w:right w:val="single" w:sz="4" w:space="0" w:color="CCCCCC"/>
+            </w:tcBorders>
+          </w:tcPr>
+          <w:p>
+            <w:pPr>
+              <w:spacing w:before="60" w:after="60" w:line="252" w:lineRule="auto"/>
+              <w:jc w:val="left"/>
+            </w:pPr>
+            <w:r/>
+            <w:r>
+              <w:t>549.00</w:t>
+            </w:r>
+          </w:p>
+        </w:tc>
+        <w:tc>
+          <w:tcPr>
+            <w:tcW w:type="dxa" w:w="2016"/>
+            <w:shd w:fill="FFFFFF"/>
+            <w:tcMar>
+              <w:top w:w="100" w:type="dxa"/>
+              <w:bottom w:w="100" w:type="dxa"/>
+              <w:left w:w="120" w:type="dxa"/>
+              <w:right w:w="120" w:type="dxa"/>
+            </w:tcMar>
+            <w:tcBorders>
+              <w:top w:val="single" w:sz="4" w:space="0" w:color="CCCCCC"/>
+              <w:bottom w:val="single" w:sz="4" w:space="0" w:color="CCCCCC"/>
+              <w:left w:val="single" w:sz="4" w:space="0" w:color="CCCCCC"/>
+              <w:right w:val="single" w:sz="4" w:space="0" w:color="CCCCCC"/>
+            </w:tcBorders>
+          </w:tcPr>
+          <w:p>
+            <w:pPr>
+              <w:spacing w:before="60" w:after="60" w:line="252" w:lineRule="auto"/>
+              <w:jc w:val="left"/>
+            </w:pPr>
+            <w:r/>
+            <w:r>
+              <w:t>552.00</w:t>
+            </w:r>
+          </w:p>
+        </w:tc>
+        <w:tc>
+          <w:tcPr>
+            <w:tcW w:type="dxa" w:w="1152"/>
+            <w:shd w:fill="FFFFFF"/>
+            <w:tcMar>
+              <w:top w:w="100" w:type="dxa"/>
+              <w:bottom w:w="100" w:type="dxa"/>
+              <w:left w:w="120" w:type="dxa"/>
+              <w:right w:w="120" w:type="dxa"/>
+            </w:tcMar>
+            <w:tcBorders>
+              <w:top w:val="single" w:sz="4" w:space="0" w:color="CCCCCC"/>
+              <w:bottom w:val="single" w:sz="4" w:space="0" w:color="CCCCCC"/>
+              <w:left w:val="single" w:sz="4" w:space="0" w:color="CCCCCC"/>
+              <w:right w:val="single" w:sz="4" w:space="0" w:color="CCCCCC"/>
+            </w:tcBorders>
+          </w:tcPr>
+          <w:p>
+            <w:pPr>
+              <w:spacing w:before="60" w:after="60" w:line="252" w:lineRule="auto"/>
+              <w:jc w:val="left"/>
+            </w:pPr>
+            <w:r/>
+            <w:r>
+              <w:t>545.75</w:t>
+            </w:r>
+          </w:p>
+        </w:tc>
+        <w:tc>
+          <w:tcPr>
+            <w:tcW w:type="dxa" w:w="1728"/>
+            <w:shd w:fill="FFFFFF"/>
             <w:tcMar>
               <w:top w:w="100" w:type="dxa"/>
               <w:bottom w:w="100" w:type="dxa"/>
@@ -16610,7 +17315,7 @@
         <w:tc>
           <w:tcPr>
             <w:tcW w:type="dxa" w:w="3456"/>
-            <w:shd w:fill="F8FAFC"/>
+            <w:shd w:fill="FFFFFF"/>
             <w:tcMar>
               <w:top w:w="100" w:type="dxa"/>
               <w:bottom w:w="100" w:type="dxa"/>
@@ -16634,35 +17339,35 @@
               <w:rPr>
                 <w:b/>
               </w:rPr>
-              <w:t>+1.00</w:t>
+              <w:t>-0.25</w:t>
             </w:r>
           </w:p>
         </w:tc>
         <w:tc>
           <w:tcPr>
             <w:tcW w:type="dxa" w:w="1440"/>
-            <w:shd w:fill="F8FAFC"/>
-            <w:tcMar>
-              <w:top w:w="100" w:type="dxa"/>
-              <w:bottom w:w="100" w:type="dxa"/>
-              <w:left w:w="120" w:type="dxa"/>
-              <w:right w:w="120" w:type="dxa"/>
-            </w:tcMar>
-            <w:tcBorders>
-              <w:top w:val="single" w:sz="4" w:space="0" w:color="CCCCCC"/>
-              <w:bottom w:val="single" w:sz="4" w:space="0" w:color="CCCCCC"/>
-              <w:left w:val="single" w:sz="4" w:space="0" w:color="CCCCCC"/>
-              <w:right w:val="single" w:sz="4" w:space="0" w:color="CCCCCC"/>
-            </w:tcBorders>
-          </w:tcPr>
-          <w:p>
-            <w:pPr>
-              <w:spacing w:before="60" w:after="60" w:line="252" w:lineRule="auto"/>
-              <w:jc w:val="left"/>
-            </w:pPr>
-            <w:r/>
-            <w:r>
-              <w:t>BULL</w:t>
+            <w:shd w:fill="FFFFFF"/>
+            <w:tcMar>
+              <w:top w:w="100" w:type="dxa"/>
+              <w:bottom w:w="100" w:type="dxa"/>
+              <w:left w:w="120" w:type="dxa"/>
+              <w:right w:w="120" w:type="dxa"/>
+            </w:tcMar>
+            <w:tcBorders>
+              <w:top w:val="single" w:sz="4" w:space="0" w:color="CCCCCC"/>
+              <w:bottom w:val="single" w:sz="4" w:space="0" w:color="CCCCCC"/>
+              <w:left w:val="single" w:sz="4" w:space="0" w:color="CCCCCC"/>
+              <w:right w:val="single" w:sz="4" w:space="0" w:color="CCCCCC"/>
+            </w:tcBorders>
+          </w:tcPr>
+          <w:p>
+            <w:pPr>
+              <w:spacing w:before="60" w:after="60" w:line="252" w:lineRule="auto"/>
+              <w:jc w:val="left"/>
+            </w:pPr>
+            <w:r/>
+            <w:r>
+              <w:t>BEAR</w:t>
             </w:r>
           </w:p>
         </w:tc>
@@ -16671,7 +17376,7 @@
         <w:tc>
           <w:tcPr>
             <w:tcW w:type="dxa" w:w="1584"/>
-            <w:shd w:fill="FFFFFF"/>
+            <w:shd w:fill="F8FAFC"/>
             <w:tcMar>
               <w:top w:w="100" w:type="dxa"/>
               <w:bottom w:w="100" w:type="dxa"/>
@@ -16695,42 +17400,42 @@
               <w:rPr>
                 <w:b/>
               </w:rPr>
-              <w:t>Tue 22/09</w:t>
+              <w:t>Wed 23/09</w:t>
             </w:r>
           </w:p>
         </w:tc>
         <w:tc>
           <w:tcPr>
             <w:tcW w:type="dxa" w:w="864"/>
-            <w:shd w:fill="FFFFFF"/>
-            <w:tcMar>
-              <w:top w:w="100" w:type="dxa"/>
-              <w:bottom w:w="100" w:type="dxa"/>
-              <w:left w:w="120" w:type="dxa"/>
-              <w:right w:w="120" w:type="dxa"/>
-            </w:tcMar>
-            <w:tcBorders>
-              <w:top w:val="single" w:sz="4" w:space="0" w:color="CCCCCC"/>
-              <w:bottom w:val="single" w:sz="4" w:space="0" w:color="CCCCCC"/>
-              <w:left w:val="single" w:sz="4" w:space="0" w:color="CCCCCC"/>
-              <w:right w:val="single" w:sz="4" w:space="0" w:color="CCCCCC"/>
-            </w:tcBorders>
-          </w:tcPr>
-          <w:p>
-            <w:pPr>
-              <w:spacing w:before="60" w:after="60" w:line="252" w:lineRule="auto"/>
-              <w:jc w:val="left"/>
-            </w:pPr>
-            <w:r/>
-            <w:r>
-              <w:t>NY Close 23-01</w:t>
+            <w:shd w:fill="F8FAFC"/>
+            <w:tcMar>
+              <w:top w:w="100" w:type="dxa"/>
+              <w:bottom w:w="100" w:type="dxa"/>
+              <w:left w:w="120" w:type="dxa"/>
+              <w:right w:w="120" w:type="dxa"/>
+            </w:tcMar>
+            <w:tcBorders>
+              <w:top w:val="single" w:sz="4" w:space="0" w:color="CCCCCC"/>
+              <w:bottom w:val="single" w:sz="4" w:space="0" w:color="CCCCCC"/>
+              <w:left w:val="single" w:sz="4" w:space="0" w:color="CCCCCC"/>
+              <w:right w:val="single" w:sz="4" w:space="0" w:color="CCCCCC"/>
+            </w:tcBorders>
+          </w:tcPr>
+          <w:p>
+            <w:pPr>
+              <w:spacing w:before="60" w:after="60" w:line="252" w:lineRule="auto"/>
+              <w:jc w:val="left"/>
+            </w:pPr>
+            <w:r/>
+            <w:r>
+              <w:t>London 15-19</w:t>
             </w:r>
           </w:p>
         </w:tc>
         <w:tc>
           <w:tcPr>
             <w:tcW w:type="dxa" w:w="1440"/>
-            <w:shd w:fill="FFFFFF"/>
+            <w:shd w:fill="F8FAFC"/>
             <w:tcMar>
               <w:top w:w="100" w:type="dxa"/>
               <w:bottom w:w="100" w:type="dxa"/>
@@ -16758,63 +17463,63 @@
         <w:tc>
           <w:tcPr>
             <w:tcW w:type="dxa" w:w="2016"/>
-            <w:shd w:fill="FFFFFF"/>
-            <w:tcMar>
-              <w:top w:w="100" w:type="dxa"/>
-              <w:bottom w:w="100" w:type="dxa"/>
-              <w:left w:w="120" w:type="dxa"/>
-              <w:right w:w="120" w:type="dxa"/>
-            </w:tcMar>
-            <w:tcBorders>
-              <w:top w:val="single" w:sz="4" w:space="0" w:color="CCCCCC"/>
-              <w:bottom w:val="single" w:sz="4" w:space="0" w:color="CCCCCC"/>
-              <w:left w:val="single" w:sz="4" w:space="0" w:color="CCCCCC"/>
-              <w:right w:val="single" w:sz="4" w:space="0" w:color="CCCCCC"/>
-            </w:tcBorders>
-          </w:tcPr>
-          <w:p>
-            <w:pPr>
-              <w:spacing w:before="60" w:after="60" w:line="252" w:lineRule="auto"/>
-              <w:jc w:val="left"/>
-            </w:pPr>
-            <w:r/>
-            <w:r>
-              <w:t>551.50</w:t>
+            <w:shd w:fill="F8FAFC"/>
+            <w:tcMar>
+              <w:top w:w="100" w:type="dxa"/>
+              <w:bottom w:w="100" w:type="dxa"/>
+              <w:left w:w="120" w:type="dxa"/>
+              <w:right w:w="120" w:type="dxa"/>
+            </w:tcMar>
+            <w:tcBorders>
+              <w:top w:val="single" w:sz="4" w:space="0" w:color="CCCCCC"/>
+              <w:bottom w:val="single" w:sz="4" w:space="0" w:color="CCCCCC"/>
+              <w:left w:val="single" w:sz="4" w:space="0" w:color="CCCCCC"/>
+              <w:right w:val="single" w:sz="4" w:space="0" w:color="CCCCCC"/>
+            </w:tcBorders>
+          </w:tcPr>
+          <w:p>
+            <w:pPr>
+              <w:spacing w:before="60" w:after="60" w:line="252" w:lineRule="auto"/>
+              <w:jc w:val="left"/>
+            </w:pPr>
+            <w:r/>
+            <w:r>
+              <w:t>552.75</w:t>
             </w:r>
           </w:p>
         </w:tc>
         <w:tc>
           <w:tcPr>
             <w:tcW w:type="dxa" w:w="1152"/>
-            <w:shd w:fill="FFFFFF"/>
-            <w:tcMar>
-              <w:top w:w="100" w:type="dxa"/>
-              <w:bottom w:w="100" w:type="dxa"/>
-              <w:left w:w="120" w:type="dxa"/>
-              <w:right w:w="120" w:type="dxa"/>
-            </w:tcMar>
-            <w:tcBorders>
-              <w:top w:val="single" w:sz="4" w:space="0" w:color="CCCCCC"/>
-              <w:bottom w:val="single" w:sz="4" w:space="0" w:color="CCCCCC"/>
-              <w:left w:val="single" w:sz="4" w:space="0" w:color="CCCCCC"/>
-              <w:right w:val="single" w:sz="4" w:space="0" w:color="CCCCCC"/>
-            </w:tcBorders>
-          </w:tcPr>
-          <w:p>
-            <w:pPr>
-              <w:spacing w:before="60" w:after="60" w:line="252" w:lineRule="auto"/>
-              <w:jc w:val="left"/>
-            </w:pPr>
-            <w:r/>
-            <w:r>
-              <w:t>546.25</w:t>
+            <w:shd w:fill="F8FAFC"/>
+            <w:tcMar>
+              <w:top w:w="100" w:type="dxa"/>
+              <w:bottom w:w="100" w:type="dxa"/>
+              <w:left w:w="120" w:type="dxa"/>
+              <w:right w:w="120" w:type="dxa"/>
+            </w:tcMar>
+            <w:tcBorders>
+              <w:top w:val="single" w:sz="4" w:space="0" w:color="CCCCCC"/>
+              <w:bottom w:val="single" w:sz="4" w:space="0" w:color="CCCCCC"/>
+              <w:left w:val="single" w:sz="4" w:space="0" w:color="CCCCCC"/>
+              <w:right w:val="single" w:sz="4" w:space="0" w:color="CCCCCC"/>
+            </w:tcBorders>
+          </w:tcPr>
+          <w:p>
+            <w:pPr>
+              <w:spacing w:before="60" w:after="60" w:line="252" w:lineRule="auto"/>
+              <w:jc w:val="left"/>
+            </w:pPr>
+            <w:r/>
+            <w:r>
+              <w:t>543.50</w:t>
             </w:r>
           </w:p>
         </w:tc>
         <w:tc>
           <w:tcPr>
             <w:tcW w:type="dxa" w:w="1728"/>
-            <w:shd w:fill="FFFFFF"/>
+            <w:shd w:fill="F8FAFC"/>
             <w:tcMar>
               <w:top w:w="100" w:type="dxa"/>
               <w:bottom w:w="100" w:type="dxa"/>
@@ -16838,7 +17543,2122 @@
               <w:rPr>
                 <w:b/>
               </w:rPr>
-              <w:t>548.75</w:t>
+              <w:t>549.25</w:t>
+            </w:r>
+          </w:p>
+        </w:tc>
+        <w:tc>
+          <w:tcPr>
+            <w:tcW w:type="dxa" w:w="3456"/>
+            <w:shd w:fill="F8FAFC"/>
+            <w:tcMar>
+              <w:top w:w="100" w:type="dxa"/>
+              <w:bottom w:w="100" w:type="dxa"/>
+              <w:left w:w="120" w:type="dxa"/>
+              <w:right w:w="120" w:type="dxa"/>
+            </w:tcMar>
+            <w:tcBorders>
+              <w:top w:val="single" w:sz="4" w:space="0" w:color="CCCCCC"/>
+              <w:bottom w:val="single" w:sz="4" w:space="0" w:color="CCCCCC"/>
+              <w:left w:val="single" w:sz="4" w:space="0" w:color="CCCCCC"/>
+              <w:right w:val="single" w:sz="4" w:space="0" w:color="CCCCCC"/>
+            </w:tcBorders>
+          </w:tcPr>
+          <w:p>
+            <w:pPr>
+              <w:spacing w:before="60" w:after="60" w:line="252" w:lineRule="auto"/>
+              <w:jc w:val="left"/>
+            </w:pPr>
+            <w:r/>
+            <w:r>
+              <w:rPr>
+                <w:b/>
+              </w:rPr>
+              <w:t>+0.50</w:t>
+            </w:r>
+          </w:p>
+        </w:tc>
+        <w:tc>
+          <w:tcPr>
+            <w:tcW w:type="dxa" w:w="1440"/>
+            <w:shd w:fill="F8FAFC"/>
+            <w:tcMar>
+              <w:top w:w="100" w:type="dxa"/>
+              <w:bottom w:w="100" w:type="dxa"/>
+              <w:left w:w="120" w:type="dxa"/>
+              <w:right w:w="120" w:type="dxa"/>
+            </w:tcMar>
+            <w:tcBorders>
+              <w:top w:val="single" w:sz="4" w:space="0" w:color="CCCCCC"/>
+              <w:bottom w:val="single" w:sz="4" w:space="0" w:color="CCCCCC"/>
+              <w:left w:val="single" w:sz="4" w:space="0" w:color="CCCCCC"/>
+              <w:right w:val="single" w:sz="4" w:space="0" w:color="CCCCCC"/>
+            </w:tcBorders>
+          </w:tcPr>
+          <w:p>
+            <w:pPr>
+              <w:spacing w:before="60" w:after="60" w:line="252" w:lineRule="auto"/>
+              <w:jc w:val="left"/>
+            </w:pPr>
+            <w:r/>
+            <w:r>
+              <w:t>BULL</w:t>
+            </w:r>
+          </w:p>
+        </w:tc>
+      </w:tr>
+      <w:tr>
+        <w:tc>
+          <w:tcPr>
+            <w:tcW w:type="dxa" w:w="1584"/>
+            <w:shd w:fill="FFFFFF"/>
+            <w:tcMar>
+              <w:top w:w="100" w:type="dxa"/>
+              <w:bottom w:w="100" w:type="dxa"/>
+              <w:left w:w="120" w:type="dxa"/>
+              <w:right w:w="120" w:type="dxa"/>
+            </w:tcMar>
+            <w:tcBorders>
+              <w:top w:val="single" w:sz="4" w:space="0" w:color="CCCCCC"/>
+              <w:bottom w:val="single" w:sz="4" w:space="0" w:color="CCCCCC"/>
+              <w:left w:val="single" w:sz="4" w:space="0" w:color="CCCCCC"/>
+              <w:right w:val="single" w:sz="4" w:space="0" w:color="CCCCCC"/>
+            </w:tcBorders>
+          </w:tcPr>
+          <w:p>
+            <w:pPr>
+              <w:spacing w:before="60" w:after="60" w:line="252" w:lineRule="auto"/>
+              <w:jc w:val="left"/>
+            </w:pPr>
+            <w:r/>
+            <w:r>
+              <w:rPr>
+                <w:b/>
+              </w:rPr>
+              <w:t>Wed 23/09</w:t>
+            </w:r>
+          </w:p>
+        </w:tc>
+        <w:tc>
+          <w:tcPr>
+            <w:tcW w:type="dxa" w:w="864"/>
+            <w:shd w:fill="FFFFFF"/>
+            <w:tcMar>
+              <w:top w:w="100" w:type="dxa"/>
+              <w:bottom w:w="100" w:type="dxa"/>
+              <w:left w:w="120" w:type="dxa"/>
+              <w:right w:w="120" w:type="dxa"/>
+            </w:tcMar>
+            <w:tcBorders>
+              <w:top w:val="single" w:sz="4" w:space="0" w:color="CCCCCC"/>
+              <w:bottom w:val="single" w:sz="4" w:space="0" w:color="CCCCCC"/>
+              <w:left w:val="single" w:sz="4" w:space="0" w:color="CCCCCC"/>
+              <w:right w:val="single" w:sz="4" w:space="0" w:color="CCCCCC"/>
+            </w:tcBorders>
+          </w:tcPr>
+          <w:p>
+            <w:pPr>
+              <w:spacing w:before="60" w:after="60" w:line="252" w:lineRule="auto"/>
+              <w:jc w:val="left"/>
+            </w:pPr>
+            <w:r/>
+            <w:r>
+              <w:t>Pre-NY 19-21</w:t>
+            </w:r>
+          </w:p>
+        </w:tc>
+        <w:tc>
+          <w:tcPr>
+            <w:tcW w:type="dxa" w:w="1440"/>
+            <w:shd w:fill="FFFFFF"/>
+            <w:tcMar>
+              <w:top w:w="100" w:type="dxa"/>
+              <w:bottom w:w="100" w:type="dxa"/>
+              <w:left w:w="120" w:type="dxa"/>
+              <w:right w:w="120" w:type="dxa"/>
+            </w:tcMar>
+            <w:tcBorders>
+              <w:top w:val="single" w:sz="4" w:space="0" w:color="CCCCCC"/>
+              <w:bottom w:val="single" w:sz="4" w:space="0" w:color="CCCCCC"/>
+              <w:left w:val="single" w:sz="4" w:space="0" w:color="CCCCCC"/>
+              <w:right w:val="single" w:sz="4" w:space="0" w:color="CCCCCC"/>
+            </w:tcBorders>
+          </w:tcPr>
+          <w:p>
+            <w:pPr>
+              <w:spacing w:before="60" w:after="60" w:line="252" w:lineRule="auto"/>
+              <w:jc w:val="left"/>
+            </w:pPr>
+            <w:r/>
+            <w:r>
+              <w:t>549.25</w:t>
+            </w:r>
+          </w:p>
+        </w:tc>
+        <w:tc>
+          <w:tcPr>
+            <w:tcW w:type="dxa" w:w="2016"/>
+            <w:shd w:fill="FFFFFF"/>
+            <w:tcMar>
+              <w:top w:w="100" w:type="dxa"/>
+              <w:bottom w:w="100" w:type="dxa"/>
+              <w:left w:w="120" w:type="dxa"/>
+              <w:right w:w="120" w:type="dxa"/>
+            </w:tcMar>
+            <w:tcBorders>
+              <w:top w:val="single" w:sz="4" w:space="0" w:color="CCCCCC"/>
+              <w:bottom w:val="single" w:sz="4" w:space="0" w:color="CCCCCC"/>
+              <w:left w:val="single" w:sz="4" w:space="0" w:color="CCCCCC"/>
+              <w:right w:val="single" w:sz="4" w:space="0" w:color="CCCCCC"/>
+            </w:tcBorders>
+          </w:tcPr>
+          <w:p>
+            <w:pPr>
+              <w:spacing w:before="60" w:after="60" w:line="252" w:lineRule="auto"/>
+              <w:jc w:val="left"/>
+            </w:pPr>
+            <w:r/>
+            <w:r>
+              <w:t>554.00</w:t>
+            </w:r>
+          </w:p>
+        </w:tc>
+        <w:tc>
+          <w:tcPr>
+            <w:tcW w:type="dxa" w:w="1152"/>
+            <w:shd w:fill="FFFFFF"/>
+            <w:tcMar>
+              <w:top w:w="100" w:type="dxa"/>
+              <w:bottom w:w="100" w:type="dxa"/>
+              <w:left w:w="120" w:type="dxa"/>
+              <w:right w:w="120" w:type="dxa"/>
+            </w:tcMar>
+            <w:tcBorders>
+              <w:top w:val="single" w:sz="4" w:space="0" w:color="CCCCCC"/>
+              <w:bottom w:val="single" w:sz="4" w:space="0" w:color="CCCCCC"/>
+              <w:left w:val="single" w:sz="4" w:space="0" w:color="CCCCCC"/>
+              <w:right w:val="single" w:sz="4" w:space="0" w:color="CCCCCC"/>
+            </w:tcBorders>
+          </w:tcPr>
+          <w:p>
+            <w:pPr>
+              <w:spacing w:before="60" w:after="60" w:line="252" w:lineRule="auto"/>
+              <w:jc w:val="left"/>
+            </w:pPr>
+            <w:r/>
+            <w:r>
+              <w:t>542.25</w:t>
+            </w:r>
+          </w:p>
+        </w:tc>
+        <w:tc>
+          <w:tcPr>
+            <w:tcW w:type="dxa" w:w="1728"/>
+            <w:shd w:fill="FFFFFF"/>
+            <w:tcMar>
+              <w:top w:w="100" w:type="dxa"/>
+              <w:bottom w:w="100" w:type="dxa"/>
+              <w:left w:w="120" w:type="dxa"/>
+              <w:right w:w="120" w:type="dxa"/>
+            </w:tcMar>
+            <w:tcBorders>
+              <w:top w:val="single" w:sz="4" w:space="0" w:color="CCCCCC"/>
+              <w:bottom w:val="single" w:sz="4" w:space="0" w:color="CCCCCC"/>
+              <w:left w:val="single" w:sz="4" w:space="0" w:color="CCCCCC"/>
+              <w:right w:val="single" w:sz="4" w:space="0" w:color="CCCCCC"/>
+            </w:tcBorders>
+          </w:tcPr>
+          <w:p>
+            <w:pPr>
+              <w:spacing w:before="60" w:after="60" w:line="252" w:lineRule="auto"/>
+              <w:jc w:val="left"/>
+            </w:pPr>
+            <w:r/>
+            <w:r>
+              <w:rPr>
+                <w:b/>
+              </w:rPr>
+              <w:t>551.25</w:t>
+            </w:r>
+          </w:p>
+        </w:tc>
+        <w:tc>
+          <w:tcPr>
+            <w:tcW w:type="dxa" w:w="3456"/>
+            <w:shd w:fill="FFFFFF"/>
+            <w:tcMar>
+              <w:top w:w="100" w:type="dxa"/>
+              <w:bottom w:w="100" w:type="dxa"/>
+              <w:left w:w="120" w:type="dxa"/>
+              <w:right w:w="120" w:type="dxa"/>
+            </w:tcMar>
+            <w:tcBorders>
+              <w:top w:val="single" w:sz="4" w:space="0" w:color="CCCCCC"/>
+              <w:bottom w:val="single" w:sz="4" w:space="0" w:color="CCCCCC"/>
+              <w:left w:val="single" w:sz="4" w:space="0" w:color="CCCCCC"/>
+              <w:right w:val="single" w:sz="4" w:space="0" w:color="CCCCCC"/>
+            </w:tcBorders>
+          </w:tcPr>
+          <w:p>
+            <w:pPr>
+              <w:spacing w:before="60" w:after="60" w:line="252" w:lineRule="auto"/>
+              <w:jc w:val="left"/>
+            </w:pPr>
+            <w:r/>
+            <w:r>
+              <w:rPr>
+                <w:b/>
+              </w:rPr>
+              <w:t>+2.00</w:t>
+            </w:r>
+          </w:p>
+        </w:tc>
+        <w:tc>
+          <w:tcPr>
+            <w:tcW w:type="dxa" w:w="1440"/>
+            <w:shd w:fill="FFFFFF"/>
+            <w:tcMar>
+              <w:top w:w="100" w:type="dxa"/>
+              <w:bottom w:w="100" w:type="dxa"/>
+              <w:left w:w="120" w:type="dxa"/>
+              <w:right w:w="120" w:type="dxa"/>
+            </w:tcMar>
+            <w:tcBorders>
+              <w:top w:val="single" w:sz="4" w:space="0" w:color="CCCCCC"/>
+              <w:bottom w:val="single" w:sz="4" w:space="0" w:color="CCCCCC"/>
+              <w:left w:val="single" w:sz="4" w:space="0" w:color="CCCCCC"/>
+              <w:right w:val="single" w:sz="4" w:space="0" w:color="CCCCCC"/>
+            </w:tcBorders>
+          </w:tcPr>
+          <w:p>
+            <w:pPr>
+              <w:spacing w:before="60" w:after="60" w:line="252" w:lineRule="auto"/>
+              <w:jc w:val="left"/>
+            </w:pPr>
+            <w:r/>
+            <w:r>
+              <w:t>BULL</w:t>
+            </w:r>
+          </w:p>
+        </w:tc>
+      </w:tr>
+      <w:tr>
+        <w:tc>
+          <w:tcPr>
+            <w:tcW w:type="dxa" w:w="1584"/>
+            <w:shd w:fill="F8FAFC"/>
+            <w:tcMar>
+              <w:top w:w="100" w:type="dxa"/>
+              <w:bottom w:w="100" w:type="dxa"/>
+              <w:left w:w="120" w:type="dxa"/>
+              <w:right w:w="120" w:type="dxa"/>
+            </w:tcMar>
+            <w:tcBorders>
+              <w:top w:val="single" w:sz="4" w:space="0" w:color="CCCCCC"/>
+              <w:bottom w:val="single" w:sz="4" w:space="0" w:color="CCCCCC"/>
+              <w:left w:val="single" w:sz="4" w:space="0" w:color="CCCCCC"/>
+              <w:right w:val="single" w:sz="4" w:space="0" w:color="CCCCCC"/>
+            </w:tcBorders>
+          </w:tcPr>
+          <w:p>
+            <w:pPr>
+              <w:spacing w:before="60" w:after="60" w:line="252" w:lineRule="auto"/>
+              <w:jc w:val="left"/>
+            </w:pPr>
+            <w:r/>
+            <w:r>
+              <w:rPr>
+                <w:b/>
+              </w:rPr>
+              <w:t>Wed 23/09</w:t>
+            </w:r>
+          </w:p>
+        </w:tc>
+        <w:tc>
+          <w:tcPr>
+            <w:tcW w:type="dxa" w:w="864"/>
+            <w:shd w:fill="F8FAFC"/>
+            <w:tcMar>
+              <w:top w:w="100" w:type="dxa"/>
+              <w:bottom w:w="100" w:type="dxa"/>
+              <w:left w:w="120" w:type="dxa"/>
+              <w:right w:w="120" w:type="dxa"/>
+            </w:tcMar>
+            <w:tcBorders>
+              <w:top w:val="single" w:sz="4" w:space="0" w:color="CCCCCC"/>
+              <w:bottom w:val="single" w:sz="4" w:space="0" w:color="CCCCCC"/>
+              <w:left w:val="single" w:sz="4" w:space="0" w:color="CCCCCC"/>
+              <w:right w:val="single" w:sz="4" w:space="0" w:color="CCCCCC"/>
+            </w:tcBorders>
+          </w:tcPr>
+          <w:p>
+            <w:pPr>
+              <w:spacing w:before="60" w:after="60" w:line="252" w:lineRule="auto"/>
+              <w:jc w:val="left"/>
+            </w:pPr>
+            <w:r/>
+            <w:r>
+              <w:t>NY Open 21-23</w:t>
+            </w:r>
+          </w:p>
+        </w:tc>
+        <w:tc>
+          <w:tcPr>
+            <w:tcW w:type="dxa" w:w="1440"/>
+            <w:shd w:fill="F8FAFC"/>
+            <w:tcMar>
+              <w:top w:w="100" w:type="dxa"/>
+              <w:bottom w:w="100" w:type="dxa"/>
+              <w:left w:w="120" w:type="dxa"/>
+              <w:right w:w="120" w:type="dxa"/>
+            </w:tcMar>
+            <w:tcBorders>
+              <w:top w:val="single" w:sz="4" w:space="0" w:color="CCCCCC"/>
+              <w:bottom w:val="single" w:sz="4" w:space="0" w:color="CCCCCC"/>
+              <w:left w:val="single" w:sz="4" w:space="0" w:color="CCCCCC"/>
+              <w:right w:val="single" w:sz="4" w:space="0" w:color="CCCCCC"/>
+            </w:tcBorders>
+          </w:tcPr>
+          <w:p>
+            <w:pPr>
+              <w:spacing w:before="60" w:after="60" w:line="252" w:lineRule="auto"/>
+              <w:jc w:val="left"/>
+            </w:pPr>
+            <w:r/>
+            <w:r>
+              <w:t>551.25</w:t>
+            </w:r>
+          </w:p>
+        </w:tc>
+        <w:tc>
+          <w:tcPr>
+            <w:tcW w:type="dxa" w:w="2016"/>
+            <w:shd w:fill="F8FAFC"/>
+            <w:tcMar>
+              <w:top w:w="100" w:type="dxa"/>
+              <w:bottom w:w="100" w:type="dxa"/>
+              <w:left w:w="120" w:type="dxa"/>
+              <w:right w:w="120" w:type="dxa"/>
+            </w:tcMar>
+            <w:tcBorders>
+              <w:top w:val="single" w:sz="4" w:space="0" w:color="CCCCCC"/>
+              <w:bottom w:val="single" w:sz="4" w:space="0" w:color="CCCCCC"/>
+              <w:left w:val="single" w:sz="4" w:space="0" w:color="CCCCCC"/>
+              <w:right w:val="single" w:sz="4" w:space="0" w:color="CCCCCC"/>
+            </w:tcBorders>
+          </w:tcPr>
+          <w:p>
+            <w:pPr>
+              <w:spacing w:before="60" w:after="60" w:line="252" w:lineRule="auto"/>
+              <w:jc w:val="left"/>
+            </w:pPr>
+            <w:r/>
+            <w:r>
+              <w:t>559.25</w:t>
+            </w:r>
+          </w:p>
+        </w:tc>
+        <w:tc>
+          <w:tcPr>
+            <w:tcW w:type="dxa" w:w="1152"/>
+            <w:shd w:fill="F8FAFC"/>
+            <w:tcMar>
+              <w:top w:w="100" w:type="dxa"/>
+              <w:bottom w:w="100" w:type="dxa"/>
+              <w:left w:w="120" w:type="dxa"/>
+              <w:right w:w="120" w:type="dxa"/>
+            </w:tcMar>
+            <w:tcBorders>
+              <w:top w:val="single" w:sz="4" w:space="0" w:color="CCCCCC"/>
+              <w:bottom w:val="single" w:sz="4" w:space="0" w:color="CCCCCC"/>
+              <w:left w:val="single" w:sz="4" w:space="0" w:color="CCCCCC"/>
+              <w:right w:val="single" w:sz="4" w:space="0" w:color="CCCCCC"/>
+            </w:tcBorders>
+          </w:tcPr>
+          <w:p>
+            <w:pPr>
+              <w:spacing w:before="60" w:after="60" w:line="252" w:lineRule="auto"/>
+              <w:jc w:val="left"/>
+            </w:pPr>
+            <w:r/>
+            <w:r>
+              <w:t>544.25</w:t>
+            </w:r>
+          </w:p>
+        </w:tc>
+        <w:tc>
+          <w:tcPr>
+            <w:tcW w:type="dxa" w:w="1728"/>
+            <w:shd w:fill="F8FAFC"/>
+            <w:tcMar>
+              <w:top w:w="100" w:type="dxa"/>
+              <w:bottom w:w="100" w:type="dxa"/>
+              <w:left w:w="120" w:type="dxa"/>
+              <w:right w:w="120" w:type="dxa"/>
+            </w:tcMar>
+            <w:tcBorders>
+              <w:top w:val="single" w:sz="4" w:space="0" w:color="CCCCCC"/>
+              <w:bottom w:val="single" w:sz="4" w:space="0" w:color="CCCCCC"/>
+              <w:left w:val="single" w:sz="4" w:space="0" w:color="CCCCCC"/>
+              <w:right w:val="single" w:sz="4" w:space="0" w:color="CCCCCC"/>
+            </w:tcBorders>
+          </w:tcPr>
+          <w:p>
+            <w:pPr>
+              <w:spacing w:before="60" w:after="60" w:line="252" w:lineRule="auto"/>
+              <w:jc w:val="left"/>
+            </w:pPr>
+            <w:r/>
+            <w:r>
+              <w:rPr>
+                <w:b/>
+              </w:rPr>
+              <w:t>552.75</w:t>
+            </w:r>
+          </w:p>
+        </w:tc>
+        <w:tc>
+          <w:tcPr>
+            <w:tcW w:type="dxa" w:w="3456"/>
+            <w:shd w:fill="F8FAFC"/>
+            <w:tcMar>
+              <w:top w:w="100" w:type="dxa"/>
+              <w:bottom w:w="100" w:type="dxa"/>
+              <w:left w:w="120" w:type="dxa"/>
+              <w:right w:w="120" w:type="dxa"/>
+            </w:tcMar>
+            <w:tcBorders>
+              <w:top w:val="single" w:sz="4" w:space="0" w:color="CCCCCC"/>
+              <w:bottom w:val="single" w:sz="4" w:space="0" w:color="CCCCCC"/>
+              <w:left w:val="single" w:sz="4" w:space="0" w:color="CCCCCC"/>
+              <w:right w:val="single" w:sz="4" w:space="0" w:color="CCCCCC"/>
+            </w:tcBorders>
+          </w:tcPr>
+          <w:p>
+            <w:pPr>
+              <w:spacing w:before="60" w:after="60" w:line="252" w:lineRule="auto"/>
+              <w:jc w:val="left"/>
+            </w:pPr>
+            <w:r/>
+            <w:r>
+              <w:rPr>
+                <w:b/>
+              </w:rPr>
+              <w:t>+1.50</w:t>
+            </w:r>
+          </w:p>
+        </w:tc>
+        <w:tc>
+          <w:tcPr>
+            <w:tcW w:type="dxa" w:w="1440"/>
+            <w:shd w:fill="F8FAFC"/>
+            <w:tcMar>
+              <w:top w:w="100" w:type="dxa"/>
+              <w:bottom w:w="100" w:type="dxa"/>
+              <w:left w:w="120" w:type="dxa"/>
+              <w:right w:w="120" w:type="dxa"/>
+            </w:tcMar>
+            <w:tcBorders>
+              <w:top w:val="single" w:sz="4" w:space="0" w:color="CCCCCC"/>
+              <w:bottom w:val="single" w:sz="4" w:space="0" w:color="CCCCCC"/>
+              <w:left w:val="single" w:sz="4" w:space="0" w:color="CCCCCC"/>
+              <w:right w:val="single" w:sz="4" w:space="0" w:color="CCCCCC"/>
+            </w:tcBorders>
+          </w:tcPr>
+          <w:p>
+            <w:pPr>
+              <w:spacing w:before="60" w:after="60" w:line="252" w:lineRule="auto"/>
+              <w:jc w:val="left"/>
+            </w:pPr>
+            <w:r/>
+            <w:r>
+              <w:t>BULL</w:t>
+            </w:r>
+          </w:p>
+        </w:tc>
+      </w:tr>
+      <w:tr>
+        <w:tc>
+          <w:tcPr>
+            <w:tcW w:type="dxa" w:w="1584"/>
+            <w:shd w:fill="FFFFFF"/>
+            <w:tcMar>
+              <w:top w:w="100" w:type="dxa"/>
+              <w:bottom w:w="100" w:type="dxa"/>
+              <w:left w:w="120" w:type="dxa"/>
+              <w:right w:w="120" w:type="dxa"/>
+            </w:tcMar>
+            <w:tcBorders>
+              <w:top w:val="single" w:sz="4" w:space="0" w:color="CCCCCC"/>
+              <w:bottom w:val="single" w:sz="4" w:space="0" w:color="CCCCCC"/>
+              <w:left w:val="single" w:sz="4" w:space="0" w:color="CCCCCC"/>
+              <w:right w:val="single" w:sz="4" w:space="0" w:color="CCCCCC"/>
+            </w:tcBorders>
+          </w:tcPr>
+          <w:p>
+            <w:pPr>
+              <w:spacing w:before="60" w:after="60" w:line="252" w:lineRule="auto"/>
+              <w:jc w:val="left"/>
+            </w:pPr>
+            <w:r/>
+            <w:r>
+              <w:rPr>
+                <w:b/>
+              </w:rPr>
+              <w:t>Wed 23/09</w:t>
+            </w:r>
+          </w:p>
+        </w:tc>
+        <w:tc>
+          <w:tcPr>
+            <w:tcW w:type="dxa" w:w="864"/>
+            <w:shd w:fill="FFFFFF"/>
+            <w:tcMar>
+              <w:top w:w="100" w:type="dxa"/>
+              <w:bottom w:w="100" w:type="dxa"/>
+              <w:left w:w="120" w:type="dxa"/>
+              <w:right w:w="120" w:type="dxa"/>
+            </w:tcMar>
+            <w:tcBorders>
+              <w:top w:val="single" w:sz="4" w:space="0" w:color="CCCCCC"/>
+              <w:bottom w:val="single" w:sz="4" w:space="0" w:color="CCCCCC"/>
+              <w:left w:val="single" w:sz="4" w:space="0" w:color="CCCCCC"/>
+              <w:right w:val="single" w:sz="4" w:space="0" w:color="CCCCCC"/>
+            </w:tcBorders>
+          </w:tcPr>
+          <w:p>
+            <w:pPr>
+              <w:spacing w:before="60" w:after="60" w:line="252" w:lineRule="auto"/>
+              <w:jc w:val="left"/>
+            </w:pPr>
+            <w:r/>
+            <w:r>
+              <w:t>NY Close 23-01</w:t>
+            </w:r>
+          </w:p>
+        </w:tc>
+        <w:tc>
+          <w:tcPr>
+            <w:tcW w:type="dxa" w:w="1440"/>
+            <w:shd w:fill="FFFFFF"/>
+            <w:tcMar>
+              <w:top w:w="100" w:type="dxa"/>
+              <w:bottom w:w="100" w:type="dxa"/>
+              <w:left w:w="120" w:type="dxa"/>
+              <w:right w:w="120" w:type="dxa"/>
+            </w:tcMar>
+            <w:tcBorders>
+              <w:top w:val="single" w:sz="4" w:space="0" w:color="CCCCCC"/>
+              <w:bottom w:val="single" w:sz="4" w:space="0" w:color="CCCCCC"/>
+              <w:left w:val="single" w:sz="4" w:space="0" w:color="CCCCCC"/>
+              <w:right w:val="single" w:sz="4" w:space="0" w:color="CCCCCC"/>
+            </w:tcBorders>
+          </w:tcPr>
+          <w:p>
+            <w:pPr>
+              <w:spacing w:before="60" w:after="60" w:line="252" w:lineRule="auto"/>
+              <w:jc w:val="left"/>
+            </w:pPr>
+            <w:r/>
+            <w:r>
+              <w:t>552.75</w:t>
+            </w:r>
+          </w:p>
+        </w:tc>
+        <w:tc>
+          <w:tcPr>
+            <w:tcW w:type="dxa" w:w="2016"/>
+            <w:shd w:fill="FFFFFF"/>
+            <w:tcMar>
+              <w:top w:w="100" w:type="dxa"/>
+              <w:bottom w:w="100" w:type="dxa"/>
+              <w:left w:w="120" w:type="dxa"/>
+              <w:right w:w="120" w:type="dxa"/>
+            </w:tcMar>
+            <w:tcBorders>
+              <w:top w:val="single" w:sz="4" w:space="0" w:color="CCCCCC"/>
+              <w:bottom w:val="single" w:sz="4" w:space="0" w:color="CCCCCC"/>
+              <w:left w:val="single" w:sz="4" w:space="0" w:color="CCCCCC"/>
+              <w:right w:val="single" w:sz="4" w:space="0" w:color="CCCCCC"/>
+            </w:tcBorders>
+          </w:tcPr>
+          <w:p>
+            <w:pPr>
+              <w:spacing w:before="60" w:after="60" w:line="252" w:lineRule="auto"/>
+              <w:jc w:val="left"/>
+            </w:pPr>
+            <w:r/>
+            <w:r>
+              <w:t>557.25</w:t>
+            </w:r>
+          </w:p>
+        </w:tc>
+        <w:tc>
+          <w:tcPr>
+            <w:tcW w:type="dxa" w:w="1152"/>
+            <w:shd w:fill="FFFFFF"/>
+            <w:tcMar>
+              <w:top w:w="100" w:type="dxa"/>
+              <w:bottom w:w="100" w:type="dxa"/>
+              <w:left w:w="120" w:type="dxa"/>
+              <w:right w:w="120" w:type="dxa"/>
+            </w:tcMar>
+            <w:tcBorders>
+              <w:top w:val="single" w:sz="4" w:space="0" w:color="CCCCCC"/>
+              <w:bottom w:val="single" w:sz="4" w:space="0" w:color="CCCCCC"/>
+              <w:left w:val="single" w:sz="4" w:space="0" w:color="CCCCCC"/>
+              <w:right w:val="single" w:sz="4" w:space="0" w:color="CCCCCC"/>
+            </w:tcBorders>
+          </w:tcPr>
+          <w:p>
+            <w:pPr>
+              <w:spacing w:before="60" w:after="60" w:line="252" w:lineRule="auto"/>
+              <w:jc w:val="left"/>
+            </w:pPr>
+            <w:r/>
+            <w:r>
+              <w:t>548.50</w:t>
+            </w:r>
+          </w:p>
+        </w:tc>
+        <w:tc>
+          <w:tcPr>
+            <w:tcW w:type="dxa" w:w="1728"/>
+            <w:shd w:fill="FFFFFF"/>
+            <w:tcMar>
+              <w:top w:w="100" w:type="dxa"/>
+              <w:bottom w:w="100" w:type="dxa"/>
+              <w:left w:w="120" w:type="dxa"/>
+              <w:right w:w="120" w:type="dxa"/>
+            </w:tcMar>
+            <w:tcBorders>
+              <w:top w:val="single" w:sz="4" w:space="0" w:color="CCCCCC"/>
+              <w:bottom w:val="single" w:sz="4" w:space="0" w:color="CCCCCC"/>
+              <w:left w:val="single" w:sz="4" w:space="0" w:color="CCCCCC"/>
+              <w:right w:val="single" w:sz="4" w:space="0" w:color="CCCCCC"/>
+            </w:tcBorders>
+          </w:tcPr>
+          <w:p>
+            <w:pPr>
+              <w:spacing w:before="60" w:after="60" w:line="252" w:lineRule="auto"/>
+              <w:jc w:val="left"/>
+            </w:pPr>
+            <w:r/>
+            <w:r>
+              <w:rPr>
+                <w:b/>
+              </w:rPr>
+              <w:t>552.25</w:t>
+            </w:r>
+          </w:p>
+        </w:tc>
+        <w:tc>
+          <w:tcPr>
+            <w:tcW w:type="dxa" w:w="3456"/>
+            <w:shd w:fill="FFFFFF"/>
+            <w:tcMar>
+              <w:top w:w="100" w:type="dxa"/>
+              <w:bottom w:w="100" w:type="dxa"/>
+              <w:left w:w="120" w:type="dxa"/>
+              <w:right w:w="120" w:type="dxa"/>
+            </w:tcMar>
+            <w:tcBorders>
+              <w:top w:val="single" w:sz="4" w:space="0" w:color="CCCCCC"/>
+              <w:bottom w:val="single" w:sz="4" w:space="0" w:color="CCCCCC"/>
+              <w:left w:val="single" w:sz="4" w:space="0" w:color="CCCCCC"/>
+              <w:right w:val="single" w:sz="4" w:space="0" w:color="CCCCCC"/>
+            </w:tcBorders>
+          </w:tcPr>
+          <w:p>
+            <w:pPr>
+              <w:spacing w:before="60" w:after="60" w:line="252" w:lineRule="auto"/>
+              <w:jc w:val="left"/>
+            </w:pPr>
+            <w:r/>
+            <w:r>
+              <w:rPr>
+                <w:b/>
+              </w:rPr>
+              <w:t>-0.50</w:t>
+            </w:r>
+          </w:p>
+        </w:tc>
+        <w:tc>
+          <w:tcPr>
+            <w:tcW w:type="dxa" w:w="1440"/>
+            <w:shd w:fill="FFFFFF"/>
+            <w:tcMar>
+              <w:top w:w="100" w:type="dxa"/>
+              <w:bottom w:w="100" w:type="dxa"/>
+              <w:left w:w="120" w:type="dxa"/>
+              <w:right w:w="120" w:type="dxa"/>
+            </w:tcMar>
+            <w:tcBorders>
+              <w:top w:val="single" w:sz="4" w:space="0" w:color="CCCCCC"/>
+              <w:bottom w:val="single" w:sz="4" w:space="0" w:color="CCCCCC"/>
+              <w:left w:val="single" w:sz="4" w:space="0" w:color="CCCCCC"/>
+              <w:right w:val="single" w:sz="4" w:space="0" w:color="CCCCCC"/>
+            </w:tcBorders>
+          </w:tcPr>
+          <w:p>
+            <w:pPr>
+              <w:spacing w:before="60" w:after="60" w:line="252" w:lineRule="auto"/>
+              <w:jc w:val="left"/>
+            </w:pPr>
+            <w:r/>
+            <w:r>
+              <w:t>BEAR</w:t>
+            </w:r>
+          </w:p>
+        </w:tc>
+      </w:tr>
+      <w:tr>
+        <w:tc>
+          <w:tcPr>
+            <w:tcW w:type="dxa" w:w="1584"/>
+            <w:shd w:fill="F8FAFC"/>
+            <w:tcMar>
+              <w:top w:w="100" w:type="dxa"/>
+              <w:bottom w:w="100" w:type="dxa"/>
+              <w:left w:w="120" w:type="dxa"/>
+              <w:right w:w="120" w:type="dxa"/>
+            </w:tcMar>
+            <w:tcBorders>
+              <w:top w:val="single" w:sz="4" w:space="0" w:color="CCCCCC"/>
+              <w:bottom w:val="single" w:sz="4" w:space="0" w:color="CCCCCC"/>
+              <w:left w:val="single" w:sz="4" w:space="0" w:color="CCCCCC"/>
+              <w:right w:val="single" w:sz="4" w:space="0" w:color="CCCCCC"/>
+            </w:tcBorders>
+          </w:tcPr>
+          <w:p>
+            <w:pPr>
+              <w:spacing w:before="60" w:after="60" w:line="252" w:lineRule="auto"/>
+              <w:jc w:val="left"/>
+            </w:pPr>
+            <w:r/>
+            <w:r>
+              <w:rPr>
+                <w:b/>
+              </w:rPr>
+              <w:t>Thu 24/09</w:t>
+            </w:r>
+          </w:p>
+        </w:tc>
+        <w:tc>
+          <w:tcPr>
+            <w:tcW w:type="dxa" w:w="864"/>
+            <w:shd w:fill="F8FAFC"/>
+            <w:tcMar>
+              <w:top w:w="100" w:type="dxa"/>
+              <w:bottom w:w="100" w:type="dxa"/>
+              <w:left w:w="120" w:type="dxa"/>
+              <w:right w:w="120" w:type="dxa"/>
+            </w:tcMar>
+            <w:tcBorders>
+              <w:top w:val="single" w:sz="4" w:space="0" w:color="CCCCCC"/>
+              <w:bottom w:val="single" w:sz="4" w:space="0" w:color="CCCCCC"/>
+              <w:left w:val="single" w:sz="4" w:space="0" w:color="CCCCCC"/>
+              <w:right w:val="single" w:sz="4" w:space="0" w:color="CCCCCC"/>
+            </w:tcBorders>
+          </w:tcPr>
+          <w:p>
+            <w:pPr>
+              <w:spacing w:before="60" w:after="60" w:line="252" w:lineRule="auto"/>
+              <w:jc w:val="left"/>
+            </w:pPr>
+            <w:r/>
+            <w:r>
+              <w:t>Asia 07-11</w:t>
+            </w:r>
+          </w:p>
+        </w:tc>
+        <w:tc>
+          <w:tcPr>
+            <w:tcW w:type="dxa" w:w="1440"/>
+            <w:shd w:fill="F8FAFC"/>
+            <w:tcMar>
+              <w:top w:w="100" w:type="dxa"/>
+              <w:bottom w:w="100" w:type="dxa"/>
+              <w:left w:w="120" w:type="dxa"/>
+              <w:right w:w="120" w:type="dxa"/>
+            </w:tcMar>
+            <w:tcBorders>
+              <w:top w:val="single" w:sz="4" w:space="0" w:color="CCCCCC"/>
+              <w:bottom w:val="single" w:sz="4" w:space="0" w:color="CCCCCC"/>
+              <w:left w:val="single" w:sz="4" w:space="0" w:color="CCCCCC"/>
+              <w:right w:val="single" w:sz="4" w:space="0" w:color="CCCCCC"/>
+            </w:tcBorders>
+          </w:tcPr>
+          <w:p>
+            <w:pPr>
+              <w:spacing w:before="60" w:after="60" w:line="252" w:lineRule="auto"/>
+              <w:jc w:val="left"/>
+            </w:pPr>
+            <w:r/>
+            <w:r>
+              <w:t>552.25</w:t>
+            </w:r>
+          </w:p>
+        </w:tc>
+        <w:tc>
+          <w:tcPr>
+            <w:tcW w:type="dxa" w:w="2016"/>
+            <w:shd w:fill="F8FAFC"/>
+            <w:tcMar>
+              <w:top w:w="100" w:type="dxa"/>
+              <w:bottom w:w="100" w:type="dxa"/>
+              <w:left w:w="120" w:type="dxa"/>
+              <w:right w:w="120" w:type="dxa"/>
+            </w:tcMar>
+            <w:tcBorders>
+              <w:top w:val="single" w:sz="4" w:space="0" w:color="CCCCCC"/>
+              <w:bottom w:val="single" w:sz="4" w:space="0" w:color="CCCCCC"/>
+              <w:left w:val="single" w:sz="4" w:space="0" w:color="CCCCCC"/>
+              <w:right w:val="single" w:sz="4" w:space="0" w:color="CCCCCC"/>
+            </w:tcBorders>
+          </w:tcPr>
+          <w:p>
+            <w:pPr>
+              <w:spacing w:before="60" w:after="60" w:line="252" w:lineRule="auto"/>
+              <w:jc w:val="left"/>
+            </w:pPr>
+            <w:r/>
+            <w:r>
+              <w:t>554.50</w:t>
+            </w:r>
+          </w:p>
+        </w:tc>
+        <w:tc>
+          <w:tcPr>
+            <w:tcW w:type="dxa" w:w="1152"/>
+            <w:shd w:fill="F8FAFC"/>
+            <w:tcMar>
+              <w:top w:w="100" w:type="dxa"/>
+              <w:bottom w:w="100" w:type="dxa"/>
+              <w:left w:w="120" w:type="dxa"/>
+              <w:right w:w="120" w:type="dxa"/>
+            </w:tcMar>
+            <w:tcBorders>
+              <w:top w:val="single" w:sz="4" w:space="0" w:color="CCCCCC"/>
+              <w:bottom w:val="single" w:sz="4" w:space="0" w:color="CCCCCC"/>
+              <w:left w:val="single" w:sz="4" w:space="0" w:color="CCCCCC"/>
+              <w:right w:val="single" w:sz="4" w:space="0" w:color="CCCCCC"/>
+            </w:tcBorders>
+          </w:tcPr>
+          <w:p>
+            <w:pPr>
+              <w:spacing w:before="60" w:after="60" w:line="252" w:lineRule="auto"/>
+              <w:jc w:val="left"/>
+            </w:pPr>
+            <w:r/>
+            <w:r>
+              <w:t>549.50</w:t>
+            </w:r>
+          </w:p>
+        </w:tc>
+        <w:tc>
+          <w:tcPr>
+            <w:tcW w:type="dxa" w:w="1728"/>
+            <w:shd w:fill="F8FAFC"/>
+            <w:tcMar>
+              <w:top w:w="100" w:type="dxa"/>
+              <w:bottom w:w="100" w:type="dxa"/>
+              <w:left w:w="120" w:type="dxa"/>
+              <w:right w:w="120" w:type="dxa"/>
+            </w:tcMar>
+            <w:tcBorders>
+              <w:top w:val="single" w:sz="4" w:space="0" w:color="CCCCCC"/>
+              <w:bottom w:val="single" w:sz="4" w:space="0" w:color="CCCCCC"/>
+              <w:left w:val="single" w:sz="4" w:space="0" w:color="CCCCCC"/>
+              <w:right w:val="single" w:sz="4" w:space="0" w:color="CCCCCC"/>
+            </w:tcBorders>
+          </w:tcPr>
+          <w:p>
+            <w:pPr>
+              <w:spacing w:before="60" w:after="60" w:line="252" w:lineRule="auto"/>
+              <w:jc w:val="left"/>
+            </w:pPr>
+            <w:r/>
+            <w:r>
+              <w:rPr>
+                <w:b/>
+              </w:rPr>
+              <w:t>552.00</w:t>
+            </w:r>
+          </w:p>
+        </w:tc>
+        <w:tc>
+          <w:tcPr>
+            <w:tcW w:type="dxa" w:w="3456"/>
+            <w:shd w:fill="F8FAFC"/>
+            <w:tcMar>
+              <w:top w:w="100" w:type="dxa"/>
+              <w:bottom w:w="100" w:type="dxa"/>
+              <w:left w:w="120" w:type="dxa"/>
+              <w:right w:w="120" w:type="dxa"/>
+            </w:tcMar>
+            <w:tcBorders>
+              <w:top w:val="single" w:sz="4" w:space="0" w:color="CCCCCC"/>
+              <w:bottom w:val="single" w:sz="4" w:space="0" w:color="CCCCCC"/>
+              <w:left w:val="single" w:sz="4" w:space="0" w:color="CCCCCC"/>
+              <w:right w:val="single" w:sz="4" w:space="0" w:color="CCCCCC"/>
+            </w:tcBorders>
+          </w:tcPr>
+          <w:p>
+            <w:pPr>
+              <w:spacing w:before="60" w:after="60" w:line="252" w:lineRule="auto"/>
+              <w:jc w:val="left"/>
+            </w:pPr>
+            <w:r/>
+            <w:r>
+              <w:rPr>
+                <w:b/>
+              </w:rPr>
+              <w:t>-0.25</w:t>
+            </w:r>
+          </w:p>
+        </w:tc>
+        <w:tc>
+          <w:tcPr>
+            <w:tcW w:type="dxa" w:w="1440"/>
+            <w:shd w:fill="F8FAFC"/>
+            <w:tcMar>
+              <w:top w:w="100" w:type="dxa"/>
+              <w:bottom w:w="100" w:type="dxa"/>
+              <w:left w:w="120" w:type="dxa"/>
+              <w:right w:w="120" w:type="dxa"/>
+            </w:tcMar>
+            <w:tcBorders>
+              <w:top w:val="single" w:sz="4" w:space="0" w:color="CCCCCC"/>
+              <w:bottom w:val="single" w:sz="4" w:space="0" w:color="CCCCCC"/>
+              <w:left w:val="single" w:sz="4" w:space="0" w:color="CCCCCC"/>
+              <w:right w:val="single" w:sz="4" w:space="0" w:color="CCCCCC"/>
+            </w:tcBorders>
+          </w:tcPr>
+          <w:p>
+            <w:pPr>
+              <w:spacing w:before="60" w:after="60" w:line="252" w:lineRule="auto"/>
+              <w:jc w:val="left"/>
+            </w:pPr>
+            <w:r/>
+            <w:r>
+              <w:t>BEAR</w:t>
+            </w:r>
+          </w:p>
+        </w:tc>
+      </w:tr>
+      <w:tr>
+        <w:tc>
+          <w:tcPr>
+            <w:tcW w:type="dxa" w:w="1584"/>
+            <w:shd w:fill="FFFFFF"/>
+            <w:tcMar>
+              <w:top w:w="100" w:type="dxa"/>
+              <w:bottom w:w="100" w:type="dxa"/>
+              <w:left w:w="120" w:type="dxa"/>
+              <w:right w:w="120" w:type="dxa"/>
+            </w:tcMar>
+            <w:tcBorders>
+              <w:top w:val="single" w:sz="4" w:space="0" w:color="CCCCCC"/>
+              <w:bottom w:val="single" w:sz="4" w:space="0" w:color="CCCCCC"/>
+              <w:left w:val="single" w:sz="4" w:space="0" w:color="CCCCCC"/>
+              <w:right w:val="single" w:sz="4" w:space="0" w:color="CCCCCC"/>
+            </w:tcBorders>
+          </w:tcPr>
+          <w:p>
+            <w:pPr>
+              <w:spacing w:before="60" w:after="60" w:line="252" w:lineRule="auto"/>
+              <w:jc w:val="left"/>
+            </w:pPr>
+            <w:r/>
+            <w:r>
+              <w:rPr>
+                <w:b/>
+              </w:rPr>
+              <w:t>Thu 24/09</w:t>
+            </w:r>
+          </w:p>
+        </w:tc>
+        <w:tc>
+          <w:tcPr>
+            <w:tcW w:type="dxa" w:w="864"/>
+            <w:shd w:fill="FFFFFF"/>
+            <w:tcMar>
+              <w:top w:w="100" w:type="dxa"/>
+              <w:bottom w:w="100" w:type="dxa"/>
+              <w:left w:w="120" w:type="dxa"/>
+              <w:right w:w="120" w:type="dxa"/>
+            </w:tcMar>
+            <w:tcBorders>
+              <w:top w:val="single" w:sz="4" w:space="0" w:color="CCCCCC"/>
+              <w:bottom w:val="single" w:sz="4" w:space="0" w:color="CCCCCC"/>
+              <w:left w:val="single" w:sz="4" w:space="0" w:color="CCCCCC"/>
+              <w:right w:val="single" w:sz="4" w:space="0" w:color="CCCCCC"/>
+            </w:tcBorders>
+          </w:tcPr>
+          <w:p>
+            <w:pPr>
+              <w:spacing w:before="60" w:after="60" w:line="252" w:lineRule="auto"/>
+              <w:jc w:val="left"/>
+            </w:pPr>
+            <w:r/>
+            <w:r>
+              <w:t>Asia 11-15</w:t>
+            </w:r>
+          </w:p>
+        </w:tc>
+        <w:tc>
+          <w:tcPr>
+            <w:tcW w:type="dxa" w:w="1440"/>
+            <w:shd w:fill="FFFFFF"/>
+            <w:tcMar>
+              <w:top w:w="100" w:type="dxa"/>
+              <w:bottom w:w="100" w:type="dxa"/>
+              <w:left w:w="120" w:type="dxa"/>
+              <w:right w:w="120" w:type="dxa"/>
+            </w:tcMar>
+            <w:tcBorders>
+              <w:top w:val="single" w:sz="4" w:space="0" w:color="CCCCCC"/>
+              <w:bottom w:val="single" w:sz="4" w:space="0" w:color="CCCCCC"/>
+              <w:left w:val="single" w:sz="4" w:space="0" w:color="CCCCCC"/>
+              <w:right w:val="single" w:sz="4" w:space="0" w:color="CCCCCC"/>
+            </w:tcBorders>
+          </w:tcPr>
+          <w:p>
+            <w:pPr>
+              <w:spacing w:before="60" w:after="60" w:line="252" w:lineRule="auto"/>
+              <w:jc w:val="left"/>
+            </w:pPr>
+            <w:r/>
+            <w:r>
+              <w:t>552.00</w:t>
+            </w:r>
+          </w:p>
+        </w:tc>
+        <w:tc>
+          <w:tcPr>
+            <w:tcW w:type="dxa" w:w="2016"/>
+            <w:shd w:fill="FFFFFF"/>
+            <w:tcMar>
+              <w:top w:w="100" w:type="dxa"/>
+              <w:bottom w:w="100" w:type="dxa"/>
+              <w:left w:w="120" w:type="dxa"/>
+              <w:right w:w="120" w:type="dxa"/>
+            </w:tcMar>
+            <w:tcBorders>
+              <w:top w:val="single" w:sz="4" w:space="0" w:color="CCCCCC"/>
+              <w:bottom w:val="single" w:sz="4" w:space="0" w:color="CCCCCC"/>
+              <w:left w:val="single" w:sz="4" w:space="0" w:color="CCCCCC"/>
+              <w:right w:val="single" w:sz="4" w:space="0" w:color="CCCCCC"/>
+            </w:tcBorders>
+          </w:tcPr>
+          <w:p>
+            <w:pPr>
+              <w:spacing w:before="60" w:after="60" w:line="252" w:lineRule="auto"/>
+              <w:jc w:val="left"/>
+            </w:pPr>
+            <w:r/>
+            <w:r>
+              <w:t>554.00</w:t>
+            </w:r>
+          </w:p>
+        </w:tc>
+        <w:tc>
+          <w:tcPr>
+            <w:tcW w:type="dxa" w:w="1152"/>
+            <w:shd w:fill="FFFFFF"/>
+            <w:tcMar>
+              <w:top w:w="100" w:type="dxa"/>
+              <w:bottom w:w="100" w:type="dxa"/>
+              <w:left w:w="120" w:type="dxa"/>
+              <w:right w:w="120" w:type="dxa"/>
+            </w:tcMar>
+            <w:tcBorders>
+              <w:top w:val="single" w:sz="4" w:space="0" w:color="CCCCCC"/>
+              <w:bottom w:val="single" w:sz="4" w:space="0" w:color="CCCCCC"/>
+              <w:left w:val="single" w:sz="4" w:space="0" w:color="CCCCCC"/>
+              <w:right w:val="single" w:sz="4" w:space="0" w:color="CCCCCC"/>
+            </w:tcBorders>
+          </w:tcPr>
+          <w:p>
+            <w:pPr>
+              <w:spacing w:before="60" w:after="60" w:line="252" w:lineRule="auto"/>
+              <w:jc w:val="left"/>
+            </w:pPr>
+            <w:r/>
+            <w:r>
+              <w:t>547.50</w:t>
+            </w:r>
+          </w:p>
+        </w:tc>
+        <w:tc>
+          <w:tcPr>
+            <w:tcW w:type="dxa" w:w="1728"/>
+            <w:shd w:fill="FFFFFF"/>
+            <w:tcMar>
+              <w:top w:w="100" w:type="dxa"/>
+              <w:bottom w:w="100" w:type="dxa"/>
+              <w:left w:w="120" w:type="dxa"/>
+              <w:right w:w="120" w:type="dxa"/>
+            </w:tcMar>
+            <w:tcBorders>
+              <w:top w:val="single" w:sz="4" w:space="0" w:color="CCCCCC"/>
+              <w:bottom w:val="single" w:sz="4" w:space="0" w:color="CCCCCC"/>
+              <w:left w:val="single" w:sz="4" w:space="0" w:color="CCCCCC"/>
+              <w:right w:val="single" w:sz="4" w:space="0" w:color="CCCCCC"/>
+            </w:tcBorders>
+          </w:tcPr>
+          <w:p>
+            <w:pPr>
+              <w:spacing w:before="60" w:after="60" w:line="252" w:lineRule="auto"/>
+              <w:jc w:val="left"/>
+            </w:pPr>
+            <w:r/>
+            <w:r>
+              <w:rPr>
+                <w:b/>
+              </w:rPr>
+              <w:t>552.25</w:t>
+            </w:r>
+          </w:p>
+        </w:tc>
+        <w:tc>
+          <w:tcPr>
+            <w:tcW w:type="dxa" w:w="3456"/>
+            <w:shd w:fill="FFFFFF"/>
+            <w:tcMar>
+              <w:top w:w="100" w:type="dxa"/>
+              <w:bottom w:w="100" w:type="dxa"/>
+              <w:left w:w="120" w:type="dxa"/>
+              <w:right w:w="120" w:type="dxa"/>
+            </w:tcMar>
+            <w:tcBorders>
+              <w:top w:val="single" w:sz="4" w:space="0" w:color="CCCCCC"/>
+              <w:bottom w:val="single" w:sz="4" w:space="0" w:color="CCCCCC"/>
+              <w:left w:val="single" w:sz="4" w:space="0" w:color="CCCCCC"/>
+              <w:right w:val="single" w:sz="4" w:space="0" w:color="CCCCCC"/>
+            </w:tcBorders>
+          </w:tcPr>
+          <w:p>
+            <w:pPr>
+              <w:spacing w:before="60" w:after="60" w:line="252" w:lineRule="auto"/>
+              <w:jc w:val="left"/>
+            </w:pPr>
+            <w:r/>
+            <w:r>
+              <w:rPr>
+                <w:b/>
+              </w:rPr>
+              <w:t>+0.25</w:t>
+            </w:r>
+          </w:p>
+        </w:tc>
+        <w:tc>
+          <w:tcPr>
+            <w:tcW w:type="dxa" w:w="1440"/>
+            <w:shd w:fill="FFFFFF"/>
+            <w:tcMar>
+              <w:top w:w="100" w:type="dxa"/>
+              <w:bottom w:w="100" w:type="dxa"/>
+              <w:left w:w="120" w:type="dxa"/>
+              <w:right w:w="120" w:type="dxa"/>
+            </w:tcMar>
+            <w:tcBorders>
+              <w:top w:val="single" w:sz="4" w:space="0" w:color="CCCCCC"/>
+              <w:bottom w:val="single" w:sz="4" w:space="0" w:color="CCCCCC"/>
+              <w:left w:val="single" w:sz="4" w:space="0" w:color="CCCCCC"/>
+              <w:right w:val="single" w:sz="4" w:space="0" w:color="CCCCCC"/>
+            </w:tcBorders>
+          </w:tcPr>
+          <w:p>
+            <w:pPr>
+              <w:spacing w:before="60" w:after="60" w:line="252" w:lineRule="auto"/>
+              <w:jc w:val="left"/>
+            </w:pPr>
+            <w:r/>
+            <w:r>
+              <w:t>BULL</w:t>
+            </w:r>
+          </w:p>
+        </w:tc>
+      </w:tr>
+      <w:tr>
+        <w:tc>
+          <w:tcPr>
+            <w:tcW w:type="dxa" w:w="1584"/>
+            <w:shd w:fill="F8FAFC"/>
+            <w:tcMar>
+              <w:top w:w="100" w:type="dxa"/>
+              <w:bottom w:w="100" w:type="dxa"/>
+              <w:left w:w="120" w:type="dxa"/>
+              <w:right w:w="120" w:type="dxa"/>
+            </w:tcMar>
+            <w:tcBorders>
+              <w:top w:val="single" w:sz="4" w:space="0" w:color="CCCCCC"/>
+              <w:bottom w:val="single" w:sz="4" w:space="0" w:color="CCCCCC"/>
+              <w:left w:val="single" w:sz="4" w:space="0" w:color="CCCCCC"/>
+              <w:right w:val="single" w:sz="4" w:space="0" w:color="CCCCCC"/>
+            </w:tcBorders>
+          </w:tcPr>
+          <w:p>
+            <w:pPr>
+              <w:spacing w:before="60" w:after="60" w:line="252" w:lineRule="auto"/>
+              <w:jc w:val="left"/>
+            </w:pPr>
+            <w:r/>
+            <w:r>
+              <w:rPr>
+                <w:b/>
+              </w:rPr>
+              <w:t>Thu 24/09</w:t>
+            </w:r>
+          </w:p>
+        </w:tc>
+        <w:tc>
+          <w:tcPr>
+            <w:tcW w:type="dxa" w:w="864"/>
+            <w:shd w:fill="F8FAFC"/>
+            <w:tcMar>
+              <w:top w:w="100" w:type="dxa"/>
+              <w:bottom w:w="100" w:type="dxa"/>
+              <w:left w:w="120" w:type="dxa"/>
+              <w:right w:w="120" w:type="dxa"/>
+            </w:tcMar>
+            <w:tcBorders>
+              <w:top w:val="single" w:sz="4" w:space="0" w:color="CCCCCC"/>
+              <w:bottom w:val="single" w:sz="4" w:space="0" w:color="CCCCCC"/>
+              <w:left w:val="single" w:sz="4" w:space="0" w:color="CCCCCC"/>
+              <w:right w:val="single" w:sz="4" w:space="0" w:color="CCCCCC"/>
+            </w:tcBorders>
+          </w:tcPr>
+          <w:p>
+            <w:pPr>
+              <w:spacing w:before="60" w:after="60" w:line="252" w:lineRule="auto"/>
+              <w:jc w:val="left"/>
+            </w:pPr>
+            <w:r/>
+            <w:r>
+              <w:t>London 15-19</w:t>
+            </w:r>
+          </w:p>
+        </w:tc>
+        <w:tc>
+          <w:tcPr>
+            <w:tcW w:type="dxa" w:w="1440"/>
+            <w:shd w:fill="F8FAFC"/>
+            <w:tcMar>
+              <w:top w:w="100" w:type="dxa"/>
+              <w:bottom w:w="100" w:type="dxa"/>
+              <w:left w:w="120" w:type="dxa"/>
+              <w:right w:w="120" w:type="dxa"/>
+            </w:tcMar>
+            <w:tcBorders>
+              <w:top w:val="single" w:sz="4" w:space="0" w:color="CCCCCC"/>
+              <w:bottom w:val="single" w:sz="4" w:space="0" w:color="CCCCCC"/>
+              <w:left w:val="single" w:sz="4" w:space="0" w:color="CCCCCC"/>
+              <w:right w:val="single" w:sz="4" w:space="0" w:color="CCCCCC"/>
+            </w:tcBorders>
+          </w:tcPr>
+          <w:p>
+            <w:pPr>
+              <w:spacing w:before="60" w:after="60" w:line="252" w:lineRule="auto"/>
+              <w:jc w:val="left"/>
+            </w:pPr>
+            <w:r/>
+            <w:r>
+              <w:t>552.25</w:t>
+            </w:r>
+          </w:p>
+        </w:tc>
+        <w:tc>
+          <w:tcPr>
+            <w:tcW w:type="dxa" w:w="2016"/>
+            <w:shd w:fill="F8FAFC"/>
+            <w:tcMar>
+              <w:top w:w="100" w:type="dxa"/>
+              <w:bottom w:w="100" w:type="dxa"/>
+              <w:left w:w="120" w:type="dxa"/>
+              <w:right w:w="120" w:type="dxa"/>
+            </w:tcMar>
+            <w:tcBorders>
+              <w:top w:val="single" w:sz="4" w:space="0" w:color="CCCCCC"/>
+              <w:bottom w:val="single" w:sz="4" w:space="0" w:color="CCCCCC"/>
+              <w:left w:val="single" w:sz="4" w:space="0" w:color="CCCCCC"/>
+              <w:right w:val="single" w:sz="4" w:space="0" w:color="CCCCCC"/>
+            </w:tcBorders>
+          </w:tcPr>
+          <w:p>
+            <w:pPr>
+              <w:spacing w:before="60" w:after="60" w:line="252" w:lineRule="auto"/>
+              <w:jc w:val="left"/>
+            </w:pPr>
+            <w:r/>
+            <w:r>
+              <w:t>556.00</w:t>
+            </w:r>
+          </w:p>
+        </w:tc>
+        <w:tc>
+          <w:tcPr>
+            <w:tcW w:type="dxa" w:w="1152"/>
+            <w:shd w:fill="F8FAFC"/>
+            <w:tcMar>
+              <w:top w:w="100" w:type="dxa"/>
+              <w:bottom w:w="100" w:type="dxa"/>
+              <w:left w:w="120" w:type="dxa"/>
+              <w:right w:w="120" w:type="dxa"/>
+            </w:tcMar>
+            <w:tcBorders>
+              <w:top w:val="single" w:sz="4" w:space="0" w:color="CCCCCC"/>
+              <w:bottom w:val="single" w:sz="4" w:space="0" w:color="CCCCCC"/>
+              <w:left w:val="single" w:sz="4" w:space="0" w:color="CCCCCC"/>
+              <w:right w:val="single" w:sz="4" w:space="0" w:color="CCCCCC"/>
+            </w:tcBorders>
+          </w:tcPr>
+          <w:p>
+            <w:pPr>
+              <w:spacing w:before="60" w:after="60" w:line="252" w:lineRule="auto"/>
+              <w:jc w:val="left"/>
+            </w:pPr>
+            <w:r/>
+            <w:r>
+              <w:t>549.50</w:t>
+            </w:r>
+          </w:p>
+        </w:tc>
+        <w:tc>
+          <w:tcPr>
+            <w:tcW w:type="dxa" w:w="1728"/>
+            <w:shd w:fill="F8FAFC"/>
+            <w:tcMar>
+              <w:top w:w="100" w:type="dxa"/>
+              <w:bottom w:w="100" w:type="dxa"/>
+              <w:left w:w="120" w:type="dxa"/>
+              <w:right w:w="120" w:type="dxa"/>
+            </w:tcMar>
+            <w:tcBorders>
+              <w:top w:val="single" w:sz="4" w:space="0" w:color="CCCCCC"/>
+              <w:bottom w:val="single" w:sz="4" w:space="0" w:color="CCCCCC"/>
+              <w:left w:val="single" w:sz="4" w:space="0" w:color="CCCCCC"/>
+              <w:right w:val="single" w:sz="4" w:space="0" w:color="CCCCCC"/>
+            </w:tcBorders>
+          </w:tcPr>
+          <w:p>
+            <w:pPr>
+              <w:spacing w:before="60" w:after="60" w:line="252" w:lineRule="auto"/>
+              <w:jc w:val="left"/>
+            </w:pPr>
+            <w:r/>
+            <w:r>
+              <w:rPr>
+                <w:b/>
+              </w:rPr>
+              <w:t>552.75</w:t>
+            </w:r>
+          </w:p>
+        </w:tc>
+        <w:tc>
+          <w:tcPr>
+            <w:tcW w:type="dxa" w:w="3456"/>
+            <w:shd w:fill="F8FAFC"/>
+            <w:tcMar>
+              <w:top w:w="100" w:type="dxa"/>
+              <w:bottom w:w="100" w:type="dxa"/>
+              <w:left w:w="120" w:type="dxa"/>
+              <w:right w:w="120" w:type="dxa"/>
+            </w:tcMar>
+            <w:tcBorders>
+              <w:top w:val="single" w:sz="4" w:space="0" w:color="CCCCCC"/>
+              <w:bottom w:val="single" w:sz="4" w:space="0" w:color="CCCCCC"/>
+              <w:left w:val="single" w:sz="4" w:space="0" w:color="CCCCCC"/>
+              <w:right w:val="single" w:sz="4" w:space="0" w:color="CCCCCC"/>
+            </w:tcBorders>
+          </w:tcPr>
+          <w:p>
+            <w:pPr>
+              <w:spacing w:before="60" w:after="60" w:line="252" w:lineRule="auto"/>
+              <w:jc w:val="left"/>
+            </w:pPr>
+            <w:r/>
+            <w:r>
+              <w:rPr>
+                <w:b/>
+              </w:rPr>
+              <w:t>+0.50</w:t>
+            </w:r>
+          </w:p>
+        </w:tc>
+        <w:tc>
+          <w:tcPr>
+            <w:tcW w:type="dxa" w:w="1440"/>
+            <w:shd w:fill="F8FAFC"/>
+            <w:tcMar>
+              <w:top w:w="100" w:type="dxa"/>
+              <w:bottom w:w="100" w:type="dxa"/>
+              <w:left w:w="120" w:type="dxa"/>
+              <w:right w:w="120" w:type="dxa"/>
+            </w:tcMar>
+            <w:tcBorders>
+              <w:top w:val="single" w:sz="4" w:space="0" w:color="CCCCCC"/>
+              <w:bottom w:val="single" w:sz="4" w:space="0" w:color="CCCCCC"/>
+              <w:left w:val="single" w:sz="4" w:space="0" w:color="CCCCCC"/>
+              <w:right w:val="single" w:sz="4" w:space="0" w:color="CCCCCC"/>
+            </w:tcBorders>
+          </w:tcPr>
+          <w:p>
+            <w:pPr>
+              <w:spacing w:before="60" w:after="60" w:line="252" w:lineRule="auto"/>
+              <w:jc w:val="left"/>
+            </w:pPr>
+            <w:r/>
+            <w:r>
+              <w:t>BULL</w:t>
+            </w:r>
+          </w:p>
+        </w:tc>
+      </w:tr>
+      <w:tr>
+        <w:tc>
+          <w:tcPr>
+            <w:tcW w:type="dxa" w:w="1584"/>
+            <w:shd w:fill="FFFFFF"/>
+            <w:tcMar>
+              <w:top w:w="100" w:type="dxa"/>
+              <w:bottom w:w="100" w:type="dxa"/>
+              <w:left w:w="120" w:type="dxa"/>
+              <w:right w:w="120" w:type="dxa"/>
+            </w:tcMar>
+            <w:tcBorders>
+              <w:top w:val="single" w:sz="4" w:space="0" w:color="CCCCCC"/>
+              <w:bottom w:val="single" w:sz="4" w:space="0" w:color="CCCCCC"/>
+              <w:left w:val="single" w:sz="4" w:space="0" w:color="CCCCCC"/>
+              <w:right w:val="single" w:sz="4" w:space="0" w:color="CCCCCC"/>
+            </w:tcBorders>
+          </w:tcPr>
+          <w:p>
+            <w:pPr>
+              <w:spacing w:before="60" w:after="60" w:line="252" w:lineRule="auto"/>
+              <w:jc w:val="left"/>
+            </w:pPr>
+            <w:r/>
+            <w:r>
+              <w:rPr>
+                <w:b/>
+              </w:rPr>
+              <w:t>Thu 24/09</w:t>
+            </w:r>
+          </w:p>
+        </w:tc>
+        <w:tc>
+          <w:tcPr>
+            <w:tcW w:type="dxa" w:w="864"/>
+            <w:shd w:fill="FFFFFF"/>
+            <w:tcMar>
+              <w:top w:w="100" w:type="dxa"/>
+              <w:bottom w:w="100" w:type="dxa"/>
+              <w:left w:w="120" w:type="dxa"/>
+              <w:right w:w="120" w:type="dxa"/>
+            </w:tcMar>
+            <w:tcBorders>
+              <w:top w:val="single" w:sz="4" w:space="0" w:color="CCCCCC"/>
+              <w:bottom w:val="single" w:sz="4" w:space="0" w:color="CCCCCC"/>
+              <w:left w:val="single" w:sz="4" w:space="0" w:color="CCCCCC"/>
+              <w:right w:val="single" w:sz="4" w:space="0" w:color="CCCCCC"/>
+            </w:tcBorders>
+          </w:tcPr>
+          <w:p>
+            <w:pPr>
+              <w:spacing w:before="60" w:after="60" w:line="252" w:lineRule="auto"/>
+              <w:jc w:val="left"/>
+            </w:pPr>
+            <w:r/>
+            <w:r>
+              <w:t>Pre-NY 19-21</w:t>
+            </w:r>
+          </w:p>
+        </w:tc>
+        <w:tc>
+          <w:tcPr>
+            <w:tcW w:type="dxa" w:w="1440"/>
+            <w:shd w:fill="FFFFFF"/>
+            <w:tcMar>
+              <w:top w:w="100" w:type="dxa"/>
+              <w:bottom w:w="100" w:type="dxa"/>
+              <w:left w:w="120" w:type="dxa"/>
+              <w:right w:w="120" w:type="dxa"/>
+            </w:tcMar>
+            <w:tcBorders>
+              <w:top w:val="single" w:sz="4" w:space="0" w:color="CCCCCC"/>
+              <w:bottom w:val="single" w:sz="4" w:space="0" w:color="CCCCCC"/>
+              <w:left w:val="single" w:sz="4" w:space="0" w:color="CCCCCC"/>
+              <w:right w:val="single" w:sz="4" w:space="0" w:color="CCCCCC"/>
+            </w:tcBorders>
+          </w:tcPr>
+          <w:p>
+            <w:pPr>
+              <w:spacing w:before="60" w:after="60" w:line="252" w:lineRule="auto"/>
+              <w:jc w:val="left"/>
+            </w:pPr>
+            <w:r/>
+            <w:r>
+              <w:t>552.75</w:t>
+            </w:r>
+          </w:p>
+        </w:tc>
+        <w:tc>
+          <w:tcPr>
+            <w:tcW w:type="dxa" w:w="2016"/>
+            <w:shd w:fill="FFFFFF"/>
+            <w:tcMar>
+              <w:top w:w="100" w:type="dxa"/>
+              <w:bottom w:w="100" w:type="dxa"/>
+              <w:left w:w="120" w:type="dxa"/>
+              <w:right w:w="120" w:type="dxa"/>
+            </w:tcMar>
+            <w:tcBorders>
+              <w:top w:val="single" w:sz="4" w:space="0" w:color="CCCCCC"/>
+              <w:bottom w:val="single" w:sz="4" w:space="0" w:color="CCCCCC"/>
+              <w:left w:val="single" w:sz="4" w:space="0" w:color="CCCCCC"/>
+              <w:right w:val="single" w:sz="4" w:space="0" w:color="CCCCCC"/>
+            </w:tcBorders>
+          </w:tcPr>
+          <w:p>
+            <w:pPr>
+              <w:spacing w:before="60" w:after="60" w:line="252" w:lineRule="auto"/>
+              <w:jc w:val="left"/>
+            </w:pPr>
+            <w:r/>
+            <w:r>
+              <w:t>555.75</w:t>
+            </w:r>
+          </w:p>
+        </w:tc>
+        <w:tc>
+          <w:tcPr>
+            <w:tcW w:type="dxa" w:w="1152"/>
+            <w:shd w:fill="FFFFFF"/>
+            <w:tcMar>
+              <w:top w:w="100" w:type="dxa"/>
+              <w:bottom w:w="100" w:type="dxa"/>
+              <w:left w:w="120" w:type="dxa"/>
+              <w:right w:w="120" w:type="dxa"/>
+            </w:tcMar>
+            <w:tcBorders>
+              <w:top w:val="single" w:sz="4" w:space="0" w:color="CCCCCC"/>
+              <w:bottom w:val="single" w:sz="4" w:space="0" w:color="CCCCCC"/>
+              <w:left w:val="single" w:sz="4" w:space="0" w:color="CCCCCC"/>
+              <w:right w:val="single" w:sz="4" w:space="0" w:color="CCCCCC"/>
+            </w:tcBorders>
+          </w:tcPr>
+          <w:p>
+            <w:pPr>
+              <w:spacing w:before="60" w:after="60" w:line="252" w:lineRule="auto"/>
+              <w:jc w:val="left"/>
+            </w:pPr>
+            <w:r/>
+            <w:r>
+              <w:t>548.25</w:t>
+            </w:r>
+          </w:p>
+        </w:tc>
+        <w:tc>
+          <w:tcPr>
+            <w:tcW w:type="dxa" w:w="1728"/>
+            <w:shd w:fill="FFFFFF"/>
+            <w:tcMar>
+              <w:top w:w="100" w:type="dxa"/>
+              <w:bottom w:w="100" w:type="dxa"/>
+              <w:left w:w="120" w:type="dxa"/>
+              <w:right w:w="120" w:type="dxa"/>
+            </w:tcMar>
+            <w:tcBorders>
+              <w:top w:val="single" w:sz="4" w:space="0" w:color="CCCCCC"/>
+              <w:bottom w:val="single" w:sz="4" w:space="0" w:color="CCCCCC"/>
+              <w:left w:val="single" w:sz="4" w:space="0" w:color="CCCCCC"/>
+              <w:right w:val="single" w:sz="4" w:space="0" w:color="CCCCCC"/>
+            </w:tcBorders>
+          </w:tcPr>
+          <w:p>
+            <w:pPr>
+              <w:spacing w:before="60" w:after="60" w:line="252" w:lineRule="auto"/>
+              <w:jc w:val="left"/>
+            </w:pPr>
+            <w:r/>
+            <w:r>
+              <w:rPr>
+                <w:b/>
+              </w:rPr>
+              <w:t>553.00</w:t>
+            </w:r>
+          </w:p>
+        </w:tc>
+        <w:tc>
+          <w:tcPr>
+            <w:tcW w:type="dxa" w:w="3456"/>
+            <w:shd w:fill="FFFFFF"/>
+            <w:tcMar>
+              <w:top w:w="100" w:type="dxa"/>
+              <w:bottom w:w="100" w:type="dxa"/>
+              <w:left w:w="120" w:type="dxa"/>
+              <w:right w:w="120" w:type="dxa"/>
+            </w:tcMar>
+            <w:tcBorders>
+              <w:top w:val="single" w:sz="4" w:space="0" w:color="CCCCCC"/>
+              <w:bottom w:val="single" w:sz="4" w:space="0" w:color="CCCCCC"/>
+              <w:left w:val="single" w:sz="4" w:space="0" w:color="CCCCCC"/>
+              <w:right w:val="single" w:sz="4" w:space="0" w:color="CCCCCC"/>
+            </w:tcBorders>
+          </w:tcPr>
+          <w:p>
+            <w:pPr>
+              <w:spacing w:before="60" w:after="60" w:line="252" w:lineRule="auto"/>
+              <w:jc w:val="left"/>
+            </w:pPr>
+            <w:r/>
+            <w:r>
+              <w:rPr>
+                <w:b/>
+              </w:rPr>
+              <w:t>+0.25</w:t>
+            </w:r>
+          </w:p>
+        </w:tc>
+        <w:tc>
+          <w:tcPr>
+            <w:tcW w:type="dxa" w:w="1440"/>
+            <w:shd w:fill="FFFFFF"/>
+            <w:tcMar>
+              <w:top w:w="100" w:type="dxa"/>
+              <w:bottom w:w="100" w:type="dxa"/>
+              <w:left w:w="120" w:type="dxa"/>
+              <w:right w:w="120" w:type="dxa"/>
+            </w:tcMar>
+            <w:tcBorders>
+              <w:top w:val="single" w:sz="4" w:space="0" w:color="CCCCCC"/>
+              <w:bottom w:val="single" w:sz="4" w:space="0" w:color="CCCCCC"/>
+              <w:left w:val="single" w:sz="4" w:space="0" w:color="CCCCCC"/>
+              <w:right w:val="single" w:sz="4" w:space="0" w:color="CCCCCC"/>
+            </w:tcBorders>
+          </w:tcPr>
+          <w:p>
+            <w:pPr>
+              <w:spacing w:before="60" w:after="60" w:line="252" w:lineRule="auto"/>
+              <w:jc w:val="left"/>
+            </w:pPr>
+            <w:r/>
+            <w:r>
+              <w:t>BULL</w:t>
+            </w:r>
+          </w:p>
+        </w:tc>
+      </w:tr>
+      <w:tr>
+        <w:tc>
+          <w:tcPr>
+            <w:tcW w:type="dxa" w:w="1584"/>
+            <w:shd w:fill="F8FAFC"/>
+            <w:tcMar>
+              <w:top w:w="100" w:type="dxa"/>
+              <w:bottom w:w="100" w:type="dxa"/>
+              <w:left w:w="120" w:type="dxa"/>
+              <w:right w:w="120" w:type="dxa"/>
+            </w:tcMar>
+            <w:tcBorders>
+              <w:top w:val="single" w:sz="4" w:space="0" w:color="CCCCCC"/>
+              <w:bottom w:val="single" w:sz="4" w:space="0" w:color="CCCCCC"/>
+              <w:left w:val="single" w:sz="4" w:space="0" w:color="CCCCCC"/>
+              <w:right w:val="single" w:sz="4" w:space="0" w:color="CCCCCC"/>
+            </w:tcBorders>
+          </w:tcPr>
+          <w:p>
+            <w:pPr>
+              <w:spacing w:before="60" w:after="60" w:line="252" w:lineRule="auto"/>
+              <w:jc w:val="left"/>
+            </w:pPr>
+            <w:r/>
+            <w:r>
+              <w:rPr>
+                <w:b/>
+              </w:rPr>
+              <w:t>Thu 24/09</w:t>
+            </w:r>
+          </w:p>
+        </w:tc>
+        <w:tc>
+          <w:tcPr>
+            <w:tcW w:type="dxa" w:w="864"/>
+            <w:shd w:fill="F8FAFC"/>
+            <w:tcMar>
+              <w:top w:w="100" w:type="dxa"/>
+              <w:bottom w:w="100" w:type="dxa"/>
+              <w:left w:w="120" w:type="dxa"/>
+              <w:right w:w="120" w:type="dxa"/>
+            </w:tcMar>
+            <w:tcBorders>
+              <w:top w:val="single" w:sz="4" w:space="0" w:color="CCCCCC"/>
+              <w:bottom w:val="single" w:sz="4" w:space="0" w:color="CCCCCC"/>
+              <w:left w:val="single" w:sz="4" w:space="0" w:color="CCCCCC"/>
+              <w:right w:val="single" w:sz="4" w:space="0" w:color="CCCCCC"/>
+            </w:tcBorders>
+          </w:tcPr>
+          <w:p>
+            <w:pPr>
+              <w:spacing w:before="60" w:after="60" w:line="252" w:lineRule="auto"/>
+              <w:jc w:val="left"/>
+            </w:pPr>
+            <w:r/>
+            <w:r>
+              <w:t>NY Open 21-23</w:t>
+            </w:r>
+          </w:p>
+        </w:tc>
+        <w:tc>
+          <w:tcPr>
+            <w:tcW w:type="dxa" w:w="1440"/>
+            <w:shd w:fill="F8FAFC"/>
+            <w:tcMar>
+              <w:top w:w="100" w:type="dxa"/>
+              <w:bottom w:w="100" w:type="dxa"/>
+              <w:left w:w="120" w:type="dxa"/>
+              <w:right w:w="120" w:type="dxa"/>
+            </w:tcMar>
+            <w:tcBorders>
+              <w:top w:val="single" w:sz="4" w:space="0" w:color="CCCCCC"/>
+              <w:bottom w:val="single" w:sz="4" w:space="0" w:color="CCCCCC"/>
+              <w:left w:val="single" w:sz="4" w:space="0" w:color="CCCCCC"/>
+              <w:right w:val="single" w:sz="4" w:space="0" w:color="CCCCCC"/>
+            </w:tcBorders>
+          </w:tcPr>
+          <w:p>
+            <w:pPr>
+              <w:spacing w:before="60" w:after="60" w:line="252" w:lineRule="auto"/>
+              <w:jc w:val="left"/>
+            </w:pPr>
+            <w:r/>
+            <w:r>
+              <w:t>553.00</w:t>
+            </w:r>
+          </w:p>
+        </w:tc>
+        <w:tc>
+          <w:tcPr>
+            <w:tcW w:type="dxa" w:w="2016"/>
+            <w:shd w:fill="F8FAFC"/>
+            <w:tcMar>
+              <w:top w:w="100" w:type="dxa"/>
+              <w:bottom w:w="100" w:type="dxa"/>
+              <w:left w:w="120" w:type="dxa"/>
+              <w:right w:w="120" w:type="dxa"/>
+            </w:tcMar>
+            <w:tcBorders>
+              <w:top w:val="single" w:sz="4" w:space="0" w:color="CCCCCC"/>
+              <w:bottom w:val="single" w:sz="4" w:space="0" w:color="CCCCCC"/>
+              <w:left w:val="single" w:sz="4" w:space="0" w:color="CCCCCC"/>
+              <w:right w:val="single" w:sz="4" w:space="0" w:color="CCCCCC"/>
+            </w:tcBorders>
+          </w:tcPr>
+          <w:p>
+            <w:pPr>
+              <w:spacing w:before="60" w:after="60" w:line="252" w:lineRule="auto"/>
+              <w:jc w:val="left"/>
+            </w:pPr>
+            <w:r/>
+            <w:r>
+              <w:t>557.25</w:t>
+            </w:r>
+          </w:p>
+        </w:tc>
+        <w:tc>
+          <w:tcPr>
+            <w:tcW w:type="dxa" w:w="1152"/>
+            <w:shd w:fill="F8FAFC"/>
+            <w:tcMar>
+              <w:top w:w="100" w:type="dxa"/>
+              <w:bottom w:w="100" w:type="dxa"/>
+              <w:left w:w="120" w:type="dxa"/>
+              <w:right w:w="120" w:type="dxa"/>
+            </w:tcMar>
+            <w:tcBorders>
+              <w:top w:val="single" w:sz="4" w:space="0" w:color="CCCCCC"/>
+              <w:bottom w:val="single" w:sz="4" w:space="0" w:color="CCCCCC"/>
+              <w:left w:val="single" w:sz="4" w:space="0" w:color="CCCCCC"/>
+              <w:right w:val="single" w:sz="4" w:space="0" w:color="CCCCCC"/>
+            </w:tcBorders>
+          </w:tcPr>
+          <w:p>
+            <w:pPr>
+              <w:spacing w:before="60" w:after="60" w:line="252" w:lineRule="auto"/>
+              <w:jc w:val="left"/>
+            </w:pPr>
+            <w:r/>
+            <w:r>
+              <w:t>549.75</w:t>
+            </w:r>
+          </w:p>
+        </w:tc>
+        <w:tc>
+          <w:tcPr>
+            <w:tcW w:type="dxa" w:w="1728"/>
+            <w:shd w:fill="F8FAFC"/>
+            <w:tcMar>
+              <w:top w:w="100" w:type="dxa"/>
+              <w:bottom w:w="100" w:type="dxa"/>
+              <w:left w:w="120" w:type="dxa"/>
+              <w:right w:w="120" w:type="dxa"/>
+            </w:tcMar>
+            <w:tcBorders>
+              <w:top w:val="single" w:sz="4" w:space="0" w:color="CCCCCC"/>
+              <w:bottom w:val="single" w:sz="4" w:space="0" w:color="CCCCCC"/>
+              <w:left w:val="single" w:sz="4" w:space="0" w:color="CCCCCC"/>
+              <w:right w:val="single" w:sz="4" w:space="0" w:color="CCCCCC"/>
+            </w:tcBorders>
+          </w:tcPr>
+          <w:p>
+            <w:pPr>
+              <w:spacing w:before="60" w:after="60" w:line="252" w:lineRule="auto"/>
+              <w:jc w:val="left"/>
+            </w:pPr>
+            <w:r/>
+            <w:r>
+              <w:rPr>
+                <w:b/>
+              </w:rPr>
+              <w:t>553.75</w:t>
+            </w:r>
+          </w:p>
+        </w:tc>
+        <w:tc>
+          <w:tcPr>
+            <w:tcW w:type="dxa" w:w="3456"/>
+            <w:shd w:fill="F8FAFC"/>
+            <w:tcMar>
+              <w:top w:w="100" w:type="dxa"/>
+              <w:bottom w:w="100" w:type="dxa"/>
+              <w:left w:w="120" w:type="dxa"/>
+              <w:right w:w="120" w:type="dxa"/>
+            </w:tcMar>
+            <w:tcBorders>
+              <w:top w:val="single" w:sz="4" w:space="0" w:color="CCCCCC"/>
+              <w:bottom w:val="single" w:sz="4" w:space="0" w:color="CCCCCC"/>
+              <w:left w:val="single" w:sz="4" w:space="0" w:color="CCCCCC"/>
+              <w:right w:val="single" w:sz="4" w:space="0" w:color="CCCCCC"/>
+            </w:tcBorders>
+          </w:tcPr>
+          <w:p>
+            <w:pPr>
+              <w:spacing w:before="60" w:after="60" w:line="252" w:lineRule="auto"/>
+              <w:jc w:val="left"/>
+            </w:pPr>
+            <w:r/>
+            <w:r>
+              <w:rPr>
+                <w:b/>
+              </w:rPr>
+              <w:t>+0.75</w:t>
+            </w:r>
+          </w:p>
+        </w:tc>
+        <w:tc>
+          <w:tcPr>
+            <w:tcW w:type="dxa" w:w="1440"/>
+            <w:shd w:fill="F8FAFC"/>
+            <w:tcMar>
+              <w:top w:w="100" w:type="dxa"/>
+              <w:bottom w:w="100" w:type="dxa"/>
+              <w:left w:w="120" w:type="dxa"/>
+              <w:right w:w="120" w:type="dxa"/>
+            </w:tcMar>
+            <w:tcBorders>
+              <w:top w:val="single" w:sz="4" w:space="0" w:color="CCCCCC"/>
+              <w:bottom w:val="single" w:sz="4" w:space="0" w:color="CCCCCC"/>
+              <w:left w:val="single" w:sz="4" w:space="0" w:color="CCCCCC"/>
+              <w:right w:val="single" w:sz="4" w:space="0" w:color="CCCCCC"/>
+            </w:tcBorders>
+          </w:tcPr>
+          <w:p>
+            <w:pPr>
+              <w:spacing w:before="60" w:after="60" w:line="252" w:lineRule="auto"/>
+              <w:jc w:val="left"/>
+            </w:pPr>
+            <w:r/>
+            <w:r>
+              <w:t>BULL</w:t>
+            </w:r>
+          </w:p>
+        </w:tc>
+      </w:tr>
+      <w:tr>
+        <w:tc>
+          <w:tcPr>
+            <w:tcW w:type="dxa" w:w="1584"/>
+            <w:shd w:fill="FFFFFF"/>
+            <w:tcMar>
+              <w:top w:w="100" w:type="dxa"/>
+              <w:bottom w:w="100" w:type="dxa"/>
+              <w:left w:w="120" w:type="dxa"/>
+              <w:right w:w="120" w:type="dxa"/>
+            </w:tcMar>
+            <w:tcBorders>
+              <w:top w:val="single" w:sz="4" w:space="0" w:color="CCCCCC"/>
+              <w:bottom w:val="single" w:sz="4" w:space="0" w:color="CCCCCC"/>
+              <w:left w:val="single" w:sz="4" w:space="0" w:color="CCCCCC"/>
+              <w:right w:val="single" w:sz="4" w:space="0" w:color="CCCCCC"/>
+            </w:tcBorders>
+          </w:tcPr>
+          <w:p>
+            <w:pPr>
+              <w:spacing w:before="60" w:after="60" w:line="252" w:lineRule="auto"/>
+              <w:jc w:val="left"/>
+            </w:pPr>
+            <w:r/>
+            <w:r>
+              <w:rPr>
+                <w:b/>
+              </w:rPr>
+              <w:t>Thu 24/09</w:t>
+            </w:r>
+          </w:p>
+        </w:tc>
+        <w:tc>
+          <w:tcPr>
+            <w:tcW w:type="dxa" w:w="864"/>
+            <w:shd w:fill="FFFFFF"/>
+            <w:tcMar>
+              <w:top w:w="100" w:type="dxa"/>
+              <w:bottom w:w="100" w:type="dxa"/>
+              <w:left w:w="120" w:type="dxa"/>
+              <w:right w:w="120" w:type="dxa"/>
+            </w:tcMar>
+            <w:tcBorders>
+              <w:top w:val="single" w:sz="4" w:space="0" w:color="CCCCCC"/>
+              <w:bottom w:val="single" w:sz="4" w:space="0" w:color="CCCCCC"/>
+              <w:left w:val="single" w:sz="4" w:space="0" w:color="CCCCCC"/>
+              <w:right w:val="single" w:sz="4" w:space="0" w:color="CCCCCC"/>
+            </w:tcBorders>
+          </w:tcPr>
+          <w:p>
+            <w:pPr>
+              <w:spacing w:before="60" w:after="60" w:line="252" w:lineRule="auto"/>
+              <w:jc w:val="left"/>
+            </w:pPr>
+            <w:r/>
+            <w:r>
+              <w:t>NY Close 23-01</w:t>
+            </w:r>
+          </w:p>
+        </w:tc>
+        <w:tc>
+          <w:tcPr>
+            <w:tcW w:type="dxa" w:w="1440"/>
+            <w:shd w:fill="FFFFFF"/>
+            <w:tcMar>
+              <w:top w:w="100" w:type="dxa"/>
+              <w:bottom w:w="100" w:type="dxa"/>
+              <w:left w:w="120" w:type="dxa"/>
+              <w:right w:w="120" w:type="dxa"/>
+            </w:tcMar>
+            <w:tcBorders>
+              <w:top w:val="single" w:sz="4" w:space="0" w:color="CCCCCC"/>
+              <w:bottom w:val="single" w:sz="4" w:space="0" w:color="CCCCCC"/>
+              <w:left w:val="single" w:sz="4" w:space="0" w:color="CCCCCC"/>
+              <w:right w:val="single" w:sz="4" w:space="0" w:color="CCCCCC"/>
+            </w:tcBorders>
+          </w:tcPr>
+          <w:p>
+            <w:pPr>
+              <w:spacing w:before="60" w:after="60" w:line="252" w:lineRule="auto"/>
+              <w:jc w:val="left"/>
+            </w:pPr>
+            <w:r/>
+            <w:r>
+              <w:t>553.75</w:t>
+            </w:r>
+          </w:p>
+        </w:tc>
+        <w:tc>
+          <w:tcPr>
+            <w:tcW w:type="dxa" w:w="2016"/>
+            <w:shd w:fill="FFFFFF"/>
+            <w:tcMar>
+              <w:top w:w="100" w:type="dxa"/>
+              <w:bottom w:w="100" w:type="dxa"/>
+              <w:left w:w="120" w:type="dxa"/>
+              <w:right w:w="120" w:type="dxa"/>
+            </w:tcMar>
+            <w:tcBorders>
+              <w:top w:val="single" w:sz="4" w:space="0" w:color="CCCCCC"/>
+              <w:bottom w:val="single" w:sz="4" w:space="0" w:color="CCCCCC"/>
+              <w:left w:val="single" w:sz="4" w:space="0" w:color="CCCCCC"/>
+              <w:right w:val="single" w:sz="4" w:space="0" w:color="CCCCCC"/>
+            </w:tcBorders>
+          </w:tcPr>
+          <w:p>
+            <w:pPr>
+              <w:spacing w:before="60" w:after="60" w:line="252" w:lineRule="auto"/>
+              <w:jc w:val="left"/>
+            </w:pPr>
+            <w:r/>
+            <w:r>
+              <w:t>557.25</w:t>
+            </w:r>
+          </w:p>
+        </w:tc>
+        <w:tc>
+          <w:tcPr>
+            <w:tcW w:type="dxa" w:w="1152"/>
+            <w:shd w:fill="FFFFFF"/>
+            <w:tcMar>
+              <w:top w:w="100" w:type="dxa"/>
+              <w:bottom w:w="100" w:type="dxa"/>
+              <w:left w:w="120" w:type="dxa"/>
+              <w:right w:w="120" w:type="dxa"/>
+            </w:tcMar>
+            <w:tcBorders>
+              <w:top w:val="single" w:sz="4" w:space="0" w:color="CCCCCC"/>
+              <w:bottom w:val="single" w:sz="4" w:space="0" w:color="CCCCCC"/>
+              <w:left w:val="single" w:sz="4" w:space="0" w:color="CCCCCC"/>
+              <w:right w:val="single" w:sz="4" w:space="0" w:color="CCCCCC"/>
+            </w:tcBorders>
+          </w:tcPr>
+          <w:p>
+            <w:pPr>
+              <w:spacing w:before="60" w:after="60" w:line="252" w:lineRule="auto"/>
+              <w:jc w:val="left"/>
+            </w:pPr>
+            <w:r/>
+            <w:r>
+              <w:t>551.50</w:t>
+            </w:r>
+          </w:p>
+        </w:tc>
+        <w:tc>
+          <w:tcPr>
+            <w:tcW w:type="dxa" w:w="1728"/>
+            <w:shd w:fill="FFFFFF"/>
+            <w:tcMar>
+              <w:top w:w="100" w:type="dxa"/>
+              <w:bottom w:w="100" w:type="dxa"/>
+              <w:left w:w="120" w:type="dxa"/>
+              <w:right w:w="120" w:type="dxa"/>
+            </w:tcMar>
+            <w:tcBorders>
+              <w:top w:val="single" w:sz="4" w:space="0" w:color="CCCCCC"/>
+              <w:bottom w:val="single" w:sz="4" w:space="0" w:color="CCCCCC"/>
+              <w:left w:val="single" w:sz="4" w:space="0" w:color="CCCCCC"/>
+              <w:right w:val="single" w:sz="4" w:space="0" w:color="CCCCCC"/>
+            </w:tcBorders>
+          </w:tcPr>
+          <w:p>
+            <w:pPr>
+              <w:spacing w:before="60" w:after="60" w:line="252" w:lineRule="auto"/>
+              <w:jc w:val="left"/>
+            </w:pPr>
+            <w:r/>
+            <w:r>
+              <w:rPr>
+                <w:b/>
+              </w:rPr>
+              <w:t>553.75</w:t>
             </w:r>
           </w:p>
         </w:tc>
@@ -16930,7 +19750,7 @@
               <w:rPr>
                 <w:b/>
               </w:rPr>
-              <w:t>Wed 23/09</w:t>
+              <w:t>Fri 25/09</w:t>
             </w:r>
           </w:p>
         </w:tc>
@@ -16986,7 +19806,7 @@
             </w:pPr>
             <w:r/>
             <w:r>
-              <w:t>548.75</w:t>
+              <w:t>553.75</w:t>
             </w:r>
           </w:p>
         </w:tc>
@@ -17014,7 +19834,7 @@
             </w:pPr>
             <w:r/>
             <w:r>
-              <w:t>551.50</w:t>
+              <w:t>557.50</w:t>
             </w:r>
           </w:p>
         </w:tc>
@@ -17042,7 +19862,7 @@
             </w:pPr>
             <w:r/>
             <w:r>
-              <w:t>546.25</w:t>
+              <w:t>550.25</w:t>
             </w:r>
           </w:p>
         </w:tc>
@@ -17073,7 +19893,7 @@
               <w:rPr>
                 <w:b/>
               </w:rPr>
-              <w:t>548.25</w:t>
+              <w:t>553.50</w:t>
             </w:r>
           </w:p>
         </w:tc>
@@ -17081,241 +19901,6 @@
           <w:tcPr>
             <w:tcW w:type="dxa" w:w="3456"/>
             <w:shd w:fill="F8FAFC"/>
-            <w:tcMar>
-              <w:top w:w="100" w:type="dxa"/>
-              <w:bottom w:w="100" w:type="dxa"/>
-              <w:left w:w="120" w:type="dxa"/>
-              <w:right w:w="120" w:type="dxa"/>
-            </w:tcMar>
-            <w:tcBorders>
-              <w:top w:val="single" w:sz="4" w:space="0" w:color="CCCCCC"/>
-              <w:bottom w:val="single" w:sz="4" w:space="0" w:color="CCCCCC"/>
-              <w:left w:val="single" w:sz="4" w:space="0" w:color="CCCCCC"/>
-              <w:right w:val="single" w:sz="4" w:space="0" w:color="CCCCCC"/>
-            </w:tcBorders>
-          </w:tcPr>
-          <w:p>
-            <w:pPr>
-              <w:spacing w:before="60" w:after="60" w:line="252" w:lineRule="auto"/>
-              <w:jc w:val="left"/>
-            </w:pPr>
-            <w:r/>
-            <w:r>
-              <w:rPr>
-                <w:b/>
-              </w:rPr>
-              <w:t>-0.50</w:t>
-            </w:r>
-          </w:p>
-        </w:tc>
-        <w:tc>
-          <w:tcPr>
-            <w:tcW w:type="dxa" w:w="1440"/>
-            <w:shd w:fill="F8FAFC"/>
-            <w:tcMar>
-              <w:top w:w="100" w:type="dxa"/>
-              <w:bottom w:w="100" w:type="dxa"/>
-              <w:left w:w="120" w:type="dxa"/>
-              <w:right w:w="120" w:type="dxa"/>
-            </w:tcMar>
-            <w:tcBorders>
-              <w:top w:val="single" w:sz="4" w:space="0" w:color="CCCCCC"/>
-              <w:bottom w:val="single" w:sz="4" w:space="0" w:color="CCCCCC"/>
-              <w:left w:val="single" w:sz="4" w:space="0" w:color="CCCCCC"/>
-              <w:right w:val="single" w:sz="4" w:space="0" w:color="CCCCCC"/>
-            </w:tcBorders>
-          </w:tcPr>
-          <w:p>
-            <w:pPr>
-              <w:spacing w:before="60" w:after="60" w:line="252" w:lineRule="auto"/>
-              <w:jc w:val="left"/>
-            </w:pPr>
-            <w:r/>
-            <w:r>
-              <w:t>BEAR</w:t>
-            </w:r>
-          </w:p>
-        </w:tc>
-      </w:tr>
-      <w:tr>
-        <w:tc>
-          <w:tcPr>
-            <w:tcW w:type="dxa" w:w="1584"/>
-            <w:shd w:fill="FFFFFF"/>
-            <w:tcMar>
-              <w:top w:w="100" w:type="dxa"/>
-              <w:bottom w:w="100" w:type="dxa"/>
-              <w:left w:w="120" w:type="dxa"/>
-              <w:right w:w="120" w:type="dxa"/>
-            </w:tcMar>
-            <w:tcBorders>
-              <w:top w:val="single" w:sz="4" w:space="0" w:color="CCCCCC"/>
-              <w:bottom w:val="single" w:sz="4" w:space="0" w:color="CCCCCC"/>
-              <w:left w:val="single" w:sz="4" w:space="0" w:color="CCCCCC"/>
-              <w:right w:val="single" w:sz="4" w:space="0" w:color="CCCCCC"/>
-            </w:tcBorders>
-          </w:tcPr>
-          <w:p>
-            <w:pPr>
-              <w:spacing w:before="60" w:after="60" w:line="252" w:lineRule="auto"/>
-              <w:jc w:val="left"/>
-            </w:pPr>
-            <w:r/>
-            <w:r>
-              <w:rPr>
-                <w:b/>
-              </w:rPr>
-              <w:t>Wed 23/09</w:t>
-            </w:r>
-          </w:p>
-        </w:tc>
-        <w:tc>
-          <w:tcPr>
-            <w:tcW w:type="dxa" w:w="864"/>
-            <w:shd w:fill="FFFFFF"/>
-            <w:tcMar>
-              <w:top w:w="100" w:type="dxa"/>
-              <w:bottom w:w="100" w:type="dxa"/>
-              <w:left w:w="120" w:type="dxa"/>
-              <w:right w:w="120" w:type="dxa"/>
-            </w:tcMar>
-            <w:tcBorders>
-              <w:top w:val="single" w:sz="4" w:space="0" w:color="CCCCCC"/>
-              <w:bottom w:val="single" w:sz="4" w:space="0" w:color="CCCCCC"/>
-              <w:left w:val="single" w:sz="4" w:space="0" w:color="CCCCCC"/>
-              <w:right w:val="single" w:sz="4" w:space="0" w:color="CCCCCC"/>
-            </w:tcBorders>
-          </w:tcPr>
-          <w:p>
-            <w:pPr>
-              <w:spacing w:before="60" w:after="60" w:line="252" w:lineRule="auto"/>
-              <w:jc w:val="left"/>
-            </w:pPr>
-            <w:r/>
-            <w:r>
-              <w:t>Asia 11-15</w:t>
-            </w:r>
-          </w:p>
-        </w:tc>
-        <w:tc>
-          <w:tcPr>
-            <w:tcW w:type="dxa" w:w="1440"/>
-            <w:shd w:fill="FFFFFF"/>
-            <w:tcMar>
-              <w:top w:w="100" w:type="dxa"/>
-              <w:bottom w:w="100" w:type="dxa"/>
-              <w:left w:w="120" w:type="dxa"/>
-              <w:right w:w="120" w:type="dxa"/>
-            </w:tcMar>
-            <w:tcBorders>
-              <w:top w:val="single" w:sz="4" w:space="0" w:color="CCCCCC"/>
-              <w:bottom w:val="single" w:sz="4" w:space="0" w:color="CCCCCC"/>
-              <w:left w:val="single" w:sz="4" w:space="0" w:color="CCCCCC"/>
-              <w:right w:val="single" w:sz="4" w:space="0" w:color="CCCCCC"/>
-            </w:tcBorders>
-          </w:tcPr>
-          <w:p>
-            <w:pPr>
-              <w:spacing w:before="60" w:after="60" w:line="252" w:lineRule="auto"/>
-              <w:jc w:val="left"/>
-            </w:pPr>
-            <w:r/>
-            <w:r>
-              <w:t>548.25</w:t>
-            </w:r>
-          </w:p>
-        </w:tc>
-        <w:tc>
-          <w:tcPr>
-            <w:tcW w:type="dxa" w:w="2016"/>
-            <w:shd w:fill="FFFFFF"/>
-            <w:tcMar>
-              <w:top w:w="100" w:type="dxa"/>
-              <w:bottom w:w="100" w:type="dxa"/>
-              <w:left w:w="120" w:type="dxa"/>
-              <w:right w:w="120" w:type="dxa"/>
-            </w:tcMar>
-            <w:tcBorders>
-              <w:top w:val="single" w:sz="4" w:space="0" w:color="CCCCCC"/>
-              <w:bottom w:val="single" w:sz="4" w:space="0" w:color="CCCCCC"/>
-              <w:left w:val="single" w:sz="4" w:space="0" w:color="CCCCCC"/>
-              <w:right w:val="single" w:sz="4" w:space="0" w:color="CCCCCC"/>
-            </w:tcBorders>
-          </w:tcPr>
-          <w:p>
-            <w:pPr>
-              <w:spacing w:before="60" w:after="60" w:line="252" w:lineRule="auto"/>
-              <w:jc w:val="left"/>
-            </w:pPr>
-            <w:r/>
-            <w:r>
-              <w:t>551.25</w:t>
-            </w:r>
-          </w:p>
-        </w:tc>
-        <w:tc>
-          <w:tcPr>
-            <w:tcW w:type="dxa" w:w="1152"/>
-            <w:shd w:fill="FFFFFF"/>
-            <w:tcMar>
-              <w:top w:w="100" w:type="dxa"/>
-              <w:bottom w:w="100" w:type="dxa"/>
-              <w:left w:w="120" w:type="dxa"/>
-              <w:right w:w="120" w:type="dxa"/>
-            </w:tcMar>
-            <w:tcBorders>
-              <w:top w:val="single" w:sz="4" w:space="0" w:color="CCCCCC"/>
-              <w:bottom w:val="single" w:sz="4" w:space="0" w:color="CCCCCC"/>
-              <w:left w:val="single" w:sz="4" w:space="0" w:color="CCCCCC"/>
-              <w:right w:val="single" w:sz="4" w:space="0" w:color="CCCCCC"/>
-            </w:tcBorders>
-          </w:tcPr>
-          <w:p>
-            <w:pPr>
-              <w:spacing w:before="60" w:after="60" w:line="252" w:lineRule="auto"/>
-              <w:jc w:val="left"/>
-            </w:pPr>
-            <w:r/>
-            <w:r>
-              <w:t>545.00</w:t>
-            </w:r>
-          </w:p>
-        </w:tc>
-        <w:tc>
-          <w:tcPr>
-            <w:tcW w:type="dxa" w:w="1728"/>
-            <w:shd w:fill="FFFFFF"/>
-            <w:tcMar>
-              <w:top w:w="100" w:type="dxa"/>
-              <w:bottom w:w="100" w:type="dxa"/>
-              <w:left w:w="120" w:type="dxa"/>
-              <w:right w:w="120" w:type="dxa"/>
-            </w:tcMar>
-            <w:tcBorders>
-              <w:top w:val="single" w:sz="4" w:space="0" w:color="CCCCCC"/>
-              <w:bottom w:val="single" w:sz="4" w:space="0" w:color="CCCCCC"/>
-              <w:left w:val="single" w:sz="4" w:space="0" w:color="CCCCCC"/>
-              <w:right w:val="single" w:sz="4" w:space="0" w:color="CCCCCC"/>
-            </w:tcBorders>
-          </w:tcPr>
-          <w:p>
-            <w:pPr>
-              <w:spacing w:before="60" w:after="60" w:line="252" w:lineRule="auto"/>
-              <w:jc w:val="left"/>
-            </w:pPr>
-            <w:r/>
-            <w:r>
-              <w:rPr>
-                <w:b/>
-              </w:rPr>
-              <w:t>548.00</w:t>
-            </w:r>
-          </w:p>
-        </w:tc>
-        <w:tc>
-          <w:tcPr>
-            <w:tcW w:type="dxa" w:w="3456"/>
-            <w:shd w:fill="FFFFFF"/>
             <w:tcMar>
               <w:top w:w="100" w:type="dxa"/>
               <w:bottom w:w="100" w:type="dxa"/>
@@ -17346,7 +19931,7 @@
         <w:tc>
           <w:tcPr>
             <w:tcW w:type="dxa" w:w="1440"/>
-            <w:shd w:fill="FFFFFF"/>
+            <w:shd w:fill="F8FAFC"/>
             <w:tcMar>
               <w:top w:w="100" w:type="dxa"/>
               <w:bottom w:w="100" w:type="dxa"/>
@@ -17376,7 +19961,7 @@
         <w:tc>
           <w:tcPr>
             <w:tcW w:type="dxa" w:w="1584"/>
-            <w:shd w:fill="F8FAFC"/>
+            <w:shd w:fill="FFFFFF"/>
             <w:tcMar>
               <w:top w:w="100" w:type="dxa"/>
               <w:bottom w:w="100" w:type="dxa"/>
@@ -17400,126 +19985,126 @@
               <w:rPr>
                 <w:b/>
               </w:rPr>
-              <w:t>Wed 23/09</w:t>
+              <w:t>Fri 25/09</w:t>
             </w:r>
           </w:p>
         </w:tc>
         <w:tc>
           <w:tcPr>
             <w:tcW w:type="dxa" w:w="864"/>
-            <w:shd w:fill="F8FAFC"/>
-            <w:tcMar>
-              <w:top w:w="100" w:type="dxa"/>
-              <w:bottom w:w="100" w:type="dxa"/>
-              <w:left w:w="120" w:type="dxa"/>
-              <w:right w:w="120" w:type="dxa"/>
-            </w:tcMar>
-            <w:tcBorders>
-              <w:top w:val="single" w:sz="4" w:space="0" w:color="CCCCCC"/>
-              <w:bottom w:val="single" w:sz="4" w:space="0" w:color="CCCCCC"/>
-              <w:left w:val="single" w:sz="4" w:space="0" w:color="CCCCCC"/>
-              <w:right w:val="single" w:sz="4" w:space="0" w:color="CCCCCC"/>
-            </w:tcBorders>
-          </w:tcPr>
-          <w:p>
-            <w:pPr>
-              <w:spacing w:before="60" w:after="60" w:line="252" w:lineRule="auto"/>
-              <w:jc w:val="left"/>
-            </w:pPr>
-            <w:r/>
-            <w:r>
-              <w:t>London 15-19</w:t>
+            <w:shd w:fill="FFFFFF"/>
+            <w:tcMar>
+              <w:top w:w="100" w:type="dxa"/>
+              <w:bottom w:w="100" w:type="dxa"/>
+              <w:left w:w="120" w:type="dxa"/>
+              <w:right w:w="120" w:type="dxa"/>
+            </w:tcMar>
+            <w:tcBorders>
+              <w:top w:val="single" w:sz="4" w:space="0" w:color="CCCCCC"/>
+              <w:bottom w:val="single" w:sz="4" w:space="0" w:color="CCCCCC"/>
+              <w:left w:val="single" w:sz="4" w:space="0" w:color="CCCCCC"/>
+              <w:right w:val="single" w:sz="4" w:space="0" w:color="CCCCCC"/>
+            </w:tcBorders>
+          </w:tcPr>
+          <w:p>
+            <w:pPr>
+              <w:spacing w:before="60" w:after="60" w:line="252" w:lineRule="auto"/>
+              <w:jc w:val="left"/>
+            </w:pPr>
+            <w:r/>
+            <w:r>
+              <w:t>Asia 11-15</w:t>
             </w:r>
           </w:p>
         </w:tc>
         <w:tc>
           <w:tcPr>
             <w:tcW w:type="dxa" w:w="1440"/>
-            <w:shd w:fill="F8FAFC"/>
-            <w:tcMar>
-              <w:top w:w="100" w:type="dxa"/>
-              <w:bottom w:w="100" w:type="dxa"/>
-              <w:left w:w="120" w:type="dxa"/>
-              <w:right w:w="120" w:type="dxa"/>
-            </w:tcMar>
-            <w:tcBorders>
-              <w:top w:val="single" w:sz="4" w:space="0" w:color="CCCCCC"/>
-              <w:bottom w:val="single" w:sz="4" w:space="0" w:color="CCCCCC"/>
-              <w:left w:val="single" w:sz="4" w:space="0" w:color="CCCCCC"/>
-              <w:right w:val="single" w:sz="4" w:space="0" w:color="CCCCCC"/>
-            </w:tcBorders>
-          </w:tcPr>
-          <w:p>
-            <w:pPr>
-              <w:spacing w:before="60" w:after="60" w:line="252" w:lineRule="auto"/>
-              <w:jc w:val="left"/>
-            </w:pPr>
-            <w:r/>
-            <w:r>
-              <w:t>548.00</w:t>
+            <w:shd w:fill="FFFFFF"/>
+            <w:tcMar>
+              <w:top w:w="100" w:type="dxa"/>
+              <w:bottom w:w="100" w:type="dxa"/>
+              <w:left w:w="120" w:type="dxa"/>
+              <w:right w:w="120" w:type="dxa"/>
+            </w:tcMar>
+            <w:tcBorders>
+              <w:top w:val="single" w:sz="4" w:space="0" w:color="CCCCCC"/>
+              <w:bottom w:val="single" w:sz="4" w:space="0" w:color="CCCCCC"/>
+              <w:left w:val="single" w:sz="4" w:space="0" w:color="CCCCCC"/>
+              <w:right w:val="single" w:sz="4" w:space="0" w:color="CCCCCC"/>
+            </w:tcBorders>
+          </w:tcPr>
+          <w:p>
+            <w:pPr>
+              <w:spacing w:before="60" w:after="60" w:line="252" w:lineRule="auto"/>
+              <w:jc w:val="left"/>
+            </w:pPr>
+            <w:r/>
+            <w:r>
+              <w:t>553.50</w:t>
             </w:r>
           </w:p>
         </w:tc>
         <w:tc>
           <w:tcPr>
             <w:tcW w:type="dxa" w:w="2016"/>
-            <w:shd w:fill="F8FAFC"/>
-            <w:tcMar>
-              <w:top w:w="100" w:type="dxa"/>
-              <w:bottom w:w="100" w:type="dxa"/>
-              <w:left w:w="120" w:type="dxa"/>
-              <w:right w:w="120" w:type="dxa"/>
-            </w:tcMar>
-            <w:tcBorders>
-              <w:top w:val="single" w:sz="4" w:space="0" w:color="CCCCCC"/>
-              <w:bottom w:val="single" w:sz="4" w:space="0" w:color="CCCCCC"/>
-              <w:left w:val="single" w:sz="4" w:space="0" w:color="CCCCCC"/>
-              <w:right w:val="single" w:sz="4" w:space="0" w:color="CCCCCC"/>
-            </w:tcBorders>
-          </w:tcPr>
-          <w:p>
-            <w:pPr>
-              <w:spacing w:before="60" w:after="60" w:line="252" w:lineRule="auto"/>
-              <w:jc w:val="left"/>
-            </w:pPr>
-            <w:r/>
-            <w:r>
-              <w:t>552.00</w:t>
+            <w:shd w:fill="FFFFFF"/>
+            <w:tcMar>
+              <w:top w:w="100" w:type="dxa"/>
+              <w:bottom w:w="100" w:type="dxa"/>
+              <w:left w:w="120" w:type="dxa"/>
+              <w:right w:w="120" w:type="dxa"/>
+            </w:tcMar>
+            <w:tcBorders>
+              <w:top w:val="single" w:sz="4" w:space="0" w:color="CCCCCC"/>
+              <w:bottom w:val="single" w:sz="4" w:space="0" w:color="CCCCCC"/>
+              <w:left w:val="single" w:sz="4" w:space="0" w:color="CCCCCC"/>
+              <w:right w:val="single" w:sz="4" w:space="0" w:color="CCCCCC"/>
+            </w:tcBorders>
+          </w:tcPr>
+          <w:p>
+            <w:pPr>
+              <w:spacing w:before="60" w:after="60" w:line="252" w:lineRule="auto"/>
+              <w:jc w:val="left"/>
+            </w:pPr>
+            <w:r/>
+            <w:r>
+              <w:t>557.00</w:t>
             </w:r>
           </w:p>
         </w:tc>
         <w:tc>
           <w:tcPr>
             <w:tcW w:type="dxa" w:w="1152"/>
-            <w:shd w:fill="F8FAFC"/>
-            <w:tcMar>
-              <w:top w:w="100" w:type="dxa"/>
-              <w:bottom w:w="100" w:type="dxa"/>
-              <w:left w:w="120" w:type="dxa"/>
-              <w:right w:w="120" w:type="dxa"/>
-            </w:tcMar>
-            <w:tcBorders>
-              <w:top w:val="single" w:sz="4" w:space="0" w:color="CCCCCC"/>
-              <w:bottom w:val="single" w:sz="4" w:space="0" w:color="CCCCCC"/>
-              <w:left w:val="single" w:sz="4" w:space="0" w:color="CCCCCC"/>
-              <w:right w:val="single" w:sz="4" w:space="0" w:color="CCCCCC"/>
-            </w:tcBorders>
-          </w:tcPr>
-          <w:p>
-            <w:pPr>
-              <w:spacing w:before="60" w:after="60" w:line="252" w:lineRule="auto"/>
-              <w:jc w:val="left"/>
-            </w:pPr>
-            <w:r/>
-            <w:r>
-              <w:t>542.75</w:t>
+            <w:shd w:fill="FFFFFF"/>
+            <w:tcMar>
+              <w:top w:w="100" w:type="dxa"/>
+              <w:bottom w:w="100" w:type="dxa"/>
+              <w:left w:w="120" w:type="dxa"/>
+              <w:right w:w="120" w:type="dxa"/>
+            </w:tcMar>
+            <w:tcBorders>
+              <w:top w:val="single" w:sz="4" w:space="0" w:color="CCCCCC"/>
+              <w:bottom w:val="single" w:sz="4" w:space="0" w:color="CCCCCC"/>
+              <w:left w:val="single" w:sz="4" w:space="0" w:color="CCCCCC"/>
+              <w:right w:val="single" w:sz="4" w:space="0" w:color="CCCCCC"/>
+            </w:tcBorders>
+          </w:tcPr>
+          <w:p>
+            <w:pPr>
+              <w:spacing w:before="60" w:after="60" w:line="252" w:lineRule="auto"/>
+              <w:jc w:val="left"/>
+            </w:pPr>
+            <w:r/>
+            <w:r>
+              <w:t>550.25</w:t>
             </w:r>
           </w:p>
         </w:tc>
         <w:tc>
           <w:tcPr>
             <w:tcW w:type="dxa" w:w="1728"/>
-            <w:shd w:fill="F8FAFC"/>
+            <w:shd w:fill="FFFFFF"/>
             <w:tcMar>
               <w:top w:w="100" w:type="dxa"/>
               <w:bottom w:w="100" w:type="dxa"/>
@@ -17543,7 +20128,712 @@
               <w:rPr>
                 <w:b/>
               </w:rPr>
-              <w:t>548.50</w:t>
+              <w:t>553.25</w:t>
+            </w:r>
+          </w:p>
+        </w:tc>
+        <w:tc>
+          <w:tcPr>
+            <w:tcW w:type="dxa" w:w="3456"/>
+            <w:shd w:fill="FFFFFF"/>
+            <w:tcMar>
+              <w:top w:w="100" w:type="dxa"/>
+              <w:bottom w:w="100" w:type="dxa"/>
+              <w:left w:w="120" w:type="dxa"/>
+              <w:right w:w="120" w:type="dxa"/>
+            </w:tcMar>
+            <w:tcBorders>
+              <w:top w:val="single" w:sz="4" w:space="0" w:color="CCCCCC"/>
+              <w:bottom w:val="single" w:sz="4" w:space="0" w:color="CCCCCC"/>
+              <w:left w:val="single" w:sz="4" w:space="0" w:color="CCCCCC"/>
+              <w:right w:val="single" w:sz="4" w:space="0" w:color="CCCCCC"/>
+            </w:tcBorders>
+          </w:tcPr>
+          <w:p>
+            <w:pPr>
+              <w:spacing w:before="60" w:after="60" w:line="252" w:lineRule="auto"/>
+              <w:jc w:val="left"/>
+            </w:pPr>
+            <w:r/>
+            <w:r>
+              <w:rPr>
+                <w:b/>
+              </w:rPr>
+              <w:t>-0.25</w:t>
+            </w:r>
+          </w:p>
+        </w:tc>
+        <w:tc>
+          <w:tcPr>
+            <w:tcW w:type="dxa" w:w="1440"/>
+            <w:shd w:fill="FFFFFF"/>
+            <w:tcMar>
+              <w:top w:w="100" w:type="dxa"/>
+              <w:bottom w:w="100" w:type="dxa"/>
+              <w:left w:w="120" w:type="dxa"/>
+              <w:right w:w="120" w:type="dxa"/>
+            </w:tcMar>
+            <w:tcBorders>
+              <w:top w:val="single" w:sz="4" w:space="0" w:color="CCCCCC"/>
+              <w:bottom w:val="single" w:sz="4" w:space="0" w:color="CCCCCC"/>
+              <w:left w:val="single" w:sz="4" w:space="0" w:color="CCCCCC"/>
+              <w:right w:val="single" w:sz="4" w:space="0" w:color="CCCCCC"/>
+            </w:tcBorders>
+          </w:tcPr>
+          <w:p>
+            <w:pPr>
+              <w:spacing w:before="60" w:after="60" w:line="252" w:lineRule="auto"/>
+              <w:jc w:val="left"/>
+            </w:pPr>
+            <w:r/>
+            <w:r>
+              <w:t>BEAR</w:t>
+            </w:r>
+          </w:p>
+        </w:tc>
+      </w:tr>
+      <w:tr>
+        <w:tc>
+          <w:tcPr>
+            <w:tcW w:type="dxa" w:w="1584"/>
+            <w:shd w:fill="F8FAFC"/>
+            <w:tcMar>
+              <w:top w:w="100" w:type="dxa"/>
+              <w:bottom w:w="100" w:type="dxa"/>
+              <w:left w:w="120" w:type="dxa"/>
+              <w:right w:w="120" w:type="dxa"/>
+            </w:tcMar>
+            <w:tcBorders>
+              <w:top w:val="single" w:sz="4" w:space="0" w:color="CCCCCC"/>
+              <w:bottom w:val="single" w:sz="4" w:space="0" w:color="CCCCCC"/>
+              <w:left w:val="single" w:sz="4" w:space="0" w:color="CCCCCC"/>
+              <w:right w:val="single" w:sz="4" w:space="0" w:color="CCCCCC"/>
+            </w:tcBorders>
+          </w:tcPr>
+          <w:p>
+            <w:pPr>
+              <w:spacing w:before="60" w:after="60" w:line="252" w:lineRule="auto"/>
+              <w:jc w:val="left"/>
+            </w:pPr>
+            <w:r/>
+            <w:r>
+              <w:rPr>
+                <w:b/>
+              </w:rPr>
+              <w:t>Fri 25/09</w:t>
+            </w:r>
+          </w:p>
+        </w:tc>
+        <w:tc>
+          <w:tcPr>
+            <w:tcW w:type="dxa" w:w="864"/>
+            <w:shd w:fill="F8FAFC"/>
+            <w:tcMar>
+              <w:top w:w="100" w:type="dxa"/>
+              <w:bottom w:w="100" w:type="dxa"/>
+              <w:left w:w="120" w:type="dxa"/>
+              <w:right w:w="120" w:type="dxa"/>
+            </w:tcMar>
+            <w:tcBorders>
+              <w:top w:val="single" w:sz="4" w:space="0" w:color="CCCCCC"/>
+              <w:bottom w:val="single" w:sz="4" w:space="0" w:color="CCCCCC"/>
+              <w:left w:val="single" w:sz="4" w:space="0" w:color="CCCCCC"/>
+              <w:right w:val="single" w:sz="4" w:space="0" w:color="CCCCCC"/>
+            </w:tcBorders>
+          </w:tcPr>
+          <w:p>
+            <w:pPr>
+              <w:spacing w:before="60" w:after="60" w:line="252" w:lineRule="auto"/>
+              <w:jc w:val="left"/>
+            </w:pPr>
+            <w:r/>
+            <w:r>
+              <w:t>London 15-19</w:t>
+            </w:r>
+          </w:p>
+        </w:tc>
+        <w:tc>
+          <w:tcPr>
+            <w:tcW w:type="dxa" w:w="1440"/>
+            <w:shd w:fill="F8FAFC"/>
+            <w:tcMar>
+              <w:top w:w="100" w:type="dxa"/>
+              <w:bottom w:w="100" w:type="dxa"/>
+              <w:left w:w="120" w:type="dxa"/>
+              <w:right w:w="120" w:type="dxa"/>
+            </w:tcMar>
+            <w:tcBorders>
+              <w:top w:val="single" w:sz="4" w:space="0" w:color="CCCCCC"/>
+              <w:bottom w:val="single" w:sz="4" w:space="0" w:color="CCCCCC"/>
+              <w:left w:val="single" w:sz="4" w:space="0" w:color="CCCCCC"/>
+              <w:right w:val="single" w:sz="4" w:space="0" w:color="CCCCCC"/>
+            </w:tcBorders>
+          </w:tcPr>
+          <w:p>
+            <w:pPr>
+              <w:spacing w:before="60" w:after="60" w:line="252" w:lineRule="auto"/>
+              <w:jc w:val="left"/>
+            </w:pPr>
+            <w:r/>
+            <w:r>
+              <w:t>553.25</w:t>
+            </w:r>
+          </w:p>
+        </w:tc>
+        <w:tc>
+          <w:tcPr>
+            <w:tcW w:type="dxa" w:w="2016"/>
+            <w:shd w:fill="F8FAFC"/>
+            <w:tcMar>
+              <w:top w:w="100" w:type="dxa"/>
+              <w:bottom w:w="100" w:type="dxa"/>
+              <w:left w:w="120" w:type="dxa"/>
+              <w:right w:w="120" w:type="dxa"/>
+            </w:tcMar>
+            <w:tcBorders>
+              <w:top w:val="single" w:sz="4" w:space="0" w:color="CCCCCC"/>
+              <w:bottom w:val="single" w:sz="4" w:space="0" w:color="CCCCCC"/>
+              <w:left w:val="single" w:sz="4" w:space="0" w:color="CCCCCC"/>
+              <w:right w:val="single" w:sz="4" w:space="0" w:color="CCCCCC"/>
+            </w:tcBorders>
+          </w:tcPr>
+          <w:p>
+            <w:pPr>
+              <w:spacing w:before="60" w:after="60" w:line="252" w:lineRule="auto"/>
+              <w:jc w:val="left"/>
+            </w:pPr>
+            <w:r/>
+            <w:r>
+              <w:t>556.25</w:t>
+            </w:r>
+          </w:p>
+        </w:tc>
+        <w:tc>
+          <w:tcPr>
+            <w:tcW w:type="dxa" w:w="1152"/>
+            <w:shd w:fill="F8FAFC"/>
+            <w:tcMar>
+              <w:top w:w="100" w:type="dxa"/>
+              <w:bottom w:w="100" w:type="dxa"/>
+              <w:left w:w="120" w:type="dxa"/>
+              <w:right w:w="120" w:type="dxa"/>
+            </w:tcMar>
+            <w:tcBorders>
+              <w:top w:val="single" w:sz="4" w:space="0" w:color="CCCCCC"/>
+              <w:bottom w:val="single" w:sz="4" w:space="0" w:color="CCCCCC"/>
+              <w:left w:val="single" w:sz="4" w:space="0" w:color="CCCCCC"/>
+              <w:right w:val="single" w:sz="4" w:space="0" w:color="CCCCCC"/>
+            </w:tcBorders>
+          </w:tcPr>
+          <w:p>
+            <w:pPr>
+              <w:spacing w:before="60" w:after="60" w:line="252" w:lineRule="auto"/>
+              <w:jc w:val="left"/>
+            </w:pPr>
+            <w:r/>
+            <w:r>
+              <w:t>550.50</w:t>
+            </w:r>
+          </w:p>
+        </w:tc>
+        <w:tc>
+          <w:tcPr>
+            <w:tcW w:type="dxa" w:w="1728"/>
+            <w:shd w:fill="F8FAFC"/>
+            <w:tcMar>
+              <w:top w:w="100" w:type="dxa"/>
+              <w:bottom w:w="100" w:type="dxa"/>
+              <w:left w:w="120" w:type="dxa"/>
+              <w:right w:w="120" w:type="dxa"/>
+            </w:tcMar>
+            <w:tcBorders>
+              <w:top w:val="single" w:sz="4" w:space="0" w:color="CCCCCC"/>
+              <w:bottom w:val="single" w:sz="4" w:space="0" w:color="CCCCCC"/>
+              <w:left w:val="single" w:sz="4" w:space="0" w:color="CCCCCC"/>
+              <w:right w:val="single" w:sz="4" w:space="0" w:color="CCCCCC"/>
+            </w:tcBorders>
+          </w:tcPr>
+          <w:p>
+            <w:pPr>
+              <w:spacing w:before="60" w:after="60" w:line="252" w:lineRule="auto"/>
+              <w:jc w:val="left"/>
+            </w:pPr>
+            <w:r/>
+            <w:r>
+              <w:rPr>
+                <w:b/>
+              </w:rPr>
+              <w:t>553.50</w:t>
+            </w:r>
+          </w:p>
+        </w:tc>
+        <w:tc>
+          <w:tcPr>
+            <w:tcW w:type="dxa" w:w="3456"/>
+            <w:shd w:fill="F8FAFC"/>
+            <w:tcMar>
+              <w:top w:w="100" w:type="dxa"/>
+              <w:bottom w:w="100" w:type="dxa"/>
+              <w:left w:w="120" w:type="dxa"/>
+              <w:right w:w="120" w:type="dxa"/>
+            </w:tcMar>
+            <w:tcBorders>
+              <w:top w:val="single" w:sz="4" w:space="0" w:color="CCCCCC"/>
+              <w:bottom w:val="single" w:sz="4" w:space="0" w:color="CCCCCC"/>
+              <w:left w:val="single" w:sz="4" w:space="0" w:color="CCCCCC"/>
+              <w:right w:val="single" w:sz="4" w:space="0" w:color="CCCCCC"/>
+            </w:tcBorders>
+          </w:tcPr>
+          <w:p>
+            <w:pPr>
+              <w:spacing w:before="60" w:after="60" w:line="252" w:lineRule="auto"/>
+              <w:jc w:val="left"/>
+            </w:pPr>
+            <w:r/>
+            <w:r>
+              <w:rPr>
+                <w:b/>
+              </w:rPr>
+              <w:t>+0.25</w:t>
+            </w:r>
+          </w:p>
+        </w:tc>
+        <w:tc>
+          <w:tcPr>
+            <w:tcW w:type="dxa" w:w="1440"/>
+            <w:shd w:fill="F8FAFC"/>
+            <w:tcMar>
+              <w:top w:w="100" w:type="dxa"/>
+              <w:bottom w:w="100" w:type="dxa"/>
+              <w:left w:w="120" w:type="dxa"/>
+              <w:right w:w="120" w:type="dxa"/>
+            </w:tcMar>
+            <w:tcBorders>
+              <w:top w:val="single" w:sz="4" w:space="0" w:color="CCCCCC"/>
+              <w:bottom w:val="single" w:sz="4" w:space="0" w:color="CCCCCC"/>
+              <w:left w:val="single" w:sz="4" w:space="0" w:color="CCCCCC"/>
+              <w:right w:val="single" w:sz="4" w:space="0" w:color="CCCCCC"/>
+            </w:tcBorders>
+          </w:tcPr>
+          <w:p>
+            <w:pPr>
+              <w:spacing w:before="60" w:after="60" w:line="252" w:lineRule="auto"/>
+              <w:jc w:val="left"/>
+            </w:pPr>
+            <w:r/>
+            <w:r>
+              <w:t>BULL</w:t>
+            </w:r>
+          </w:p>
+        </w:tc>
+      </w:tr>
+      <w:tr>
+        <w:tc>
+          <w:tcPr>
+            <w:tcW w:type="dxa" w:w="1584"/>
+            <w:shd w:fill="FFFFFF"/>
+            <w:tcMar>
+              <w:top w:w="100" w:type="dxa"/>
+              <w:bottom w:w="100" w:type="dxa"/>
+              <w:left w:w="120" w:type="dxa"/>
+              <w:right w:w="120" w:type="dxa"/>
+            </w:tcMar>
+            <w:tcBorders>
+              <w:top w:val="single" w:sz="4" w:space="0" w:color="CCCCCC"/>
+              <w:bottom w:val="single" w:sz="4" w:space="0" w:color="CCCCCC"/>
+              <w:left w:val="single" w:sz="4" w:space="0" w:color="CCCCCC"/>
+              <w:right w:val="single" w:sz="4" w:space="0" w:color="CCCCCC"/>
+            </w:tcBorders>
+          </w:tcPr>
+          <w:p>
+            <w:pPr>
+              <w:spacing w:before="60" w:after="60" w:line="252" w:lineRule="auto"/>
+              <w:jc w:val="left"/>
+            </w:pPr>
+            <w:r/>
+            <w:r>
+              <w:rPr>
+                <w:b/>
+              </w:rPr>
+              <w:t>Fri 25/09</w:t>
+            </w:r>
+          </w:p>
+        </w:tc>
+        <w:tc>
+          <w:tcPr>
+            <w:tcW w:type="dxa" w:w="864"/>
+            <w:shd w:fill="FFFFFF"/>
+            <w:tcMar>
+              <w:top w:w="100" w:type="dxa"/>
+              <w:bottom w:w="100" w:type="dxa"/>
+              <w:left w:w="120" w:type="dxa"/>
+              <w:right w:w="120" w:type="dxa"/>
+            </w:tcMar>
+            <w:tcBorders>
+              <w:top w:val="single" w:sz="4" w:space="0" w:color="CCCCCC"/>
+              <w:bottom w:val="single" w:sz="4" w:space="0" w:color="CCCCCC"/>
+              <w:left w:val="single" w:sz="4" w:space="0" w:color="CCCCCC"/>
+              <w:right w:val="single" w:sz="4" w:space="0" w:color="CCCCCC"/>
+            </w:tcBorders>
+          </w:tcPr>
+          <w:p>
+            <w:pPr>
+              <w:spacing w:before="60" w:after="60" w:line="252" w:lineRule="auto"/>
+              <w:jc w:val="left"/>
+            </w:pPr>
+            <w:r/>
+            <w:r>
+              <w:t>Pre-NY 19-21</w:t>
+            </w:r>
+          </w:p>
+        </w:tc>
+        <w:tc>
+          <w:tcPr>
+            <w:tcW w:type="dxa" w:w="1440"/>
+            <w:shd w:fill="FFFFFF"/>
+            <w:tcMar>
+              <w:top w:w="100" w:type="dxa"/>
+              <w:bottom w:w="100" w:type="dxa"/>
+              <w:left w:w="120" w:type="dxa"/>
+              <w:right w:w="120" w:type="dxa"/>
+            </w:tcMar>
+            <w:tcBorders>
+              <w:top w:val="single" w:sz="4" w:space="0" w:color="CCCCCC"/>
+              <w:bottom w:val="single" w:sz="4" w:space="0" w:color="CCCCCC"/>
+              <w:left w:val="single" w:sz="4" w:space="0" w:color="CCCCCC"/>
+              <w:right w:val="single" w:sz="4" w:space="0" w:color="CCCCCC"/>
+            </w:tcBorders>
+          </w:tcPr>
+          <w:p>
+            <w:pPr>
+              <w:spacing w:before="60" w:after="60" w:line="252" w:lineRule="auto"/>
+              <w:jc w:val="left"/>
+            </w:pPr>
+            <w:r/>
+            <w:r>
+              <w:t>553.50</w:t>
+            </w:r>
+          </w:p>
+        </w:tc>
+        <w:tc>
+          <w:tcPr>
+            <w:tcW w:type="dxa" w:w="2016"/>
+            <w:shd w:fill="FFFFFF"/>
+            <w:tcMar>
+              <w:top w:w="100" w:type="dxa"/>
+              <w:bottom w:w="100" w:type="dxa"/>
+              <w:left w:w="120" w:type="dxa"/>
+              <w:right w:w="120" w:type="dxa"/>
+            </w:tcMar>
+            <w:tcBorders>
+              <w:top w:val="single" w:sz="4" w:space="0" w:color="CCCCCC"/>
+              <w:bottom w:val="single" w:sz="4" w:space="0" w:color="CCCCCC"/>
+              <w:left w:val="single" w:sz="4" w:space="0" w:color="CCCCCC"/>
+              <w:right w:val="single" w:sz="4" w:space="0" w:color="CCCCCC"/>
+            </w:tcBorders>
+          </w:tcPr>
+          <w:p>
+            <w:pPr>
+              <w:spacing w:before="60" w:after="60" w:line="252" w:lineRule="auto"/>
+              <w:jc w:val="left"/>
+            </w:pPr>
+            <w:r/>
+            <w:r>
+              <w:t>556.50</w:t>
+            </w:r>
+          </w:p>
+        </w:tc>
+        <w:tc>
+          <w:tcPr>
+            <w:tcW w:type="dxa" w:w="1152"/>
+            <w:shd w:fill="FFFFFF"/>
+            <w:tcMar>
+              <w:top w:w="100" w:type="dxa"/>
+              <w:bottom w:w="100" w:type="dxa"/>
+              <w:left w:w="120" w:type="dxa"/>
+              <w:right w:w="120" w:type="dxa"/>
+            </w:tcMar>
+            <w:tcBorders>
+              <w:top w:val="single" w:sz="4" w:space="0" w:color="CCCCCC"/>
+              <w:bottom w:val="single" w:sz="4" w:space="0" w:color="CCCCCC"/>
+              <w:left w:val="single" w:sz="4" w:space="0" w:color="CCCCCC"/>
+              <w:right w:val="single" w:sz="4" w:space="0" w:color="CCCCCC"/>
+            </w:tcBorders>
+          </w:tcPr>
+          <w:p>
+            <w:pPr>
+              <w:spacing w:before="60" w:after="60" w:line="252" w:lineRule="auto"/>
+              <w:jc w:val="left"/>
+            </w:pPr>
+            <w:r/>
+            <w:r>
+              <w:t>550.75</w:t>
+            </w:r>
+          </w:p>
+        </w:tc>
+        <w:tc>
+          <w:tcPr>
+            <w:tcW w:type="dxa" w:w="1728"/>
+            <w:shd w:fill="FFFFFF"/>
+            <w:tcMar>
+              <w:top w:w="100" w:type="dxa"/>
+              <w:bottom w:w="100" w:type="dxa"/>
+              <w:left w:w="120" w:type="dxa"/>
+              <w:right w:w="120" w:type="dxa"/>
+            </w:tcMar>
+            <w:tcBorders>
+              <w:top w:val="single" w:sz="4" w:space="0" w:color="CCCCCC"/>
+              <w:bottom w:val="single" w:sz="4" w:space="0" w:color="CCCCCC"/>
+              <w:left w:val="single" w:sz="4" w:space="0" w:color="CCCCCC"/>
+              <w:right w:val="single" w:sz="4" w:space="0" w:color="CCCCCC"/>
+            </w:tcBorders>
+          </w:tcPr>
+          <w:p>
+            <w:pPr>
+              <w:spacing w:before="60" w:after="60" w:line="252" w:lineRule="auto"/>
+              <w:jc w:val="left"/>
+            </w:pPr>
+            <w:r/>
+            <w:r>
+              <w:rPr>
+                <w:b/>
+              </w:rPr>
+              <w:t>553.50</w:t>
+            </w:r>
+          </w:p>
+        </w:tc>
+        <w:tc>
+          <w:tcPr>
+            <w:tcW w:type="dxa" w:w="3456"/>
+            <w:shd w:fill="FFFFFF"/>
+            <w:tcMar>
+              <w:top w:w="100" w:type="dxa"/>
+              <w:bottom w:w="100" w:type="dxa"/>
+              <w:left w:w="120" w:type="dxa"/>
+              <w:right w:w="120" w:type="dxa"/>
+            </w:tcMar>
+            <w:tcBorders>
+              <w:top w:val="single" w:sz="4" w:space="0" w:color="CCCCCC"/>
+              <w:bottom w:val="single" w:sz="4" w:space="0" w:color="CCCCCC"/>
+              <w:left w:val="single" w:sz="4" w:space="0" w:color="CCCCCC"/>
+              <w:right w:val="single" w:sz="4" w:space="0" w:color="CCCCCC"/>
+            </w:tcBorders>
+          </w:tcPr>
+          <w:p>
+            <w:pPr>
+              <w:spacing w:before="60" w:after="60" w:line="252" w:lineRule="auto"/>
+              <w:jc w:val="left"/>
+            </w:pPr>
+            <w:r/>
+            <w:r>
+              <w:rPr>
+                <w:b/>
+              </w:rPr>
+              <w:t>+0.00</w:t>
+            </w:r>
+          </w:p>
+        </w:tc>
+        <w:tc>
+          <w:tcPr>
+            <w:tcW w:type="dxa" w:w="1440"/>
+            <w:shd w:fill="FFFFFF"/>
+            <w:tcMar>
+              <w:top w:w="100" w:type="dxa"/>
+              <w:bottom w:w="100" w:type="dxa"/>
+              <w:left w:w="120" w:type="dxa"/>
+              <w:right w:w="120" w:type="dxa"/>
+            </w:tcMar>
+            <w:tcBorders>
+              <w:top w:val="single" w:sz="4" w:space="0" w:color="CCCCCC"/>
+              <w:bottom w:val="single" w:sz="4" w:space="0" w:color="CCCCCC"/>
+              <w:left w:val="single" w:sz="4" w:space="0" w:color="CCCCCC"/>
+              <w:right w:val="single" w:sz="4" w:space="0" w:color="CCCCCC"/>
+            </w:tcBorders>
+          </w:tcPr>
+          <w:p>
+            <w:pPr>
+              <w:spacing w:before="60" w:after="60" w:line="252" w:lineRule="auto"/>
+              <w:jc w:val="left"/>
+            </w:pPr>
+            <w:r/>
+            <w:r>
+              <w:t>BEAR</w:t>
+            </w:r>
+          </w:p>
+        </w:tc>
+      </w:tr>
+      <w:tr>
+        <w:tc>
+          <w:tcPr>
+            <w:tcW w:type="dxa" w:w="1584"/>
+            <w:shd w:fill="F8FAFC"/>
+            <w:tcMar>
+              <w:top w:w="100" w:type="dxa"/>
+              <w:bottom w:w="100" w:type="dxa"/>
+              <w:left w:w="120" w:type="dxa"/>
+              <w:right w:w="120" w:type="dxa"/>
+            </w:tcMar>
+            <w:tcBorders>
+              <w:top w:val="single" w:sz="4" w:space="0" w:color="CCCCCC"/>
+              <w:bottom w:val="single" w:sz="4" w:space="0" w:color="CCCCCC"/>
+              <w:left w:val="single" w:sz="4" w:space="0" w:color="CCCCCC"/>
+              <w:right w:val="single" w:sz="4" w:space="0" w:color="CCCCCC"/>
+            </w:tcBorders>
+          </w:tcPr>
+          <w:p>
+            <w:pPr>
+              <w:spacing w:before="60" w:after="60" w:line="252" w:lineRule="auto"/>
+              <w:jc w:val="left"/>
+            </w:pPr>
+            <w:r/>
+            <w:r>
+              <w:rPr>
+                <w:b/>
+              </w:rPr>
+              <w:t>Fri 25/09</w:t>
+            </w:r>
+          </w:p>
+        </w:tc>
+        <w:tc>
+          <w:tcPr>
+            <w:tcW w:type="dxa" w:w="864"/>
+            <w:shd w:fill="F8FAFC"/>
+            <w:tcMar>
+              <w:top w:w="100" w:type="dxa"/>
+              <w:bottom w:w="100" w:type="dxa"/>
+              <w:left w:w="120" w:type="dxa"/>
+              <w:right w:w="120" w:type="dxa"/>
+            </w:tcMar>
+            <w:tcBorders>
+              <w:top w:val="single" w:sz="4" w:space="0" w:color="CCCCCC"/>
+              <w:bottom w:val="single" w:sz="4" w:space="0" w:color="CCCCCC"/>
+              <w:left w:val="single" w:sz="4" w:space="0" w:color="CCCCCC"/>
+              <w:right w:val="single" w:sz="4" w:space="0" w:color="CCCCCC"/>
+            </w:tcBorders>
+          </w:tcPr>
+          <w:p>
+            <w:pPr>
+              <w:spacing w:before="60" w:after="60" w:line="252" w:lineRule="auto"/>
+              <w:jc w:val="left"/>
+            </w:pPr>
+            <w:r/>
+            <w:r>
+              <w:t>NY Open 21-23</w:t>
+            </w:r>
+          </w:p>
+        </w:tc>
+        <w:tc>
+          <w:tcPr>
+            <w:tcW w:type="dxa" w:w="1440"/>
+            <w:shd w:fill="F8FAFC"/>
+            <w:tcMar>
+              <w:top w:w="100" w:type="dxa"/>
+              <w:bottom w:w="100" w:type="dxa"/>
+              <w:left w:w="120" w:type="dxa"/>
+              <w:right w:w="120" w:type="dxa"/>
+            </w:tcMar>
+            <w:tcBorders>
+              <w:top w:val="single" w:sz="4" w:space="0" w:color="CCCCCC"/>
+              <w:bottom w:val="single" w:sz="4" w:space="0" w:color="CCCCCC"/>
+              <w:left w:val="single" w:sz="4" w:space="0" w:color="CCCCCC"/>
+              <w:right w:val="single" w:sz="4" w:space="0" w:color="CCCCCC"/>
+            </w:tcBorders>
+          </w:tcPr>
+          <w:p>
+            <w:pPr>
+              <w:spacing w:before="60" w:after="60" w:line="252" w:lineRule="auto"/>
+              <w:jc w:val="left"/>
+            </w:pPr>
+            <w:r/>
+            <w:r>
+              <w:t>553.50</w:t>
+            </w:r>
+          </w:p>
+        </w:tc>
+        <w:tc>
+          <w:tcPr>
+            <w:tcW w:type="dxa" w:w="2016"/>
+            <w:shd w:fill="F8FAFC"/>
+            <w:tcMar>
+              <w:top w:w="100" w:type="dxa"/>
+              <w:bottom w:w="100" w:type="dxa"/>
+              <w:left w:w="120" w:type="dxa"/>
+              <w:right w:w="120" w:type="dxa"/>
+            </w:tcMar>
+            <w:tcBorders>
+              <w:top w:val="single" w:sz="4" w:space="0" w:color="CCCCCC"/>
+              <w:bottom w:val="single" w:sz="4" w:space="0" w:color="CCCCCC"/>
+              <w:left w:val="single" w:sz="4" w:space="0" w:color="CCCCCC"/>
+              <w:right w:val="single" w:sz="4" w:space="0" w:color="CCCCCC"/>
+            </w:tcBorders>
+          </w:tcPr>
+          <w:p>
+            <w:pPr>
+              <w:spacing w:before="60" w:after="60" w:line="252" w:lineRule="auto"/>
+              <w:jc w:val="left"/>
+            </w:pPr>
+            <w:r/>
+            <w:r>
+              <w:t>557.50</w:t>
+            </w:r>
+          </w:p>
+        </w:tc>
+        <w:tc>
+          <w:tcPr>
+            <w:tcW w:type="dxa" w:w="1152"/>
+            <w:shd w:fill="F8FAFC"/>
+            <w:tcMar>
+              <w:top w:w="100" w:type="dxa"/>
+              <w:bottom w:w="100" w:type="dxa"/>
+              <w:left w:w="120" w:type="dxa"/>
+              <w:right w:w="120" w:type="dxa"/>
+            </w:tcMar>
+            <w:tcBorders>
+              <w:top w:val="single" w:sz="4" w:space="0" w:color="CCCCCC"/>
+              <w:bottom w:val="single" w:sz="4" w:space="0" w:color="CCCCCC"/>
+              <w:left w:val="single" w:sz="4" w:space="0" w:color="CCCCCC"/>
+              <w:right w:val="single" w:sz="4" w:space="0" w:color="CCCCCC"/>
+            </w:tcBorders>
+          </w:tcPr>
+          <w:p>
+            <w:pPr>
+              <w:spacing w:before="60" w:after="60" w:line="252" w:lineRule="auto"/>
+              <w:jc w:val="left"/>
+            </w:pPr>
+            <w:r/>
+            <w:r>
+              <w:t>550.00</w:t>
+            </w:r>
+          </w:p>
+        </w:tc>
+        <w:tc>
+          <w:tcPr>
+            <w:tcW w:type="dxa" w:w="1728"/>
+            <w:shd w:fill="F8FAFC"/>
+            <w:tcMar>
+              <w:top w:w="100" w:type="dxa"/>
+              <w:bottom w:w="100" w:type="dxa"/>
+              <w:left w:w="120" w:type="dxa"/>
+              <w:right w:w="120" w:type="dxa"/>
+            </w:tcMar>
+            <w:tcBorders>
+              <w:top w:val="single" w:sz="4" w:space="0" w:color="CCCCCC"/>
+              <w:bottom w:val="single" w:sz="4" w:space="0" w:color="CCCCCC"/>
+              <w:left w:val="single" w:sz="4" w:space="0" w:color="CCCCCC"/>
+              <w:right w:val="single" w:sz="4" w:space="0" w:color="CCCCCC"/>
+            </w:tcBorders>
+          </w:tcPr>
+          <w:p>
+            <w:pPr>
+              <w:spacing w:before="60" w:after="60" w:line="252" w:lineRule="auto"/>
+              <w:jc w:val="left"/>
+            </w:pPr>
+            <w:r/>
+            <w:r>
+              <w:rPr>
+                <w:b/>
+              </w:rPr>
+              <w:t>554.00</w:t>
             </w:r>
           </w:p>
         </w:tc>
@@ -17635,7 +20925,7 @@
               <w:rPr>
                 <w:b/>
               </w:rPr>
-              <w:t>Wed 23/09</w:t>
+              <w:t>Fri 25/09</w:t>
             </w:r>
           </w:p>
         </w:tc>
@@ -17663,7 +20953,7 @@
             </w:pPr>
             <w:r/>
             <w:r>
-              <w:t>Pre-NY 19-21</w:t>
+              <w:t>NY Close 23-01</w:t>
             </w:r>
           </w:p>
         </w:tc>
@@ -17691,7 +20981,7 @@
             </w:pPr>
             <w:r/>
             <w:r>
-              <w:t>548.50</w:t>
+              <w:t>554.00</w:t>
             </w:r>
           </w:p>
         </w:tc>
@@ -17719,7 +21009,7 @@
             </w:pPr>
             <w:r/>
             <w:r>
-              <w:t>553.25</w:t>
+              <w:t>558.00</w:t>
             </w:r>
           </w:p>
         </w:tc>
@@ -17747,7 +21037,7 @@
             </w:pPr>
             <w:r/>
             <w:r>
-              <w:t>541.50</w:t>
+              <w:t>552.25</w:t>
             </w:r>
           </w:p>
         </w:tc>
@@ -17778,3297 +21068,7 @@
               <w:rPr>
                 <w:b/>
               </w:rPr>
-              <w:t>550.50</w:t>
-            </w:r>
-          </w:p>
-        </w:tc>
-        <w:tc>
-          <w:tcPr>
-            <w:tcW w:type="dxa" w:w="3456"/>
-            <w:shd w:fill="FFFFFF"/>
-            <w:tcMar>
-              <w:top w:w="100" w:type="dxa"/>
-              <w:bottom w:w="100" w:type="dxa"/>
-              <w:left w:w="120" w:type="dxa"/>
-              <w:right w:w="120" w:type="dxa"/>
-            </w:tcMar>
-            <w:tcBorders>
-              <w:top w:val="single" w:sz="4" w:space="0" w:color="CCCCCC"/>
-              <w:bottom w:val="single" w:sz="4" w:space="0" w:color="CCCCCC"/>
-              <w:left w:val="single" w:sz="4" w:space="0" w:color="CCCCCC"/>
-              <w:right w:val="single" w:sz="4" w:space="0" w:color="CCCCCC"/>
-            </w:tcBorders>
-          </w:tcPr>
-          <w:p>
-            <w:pPr>
-              <w:spacing w:before="60" w:after="60" w:line="252" w:lineRule="auto"/>
-              <w:jc w:val="left"/>
-            </w:pPr>
-            <w:r/>
-            <w:r>
-              <w:rPr>
-                <w:b/>
-              </w:rPr>
-              <w:t>+2.00</w:t>
-            </w:r>
-          </w:p>
-        </w:tc>
-        <w:tc>
-          <w:tcPr>
-            <w:tcW w:type="dxa" w:w="1440"/>
-            <w:shd w:fill="FFFFFF"/>
-            <w:tcMar>
-              <w:top w:w="100" w:type="dxa"/>
-              <w:bottom w:w="100" w:type="dxa"/>
-              <w:left w:w="120" w:type="dxa"/>
-              <w:right w:w="120" w:type="dxa"/>
-            </w:tcMar>
-            <w:tcBorders>
-              <w:top w:val="single" w:sz="4" w:space="0" w:color="CCCCCC"/>
-              <w:bottom w:val="single" w:sz="4" w:space="0" w:color="CCCCCC"/>
-              <w:left w:val="single" w:sz="4" w:space="0" w:color="CCCCCC"/>
-              <w:right w:val="single" w:sz="4" w:space="0" w:color="CCCCCC"/>
-            </w:tcBorders>
-          </w:tcPr>
-          <w:p>
-            <w:pPr>
-              <w:spacing w:before="60" w:after="60" w:line="252" w:lineRule="auto"/>
-              <w:jc w:val="left"/>
-            </w:pPr>
-            <w:r/>
-            <w:r>
-              <w:t>BULL</w:t>
-            </w:r>
-          </w:p>
-        </w:tc>
-      </w:tr>
-      <w:tr>
-        <w:tc>
-          <w:tcPr>
-            <w:tcW w:type="dxa" w:w="1584"/>
-            <w:shd w:fill="F8FAFC"/>
-            <w:tcMar>
-              <w:top w:w="100" w:type="dxa"/>
-              <w:bottom w:w="100" w:type="dxa"/>
-              <w:left w:w="120" w:type="dxa"/>
-              <w:right w:w="120" w:type="dxa"/>
-            </w:tcMar>
-            <w:tcBorders>
-              <w:top w:val="single" w:sz="4" w:space="0" w:color="CCCCCC"/>
-              <w:bottom w:val="single" w:sz="4" w:space="0" w:color="CCCCCC"/>
-              <w:left w:val="single" w:sz="4" w:space="0" w:color="CCCCCC"/>
-              <w:right w:val="single" w:sz="4" w:space="0" w:color="CCCCCC"/>
-            </w:tcBorders>
-          </w:tcPr>
-          <w:p>
-            <w:pPr>
-              <w:spacing w:before="60" w:after="60" w:line="252" w:lineRule="auto"/>
-              <w:jc w:val="left"/>
-            </w:pPr>
-            <w:r/>
-            <w:r>
-              <w:rPr>
-                <w:b/>
-              </w:rPr>
-              <w:t>Wed 23/09</w:t>
-            </w:r>
-          </w:p>
-        </w:tc>
-        <w:tc>
-          <w:tcPr>
-            <w:tcW w:type="dxa" w:w="864"/>
-            <w:shd w:fill="F8FAFC"/>
-            <w:tcMar>
-              <w:top w:w="100" w:type="dxa"/>
-              <w:bottom w:w="100" w:type="dxa"/>
-              <w:left w:w="120" w:type="dxa"/>
-              <w:right w:w="120" w:type="dxa"/>
-            </w:tcMar>
-            <w:tcBorders>
-              <w:top w:val="single" w:sz="4" w:space="0" w:color="CCCCCC"/>
-              <w:bottom w:val="single" w:sz="4" w:space="0" w:color="CCCCCC"/>
-              <w:left w:val="single" w:sz="4" w:space="0" w:color="CCCCCC"/>
-              <w:right w:val="single" w:sz="4" w:space="0" w:color="CCCCCC"/>
-            </w:tcBorders>
-          </w:tcPr>
-          <w:p>
-            <w:pPr>
-              <w:spacing w:before="60" w:after="60" w:line="252" w:lineRule="auto"/>
-              <w:jc w:val="left"/>
-            </w:pPr>
-            <w:r/>
-            <w:r>
-              <w:t>NY Open 21-23</w:t>
-            </w:r>
-          </w:p>
-        </w:tc>
-        <w:tc>
-          <w:tcPr>
-            <w:tcW w:type="dxa" w:w="1440"/>
-            <w:shd w:fill="F8FAFC"/>
-            <w:tcMar>
-              <w:top w:w="100" w:type="dxa"/>
-              <w:bottom w:w="100" w:type="dxa"/>
-              <w:left w:w="120" w:type="dxa"/>
-              <w:right w:w="120" w:type="dxa"/>
-            </w:tcMar>
-            <w:tcBorders>
-              <w:top w:val="single" w:sz="4" w:space="0" w:color="CCCCCC"/>
-              <w:bottom w:val="single" w:sz="4" w:space="0" w:color="CCCCCC"/>
-              <w:left w:val="single" w:sz="4" w:space="0" w:color="CCCCCC"/>
-              <w:right w:val="single" w:sz="4" w:space="0" w:color="CCCCCC"/>
-            </w:tcBorders>
-          </w:tcPr>
-          <w:p>
-            <w:pPr>
-              <w:spacing w:before="60" w:after="60" w:line="252" w:lineRule="auto"/>
-              <w:jc w:val="left"/>
-            </w:pPr>
-            <w:r/>
-            <w:r>
-              <w:t>550.50</w:t>
-            </w:r>
-          </w:p>
-        </w:tc>
-        <w:tc>
-          <w:tcPr>
-            <w:tcW w:type="dxa" w:w="2016"/>
-            <w:shd w:fill="F8FAFC"/>
-            <w:tcMar>
-              <w:top w:w="100" w:type="dxa"/>
-              <w:bottom w:w="100" w:type="dxa"/>
-              <w:left w:w="120" w:type="dxa"/>
-              <w:right w:w="120" w:type="dxa"/>
-            </w:tcMar>
-            <w:tcBorders>
-              <w:top w:val="single" w:sz="4" w:space="0" w:color="CCCCCC"/>
-              <w:bottom w:val="single" w:sz="4" w:space="0" w:color="CCCCCC"/>
-              <w:left w:val="single" w:sz="4" w:space="0" w:color="CCCCCC"/>
-              <w:right w:val="single" w:sz="4" w:space="0" w:color="CCCCCC"/>
-            </w:tcBorders>
-          </w:tcPr>
-          <w:p>
-            <w:pPr>
-              <w:spacing w:before="60" w:after="60" w:line="252" w:lineRule="auto"/>
-              <w:jc w:val="left"/>
-            </w:pPr>
-            <w:r/>
-            <w:r>
-              <w:t>558.50</w:t>
-            </w:r>
-          </w:p>
-        </w:tc>
-        <w:tc>
-          <w:tcPr>
-            <w:tcW w:type="dxa" w:w="1152"/>
-            <w:shd w:fill="F8FAFC"/>
-            <w:tcMar>
-              <w:top w:w="100" w:type="dxa"/>
-              <w:bottom w:w="100" w:type="dxa"/>
-              <w:left w:w="120" w:type="dxa"/>
-              <w:right w:w="120" w:type="dxa"/>
-            </w:tcMar>
-            <w:tcBorders>
-              <w:top w:val="single" w:sz="4" w:space="0" w:color="CCCCCC"/>
-              <w:bottom w:val="single" w:sz="4" w:space="0" w:color="CCCCCC"/>
-              <w:left w:val="single" w:sz="4" w:space="0" w:color="CCCCCC"/>
-              <w:right w:val="single" w:sz="4" w:space="0" w:color="CCCCCC"/>
-            </w:tcBorders>
-          </w:tcPr>
-          <w:p>
-            <w:pPr>
-              <w:spacing w:before="60" w:after="60" w:line="252" w:lineRule="auto"/>
-              <w:jc w:val="left"/>
-            </w:pPr>
-            <w:r/>
-            <w:r>
-              <w:t>543.50</w:t>
-            </w:r>
-          </w:p>
-        </w:tc>
-        <w:tc>
-          <w:tcPr>
-            <w:tcW w:type="dxa" w:w="1728"/>
-            <w:shd w:fill="F8FAFC"/>
-            <w:tcMar>
-              <w:top w:w="100" w:type="dxa"/>
-              <w:bottom w:w="100" w:type="dxa"/>
-              <w:left w:w="120" w:type="dxa"/>
-              <w:right w:w="120" w:type="dxa"/>
-            </w:tcMar>
-            <w:tcBorders>
-              <w:top w:val="single" w:sz="4" w:space="0" w:color="CCCCCC"/>
-              <w:bottom w:val="single" w:sz="4" w:space="0" w:color="CCCCCC"/>
-              <w:left w:val="single" w:sz="4" w:space="0" w:color="CCCCCC"/>
-              <w:right w:val="single" w:sz="4" w:space="0" w:color="CCCCCC"/>
-            </w:tcBorders>
-          </w:tcPr>
-          <w:p>
-            <w:pPr>
-              <w:spacing w:before="60" w:after="60" w:line="252" w:lineRule="auto"/>
-              <w:jc w:val="left"/>
-            </w:pPr>
-            <w:r/>
-            <w:r>
-              <w:rPr>
-                <w:b/>
-              </w:rPr>
-              <w:t>552.00</w:t>
-            </w:r>
-          </w:p>
-        </w:tc>
-        <w:tc>
-          <w:tcPr>
-            <w:tcW w:type="dxa" w:w="3456"/>
-            <w:shd w:fill="F8FAFC"/>
-            <w:tcMar>
-              <w:top w:w="100" w:type="dxa"/>
-              <w:bottom w:w="100" w:type="dxa"/>
-              <w:left w:w="120" w:type="dxa"/>
-              <w:right w:w="120" w:type="dxa"/>
-            </w:tcMar>
-            <w:tcBorders>
-              <w:top w:val="single" w:sz="4" w:space="0" w:color="CCCCCC"/>
-              <w:bottom w:val="single" w:sz="4" w:space="0" w:color="CCCCCC"/>
-              <w:left w:val="single" w:sz="4" w:space="0" w:color="CCCCCC"/>
-              <w:right w:val="single" w:sz="4" w:space="0" w:color="CCCCCC"/>
-            </w:tcBorders>
-          </w:tcPr>
-          <w:p>
-            <w:pPr>
-              <w:spacing w:before="60" w:after="60" w:line="252" w:lineRule="auto"/>
-              <w:jc w:val="left"/>
-            </w:pPr>
-            <w:r/>
-            <w:r>
-              <w:rPr>
-                <w:b/>
-              </w:rPr>
-              <w:t>+1.50</w:t>
-            </w:r>
-          </w:p>
-        </w:tc>
-        <w:tc>
-          <w:tcPr>
-            <w:tcW w:type="dxa" w:w="1440"/>
-            <w:shd w:fill="F8FAFC"/>
-            <w:tcMar>
-              <w:top w:w="100" w:type="dxa"/>
-              <w:bottom w:w="100" w:type="dxa"/>
-              <w:left w:w="120" w:type="dxa"/>
-              <w:right w:w="120" w:type="dxa"/>
-            </w:tcMar>
-            <w:tcBorders>
-              <w:top w:val="single" w:sz="4" w:space="0" w:color="CCCCCC"/>
-              <w:bottom w:val="single" w:sz="4" w:space="0" w:color="CCCCCC"/>
-              <w:left w:val="single" w:sz="4" w:space="0" w:color="CCCCCC"/>
-              <w:right w:val="single" w:sz="4" w:space="0" w:color="CCCCCC"/>
-            </w:tcBorders>
-          </w:tcPr>
-          <w:p>
-            <w:pPr>
-              <w:spacing w:before="60" w:after="60" w:line="252" w:lineRule="auto"/>
-              <w:jc w:val="left"/>
-            </w:pPr>
-            <w:r/>
-            <w:r>
-              <w:t>BULL</w:t>
-            </w:r>
-          </w:p>
-        </w:tc>
-      </w:tr>
-      <w:tr>
-        <w:tc>
-          <w:tcPr>
-            <w:tcW w:type="dxa" w:w="1584"/>
-            <w:shd w:fill="FFFFFF"/>
-            <w:tcMar>
-              <w:top w:w="100" w:type="dxa"/>
-              <w:bottom w:w="100" w:type="dxa"/>
-              <w:left w:w="120" w:type="dxa"/>
-              <w:right w:w="120" w:type="dxa"/>
-            </w:tcMar>
-            <w:tcBorders>
-              <w:top w:val="single" w:sz="4" w:space="0" w:color="CCCCCC"/>
-              <w:bottom w:val="single" w:sz="4" w:space="0" w:color="CCCCCC"/>
-              <w:left w:val="single" w:sz="4" w:space="0" w:color="CCCCCC"/>
-              <w:right w:val="single" w:sz="4" w:space="0" w:color="CCCCCC"/>
-            </w:tcBorders>
-          </w:tcPr>
-          <w:p>
-            <w:pPr>
-              <w:spacing w:before="60" w:after="60" w:line="252" w:lineRule="auto"/>
-              <w:jc w:val="left"/>
-            </w:pPr>
-            <w:r/>
-            <w:r>
-              <w:rPr>
-                <w:b/>
-              </w:rPr>
-              <w:t>Wed 23/09</w:t>
-            </w:r>
-          </w:p>
-        </w:tc>
-        <w:tc>
-          <w:tcPr>
-            <w:tcW w:type="dxa" w:w="864"/>
-            <w:shd w:fill="FFFFFF"/>
-            <w:tcMar>
-              <w:top w:w="100" w:type="dxa"/>
-              <w:bottom w:w="100" w:type="dxa"/>
-              <w:left w:w="120" w:type="dxa"/>
-              <w:right w:w="120" w:type="dxa"/>
-            </w:tcMar>
-            <w:tcBorders>
-              <w:top w:val="single" w:sz="4" w:space="0" w:color="CCCCCC"/>
-              <w:bottom w:val="single" w:sz="4" w:space="0" w:color="CCCCCC"/>
-              <w:left w:val="single" w:sz="4" w:space="0" w:color="CCCCCC"/>
-              <w:right w:val="single" w:sz="4" w:space="0" w:color="CCCCCC"/>
-            </w:tcBorders>
-          </w:tcPr>
-          <w:p>
-            <w:pPr>
-              <w:spacing w:before="60" w:after="60" w:line="252" w:lineRule="auto"/>
-              <w:jc w:val="left"/>
-            </w:pPr>
-            <w:r/>
-            <w:r>
-              <w:t>NY Close 23-01</w:t>
-            </w:r>
-          </w:p>
-        </w:tc>
-        <w:tc>
-          <w:tcPr>
-            <w:tcW w:type="dxa" w:w="1440"/>
-            <w:shd w:fill="FFFFFF"/>
-            <w:tcMar>
-              <w:top w:w="100" w:type="dxa"/>
-              <w:bottom w:w="100" w:type="dxa"/>
-              <w:left w:w="120" w:type="dxa"/>
-              <w:right w:w="120" w:type="dxa"/>
-            </w:tcMar>
-            <w:tcBorders>
-              <w:top w:val="single" w:sz="4" w:space="0" w:color="CCCCCC"/>
-              <w:bottom w:val="single" w:sz="4" w:space="0" w:color="CCCCCC"/>
-              <w:left w:val="single" w:sz="4" w:space="0" w:color="CCCCCC"/>
-              <w:right w:val="single" w:sz="4" w:space="0" w:color="CCCCCC"/>
-            </w:tcBorders>
-          </w:tcPr>
-          <w:p>
-            <w:pPr>
-              <w:spacing w:before="60" w:after="60" w:line="252" w:lineRule="auto"/>
-              <w:jc w:val="left"/>
-            </w:pPr>
-            <w:r/>
-            <w:r>
-              <w:t>552.00</w:t>
-            </w:r>
-          </w:p>
-        </w:tc>
-        <w:tc>
-          <w:tcPr>
-            <w:tcW w:type="dxa" w:w="2016"/>
-            <w:shd w:fill="FFFFFF"/>
-            <w:tcMar>
-              <w:top w:w="100" w:type="dxa"/>
-              <w:bottom w:w="100" w:type="dxa"/>
-              <w:left w:w="120" w:type="dxa"/>
-              <w:right w:w="120" w:type="dxa"/>
-            </w:tcMar>
-            <w:tcBorders>
-              <w:top w:val="single" w:sz="4" w:space="0" w:color="CCCCCC"/>
-              <w:bottom w:val="single" w:sz="4" w:space="0" w:color="CCCCCC"/>
-              <w:left w:val="single" w:sz="4" w:space="0" w:color="CCCCCC"/>
-              <w:right w:val="single" w:sz="4" w:space="0" w:color="CCCCCC"/>
-            </w:tcBorders>
-          </w:tcPr>
-          <w:p>
-            <w:pPr>
-              <w:spacing w:before="60" w:after="60" w:line="252" w:lineRule="auto"/>
-              <w:jc w:val="left"/>
-            </w:pPr>
-            <w:r/>
-            <w:r>
-              <w:t>556.50</w:t>
-            </w:r>
-          </w:p>
-        </w:tc>
-        <w:tc>
-          <w:tcPr>
-            <w:tcW w:type="dxa" w:w="1152"/>
-            <w:shd w:fill="FFFFFF"/>
-            <w:tcMar>
-              <w:top w:w="100" w:type="dxa"/>
-              <w:bottom w:w="100" w:type="dxa"/>
-              <w:left w:w="120" w:type="dxa"/>
-              <w:right w:w="120" w:type="dxa"/>
-            </w:tcMar>
-            <w:tcBorders>
-              <w:top w:val="single" w:sz="4" w:space="0" w:color="CCCCCC"/>
-              <w:bottom w:val="single" w:sz="4" w:space="0" w:color="CCCCCC"/>
-              <w:left w:val="single" w:sz="4" w:space="0" w:color="CCCCCC"/>
-              <w:right w:val="single" w:sz="4" w:space="0" w:color="CCCCCC"/>
-            </w:tcBorders>
-          </w:tcPr>
-          <w:p>
-            <w:pPr>
-              <w:spacing w:before="60" w:after="60" w:line="252" w:lineRule="auto"/>
-              <w:jc w:val="left"/>
-            </w:pPr>
-            <w:r/>
-            <w:r>
-              <w:t>547.75</w:t>
-            </w:r>
-          </w:p>
-        </w:tc>
-        <w:tc>
-          <w:tcPr>
-            <w:tcW w:type="dxa" w:w="1728"/>
-            <w:shd w:fill="FFFFFF"/>
-            <w:tcMar>
-              <w:top w:w="100" w:type="dxa"/>
-              <w:bottom w:w="100" w:type="dxa"/>
-              <w:left w:w="120" w:type="dxa"/>
-              <w:right w:w="120" w:type="dxa"/>
-            </w:tcMar>
-            <w:tcBorders>
-              <w:top w:val="single" w:sz="4" w:space="0" w:color="CCCCCC"/>
-              <w:bottom w:val="single" w:sz="4" w:space="0" w:color="CCCCCC"/>
-              <w:left w:val="single" w:sz="4" w:space="0" w:color="CCCCCC"/>
-              <w:right w:val="single" w:sz="4" w:space="0" w:color="CCCCCC"/>
-            </w:tcBorders>
-          </w:tcPr>
-          <w:p>
-            <w:pPr>
-              <w:spacing w:before="60" w:after="60" w:line="252" w:lineRule="auto"/>
-              <w:jc w:val="left"/>
-            </w:pPr>
-            <w:r/>
-            <w:r>
-              <w:rPr>
-                <w:b/>
-              </w:rPr>
-              <w:t>551.50</w:t>
-            </w:r>
-          </w:p>
-        </w:tc>
-        <w:tc>
-          <w:tcPr>
-            <w:tcW w:type="dxa" w:w="3456"/>
-            <w:shd w:fill="FFFFFF"/>
-            <w:tcMar>
-              <w:top w:w="100" w:type="dxa"/>
-              <w:bottom w:w="100" w:type="dxa"/>
-              <w:left w:w="120" w:type="dxa"/>
-              <w:right w:w="120" w:type="dxa"/>
-            </w:tcMar>
-            <w:tcBorders>
-              <w:top w:val="single" w:sz="4" w:space="0" w:color="CCCCCC"/>
-              <w:bottom w:val="single" w:sz="4" w:space="0" w:color="CCCCCC"/>
-              <w:left w:val="single" w:sz="4" w:space="0" w:color="CCCCCC"/>
-              <w:right w:val="single" w:sz="4" w:space="0" w:color="CCCCCC"/>
-            </w:tcBorders>
-          </w:tcPr>
-          <w:p>
-            <w:pPr>
-              <w:spacing w:before="60" w:after="60" w:line="252" w:lineRule="auto"/>
-              <w:jc w:val="left"/>
-            </w:pPr>
-            <w:r/>
-            <w:r>
-              <w:rPr>
-                <w:b/>
-              </w:rPr>
-              <w:t>-0.50</w:t>
-            </w:r>
-          </w:p>
-        </w:tc>
-        <w:tc>
-          <w:tcPr>
-            <w:tcW w:type="dxa" w:w="1440"/>
-            <w:shd w:fill="FFFFFF"/>
-            <w:tcMar>
-              <w:top w:w="100" w:type="dxa"/>
-              <w:bottom w:w="100" w:type="dxa"/>
-              <w:left w:w="120" w:type="dxa"/>
-              <w:right w:w="120" w:type="dxa"/>
-            </w:tcMar>
-            <w:tcBorders>
-              <w:top w:val="single" w:sz="4" w:space="0" w:color="CCCCCC"/>
-              <w:bottom w:val="single" w:sz="4" w:space="0" w:color="CCCCCC"/>
-              <w:left w:val="single" w:sz="4" w:space="0" w:color="CCCCCC"/>
-              <w:right w:val="single" w:sz="4" w:space="0" w:color="CCCCCC"/>
-            </w:tcBorders>
-          </w:tcPr>
-          <w:p>
-            <w:pPr>
-              <w:spacing w:before="60" w:after="60" w:line="252" w:lineRule="auto"/>
-              <w:jc w:val="left"/>
-            </w:pPr>
-            <w:r/>
-            <w:r>
-              <w:t>BEAR</w:t>
-            </w:r>
-          </w:p>
-        </w:tc>
-      </w:tr>
-      <w:tr>
-        <w:tc>
-          <w:tcPr>
-            <w:tcW w:type="dxa" w:w="1584"/>
-            <w:shd w:fill="F8FAFC"/>
-            <w:tcMar>
-              <w:top w:w="100" w:type="dxa"/>
-              <w:bottom w:w="100" w:type="dxa"/>
-              <w:left w:w="120" w:type="dxa"/>
-              <w:right w:w="120" w:type="dxa"/>
-            </w:tcMar>
-            <w:tcBorders>
-              <w:top w:val="single" w:sz="4" w:space="0" w:color="CCCCCC"/>
-              <w:bottom w:val="single" w:sz="4" w:space="0" w:color="CCCCCC"/>
-              <w:left w:val="single" w:sz="4" w:space="0" w:color="CCCCCC"/>
-              <w:right w:val="single" w:sz="4" w:space="0" w:color="CCCCCC"/>
-            </w:tcBorders>
-          </w:tcPr>
-          <w:p>
-            <w:pPr>
-              <w:spacing w:before="60" w:after="60" w:line="252" w:lineRule="auto"/>
-              <w:jc w:val="left"/>
-            </w:pPr>
-            <w:r/>
-            <w:r>
-              <w:rPr>
-                <w:b/>
-              </w:rPr>
-              <w:t>Thu 24/09</w:t>
-            </w:r>
-          </w:p>
-        </w:tc>
-        <w:tc>
-          <w:tcPr>
-            <w:tcW w:type="dxa" w:w="864"/>
-            <w:shd w:fill="F8FAFC"/>
-            <w:tcMar>
-              <w:top w:w="100" w:type="dxa"/>
-              <w:bottom w:w="100" w:type="dxa"/>
-              <w:left w:w="120" w:type="dxa"/>
-              <w:right w:w="120" w:type="dxa"/>
-            </w:tcMar>
-            <w:tcBorders>
-              <w:top w:val="single" w:sz="4" w:space="0" w:color="CCCCCC"/>
-              <w:bottom w:val="single" w:sz="4" w:space="0" w:color="CCCCCC"/>
-              <w:left w:val="single" w:sz="4" w:space="0" w:color="CCCCCC"/>
-              <w:right w:val="single" w:sz="4" w:space="0" w:color="CCCCCC"/>
-            </w:tcBorders>
-          </w:tcPr>
-          <w:p>
-            <w:pPr>
-              <w:spacing w:before="60" w:after="60" w:line="252" w:lineRule="auto"/>
-              <w:jc w:val="left"/>
-            </w:pPr>
-            <w:r/>
-            <w:r>
-              <w:t>Asia 07-11</w:t>
-            </w:r>
-          </w:p>
-        </w:tc>
-        <w:tc>
-          <w:tcPr>
-            <w:tcW w:type="dxa" w:w="1440"/>
-            <w:shd w:fill="F8FAFC"/>
-            <w:tcMar>
-              <w:top w:w="100" w:type="dxa"/>
-              <w:bottom w:w="100" w:type="dxa"/>
-              <w:left w:w="120" w:type="dxa"/>
-              <w:right w:w="120" w:type="dxa"/>
-            </w:tcMar>
-            <w:tcBorders>
-              <w:top w:val="single" w:sz="4" w:space="0" w:color="CCCCCC"/>
-              <w:bottom w:val="single" w:sz="4" w:space="0" w:color="CCCCCC"/>
-              <w:left w:val="single" w:sz="4" w:space="0" w:color="CCCCCC"/>
-              <w:right w:val="single" w:sz="4" w:space="0" w:color="CCCCCC"/>
-            </w:tcBorders>
-          </w:tcPr>
-          <w:p>
-            <w:pPr>
-              <w:spacing w:before="60" w:after="60" w:line="252" w:lineRule="auto"/>
-              <w:jc w:val="left"/>
-            </w:pPr>
-            <w:r/>
-            <w:r>
-              <w:t>551.50</w:t>
-            </w:r>
-          </w:p>
-        </w:tc>
-        <w:tc>
-          <w:tcPr>
-            <w:tcW w:type="dxa" w:w="2016"/>
-            <w:shd w:fill="F8FAFC"/>
-            <w:tcMar>
-              <w:top w:w="100" w:type="dxa"/>
-              <w:bottom w:w="100" w:type="dxa"/>
-              <w:left w:w="120" w:type="dxa"/>
-              <w:right w:w="120" w:type="dxa"/>
-            </w:tcMar>
-            <w:tcBorders>
-              <w:top w:val="single" w:sz="4" w:space="0" w:color="CCCCCC"/>
-              <w:bottom w:val="single" w:sz="4" w:space="0" w:color="CCCCCC"/>
-              <w:left w:val="single" w:sz="4" w:space="0" w:color="CCCCCC"/>
-              <w:right w:val="single" w:sz="4" w:space="0" w:color="CCCCCC"/>
-            </w:tcBorders>
-          </w:tcPr>
-          <w:p>
-            <w:pPr>
-              <w:spacing w:before="60" w:after="60" w:line="252" w:lineRule="auto"/>
-              <w:jc w:val="left"/>
-            </w:pPr>
-            <w:r/>
-            <w:r>
               <w:t>553.75</w:t>
-            </w:r>
-          </w:p>
-        </w:tc>
-        <w:tc>
-          <w:tcPr>
-            <w:tcW w:type="dxa" w:w="1152"/>
-            <w:shd w:fill="F8FAFC"/>
-            <w:tcMar>
-              <w:top w:w="100" w:type="dxa"/>
-              <w:bottom w:w="100" w:type="dxa"/>
-              <w:left w:w="120" w:type="dxa"/>
-              <w:right w:w="120" w:type="dxa"/>
-            </w:tcMar>
-            <w:tcBorders>
-              <w:top w:val="single" w:sz="4" w:space="0" w:color="CCCCCC"/>
-              <w:bottom w:val="single" w:sz="4" w:space="0" w:color="CCCCCC"/>
-              <w:left w:val="single" w:sz="4" w:space="0" w:color="CCCCCC"/>
-              <w:right w:val="single" w:sz="4" w:space="0" w:color="CCCCCC"/>
-            </w:tcBorders>
-          </w:tcPr>
-          <w:p>
-            <w:pPr>
-              <w:spacing w:before="60" w:after="60" w:line="252" w:lineRule="auto"/>
-              <w:jc w:val="left"/>
-            </w:pPr>
-            <w:r/>
-            <w:r>
-              <w:t>548.75</w:t>
-            </w:r>
-          </w:p>
-        </w:tc>
-        <w:tc>
-          <w:tcPr>
-            <w:tcW w:type="dxa" w:w="1728"/>
-            <w:shd w:fill="F8FAFC"/>
-            <w:tcMar>
-              <w:top w:w="100" w:type="dxa"/>
-              <w:bottom w:w="100" w:type="dxa"/>
-              <w:left w:w="120" w:type="dxa"/>
-              <w:right w:w="120" w:type="dxa"/>
-            </w:tcMar>
-            <w:tcBorders>
-              <w:top w:val="single" w:sz="4" w:space="0" w:color="CCCCCC"/>
-              <w:bottom w:val="single" w:sz="4" w:space="0" w:color="CCCCCC"/>
-              <w:left w:val="single" w:sz="4" w:space="0" w:color="CCCCCC"/>
-              <w:right w:val="single" w:sz="4" w:space="0" w:color="CCCCCC"/>
-            </w:tcBorders>
-          </w:tcPr>
-          <w:p>
-            <w:pPr>
-              <w:spacing w:before="60" w:after="60" w:line="252" w:lineRule="auto"/>
-              <w:jc w:val="left"/>
-            </w:pPr>
-            <w:r/>
-            <w:r>
-              <w:rPr>
-                <w:b/>
-              </w:rPr>
-              <w:t>551.25</w:t>
-            </w:r>
-          </w:p>
-        </w:tc>
-        <w:tc>
-          <w:tcPr>
-            <w:tcW w:type="dxa" w:w="3456"/>
-            <w:shd w:fill="F8FAFC"/>
-            <w:tcMar>
-              <w:top w:w="100" w:type="dxa"/>
-              <w:bottom w:w="100" w:type="dxa"/>
-              <w:left w:w="120" w:type="dxa"/>
-              <w:right w:w="120" w:type="dxa"/>
-            </w:tcMar>
-            <w:tcBorders>
-              <w:top w:val="single" w:sz="4" w:space="0" w:color="CCCCCC"/>
-              <w:bottom w:val="single" w:sz="4" w:space="0" w:color="CCCCCC"/>
-              <w:left w:val="single" w:sz="4" w:space="0" w:color="CCCCCC"/>
-              <w:right w:val="single" w:sz="4" w:space="0" w:color="CCCCCC"/>
-            </w:tcBorders>
-          </w:tcPr>
-          <w:p>
-            <w:pPr>
-              <w:spacing w:before="60" w:after="60" w:line="252" w:lineRule="auto"/>
-              <w:jc w:val="left"/>
-            </w:pPr>
-            <w:r/>
-            <w:r>
-              <w:rPr>
-                <w:b/>
-              </w:rPr>
-              <w:t>-0.25</w:t>
-            </w:r>
-          </w:p>
-        </w:tc>
-        <w:tc>
-          <w:tcPr>
-            <w:tcW w:type="dxa" w:w="1440"/>
-            <w:shd w:fill="F8FAFC"/>
-            <w:tcMar>
-              <w:top w:w="100" w:type="dxa"/>
-              <w:bottom w:w="100" w:type="dxa"/>
-              <w:left w:w="120" w:type="dxa"/>
-              <w:right w:w="120" w:type="dxa"/>
-            </w:tcMar>
-            <w:tcBorders>
-              <w:top w:val="single" w:sz="4" w:space="0" w:color="CCCCCC"/>
-              <w:bottom w:val="single" w:sz="4" w:space="0" w:color="CCCCCC"/>
-              <w:left w:val="single" w:sz="4" w:space="0" w:color="CCCCCC"/>
-              <w:right w:val="single" w:sz="4" w:space="0" w:color="CCCCCC"/>
-            </w:tcBorders>
-          </w:tcPr>
-          <w:p>
-            <w:pPr>
-              <w:spacing w:before="60" w:after="60" w:line="252" w:lineRule="auto"/>
-              <w:jc w:val="left"/>
-            </w:pPr>
-            <w:r/>
-            <w:r>
-              <w:t>BEAR</w:t>
-            </w:r>
-          </w:p>
-        </w:tc>
-      </w:tr>
-      <w:tr>
-        <w:tc>
-          <w:tcPr>
-            <w:tcW w:type="dxa" w:w="1584"/>
-            <w:shd w:fill="FFFFFF"/>
-            <w:tcMar>
-              <w:top w:w="100" w:type="dxa"/>
-              <w:bottom w:w="100" w:type="dxa"/>
-              <w:left w:w="120" w:type="dxa"/>
-              <w:right w:w="120" w:type="dxa"/>
-            </w:tcMar>
-            <w:tcBorders>
-              <w:top w:val="single" w:sz="4" w:space="0" w:color="CCCCCC"/>
-              <w:bottom w:val="single" w:sz="4" w:space="0" w:color="CCCCCC"/>
-              <w:left w:val="single" w:sz="4" w:space="0" w:color="CCCCCC"/>
-              <w:right w:val="single" w:sz="4" w:space="0" w:color="CCCCCC"/>
-            </w:tcBorders>
-          </w:tcPr>
-          <w:p>
-            <w:pPr>
-              <w:spacing w:before="60" w:after="60" w:line="252" w:lineRule="auto"/>
-              <w:jc w:val="left"/>
-            </w:pPr>
-            <w:r/>
-            <w:r>
-              <w:rPr>
-                <w:b/>
-              </w:rPr>
-              <w:t>Thu 24/09</w:t>
-            </w:r>
-          </w:p>
-        </w:tc>
-        <w:tc>
-          <w:tcPr>
-            <w:tcW w:type="dxa" w:w="864"/>
-            <w:shd w:fill="FFFFFF"/>
-            <w:tcMar>
-              <w:top w:w="100" w:type="dxa"/>
-              <w:bottom w:w="100" w:type="dxa"/>
-              <w:left w:w="120" w:type="dxa"/>
-              <w:right w:w="120" w:type="dxa"/>
-            </w:tcMar>
-            <w:tcBorders>
-              <w:top w:val="single" w:sz="4" w:space="0" w:color="CCCCCC"/>
-              <w:bottom w:val="single" w:sz="4" w:space="0" w:color="CCCCCC"/>
-              <w:left w:val="single" w:sz="4" w:space="0" w:color="CCCCCC"/>
-              <w:right w:val="single" w:sz="4" w:space="0" w:color="CCCCCC"/>
-            </w:tcBorders>
-          </w:tcPr>
-          <w:p>
-            <w:pPr>
-              <w:spacing w:before="60" w:after="60" w:line="252" w:lineRule="auto"/>
-              <w:jc w:val="left"/>
-            </w:pPr>
-            <w:r/>
-            <w:r>
-              <w:t>Asia 11-15</w:t>
-            </w:r>
-          </w:p>
-        </w:tc>
-        <w:tc>
-          <w:tcPr>
-            <w:tcW w:type="dxa" w:w="1440"/>
-            <w:shd w:fill="FFFFFF"/>
-            <w:tcMar>
-              <w:top w:w="100" w:type="dxa"/>
-              <w:bottom w:w="100" w:type="dxa"/>
-              <w:left w:w="120" w:type="dxa"/>
-              <w:right w:w="120" w:type="dxa"/>
-            </w:tcMar>
-            <w:tcBorders>
-              <w:top w:val="single" w:sz="4" w:space="0" w:color="CCCCCC"/>
-              <w:bottom w:val="single" w:sz="4" w:space="0" w:color="CCCCCC"/>
-              <w:left w:val="single" w:sz="4" w:space="0" w:color="CCCCCC"/>
-              <w:right w:val="single" w:sz="4" w:space="0" w:color="CCCCCC"/>
-            </w:tcBorders>
-          </w:tcPr>
-          <w:p>
-            <w:pPr>
-              <w:spacing w:before="60" w:after="60" w:line="252" w:lineRule="auto"/>
-              <w:jc w:val="left"/>
-            </w:pPr>
-            <w:r/>
-            <w:r>
-              <w:t>551.25</w:t>
-            </w:r>
-          </w:p>
-        </w:tc>
-        <w:tc>
-          <w:tcPr>
-            <w:tcW w:type="dxa" w:w="2016"/>
-            <w:shd w:fill="FFFFFF"/>
-            <w:tcMar>
-              <w:top w:w="100" w:type="dxa"/>
-              <w:bottom w:w="100" w:type="dxa"/>
-              <w:left w:w="120" w:type="dxa"/>
-              <w:right w:w="120" w:type="dxa"/>
-            </w:tcMar>
-            <w:tcBorders>
-              <w:top w:val="single" w:sz="4" w:space="0" w:color="CCCCCC"/>
-              <w:bottom w:val="single" w:sz="4" w:space="0" w:color="CCCCCC"/>
-              <w:left w:val="single" w:sz="4" w:space="0" w:color="CCCCCC"/>
-              <w:right w:val="single" w:sz="4" w:space="0" w:color="CCCCCC"/>
-            </w:tcBorders>
-          </w:tcPr>
-          <w:p>
-            <w:pPr>
-              <w:spacing w:before="60" w:after="60" w:line="252" w:lineRule="auto"/>
-              <w:jc w:val="left"/>
-            </w:pPr>
-            <w:r/>
-            <w:r>
-              <w:t>553.25</w:t>
-            </w:r>
-          </w:p>
-        </w:tc>
-        <w:tc>
-          <w:tcPr>
-            <w:tcW w:type="dxa" w:w="1152"/>
-            <w:shd w:fill="FFFFFF"/>
-            <w:tcMar>
-              <w:top w:w="100" w:type="dxa"/>
-              <w:bottom w:w="100" w:type="dxa"/>
-              <w:left w:w="120" w:type="dxa"/>
-              <w:right w:w="120" w:type="dxa"/>
-            </w:tcMar>
-            <w:tcBorders>
-              <w:top w:val="single" w:sz="4" w:space="0" w:color="CCCCCC"/>
-              <w:bottom w:val="single" w:sz="4" w:space="0" w:color="CCCCCC"/>
-              <w:left w:val="single" w:sz="4" w:space="0" w:color="CCCCCC"/>
-              <w:right w:val="single" w:sz="4" w:space="0" w:color="CCCCCC"/>
-            </w:tcBorders>
-          </w:tcPr>
-          <w:p>
-            <w:pPr>
-              <w:spacing w:before="60" w:after="60" w:line="252" w:lineRule="auto"/>
-              <w:jc w:val="left"/>
-            </w:pPr>
-            <w:r/>
-            <w:r>
-              <w:t>546.75</w:t>
-            </w:r>
-          </w:p>
-        </w:tc>
-        <w:tc>
-          <w:tcPr>
-            <w:tcW w:type="dxa" w:w="1728"/>
-            <w:shd w:fill="FFFFFF"/>
-            <w:tcMar>
-              <w:top w:w="100" w:type="dxa"/>
-              <w:bottom w:w="100" w:type="dxa"/>
-              <w:left w:w="120" w:type="dxa"/>
-              <w:right w:w="120" w:type="dxa"/>
-            </w:tcMar>
-            <w:tcBorders>
-              <w:top w:val="single" w:sz="4" w:space="0" w:color="CCCCCC"/>
-              <w:bottom w:val="single" w:sz="4" w:space="0" w:color="CCCCCC"/>
-              <w:left w:val="single" w:sz="4" w:space="0" w:color="CCCCCC"/>
-              <w:right w:val="single" w:sz="4" w:space="0" w:color="CCCCCC"/>
-            </w:tcBorders>
-          </w:tcPr>
-          <w:p>
-            <w:pPr>
-              <w:spacing w:before="60" w:after="60" w:line="252" w:lineRule="auto"/>
-              <w:jc w:val="left"/>
-            </w:pPr>
-            <w:r/>
-            <w:r>
-              <w:rPr>
-                <w:b/>
-              </w:rPr>
-              <w:t>551.50</w:t>
-            </w:r>
-          </w:p>
-        </w:tc>
-        <w:tc>
-          <w:tcPr>
-            <w:tcW w:type="dxa" w:w="3456"/>
-            <w:shd w:fill="FFFFFF"/>
-            <w:tcMar>
-              <w:top w:w="100" w:type="dxa"/>
-              <w:bottom w:w="100" w:type="dxa"/>
-              <w:left w:w="120" w:type="dxa"/>
-              <w:right w:w="120" w:type="dxa"/>
-            </w:tcMar>
-            <w:tcBorders>
-              <w:top w:val="single" w:sz="4" w:space="0" w:color="CCCCCC"/>
-              <w:bottom w:val="single" w:sz="4" w:space="0" w:color="CCCCCC"/>
-              <w:left w:val="single" w:sz="4" w:space="0" w:color="CCCCCC"/>
-              <w:right w:val="single" w:sz="4" w:space="0" w:color="CCCCCC"/>
-            </w:tcBorders>
-          </w:tcPr>
-          <w:p>
-            <w:pPr>
-              <w:spacing w:before="60" w:after="60" w:line="252" w:lineRule="auto"/>
-              <w:jc w:val="left"/>
-            </w:pPr>
-            <w:r/>
-            <w:r>
-              <w:rPr>
-                <w:b/>
-              </w:rPr>
-              <w:t>+0.25</w:t>
-            </w:r>
-          </w:p>
-        </w:tc>
-        <w:tc>
-          <w:tcPr>
-            <w:tcW w:type="dxa" w:w="1440"/>
-            <w:shd w:fill="FFFFFF"/>
-            <w:tcMar>
-              <w:top w:w="100" w:type="dxa"/>
-              <w:bottom w:w="100" w:type="dxa"/>
-              <w:left w:w="120" w:type="dxa"/>
-              <w:right w:w="120" w:type="dxa"/>
-            </w:tcMar>
-            <w:tcBorders>
-              <w:top w:val="single" w:sz="4" w:space="0" w:color="CCCCCC"/>
-              <w:bottom w:val="single" w:sz="4" w:space="0" w:color="CCCCCC"/>
-              <w:left w:val="single" w:sz="4" w:space="0" w:color="CCCCCC"/>
-              <w:right w:val="single" w:sz="4" w:space="0" w:color="CCCCCC"/>
-            </w:tcBorders>
-          </w:tcPr>
-          <w:p>
-            <w:pPr>
-              <w:spacing w:before="60" w:after="60" w:line="252" w:lineRule="auto"/>
-              <w:jc w:val="left"/>
-            </w:pPr>
-            <w:r/>
-            <w:r>
-              <w:t>BULL</w:t>
-            </w:r>
-          </w:p>
-        </w:tc>
-      </w:tr>
-      <w:tr>
-        <w:tc>
-          <w:tcPr>
-            <w:tcW w:type="dxa" w:w="1584"/>
-            <w:shd w:fill="F8FAFC"/>
-            <w:tcMar>
-              <w:top w:w="100" w:type="dxa"/>
-              <w:bottom w:w="100" w:type="dxa"/>
-              <w:left w:w="120" w:type="dxa"/>
-              <w:right w:w="120" w:type="dxa"/>
-            </w:tcMar>
-            <w:tcBorders>
-              <w:top w:val="single" w:sz="4" w:space="0" w:color="CCCCCC"/>
-              <w:bottom w:val="single" w:sz="4" w:space="0" w:color="CCCCCC"/>
-              <w:left w:val="single" w:sz="4" w:space="0" w:color="CCCCCC"/>
-              <w:right w:val="single" w:sz="4" w:space="0" w:color="CCCCCC"/>
-            </w:tcBorders>
-          </w:tcPr>
-          <w:p>
-            <w:pPr>
-              <w:spacing w:before="60" w:after="60" w:line="252" w:lineRule="auto"/>
-              <w:jc w:val="left"/>
-            </w:pPr>
-            <w:r/>
-            <w:r>
-              <w:rPr>
-                <w:b/>
-              </w:rPr>
-              <w:t>Thu 24/09</w:t>
-            </w:r>
-          </w:p>
-        </w:tc>
-        <w:tc>
-          <w:tcPr>
-            <w:tcW w:type="dxa" w:w="864"/>
-            <w:shd w:fill="F8FAFC"/>
-            <w:tcMar>
-              <w:top w:w="100" w:type="dxa"/>
-              <w:bottom w:w="100" w:type="dxa"/>
-              <w:left w:w="120" w:type="dxa"/>
-              <w:right w:w="120" w:type="dxa"/>
-            </w:tcMar>
-            <w:tcBorders>
-              <w:top w:val="single" w:sz="4" w:space="0" w:color="CCCCCC"/>
-              <w:bottom w:val="single" w:sz="4" w:space="0" w:color="CCCCCC"/>
-              <w:left w:val="single" w:sz="4" w:space="0" w:color="CCCCCC"/>
-              <w:right w:val="single" w:sz="4" w:space="0" w:color="CCCCCC"/>
-            </w:tcBorders>
-          </w:tcPr>
-          <w:p>
-            <w:pPr>
-              <w:spacing w:before="60" w:after="60" w:line="252" w:lineRule="auto"/>
-              <w:jc w:val="left"/>
-            </w:pPr>
-            <w:r/>
-            <w:r>
-              <w:t>London 15-19</w:t>
-            </w:r>
-          </w:p>
-        </w:tc>
-        <w:tc>
-          <w:tcPr>
-            <w:tcW w:type="dxa" w:w="1440"/>
-            <w:shd w:fill="F8FAFC"/>
-            <w:tcMar>
-              <w:top w:w="100" w:type="dxa"/>
-              <w:bottom w:w="100" w:type="dxa"/>
-              <w:left w:w="120" w:type="dxa"/>
-              <w:right w:w="120" w:type="dxa"/>
-            </w:tcMar>
-            <w:tcBorders>
-              <w:top w:val="single" w:sz="4" w:space="0" w:color="CCCCCC"/>
-              <w:bottom w:val="single" w:sz="4" w:space="0" w:color="CCCCCC"/>
-              <w:left w:val="single" w:sz="4" w:space="0" w:color="CCCCCC"/>
-              <w:right w:val="single" w:sz="4" w:space="0" w:color="CCCCCC"/>
-            </w:tcBorders>
-          </w:tcPr>
-          <w:p>
-            <w:pPr>
-              <w:spacing w:before="60" w:after="60" w:line="252" w:lineRule="auto"/>
-              <w:jc w:val="left"/>
-            </w:pPr>
-            <w:r/>
-            <w:r>
-              <w:t>551.50</w:t>
-            </w:r>
-          </w:p>
-        </w:tc>
-        <w:tc>
-          <w:tcPr>
-            <w:tcW w:type="dxa" w:w="2016"/>
-            <w:shd w:fill="F8FAFC"/>
-            <w:tcMar>
-              <w:top w:w="100" w:type="dxa"/>
-              <w:bottom w:w="100" w:type="dxa"/>
-              <w:left w:w="120" w:type="dxa"/>
-              <w:right w:w="120" w:type="dxa"/>
-            </w:tcMar>
-            <w:tcBorders>
-              <w:top w:val="single" w:sz="4" w:space="0" w:color="CCCCCC"/>
-              <w:bottom w:val="single" w:sz="4" w:space="0" w:color="CCCCCC"/>
-              <w:left w:val="single" w:sz="4" w:space="0" w:color="CCCCCC"/>
-              <w:right w:val="single" w:sz="4" w:space="0" w:color="CCCCCC"/>
-            </w:tcBorders>
-          </w:tcPr>
-          <w:p>
-            <w:pPr>
-              <w:spacing w:before="60" w:after="60" w:line="252" w:lineRule="auto"/>
-              <w:jc w:val="left"/>
-            </w:pPr>
-            <w:r/>
-            <w:r>
-              <w:t>555.25</w:t>
-            </w:r>
-          </w:p>
-        </w:tc>
-        <w:tc>
-          <w:tcPr>
-            <w:tcW w:type="dxa" w:w="1152"/>
-            <w:shd w:fill="F8FAFC"/>
-            <w:tcMar>
-              <w:top w:w="100" w:type="dxa"/>
-              <w:bottom w:w="100" w:type="dxa"/>
-              <w:left w:w="120" w:type="dxa"/>
-              <w:right w:w="120" w:type="dxa"/>
-            </w:tcMar>
-            <w:tcBorders>
-              <w:top w:val="single" w:sz="4" w:space="0" w:color="CCCCCC"/>
-              <w:bottom w:val="single" w:sz="4" w:space="0" w:color="CCCCCC"/>
-              <w:left w:val="single" w:sz="4" w:space="0" w:color="CCCCCC"/>
-              <w:right w:val="single" w:sz="4" w:space="0" w:color="CCCCCC"/>
-            </w:tcBorders>
-          </w:tcPr>
-          <w:p>
-            <w:pPr>
-              <w:spacing w:before="60" w:after="60" w:line="252" w:lineRule="auto"/>
-              <w:jc w:val="left"/>
-            </w:pPr>
-            <w:r/>
-            <w:r>
-              <w:t>548.75</w:t>
-            </w:r>
-          </w:p>
-        </w:tc>
-        <w:tc>
-          <w:tcPr>
-            <w:tcW w:type="dxa" w:w="1728"/>
-            <w:shd w:fill="F8FAFC"/>
-            <w:tcMar>
-              <w:top w:w="100" w:type="dxa"/>
-              <w:bottom w:w="100" w:type="dxa"/>
-              <w:left w:w="120" w:type="dxa"/>
-              <w:right w:w="120" w:type="dxa"/>
-            </w:tcMar>
-            <w:tcBorders>
-              <w:top w:val="single" w:sz="4" w:space="0" w:color="CCCCCC"/>
-              <w:bottom w:val="single" w:sz="4" w:space="0" w:color="CCCCCC"/>
-              <w:left w:val="single" w:sz="4" w:space="0" w:color="CCCCCC"/>
-              <w:right w:val="single" w:sz="4" w:space="0" w:color="CCCCCC"/>
-            </w:tcBorders>
-          </w:tcPr>
-          <w:p>
-            <w:pPr>
-              <w:spacing w:before="60" w:after="60" w:line="252" w:lineRule="auto"/>
-              <w:jc w:val="left"/>
-            </w:pPr>
-            <w:r/>
-            <w:r>
-              <w:rPr>
-                <w:b/>
-              </w:rPr>
-              <w:t>552.00</w:t>
-            </w:r>
-          </w:p>
-        </w:tc>
-        <w:tc>
-          <w:tcPr>
-            <w:tcW w:type="dxa" w:w="3456"/>
-            <w:shd w:fill="F8FAFC"/>
-            <w:tcMar>
-              <w:top w:w="100" w:type="dxa"/>
-              <w:bottom w:w="100" w:type="dxa"/>
-              <w:left w:w="120" w:type="dxa"/>
-              <w:right w:w="120" w:type="dxa"/>
-            </w:tcMar>
-            <w:tcBorders>
-              <w:top w:val="single" w:sz="4" w:space="0" w:color="CCCCCC"/>
-              <w:bottom w:val="single" w:sz="4" w:space="0" w:color="CCCCCC"/>
-              <w:left w:val="single" w:sz="4" w:space="0" w:color="CCCCCC"/>
-              <w:right w:val="single" w:sz="4" w:space="0" w:color="CCCCCC"/>
-            </w:tcBorders>
-          </w:tcPr>
-          <w:p>
-            <w:pPr>
-              <w:spacing w:before="60" w:after="60" w:line="252" w:lineRule="auto"/>
-              <w:jc w:val="left"/>
-            </w:pPr>
-            <w:r/>
-            <w:r>
-              <w:rPr>
-                <w:b/>
-              </w:rPr>
-              <w:t>+0.50</w:t>
-            </w:r>
-          </w:p>
-        </w:tc>
-        <w:tc>
-          <w:tcPr>
-            <w:tcW w:type="dxa" w:w="1440"/>
-            <w:shd w:fill="F8FAFC"/>
-            <w:tcMar>
-              <w:top w:w="100" w:type="dxa"/>
-              <w:bottom w:w="100" w:type="dxa"/>
-              <w:left w:w="120" w:type="dxa"/>
-              <w:right w:w="120" w:type="dxa"/>
-            </w:tcMar>
-            <w:tcBorders>
-              <w:top w:val="single" w:sz="4" w:space="0" w:color="CCCCCC"/>
-              <w:bottom w:val="single" w:sz="4" w:space="0" w:color="CCCCCC"/>
-              <w:left w:val="single" w:sz="4" w:space="0" w:color="CCCCCC"/>
-              <w:right w:val="single" w:sz="4" w:space="0" w:color="CCCCCC"/>
-            </w:tcBorders>
-          </w:tcPr>
-          <w:p>
-            <w:pPr>
-              <w:spacing w:before="60" w:after="60" w:line="252" w:lineRule="auto"/>
-              <w:jc w:val="left"/>
-            </w:pPr>
-            <w:r/>
-            <w:r>
-              <w:t>BULL</w:t>
-            </w:r>
-          </w:p>
-        </w:tc>
-      </w:tr>
-      <w:tr>
-        <w:tc>
-          <w:tcPr>
-            <w:tcW w:type="dxa" w:w="1584"/>
-            <w:shd w:fill="FFFFFF"/>
-            <w:tcMar>
-              <w:top w:w="100" w:type="dxa"/>
-              <w:bottom w:w="100" w:type="dxa"/>
-              <w:left w:w="120" w:type="dxa"/>
-              <w:right w:w="120" w:type="dxa"/>
-            </w:tcMar>
-            <w:tcBorders>
-              <w:top w:val="single" w:sz="4" w:space="0" w:color="CCCCCC"/>
-              <w:bottom w:val="single" w:sz="4" w:space="0" w:color="CCCCCC"/>
-              <w:left w:val="single" w:sz="4" w:space="0" w:color="CCCCCC"/>
-              <w:right w:val="single" w:sz="4" w:space="0" w:color="CCCCCC"/>
-            </w:tcBorders>
-          </w:tcPr>
-          <w:p>
-            <w:pPr>
-              <w:spacing w:before="60" w:after="60" w:line="252" w:lineRule="auto"/>
-              <w:jc w:val="left"/>
-            </w:pPr>
-            <w:r/>
-            <w:r>
-              <w:rPr>
-                <w:b/>
-              </w:rPr>
-              <w:t>Thu 24/09</w:t>
-            </w:r>
-          </w:p>
-        </w:tc>
-        <w:tc>
-          <w:tcPr>
-            <w:tcW w:type="dxa" w:w="864"/>
-            <w:shd w:fill="FFFFFF"/>
-            <w:tcMar>
-              <w:top w:w="100" w:type="dxa"/>
-              <w:bottom w:w="100" w:type="dxa"/>
-              <w:left w:w="120" w:type="dxa"/>
-              <w:right w:w="120" w:type="dxa"/>
-            </w:tcMar>
-            <w:tcBorders>
-              <w:top w:val="single" w:sz="4" w:space="0" w:color="CCCCCC"/>
-              <w:bottom w:val="single" w:sz="4" w:space="0" w:color="CCCCCC"/>
-              <w:left w:val="single" w:sz="4" w:space="0" w:color="CCCCCC"/>
-              <w:right w:val="single" w:sz="4" w:space="0" w:color="CCCCCC"/>
-            </w:tcBorders>
-          </w:tcPr>
-          <w:p>
-            <w:pPr>
-              <w:spacing w:before="60" w:after="60" w:line="252" w:lineRule="auto"/>
-              <w:jc w:val="left"/>
-            </w:pPr>
-            <w:r/>
-            <w:r>
-              <w:t>Pre-NY 19-21</w:t>
-            </w:r>
-          </w:p>
-        </w:tc>
-        <w:tc>
-          <w:tcPr>
-            <w:tcW w:type="dxa" w:w="1440"/>
-            <w:shd w:fill="FFFFFF"/>
-            <w:tcMar>
-              <w:top w:w="100" w:type="dxa"/>
-              <w:bottom w:w="100" w:type="dxa"/>
-              <w:left w:w="120" w:type="dxa"/>
-              <w:right w:w="120" w:type="dxa"/>
-            </w:tcMar>
-            <w:tcBorders>
-              <w:top w:val="single" w:sz="4" w:space="0" w:color="CCCCCC"/>
-              <w:bottom w:val="single" w:sz="4" w:space="0" w:color="CCCCCC"/>
-              <w:left w:val="single" w:sz="4" w:space="0" w:color="CCCCCC"/>
-              <w:right w:val="single" w:sz="4" w:space="0" w:color="CCCCCC"/>
-            </w:tcBorders>
-          </w:tcPr>
-          <w:p>
-            <w:pPr>
-              <w:spacing w:before="60" w:after="60" w:line="252" w:lineRule="auto"/>
-              <w:jc w:val="left"/>
-            </w:pPr>
-            <w:r/>
-            <w:r>
-              <w:t>552.00</w:t>
-            </w:r>
-          </w:p>
-        </w:tc>
-        <w:tc>
-          <w:tcPr>
-            <w:tcW w:type="dxa" w:w="2016"/>
-            <w:shd w:fill="FFFFFF"/>
-            <w:tcMar>
-              <w:top w:w="100" w:type="dxa"/>
-              <w:bottom w:w="100" w:type="dxa"/>
-              <w:left w:w="120" w:type="dxa"/>
-              <w:right w:w="120" w:type="dxa"/>
-            </w:tcMar>
-            <w:tcBorders>
-              <w:top w:val="single" w:sz="4" w:space="0" w:color="CCCCCC"/>
-              <w:bottom w:val="single" w:sz="4" w:space="0" w:color="CCCCCC"/>
-              <w:left w:val="single" w:sz="4" w:space="0" w:color="CCCCCC"/>
-              <w:right w:val="single" w:sz="4" w:space="0" w:color="CCCCCC"/>
-            </w:tcBorders>
-          </w:tcPr>
-          <w:p>
-            <w:pPr>
-              <w:spacing w:before="60" w:after="60" w:line="252" w:lineRule="auto"/>
-              <w:jc w:val="left"/>
-            </w:pPr>
-            <w:r/>
-            <w:r>
-              <w:t>555.00</w:t>
-            </w:r>
-          </w:p>
-        </w:tc>
-        <w:tc>
-          <w:tcPr>
-            <w:tcW w:type="dxa" w:w="1152"/>
-            <w:shd w:fill="FFFFFF"/>
-            <w:tcMar>
-              <w:top w:w="100" w:type="dxa"/>
-              <w:bottom w:w="100" w:type="dxa"/>
-              <w:left w:w="120" w:type="dxa"/>
-              <w:right w:w="120" w:type="dxa"/>
-            </w:tcMar>
-            <w:tcBorders>
-              <w:top w:val="single" w:sz="4" w:space="0" w:color="CCCCCC"/>
-              <w:bottom w:val="single" w:sz="4" w:space="0" w:color="CCCCCC"/>
-              <w:left w:val="single" w:sz="4" w:space="0" w:color="CCCCCC"/>
-              <w:right w:val="single" w:sz="4" w:space="0" w:color="CCCCCC"/>
-            </w:tcBorders>
-          </w:tcPr>
-          <w:p>
-            <w:pPr>
-              <w:spacing w:before="60" w:after="60" w:line="252" w:lineRule="auto"/>
-              <w:jc w:val="left"/>
-            </w:pPr>
-            <w:r/>
-            <w:r>
-              <w:t>547.50</w:t>
-            </w:r>
-          </w:p>
-        </w:tc>
-        <w:tc>
-          <w:tcPr>
-            <w:tcW w:type="dxa" w:w="1728"/>
-            <w:shd w:fill="FFFFFF"/>
-            <w:tcMar>
-              <w:top w:w="100" w:type="dxa"/>
-              <w:bottom w:w="100" w:type="dxa"/>
-              <w:left w:w="120" w:type="dxa"/>
-              <w:right w:w="120" w:type="dxa"/>
-            </w:tcMar>
-            <w:tcBorders>
-              <w:top w:val="single" w:sz="4" w:space="0" w:color="CCCCCC"/>
-              <w:bottom w:val="single" w:sz="4" w:space="0" w:color="CCCCCC"/>
-              <w:left w:val="single" w:sz="4" w:space="0" w:color="CCCCCC"/>
-              <w:right w:val="single" w:sz="4" w:space="0" w:color="CCCCCC"/>
-            </w:tcBorders>
-          </w:tcPr>
-          <w:p>
-            <w:pPr>
-              <w:spacing w:before="60" w:after="60" w:line="252" w:lineRule="auto"/>
-              <w:jc w:val="left"/>
-            </w:pPr>
-            <w:r/>
-            <w:r>
-              <w:rPr>
-                <w:b/>
-              </w:rPr>
-              <w:t>552.25</w:t>
-            </w:r>
-          </w:p>
-        </w:tc>
-        <w:tc>
-          <w:tcPr>
-            <w:tcW w:type="dxa" w:w="3456"/>
-            <w:shd w:fill="FFFFFF"/>
-            <w:tcMar>
-              <w:top w:w="100" w:type="dxa"/>
-              <w:bottom w:w="100" w:type="dxa"/>
-              <w:left w:w="120" w:type="dxa"/>
-              <w:right w:w="120" w:type="dxa"/>
-            </w:tcMar>
-            <w:tcBorders>
-              <w:top w:val="single" w:sz="4" w:space="0" w:color="CCCCCC"/>
-              <w:bottom w:val="single" w:sz="4" w:space="0" w:color="CCCCCC"/>
-              <w:left w:val="single" w:sz="4" w:space="0" w:color="CCCCCC"/>
-              <w:right w:val="single" w:sz="4" w:space="0" w:color="CCCCCC"/>
-            </w:tcBorders>
-          </w:tcPr>
-          <w:p>
-            <w:pPr>
-              <w:spacing w:before="60" w:after="60" w:line="252" w:lineRule="auto"/>
-              <w:jc w:val="left"/>
-            </w:pPr>
-            <w:r/>
-            <w:r>
-              <w:rPr>
-                <w:b/>
-              </w:rPr>
-              <w:t>+0.25</w:t>
-            </w:r>
-          </w:p>
-        </w:tc>
-        <w:tc>
-          <w:tcPr>
-            <w:tcW w:type="dxa" w:w="1440"/>
-            <w:shd w:fill="FFFFFF"/>
-            <w:tcMar>
-              <w:top w:w="100" w:type="dxa"/>
-              <w:bottom w:w="100" w:type="dxa"/>
-              <w:left w:w="120" w:type="dxa"/>
-              <w:right w:w="120" w:type="dxa"/>
-            </w:tcMar>
-            <w:tcBorders>
-              <w:top w:val="single" w:sz="4" w:space="0" w:color="CCCCCC"/>
-              <w:bottom w:val="single" w:sz="4" w:space="0" w:color="CCCCCC"/>
-              <w:left w:val="single" w:sz="4" w:space="0" w:color="CCCCCC"/>
-              <w:right w:val="single" w:sz="4" w:space="0" w:color="CCCCCC"/>
-            </w:tcBorders>
-          </w:tcPr>
-          <w:p>
-            <w:pPr>
-              <w:spacing w:before="60" w:after="60" w:line="252" w:lineRule="auto"/>
-              <w:jc w:val="left"/>
-            </w:pPr>
-            <w:r/>
-            <w:r>
-              <w:t>BULL</w:t>
-            </w:r>
-          </w:p>
-        </w:tc>
-      </w:tr>
-      <w:tr>
-        <w:tc>
-          <w:tcPr>
-            <w:tcW w:type="dxa" w:w="1584"/>
-            <w:shd w:fill="F8FAFC"/>
-            <w:tcMar>
-              <w:top w:w="100" w:type="dxa"/>
-              <w:bottom w:w="100" w:type="dxa"/>
-              <w:left w:w="120" w:type="dxa"/>
-              <w:right w:w="120" w:type="dxa"/>
-            </w:tcMar>
-            <w:tcBorders>
-              <w:top w:val="single" w:sz="4" w:space="0" w:color="CCCCCC"/>
-              <w:bottom w:val="single" w:sz="4" w:space="0" w:color="CCCCCC"/>
-              <w:left w:val="single" w:sz="4" w:space="0" w:color="CCCCCC"/>
-              <w:right w:val="single" w:sz="4" w:space="0" w:color="CCCCCC"/>
-            </w:tcBorders>
-          </w:tcPr>
-          <w:p>
-            <w:pPr>
-              <w:spacing w:before="60" w:after="60" w:line="252" w:lineRule="auto"/>
-              <w:jc w:val="left"/>
-            </w:pPr>
-            <w:r/>
-            <w:r>
-              <w:rPr>
-                <w:b/>
-              </w:rPr>
-              <w:t>Thu 24/09</w:t>
-            </w:r>
-          </w:p>
-        </w:tc>
-        <w:tc>
-          <w:tcPr>
-            <w:tcW w:type="dxa" w:w="864"/>
-            <w:shd w:fill="F8FAFC"/>
-            <w:tcMar>
-              <w:top w:w="100" w:type="dxa"/>
-              <w:bottom w:w="100" w:type="dxa"/>
-              <w:left w:w="120" w:type="dxa"/>
-              <w:right w:w="120" w:type="dxa"/>
-            </w:tcMar>
-            <w:tcBorders>
-              <w:top w:val="single" w:sz="4" w:space="0" w:color="CCCCCC"/>
-              <w:bottom w:val="single" w:sz="4" w:space="0" w:color="CCCCCC"/>
-              <w:left w:val="single" w:sz="4" w:space="0" w:color="CCCCCC"/>
-              <w:right w:val="single" w:sz="4" w:space="0" w:color="CCCCCC"/>
-            </w:tcBorders>
-          </w:tcPr>
-          <w:p>
-            <w:pPr>
-              <w:spacing w:before="60" w:after="60" w:line="252" w:lineRule="auto"/>
-              <w:jc w:val="left"/>
-            </w:pPr>
-            <w:r/>
-            <w:r>
-              <w:t>NY Open 21-23</w:t>
-            </w:r>
-          </w:p>
-        </w:tc>
-        <w:tc>
-          <w:tcPr>
-            <w:tcW w:type="dxa" w:w="1440"/>
-            <w:shd w:fill="F8FAFC"/>
-            <w:tcMar>
-              <w:top w:w="100" w:type="dxa"/>
-              <w:bottom w:w="100" w:type="dxa"/>
-              <w:left w:w="120" w:type="dxa"/>
-              <w:right w:w="120" w:type="dxa"/>
-            </w:tcMar>
-            <w:tcBorders>
-              <w:top w:val="single" w:sz="4" w:space="0" w:color="CCCCCC"/>
-              <w:bottom w:val="single" w:sz="4" w:space="0" w:color="CCCCCC"/>
-              <w:left w:val="single" w:sz="4" w:space="0" w:color="CCCCCC"/>
-              <w:right w:val="single" w:sz="4" w:space="0" w:color="CCCCCC"/>
-            </w:tcBorders>
-          </w:tcPr>
-          <w:p>
-            <w:pPr>
-              <w:spacing w:before="60" w:after="60" w:line="252" w:lineRule="auto"/>
-              <w:jc w:val="left"/>
-            </w:pPr>
-            <w:r/>
-            <w:r>
-              <w:t>552.25</w:t>
-            </w:r>
-          </w:p>
-        </w:tc>
-        <w:tc>
-          <w:tcPr>
-            <w:tcW w:type="dxa" w:w="2016"/>
-            <w:shd w:fill="F8FAFC"/>
-            <w:tcMar>
-              <w:top w:w="100" w:type="dxa"/>
-              <w:bottom w:w="100" w:type="dxa"/>
-              <w:left w:w="120" w:type="dxa"/>
-              <w:right w:w="120" w:type="dxa"/>
-            </w:tcMar>
-            <w:tcBorders>
-              <w:top w:val="single" w:sz="4" w:space="0" w:color="CCCCCC"/>
-              <w:bottom w:val="single" w:sz="4" w:space="0" w:color="CCCCCC"/>
-              <w:left w:val="single" w:sz="4" w:space="0" w:color="CCCCCC"/>
-              <w:right w:val="single" w:sz="4" w:space="0" w:color="CCCCCC"/>
-            </w:tcBorders>
-          </w:tcPr>
-          <w:p>
-            <w:pPr>
-              <w:spacing w:before="60" w:after="60" w:line="252" w:lineRule="auto"/>
-              <w:jc w:val="left"/>
-            </w:pPr>
-            <w:r/>
-            <w:r>
-              <w:t>556.50</w:t>
-            </w:r>
-          </w:p>
-        </w:tc>
-        <w:tc>
-          <w:tcPr>
-            <w:tcW w:type="dxa" w:w="1152"/>
-            <w:shd w:fill="F8FAFC"/>
-            <w:tcMar>
-              <w:top w:w="100" w:type="dxa"/>
-              <w:bottom w:w="100" w:type="dxa"/>
-              <w:left w:w="120" w:type="dxa"/>
-              <w:right w:w="120" w:type="dxa"/>
-            </w:tcMar>
-            <w:tcBorders>
-              <w:top w:val="single" w:sz="4" w:space="0" w:color="CCCCCC"/>
-              <w:bottom w:val="single" w:sz="4" w:space="0" w:color="CCCCCC"/>
-              <w:left w:val="single" w:sz="4" w:space="0" w:color="CCCCCC"/>
-              <w:right w:val="single" w:sz="4" w:space="0" w:color="CCCCCC"/>
-            </w:tcBorders>
-          </w:tcPr>
-          <w:p>
-            <w:pPr>
-              <w:spacing w:before="60" w:after="60" w:line="252" w:lineRule="auto"/>
-              <w:jc w:val="left"/>
-            </w:pPr>
-            <w:r/>
-            <w:r>
-              <w:t>549.00</w:t>
-            </w:r>
-          </w:p>
-        </w:tc>
-        <w:tc>
-          <w:tcPr>
-            <w:tcW w:type="dxa" w:w="1728"/>
-            <w:shd w:fill="F8FAFC"/>
-            <w:tcMar>
-              <w:top w:w="100" w:type="dxa"/>
-              <w:bottom w:w="100" w:type="dxa"/>
-              <w:left w:w="120" w:type="dxa"/>
-              <w:right w:w="120" w:type="dxa"/>
-            </w:tcMar>
-            <w:tcBorders>
-              <w:top w:val="single" w:sz="4" w:space="0" w:color="CCCCCC"/>
-              <w:bottom w:val="single" w:sz="4" w:space="0" w:color="CCCCCC"/>
-              <w:left w:val="single" w:sz="4" w:space="0" w:color="CCCCCC"/>
-              <w:right w:val="single" w:sz="4" w:space="0" w:color="CCCCCC"/>
-            </w:tcBorders>
-          </w:tcPr>
-          <w:p>
-            <w:pPr>
-              <w:spacing w:before="60" w:after="60" w:line="252" w:lineRule="auto"/>
-              <w:jc w:val="left"/>
-            </w:pPr>
-            <w:r/>
-            <w:r>
-              <w:rPr>
-                <w:b/>
-              </w:rPr>
-              <w:t>553.00</w:t>
-            </w:r>
-          </w:p>
-        </w:tc>
-        <w:tc>
-          <w:tcPr>
-            <w:tcW w:type="dxa" w:w="3456"/>
-            <w:shd w:fill="F8FAFC"/>
-            <w:tcMar>
-              <w:top w:w="100" w:type="dxa"/>
-              <w:bottom w:w="100" w:type="dxa"/>
-              <w:left w:w="120" w:type="dxa"/>
-              <w:right w:w="120" w:type="dxa"/>
-            </w:tcMar>
-            <w:tcBorders>
-              <w:top w:val="single" w:sz="4" w:space="0" w:color="CCCCCC"/>
-              <w:bottom w:val="single" w:sz="4" w:space="0" w:color="CCCCCC"/>
-              <w:left w:val="single" w:sz="4" w:space="0" w:color="CCCCCC"/>
-              <w:right w:val="single" w:sz="4" w:space="0" w:color="CCCCCC"/>
-            </w:tcBorders>
-          </w:tcPr>
-          <w:p>
-            <w:pPr>
-              <w:spacing w:before="60" w:after="60" w:line="252" w:lineRule="auto"/>
-              <w:jc w:val="left"/>
-            </w:pPr>
-            <w:r/>
-            <w:r>
-              <w:rPr>
-                <w:b/>
-              </w:rPr>
-              <w:t>+0.75</w:t>
-            </w:r>
-          </w:p>
-        </w:tc>
-        <w:tc>
-          <w:tcPr>
-            <w:tcW w:type="dxa" w:w="1440"/>
-            <w:shd w:fill="F8FAFC"/>
-            <w:tcMar>
-              <w:top w:w="100" w:type="dxa"/>
-              <w:bottom w:w="100" w:type="dxa"/>
-              <w:left w:w="120" w:type="dxa"/>
-              <w:right w:w="120" w:type="dxa"/>
-            </w:tcMar>
-            <w:tcBorders>
-              <w:top w:val="single" w:sz="4" w:space="0" w:color="CCCCCC"/>
-              <w:bottom w:val="single" w:sz="4" w:space="0" w:color="CCCCCC"/>
-              <w:left w:val="single" w:sz="4" w:space="0" w:color="CCCCCC"/>
-              <w:right w:val="single" w:sz="4" w:space="0" w:color="CCCCCC"/>
-            </w:tcBorders>
-          </w:tcPr>
-          <w:p>
-            <w:pPr>
-              <w:spacing w:before="60" w:after="60" w:line="252" w:lineRule="auto"/>
-              <w:jc w:val="left"/>
-            </w:pPr>
-            <w:r/>
-            <w:r>
-              <w:t>BULL</w:t>
-            </w:r>
-          </w:p>
-        </w:tc>
-      </w:tr>
-      <w:tr>
-        <w:tc>
-          <w:tcPr>
-            <w:tcW w:type="dxa" w:w="1584"/>
-            <w:shd w:fill="FFFFFF"/>
-            <w:tcMar>
-              <w:top w:w="100" w:type="dxa"/>
-              <w:bottom w:w="100" w:type="dxa"/>
-              <w:left w:w="120" w:type="dxa"/>
-              <w:right w:w="120" w:type="dxa"/>
-            </w:tcMar>
-            <w:tcBorders>
-              <w:top w:val="single" w:sz="4" w:space="0" w:color="CCCCCC"/>
-              <w:bottom w:val="single" w:sz="4" w:space="0" w:color="CCCCCC"/>
-              <w:left w:val="single" w:sz="4" w:space="0" w:color="CCCCCC"/>
-              <w:right w:val="single" w:sz="4" w:space="0" w:color="CCCCCC"/>
-            </w:tcBorders>
-          </w:tcPr>
-          <w:p>
-            <w:pPr>
-              <w:spacing w:before="60" w:after="60" w:line="252" w:lineRule="auto"/>
-              <w:jc w:val="left"/>
-            </w:pPr>
-            <w:r/>
-            <w:r>
-              <w:rPr>
-                <w:b/>
-              </w:rPr>
-              <w:t>Thu 24/09</w:t>
-            </w:r>
-          </w:p>
-        </w:tc>
-        <w:tc>
-          <w:tcPr>
-            <w:tcW w:type="dxa" w:w="864"/>
-            <w:shd w:fill="FFFFFF"/>
-            <w:tcMar>
-              <w:top w:w="100" w:type="dxa"/>
-              <w:bottom w:w="100" w:type="dxa"/>
-              <w:left w:w="120" w:type="dxa"/>
-              <w:right w:w="120" w:type="dxa"/>
-            </w:tcMar>
-            <w:tcBorders>
-              <w:top w:val="single" w:sz="4" w:space="0" w:color="CCCCCC"/>
-              <w:bottom w:val="single" w:sz="4" w:space="0" w:color="CCCCCC"/>
-              <w:left w:val="single" w:sz="4" w:space="0" w:color="CCCCCC"/>
-              <w:right w:val="single" w:sz="4" w:space="0" w:color="CCCCCC"/>
-            </w:tcBorders>
-          </w:tcPr>
-          <w:p>
-            <w:pPr>
-              <w:spacing w:before="60" w:after="60" w:line="252" w:lineRule="auto"/>
-              <w:jc w:val="left"/>
-            </w:pPr>
-            <w:r/>
-            <w:r>
-              <w:t>NY Close 23-01</w:t>
-            </w:r>
-          </w:p>
-        </w:tc>
-        <w:tc>
-          <w:tcPr>
-            <w:tcW w:type="dxa" w:w="1440"/>
-            <w:shd w:fill="FFFFFF"/>
-            <w:tcMar>
-              <w:top w:w="100" w:type="dxa"/>
-              <w:bottom w:w="100" w:type="dxa"/>
-              <w:left w:w="120" w:type="dxa"/>
-              <w:right w:w="120" w:type="dxa"/>
-            </w:tcMar>
-            <w:tcBorders>
-              <w:top w:val="single" w:sz="4" w:space="0" w:color="CCCCCC"/>
-              <w:bottom w:val="single" w:sz="4" w:space="0" w:color="CCCCCC"/>
-              <w:left w:val="single" w:sz="4" w:space="0" w:color="CCCCCC"/>
-              <w:right w:val="single" w:sz="4" w:space="0" w:color="CCCCCC"/>
-            </w:tcBorders>
-          </w:tcPr>
-          <w:p>
-            <w:pPr>
-              <w:spacing w:before="60" w:after="60" w:line="252" w:lineRule="auto"/>
-              <w:jc w:val="left"/>
-            </w:pPr>
-            <w:r/>
-            <w:r>
-              <w:t>553.00</w:t>
-            </w:r>
-          </w:p>
-        </w:tc>
-        <w:tc>
-          <w:tcPr>
-            <w:tcW w:type="dxa" w:w="2016"/>
-            <w:shd w:fill="FFFFFF"/>
-            <w:tcMar>
-              <w:top w:w="100" w:type="dxa"/>
-              <w:bottom w:w="100" w:type="dxa"/>
-              <w:left w:w="120" w:type="dxa"/>
-              <w:right w:w="120" w:type="dxa"/>
-            </w:tcMar>
-            <w:tcBorders>
-              <w:top w:val="single" w:sz="4" w:space="0" w:color="CCCCCC"/>
-              <w:bottom w:val="single" w:sz="4" w:space="0" w:color="CCCCCC"/>
-              <w:left w:val="single" w:sz="4" w:space="0" w:color="CCCCCC"/>
-              <w:right w:val="single" w:sz="4" w:space="0" w:color="CCCCCC"/>
-            </w:tcBorders>
-          </w:tcPr>
-          <w:p>
-            <w:pPr>
-              <w:spacing w:before="60" w:after="60" w:line="252" w:lineRule="auto"/>
-              <w:jc w:val="left"/>
-            </w:pPr>
-            <w:r/>
-            <w:r>
-              <w:t>556.50</w:t>
-            </w:r>
-          </w:p>
-        </w:tc>
-        <w:tc>
-          <w:tcPr>
-            <w:tcW w:type="dxa" w:w="1152"/>
-            <w:shd w:fill="FFFFFF"/>
-            <w:tcMar>
-              <w:top w:w="100" w:type="dxa"/>
-              <w:bottom w:w="100" w:type="dxa"/>
-              <w:left w:w="120" w:type="dxa"/>
-              <w:right w:w="120" w:type="dxa"/>
-            </w:tcMar>
-            <w:tcBorders>
-              <w:top w:val="single" w:sz="4" w:space="0" w:color="CCCCCC"/>
-              <w:bottom w:val="single" w:sz="4" w:space="0" w:color="CCCCCC"/>
-              <w:left w:val="single" w:sz="4" w:space="0" w:color="CCCCCC"/>
-              <w:right w:val="single" w:sz="4" w:space="0" w:color="CCCCCC"/>
-            </w:tcBorders>
-          </w:tcPr>
-          <w:p>
-            <w:pPr>
-              <w:spacing w:before="60" w:after="60" w:line="252" w:lineRule="auto"/>
-              <w:jc w:val="left"/>
-            </w:pPr>
-            <w:r/>
-            <w:r>
-              <w:t>550.75</w:t>
-            </w:r>
-          </w:p>
-        </w:tc>
-        <w:tc>
-          <w:tcPr>
-            <w:tcW w:type="dxa" w:w="1728"/>
-            <w:shd w:fill="FFFFFF"/>
-            <w:tcMar>
-              <w:top w:w="100" w:type="dxa"/>
-              <w:bottom w:w="100" w:type="dxa"/>
-              <w:left w:w="120" w:type="dxa"/>
-              <w:right w:w="120" w:type="dxa"/>
-            </w:tcMar>
-            <w:tcBorders>
-              <w:top w:val="single" w:sz="4" w:space="0" w:color="CCCCCC"/>
-              <w:bottom w:val="single" w:sz="4" w:space="0" w:color="CCCCCC"/>
-              <w:left w:val="single" w:sz="4" w:space="0" w:color="CCCCCC"/>
-              <w:right w:val="single" w:sz="4" w:space="0" w:color="CCCCCC"/>
-            </w:tcBorders>
-          </w:tcPr>
-          <w:p>
-            <w:pPr>
-              <w:spacing w:before="60" w:after="60" w:line="252" w:lineRule="auto"/>
-              <w:jc w:val="left"/>
-            </w:pPr>
-            <w:r/>
-            <w:r>
-              <w:rPr>
-                <w:b/>
-              </w:rPr>
-              <w:t>553.00</w:t>
-            </w:r>
-          </w:p>
-        </w:tc>
-        <w:tc>
-          <w:tcPr>
-            <w:tcW w:type="dxa" w:w="3456"/>
-            <w:shd w:fill="FFFFFF"/>
-            <w:tcMar>
-              <w:top w:w="100" w:type="dxa"/>
-              <w:bottom w:w="100" w:type="dxa"/>
-              <w:left w:w="120" w:type="dxa"/>
-              <w:right w:w="120" w:type="dxa"/>
-            </w:tcMar>
-            <w:tcBorders>
-              <w:top w:val="single" w:sz="4" w:space="0" w:color="CCCCCC"/>
-              <w:bottom w:val="single" w:sz="4" w:space="0" w:color="CCCCCC"/>
-              <w:left w:val="single" w:sz="4" w:space="0" w:color="CCCCCC"/>
-              <w:right w:val="single" w:sz="4" w:space="0" w:color="CCCCCC"/>
-            </w:tcBorders>
-          </w:tcPr>
-          <w:p>
-            <w:pPr>
-              <w:spacing w:before="60" w:after="60" w:line="252" w:lineRule="auto"/>
-              <w:jc w:val="left"/>
-            </w:pPr>
-            <w:r/>
-            <w:r>
-              <w:rPr>
-                <w:b/>
-              </w:rPr>
-              <w:t>+0.00</w:t>
-            </w:r>
-          </w:p>
-        </w:tc>
-        <w:tc>
-          <w:tcPr>
-            <w:tcW w:type="dxa" w:w="1440"/>
-            <w:shd w:fill="FFFFFF"/>
-            <w:tcMar>
-              <w:top w:w="100" w:type="dxa"/>
-              <w:bottom w:w="100" w:type="dxa"/>
-              <w:left w:w="120" w:type="dxa"/>
-              <w:right w:w="120" w:type="dxa"/>
-            </w:tcMar>
-            <w:tcBorders>
-              <w:top w:val="single" w:sz="4" w:space="0" w:color="CCCCCC"/>
-              <w:bottom w:val="single" w:sz="4" w:space="0" w:color="CCCCCC"/>
-              <w:left w:val="single" w:sz="4" w:space="0" w:color="CCCCCC"/>
-              <w:right w:val="single" w:sz="4" w:space="0" w:color="CCCCCC"/>
-            </w:tcBorders>
-          </w:tcPr>
-          <w:p>
-            <w:pPr>
-              <w:spacing w:before="60" w:after="60" w:line="252" w:lineRule="auto"/>
-              <w:jc w:val="left"/>
-            </w:pPr>
-            <w:r/>
-            <w:r>
-              <w:t>BULL</w:t>
-            </w:r>
-          </w:p>
-        </w:tc>
-      </w:tr>
-      <w:tr>
-        <w:tc>
-          <w:tcPr>
-            <w:tcW w:type="dxa" w:w="1584"/>
-            <w:shd w:fill="F8FAFC"/>
-            <w:tcMar>
-              <w:top w:w="100" w:type="dxa"/>
-              <w:bottom w:w="100" w:type="dxa"/>
-              <w:left w:w="120" w:type="dxa"/>
-              <w:right w:w="120" w:type="dxa"/>
-            </w:tcMar>
-            <w:tcBorders>
-              <w:top w:val="single" w:sz="4" w:space="0" w:color="CCCCCC"/>
-              <w:bottom w:val="single" w:sz="4" w:space="0" w:color="CCCCCC"/>
-              <w:left w:val="single" w:sz="4" w:space="0" w:color="CCCCCC"/>
-              <w:right w:val="single" w:sz="4" w:space="0" w:color="CCCCCC"/>
-            </w:tcBorders>
-          </w:tcPr>
-          <w:p>
-            <w:pPr>
-              <w:spacing w:before="60" w:after="60" w:line="252" w:lineRule="auto"/>
-              <w:jc w:val="left"/>
-            </w:pPr>
-            <w:r/>
-            <w:r>
-              <w:rPr>
-                <w:b/>
-              </w:rPr>
-              <w:t>Fri 25/09</w:t>
-            </w:r>
-          </w:p>
-        </w:tc>
-        <w:tc>
-          <w:tcPr>
-            <w:tcW w:type="dxa" w:w="864"/>
-            <w:shd w:fill="F8FAFC"/>
-            <w:tcMar>
-              <w:top w:w="100" w:type="dxa"/>
-              <w:bottom w:w="100" w:type="dxa"/>
-              <w:left w:w="120" w:type="dxa"/>
-              <w:right w:w="120" w:type="dxa"/>
-            </w:tcMar>
-            <w:tcBorders>
-              <w:top w:val="single" w:sz="4" w:space="0" w:color="CCCCCC"/>
-              <w:bottom w:val="single" w:sz="4" w:space="0" w:color="CCCCCC"/>
-              <w:left w:val="single" w:sz="4" w:space="0" w:color="CCCCCC"/>
-              <w:right w:val="single" w:sz="4" w:space="0" w:color="CCCCCC"/>
-            </w:tcBorders>
-          </w:tcPr>
-          <w:p>
-            <w:pPr>
-              <w:spacing w:before="60" w:after="60" w:line="252" w:lineRule="auto"/>
-              <w:jc w:val="left"/>
-            </w:pPr>
-            <w:r/>
-            <w:r>
-              <w:t>Asia 07-11</w:t>
-            </w:r>
-          </w:p>
-        </w:tc>
-        <w:tc>
-          <w:tcPr>
-            <w:tcW w:type="dxa" w:w="1440"/>
-            <w:shd w:fill="F8FAFC"/>
-            <w:tcMar>
-              <w:top w:w="100" w:type="dxa"/>
-              <w:bottom w:w="100" w:type="dxa"/>
-              <w:left w:w="120" w:type="dxa"/>
-              <w:right w:w="120" w:type="dxa"/>
-            </w:tcMar>
-            <w:tcBorders>
-              <w:top w:val="single" w:sz="4" w:space="0" w:color="CCCCCC"/>
-              <w:bottom w:val="single" w:sz="4" w:space="0" w:color="CCCCCC"/>
-              <w:left w:val="single" w:sz="4" w:space="0" w:color="CCCCCC"/>
-              <w:right w:val="single" w:sz="4" w:space="0" w:color="CCCCCC"/>
-            </w:tcBorders>
-          </w:tcPr>
-          <w:p>
-            <w:pPr>
-              <w:spacing w:before="60" w:after="60" w:line="252" w:lineRule="auto"/>
-              <w:jc w:val="left"/>
-            </w:pPr>
-            <w:r/>
-            <w:r>
-              <w:t>553.00</w:t>
-            </w:r>
-          </w:p>
-        </w:tc>
-        <w:tc>
-          <w:tcPr>
-            <w:tcW w:type="dxa" w:w="2016"/>
-            <w:shd w:fill="F8FAFC"/>
-            <w:tcMar>
-              <w:top w:w="100" w:type="dxa"/>
-              <w:bottom w:w="100" w:type="dxa"/>
-              <w:left w:w="120" w:type="dxa"/>
-              <w:right w:w="120" w:type="dxa"/>
-            </w:tcMar>
-            <w:tcBorders>
-              <w:top w:val="single" w:sz="4" w:space="0" w:color="CCCCCC"/>
-              <w:bottom w:val="single" w:sz="4" w:space="0" w:color="CCCCCC"/>
-              <w:left w:val="single" w:sz="4" w:space="0" w:color="CCCCCC"/>
-              <w:right w:val="single" w:sz="4" w:space="0" w:color="CCCCCC"/>
-            </w:tcBorders>
-          </w:tcPr>
-          <w:p>
-            <w:pPr>
-              <w:spacing w:before="60" w:after="60" w:line="252" w:lineRule="auto"/>
-              <w:jc w:val="left"/>
-            </w:pPr>
-            <w:r/>
-            <w:r>
-              <w:t>556.75</w:t>
-            </w:r>
-          </w:p>
-        </w:tc>
-        <w:tc>
-          <w:tcPr>
-            <w:tcW w:type="dxa" w:w="1152"/>
-            <w:shd w:fill="F8FAFC"/>
-            <w:tcMar>
-              <w:top w:w="100" w:type="dxa"/>
-              <w:bottom w:w="100" w:type="dxa"/>
-              <w:left w:w="120" w:type="dxa"/>
-              <w:right w:w="120" w:type="dxa"/>
-            </w:tcMar>
-            <w:tcBorders>
-              <w:top w:val="single" w:sz="4" w:space="0" w:color="CCCCCC"/>
-              <w:bottom w:val="single" w:sz="4" w:space="0" w:color="CCCCCC"/>
-              <w:left w:val="single" w:sz="4" w:space="0" w:color="CCCCCC"/>
-              <w:right w:val="single" w:sz="4" w:space="0" w:color="CCCCCC"/>
-            </w:tcBorders>
-          </w:tcPr>
-          <w:p>
-            <w:pPr>
-              <w:spacing w:before="60" w:after="60" w:line="252" w:lineRule="auto"/>
-              <w:jc w:val="left"/>
-            </w:pPr>
-            <w:r/>
-            <w:r>
-              <w:t>549.50</w:t>
-            </w:r>
-          </w:p>
-        </w:tc>
-        <w:tc>
-          <w:tcPr>
-            <w:tcW w:type="dxa" w:w="1728"/>
-            <w:shd w:fill="F8FAFC"/>
-            <w:tcMar>
-              <w:top w:w="100" w:type="dxa"/>
-              <w:bottom w:w="100" w:type="dxa"/>
-              <w:left w:w="120" w:type="dxa"/>
-              <w:right w:w="120" w:type="dxa"/>
-            </w:tcMar>
-            <w:tcBorders>
-              <w:top w:val="single" w:sz="4" w:space="0" w:color="CCCCCC"/>
-              <w:bottom w:val="single" w:sz="4" w:space="0" w:color="CCCCCC"/>
-              <w:left w:val="single" w:sz="4" w:space="0" w:color="CCCCCC"/>
-              <w:right w:val="single" w:sz="4" w:space="0" w:color="CCCCCC"/>
-            </w:tcBorders>
-          </w:tcPr>
-          <w:p>
-            <w:pPr>
-              <w:spacing w:before="60" w:after="60" w:line="252" w:lineRule="auto"/>
-              <w:jc w:val="left"/>
-            </w:pPr>
-            <w:r/>
-            <w:r>
-              <w:rPr>
-                <w:b/>
-              </w:rPr>
-              <w:t>552.75</w:t>
-            </w:r>
-          </w:p>
-        </w:tc>
-        <w:tc>
-          <w:tcPr>
-            <w:tcW w:type="dxa" w:w="3456"/>
-            <w:shd w:fill="F8FAFC"/>
-            <w:tcMar>
-              <w:top w:w="100" w:type="dxa"/>
-              <w:bottom w:w="100" w:type="dxa"/>
-              <w:left w:w="120" w:type="dxa"/>
-              <w:right w:w="120" w:type="dxa"/>
-            </w:tcMar>
-            <w:tcBorders>
-              <w:top w:val="single" w:sz="4" w:space="0" w:color="CCCCCC"/>
-              <w:bottom w:val="single" w:sz="4" w:space="0" w:color="CCCCCC"/>
-              <w:left w:val="single" w:sz="4" w:space="0" w:color="CCCCCC"/>
-              <w:right w:val="single" w:sz="4" w:space="0" w:color="CCCCCC"/>
-            </w:tcBorders>
-          </w:tcPr>
-          <w:p>
-            <w:pPr>
-              <w:spacing w:before="60" w:after="60" w:line="252" w:lineRule="auto"/>
-              <w:jc w:val="left"/>
-            </w:pPr>
-            <w:r/>
-            <w:r>
-              <w:rPr>
-                <w:b/>
-              </w:rPr>
-              <w:t>-0.25</w:t>
-            </w:r>
-          </w:p>
-        </w:tc>
-        <w:tc>
-          <w:tcPr>
-            <w:tcW w:type="dxa" w:w="1440"/>
-            <w:shd w:fill="F8FAFC"/>
-            <w:tcMar>
-              <w:top w:w="100" w:type="dxa"/>
-              <w:bottom w:w="100" w:type="dxa"/>
-              <w:left w:w="120" w:type="dxa"/>
-              <w:right w:w="120" w:type="dxa"/>
-            </w:tcMar>
-            <w:tcBorders>
-              <w:top w:val="single" w:sz="4" w:space="0" w:color="CCCCCC"/>
-              <w:bottom w:val="single" w:sz="4" w:space="0" w:color="CCCCCC"/>
-              <w:left w:val="single" w:sz="4" w:space="0" w:color="CCCCCC"/>
-              <w:right w:val="single" w:sz="4" w:space="0" w:color="CCCCCC"/>
-            </w:tcBorders>
-          </w:tcPr>
-          <w:p>
-            <w:pPr>
-              <w:spacing w:before="60" w:after="60" w:line="252" w:lineRule="auto"/>
-              <w:jc w:val="left"/>
-            </w:pPr>
-            <w:r/>
-            <w:r>
-              <w:t>BEAR</w:t>
-            </w:r>
-          </w:p>
-        </w:tc>
-      </w:tr>
-      <w:tr>
-        <w:tc>
-          <w:tcPr>
-            <w:tcW w:type="dxa" w:w="1584"/>
-            <w:shd w:fill="FFFFFF"/>
-            <w:tcMar>
-              <w:top w:w="100" w:type="dxa"/>
-              <w:bottom w:w="100" w:type="dxa"/>
-              <w:left w:w="120" w:type="dxa"/>
-              <w:right w:w="120" w:type="dxa"/>
-            </w:tcMar>
-            <w:tcBorders>
-              <w:top w:val="single" w:sz="4" w:space="0" w:color="CCCCCC"/>
-              <w:bottom w:val="single" w:sz="4" w:space="0" w:color="CCCCCC"/>
-              <w:left w:val="single" w:sz="4" w:space="0" w:color="CCCCCC"/>
-              <w:right w:val="single" w:sz="4" w:space="0" w:color="CCCCCC"/>
-            </w:tcBorders>
-          </w:tcPr>
-          <w:p>
-            <w:pPr>
-              <w:spacing w:before="60" w:after="60" w:line="252" w:lineRule="auto"/>
-              <w:jc w:val="left"/>
-            </w:pPr>
-            <w:r/>
-            <w:r>
-              <w:rPr>
-                <w:b/>
-              </w:rPr>
-              <w:t>Fri 25/09</w:t>
-            </w:r>
-          </w:p>
-        </w:tc>
-        <w:tc>
-          <w:tcPr>
-            <w:tcW w:type="dxa" w:w="864"/>
-            <w:shd w:fill="FFFFFF"/>
-            <w:tcMar>
-              <w:top w:w="100" w:type="dxa"/>
-              <w:bottom w:w="100" w:type="dxa"/>
-              <w:left w:w="120" w:type="dxa"/>
-              <w:right w:w="120" w:type="dxa"/>
-            </w:tcMar>
-            <w:tcBorders>
-              <w:top w:val="single" w:sz="4" w:space="0" w:color="CCCCCC"/>
-              <w:bottom w:val="single" w:sz="4" w:space="0" w:color="CCCCCC"/>
-              <w:left w:val="single" w:sz="4" w:space="0" w:color="CCCCCC"/>
-              <w:right w:val="single" w:sz="4" w:space="0" w:color="CCCCCC"/>
-            </w:tcBorders>
-          </w:tcPr>
-          <w:p>
-            <w:pPr>
-              <w:spacing w:before="60" w:after="60" w:line="252" w:lineRule="auto"/>
-              <w:jc w:val="left"/>
-            </w:pPr>
-            <w:r/>
-            <w:r>
-              <w:t>Asia 11-15</w:t>
-            </w:r>
-          </w:p>
-        </w:tc>
-        <w:tc>
-          <w:tcPr>
-            <w:tcW w:type="dxa" w:w="1440"/>
-            <w:shd w:fill="FFFFFF"/>
-            <w:tcMar>
-              <w:top w:w="100" w:type="dxa"/>
-              <w:bottom w:w="100" w:type="dxa"/>
-              <w:left w:w="120" w:type="dxa"/>
-              <w:right w:w="120" w:type="dxa"/>
-            </w:tcMar>
-            <w:tcBorders>
-              <w:top w:val="single" w:sz="4" w:space="0" w:color="CCCCCC"/>
-              <w:bottom w:val="single" w:sz="4" w:space="0" w:color="CCCCCC"/>
-              <w:left w:val="single" w:sz="4" w:space="0" w:color="CCCCCC"/>
-              <w:right w:val="single" w:sz="4" w:space="0" w:color="CCCCCC"/>
-            </w:tcBorders>
-          </w:tcPr>
-          <w:p>
-            <w:pPr>
-              <w:spacing w:before="60" w:after="60" w:line="252" w:lineRule="auto"/>
-              <w:jc w:val="left"/>
-            </w:pPr>
-            <w:r/>
-            <w:r>
-              <w:t>552.75</w:t>
-            </w:r>
-          </w:p>
-        </w:tc>
-        <w:tc>
-          <w:tcPr>
-            <w:tcW w:type="dxa" w:w="2016"/>
-            <w:shd w:fill="FFFFFF"/>
-            <w:tcMar>
-              <w:top w:w="100" w:type="dxa"/>
-              <w:bottom w:w="100" w:type="dxa"/>
-              <w:left w:w="120" w:type="dxa"/>
-              <w:right w:w="120" w:type="dxa"/>
-            </w:tcMar>
-            <w:tcBorders>
-              <w:top w:val="single" w:sz="4" w:space="0" w:color="CCCCCC"/>
-              <w:bottom w:val="single" w:sz="4" w:space="0" w:color="CCCCCC"/>
-              <w:left w:val="single" w:sz="4" w:space="0" w:color="CCCCCC"/>
-              <w:right w:val="single" w:sz="4" w:space="0" w:color="CCCCCC"/>
-            </w:tcBorders>
-          </w:tcPr>
-          <w:p>
-            <w:pPr>
-              <w:spacing w:before="60" w:after="60" w:line="252" w:lineRule="auto"/>
-              <w:jc w:val="left"/>
-            </w:pPr>
-            <w:r/>
-            <w:r>
-              <w:t>556.25</w:t>
-            </w:r>
-          </w:p>
-        </w:tc>
-        <w:tc>
-          <w:tcPr>
-            <w:tcW w:type="dxa" w:w="1152"/>
-            <w:shd w:fill="FFFFFF"/>
-            <w:tcMar>
-              <w:top w:w="100" w:type="dxa"/>
-              <w:bottom w:w="100" w:type="dxa"/>
-              <w:left w:w="120" w:type="dxa"/>
-              <w:right w:w="120" w:type="dxa"/>
-            </w:tcMar>
-            <w:tcBorders>
-              <w:top w:val="single" w:sz="4" w:space="0" w:color="CCCCCC"/>
-              <w:bottom w:val="single" w:sz="4" w:space="0" w:color="CCCCCC"/>
-              <w:left w:val="single" w:sz="4" w:space="0" w:color="CCCCCC"/>
-              <w:right w:val="single" w:sz="4" w:space="0" w:color="CCCCCC"/>
-            </w:tcBorders>
-          </w:tcPr>
-          <w:p>
-            <w:pPr>
-              <w:spacing w:before="60" w:after="60" w:line="252" w:lineRule="auto"/>
-              <w:jc w:val="left"/>
-            </w:pPr>
-            <w:r/>
-            <w:r>
-              <w:t>549.50</w:t>
-            </w:r>
-          </w:p>
-        </w:tc>
-        <w:tc>
-          <w:tcPr>
-            <w:tcW w:type="dxa" w:w="1728"/>
-            <w:shd w:fill="FFFFFF"/>
-            <w:tcMar>
-              <w:top w:w="100" w:type="dxa"/>
-              <w:bottom w:w="100" w:type="dxa"/>
-              <w:left w:w="120" w:type="dxa"/>
-              <w:right w:w="120" w:type="dxa"/>
-            </w:tcMar>
-            <w:tcBorders>
-              <w:top w:val="single" w:sz="4" w:space="0" w:color="CCCCCC"/>
-              <w:bottom w:val="single" w:sz="4" w:space="0" w:color="CCCCCC"/>
-              <w:left w:val="single" w:sz="4" w:space="0" w:color="CCCCCC"/>
-              <w:right w:val="single" w:sz="4" w:space="0" w:color="CCCCCC"/>
-            </w:tcBorders>
-          </w:tcPr>
-          <w:p>
-            <w:pPr>
-              <w:spacing w:before="60" w:after="60" w:line="252" w:lineRule="auto"/>
-              <w:jc w:val="left"/>
-            </w:pPr>
-            <w:r/>
-            <w:r>
-              <w:rPr>
-                <w:b/>
-              </w:rPr>
-              <w:t>552.50</w:t>
-            </w:r>
-          </w:p>
-        </w:tc>
-        <w:tc>
-          <w:tcPr>
-            <w:tcW w:type="dxa" w:w="3456"/>
-            <w:shd w:fill="FFFFFF"/>
-            <w:tcMar>
-              <w:top w:w="100" w:type="dxa"/>
-              <w:bottom w:w="100" w:type="dxa"/>
-              <w:left w:w="120" w:type="dxa"/>
-              <w:right w:w="120" w:type="dxa"/>
-            </w:tcMar>
-            <w:tcBorders>
-              <w:top w:val="single" w:sz="4" w:space="0" w:color="CCCCCC"/>
-              <w:bottom w:val="single" w:sz="4" w:space="0" w:color="CCCCCC"/>
-              <w:left w:val="single" w:sz="4" w:space="0" w:color="CCCCCC"/>
-              <w:right w:val="single" w:sz="4" w:space="0" w:color="CCCCCC"/>
-            </w:tcBorders>
-          </w:tcPr>
-          <w:p>
-            <w:pPr>
-              <w:spacing w:before="60" w:after="60" w:line="252" w:lineRule="auto"/>
-              <w:jc w:val="left"/>
-            </w:pPr>
-            <w:r/>
-            <w:r>
-              <w:rPr>
-                <w:b/>
-              </w:rPr>
-              <w:t>-0.25</w:t>
-            </w:r>
-          </w:p>
-        </w:tc>
-        <w:tc>
-          <w:tcPr>
-            <w:tcW w:type="dxa" w:w="1440"/>
-            <w:shd w:fill="FFFFFF"/>
-            <w:tcMar>
-              <w:top w:w="100" w:type="dxa"/>
-              <w:bottom w:w="100" w:type="dxa"/>
-              <w:left w:w="120" w:type="dxa"/>
-              <w:right w:w="120" w:type="dxa"/>
-            </w:tcMar>
-            <w:tcBorders>
-              <w:top w:val="single" w:sz="4" w:space="0" w:color="CCCCCC"/>
-              <w:bottom w:val="single" w:sz="4" w:space="0" w:color="CCCCCC"/>
-              <w:left w:val="single" w:sz="4" w:space="0" w:color="CCCCCC"/>
-              <w:right w:val="single" w:sz="4" w:space="0" w:color="CCCCCC"/>
-            </w:tcBorders>
-          </w:tcPr>
-          <w:p>
-            <w:pPr>
-              <w:spacing w:before="60" w:after="60" w:line="252" w:lineRule="auto"/>
-              <w:jc w:val="left"/>
-            </w:pPr>
-            <w:r/>
-            <w:r>
-              <w:t>BEAR</w:t>
-            </w:r>
-          </w:p>
-        </w:tc>
-      </w:tr>
-      <w:tr>
-        <w:tc>
-          <w:tcPr>
-            <w:tcW w:type="dxa" w:w="1584"/>
-            <w:shd w:fill="F8FAFC"/>
-            <w:tcMar>
-              <w:top w:w="100" w:type="dxa"/>
-              <w:bottom w:w="100" w:type="dxa"/>
-              <w:left w:w="120" w:type="dxa"/>
-              <w:right w:w="120" w:type="dxa"/>
-            </w:tcMar>
-            <w:tcBorders>
-              <w:top w:val="single" w:sz="4" w:space="0" w:color="CCCCCC"/>
-              <w:bottom w:val="single" w:sz="4" w:space="0" w:color="CCCCCC"/>
-              <w:left w:val="single" w:sz="4" w:space="0" w:color="CCCCCC"/>
-              <w:right w:val="single" w:sz="4" w:space="0" w:color="CCCCCC"/>
-            </w:tcBorders>
-          </w:tcPr>
-          <w:p>
-            <w:pPr>
-              <w:spacing w:before="60" w:after="60" w:line="252" w:lineRule="auto"/>
-              <w:jc w:val="left"/>
-            </w:pPr>
-            <w:r/>
-            <w:r>
-              <w:rPr>
-                <w:b/>
-              </w:rPr>
-              <w:t>Fri 25/09</w:t>
-            </w:r>
-          </w:p>
-        </w:tc>
-        <w:tc>
-          <w:tcPr>
-            <w:tcW w:type="dxa" w:w="864"/>
-            <w:shd w:fill="F8FAFC"/>
-            <w:tcMar>
-              <w:top w:w="100" w:type="dxa"/>
-              <w:bottom w:w="100" w:type="dxa"/>
-              <w:left w:w="120" w:type="dxa"/>
-              <w:right w:w="120" w:type="dxa"/>
-            </w:tcMar>
-            <w:tcBorders>
-              <w:top w:val="single" w:sz="4" w:space="0" w:color="CCCCCC"/>
-              <w:bottom w:val="single" w:sz="4" w:space="0" w:color="CCCCCC"/>
-              <w:left w:val="single" w:sz="4" w:space="0" w:color="CCCCCC"/>
-              <w:right w:val="single" w:sz="4" w:space="0" w:color="CCCCCC"/>
-            </w:tcBorders>
-          </w:tcPr>
-          <w:p>
-            <w:pPr>
-              <w:spacing w:before="60" w:after="60" w:line="252" w:lineRule="auto"/>
-              <w:jc w:val="left"/>
-            </w:pPr>
-            <w:r/>
-            <w:r>
-              <w:t>London 15-19</w:t>
-            </w:r>
-          </w:p>
-        </w:tc>
-        <w:tc>
-          <w:tcPr>
-            <w:tcW w:type="dxa" w:w="1440"/>
-            <w:shd w:fill="F8FAFC"/>
-            <w:tcMar>
-              <w:top w:w="100" w:type="dxa"/>
-              <w:bottom w:w="100" w:type="dxa"/>
-              <w:left w:w="120" w:type="dxa"/>
-              <w:right w:w="120" w:type="dxa"/>
-            </w:tcMar>
-            <w:tcBorders>
-              <w:top w:val="single" w:sz="4" w:space="0" w:color="CCCCCC"/>
-              <w:bottom w:val="single" w:sz="4" w:space="0" w:color="CCCCCC"/>
-              <w:left w:val="single" w:sz="4" w:space="0" w:color="CCCCCC"/>
-              <w:right w:val="single" w:sz="4" w:space="0" w:color="CCCCCC"/>
-            </w:tcBorders>
-          </w:tcPr>
-          <w:p>
-            <w:pPr>
-              <w:spacing w:before="60" w:after="60" w:line="252" w:lineRule="auto"/>
-              <w:jc w:val="left"/>
-            </w:pPr>
-            <w:r/>
-            <w:r>
-              <w:t>552.50</w:t>
-            </w:r>
-          </w:p>
-        </w:tc>
-        <w:tc>
-          <w:tcPr>
-            <w:tcW w:type="dxa" w:w="2016"/>
-            <w:shd w:fill="F8FAFC"/>
-            <w:tcMar>
-              <w:top w:w="100" w:type="dxa"/>
-              <w:bottom w:w="100" w:type="dxa"/>
-              <w:left w:w="120" w:type="dxa"/>
-              <w:right w:w="120" w:type="dxa"/>
-            </w:tcMar>
-            <w:tcBorders>
-              <w:top w:val="single" w:sz="4" w:space="0" w:color="CCCCCC"/>
-              <w:bottom w:val="single" w:sz="4" w:space="0" w:color="CCCCCC"/>
-              <w:left w:val="single" w:sz="4" w:space="0" w:color="CCCCCC"/>
-              <w:right w:val="single" w:sz="4" w:space="0" w:color="CCCCCC"/>
-            </w:tcBorders>
-          </w:tcPr>
-          <w:p>
-            <w:pPr>
-              <w:spacing w:before="60" w:after="60" w:line="252" w:lineRule="auto"/>
-              <w:jc w:val="left"/>
-            </w:pPr>
-            <w:r/>
-            <w:r>
-              <w:t>555.50</w:t>
-            </w:r>
-          </w:p>
-        </w:tc>
-        <w:tc>
-          <w:tcPr>
-            <w:tcW w:type="dxa" w:w="1152"/>
-            <w:shd w:fill="F8FAFC"/>
-            <w:tcMar>
-              <w:top w:w="100" w:type="dxa"/>
-              <w:bottom w:w="100" w:type="dxa"/>
-              <w:left w:w="120" w:type="dxa"/>
-              <w:right w:w="120" w:type="dxa"/>
-            </w:tcMar>
-            <w:tcBorders>
-              <w:top w:val="single" w:sz="4" w:space="0" w:color="CCCCCC"/>
-              <w:bottom w:val="single" w:sz="4" w:space="0" w:color="CCCCCC"/>
-              <w:left w:val="single" w:sz="4" w:space="0" w:color="CCCCCC"/>
-              <w:right w:val="single" w:sz="4" w:space="0" w:color="CCCCCC"/>
-            </w:tcBorders>
-          </w:tcPr>
-          <w:p>
-            <w:pPr>
-              <w:spacing w:before="60" w:after="60" w:line="252" w:lineRule="auto"/>
-              <w:jc w:val="left"/>
-            </w:pPr>
-            <w:r/>
-            <w:r>
-              <w:t>549.75</w:t>
-            </w:r>
-          </w:p>
-        </w:tc>
-        <w:tc>
-          <w:tcPr>
-            <w:tcW w:type="dxa" w:w="1728"/>
-            <w:shd w:fill="F8FAFC"/>
-            <w:tcMar>
-              <w:top w:w="100" w:type="dxa"/>
-              <w:bottom w:w="100" w:type="dxa"/>
-              <w:left w:w="120" w:type="dxa"/>
-              <w:right w:w="120" w:type="dxa"/>
-            </w:tcMar>
-            <w:tcBorders>
-              <w:top w:val="single" w:sz="4" w:space="0" w:color="CCCCCC"/>
-              <w:bottom w:val="single" w:sz="4" w:space="0" w:color="CCCCCC"/>
-              <w:left w:val="single" w:sz="4" w:space="0" w:color="CCCCCC"/>
-              <w:right w:val="single" w:sz="4" w:space="0" w:color="CCCCCC"/>
-            </w:tcBorders>
-          </w:tcPr>
-          <w:p>
-            <w:pPr>
-              <w:spacing w:before="60" w:after="60" w:line="252" w:lineRule="auto"/>
-              <w:jc w:val="left"/>
-            </w:pPr>
-            <w:r/>
-            <w:r>
-              <w:rPr>
-                <w:b/>
-              </w:rPr>
-              <w:t>552.75</w:t>
-            </w:r>
-          </w:p>
-        </w:tc>
-        <w:tc>
-          <w:tcPr>
-            <w:tcW w:type="dxa" w:w="3456"/>
-            <w:shd w:fill="F8FAFC"/>
-            <w:tcMar>
-              <w:top w:w="100" w:type="dxa"/>
-              <w:bottom w:w="100" w:type="dxa"/>
-              <w:left w:w="120" w:type="dxa"/>
-              <w:right w:w="120" w:type="dxa"/>
-            </w:tcMar>
-            <w:tcBorders>
-              <w:top w:val="single" w:sz="4" w:space="0" w:color="CCCCCC"/>
-              <w:bottom w:val="single" w:sz="4" w:space="0" w:color="CCCCCC"/>
-              <w:left w:val="single" w:sz="4" w:space="0" w:color="CCCCCC"/>
-              <w:right w:val="single" w:sz="4" w:space="0" w:color="CCCCCC"/>
-            </w:tcBorders>
-          </w:tcPr>
-          <w:p>
-            <w:pPr>
-              <w:spacing w:before="60" w:after="60" w:line="252" w:lineRule="auto"/>
-              <w:jc w:val="left"/>
-            </w:pPr>
-            <w:r/>
-            <w:r>
-              <w:rPr>
-                <w:b/>
-              </w:rPr>
-              <w:t>+0.25</w:t>
-            </w:r>
-          </w:p>
-        </w:tc>
-        <w:tc>
-          <w:tcPr>
-            <w:tcW w:type="dxa" w:w="1440"/>
-            <w:shd w:fill="F8FAFC"/>
-            <w:tcMar>
-              <w:top w:w="100" w:type="dxa"/>
-              <w:bottom w:w="100" w:type="dxa"/>
-              <w:left w:w="120" w:type="dxa"/>
-              <w:right w:w="120" w:type="dxa"/>
-            </w:tcMar>
-            <w:tcBorders>
-              <w:top w:val="single" w:sz="4" w:space="0" w:color="CCCCCC"/>
-              <w:bottom w:val="single" w:sz="4" w:space="0" w:color="CCCCCC"/>
-              <w:left w:val="single" w:sz="4" w:space="0" w:color="CCCCCC"/>
-              <w:right w:val="single" w:sz="4" w:space="0" w:color="CCCCCC"/>
-            </w:tcBorders>
-          </w:tcPr>
-          <w:p>
-            <w:pPr>
-              <w:spacing w:before="60" w:after="60" w:line="252" w:lineRule="auto"/>
-              <w:jc w:val="left"/>
-            </w:pPr>
-            <w:r/>
-            <w:r>
-              <w:t>BULL</w:t>
-            </w:r>
-          </w:p>
-        </w:tc>
-      </w:tr>
-      <w:tr>
-        <w:tc>
-          <w:tcPr>
-            <w:tcW w:type="dxa" w:w="1584"/>
-            <w:shd w:fill="FFFFFF"/>
-            <w:tcMar>
-              <w:top w:w="100" w:type="dxa"/>
-              <w:bottom w:w="100" w:type="dxa"/>
-              <w:left w:w="120" w:type="dxa"/>
-              <w:right w:w="120" w:type="dxa"/>
-            </w:tcMar>
-            <w:tcBorders>
-              <w:top w:val="single" w:sz="4" w:space="0" w:color="CCCCCC"/>
-              <w:bottom w:val="single" w:sz="4" w:space="0" w:color="CCCCCC"/>
-              <w:left w:val="single" w:sz="4" w:space="0" w:color="CCCCCC"/>
-              <w:right w:val="single" w:sz="4" w:space="0" w:color="CCCCCC"/>
-            </w:tcBorders>
-          </w:tcPr>
-          <w:p>
-            <w:pPr>
-              <w:spacing w:before="60" w:after="60" w:line="252" w:lineRule="auto"/>
-              <w:jc w:val="left"/>
-            </w:pPr>
-            <w:r/>
-            <w:r>
-              <w:rPr>
-                <w:b/>
-              </w:rPr>
-              <w:t>Fri 25/09</w:t>
-            </w:r>
-          </w:p>
-        </w:tc>
-        <w:tc>
-          <w:tcPr>
-            <w:tcW w:type="dxa" w:w="864"/>
-            <w:shd w:fill="FFFFFF"/>
-            <w:tcMar>
-              <w:top w:w="100" w:type="dxa"/>
-              <w:bottom w:w="100" w:type="dxa"/>
-              <w:left w:w="120" w:type="dxa"/>
-              <w:right w:w="120" w:type="dxa"/>
-            </w:tcMar>
-            <w:tcBorders>
-              <w:top w:val="single" w:sz="4" w:space="0" w:color="CCCCCC"/>
-              <w:bottom w:val="single" w:sz="4" w:space="0" w:color="CCCCCC"/>
-              <w:left w:val="single" w:sz="4" w:space="0" w:color="CCCCCC"/>
-              <w:right w:val="single" w:sz="4" w:space="0" w:color="CCCCCC"/>
-            </w:tcBorders>
-          </w:tcPr>
-          <w:p>
-            <w:pPr>
-              <w:spacing w:before="60" w:after="60" w:line="252" w:lineRule="auto"/>
-              <w:jc w:val="left"/>
-            </w:pPr>
-            <w:r/>
-            <w:r>
-              <w:t>Pre-NY 19-21</w:t>
-            </w:r>
-          </w:p>
-        </w:tc>
-        <w:tc>
-          <w:tcPr>
-            <w:tcW w:type="dxa" w:w="1440"/>
-            <w:shd w:fill="FFFFFF"/>
-            <w:tcMar>
-              <w:top w:w="100" w:type="dxa"/>
-              <w:bottom w:w="100" w:type="dxa"/>
-              <w:left w:w="120" w:type="dxa"/>
-              <w:right w:w="120" w:type="dxa"/>
-            </w:tcMar>
-            <w:tcBorders>
-              <w:top w:val="single" w:sz="4" w:space="0" w:color="CCCCCC"/>
-              <w:bottom w:val="single" w:sz="4" w:space="0" w:color="CCCCCC"/>
-              <w:left w:val="single" w:sz="4" w:space="0" w:color="CCCCCC"/>
-              <w:right w:val="single" w:sz="4" w:space="0" w:color="CCCCCC"/>
-            </w:tcBorders>
-          </w:tcPr>
-          <w:p>
-            <w:pPr>
-              <w:spacing w:before="60" w:after="60" w:line="252" w:lineRule="auto"/>
-              <w:jc w:val="left"/>
-            </w:pPr>
-            <w:r/>
-            <w:r>
-              <w:t>552.75</w:t>
-            </w:r>
-          </w:p>
-        </w:tc>
-        <w:tc>
-          <w:tcPr>
-            <w:tcW w:type="dxa" w:w="2016"/>
-            <w:shd w:fill="FFFFFF"/>
-            <w:tcMar>
-              <w:top w:w="100" w:type="dxa"/>
-              <w:bottom w:w="100" w:type="dxa"/>
-              <w:left w:w="120" w:type="dxa"/>
-              <w:right w:w="120" w:type="dxa"/>
-            </w:tcMar>
-            <w:tcBorders>
-              <w:top w:val="single" w:sz="4" w:space="0" w:color="CCCCCC"/>
-              <w:bottom w:val="single" w:sz="4" w:space="0" w:color="CCCCCC"/>
-              <w:left w:val="single" w:sz="4" w:space="0" w:color="CCCCCC"/>
-              <w:right w:val="single" w:sz="4" w:space="0" w:color="CCCCCC"/>
-            </w:tcBorders>
-          </w:tcPr>
-          <w:p>
-            <w:pPr>
-              <w:spacing w:before="60" w:after="60" w:line="252" w:lineRule="auto"/>
-              <w:jc w:val="left"/>
-            </w:pPr>
-            <w:r/>
-            <w:r>
-              <w:t>555.75</w:t>
-            </w:r>
-          </w:p>
-        </w:tc>
-        <w:tc>
-          <w:tcPr>
-            <w:tcW w:type="dxa" w:w="1152"/>
-            <w:shd w:fill="FFFFFF"/>
-            <w:tcMar>
-              <w:top w:w="100" w:type="dxa"/>
-              <w:bottom w:w="100" w:type="dxa"/>
-              <w:left w:w="120" w:type="dxa"/>
-              <w:right w:w="120" w:type="dxa"/>
-            </w:tcMar>
-            <w:tcBorders>
-              <w:top w:val="single" w:sz="4" w:space="0" w:color="CCCCCC"/>
-              <w:bottom w:val="single" w:sz="4" w:space="0" w:color="CCCCCC"/>
-              <w:left w:val="single" w:sz="4" w:space="0" w:color="CCCCCC"/>
-              <w:right w:val="single" w:sz="4" w:space="0" w:color="CCCCCC"/>
-            </w:tcBorders>
-          </w:tcPr>
-          <w:p>
-            <w:pPr>
-              <w:spacing w:before="60" w:after="60" w:line="252" w:lineRule="auto"/>
-              <w:jc w:val="left"/>
-            </w:pPr>
-            <w:r/>
-            <w:r>
-              <w:t>550.00</w:t>
-            </w:r>
-          </w:p>
-        </w:tc>
-        <w:tc>
-          <w:tcPr>
-            <w:tcW w:type="dxa" w:w="1728"/>
-            <w:shd w:fill="FFFFFF"/>
-            <w:tcMar>
-              <w:top w:w="100" w:type="dxa"/>
-              <w:bottom w:w="100" w:type="dxa"/>
-              <w:left w:w="120" w:type="dxa"/>
-              <w:right w:w="120" w:type="dxa"/>
-            </w:tcMar>
-            <w:tcBorders>
-              <w:top w:val="single" w:sz="4" w:space="0" w:color="CCCCCC"/>
-              <w:bottom w:val="single" w:sz="4" w:space="0" w:color="CCCCCC"/>
-              <w:left w:val="single" w:sz="4" w:space="0" w:color="CCCCCC"/>
-              <w:right w:val="single" w:sz="4" w:space="0" w:color="CCCCCC"/>
-            </w:tcBorders>
-          </w:tcPr>
-          <w:p>
-            <w:pPr>
-              <w:spacing w:before="60" w:after="60" w:line="252" w:lineRule="auto"/>
-              <w:jc w:val="left"/>
-            </w:pPr>
-            <w:r/>
-            <w:r>
-              <w:rPr>
-                <w:b/>
-              </w:rPr>
-              <w:t>552.75</w:t>
-            </w:r>
-          </w:p>
-        </w:tc>
-        <w:tc>
-          <w:tcPr>
-            <w:tcW w:type="dxa" w:w="3456"/>
-            <w:shd w:fill="FFFFFF"/>
-            <w:tcMar>
-              <w:top w:w="100" w:type="dxa"/>
-              <w:bottom w:w="100" w:type="dxa"/>
-              <w:left w:w="120" w:type="dxa"/>
-              <w:right w:w="120" w:type="dxa"/>
-            </w:tcMar>
-            <w:tcBorders>
-              <w:top w:val="single" w:sz="4" w:space="0" w:color="CCCCCC"/>
-              <w:bottom w:val="single" w:sz="4" w:space="0" w:color="CCCCCC"/>
-              <w:left w:val="single" w:sz="4" w:space="0" w:color="CCCCCC"/>
-              <w:right w:val="single" w:sz="4" w:space="0" w:color="CCCCCC"/>
-            </w:tcBorders>
-          </w:tcPr>
-          <w:p>
-            <w:pPr>
-              <w:spacing w:before="60" w:after="60" w:line="252" w:lineRule="auto"/>
-              <w:jc w:val="left"/>
-            </w:pPr>
-            <w:r/>
-            <w:r>
-              <w:rPr>
-                <w:b/>
-              </w:rPr>
-              <w:t>+0.00</w:t>
-            </w:r>
-          </w:p>
-        </w:tc>
-        <w:tc>
-          <w:tcPr>
-            <w:tcW w:type="dxa" w:w="1440"/>
-            <w:shd w:fill="FFFFFF"/>
-            <w:tcMar>
-              <w:top w:w="100" w:type="dxa"/>
-              <w:bottom w:w="100" w:type="dxa"/>
-              <w:left w:w="120" w:type="dxa"/>
-              <w:right w:w="120" w:type="dxa"/>
-            </w:tcMar>
-            <w:tcBorders>
-              <w:top w:val="single" w:sz="4" w:space="0" w:color="CCCCCC"/>
-              <w:bottom w:val="single" w:sz="4" w:space="0" w:color="CCCCCC"/>
-              <w:left w:val="single" w:sz="4" w:space="0" w:color="CCCCCC"/>
-              <w:right w:val="single" w:sz="4" w:space="0" w:color="CCCCCC"/>
-            </w:tcBorders>
-          </w:tcPr>
-          <w:p>
-            <w:pPr>
-              <w:spacing w:before="60" w:after="60" w:line="252" w:lineRule="auto"/>
-              <w:jc w:val="left"/>
-            </w:pPr>
-            <w:r/>
-            <w:r>
-              <w:t>BEAR</w:t>
-            </w:r>
-          </w:p>
-        </w:tc>
-      </w:tr>
-      <w:tr>
-        <w:tc>
-          <w:tcPr>
-            <w:tcW w:type="dxa" w:w="1584"/>
-            <w:shd w:fill="F8FAFC"/>
-            <w:tcMar>
-              <w:top w:w="100" w:type="dxa"/>
-              <w:bottom w:w="100" w:type="dxa"/>
-              <w:left w:w="120" w:type="dxa"/>
-              <w:right w:w="120" w:type="dxa"/>
-            </w:tcMar>
-            <w:tcBorders>
-              <w:top w:val="single" w:sz="4" w:space="0" w:color="CCCCCC"/>
-              <w:bottom w:val="single" w:sz="4" w:space="0" w:color="CCCCCC"/>
-              <w:left w:val="single" w:sz="4" w:space="0" w:color="CCCCCC"/>
-              <w:right w:val="single" w:sz="4" w:space="0" w:color="CCCCCC"/>
-            </w:tcBorders>
-          </w:tcPr>
-          <w:p>
-            <w:pPr>
-              <w:spacing w:before="60" w:after="60" w:line="252" w:lineRule="auto"/>
-              <w:jc w:val="left"/>
-            </w:pPr>
-            <w:r/>
-            <w:r>
-              <w:rPr>
-                <w:b/>
-              </w:rPr>
-              <w:t>Fri 25/09</w:t>
-            </w:r>
-          </w:p>
-        </w:tc>
-        <w:tc>
-          <w:tcPr>
-            <w:tcW w:type="dxa" w:w="864"/>
-            <w:shd w:fill="F8FAFC"/>
-            <w:tcMar>
-              <w:top w:w="100" w:type="dxa"/>
-              <w:bottom w:w="100" w:type="dxa"/>
-              <w:left w:w="120" w:type="dxa"/>
-              <w:right w:w="120" w:type="dxa"/>
-            </w:tcMar>
-            <w:tcBorders>
-              <w:top w:val="single" w:sz="4" w:space="0" w:color="CCCCCC"/>
-              <w:bottom w:val="single" w:sz="4" w:space="0" w:color="CCCCCC"/>
-              <w:left w:val="single" w:sz="4" w:space="0" w:color="CCCCCC"/>
-              <w:right w:val="single" w:sz="4" w:space="0" w:color="CCCCCC"/>
-            </w:tcBorders>
-          </w:tcPr>
-          <w:p>
-            <w:pPr>
-              <w:spacing w:before="60" w:after="60" w:line="252" w:lineRule="auto"/>
-              <w:jc w:val="left"/>
-            </w:pPr>
-            <w:r/>
-            <w:r>
-              <w:t>NY Open 21-23</w:t>
-            </w:r>
-          </w:p>
-        </w:tc>
-        <w:tc>
-          <w:tcPr>
-            <w:tcW w:type="dxa" w:w="1440"/>
-            <w:shd w:fill="F8FAFC"/>
-            <w:tcMar>
-              <w:top w:w="100" w:type="dxa"/>
-              <w:bottom w:w="100" w:type="dxa"/>
-              <w:left w:w="120" w:type="dxa"/>
-              <w:right w:w="120" w:type="dxa"/>
-            </w:tcMar>
-            <w:tcBorders>
-              <w:top w:val="single" w:sz="4" w:space="0" w:color="CCCCCC"/>
-              <w:bottom w:val="single" w:sz="4" w:space="0" w:color="CCCCCC"/>
-              <w:left w:val="single" w:sz="4" w:space="0" w:color="CCCCCC"/>
-              <w:right w:val="single" w:sz="4" w:space="0" w:color="CCCCCC"/>
-            </w:tcBorders>
-          </w:tcPr>
-          <w:p>
-            <w:pPr>
-              <w:spacing w:before="60" w:after="60" w:line="252" w:lineRule="auto"/>
-              <w:jc w:val="left"/>
-            </w:pPr>
-            <w:r/>
-            <w:r>
-              <w:t>552.75</w:t>
-            </w:r>
-          </w:p>
-        </w:tc>
-        <w:tc>
-          <w:tcPr>
-            <w:tcW w:type="dxa" w:w="2016"/>
-            <w:shd w:fill="F8FAFC"/>
-            <w:tcMar>
-              <w:top w:w="100" w:type="dxa"/>
-              <w:bottom w:w="100" w:type="dxa"/>
-              <w:left w:w="120" w:type="dxa"/>
-              <w:right w:w="120" w:type="dxa"/>
-            </w:tcMar>
-            <w:tcBorders>
-              <w:top w:val="single" w:sz="4" w:space="0" w:color="CCCCCC"/>
-              <w:bottom w:val="single" w:sz="4" w:space="0" w:color="CCCCCC"/>
-              <w:left w:val="single" w:sz="4" w:space="0" w:color="CCCCCC"/>
-              <w:right w:val="single" w:sz="4" w:space="0" w:color="CCCCCC"/>
-            </w:tcBorders>
-          </w:tcPr>
-          <w:p>
-            <w:pPr>
-              <w:spacing w:before="60" w:after="60" w:line="252" w:lineRule="auto"/>
-              <w:jc w:val="left"/>
-            </w:pPr>
-            <w:r/>
-            <w:r>
-              <w:t>556.75</w:t>
-            </w:r>
-          </w:p>
-        </w:tc>
-        <w:tc>
-          <w:tcPr>
-            <w:tcW w:type="dxa" w:w="1152"/>
-            <w:shd w:fill="F8FAFC"/>
-            <w:tcMar>
-              <w:top w:w="100" w:type="dxa"/>
-              <w:bottom w:w="100" w:type="dxa"/>
-              <w:left w:w="120" w:type="dxa"/>
-              <w:right w:w="120" w:type="dxa"/>
-            </w:tcMar>
-            <w:tcBorders>
-              <w:top w:val="single" w:sz="4" w:space="0" w:color="CCCCCC"/>
-              <w:bottom w:val="single" w:sz="4" w:space="0" w:color="CCCCCC"/>
-              <w:left w:val="single" w:sz="4" w:space="0" w:color="CCCCCC"/>
-              <w:right w:val="single" w:sz="4" w:space="0" w:color="CCCCCC"/>
-            </w:tcBorders>
-          </w:tcPr>
-          <w:p>
-            <w:pPr>
-              <w:spacing w:before="60" w:after="60" w:line="252" w:lineRule="auto"/>
-              <w:jc w:val="left"/>
-            </w:pPr>
-            <w:r/>
-            <w:r>
-              <w:t>549.25</w:t>
-            </w:r>
-          </w:p>
-        </w:tc>
-        <w:tc>
-          <w:tcPr>
-            <w:tcW w:type="dxa" w:w="1728"/>
-            <w:shd w:fill="F8FAFC"/>
-            <w:tcMar>
-              <w:top w:w="100" w:type="dxa"/>
-              <w:bottom w:w="100" w:type="dxa"/>
-              <w:left w:w="120" w:type="dxa"/>
-              <w:right w:w="120" w:type="dxa"/>
-            </w:tcMar>
-            <w:tcBorders>
-              <w:top w:val="single" w:sz="4" w:space="0" w:color="CCCCCC"/>
-              <w:bottom w:val="single" w:sz="4" w:space="0" w:color="CCCCCC"/>
-              <w:left w:val="single" w:sz="4" w:space="0" w:color="CCCCCC"/>
-              <w:right w:val="single" w:sz="4" w:space="0" w:color="CCCCCC"/>
-            </w:tcBorders>
-          </w:tcPr>
-          <w:p>
-            <w:pPr>
-              <w:spacing w:before="60" w:after="60" w:line="252" w:lineRule="auto"/>
-              <w:jc w:val="left"/>
-            </w:pPr>
-            <w:r/>
-            <w:r>
-              <w:rPr>
-                <w:b/>
-              </w:rPr>
-              <w:t>553.25</w:t>
-            </w:r>
-          </w:p>
-        </w:tc>
-        <w:tc>
-          <w:tcPr>
-            <w:tcW w:type="dxa" w:w="3456"/>
-            <w:shd w:fill="F8FAFC"/>
-            <w:tcMar>
-              <w:top w:w="100" w:type="dxa"/>
-              <w:bottom w:w="100" w:type="dxa"/>
-              <w:left w:w="120" w:type="dxa"/>
-              <w:right w:w="120" w:type="dxa"/>
-            </w:tcMar>
-            <w:tcBorders>
-              <w:top w:val="single" w:sz="4" w:space="0" w:color="CCCCCC"/>
-              <w:bottom w:val="single" w:sz="4" w:space="0" w:color="CCCCCC"/>
-              <w:left w:val="single" w:sz="4" w:space="0" w:color="CCCCCC"/>
-              <w:right w:val="single" w:sz="4" w:space="0" w:color="CCCCCC"/>
-            </w:tcBorders>
-          </w:tcPr>
-          <w:p>
-            <w:pPr>
-              <w:spacing w:before="60" w:after="60" w:line="252" w:lineRule="auto"/>
-              <w:jc w:val="left"/>
-            </w:pPr>
-            <w:r/>
-            <w:r>
-              <w:rPr>
-                <w:b/>
-              </w:rPr>
-              <w:t>+0.50</w:t>
-            </w:r>
-          </w:p>
-        </w:tc>
-        <w:tc>
-          <w:tcPr>
-            <w:tcW w:type="dxa" w:w="1440"/>
-            <w:shd w:fill="F8FAFC"/>
-            <w:tcMar>
-              <w:top w:w="100" w:type="dxa"/>
-              <w:bottom w:w="100" w:type="dxa"/>
-              <w:left w:w="120" w:type="dxa"/>
-              <w:right w:w="120" w:type="dxa"/>
-            </w:tcMar>
-            <w:tcBorders>
-              <w:top w:val="single" w:sz="4" w:space="0" w:color="CCCCCC"/>
-              <w:bottom w:val="single" w:sz="4" w:space="0" w:color="CCCCCC"/>
-              <w:left w:val="single" w:sz="4" w:space="0" w:color="CCCCCC"/>
-              <w:right w:val="single" w:sz="4" w:space="0" w:color="CCCCCC"/>
-            </w:tcBorders>
-          </w:tcPr>
-          <w:p>
-            <w:pPr>
-              <w:spacing w:before="60" w:after="60" w:line="252" w:lineRule="auto"/>
-              <w:jc w:val="left"/>
-            </w:pPr>
-            <w:r/>
-            <w:r>
-              <w:t>BULL</w:t>
-            </w:r>
-          </w:p>
-        </w:tc>
-      </w:tr>
-      <w:tr>
-        <w:tc>
-          <w:tcPr>
-            <w:tcW w:type="dxa" w:w="1584"/>
-            <w:shd w:fill="FFFFFF"/>
-            <w:tcMar>
-              <w:top w:w="100" w:type="dxa"/>
-              <w:bottom w:w="100" w:type="dxa"/>
-              <w:left w:w="120" w:type="dxa"/>
-              <w:right w:w="120" w:type="dxa"/>
-            </w:tcMar>
-            <w:tcBorders>
-              <w:top w:val="single" w:sz="4" w:space="0" w:color="CCCCCC"/>
-              <w:bottom w:val="single" w:sz="4" w:space="0" w:color="CCCCCC"/>
-              <w:left w:val="single" w:sz="4" w:space="0" w:color="CCCCCC"/>
-              <w:right w:val="single" w:sz="4" w:space="0" w:color="CCCCCC"/>
-            </w:tcBorders>
-          </w:tcPr>
-          <w:p>
-            <w:pPr>
-              <w:spacing w:before="60" w:after="60" w:line="252" w:lineRule="auto"/>
-              <w:jc w:val="left"/>
-            </w:pPr>
-            <w:r/>
-            <w:r>
-              <w:rPr>
-                <w:b/>
-              </w:rPr>
-              <w:t>Fri 25/09</w:t>
-            </w:r>
-          </w:p>
-        </w:tc>
-        <w:tc>
-          <w:tcPr>
-            <w:tcW w:type="dxa" w:w="864"/>
-            <w:shd w:fill="FFFFFF"/>
-            <w:tcMar>
-              <w:top w:w="100" w:type="dxa"/>
-              <w:bottom w:w="100" w:type="dxa"/>
-              <w:left w:w="120" w:type="dxa"/>
-              <w:right w:w="120" w:type="dxa"/>
-            </w:tcMar>
-            <w:tcBorders>
-              <w:top w:val="single" w:sz="4" w:space="0" w:color="CCCCCC"/>
-              <w:bottom w:val="single" w:sz="4" w:space="0" w:color="CCCCCC"/>
-              <w:left w:val="single" w:sz="4" w:space="0" w:color="CCCCCC"/>
-              <w:right w:val="single" w:sz="4" w:space="0" w:color="CCCCCC"/>
-            </w:tcBorders>
-          </w:tcPr>
-          <w:p>
-            <w:pPr>
-              <w:spacing w:before="60" w:after="60" w:line="252" w:lineRule="auto"/>
-              <w:jc w:val="left"/>
-            </w:pPr>
-            <w:r/>
-            <w:r>
-              <w:t>NY Close 23-01</w:t>
-            </w:r>
-          </w:p>
-        </w:tc>
-        <w:tc>
-          <w:tcPr>
-            <w:tcW w:type="dxa" w:w="1440"/>
-            <w:shd w:fill="FFFFFF"/>
-            <w:tcMar>
-              <w:top w:w="100" w:type="dxa"/>
-              <w:bottom w:w="100" w:type="dxa"/>
-              <w:left w:w="120" w:type="dxa"/>
-              <w:right w:w="120" w:type="dxa"/>
-            </w:tcMar>
-            <w:tcBorders>
-              <w:top w:val="single" w:sz="4" w:space="0" w:color="CCCCCC"/>
-              <w:bottom w:val="single" w:sz="4" w:space="0" w:color="CCCCCC"/>
-              <w:left w:val="single" w:sz="4" w:space="0" w:color="CCCCCC"/>
-              <w:right w:val="single" w:sz="4" w:space="0" w:color="CCCCCC"/>
-            </w:tcBorders>
-          </w:tcPr>
-          <w:p>
-            <w:pPr>
-              <w:spacing w:before="60" w:after="60" w:line="252" w:lineRule="auto"/>
-              <w:jc w:val="left"/>
-            </w:pPr>
-            <w:r/>
-            <w:r>
-              <w:t>553.25</w:t>
-            </w:r>
-          </w:p>
-        </w:tc>
-        <w:tc>
-          <w:tcPr>
-            <w:tcW w:type="dxa" w:w="2016"/>
-            <w:shd w:fill="FFFFFF"/>
-            <w:tcMar>
-              <w:top w:w="100" w:type="dxa"/>
-              <w:bottom w:w="100" w:type="dxa"/>
-              <w:left w:w="120" w:type="dxa"/>
-              <w:right w:w="120" w:type="dxa"/>
-            </w:tcMar>
-            <w:tcBorders>
-              <w:top w:val="single" w:sz="4" w:space="0" w:color="CCCCCC"/>
-              <w:bottom w:val="single" w:sz="4" w:space="0" w:color="CCCCCC"/>
-              <w:left w:val="single" w:sz="4" w:space="0" w:color="CCCCCC"/>
-              <w:right w:val="single" w:sz="4" w:space="0" w:color="CCCCCC"/>
-            </w:tcBorders>
-          </w:tcPr>
-          <w:p>
-            <w:pPr>
-              <w:spacing w:before="60" w:after="60" w:line="252" w:lineRule="auto"/>
-              <w:jc w:val="left"/>
-            </w:pPr>
-            <w:r/>
-            <w:r>
-              <w:t>557.25</w:t>
-            </w:r>
-          </w:p>
-        </w:tc>
-        <w:tc>
-          <w:tcPr>
-            <w:tcW w:type="dxa" w:w="1152"/>
-            <w:shd w:fill="FFFFFF"/>
-            <w:tcMar>
-              <w:top w:w="100" w:type="dxa"/>
-              <w:bottom w:w="100" w:type="dxa"/>
-              <w:left w:w="120" w:type="dxa"/>
-              <w:right w:w="120" w:type="dxa"/>
-            </w:tcMar>
-            <w:tcBorders>
-              <w:top w:val="single" w:sz="4" w:space="0" w:color="CCCCCC"/>
-              <w:bottom w:val="single" w:sz="4" w:space="0" w:color="CCCCCC"/>
-              <w:left w:val="single" w:sz="4" w:space="0" w:color="CCCCCC"/>
-              <w:right w:val="single" w:sz="4" w:space="0" w:color="CCCCCC"/>
-            </w:tcBorders>
-          </w:tcPr>
-          <w:p>
-            <w:pPr>
-              <w:spacing w:before="60" w:after="60" w:line="252" w:lineRule="auto"/>
-              <w:jc w:val="left"/>
-            </w:pPr>
-            <w:r/>
-            <w:r>
-              <w:t>551.50</w:t>
-            </w:r>
-          </w:p>
-        </w:tc>
-        <w:tc>
-          <w:tcPr>
-            <w:tcW w:type="dxa" w:w="1728"/>
-            <w:shd w:fill="FFFFFF"/>
-            <w:tcMar>
-              <w:top w:w="100" w:type="dxa"/>
-              <w:bottom w:w="100" w:type="dxa"/>
-              <w:left w:w="120" w:type="dxa"/>
-              <w:right w:w="120" w:type="dxa"/>
-            </w:tcMar>
-            <w:tcBorders>
-              <w:top w:val="single" w:sz="4" w:space="0" w:color="CCCCCC"/>
-              <w:bottom w:val="single" w:sz="4" w:space="0" w:color="CCCCCC"/>
-              <w:left w:val="single" w:sz="4" w:space="0" w:color="CCCCCC"/>
-              <w:right w:val="single" w:sz="4" w:space="0" w:color="CCCCCC"/>
-            </w:tcBorders>
-          </w:tcPr>
-          <w:p>
-            <w:pPr>
-              <w:spacing w:before="60" w:after="60" w:line="252" w:lineRule="auto"/>
-              <w:jc w:val="left"/>
-            </w:pPr>
-            <w:r/>
-            <w:r>
-              <w:rPr>
-                <w:b/>
-              </w:rPr>
-              <w:t>553.00</w:t>
             </w:r>
           </w:p>
         </w:tc>
@@ -21791,7 +21791,7 @@
         <w:t>Giá Chốt Phiên (Close):</w:t>
       </w:r>
       <w:r>
-        <w:t xml:space="preserve"> 723.50 cents | </w:t>
+        <w:t xml:space="preserve"> 726.50 cents | </w:t>
       </w:r>
       <w:r>
         <w:rPr>
@@ -21806,10 +21806,10 @@
         <w:rPr>
           <w:b/>
         </w:rPr>
-        <w:t>`725.17 cents`</w:t>
+        <w:t>`728.19 cents`</w:t>
       </w:r>
       <w:r>
-        <w:t xml:space="preserve"> (+1.67).</w:t>
+        <w:t xml:space="preserve"> (+1.69).</w:t>
       </w:r>
     </w:p>
     <w:p>
@@ -21830,7 +21830,7 @@
         <w:rPr>
           <w:b/>
         </w:rPr>
-        <w:t>`1,772`</w:t>
+        <w:t>`3,446`</w:t>
       </w:r>
       <w:r>
         <w:t xml:space="preserve"> (Chênh lệch: </w:t>
@@ -21839,7 +21839,7 @@
         <w:rPr>
           <w:b/>
         </w:rPr>
-        <w:t>`-4,397`</w:t>
+        <w:t>`-45,254`</w:t>
       </w:r>
       <w:r>
         <w:t xml:space="preserve">) | OI: </w:t>
@@ -21857,7 +21857,7 @@
         <w:rPr>
           <w:b/>
         </w:rPr>
-        <w:t>`-1,725`</w:t>
+        <w:t>`+0`</w:t>
       </w:r>
       <w:r>
         <w:t>)</w:t>
@@ -21881,7 +21881,7 @@
         <w:rPr>
           <w:b/>
         </w:rPr>
-        <w:t>`Không phát hiện mô hình nến đặc biệt`</w:t>
+        <w:t>`Bearish Engulfing (Nhấn chìm giảm thiểu)`</w:t>
       </w:r>
     </w:p>
     <w:p>
@@ -21918,16 +21918,16 @@
         <w:t>Đánh giá xu hướng kết hợp:</w:t>
       </w:r>
       <w:r>
-        <w:t xml:space="preserve"> </w:t>
+        <w:t xml:space="preserve"> ️ </w:t>
       </w:r>
       <w:r>
         <w:rPr>
           <w:b/>
         </w:rPr>
-        <w:t>TÍCH LŨY TIÊU CỰC (Distribution):</w:t>
+        <w:t>HỒI KỸ THUẬT YẾU (Weak Bullish Retest):</w:t>
       </w:r>
       <w:r>
-        <w:t xml:space="preserve"> Nến đi ngang nhưng dòng tiền rút dần (OI giảm), cảnh báo rủi ro suy sụt sắp tới.</w:t>
+        <w:t xml:space="preserve"> Xuất hiện nến tăng nhưng dòng tiền/thanh khoản yếu. Cần quan sát thêm lực cầu.</w:t>
       </w:r>
     </w:p>
     <w:p>
@@ -22173,7 +22173,7 @@
               <w:rPr>
                 <w:b/>
               </w:rPr>
-              <w:t>96.94</w:t>
+              <w:t>97.58</w:t>
             </w:r>
           </w:p>
         </w:tc>
@@ -22204,7 +22204,7 @@
               <w:rPr>
                 <w:b/>
               </w:rPr>
-              <w:t>+0.00%</w:t>
+              <w:t>-2.75%</w:t>
             </w:r>
           </w:p>
         </w:tc>
@@ -22232,7 +22232,7 @@
             </w:pPr>
             <w:r/>
             <w:r>
-              <w:t>Giá dầu Tăng tăng premium rủi ro địa chính trị và logistics Biển Đen, hỗ trợ giá lúa mì.</w:t>
+              <w:t>Giá dầu Giảm giảm bớt premium rủi ro địa chính trị, tạo áp lực chốt lời lúa mì.</w:t>
             </w:r>
           </w:p>
         </w:tc>
@@ -22296,7 +22296,7 @@
               <w:rPr>
                 <w:b/>
               </w:rPr>
-              <w:t>100.45</w:t>
+              <w:t>100.37</w:t>
             </w:r>
           </w:p>
         </w:tc>
@@ -22327,7 +22327,7 @@
               <w:rPr>
                 <w:b/>
               </w:rPr>
-              <w:t>+0.00%</w:t>
+              <w:t>-0.06%</w:t>
             </w:r>
           </w:p>
         </w:tc>
@@ -22355,7 +22355,7 @@
             </w:pPr>
             <w:r/>
             <w:r>
-              <w:t>DXY Tăng khiến lúa mì Mỹ đắt đỏ hơn đối với các khách hàng truyền thống như Ai Cập/Châu Á.</w:t>
+              <w:t>DXY Giảm kích thích nhu cầu nhập khẩu lúa mì Mỹ trên thị trường quốc tế.</w:t>
             </w:r>
           </w:p>
         </w:tc>
@@ -22931,7 +22931,7 @@
         <w:t xml:space="preserve"> EMA_21 </w:t>
       </w:r>
       <w:r>
-        <w:t xml:space="preserve"> (724.33) &gt; </w:t>
+        <w:t xml:space="preserve"> (724.86) &gt; </w:t>
       </w:r>
       <w:r>
         <w:rPr>
@@ -22942,7 +22942,7 @@
         <w:t xml:space="preserve"> EMA_50 </w:t>
       </w:r>
       <w:r>
-        <w:t xml:space="preserve"> (724.28).</w:t>
+        <w:t xml:space="preserve"> (724.52).</w:t>
       </w:r>
     </w:p>
     <w:p>
@@ -22963,7 +22963,7 @@
         <w:rPr>
           <w:b/>
         </w:rPr>
-        <w:t>`48.43`</w:t>
+        <w:t>`54.06`</w:t>
       </w:r>
       <w:r>
         <w:t xml:space="preserve"> | ATR (14) = </w:t>
@@ -22972,7 +22972,7 @@
         <w:rPr>
           <w:b/>
         </w:rPr>
-        <w:t>`4.16`</w:t>
+        <w:t>`3.98`</w:t>
       </w:r>
       <w:r>
         <w:t xml:space="preserve"> cents | Volatility = </w:t>
@@ -22981,7 +22981,7 @@
         <w:rPr>
           <w:b/>
         </w:rPr>
-        <w:t>`3.25 cents`</w:t>
+        <w:t>`3.50 cents`</w:t>
       </w:r>
       <w:r>
         <w:t>.</w:t>
@@ -23005,7 +23005,7 @@
         <w:rPr>
           <w:b/>
         </w:rPr>
-        <w:t>`720.00`</w:t>
+        <w:t>`723.50`</w:t>
       </w:r>
       <w:r>
         <w:t xml:space="preserve"> | S2: </w:t>
@@ -23023,7 +23023,7 @@
         <w:rPr>
           <w:b/>
         </w:rPr>
-        <w:t>`725.75`</w:t>
+        <w:t>`728.50`</w:t>
       </w:r>
       <w:r>
         <w:t xml:space="preserve"> | R2: </w:t>
@@ -23756,7 +23756,7 @@
           <w:b/>
           <w:color w:val="B91C1C"/>
         </w:rPr>
-        <w:t>`724.33 - 724.28 cents (Canh bán hồi kỹ thuật H1)`</w:t>
+        <w:t>`724.86 - 724.52 cents (Canh bán hồi kỹ thuật H1)`</w:t>
       </w:r>
       <w:r>
         <w:t xml:space="preserve"> | SL: </w:t>
@@ -23765,7 +23765,7 @@
         <w:rPr>
           <w:b/>
         </w:rPr>
-        <w:t>`801.24 cents (Trên kháng cự R2 + 1.5x ATR)`</w:t>
+        <w:t>`800.97 cents (Trên kháng cự R2 + 1.5x ATR)`</w:t>
       </w:r>
       <w:r>
         <w:t xml:space="preserve"> | TP: </w:t>
@@ -23776,7 +23776,7 @@
           <w:color w:val="D97706"/>
           <w:sz w:val="19"/>
         </w:rPr>
-        <w:t xml:space="preserve"> 720.00 cents </w:t>
+        <w:t xml:space="preserve"> 723.50 cents </w:t>
       </w:r>
       <w:r>
         <w:t xml:space="preserve"> / </w:t>
@@ -23827,7 +23827,7 @@
         <w:rPr>
           <w:b/>
         </w:rPr>
-        <w:t>`718.00 - 720.00 cents`</w:t>
+        <w:t>`721.50 - 723.50 cents`</w:t>
       </w:r>
       <w:r>
         <w:t xml:space="preserve"> | SL: </w:t>
@@ -23836,7 +23836,7 @@
         <w:rPr>
           <w:b/>
         </w:rPr>
-        <w:t>`672.84 cents`</w:t>
+        <w:t>`673.02 cents`</w:t>
       </w:r>
       <w:r>
         <w:t xml:space="preserve"> | TP: </w:t>
@@ -23845,7 +23845,7 @@
         <w:rPr>
           <w:b/>
         </w:rPr>
-        <w:t>`725.75 cents (Đón sóng hồi trung hạn ~14.5 giá)`</w:t>
+        <w:t>`728.50 cents (Đón sóng hồi trung hạn ~14.5 giá)`</w:t>
       </w:r>
       <w:r>
         <w:t>.</w:t>
@@ -23873,7 +23873,7 @@
         <w:rPr>
           <w:b/>
         </w:rPr>
-        <w:t>`725.75 - 727.75 cents`</w:t>
+        <w:t>`728.50 - 730.50 cents`</w:t>
       </w:r>
       <w:r>
         <w:t xml:space="preserve"> | SL: </w:t>
@@ -23882,7 +23882,7 @@
         <w:rPr>
           <w:b/>
         </w:rPr>
-        <w:t>`729.91 cents`</w:t>
+        <w:t>`732.48 cents`</w:t>
       </w:r>
       <w:r>
         <w:t xml:space="preserve"> | TP: </w:t>
@@ -23931,7 +23931,7 @@
         <w:rPr>
           <w:b/>
         </w:rPr>
-        <w:t>`660.36 - 677.00 cents`</w:t>
+        <w:t>`661.09 - 677.00 cents`</w:t>
       </w:r>
     </w:p>
     <w:p>
@@ -24338,7 +24338,7 @@
             </w:pPr>
             <w:r/>
             <w:r>
-              <w:t>723.50</w:t>
+              <w:t>726.50</w:t>
             </w:r>
           </w:p>
         </w:tc>
@@ -24366,7 +24366,7 @@
             </w:pPr>
             <w:r/>
             <w:r>
-              <w:t>734.75</w:t>
+              <w:t>737.75</w:t>
             </w:r>
           </w:p>
         </w:tc>
@@ -24394,7 +24394,7 @@
             </w:pPr>
             <w:r/>
             <w:r>
-              <w:t>718.00</w:t>
+              <w:t>721.00</w:t>
             </w:r>
           </w:p>
         </w:tc>
@@ -24425,7 +24425,7 @@
               <w:rPr>
                 <w:b/>
               </w:rPr>
-              <w:t>722.75</w:t>
+              <w:t>725.75</w:t>
             </w:r>
           </w:p>
         </w:tc>
@@ -24573,7 +24573,7 @@
             </w:pPr>
             <w:r/>
             <w:r>
-              <w:t>722.75</w:t>
+              <w:t>725.75</w:t>
             </w:r>
           </w:p>
         </w:tc>
@@ -24601,7 +24601,7 @@
             </w:pPr>
             <w:r/>
             <w:r>
-              <w:t>730.25</w:t>
+              <w:t>733.25</w:t>
             </w:r>
           </w:p>
         </w:tc>
@@ -24629,7 +24629,7 @@
             </w:pPr>
             <w:r/>
             <w:r>
-              <w:t>716.75</w:t>
+              <w:t>719.75</w:t>
             </w:r>
           </w:p>
         </w:tc>
@@ -24660,7 +24660,7 @@
               <w:rPr>
                 <w:b/>
               </w:rPr>
-              <w:t>722.25</w:t>
+              <w:t>725.25</w:t>
             </w:r>
           </w:p>
         </w:tc>
@@ -24808,7 +24808,7 @@
             </w:pPr>
             <w:r/>
             <w:r>
-              <w:t>722.25</w:t>
+              <w:t>725.25</w:t>
             </w:r>
           </w:p>
         </w:tc>
@@ -24836,7 +24836,7 @@
             </w:pPr>
             <w:r/>
             <w:r>
-              <w:t>736.00</w:t>
+              <w:t>739.00</w:t>
             </w:r>
           </w:p>
         </w:tc>
@@ -24864,7 +24864,7 @@
             </w:pPr>
             <w:r/>
             <w:r>
-              <w:t>707.50</w:t>
+              <w:t>710.50</w:t>
             </w:r>
           </w:p>
         </w:tc>
@@ -24895,7 +24895,7 @@
               <w:rPr>
                 <w:b/>
               </w:rPr>
-              <w:t>724.25</w:t>
+              <w:t>727.25</w:t>
             </w:r>
           </w:p>
         </w:tc>
@@ -25043,7 +25043,7 @@
             </w:pPr>
             <w:r/>
             <w:r>
-              <w:t>724.25</w:t>
+              <w:t>727.25</w:t>
             </w:r>
           </w:p>
         </w:tc>
@@ -25071,7 +25071,7 @@
             </w:pPr>
             <w:r/>
             <w:r>
-              <w:t>737.50</w:t>
+              <w:t>740.50</w:t>
             </w:r>
           </w:p>
         </w:tc>
@@ -25099,7 +25099,7 @@
             </w:pPr>
             <w:r/>
             <w:r>
-              <w:t>716.00</w:t>
+              <w:t>719.00</w:t>
             </w:r>
           </w:p>
         </w:tc>
@@ -25130,7 +25130,7 @@
               <w:rPr>
                 <w:b/>
               </w:rPr>
-              <w:t>725.50</w:t>
+              <w:t>728.50</w:t>
             </w:r>
           </w:p>
         </w:tc>
@@ -25278,7 +25278,7 @@
             </w:pPr>
             <w:r/>
             <w:r>
-              <w:t>725.50</w:t>
+              <w:t>728.50</w:t>
             </w:r>
           </w:p>
         </w:tc>
@@ -25306,7 +25306,7 @@
             </w:pPr>
             <w:r/>
             <w:r>
-              <w:t>742.00</w:t>
+              <w:t>745.00</w:t>
             </w:r>
           </w:p>
         </w:tc>
@@ -25334,7 +25334,7 @@
             </w:pPr>
             <w:r/>
             <w:r>
-              <w:t>715.00</w:t>
+              <w:t>718.00</w:t>
             </w:r>
           </w:p>
         </w:tc>
@@ -25365,7 +25365,7 @@
               <w:rPr>
                 <w:b/>
               </w:rPr>
-              <w:t>730.00</w:t>
+              <w:t>733.00</w:t>
             </w:r>
           </w:p>
         </w:tc>
@@ -25513,7 +25513,7 @@
             </w:pPr>
             <w:r/>
             <w:r>
-              <w:t>730.00</w:t>
+              <w:t>733.00</w:t>
             </w:r>
           </w:p>
         </w:tc>
@@ -25541,7 +25541,7 @@
             </w:pPr>
             <w:r/>
             <w:r>
-              <w:t>737.75</w:t>
+              <w:t>740.75</w:t>
             </w:r>
           </w:p>
         </w:tc>
@@ -25569,7 +25569,7 @@
             </w:pPr>
             <w:r/>
             <w:r>
-              <w:t>719.00</w:t>
+              <w:t>722.00</w:t>
             </w:r>
           </w:p>
         </w:tc>
@@ -25600,7 +25600,7 @@
               <w:rPr>
                 <w:b/>
               </w:rPr>
-              <w:t>731.25</w:t>
+              <w:t>734.25</w:t>
             </w:r>
           </w:p>
         </w:tc>
@@ -25748,7 +25748,7 @@
             </w:pPr>
             <w:r/>
             <w:r>
-              <w:t>731.25</w:t>
+              <w:t>734.25</w:t>
             </w:r>
           </w:p>
         </w:tc>
@@ -25776,7 +25776,7 @@
             </w:pPr>
             <w:r/>
             <w:r>
-              <w:t>739.50</w:t>
+              <w:t>742.50</w:t>
             </w:r>
           </w:p>
         </w:tc>
@@ -25804,7 +25804,7 @@
             </w:pPr>
             <w:r/>
             <w:r>
-              <w:t>720.75</w:t>
+              <w:t>723.75</w:t>
             </w:r>
           </w:p>
         </w:tc>
@@ -25835,7 +25835,7 @@
               <w:rPr>
                 <w:b/>
               </w:rPr>
-              <w:t>733.00</w:t>
+              <w:t>736.00</w:t>
             </w:r>
           </w:p>
         </w:tc>
@@ -25983,7 +25983,7 @@
             </w:pPr>
             <w:r/>
             <w:r>
-              <w:t>733.00</w:t>
+              <w:t>736.00</w:t>
             </w:r>
           </w:p>
         </w:tc>
@@ -26011,7 +26011,7 @@
             </w:pPr>
             <w:r/>
             <w:r>
-              <w:t>745.25</w:t>
+              <w:t>748.25</w:t>
             </w:r>
           </w:p>
         </w:tc>
@@ -26039,7 +26039,7 @@
             </w:pPr>
             <w:r/>
             <w:r>
-              <w:t>723.25</w:t>
+              <w:t>726.25</w:t>
             </w:r>
           </w:p>
         </w:tc>
@@ -26070,7 +26070,7 @@
               <w:rPr>
                 <w:b/>
               </w:rPr>
-              <w:t>732.00</w:t>
+              <w:t>735.00</w:t>
             </w:r>
           </w:p>
         </w:tc>
@@ -26218,7 +26218,7 @@
             </w:pPr>
             <w:r/>
             <w:r>
-              <w:t>732.00</w:t>
+              <w:t>735.00</w:t>
             </w:r>
           </w:p>
         </w:tc>
@@ -26246,7 +26246,7 @@
             </w:pPr>
             <w:r/>
             <w:r>
-              <w:t>742.50</w:t>
+              <w:t>745.50</w:t>
             </w:r>
           </w:p>
         </w:tc>
@@ -26274,7 +26274,7 @@
             </w:pPr>
             <w:r/>
             <w:r>
-              <w:t>717.25</w:t>
+              <w:t>720.25</w:t>
             </w:r>
           </w:p>
         </w:tc>
@@ -26305,7 +26305,7 @@
               <w:rPr>
                 <w:b/>
               </w:rPr>
-              <w:t>734.25</w:t>
+              <w:t>737.25</w:t>
             </w:r>
           </w:p>
         </w:tc>
@@ -26453,7 +26453,7 @@
             </w:pPr>
             <w:r/>
             <w:r>
-              <w:t>734.25</w:t>
+              <w:t>737.25</w:t>
             </w:r>
           </w:p>
         </w:tc>
@@ -26481,7 +26481,7 @@
             </w:pPr>
             <w:r/>
             <w:r>
-              <w:t>744.75</w:t>
+              <w:t>747.75</w:t>
             </w:r>
           </w:p>
         </w:tc>
@@ -26509,7 +26509,7 @@
             </w:pPr>
             <w:r/>
             <w:r>
-              <w:t>728.00</w:t>
+              <w:t>731.00</w:t>
             </w:r>
           </w:p>
         </w:tc>
@@ -26540,7 +26540,7 @@
               <w:rPr>
                 <w:b/>
               </w:rPr>
-              <w:t>735.00</w:t>
+              <w:t>738.00</w:t>
             </w:r>
           </w:p>
         </w:tc>
@@ -26688,7 +26688,7 @@
             </w:pPr>
             <w:r/>
             <w:r>
-              <w:t>735.00</w:t>
+              <w:t>738.00</w:t>
             </w:r>
           </w:p>
         </w:tc>
@@ -26716,7 +26716,7 @@
             </w:pPr>
             <w:r/>
             <w:r>
-              <w:t>749.25</w:t>
+              <w:t>752.25</w:t>
             </w:r>
           </w:p>
         </w:tc>
@@ -26744,7 +26744,7 @@
             </w:pPr>
             <w:r/>
             <w:r>
-              <w:t>720.25</w:t>
+              <w:t>723.25</w:t>
             </w:r>
           </w:p>
         </w:tc>
@@ -26775,7 +26775,7 @@
               <w:rPr>
                 <w:b/>
               </w:rPr>
-              <w:t>737.00</w:t>
+              <w:t>740.00</w:t>
             </w:r>
           </w:p>
         </w:tc>
@@ -26923,7 +26923,7 @@
             </w:pPr>
             <w:r/>
             <w:r>
-              <w:t>737.00</w:t>
+              <w:t>740.00</w:t>
             </w:r>
           </w:p>
         </w:tc>
@@ -26951,7 +26951,7 @@
             </w:pPr>
             <w:r/>
             <w:r>
-              <w:t>743.50</w:t>
+              <w:t>746.50</w:t>
             </w:r>
           </w:p>
         </w:tc>
@@ -26979,7 +26979,7 @@
             </w:pPr>
             <w:r/>
             <w:r>
-              <w:t>730.25</w:t>
+              <w:t>733.25</w:t>
             </w:r>
           </w:p>
         </w:tc>
@@ -27010,7 +27010,7 @@
               <w:rPr>
                 <w:b/>
               </w:rPr>
-              <w:t>737.25</w:t>
+              <w:t>740.25</w:t>
             </w:r>
           </w:p>
         </w:tc>
@@ -27158,7 +27158,7 @@
             </w:pPr>
             <w:r/>
             <w:r>
-              <w:t>737.25</w:t>
+              <w:t>740.25</w:t>
             </w:r>
           </w:p>
         </w:tc>
@@ -27186,7 +27186,7 @@
             </w:pPr>
             <w:r/>
             <w:r>
-              <w:t>747.50</w:t>
+              <w:t>750.50</w:t>
             </w:r>
           </w:p>
         </w:tc>
@@ -27214,7 +27214,7 @@
             </w:pPr>
             <w:r/>
             <w:r>
-              <w:t>729.25</w:t>
+              <w:t>732.25</w:t>
             </w:r>
           </w:p>
         </w:tc>
@@ -27245,7 +27245,7 @@
               <w:rPr>
                 <w:b/>
               </w:rPr>
-              <w:t>737.75</w:t>
+              <w:t>740.75</w:t>
             </w:r>
           </w:p>
         </w:tc>
@@ -27393,7 +27393,7 @@
             </w:pPr>
             <w:r/>
             <w:r>
-              <w:t>737.75</w:t>
+              <w:t>740.75</w:t>
             </w:r>
           </w:p>
         </w:tc>
@@ -27421,7 +27421,7 @@
             </w:pPr>
             <w:r/>
             <w:r>
-              <w:t>744.75</w:t>
+              <w:t>747.75</w:t>
             </w:r>
           </w:p>
         </w:tc>
@@ -27449,7 +27449,7 @@
             </w:pPr>
             <w:r/>
             <w:r>
-              <w:t>731.75</w:t>
+              <w:t>734.75</w:t>
             </w:r>
           </w:p>
         </w:tc>
@@ -27480,7 +27480,7 @@
               <w:rPr>
                 <w:b/>
               </w:rPr>
-              <w:t>737.00</w:t>
+              <w:t>740.00</w:t>
             </w:r>
           </w:p>
         </w:tc>
@@ -27628,7 +27628,7 @@
             </w:pPr>
             <w:r/>
             <w:r>
-              <w:t>737.00</w:t>
+              <w:t>740.00</w:t>
             </w:r>
           </w:p>
         </w:tc>
@@ -27656,7 +27656,7 @@
             </w:pPr>
             <w:r/>
             <w:r>
-              <w:t>750.50</w:t>
+              <w:t>753.50</w:t>
             </w:r>
           </w:p>
         </w:tc>
@@ -27684,7 +27684,7 @@
             </w:pPr>
             <w:r/>
             <w:r>
-              <w:t>724.00</w:t>
+              <w:t>727.00</w:t>
             </w:r>
           </w:p>
         </w:tc>
@@ -27715,7 +27715,7 @@
               <w:rPr>
                 <w:b/>
               </w:rPr>
-              <w:t>738.75</w:t>
+              <w:t>741.75</w:t>
             </w:r>
           </w:p>
         </w:tc>
@@ -27863,7 +27863,7 @@
             </w:pPr>
             <w:r/>
             <w:r>
-              <w:t>738.75</w:t>
+              <w:t>741.75</w:t>
             </w:r>
           </w:p>
         </w:tc>
@@ -27891,7 +27891,7 @@
             </w:pPr>
             <w:r/>
             <w:r>
-              <w:t>748.00</w:t>
+              <w:t>751.00</w:t>
             </w:r>
           </w:p>
         </w:tc>
@@ -27919,7 +27919,7 @@
             </w:pPr>
             <w:r/>
             <w:r>
-              <w:t>728.00</w:t>
+              <w:t>731.00</w:t>
             </w:r>
           </w:p>
         </w:tc>
@@ -27950,7 +27950,7 @@
               <w:rPr>
                 <w:b/>
               </w:rPr>
-              <w:t>739.25</w:t>
+              <w:t>742.25</w:t>
             </w:r>
           </w:p>
         </w:tc>
@@ -28098,7 +28098,7 @@
             </w:pPr>
             <w:r/>
             <w:r>
-              <w:t>739.25</w:t>
+              <w:t>742.25</w:t>
             </w:r>
           </w:p>
         </w:tc>
@@ -28126,7 +28126,7 @@
             </w:pPr>
             <w:r/>
             <w:r>
-              <w:t>751.50</w:t>
+              <w:t>754.50</w:t>
             </w:r>
           </w:p>
         </w:tc>
@@ -28154,7 +28154,7 @@
             </w:pPr>
             <w:r/>
             <w:r>
-              <w:t>725.00</w:t>
+              <w:t>728.00</w:t>
             </w:r>
           </w:p>
         </w:tc>
@@ -28185,7 +28185,7 @@
               <w:rPr>
                 <w:b/>
               </w:rPr>
-              <w:t>737.75</w:t>
+              <w:t>740.75</w:t>
             </w:r>
           </w:p>
         </w:tc>
@@ -28333,7 +28333,7 @@
             </w:pPr>
             <w:r/>
             <w:r>
-              <w:t>737.75</w:t>
+              <w:t>740.75</w:t>
             </w:r>
           </w:p>
         </w:tc>
@@ -28361,7 +28361,7 @@
             </w:pPr>
             <w:r/>
             <w:r>
-              <w:t>744.75</w:t>
+              <w:t>747.75</w:t>
             </w:r>
           </w:p>
         </w:tc>
@@ -28389,7 +28389,7 @@
             </w:pPr>
             <w:r/>
             <w:r>
-              <w:t>728.25</w:t>
+              <w:t>731.25</w:t>
             </w:r>
           </w:p>
         </w:tc>
@@ -28420,7 +28420,7 @@
               <w:rPr>
                 <w:b/>
               </w:rPr>
-              <w:t>738.25</w:t>
+              <w:t>741.25</w:t>
             </w:r>
           </w:p>
         </w:tc>
@@ -28568,7 +28568,7 @@
             </w:pPr>
             <w:r/>
             <w:r>
-              <w:t>738.25</w:t>
+              <w:t>741.25</w:t>
             </w:r>
           </w:p>
         </w:tc>
@@ -28596,7 +28596,7 @@
             </w:pPr>
             <w:r/>
             <w:r>
-              <w:t>748.75</w:t>
+              <w:t>751.75</w:t>
             </w:r>
           </w:p>
         </w:tc>
@@ -28624,7 +28624,7 @@
             </w:pPr>
             <w:r/>
             <w:r>
-              <w:t>731.00</w:t>
+              <w:t>734.00</w:t>
             </w:r>
           </w:p>
         </w:tc>
@@ -28655,7 +28655,7 @@
               <w:rPr>
                 <w:b/>
               </w:rPr>
-              <w:t>738.00</w:t>
+              <w:t>741.00</w:t>
             </w:r>
           </w:p>
         </w:tc>
@@ -28803,7 +28803,7 @@
             </w:pPr>
             <w:r/>
             <w:r>
-              <w:t>738.00</w:t>
+              <w:t>741.00</w:t>
             </w:r>
           </w:p>
         </w:tc>
@@ -28831,7 +28831,7 @@
             </w:pPr>
             <w:r/>
             <w:r>
-              <w:t>747.75</w:t>
+              <w:t>750.75</w:t>
             </w:r>
           </w:p>
         </w:tc>
@@ -28859,7 +28859,7 @@
             </w:pPr>
             <w:r/>
             <w:r>
-              <w:t>728.25</w:t>
+              <w:t>731.25</w:t>
             </w:r>
           </w:p>
         </w:tc>
@@ -28890,7 +28890,7 @@
               <w:rPr>
                 <w:b/>
               </w:rPr>
-              <w:t>738.50</w:t>
+              <w:t>741.50</w:t>
             </w:r>
           </w:p>
         </w:tc>
@@ -29038,7 +29038,7 @@
             </w:pPr>
             <w:r/>
             <w:r>
-              <w:t>738.50</w:t>
+              <w:t>741.50</w:t>
             </w:r>
           </w:p>
         </w:tc>
@@ -29066,7 +29066,7 @@
             </w:pPr>
             <w:r/>
             <w:r>
-              <w:t>749.25</w:t>
+              <w:t>752.25</w:t>
             </w:r>
           </w:p>
         </w:tc>
@@ -29094,7 +29094,7 @@
             </w:pPr>
             <w:r/>
             <w:r>
-              <w:t>731.25</w:t>
+              <w:t>734.25</w:t>
             </w:r>
           </w:p>
         </w:tc>
@@ -29125,7 +29125,7 @@
               <w:rPr>
                 <w:b/>
               </w:rPr>
-              <w:t>739.25</w:t>
+              <w:t>742.25</w:t>
             </w:r>
           </w:p>
         </w:tc>
@@ -29273,7 +29273,7 @@
             </w:pPr>
             <w:r/>
             <w:r>
-              <w:t>739.25</w:t>
+              <w:t>742.25</w:t>
             </w:r>
           </w:p>
         </w:tc>
@@ -29301,7 +29301,7 @@
             </w:pPr>
             <w:r/>
             <w:r>
-              <w:t>745.75</w:t>
+              <w:t>748.75</w:t>
             </w:r>
           </w:p>
         </w:tc>
@@ -29329,7 +29329,7 @@
             </w:pPr>
             <w:r/>
             <w:r>
-              <w:t>730.75</w:t>
+              <w:t>733.75</w:t>
             </w:r>
           </w:p>
         </w:tc>
@@ -29360,7 +29360,7 @@
               <w:rPr>
                 <w:b/>
               </w:rPr>
-              <w:t>739.75</w:t>
+              <w:t>742.75</w:t>
             </w:r>
           </w:p>
         </w:tc>
@@ -29508,7 +29508,7 @@
             </w:pPr>
             <w:r/>
             <w:r>
-              <w:t>739.75</w:t>
+              <w:t>742.75</w:t>
             </w:r>
           </w:p>
         </w:tc>
@@ -29536,7 +29536,7 @@
             </w:pPr>
             <w:r/>
             <w:r>
-              <w:t>750.75</w:t>
+              <w:t>753.75</w:t>
             </w:r>
           </w:p>
         </w:tc>
@@ -29564,7 +29564,7 @@
             </w:pPr>
             <w:r/>
             <w:r>
-              <w:t>728.00</w:t>
+              <w:t>731.00</w:t>
             </w:r>
           </w:p>
         </w:tc>
@@ -29595,7 +29595,7 @@
               <w:rPr>
                 <w:b/>
               </w:rPr>
-              <w:t>743.25</w:t>
+              <w:t>746.25</w:t>
             </w:r>
           </w:p>
         </w:tc>
@@ -29743,7 +29743,7 @@
             </w:pPr>
             <w:r/>
             <w:r>
-              <w:t>743.25</w:t>
+              <w:t>746.25</w:t>
             </w:r>
           </w:p>
         </w:tc>
@@ -29771,7 +29771,7 @@
             </w:pPr>
             <w:r/>
             <w:r>
-              <w:t>748.75</w:t>
+              <w:t>751.75</w:t>
             </w:r>
           </w:p>
         </w:tc>
@@ -29799,7 +29799,7 @@
             </w:pPr>
             <w:r/>
             <w:r>
-              <w:t>735.50</w:t>
+              <w:t>738.50</w:t>
             </w:r>
           </w:p>
         </w:tc>
@@ -29830,7 +29830,7 @@
               <w:rPr>
                 <w:b/>
               </w:rPr>
-              <w:t>744.00</w:t>
+              <w:t>747.00</w:t>
             </w:r>
           </w:p>
         </w:tc>
@@ -29978,7 +29978,7 @@
             </w:pPr>
             <w:r/>
             <w:r>
-              <w:t>744.00</w:t>
+              <w:t>747.00</w:t>
             </w:r>
           </w:p>
         </w:tc>
@@ -30006,7 +30006,7 @@
             </w:pPr>
             <w:r/>
             <w:r>
-              <w:t>753.25</w:t>
+              <w:t>756.25</w:t>
             </w:r>
           </w:p>
         </w:tc>
@@ -30034,7 +30034,7 @@
             </w:pPr>
             <w:r/>
             <w:r>
-              <w:t>737.50</w:t>
+              <w:t>740.50</w:t>
             </w:r>
           </w:p>
         </w:tc>
@@ -30065,7 +30065,7 @@
               <w:rPr>
                 <w:b/>
               </w:rPr>
-              <w:t>743.25</w:t>
+              <w:t>746.25</w:t>
             </w:r>
           </w:p>
         </w:tc>
@@ -30213,7 +30213,7 @@
             </w:pPr>
             <w:r/>
             <w:r>
-              <w:t>743.25</w:t>
+              <w:t>746.25</w:t>
             </w:r>
           </w:p>
         </w:tc>
@@ -30241,7 +30241,7 @@
             </w:pPr>
             <w:r/>
             <w:r>
-              <w:t>750.75</w:t>
+              <w:t>753.75</w:t>
             </w:r>
           </w:p>
         </w:tc>
@@ -30269,7 +30269,7 @@
             </w:pPr>
             <w:r/>
             <w:r>
-              <w:t>737.25</w:t>
+              <w:t>740.25</w:t>
             </w:r>
           </w:p>
         </w:tc>
@@ -30300,7 +30300,7 @@
               <w:rPr>
                 <w:b/>
               </w:rPr>
-              <w:t>742.25</w:t>
+              <w:t>745.25</w:t>
             </w:r>
           </w:p>
         </w:tc>
@@ -30448,7 +30448,7 @@
             </w:pPr>
             <w:r/>
             <w:r>
-              <w:t>742.25</w:t>
+              <w:t>745.25</w:t>
             </w:r>
           </w:p>
         </w:tc>
@@ -30476,7 +30476,7 @@
             </w:pPr>
             <w:r/>
             <w:r>
-              <w:t>749.25</w:t>
+              <w:t>752.25</w:t>
             </w:r>
           </w:p>
         </w:tc>
@@ -30504,7 +30504,7 @@
             </w:pPr>
             <w:r/>
             <w:r>
-              <w:t>728.75</w:t>
+              <w:t>731.75</w:t>
             </w:r>
           </w:p>
         </w:tc>
@@ -30535,7 +30535,7 @@
               <w:rPr>
                 <w:b/>
               </w:rPr>
-              <w:t>743.00</w:t>
+              <w:t>746.00</w:t>
             </w:r>
           </w:p>
         </w:tc>
@@ -30683,7 +30683,7 @@
             </w:pPr>
             <w:r/>
             <w:r>
-              <w:t>743.00</w:t>
+              <w:t>746.00</w:t>
             </w:r>
           </w:p>
         </w:tc>
@@ -30711,7 +30711,7 @@
             </w:pPr>
             <w:r/>
             <w:r>
-              <w:t>752.25</w:t>
+              <w:t>755.25</w:t>
             </w:r>
           </w:p>
         </w:tc>
@@ -30739,7 +30739,7 @@
             </w:pPr>
             <w:r/>
             <w:r>
-              <w:t>735.75</w:t>
+              <w:t>738.75</w:t>
             </w:r>
           </w:p>
         </w:tc>
@@ -30770,7 +30770,7 @@
               <w:rPr>
                 <w:b/>
               </w:rPr>
-              <w:t>742.75</w:t>
+              <w:t>745.75</w:t>
             </w:r>
           </w:p>
         </w:tc>
@@ -30918,7 +30918,7 @@
             </w:pPr>
             <w:r/>
             <w:r>
-              <w:t>742.75</w:t>
+              <w:t>745.75</w:t>
             </w:r>
           </w:p>
         </w:tc>
@@ -30946,7 +30946,7 @@
             </w:pPr>
             <w:r/>
             <w:r>
-              <w:t>751.25</w:t>
+              <w:t>754.25</w:t>
             </w:r>
           </w:p>
         </w:tc>
@@ -30974,7 +30974,7 @@
             </w:pPr>
             <w:r/>
             <w:r>
-              <w:t>728.75</w:t>
+              <w:t>731.75</w:t>
             </w:r>
           </w:p>
         </w:tc>
@@ -31005,7 +31005,7 @@
               <w:rPr>
                 <w:b/>
               </w:rPr>
-              <w:t>744.50</w:t>
+              <w:t>747.50</w:t>
             </w:r>
           </w:p>
         </w:tc>
@@ -31153,7 +31153,7 @@
             </w:pPr>
             <w:r/>
             <w:r>
-              <w:t>744.50</w:t>
+              <w:t>747.50</w:t>
             </w:r>
           </w:p>
         </w:tc>
@@ -31181,7 +31181,7 @@
             </w:pPr>
             <w:r/>
             <w:r>
-              <w:t>750.75</w:t>
+              <w:t>753.75</w:t>
             </w:r>
           </w:p>
         </w:tc>
@@ -31209,7 +31209,7 @@
             </w:pPr>
             <w:r/>
             <w:r>
-              <w:t>738.00</w:t>
+              <w:t>741.00</w:t>
             </w:r>
           </w:p>
         </w:tc>
@@ -31240,7 +31240,7 @@
               <w:rPr>
                 <w:b/>
               </w:rPr>
-              <w:t>743.75</w:t>
+              <w:t>746.75</w:t>
             </w:r>
           </w:p>
         </w:tc>

--- a/Daily Reports/22_09_2026-CBOT Reports.docx
+++ b/Daily Reports/22_09_2026-CBOT Reports.docx
@@ -104,7 +104,7 @@
           <w:color w:val="5C768D"/>
           <w:sz w:val="19"/>
         </w:rPr>
-        <w:t>Cập nhật tự động qua `macro_tracker.py` vào lúc 14:01 ICT ngày 22/09/2026</w:t>
+        <w:t>Cập nhật tự động qua `macro_tracker.py` vào lúc 15:00 ICT ngày 22/09/2026</w:t>
       </w:r>
     </w:p>
     <w:tbl>
@@ -313,7 +313,7 @@
               <w:rPr>
                 <w:b/>
               </w:rPr>
-              <w:t>97.49 / thùng</w:t>
+              <w:t>101.69 / thùng</w:t>
             </w:r>
           </w:p>
         </w:tc>
@@ -344,7 +344,7 @@
               <w:rPr>
                 <w:b/>
               </w:rPr>
-              <w:t>-2.84%</w:t>
+              <w:t>+1.34%</w:t>
             </w:r>
           </w:p>
         </w:tc>
@@ -442,7 +442,7 @@
               <w:rPr>
                 <w:b/>
               </w:rPr>
-              <w:t>100.44</w:t>
+              <w:t>100.51</w:t>
             </w:r>
           </w:p>
         </w:tc>
@@ -473,7 +473,7 @@
               <w:rPr>
                 <w:b/>
               </w:rPr>
-              <w:t>+0.01%</w:t>
+              <w:t>+0.08%</w:t>
             </w:r>
           </w:p>
         </w:tc>
@@ -1197,7 +1197,7 @@
           <w:color w:val="5C768D"/>
           <w:sz w:val="24"/>
         </w:rPr>
-        <w:t>TƯƠNG QUAN VĨ MÔ ỔN ĐỊNH (NORMAL CORRELATION)</w:t>
+        <w:t>️ CẢNH BÁO SUY YẾU LỆCH PHA (BEARISH DIVERGENCE DETECTED)</w:t>
       </w:r>
     </w:p>
     <w:p>
@@ -1218,7 +1218,7 @@
         <w:rPr>
           <w:b/>
         </w:rPr>
-        <w:t>`97.49` (-2.84%)</w:t>
+        <w:t>`101.69` (+1.34%)</w:t>
       </w:r>
       <w:r>
         <w:t xml:space="preserve"> | DXY: </w:t>
@@ -1227,7 +1227,7 @@
         <w:rPr>
           <w:b/>
         </w:rPr>
-        <w:t>`100.44` (+0.01%)</w:t>
+        <w:t>`100.51` (+0.08%)</w:t>
       </w:r>
       <w:r>
         <w:t xml:space="preserve"> | Lúa mì CBOT: </w:t>
@@ -1236,7 +1236,7 @@
         <w:rPr>
           <w:b/>
         </w:rPr>
-        <w:t>`723.25` (-0.48%)</w:t>
+        <w:t>`722.75` (-0.55%)</w:t>
       </w:r>
       <w:r>
         <w:t>.</w:t>
@@ -1254,7 +1254,7 @@
         <w:t>Biện chứng liên thị trường:</w:t>
       </w:r>
       <w:r>
-        <w:t xml:space="preserve"> Liên thị trường giao dịch ổn định, giá lúa mì bám sát các chỉ tiêu cung cầu cơ bản và không có hiện tượng bán tháo chéo quá mức từ nhóm năng lượng.</w:t>
+        <w:t xml:space="preserve"> Dầu thô tăng tốt hỗ trợ rổ hàng hóa vĩ mô, nhưng giá lúa mì vẫn chịu áp lực sụt giảm thể hiện lực cầu vật chất yếu hoặc áp lực cung ngắn hạn lấn át.</w:t>
       </w:r>
     </w:p>
     <w:p>
@@ -1269,7 +1269,17 @@
         <w:t>Khuyến nghị chiến lược:</w:t>
       </w:r>
       <w:r>
-        <w:t xml:space="preserve"> Tiếp tục duy trì kế hoạch giao dịch trong ngày (Intraday) và đánh biên (Swing) theo cản kỹ thuật đã hoạch định.</w:t>
+        <w:t xml:space="preserve"> Hạn chế mua đuổi giá cao. Ưu tiên các lệnh Swing </w:t>
+      </w:r>
+      <w:r>
+        <w:rPr>
+          <w:b/>
+          <w:color w:val="B91C1C"/>
+        </w:rPr>
+        <w:t>Short</w:t>
+      </w:r>
+      <w:r>
+        <w:t xml:space="preserve"> tại kháng cự đỉnh R1/R2 của HĐ ZWZ26.</w:t>
       </w:r>
     </w:p>
     <w:p>
@@ -1306,7 +1316,7 @@
           <w:color w:val="5C768D"/>
           <w:sz w:val="19"/>
         </w:rPr>
-        <w:t>Cập nhật tự động lúc 14:01 ICT ngày 22/09/2026 — Nguồn: NOAA, USDA, BOM Australia</w:t>
+        <w:t>Cập nhật tự động lúc 15:00 ICT ngày 22/09/2026 — Nguồn: NOAA, USDA, BOM Australia</w:t>
       </w:r>
     </w:p>
     <w:p>
@@ -3605,7 +3615,7 @@
               <w:rPr>
                 <w:b/>
               </w:rPr>
-              <w:t>543.42 (+0.67)</w:t>
+              <w:t>543.82 (+1.07)</w:t>
             </w:r>
           </w:p>
         </w:tc>
@@ -3633,7 +3643,7 @@
             </w:pPr>
             <w:r/>
             <w:r>
-              <w:t>Bullish (539.24 &gt; 535.82)</w:t>
+              <w:t>Bullish (539.94 &gt; 536.39)</w:t>
             </w:r>
           </w:p>
         </w:tc>
@@ -3661,7 +3671,7 @@
             </w:pPr>
             <w:r/>
             <w:r>
-              <w:t>1.75 cents</w:t>
+              <w:t>1.50 cents</w:t>
             </w:r>
           </w:p>
         </w:tc>
@@ -3822,7 +3832,7 @@
               <w:rPr>
                 <w:b/>
               </w:rPr>
-              <w:t>723.25</w:t>
+              <w:t>722.75</w:t>
             </w:r>
           </w:p>
         </w:tc>
@@ -3853,7 +3863,7 @@
               <w:rPr>
                 <w:b/>
               </w:rPr>
-              <w:t>724.88 (+1.63)</w:t>
+              <w:t>724.23 (+1.48)</w:t>
             </w:r>
           </w:p>
         </w:tc>
@@ -3881,7 +3891,7 @@
             </w:pPr>
             <w:r/>
             <w:r>
-              <w:t>Bullish (724.67 &gt; 724.45)</w:t>
+              <w:t>Bullish (724.76 &gt; 724.53)</w:t>
             </w:r>
           </w:p>
         </w:tc>
@@ -4347,7 +4357,7 @@
                 <w:b/>
                 <w:color w:val="15803D"/>
               </w:rPr>
-              <w:t>539.75 - 539.24 cents (Canh mua vùng hỗ trợ)</w:t>
+              <w:t>539.75 - 539.94 cents (Canh mua vùng hỗ trợ)</w:t>
             </w:r>
           </w:p>
         </w:tc>
@@ -4378,7 +4388,7 @@
               <w:rPr>
                 <w:b/>
               </w:rPr>
-              <w:t>483.38 cents (Dưới cản S2 + 1.5x ATR)</w:t>
+              <w:t>483.63 cents (Dưới cản S2 + 1.5x ATR)</w:t>
             </w:r>
           </w:p>
         </w:tc>
@@ -4590,7 +4600,7 @@
               <w:rPr>
                 <w:b/>
               </w:rPr>
-              <w:t>500.39 cents (Chống quét SL tuyệt đối)</w:t>
+              <w:t>500.48 cents (Chống quét SL tuyệt đối)</w:t>
             </w:r>
           </w:p>
         </w:tc>
@@ -4783,7 +4793,7 @@
               <w:rPr>
                 <w:b/>
               </w:rPr>
-              <w:t>559.61 cents</w:t>
+              <w:t>559.52 cents</w:t>
             </w:r>
           </w:p>
         </w:tc>
@@ -4945,7 +4955,7 @@
               <w:rPr>
                 <w:b/>
               </w:rPr>
-              <w:t>478.61 - 486.25 cents</w:t>
+              <w:t>479.27 - 486.25 cents</w:t>
             </w:r>
           </w:p>
         </w:tc>
@@ -5126,7 +5136,7 @@
                 <w:b/>
                 <w:color w:val="B91C1C"/>
               </w:rPr>
-              <w:t>724.67 - 724.45 cents (Canh bán hồi kỹ thuật H1)</w:t>
+              <w:t>724.76 - 724.53 cents (Canh bán hồi kỹ thuật H1)</w:t>
             </w:r>
           </w:p>
         </w:tc>
@@ -5157,7 +5167,7 @@
               <w:rPr>
                 <w:b/>
               </w:rPr>
-              <w:t>800.97 cents (Trên kháng cự R2 + 1.5x ATR)</w:t>
+              <w:t>800.54 cents (Trên kháng cự R2 + 1.5x ATR)</w:t>
             </w:r>
           </w:p>
         </w:tc>
@@ -5366,7 +5376,7 @@
               <w:rPr>
                 <w:b/>
               </w:rPr>
-              <w:t>673.02 cents</w:t>
+              <w:t>673.31 cents</w:t>
             </w:r>
           </w:p>
         </w:tc>
@@ -5559,7 +5569,7 @@
               <w:rPr>
                 <w:b/>
               </w:rPr>
-              <w:t>729.73 cents</w:t>
+              <w:t>729.44 cents</w:t>
             </w:r>
           </w:p>
         </w:tc>
@@ -5721,7 +5731,7 @@
               <w:rPr>
                 <w:b/>
               </w:rPr>
-              <w:t>661.08 - 677.00 cents</w:t>
+              <w:t>662.22 - 677.00 cents</w:t>
             </w:r>
           </w:p>
         </w:tc>
@@ -11624,10 +11634,10 @@
         <w:rPr>
           <w:b/>
         </w:rPr>
-        <w:t>`543.42 cents`</w:t>
+        <w:t>`543.82 cents`</w:t>
       </w:r>
       <w:r>
-        <w:t xml:space="preserve"> (+0.67).</w:t>
+        <w:t xml:space="preserve"> (+1.07).</w:t>
       </w:r>
     </w:p>
     <w:p>
@@ -11648,7 +11658,7 @@
         <w:rPr>
           <w:b/>
         </w:rPr>
-        <w:t>`14,323`</w:t>
+        <w:t>`17,175`</w:t>
       </w:r>
       <w:r>
         <w:t xml:space="preserve"> (Chênh lệch: </w:t>
@@ -11657,7 +11667,7 @@
         <w:rPr>
           <w:b/>
         </w:rPr>
-        <w:t>`-172,035`</w:t>
+        <w:t>`-169,183`</w:t>
       </w:r>
       <w:r>
         <w:t xml:space="preserve">) | OI: </w:t>
@@ -11699,7 +11709,7 @@
         <w:rPr>
           <w:b/>
         </w:rPr>
-        <w:t>`Không phát hiện mô hình nến đặc biệt`</w:t>
+        <w:t>`Doji (Nến lưỡng lự thế trận)`</w:t>
       </w:r>
     </w:p>
     <w:p>
@@ -11991,7 +12001,7 @@
               <w:rPr>
                 <w:b/>
               </w:rPr>
-              <w:t>97.49</w:t>
+              <w:t>101.69</w:t>
             </w:r>
           </w:p>
         </w:tc>
@@ -12022,7 +12032,7 @@
               <w:rPr>
                 <w:b/>
               </w:rPr>
-              <w:t>-2.84%</w:t>
+              <w:t>+1.34%</w:t>
             </w:r>
           </w:p>
         </w:tc>
@@ -12050,7 +12060,7 @@
             </w:pPr>
             <w:r/>
             <w:r>
-              <w:t>Giá dầu Giảm làm giảm biên lợi nhuận pha chế Ethanol, tạo sức ép lên nhu cầu ngô.</w:t>
+              <w:t>Giá dầu Tăng hỗ trợ biên lợi nhuận pha chế Ethanol, kéo theo nhu cầu ngô tích cực.</w:t>
             </w:r>
           </w:p>
         </w:tc>
@@ -12114,7 +12124,7 @@
               <w:rPr>
                 <w:b/>
               </w:rPr>
-              <w:t>100.44</w:t>
+              <w:t>100.51</w:t>
             </w:r>
           </w:p>
         </w:tc>
@@ -12145,7 +12155,7 @@
               <w:rPr>
                 <w:b/>
               </w:rPr>
-              <w:t>+0.01%</w:t>
+              <w:t>+0.08%</w:t>
             </w:r>
           </w:p>
         </w:tc>
@@ -12749,7 +12759,7 @@
         <w:t xml:space="preserve"> EMA_21 </w:t>
       </w:r>
       <w:r>
-        <w:t xml:space="preserve"> (539.24) &gt; </w:t>
+        <w:t xml:space="preserve"> (539.94) &gt; </w:t>
       </w:r>
       <w:r>
         <w:rPr>
@@ -12760,7 +12770,7 @@
         <w:t xml:space="preserve"> EMA_50 </w:t>
       </w:r>
       <w:r>
-        <w:t xml:space="preserve"> (535.82).</w:t>
+        <w:t xml:space="preserve"> (536.39).</w:t>
       </w:r>
     </w:p>
     <w:p>
@@ -12781,7 +12791,7 @@
         <w:rPr>
           <w:b/>
         </w:rPr>
-        <w:t>`68.46`</w:t>
+        <w:t>`68.31`</w:t>
       </w:r>
       <w:r>
         <w:t xml:space="preserve"> | ATR (14) = </w:t>
@@ -12790,7 +12800,7 @@
         <w:rPr>
           <w:b/>
         </w:rPr>
-        <w:t>`1.91`</w:t>
+        <w:t>`1.74`</w:t>
       </w:r>
       <w:r>
         <w:t xml:space="preserve"> cents | Volatility = </w:t>
@@ -12799,7 +12809,7 @@
         <w:rPr>
           <w:b/>
         </w:rPr>
-        <w:t>`1.75 cents`</w:t>
+        <w:t>`1.50 cents`</w:t>
       </w:r>
       <w:r>
         <w:t>.</w:t>
@@ -13584,7 +13594,7 @@
           <w:b/>
           <w:color w:val="15803D"/>
         </w:rPr>
-        <w:t>`539.75 - 539.24 cents (Canh mua vùng hỗ trợ)`</w:t>
+        <w:t>`539.75 - 539.94 cents (Canh mua vùng hỗ trợ)`</w:t>
       </w:r>
       <w:r>
         <w:t xml:space="preserve"> | SL: </w:t>
@@ -13593,7 +13603,7 @@
         <w:rPr>
           <w:b/>
         </w:rPr>
-        <w:t>`483.38 cents (Dưới cản S2 + 1.5x ATR)`</w:t>
+        <w:t>`483.63 cents (Dưới cản S2 + 1.5x ATR)`</w:t>
       </w:r>
       <w:r>
         <w:t xml:space="preserve"> | TP: </w:t>
@@ -13664,7 +13674,7 @@
         <w:rPr>
           <w:b/>
         </w:rPr>
-        <w:t>`500.39 cents (Chống quét SL tuyệt đối)`</w:t>
+        <w:t>`500.48 cents (Chống quét SL tuyệt đối)`</w:t>
       </w:r>
       <w:r>
         <w:t xml:space="preserve"> | TP: </w:t>
@@ -13710,7 +13720,7 @@
         <w:rPr>
           <w:b/>
         </w:rPr>
-        <w:t>`559.61 cents`</w:t>
+        <w:t>`559.52 cents`</w:t>
       </w:r>
       <w:r>
         <w:t xml:space="preserve"> | TP: </w:t>
@@ -13759,7 +13769,7 @@
         <w:rPr>
           <w:b/>
         </w:rPr>
-        <w:t>`478.61 - 486.25 cents`</w:t>
+        <w:t>`479.27 - 486.25 cents`</w:t>
       </w:r>
     </w:p>
     <w:p>
@@ -21791,7 +21801,7 @@
         <w:t>Giá Chốt Phiên (Close):</w:t>
       </w:r>
       <w:r>
-        <w:t xml:space="preserve"> 723.25 cents | </w:t>
+        <w:t xml:space="preserve"> 722.75 cents | </w:t>
       </w:r>
       <w:r>
         <w:rPr>
@@ -21806,10 +21816,10 @@
         <w:rPr>
           <w:b/>
         </w:rPr>
-        <w:t>`724.88 cents`</w:t>
+        <w:t>`724.23 cents`</w:t>
       </w:r>
       <w:r>
-        <w:t xml:space="preserve"> (+1.63).</w:t>
+        <w:t xml:space="preserve"> (+1.48).</w:t>
       </w:r>
     </w:p>
     <w:p>
@@ -21830,7 +21840,7 @@
         <w:rPr>
           <w:b/>
         </w:rPr>
-        <w:t>`4,144`</w:t>
+        <w:t>`5,323`</w:t>
       </w:r>
       <w:r>
         <w:t xml:space="preserve"> (Chênh lệch: </w:t>
@@ -21839,7 +21849,7 @@
         <w:rPr>
           <w:b/>
         </w:rPr>
-        <w:t>`-44,556`</w:t>
+        <w:t>`-43,377`</w:t>
       </w:r>
       <w:r>
         <w:t xml:space="preserve">) | OI: </w:t>
@@ -21881,7 +21891,7 @@
         <w:rPr>
           <w:b/>
         </w:rPr>
-        <w:t>`Không phát hiện mô hình nến đặc biệt`</w:t>
+        <w:t>`Doji (Nến lưỡng lự thế trận)`</w:t>
       </w:r>
     </w:p>
     <w:p>
@@ -22173,7 +22183,7 @@
               <w:rPr>
                 <w:b/>
               </w:rPr>
-              <w:t>97.49</w:t>
+              <w:t>101.69</w:t>
             </w:r>
           </w:p>
         </w:tc>
@@ -22204,7 +22214,7 @@
               <w:rPr>
                 <w:b/>
               </w:rPr>
-              <w:t>-2.84%</w:t>
+              <w:t>+1.34%</w:t>
             </w:r>
           </w:p>
         </w:tc>
@@ -22232,7 +22242,7 @@
             </w:pPr>
             <w:r/>
             <w:r>
-              <w:t>Giá dầu Giảm giảm bớt premium rủi ro địa chính trị, tạo áp lực chốt lời lúa mì.</w:t>
+              <w:t>Giá dầu Tăng tăng premium rủi ro địa chính trị và logistics Biển Đen, hỗ trợ giá lúa mì.</w:t>
             </w:r>
           </w:p>
         </w:tc>
@@ -22296,7 +22306,7 @@
               <w:rPr>
                 <w:b/>
               </w:rPr>
-              <w:t>100.44</w:t>
+              <w:t>100.51</w:t>
             </w:r>
           </w:p>
         </w:tc>
@@ -22327,7 +22337,7 @@
               <w:rPr>
                 <w:b/>
               </w:rPr>
-              <w:t>+0.01%</w:t>
+              <w:t>+0.08%</w:t>
             </w:r>
           </w:p>
         </w:tc>
@@ -22931,7 +22941,7 @@
         <w:t xml:space="preserve"> EMA_21 </w:t>
       </w:r>
       <w:r>
-        <w:t xml:space="preserve"> (724.67) &gt; </w:t>
+        <w:t xml:space="preserve"> (724.76) &gt; </w:t>
       </w:r>
       <w:r>
         <w:rPr>
@@ -22942,7 +22952,7 @@
         <w:t xml:space="preserve"> EMA_50 </w:t>
       </w:r>
       <w:r>
-        <w:t xml:space="preserve"> (724.45).</w:t>
+        <w:t xml:space="preserve"> (724.53).</w:t>
       </w:r>
     </w:p>
     <w:p>
@@ -22963,7 +22973,7 @@
         <w:rPr>
           <w:b/>
         </w:rPr>
-        <w:t>`47.47`</w:t>
+        <w:t>`45.57`</w:t>
       </w:r>
       <w:r>
         <w:t xml:space="preserve"> | ATR (14) = </w:t>
@@ -22972,7 +22982,7 @@
         <w:rPr>
           <w:b/>
         </w:rPr>
-        <w:t>`3.98`</w:t>
+        <w:t>`3.69`</w:t>
       </w:r>
       <w:r>
         <w:t xml:space="preserve"> cents | Volatility = </w:t>
@@ -23756,7 +23766,7 @@
           <w:b/>
           <w:color w:val="B91C1C"/>
         </w:rPr>
-        <w:t>`724.67 - 724.45 cents (Canh bán hồi kỹ thuật H1)`</w:t>
+        <w:t>`724.76 - 724.53 cents (Canh bán hồi kỹ thuật H1)`</w:t>
       </w:r>
       <w:r>
         <w:t xml:space="preserve"> | SL: </w:t>
@@ -23765,7 +23775,7 @@
         <w:rPr>
           <w:b/>
         </w:rPr>
-        <w:t>`800.97 cents (Trên kháng cự R2 + 1.5x ATR)`</w:t>
+        <w:t>`800.54 cents (Trên kháng cự R2 + 1.5x ATR)`</w:t>
       </w:r>
       <w:r>
         <w:t xml:space="preserve"> | TP: </w:t>
@@ -23836,7 +23846,7 @@
         <w:rPr>
           <w:b/>
         </w:rPr>
-        <w:t>`673.02 cents`</w:t>
+        <w:t>`673.31 cents`</w:t>
       </w:r>
       <w:r>
         <w:t xml:space="preserve"> | TP: </w:t>
@@ -23882,7 +23892,7 @@
         <w:rPr>
           <w:b/>
         </w:rPr>
-        <w:t>`729.73 cents`</w:t>
+        <w:t>`729.44 cents`</w:t>
       </w:r>
       <w:r>
         <w:t xml:space="preserve"> | TP: </w:t>
@@ -23931,7 +23941,7 @@
         <w:rPr>
           <w:b/>
         </w:rPr>
-        <w:t>`661.08 - 677.00 cents`</w:t>
+        <w:t>`662.22 - 677.00 cents`</w:t>
       </w:r>
     </w:p>
     <w:p>
@@ -24338,7 +24348,7 @@
             </w:pPr>
             <w:r/>
             <w:r>
-              <w:t>723.25</w:t>
+              <w:t>722.75</w:t>
             </w:r>
           </w:p>
         </w:tc>
@@ -24366,7 +24376,7 @@
             </w:pPr>
             <w:r/>
             <w:r>
-              <w:t>734.50</w:t>
+              <w:t>734.00</w:t>
             </w:r>
           </w:p>
         </w:tc>
@@ -24394,7 +24404,7 @@
             </w:pPr>
             <w:r/>
             <w:r>
-              <w:t>717.75</w:t>
+              <w:t>717.25</w:t>
             </w:r>
           </w:p>
         </w:tc>
@@ -24425,7 +24435,7 @@
               <w:rPr>
                 <w:b/>
               </w:rPr>
-              <w:t>722.50</w:t>
+              <w:t>722.00</w:t>
             </w:r>
           </w:p>
         </w:tc>
@@ -24573,7 +24583,7 @@
             </w:pPr>
             <w:r/>
             <w:r>
-              <w:t>722.50</w:t>
+              <w:t>722.00</w:t>
             </w:r>
           </w:p>
         </w:tc>
@@ -24601,7 +24611,7 @@
             </w:pPr>
             <w:r/>
             <w:r>
-              <w:t>730.00</w:t>
+              <w:t>729.50</w:t>
             </w:r>
           </w:p>
         </w:tc>
@@ -24629,7 +24639,7 @@
             </w:pPr>
             <w:r/>
             <w:r>
-              <w:t>716.50</w:t>
+              <w:t>716.00</w:t>
             </w:r>
           </w:p>
         </w:tc>
@@ -24660,7 +24670,7 @@
               <w:rPr>
                 <w:b/>
               </w:rPr>
-              <w:t>722.00</w:t>
+              <w:t>721.50</w:t>
             </w:r>
           </w:p>
         </w:tc>
@@ -24808,7 +24818,7 @@
             </w:pPr>
             <w:r/>
             <w:r>
-              <w:t>722.00</w:t>
+              <w:t>721.50</w:t>
             </w:r>
           </w:p>
         </w:tc>
@@ -24836,7 +24846,7 @@
             </w:pPr>
             <w:r/>
             <w:r>
-              <w:t>735.75</w:t>
+              <w:t>735.25</w:t>
             </w:r>
           </w:p>
         </w:tc>
@@ -24864,7 +24874,7 @@
             </w:pPr>
             <w:r/>
             <w:r>
-              <w:t>707.25</w:t>
+              <w:t>706.75</w:t>
             </w:r>
           </w:p>
         </w:tc>
@@ -24895,7 +24905,7 @@
               <w:rPr>
                 <w:b/>
               </w:rPr>
-              <w:t>724.00</w:t>
+              <w:t>723.50</w:t>
             </w:r>
           </w:p>
         </w:tc>
@@ -25043,7 +25053,7 @@
             </w:pPr>
             <w:r/>
             <w:r>
-              <w:t>724.00</w:t>
+              <w:t>723.50</w:t>
             </w:r>
           </w:p>
         </w:tc>
@@ -25071,7 +25081,7 @@
             </w:pPr>
             <w:r/>
             <w:r>
-              <w:t>737.25</w:t>
+              <w:t>736.75</w:t>
             </w:r>
           </w:p>
         </w:tc>
@@ -25099,7 +25109,7 @@
             </w:pPr>
             <w:r/>
             <w:r>
-              <w:t>715.75</w:t>
+              <w:t>715.25</w:t>
             </w:r>
           </w:p>
         </w:tc>
@@ -25130,7 +25140,7 @@
               <w:rPr>
                 <w:b/>
               </w:rPr>
-              <w:t>725.25</w:t>
+              <w:t>724.75</w:t>
             </w:r>
           </w:p>
         </w:tc>
@@ -25278,7 +25288,7 @@
             </w:pPr>
             <w:r/>
             <w:r>
-              <w:t>725.25</w:t>
+              <w:t>724.75</w:t>
             </w:r>
           </w:p>
         </w:tc>
@@ -25306,7 +25316,7 @@
             </w:pPr>
             <w:r/>
             <w:r>
-              <w:t>741.75</w:t>
+              <w:t>741.25</w:t>
             </w:r>
           </w:p>
         </w:tc>
@@ -25334,7 +25344,7 @@
             </w:pPr>
             <w:r/>
             <w:r>
-              <w:t>714.75</w:t>
+              <w:t>714.25</w:t>
             </w:r>
           </w:p>
         </w:tc>
@@ -25365,7 +25375,7 @@
               <w:rPr>
                 <w:b/>
               </w:rPr>
-              <w:t>729.75</w:t>
+              <w:t>729.25</w:t>
             </w:r>
           </w:p>
         </w:tc>
@@ -25513,7 +25523,7 @@
             </w:pPr>
             <w:r/>
             <w:r>
-              <w:t>729.75</w:t>
+              <w:t>729.25</w:t>
             </w:r>
           </w:p>
         </w:tc>
@@ -25541,7 +25551,7 @@
             </w:pPr>
             <w:r/>
             <w:r>
-              <w:t>737.50</w:t>
+              <w:t>737.00</w:t>
             </w:r>
           </w:p>
         </w:tc>
@@ -25569,7 +25579,7 @@
             </w:pPr>
             <w:r/>
             <w:r>
-              <w:t>718.75</w:t>
+              <w:t>718.25</w:t>
             </w:r>
           </w:p>
         </w:tc>
@@ -25600,7 +25610,7 @@
               <w:rPr>
                 <w:b/>
               </w:rPr>
-              <w:t>731.00</w:t>
+              <w:t>730.50</w:t>
             </w:r>
           </w:p>
         </w:tc>
@@ -25748,7 +25758,7 @@
             </w:pPr>
             <w:r/>
             <w:r>
-              <w:t>731.00</w:t>
+              <w:t>730.50</w:t>
             </w:r>
           </w:p>
         </w:tc>
@@ -25776,7 +25786,7 @@
             </w:pPr>
             <w:r/>
             <w:r>
-              <w:t>739.25</w:t>
+              <w:t>738.75</w:t>
             </w:r>
           </w:p>
         </w:tc>
@@ -25804,7 +25814,7 @@
             </w:pPr>
             <w:r/>
             <w:r>
-              <w:t>720.50</w:t>
+              <w:t>720.00</w:t>
             </w:r>
           </w:p>
         </w:tc>
@@ -25835,7 +25845,7 @@
               <w:rPr>
                 <w:b/>
               </w:rPr>
-              <w:t>732.75</w:t>
+              <w:t>732.25</w:t>
             </w:r>
           </w:p>
         </w:tc>
@@ -25983,7 +25993,7 @@
             </w:pPr>
             <w:r/>
             <w:r>
-              <w:t>732.75</w:t>
+              <w:t>732.25</w:t>
             </w:r>
           </w:p>
         </w:tc>
@@ -26011,7 +26021,7 @@
             </w:pPr>
             <w:r/>
             <w:r>
-              <w:t>745.00</w:t>
+              <w:t>744.50</w:t>
             </w:r>
           </w:p>
         </w:tc>
@@ -26039,7 +26049,7 @@
             </w:pPr>
             <w:r/>
             <w:r>
-              <w:t>723.00</w:t>
+              <w:t>722.50</w:t>
             </w:r>
           </w:p>
         </w:tc>
@@ -26070,7 +26080,7 @@
               <w:rPr>
                 <w:b/>
               </w:rPr>
-              <w:t>731.75</w:t>
+              <w:t>731.25</w:t>
             </w:r>
           </w:p>
         </w:tc>
@@ -26218,7 +26228,7 @@
             </w:pPr>
             <w:r/>
             <w:r>
-              <w:t>731.75</w:t>
+              <w:t>731.25</w:t>
             </w:r>
           </w:p>
         </w:tc>
@@ -26246,7 +26256,7 @@
             </w:pPr>
             <w:r/>
             <w:r>
-              <w:t>742.25</w:t>
+              <w:t>741.75</w:t>
             </w:r>
           </w:p>
         </w:tc>
@@ -26274,7 +26284,7 @@
             </w:pPr>
             <w:r/>
             <w:r>
-              <w:t>717.00</w:t>
+              <w:t>716.50</w:t>
             </w:r>
           </w:p>
         </w:tc>
@@ -26305,7 +26315,7 @@
               <w:rPr>
                 <w:b/>
               </w:rPr>
-              <w:t>734.00</w:t>
+              <w:t>733.50</w:t>
             </w:r>
           </w:p>
         </w:tc>
@@ -26453,7 +26463,7 @@
             </w:pPr>
             <w:r/>
             <w:r>
-              <w:t>734.00</w:t>
+              <w:t>733.50</w:t>
             </w:r>
           </w:p>
         </w:tc>
@@ -26481,7 +26491,7 @@
             </w:pPr>
             <w:r/>
             <w:r>
-              <w:t>744.50</w:t>
+              <w:t>744.00</w:t>
             </w:r>
           </w:p>
         </w:tc>
@@ -26509,7 +26519,7 @@
             </w:pPr>
             <w:r/>
             <w:r>
-              <w:t>727.75</w:t>
+              <w:t>727.25</w:t>
             </w:r>
           </w:p>
         </w:tc>
@@ -26540,7 +26550,7 @@
               <w:rPr>
                 <w:b/>
               </w:rPr>
-              <w:t>734.75</w:t>
+              <w:t>734.25</w:t>
             </w:r>
           </w:p>
         </w:tc>
@@ -26688,7 +26698,7 @@
             </w:pPr>
             <w:r/>
             <w:r>
-              <w:t>734.75</w:t>
+              <w:t>734.25</w:t>
             </w:r>
           </w:p>
         </w:tc>
@@ -26716,7 +26726,7 @@
             </w:pPr>
             <w:r/>
             <w:r>
-              <w:t>749.00</w:t>
+              <w:t>748.50</w:t>
             </w:r>
           </w:p>
         </w:tc>
@@ -26744,7 +26754,7 @@
             </w:pPr>
             <w:r/>
             <w:r>
-              <w:t>720.00</w:t>
+              <w:t>719.50</w:t>
             </w:r>
           </w:p>
         </w:tc>
@@ -26775,7 +26785,7 @@
               <w:rPr>
                 <w:b/>
               </w:rPr>
-              <w:t>736.75</w:t>
+              <w:t>736.25</w:t>
             </w:r>
           </w:p>
         </w:tc>
@@ -26923,7 +26933,7 @@
             </w:pPr>
             <w:r/>
             <w:r>
-              <w:t>736.75</w:t>
+              <w:t>736.25</w:t>
             </w:r>
           </w:p>
         </w:tc>
@@ -26951,7 +26961,7 @@
             </w:pPr>
             <w:r/>
             <w:r>
-              <w:t>743.25</w:t>
+              <w:t>742.75</w:t>
             </w:r>
           </w:p>
         </w:tc>
@@ -26979,7 +26989,7 @@
             </w:pPr>
             <w:r/>
             <w:r>
-              <w:t>730.00</w:t>
+              <w:t>729.50</w:t>
             </w:r>
           </w:p>
         </w:tc>
@@ -26987,6 +26997,241 @@
           <w:tcPr>
             <w:tcW w:type="dxa" w:w="1728"/>
             <w:shd w:fill="FFFFFF"/>
+            <w:tcMar>
+              <w:top w:w="100" w:type="dxa"/>
+              <w:bottom w:w="100" w:type="dxa"/>
+              <w:left w:w="120" w:type="dxa"/>
+              <w:right w:w="120" w:type="dxa"/>
+            </w:tcMar>
+            <w:tcBorders>
+              <w:top w:val="single" w:sz="4" w:space="0" w:color="CCCCCC"/>
+              <w:bottom w:val="single" w:sz="4" w:space="0" w:color="CCCCCC"/>
+              <w:left w:val="single" w:sz="4" w:space="0" w:color="CCCCCC"/>
+              <w:right w:val="single" w:sz="4" w:space="0" w:color="CCCCCC"/>
+            </w:tcBorders>
+          </w:tcPr>
+          <w:p>
+            <w:pPr>
+              <w:spacing w:before="60" w:after="60" w:line="252" w:lineRule="auto"/>
+              <w:jc w:val="left"/>
+            </w:pPr>
+            <w:r/>
+            <w:r>
+              <w:rPr>
+                <w:b/>
+              </w:rPr>
+              <w:t>736.50</w:t>
+            </w:r>
+          </w:p>
+        </w:tc>
+        <w:tc>
+          <w:tcPr>
+            <w:tcW w:type="dxa" w:w="3456"/>
+            <w:shd w:fill="FFFFFF"/>
+            <w:tcMar>
+              <w:top w:w="100" w:type="dxa"/>
+              <w:bottom w:w="100" w:type="dxa"/>
+              <w:left w:w="120" w:type="dxa"/>
+              <w:right w:w="120" w:type="dxa"/>
+            </w:tcMar>
+            <w:tcBorders>
+              <w:top w:val="single" w:sz="4" w:space="0" w:color="CCCCCC"/>
+              <w:bottom w:val="single" w:sz="4" w:space="0" w:color="CCCCCC"/>
+              <w:left w:val="single" w:sz="4" w:space="0" w:color="CCCCCC"/>
+              <w:right w:val="single" w:sz="4" w:space="0" w:color="CCCCCC"/>
+            </w:tcBorders>
+          </w:tcPr>
+          <w:p>
+            <w:pPr>
+              <w:spacing w:before="60" w:after="60" w:line="252" w:lineRule="auto"/>
+              <w:jc w:val="left"/>
+            </w:pPr>
+            <w:r/>
+            <w:r>
+              <w:rPr>
+                <w:b/>
+              </w:rPr>
+              <w:t>+0.25</w:t>
+            </w:r>
+          </w:p>
+        </w:tc>
+        <w:tc>
+          <w:tcPr>
+            <w:tcW w:type="dxa" w:w="1440"/>
+            <w:shd w:fill="FFFFFF"/>
+            <w:tcMar>
+              <w:top w:w="100" w:type="dxa"/>
+              <w:bottom w:w="100" w:type="dxa"/>
+              <w:left w:w="120" w:type="dxa"/>
+              <w:right w:w="120" w:type="dxa"/>
+            </w:tcMar>
+            <w:tcBorders>
+              <w:top w:val="single" w:sz="4" w:space="0" w:color="CCCCCC"/>
+              <w:bottom w:val="single" w:sz="4" w:space="0" w:color="CCCCCC"/>
+              <w:left w:val="single" w:sz="4" w:space="0" w:color="CCCCCC"/>
+              <w:right w:val="single" w:sz="4" w:space="0" w:color="CCCCCC"/>
+            </w:tcBorders>
+          </w:tcPr>
+          <w:p>
+            <w:pPr>
+              <w:spacing w:before="60" w:after="60" w:line="252" w:lineRule="auto"/>
+              <w:jc w:val="left"/>
+            </w:pPr>
+            <w:r/>
+            <w:r>
+              <w:t>BULL</w:t>
+            </w:r>
+          </w:p>
+        </w:tc>
+      </w:tr>
+      <w:tr>
+        <w:tc>
+          <w:tcPr>
+            <w:tcW w:type="dxa" w:w="1584"/>
+            <w:shd w:fill="F8FAFC"/>
+            <w:tcMar>
+              <w:top w:w="100" w:type="dxa"/>
+              <w:bottom w:w="100" w:type="dxa"/>
+              <w:left w:w="120" w:type="dxa"/>
+              <w:right w:w="120" w:type="dxa"/>
+            </w:tcMar>
+            <w:tcBorders>
+              <w:top w:val="single" w:sz="4" w:space="0" w:color="CCCCCC"/>
+              <w:bottom w:val="single" w:sz="4" w:space="0" w:color="CCCCCC"/>
+              <w:left w:val="single" w:sz="4" w:space="0" w:color="CCCCCC"/>
+              <w:right w:val="single" w:sz="4" w:space="0" w:color="CCCCCC"/>
+            </w:tcBorders>
+          </w:tcPr>
+          <w:p>
+            <w:pPr>
+              <w:spacing w:before="60" w:after="60" w:line="252" w:lineRule="auto"/>
+              <w:jc w:val="left"/>
+            </w:pPr>
+            <w:r/>
+            <w:r>
+              <w:rPr>
+                <w:b/>
+              </w:rPr>
+              <w:t>Wed 23/09</w:t>
+            </w:r>
+          </w:p>
+        </w:tc>
+        <w:tc>
+          <w:tcPr>
+            <w:tcW w:type="dxa" w:w="864"/>
+            <w:shd w:fill="F8FAFC"/>
+            <w:tcMar>
+              <w:top w:w="100" w:type="dxa"/>
+              <w:bottom w:w="100" w:type="dxa"/>
+              <w:left w:w="120" w:type="dxa"/>
+              <w:right w:w="120" w:type="dxa"/>
+            </w:tcMar>
+            <w:tcBorders>
+              <w:top w:val="single" w:sz="4" w:space="0" w:color="CCCCCC"/>
+              <w:bottom w:val="single" w:sz="4" w:space="0" w:color="CCCCCC"/>
+              <w:left w:val="single" w:sz="4" w:space="0" w:color="CCCCCC"/>
+              <w:right w:val="single" w:sz="4" w:space="0" w:color="CCCCCC"/>
+            </w:tcBorders>
+          </w:tcPr>
+          <w:p>
+            <w:pPr>
+              <w:spacing w:before="60" w:after="60" w:line="252" w:lineRule="auto"/>
+              <w:jc w:val="left"/>
+            </w:pPr>
+            <w:r/>
+            <w:r>
+              <w:t>Asia 07-11</w:t>
+            </w:r>
+          </w:p>
+        </w:tc>
+        <w:tc>
+          <w:tcPr>
+            <w:tcW w:type="dxa" w:w="1440"/>
+            <w:shd w:fill="F8FAFC"/>
+            <w:tcMar>
+              <w:top w:w="100" w:type="dxa"/>
+              <w:bottom w:w="100" w:type="dxa"/>
+              <w:left w:w="120" w:type="dxa"/>
+              <w:right w:w="120" w:type="dxa"/>
+            </w:tcMar>
+            <w:tcBorders>
+              <w:top w:val="single" w:sz="4" w:space="0" w:color="CCCCCC"/>
+              <w:bottom w:val="single" w:sz="4" w:space="0" w:color="CCCCCC"/>
+              <w:left w:val="single" w:sz="4" w:space="0" w:color="CCCCCC"/>
+              <w:right w:val="single" w:sz="4" w:space="0" w:color="CCCCCC"/>
+            </w:tcBorders>
+          </w:tcPr>
+          <w:p>
+            <w:pPr>
+              <w:spacing w:before="60" w:after="60" w:line="252" w:lineRule="auto"/>
+              <w:jc w:val="left"/>
+            </w:pPr>
+            <w:r/>
+            <w:r>
+              <w:t>736.50</w:t>
+            </w:r>
+          </w:p>
+        </w:tc>
+        <w:tc>
+          <w:tcPr>
+            <w:tcW w:type="dxa" w:w="2016"/>
+            <w:shd w:fill="F8FAFC"/>
+            <w:tcMar>
+              <w:top w:w="100" w:type="dxa"/>
+              <w:bottom w:w="100" w:type="dxa"/>
+              <w:left w:w="120" w:type="dxa"/>
+              <w:right w:w="120" w:type="dxa"/>
+            </w:tcMar>
+            <w:tcBorders>
+              <w:top w:val="single" w:sz="4" w:space="0" w:color="CCCCCC"/>
+              <w:bottom w:val="single" w:sz="4" w:space="0" w:color="CCCCCC"/>
+              <w:left w:val="single" w:sz="4" w:space="0" w:color="CCCCCC"/>
+              <w:right w:val="single" w:sz="4" w:space="0" w:color="CCCCCC"/>
+            </w:tcBorders>
+          </w:tcPr>
+          <w:p>
+            <w:pPr>
+              <w:spacing w:before="60" w:after="60" w:line="252" w:lineRule="auto"/>
+              <w:jc w:val="left"/>
+            </w:pPr>
+            <w:r/>
+            <w:r>
+              <w:t>746.75</w:t>
+            </w:r>
+          </w:p>
+        </w:tc>
+        <w:tc>
+          <w:tcPr>
+            <w:tcW w:type="dxa" w:w="1152"/>
+            <w:shd w:fill="F8FAFC"/>
+            <w:tcMar>
+              <w:top w:w="100" w:type="dxa"/>
+              <w:bottom w:w="100" w:type="dxa"/>
+              <w:left w:w="120" w:type="dxa"/>
+              <w:right w:w="120" w:type="dxa"/>
+            </w:tcMar>
+            <w:tcBorders>
+              <w:top w:val="single" w:sz="4" w:space="0" w:color="CCCCCC"/>
+              <w:bottom w:val="single" w:sz="4" w:space="0" w:color="CCCCCC"/>
+              <w:left w:val="single" w:sz="4" w:space="0" w:color="CCCCCC"/>
+              <w:right w:val="single" w:sz="4" w:space="0" w:color="CCCCCC"/>
+            </w:tcBorders>
+          </w:tcPr>
+          <w:p>
+            <w:pPr>
+              <w:spacing w:before="60" w:after="60" w:line="252" w:lineRule="auto"/>
+              <w:jc w:val="left"/>
+            </w:pPr>
+            <w:r/>
+            <w:r>
+              <w:t>728.50</w:t>
+            </w:r>
+          </w:p>
+        </w:tc>
+        <w:tc>
+          <w:tcPr>
+            <w:tcW w:type="dxa" w:w="1728"/>
+            <w:shd w:fill="F8FAFC"/>
             <w:tcMar>
               <w:top w:w="100" w:type="dxa"/>
               <w:bottom w:w="100" w:type="dxa"/>
@@ -27017,7 +27262,7 @@
         <w:tc>
           <w:tcPr>
             <w:tcW w:type="dxa" w:w="3456"/>
-            <w:shd w:fill="FFFFFF"/>
+            <w:shd w:fill="F8FAFC"/>
             <w:tcMar>
               <w:top w:w="100" w:type="dxa"/>
               <w:bottom w:w="100" w:type="dxa"/>
@@ -27041,14 +27286,14 @@
               <w:rPr>
                 <w:b/>
               </w:rPr>
-              <w:t>+0.25</w:t>
+              <w:t>+0.50</w:t>
             </w:r>
           </w:p>
         </w:tc>
         <w:tc>
           <w:tcPr>
             <w:tcW w:type="dxa" w:w="1440"/>
-            <w:shd w:fill="FFFFFF"/>
+            <w:shd w:fill="F8FAFC"/>
             <w:tcMar>
               <w:top w:w="100" w:type="dxa"/>
               <w:bottom w:w="100" w:type="dxa"/>
@@ -27078,7 +27323,7 @@
         <w:tc>
           <w:tcPr>
             <w:tcW w:type="dxa" w:w="1584"/>
-            <w:shd w:fill="F8FAFC"/>
+            <w:shd w:fill="FFFFFF"/>
             <w:tcMar>
               <w:top w:w="100" w:type="dxa"/>
               <w:bottom w:w="100" w:type="dxa"/>
@@ -27109,6 +27354,210 @@
         <w:tc>
           <w:tcPr>
             <w:tcW w:type="dxa" w:w="864"/>
+            <w:shd w:fill="FFFFFF"/>
+            <w:tcMar>
+              <w:top w:w="100" w:type="dxa"/>
+              <w:bottom w:w="100" w:type="dxa"/>
+              <w:left w:w="120" w:type="dxa"/>
+              <w:right w:w="120" w:type="dxa"/>
+            </w:tcMar>
+            <w:tcBorders>
+              <w:top w:val="single" w:sz="4" w:space="0" w:color="CCCCCC"/>
+              <w:bottom w:val="single" w:sz="4" w:space="0" w:color="CCCCCC"/>
+              <w:left w:val="single" w:sz="4" w:space="0" w:color="CCCCCC"/>
+              <w:right w:val="single" w:sz="4" w:space="0" w:color="CCCCCC"/>
+            </w:tcBorders>
+          </w:tcPr>
+          <w:p>
+            <w:pPr>
+              <w:spacing w:before="60" w:after="60" w:line="252" w:lineRule="auto"/>
+              <w:jc w:val="left"/>
+            </w:pPr>
+            <w:r/>
+            <w:r>
+              <w:t>Asia 11-15</w:t>
+            </w:r>
+          </w:p>
+        </w:tc>
+        <w:tc>
+          <w:tcPr>
+            <w:tcW w:type="dxa" w:w="1440"/>
+            <w:shd w:fill="FFFFFF"/>
+            <w:tcMar>
+              <w:top w:w="100" w:type="dxa"/>
+              <w:bottom w:w="100" w:type="dxa"/>
+              <w:left w:w="120" w:type="dxa"/>
+              <w:right w:w="120" w:type="dxa"/>
+            </w:tcMar>
+            <w:tcBorders>
+              <w:top w:val="single" w:sz="4" w:space="0" w:color="CCCCCC"/>
+              <w:bottom w:val="single" w:sz="4" w:space="0" w:color="CCCCCC"/>
+              <w:left w:val="single" w:sz="4" w:space="0" w:color="CCCCCC"/>
+              <w:right w:val="single" w:sz="4" w:space="0" w:color="CCCCCC"/>
+            </w:tcBorders>
+          </w:tcPr>
+          <w:p>
+            <w:pPr>
+              <w:spacing w:before="60" w:after="60" w:line="252" w:lineRule="auto"/>
+              <w:jc w:val="left"/>
+            </w:pPr>
+            <w:r/>
+            <w:r>
+              <w:t>737.00</w:t>
+            </w:r>
+          </w:p>
+        </w:tc>
+        <w:tc>
+          <w:tcPr>
+            <w:tcW w:type="dxa" w:w="2016"/>
+            <w:shd w:fill="FFFFFF"/>
+            <w:tcMar>
+              <w:top w:w="100" w:type="dxa"/>
+              <w:bottom w:w="100" w:type="dxa"/>
+              <w:left w:w="120" w:type="dxa"/>
+              <w:right w:w="120" w:type="dxa"/>
+            </w:tcMar>
+            <w:tcBorders>
+              <w:top w:val="single" w:sz="4" w:space="0" w:color="CCCCCC"/>
+              <w:bottom w:val="single" w:sz="4" w:space="0" w:color="CCCCCC"/>
+              <w:left w:val="single" w:sz="4" w:space="0" w:color="CCCCCC"/>
+              <w:right w:val="single" w:sz="4" w:space="0" w:color="CCCCCC"/>
+            </w:tcBorders>
+          </w:tcPr>
+          <w:p>
+            <w:pPr>
+              <w:spacing w:before="60" w:after="60" w:line="252" w:lineRule="auto"/>
+              <w:jc w:val="left"/>
+            </w:pPr>
+            <w:r/>
+            <w:r>
+              <w:t>744.00</w:t>
+            </w:r>
+          </w:p>
+        </w:tc>
+        <w:tc>
+          <w:tcPr>
+            <w:tcW w:type="dxa" w:w="1152"/>
+            <w:shd w:fill="FFFFFF"/>
+            <w:tcMar>
+              <w:top w:w="100" w:type="dxa"/>
+              <w:bottom w:w="100" w:type="dxa"/>
+              <w:left w:w="120" w:type="dxa"/>
+              <w:right w:w="120" w:type="dxa"/>
+            </w:tcMar>
+            <w:tcBorders>
+              <w:top w:val="single" w:sz="4" w:space="0" w:color="CCCCCC"/>
+              <w:bottom w:val="single" w:sz="4" w:space="0" w:color="CCCCCC"/>
+              <w:left w:val="single" w:sz="4" w:space="0" w:color="CCCCCC"/>
+              <w:right w:val="single" w:sz="4" w:space="0" w:color="CCCCCC"/>
+            </w:tcBorders>
+          </w:tcPr>
+          <w:p>
+            <w:pPr>
+              <w:spacing w:before="60" w:after="60" w:line="252" w:lineRule="auto"/>
+              <w:jc w:val="left"/>
+            </w:pPr>
+            <w:r/>
+            <w:r>
+              <w:t>731.00</w:t>
+            </w:r>
+          </w:p>
+        </w:tc>
+        <w:tc>
+          <w:tcPr>
+            <w:tcW w:type="dxa" w:w="1728"/>
+            <w:shd w:fill="FFFFFF"/>
+            <w:tcMar>
+              <w:top w:w="100" w:type="dxa"/>
+              <w:bottom w:w="100" w:type="dxa"/>
+              <w:left w:w="120" w:type="dxa"/>
+              <w:right w:w="120" w:type="dxa"/>
+            </w:tcMar>
+            <w:tcBorders>
+              <w:top w:val="single" w:sz="4" w:space="0" w:color="CCCCCC"/>
+              <w:bottom w:val="single" w:sz="4" w:space="0" w:color="CCCCCC"/>
+              <w:left w:val="single" w:sz="4" w:space="0" w:color="CCCCCC"/>
+              <w:right w:val="single" w:sz="4" w:space="0" w:color="CCCCCC"/>
+            </w:tcBorders>
+          </w:tcPr>
+          <w:p>
+            <w:pPr>
+              <w:spacing w:before="60" w:after="60" w:line="252" w:lineRule="auto"/>
+              <w:jc w:val="left"/>
+            </w:pPr>
+            <w:r/>
+            <w:r>
+              <w:rPr>
+                <w:b/>
+              </w:rPr>
+              <w:t>736.25</w:t>
+            </w:r>
+          </w:p>
+        </w:tc>
+        <w:tc>
+          <w:tcPr>
+            <w:tcW w:type="dxa" w:w="3456"/>
+            <w:shd w:fill="FFFFFF"/>
+            <w:tcMar>
+              <w:top w:w="100" w:type="dxa"/>
+              <w:bottom w:w="100" w:type="dxa"/>
+              <w:left w:w="120" w:type="dxa"/>
+              <w:right w:w="120" w:type="dxa"/>
+            </w:tcMar>
+            <w:tcBorders>
+              <w:top w:val="single" w:sz="4" w:space="0" w:color="CCCCCC"/>
+              <w:bottom w:val="single" w:sz="4" w:space="0" w:color="CCCCCC"/>
+              <w:left w:val="single" w:sz="4" w:space="0" w:color="CCCCCC"/>
+              <w:right w:val="single" w:sz="4" w:space="0" w:color="CCCCCC"/>
+            </w:tcBorders>
+          </w:tcPr>
+          <w:p>
+            <w:pPr>
+              <w:spacing w:before="60" w:after="60" w:line="252" w:lineRule="auto"/>
+              <w:jc w:val="left"/>
+            </w:pPr>
+            <w:r/>
+            <w:r>
+              <w:rPr>
+                <w:b/>
+              </w:rPr>
+              <w:t>-0.75</w:t>
+            </w:r>
+          </w:p>
+        </w:tc>
+        <w:tc>
+          <w:tcPr>
+            <w:tcW w:type="dxa" w:w="1440"/>
+            <w:shd w:fill="FFFFFF"/>
+            <w:tcMar>
+              <w:top w:w="100" w:type="dxa"/>
+              <w:bottom w:w="100" w:type="dxa"/>
+              <w:left w:w="120" w:type="dxa"/>
+              <w:right w:w="120" w:type="dxa"/>
+            </w:tcMar>
+            <w:tcBorders>
+              <w:top w:val="single" w:sz="4" w:space="0" w:color="CCCCCC"/>
+              <w:bottom w:val="single" w:sz="4" w:space="0" w:color="CCCCCC"/>
+              <w:left w:val="single" w:sz="4" w:space="0" w:color="CCCCCC"/>
+              <w:right w:val="single" w:sz="4" w:space="0" w:color="CCCCCC"/>
+            </w:tcBorders>
+          </w:tcPr>
+          <w:p>
+            <w:pPr>
+              <w:spacing w:before="60" w:after="60" w:line="252" w:lineRule="auto"/>
+              <w:jc w:val="left"/>
+            </w:pPr>
+            <w:r/>
+            <w:r>
+              <w:t>BEAR</w:t>
+            </w:r>
+          </w:p>
+        </w:tc>
+      </w:tr>
+      <w:tr>
+        <w:tc>
+          <w:tcPr>
+            <w:tcW w:type="dxa" w:w="1584"/>
             <w:shd w:fill="F8FAFC"/>
             <w:tcMar>
               <w:top w:w="100" w:type="dxa"/>
@@ -27130,7 +27579,38 @@
             </w:pPr>
             <w:r/>
             <w:r>
-              <w:t>Asia 07-11</w:t>
+              <w:rPr>
+                <w:b/>
+              </w:rPr>
+              <w:t>Wed 23/09</w:t>
+            </w:r>
+          </w:p>
+        </w:tc>
+        <w:tc>
+          <w:tcPr>
+            <w:tcW w:type="dxa" w:w="864"/>
+            <w:shd w:fill="F8FAFC"/>
+            <w:tcMar>
+              <w:top w:w="100" w:type="dxa"/>
+              <w:bottom w:w="100" w:type="dxa"/>
+              <w:left w:w="120" w:type="dxa"/>
+              <w:right w:w="120" w:type="dxa"/>
+            </w:tcMar>
+            <w:tcBorders>
+              <w:top w:val="single" w:sz="4" w:space="0" w:color="CCCCCC"/>
+              <w:bottom w:val="single" w:sz="4" w:space="0" w:color="CCCCCC"/>
+              <w:left w:val="single" w:sz="4" w:space="0" w:color="CCCCCC"/>
+              <w:right w:val="single" w:sz="4" w:space="0" w:color="CCCCCC"/>
+            </w:tcBorders>
+          </w:tcPr>
+          <w:p>
+            <w:pPr>
+              <w:spacing w:before="60" w:after="60" w:line="252" w:lineRule="auto"/>
+              <w:jc w:val="left"/>
+            </w:pPr>
+            <w:r/>
+            <w:r>
+              <w:t>London 15-19</w:t>
             </w:r>
           </w:p>
         </w:tc>
@@ -27158,7 +27638,7 @@
             </w:pPr>
             <w:r/>
             <w:r>
-              <w:t>737.00</w:t>
+              <w:t>736.25</w:t>
             </w:r>
           </w:p>
         </w:tc>
@@ -27186,7 +27666,7 @@
             </w:pPr>
             <w:r/>
             <w:r>
-              <w:t>747.25</w:t>
+              <w:t>749.75</w:t>
             </w:r>
           </w:p>
         </w:tc>
@@ -27214,7 +27694,7 @@
             </w:pPr>
             <w:r/>
             <w:r>
-              <w:t>729.00</w:t>
+              <w:t>723.25</w:t>
             </w:r>
           </w:p>
         </w:tc>
@@ -27222,6 +27702,711 @@
           <w:tcPr>
             <w:tcW w:type="dxa" w:w="1728"/>
             <w:shd w:fill="F8FAFC"/>
+            <w:tcMar>
+              <w:top w:w="100" w:type="dxa"/>
+              <w:bottom w:w="100" w:type="dxa"/>
+              <w:left w:w="120" w:type="dxa"/>
+              <w:right w:w="120" w:type="dxa"/>
+            </w:tcMar>
+            <w:tcBorders>
+              <w:top w:val="single" w:sz="4" w:space="0" w:color="CCCCCC"/>
+              <w:bottom w:val="single" w:sz="4" w:space="0" w:color="CCCCCC"/>
+              <w:left w:val="single" w:sz="4" w:space="0" w:color="CCCCCC"/>
+              <w:right w:val="single" w:sz="4" w:space="0" w:color="CCCCCC"/>
+            </w:tcBorders>
+          </w:tcPr>
+          <w:p>
+            <w:pPr>
+              <w:spacing w:before="60" w:after="60" w:line="252" w:lineRule="auto"/>
+              <w:jc w:val="left"/>
+            </w:pPr>
+            <w:r/>
+            <w:r>
+              <w:rPr>
+                <w:b/>
+              </w:rPr>
+              <w:t>738.00</w:t>
+            </w:r>
+          </w:p>
+        </w:tc>
+        <w:tc>
+          <w:tcPr>
+            <w:tcW w:type="dxa" w:w="3456"/>
+            <w:shd w:fill="F8FAFC"/>
+            <w:tcMar>
+              <w:top w:w="100" w:type="dxa"/>
+              <w:bottom w:w="100" w:type="dxa"/>
+              <w:left w:w="120" w:type="dxa"/>
+              <w:right w:w="120" w:type="dxa"/>
+            </w:tcMar>
+            <w:tcBorders>
+              <w:top w:val="single" w:sz="4" w:space="0" w:color="CCCCCC"/>
+              <w:bottom w:val="single" w:sz="4" w:space="0" w:color="CCCCCC"/>
+              <w:left w:val="single" w:sz="4" w:space="0" w:color="CCCCCC"/>
+              <w:right w:val="single" w:sz="4" w:space="0" w:color="CCCCCC"/>
+            </w:tcBorders>
+          </w:tcPr>
+          <w:p>
+            <w:pPr>
+              <w:spacing w:before="60" w:after="60" w:line="252" w:lineRule="auto"/>
+              <w:jc w:val="left"/>
+            </w:pPr>
+            <w:r/>
+            <w:r>
+              <w:rPr>
+                <w:b/>
+              </w:rPr>
+              <w:t>+1.75</w:t>
+            </w:r>
+          </w:p>
+        </w:tc>
+        <w:tc>
+          <w:tcPr>
+            <w:tcW w:type="dxa" w:w="1440"/>
+            <w:shd w:fill="F8FAFC"/>
+            <w:tcMar>
+              <w:top w:w="100" w:type="dxa"/>
+              <w:bottom w:w="100" w:type="dxa"/>
+              <w:left w:w="120" w:type="dxa"/>
+              <w:right w:w="120" w:type="dxa"/>
+            </w:tcMar>
+            <w:tcBorders>
+              <w:top w:val="single" w:sz="4" w:space="0" w:color="CCCCCC"/>
+              <w:bottom w:val="single" w:sz="4" w:space="0" w:color="CCCCCC"/>
+              <w:left w:val="single" w:sz="4" w:space="0" w:color="CCCCCC"/>
+              <w:right w:val="single" w:sz="4" w:space="0" w:color="CCCCCC"/>
+            </w:tcBorders>
+          </w:tcPr>
+          <w:p>
+            <w:pPr>
+              <w:spacing w:before="60" w:after="60" w:line="252" w:lineRule="auto"/>
+              <w:jc w:val="left"/>
+            </w:pPr>
+            <w:r/>
+            <w:r>
+              <w:t>BULL</w:t>
+            </w:r>
+          </w:p>
+        </w:tc>
+      </w:tr>
+      <w:tr>
+        <w:tc>
+          <w:tcPr>
+            <w:tcW w:type="dxa" w:w="1584"/>
+            <w:shd w:fill="FFFFFF"/>
+            <w:tcMar>
+              <w:top w:w="100" w:type="dxa"/>
+              <w:bottom w:w="100" w:type="dxa"/>
+              <w:left w:w="120" w:type="dxa"/>
+              <w:right w:w="120" w:type="dxa"/>
+            </w:tcMar>
+            <w:tcBorders>
+              <w:top w:val="single" w:sz="4" w:space="0" w:color="CCCCCC"/>
+              <w:bottom w:val="single" w:sz="4" w:space="0" w:color="CCCCCC"/>
+              <w:left w:val="single" w:sz="4" w:space="0" w:color="CCCCCC"/>
+              <w:right w:val="single" w:sz="4" w:space="0" w:color="CCCCCC"/>
+            </w:tcBorders>
+          </w:tcPr>
+          <w:p>
+            <w:pPr>
+              <w:spacing w:before="60" w:after="60" w:line="252" w:lineRule="auto"/>
+              <w:jc w:val="left"/>
+            </w:pPr>
+            <w:r/>
+            <w:r>
+              <w:rPr>
+                <w:b/>
+              </w:rPr>
+              <w:t>Wed 23/09</w:t>
+            </w:r>
+          </w:p>
+        </w:tc>
+        <w:tc>
+          <w:tcPr>
+            <w:tcW w:type="dxa" w:w="864"/>
+            <w:shd w:fill="FFFFFF"/>
+            <w:tcMar>
+              <w:top w:w="100" w:type="dxa"/>
+              <w:bottom w:w="100" w:type="dxa"/>
+              <w:left w:w="120" w:type="dxa"/>
+              <w:right w:w="120" w:type="dxa"/>
+            </w:tcMar>
+            <w:tcBorders>
+              <w:top w:val="single" w:sz="4" w:space="0" w:color="CCCCCC"/>
+              <w:bottom w:val="single" w:sz="4" w:space="0" w:color="CCCCCC"/>
+              <w:left w:val="single" w:sz="4" w:space="0" w:color="CCCCCC"/>
+              <w:right w:val="single" w:sz="4" w:space="0" w:color="CCCCCC"/>
+            </w:tcBorders>
+          </w:tcPr>
+          <w:p>
+            <w:pPr>
+              <w:spacing w:before="60" w:after="60" w:line="252" w:lineRule="auto"/>
+              <w:jc w:val="left"/>
+            </w:pPr>
+            <w:r/>
+            <w:r>
+              <w:t>Pre-NY 19-21</w:t>
+            </w:r>
+          </w:p>
+        </w:tc>
+        <w:tc>
+          <w:tcPr>
+            <w:tcW w:type="dxa" w:w="1440"/>
+            <w:shd w:fill="FFFFFF"/>
+            <w:tcMar>
+              <w:top w:w="100" w:type="dxa"/>
+              <w:bottom w:w="100" w:type="dxa"/>
+              <w:left w:w="120" w:type="dxa"/>
+              <w:right w:w="120" w:type="dxa"/>
+            </w:tcMar>
+            <w:tcBorders>
+              <w:top w:val="single" w:sz="4" w:space="0" w:color="CCCCCC"/>
+              <w:bottom w:val="single" w:sz="4" w:space="0" w:color="CCCCCC"/>
+              <w:left w:val="single" w:sz="4" w:space="0" w:color="CCCCCC"/>
+              <w:right w:val="single" w:sz="4" w:space="0" w:color="CCCCCC"/>
+            </w:tcBorders>
+          </w:tcPr>
+          <w:p>
+            <w:pPr>
+              <w:spacing w:before="60" w:after="60" w:line="252" w:lineRule="auto"/>
+              <w:jc w:val="left"/>
+            </w:pPr>
+            <w:r/>
+            <w:r>
+              <w:t>738.00</w:t>
+            </w:r>
+          </w:p>
+        </w:tc>
+        <w:tc>
+          <w:tcPr>
+            <w:tcW w:type="dxa" w:w="2016"/>
+            <w:shd w:fill="FFFFFF"/>
+            <w:tcMar>
+              <w:top w:w="100" w:type="dxa"/>
+              <w:bottom w:w="100" w:type="dxa"/>
+              <w:left w:w="120" w:type="dxa"/>
+              <w:right w:w="120" w:type="dxa"/>
+            </w:tcMar>
+            <w:tcBorders>
+              <w:top w:val="single" w:sz="4" w:space="0" w:color="CCCCCC"/>
+              <w:bottom w:val="single" w:sz="4" w:space="0" w:color="CCCCCC"/>
+              <w:left w:val="single" w:sz="4" w:space="0" w:color="CCCCCC"/>
+              <w:right w:val="single" w:sz="4" w:space="0" w:color="CCCCCC"/>
+            </w:tcBorders>
+          </w:tcPr>
+          <w:p>
+            <w:pPr>
+              <w:spacing w:before="60" w:after="60" w:line="252" w:lineRule="auto"/>
+              <w:jc w:val="left"/>
+            </w:pPr>
+            <w:r/>
+            <w:r>
+              <w:t>747.25</w:t>
+            </w:r>
+          </w:p>
+        </w:tc>
+        <w:tc>
+          <w:tcPr>
+            <w:tcW w:type="dxa" w:w="1152"/>
+            <w:shd w:fill="FFFFFF"/>
+            <w:tcMar>
+              <w:top w:w="100" w:type="dxa"/>
+              <w:bottom w:w="100" w:type="dxa"/>
+              <w:left w:w="120" w:type="dxa"/>
+              <w:right w:w="120" w:type="dxa"/>
+            </w:tcMar>
+            <w:tcBorders>
+              <w:top w:val="single" w:sz="4" w:space="0" w:color="CCCCCC"/>
+              <w:bottom w:val="single" w:sz="4" w:space="0" w:color="CCCCCC"/>
+              <w:left w:val="single" w:sz="4" w:space="0" w:color="CCCCCC"/>
+              <w:right w:val="single" w:sz="4" w:space="0" w:color="CCCCCC"/>
+            </w:tcBorders>
+          </w:tcPr>
+          <w:p>
+            <w:pPr>
+              <w:spacing w:before="60" w:after="60" w:line="252" w:lineRule="auto"/>
+              <w:jc w:val="left"/>
+            </w:pPr>
+            <w:r/>
+            <w:r>
+              <w:t>727.25</w:t>
+            </w:r>
+          </w:p>
+        </w:tc>
+        <w:tc>
+          <w:tcPr>
+            <w:tcW w:type="dxa" w:w="1728"/>
+            <w:shd w:fill="FFFFFF"/>
+            <w:tcMar>
+              <w:top w:w="100" w:type="dxa"/>
+              <w:bottom w:w="100" w:type="dxa"/>
+              <w:left w:w="120" w:type="dxa"/>
+              <w:right w:w="120" w:type="dxa"/>
+            </w:tcMar>
+            <w:tcBorders>
+              <w:top w:val="single" w:sz="4" w:space="0" w:color="CCCCCC"/>
+              <w:bottom w:val="single" w:sz="4" w:space="0" w:color="CCCCCC"/>
+              <w:left w:val="single" w:sz="4" w:space="0" w:color="CCCCCC"/>
+              <w:right w:val="single" w:sz="4" w:space="0" w:color="CCCCCC"/>
+            </w:tcBorders>
+          </w:tcPr>
+          <w:p>
+            <w:pPr>
+              <w:spacing w:before="60" w:after="60" w:line="252" w:lineRule="auto"/>
+              <w:jc w:val="left"/>
+            </w:pPr>
+            <w:r/>
+            <w:r>
+              <w:rPr>
+                <w:b/>
+              </w:rPr>
+              <w:t>738.50</w:t>
+            </w:r>
+          </w:p>
+        </w:tc>
+        <w:tc>
+          <w:tcPr>
+            <w:tcW w:type="dxa" w:w="3456"/>
+            <w:shd w:fill="FFFFFF"/>
+            <w:tcMar>
+              <w:top w:w="100" w:type="dxa"/>
+              <w:bottom w:w="100" w:type="dxa"/>
+              <w:left w:w="120" w:type="dxa"/>
+              <w:right w:w="120" w:type="dxa"/>
+            </w:tcMar>
+            <w:tcBorders>
+              <w:top w:val="single" w:sz="4" w:space="0" w:color="CCCCCC"/>
+              <w:bottom w:val="single" w:sz="4" w:space="0" w:color="CCCCCC"/>
+              <w:left w:val="single" w:sz="4" w:space="0" w:color="CCCCCC"/>
+              <w:right w:val="single" w:sz="4" w:space="0" w:color="CCCCCC"/>
+            </w:tcBorders>
+          </w:tcPr>
+          <w:p>
+            <w:pPr>
+              <w:spacing w:before="60" w:after="60" w:line="252" w:lineRule="auto"/>
+              <w:jc w:val="left"/>
+            </w:pPr>
+            <w:r/>
+            <w:r>
+              <w:rPr>
+                <w:b/>
+              </w:rPr>
+              <w:t>+0.50</w:t>
+            </w:r>
+          </w:p>
+        </w:tc>
+        <w:tc>
+          <w:tcPr>
+            <w:tcW w:type="dxa" w:w="1440"/>
+            <w:shd w:fill="FFFFFF"/>
+            <w:tcMar>
+              <w:top w:w="100" w:type="dxa"/>
+              <w:bottom w:w="100" w:type="dxa"/>
+              <w:left w:w="120" w:type="dxa"/>
+              <w:right w:w="120" w:type="dxa"/>
+            </w:tcMar>
+            <w:tcBorders>
+              <w:top w:val="single" w:sz="4" w:space="0" w:color="CCCCCC"/>
+              <w:bottom w:val="single" w:sz="4" w:space="0" w:color="CCCCCC"/>
+              <w:left w:val="single" w:sz="4" w:space="0" w:color="CCCCCC"/>
+              <w:right w:val="single" w:sz="4" w:space="0" w:color="CCCCCC"/>
+            </w:tcBorders>
+          </w:tcPr>
+          <w:p>
+            <w:pPr>
+              <w:spacing w:before="60" w:after="60" w:line="252" w:lineRule="auto"/>
+              <w:jc w:val="left"/>
+            </w:pPr>
+            <w:r/>
+            <w:r>
+              <w:t>BULL</w:t>
+            </w:r>
+          </w:p>
+        </w:tc>
+      </w:tr>
+      <w:tr>
+        <w:tc>
+          <w:tcPr>
+            <w:tcW w:type="dxa" w:w="1584"/>
+            <w:shd w:fill="F8FAFC"/>
+            <w:tcMar>
+              <w:top w:w="100" w:type="dxa"/>
+              <w:bottom w:w="100" w:type="dxa"/>
+              <w:left w:w="120" w:type="dxa"/>
+              <w:right w:w="120" w:type="dxa"/>
+            </w:tcMar>
+            <w:tcBorders>
+              <w:top w:val="single" w:sz="4" w:space="0" w:color="CCCCCC"/>
+              <w:bottom w:val="single" w:sz="4" w:space="0" w:color="CCCCCC"/>
+              <w:left w:val="single" w:sz="4" w:space="0" w:color="CCCCCC"/>
+              <w:right w:val="single" w:sz="4" w:space="0" w:color="CCCCCC"/>
+            </w:tcBorders>
+          </w:tcPr>
+          <w:p>
+            <w:pPr>
+              <w:spacing w:before="60" w:after="60" w:line="252" w:lineRule="auto"/>
+              <w:jc w:val="left"/>
+            </w:pPr>
+            <w:r/>
+            <w:r>
+              <w:rPr>
+                <w:b/>
+              </w:rPr>
+              <w:t>Wed 23/09</w:t>
+            </w:r>
+          </w:p>
+        </w:tc>
+        <w:tc>
+          <w:tcPr>
+            <w:tcW w:type="dxa" w:w="864"/>
+            <w:shd w:fill="F8FAFC"/>
+            <w:tcMar>
+              <w:top w:w="100" w:type="dxa"/>
+              <w:bottom w:w="100" w:type="dxa"/>
+              <w:left w:w="120" w:type="dxa"/>
+              <w:right w:w="120" w:type="dxa"/>
+            </w:tcMar>
+            <w:tcBorders>
+              <w:top w:val="single" w:sz="4" w:space="0" w:color="CCCCCC"/>
+              <w:bottom w:val="single" w:sz="4" w:space="0" w:color="CCCCCC"/>
+              <w:left w:val="single" w:sz="4" w:space="0" w:color="CCCCCC"/>
+              <w:right w:val="single" w:sz="4" w:space="0" w:color="CCCCCC"/>
+            </w:tcBorders>
+          </w:tcPr>
+          <w:p>
+            <w:pPr>
+              <w:spacing w:before="60" w:after="60" w:line="252" w:lineRule="auto"/>
+              <w:jc w:val="left"/>
+            </w:pPr>
+            <w:r/>
+            <w:r>
+              <w:t>NY Open 21-23</w:t>
+            </w:r>
+          </w:p>
+        </w:tc>
+        <w:tc>
+          <w:tcPr>
+            <w:tcW w:type="dxa" w:w="1440"/>
+            <w:shd w:fill="F8FAFC"/>
+            <w:tcMar>
+              <w:top w:w="100" w:type="dxa"/>
+              <w:bottom w:w="100" w:type="dxa"/>
+              <w:left w:w="120" w:type="dxa"/>
+              <w:right w:w="120" w:type="dxa"/>
+            </w:tcMar>
+            <w:tcBorders>
+              <w:top w:val="single" w:sz="4" w:space="0" w:color="CCCCCC"/>
+              <w:bottom w:val="single" w:sz="4" w:space="0" w:color="CCCCCC"/>
+              <w:left w:val="single" w:sz="4" w:space="0" w:color="CCCCCC"/>
+              <w:right w:val="single" w:sz="4" w:space="0" w:color="CCCCCC"/>
+            </w:tcBorders>
+          </w:tcPr>
+          <w:p>
+            <w:pPr>
+              <w:spacing w:before="60" w:after="60" w:line="252" w:lineRule="auto"/>
+              <w:jc w:val="left"/>
+            </w:pPr>
+            <w:r/>
+            <w:r>
+              <w:t>738.50</w:t>
+            </w:r>
+          </w:p>
+        </w:tc>
+        <w:tc>
+          <w:tcPr>
+            <w:tcW w:type="dxa" w:w="2016"/>
+            <w:shd w:fill="F8FAFC"/>
+            <w:tcMar>
+              <w:top w:w="100" w:type="dxa"/>
+              <w:bottom w:w="100" w:type="dxa"/>
+              <w:left w:w="120" w:type="dxa"/>
+              <w:right w:w="120" w:type="dxa"/>
+            </w:tcMar>
+            <w:tcBorders>
+              <w:top w:val="single" w:sz="4" w:space="0" w:color="CCCCCC"/>
+              <w:bottom w:val="single" w:sz="4" w:space="0" w:color="CCCCCC"/>
+              <w:left w:val="single" w:sz="4" w:space="0" w:color="CCCCCC"/>
+              <w:right w:val="single" w:sz="4" w:space="0" w:color="CCCCCC"/>
+            </w:tcBorders>
+          </w:tcPr>
+          <w:p>
+            <w:pPr>
+              <w:spacing w:before="60" w:after="60" w:line="252" w:lineRule="auto"/>
+              <w:jc w:val="left"/>
+            </w:pPr>
+            <w:r/>
+            <w:r>
+              <w:t>750.75</w:t>
+            </w:r>
+          </w:p>
+        </w:tc>
+        <w:tc>
+          <w:tcPr>
+            <w:tcW w:type="dxa" w:w="1152"/>
+            <w:shd w:fill="F8FAFC"/>
+            <w:tcMar>
+              <w:top w:w="100" w:type="dxa"/>
+              <w:bottom w:w="100" w:type="dxa"/>
+              <w:left w:w="120" w:type="dxa"/>
+              <w:right w:w="120" w:type="dxa"/>
+            </w:tcMar>
+            <w:tcBorders>
+              <w:top w:val="single" w:sz="4" w:space="0" w:color="CCCCCC"/>
+              <w:bottom w:val="single" w:sz="4" w:space="0" w:color="CCCCCC"/>
+              <w:left w:val="single" w:sz="4" w:space="0" w:color="CCCCCC"/>
+              <w:right w:val="single" w:sz="4" w:space="0" w:color="CCCCCC"/>
+            </w:tcBorders>
+          </w:tcPr>
+          <w:p>
+            <w:pPr>
+              <w:spacing w:before="60" w:after="60" w:line="252" w:lineRule="auto"/>
+              <w:jc w:val="left"/>
+            </w:pPr>
+            <w:r/>
+            <w:r>
+              <w:t>724.25</w:t>
+            </w:r>
+          </w:p>
+        </w:tc>
+        <w:tc>
+          <w:tcPr>
+            <w:tcW w:type="dxa" w:w="1728"/>
+            <w:shd w:fill="F8FAFC"/>
+            <w:tcMar>
+              <w:top w:w="100" w:type="dxa"/>
+              <w:bottom w:w="100" w:type="dxa"/>
+              <w:left w:w="120" w:type="dxa"/>
+              <w:right w:w="120" w:type="dxa"/>
+            </w:tcMar>
+            <w:tcBorders>
+              <w:top w:val="single" w:sz="4" w:space="0" w:color="CCCCCC"/>
+              <w:bottom w:val="single" w:sz="4" w:space="0" w:color="CCCCCC"/>
+              <w:left w:val="single" w:sz="4" w:space="0" w:color="CCCCCC"/>
+              <w:right w:val="single" w:sz="4" w:space="0" w:color="CCCCCC"/>
+            </w:tcBorders>
+          </w:tcPr>
+          <w:p>
+            <w:pPr>
+              <w:spacing w:before="60" w:after="60" w:line="252" w:lineRule="auto"/>
+              <w:jc w:val="left"/>
+            </w:pPr>
+            <w:r/>
+            <w:r>
+              <w:rPr>
+                <w:b/>
+              </w:rPr>
+              <w:t>737.00</w:t>
+            </w:r>
+          </w:p>
+        </w:tc>
+        <w:tc>
+          <w:tcPr>
+            <w:tcW w:type="dxa" w:w="3456"/>
+            <w:shd w:fill="F8FAFC"/>
+            <w:tcMar>
+              <w:top w:w="100" w:type="dxa"/>
+              <w:bottom w:w="100" w:type="dxa"/>
+              <w:left w:w="120" w:type="dxa"/>
+              <w:right w:w="120" w:type="dxa"/>
+            </w:tcMar>
+            <w:tcBorders>
+              <w:top w:val="single" w:sz="4" w:space="0" w:color="CCCCCC"/>
+              <w:bottom w:val="single" w:sz="4" w:space="0" w:color="CCCCCC"/>
+              <w:left w:val="single" w:sz="4" w:space="0" w:color="CCCCCC"/>
+              <w:right w:val="single" w:sz="4" w:space="0" w:color="CCCCCC"/>
+            </w:tcBorders>
+          </w:tcPr>
+          <w:p>
+            <w:pPr>
+              <w:spacing w:before="60" w:after="60" w:line="252" w:lineRule="auto"/>
+              <w:jc w:val="left"/>
+            </w:pPr>
+            <w:r/>
+            <w:r>
+              <w:rPr>
+                <w:b/>
+              </w:rPr>
+              <w:t>-1.50</w:t>
+            </w:r>
+          </w:p>
+        </w:tc>
+        <w:tc>
+          <w:tcPr>
+            <w:tcW w:type="dxa" w:w="1440"/>
+            <w:shd w:fill="F8FAFC"/>
+            <w:tcMar>
+              <w:top w:w="100" w:type="dxa"/>
+              <w:bottom w:w="100" w:type="dxa"/>
+              <w:left w:w="120" w:type="dxa"/>
+              <w:right w:w="120" w:type="dxa"/>
+            </w:tcMar>
+            <w:tcBorders>
+              <w:top w:val="single" w:sz="4" w:space="0" w:color="CCCCCC"/>
+              <w:bottom w:val="single" w:sz="4" w:space="0" w:color="CCCCCC"/>
+              <w:left w:val="single" w:sz="4" w:space="0" w:color="CCCCCC"/>
+              <w:right w:val="single" w:sz="4" w:space="0" w:color="CCCCCC"/>
+            </w:tcBorders>
+          </w:tcPr>
+          <w:p>
+            <w:pPr>
+              <w:spacing w:before="60" w:after="60" w:line="252" w:lineRule="auto"/>
+              <w:jc w:val="left"/>
+            </w:pPr>
+            <w:r/>
+            <w:r>
+              <w:t>BEAR</w:t>
+            </w:r>
+          </w:p>
+        </w:tc>
+      </w:tr>
+      <w:tr>
+        <w:tc>
+          <w:tcPr>
+            <w:tcW w:type="dxa" w:w="1584"/>
+            <w:shd w:fill="FFFFFF"/>
+            <w:tcMar>
+              <w:top w:w="100" w:type="dxa"/>
+              <w:bottom w:w="100" w:type="dxa"/>
+              <w:left w:w="120" w:type="dxa"/>
+              <w:right w:w="120" w:type="dxa"/>
+            </w:tcMar>
+            <w:tcBorders>
+              <w:top w:val="single" w:sz="4" w:space="0" w:color="CCCCCC"/>
+              <w:bottom w:val="single" w:sz="4" w:space="0" w:color="CCCCCC"/>
+              <w:left w:val="single" w:sz="4" w:space="0" w:color="CCCCCC"/>
+              <w:right w:val="single" w:sz="4" w:space="0" w:color="CCCCCC"/>
+            </w:tcBorders>
+          </w:tcPr>
+          <w:p>
+            <w:pPr>
+              <w:spacing w:before="60" w:after="60" w:line="252" w:lineRule="auto"/>
+              <w:jc w:val="left"/>
+            </w:pPr>
+            <w:r/>
+            <w:r>
+              <w:rPr>
+                <w:b/>
+              </w:rPr>
+              <w:t>Wed 23/09</w:t>
+            </w:r>
+          </w:p>
+        </w:tc>
+        <w:tc>
+          <w:tcPr>
+            <w:tcW w:type="dxa" w:w="864"/>
+            <w:shd w:fill="FFFFFF"/>
+            <w:tcMar>
+              <w:top w:w="100" w:type="dxa"/>
+              <w:bottom w:w="100" w:type="dxa"/>
+              <w:left w:w="120" w:type="dxa"/>
+              <w:right w:w="120" w:type="dxa"/>
+            </w:tcMar>
+            <w:tcBorders>
+              <w:top w:val="single" w:sz="4" w:space="0" w:color="CCCCCC"/>
+              <w:bottom w:val="single" w:sz="4" w:space="0" w:color="CCCCCC"/>
+              <w:left w:val="single" w:sz="4" w:space="0" w:color="CCCCCC"/>
+              <w:right w:val="single" w:sz="4" w:space="0" w:color="CCCCCC"/>
+            </w:tcBorders>
+          </w:tcPr>
+          <w:p>
+            <w:pPr>
+              <w:spacing w:before="60" w:after="60" w:line="252" w:lineRule="auto"/>
+              <w:jc w:val="left"/>
+            </w:pPr>
+            <w:r/>
+            <w:r>
+              <w:t>NY Close 23-01</w:t>
+            </w:r>
+          </w:p>
+        </w:tc>
+        <w:tc>
+          <w:tcPr>
+            <w:tcW w:type="dxa" w:w="1440"/>
+            <w:shd w:fill="FFFFFF"/>
+            <w:tcMar>
+              <w:top w:w="100" w:type="dxa"/>
+              <w:bottom w:w="100" w:type="dxa"/>
+              <w:left w:w="120" w:type="dxa"/>
+              <w:right w:w="120" w:type="dxa"/>
+            </w:tcMar>
+            <w:tcBorders>
+              <w:top w:val="single" w:sz="4" w:space="0" w:color="CCCCCC"/>
+              <w:bottom w:val="single" w:sz="4" w:space="0" w:color="CCCCCC"/>
+              <w:left w:val="single" w:sz="4" w:space="0" w:color="CCCCCC"/>
+              <w:right w:val="single" w:sz="4" w:space="0" w:color="CCCCCC"/>
+            </w:tcBorders>
+          </w:tcPr>
+          <w:p>
+            <w:pPr>
+              <w:spacing w:before="60" w:after="60" w:line="252" w:lineRule="auto"/>
+              <w:jc w:val="left"/>
+            </w:pPr>
+            <w:r/>
+            <w:r>
+              <w:t>737.00</w:t>
+            </w:r>
+          </w:p>
+        </w:tc>
+        <w:tc>
+          <w:tcPr>
+            <w:tcW w:type="dxa" w:w="2016"/>
+            <w:shd w:fill="FFFFFF"/>
+            <w:tcMar>
+              <w:top w:w="100" w:type="dxa"/>
+              <w:bottom w:w="100" w:type="dxa"/>
+              <w:left w:w="120" w:type="dxa"/>
+              <w:right w:w="120" w:type="dxa"/>
+            </w:tcMar>
+            <w:tcBorders>
+              <w:top w:val="single" w:sz="4" w:space="0" w:color="CCCCCC"/>
+              <w:bottom w:val="single" w:sz="4" w:space="0" w:color="CCCCCC"/>
+              <w:left w:val="single" w:sz="4" w:space="0" w:color="CCCCCC"/>
+              <w:right w:val="single" w:sz="4" w:space="0" w:color="CCCCCC"/>
+            </w:tcBorders>
+          </w:tcPr>
+          <w:p>
+            <w:pPr>
+              <w:spacing w:before="60" w:after="60" w:line="252" w:lineRule="auto"/>
+              <w:jc w:val="left"/>
+            </w:pPr>
+            <w:r/>
+            <w:r>
+              <w:t>744.00</w:t>
+            </w:r>
+          </w:p>
+        </w:tc>
+        <w:tc>
+          <w:tcPr>
+            <w:tcW w:type="dxa" w:w="1152"/>
+            <w:shd w:fill="FFFFFF"/>
+            <w:tcMar>
+              <w:top w:w="100" w:type="dxa"/>
+              <w:bottom w:w="100" w:type="dxa"/>
+              <w:left w:w="120" w:type="dxa"/>
+              <w:right w:w="120" w:type="dxa"/>
+            </w:tcMar>
+            <w:tcBorders>
+              <w:top w:val="single" w:sz="4" w:space="0" w:color="CCCCCC"/>
+              <w:bottom w:val="single" w:sz="4" w:space="0" w:color="CCCCCC"/>
+              <w:left w:val="single" w:sz="4" w:space="0" w:color="CCCCCC"/>
+              <w:right w:val="single" w:sz="4" w:space="0" w:color="CCCCCC"/>
+            </w:tcBorders>
+          </w:tcPr>
+          <w:p>
+            <w:pPr>
+              <w:spacing w:before="60" w:after="60" w:line="252" w:lineRule="auto"/>
+              <w:jc w:val="left"/>
+            </w:pPr>
+            <w:r/>
+            <w:r>
+              <w:t>727.50</w:t>
+            </w:r>
+          </w:p>
+        </w:tc>
+        <w:tc>
+          <w:tcPr>
+            <w:tcW w:type="dxa" w:w="1728"/>
+            <w:shd w:fill="FFFFFF"/>
             <w:tcMar>
               <w:top w:w="100" w:type="dxa"/>
               <w:bottom w:w="100" w:type="dxa"/>
@@ -27252,7 +28437,7 @@
         <w:tc>
           <w:tcPr>
             <w:tcW w:type="dxa" w:w="3456"/>
-            <w:shd w:fill="F8FAFC"/>
+            <w:shd w:fill="FFFFFF"/>
             <w:tcMar>
               <w:top w:w="100" w:type="dxa"/>
               <w:bottom w:w="100" w:type="dxa"/>
@@ -27283,7 +28468,7 @@
         <w:tc>
           <w:tcPr>
             <w:tcW w:type="dxa" w:w="1440"/>
-            <w:shd w:fill="F8FAFC"/>
+            <w:shd w:fill="FFFFFF"/>
             <w:tcMar>
               <w:top w:w="100" w:type="dxa"/>
               <w:bottom w:w="100" w:type="dxa"/>
@@ -27313,7 +28498,7 @@
         <w:tc>
           <w:tcPr>
             <w:tcW w:type="dxa" w:w="1584"/>
-            <w:shd w:fill="FFFFFF"/>
+            <w:shd w:fill="F8FAFC"/>
             <w:tcMar>
               <w:top w:w="100" w:type="dxa"/>
               <w:bottom w:w="100" w:type="dxa"/>
@@ -27337,42 +28522,42 @@
               <w:rPr>
                 <w:b/>
               </w:rPr>
-              <w:t>Wed 23/09</w:t>
+              <w:t>Thu 24/09</w:t>
             </w:r>
           </w:p>
         </w:tc>
         <w:tc>
           <w:tcPr>
             <w:tcW w:type="dxa" w:w="864"/>
-            <w:shd w:fill="FFFFFF"/>
-            <w:tcMar>
-              <w:top w:w="100" w:type="dxa"/>
-              <w:bottom w:w="100" w:type="dxa"/>
-              <w:left w:w="120" w:type="dxa"/>
-              <w:right w:w="120" w:type="dxa"/>
-            </w:tcMar>
-            <w:tcBorders>
-              <w:top w:val="single" w:sz="4" w:space="0" w:color="CCCCCC"/>
-              <w:bottom w:val="single" w:sz="4" w:space="0" w:color="CCCCCC"/>
-              <w:left w:val="single" w:sz="4" w:space="0" w:color="CCCCCC"/>
-              <w:right w:val="single" w:sz="4" w:space="0" w:color="CCCCCC"/>
-            </w:tcBorders>
-          </w:tcPr>
-          <w:p>
-            <w:pPr>
-              <w:spacing w:before="60" w:after="60" w:line="252" w:lineRule="auto"/>
-              <w:jc w:val="left"/>
-            </w:pPr>
-            <w:r/>
-            <w:r>
-              <w:t>Asia 11-15</w:t>
+            <w:shd w:fill="F8FAFC"/>
+            <w:tcMar>
+              <w:top w:w="100" w:type="dxa"/>
+              <w:bottom w:w="100" w:type="dxa"/>
+              <w:left w:w="120" w:type="dxa"/>
+              <w:right w:w="120" w:type="dxa"/>
+            </w:tcMar>
+            <w:tcBorders>
+              <w:top w:val="single" w:sz="4" w:space="0" w:color="CCCCCC"/>
+              <w:bottom w:val="single" w:sz="4" w:space="0" w:color="CCCCCC"/>
+              <w:left w:val="single" w:sz="4" w:space="0" w:color="CCCCCC"/>
+              <w:right w:val="single" w:sz="4" w:space="0" w:color="CCCCCC"/>
+            </w:tcBorders>
+          </w:tcPr>
+          <w:p>
+            <w:pPr>
+              <w:spacing w:before="60" w:after="60" w:line="252" w:lineRule="auto"/>
+              <w:jc w:val="left"/>
+            </w:pPr>
+            <w:r/>
+            <w:r>
+              <w:t>Asia 07-11</w:t>
             </w:r>
           </w:p>
         </w:tc>
         <w:tc>
           <w:tcPr>
             <w:tcW w:type="dxa" w:w="1440"/>
-            <w:shd w:fill="FFFFFF"/>
+            <w:shd w:fill="F8FAFC"/>
             <w:tcMar>
               <w:top w:w="100" w:type="dxa"/>
               <w:bottom w:w="100" w:type="dxa"/>
@@ -27400,63 +28585,63 @@
         <w:tc>
           <w:tcPr>
             <w:tcW w:type="dxa" w:w="2016"/>
-            <w:shd w:fill="FFFFFF"/>
-            <w:tcMar>
-              <w:top w:w="100" w:type="dxa"/>
-              <w:bottom w:w="100" w:type="dxa"/>
-              <w:left w:w="120" w:type="dxa"/>
-              <w:right w:w="120" w:type="dxa"/>
-            </w:tcMar>
-            <w:tcBorders>
-              <w:top w:val="single" w:sz="4" w:space="0" w:color="CCCCCC"/>
-              <w:bottom w:val="single" w:sz="4" w:space="0" w:color="CCCCCC"/>
-              <w:left w:val="single" w:sz="4" w:space="0" w:color="CCCCCC"/>
-              <w:right w:val="single" w:sz="4" w:space="0" w:color="CCCCCC"/>
-            </w:tcBorders>
-          </w:tcPr>
-          <w:p>
-            <w:pPr>
-              <w:spacing w:before="60" w:after="60" w:line="252" w:lineRule="auto"/>
-              <w:jc w:val="left"/>
-            </w:pPr>
-            <w:r/>
-            <w:r>
-              <w:t>744.50</w:t>
+            <w:shd w:fill="F8FAFC"/>
+            <w:tcMar>
+              <w:top w:w="100" w:type="dxa"/>
+              <w:bottom w:w="100" w:type="dxa"/>
+              <w:left w:w="120" w:type="dxa"/>
+              <w:right w:w="120" w:type="dxa"/>
+            </w:tcMar>
+            <w:tcBorders>
+              <w:top w:val="single" w:sz="4" w:space="0" w:color="CCCCCC"/>
+              <w:bottom w:val="single" w:sz="4" w:space="0" w:color="CCCCCC"/>
+              <w:left w:val="single" w:sz="4" w:space="0" w:color="CCCCCC"/>
+              <w:right w:val="single" w:sz="4" w:space="0" w:color="CCCCCC"/>
+            </w:tcBorders>
+          </w:tcPr>
+          <w:p>
+            <w:pPr>
+              <w:spacing w:before="60" w:after="60" w:line="252" w:lineRule="auto"/>
+              <w:jc w:val="left"/>
+            </w:pPr>
+            <w:r/>
+            <w:r>
+              <w:t>748.00</w:t>
             </w:r>
           </w:p>
         </w:tc>
         <w:tc>
           <w:tcPr>
             <w:tcW w:type="dxa" w:w="1152"/>
-            <w:shd w:fill="FFFFFF"/>
-            <w:tcMar>
-              <w:top w:w="100" w:type="dxa"/>
-              <w:bottom w:w="100" w:type="dxa"/>
-              <w:left w:w="120" w:type="dxa"/>
-              <w:right w:w="120" w:type="dxa"/>
-            </w:tcMar>
-            <w:tcBorders>
-              <w:top w:val="single" w:sz="4" w:space="0" w:color="CCCCCC"/>
-              <w:bottom w:val="single" w:sz="4" w:space="0" w:color="CCCCCC"/>
-              <w:left w:val="single" w:sz="4" w:space="0" w:color="CCCCCC"/>
-              <w:right w:val="single" w:sz="4" w:space="0" w:color="CCCCCC"/>
-            </w:tcBorders>
-          </w:tcPr>
-          <w:p>
-            <w:pPr>
-              <w:spacing w:before="60" w:after="60" w:line="252" w:lineRule="auto"/>
-              <w:jc w:val="left"/>
-            </w:pPr>
-            <w:r/>
-            <w:r>
-              <w:t>731.50</w:t>
+            <w:shd w:fill="F8FAFC"/>
+            <w:tcMar>
+              <w:top w:w="100" w:type="dxa"/>
+              <w:bottom w:w="100" w:type="dxa"/>
+              <w:left w:w="120" w:type="dxa"/>
+              <w:right w:w="120" w:type="dxa"/>
+            </w:tcMar>
+            <w:tcBorders>
+              <w:top w:val="single" w:sz="4" w:space="0" w:color="CCCCCC"/>
+              <w:bottom w:val="single" w:sz="4" w:space="0" w:color="CCCCCC"/>
+              <w:left w:val="single" w:sz="4" w:space="0" w:color="CCCCCC"/>
+              <w:right w:val="single" w:sz="4" w:space="0" w:color="CCCCCC"/>
+            </w:tcBorders>
+          </w:tcPr>
+          <w:p>
+            <w:pPr>
+              <w:spacing w:before="60" w:after="60" w:line="252" w:lineRule="auto"/>
+              <w:jc w:val="left"/>
+            </w:pPr>
+            <w:r/>
+            <w:r>
+              <w:t>730.25</w:t>
             </w:r>
           </w:p>
         </w:tc>
         <w:tc>
           <w:tcPr>
             <w:tcW w:type="dxa" w:w="1728"/>
-            <w:shd w:fill="FFFFFF"/>
+            <w:shd w:fill="F8FAFC"/>
             <w:tcMar>
               <w:top w:w="100" w:type="dxa"/>
               <w:bottom w:w="100" w:type="dxa"/>
@@ -27480,7 +28665,242 @@
               <w:rPr>
                 <w:b/>
               </w:rPr>
-              <w:t>736.75</w:t>
+              <w:t>737.25</w:t>
+            </w:r>
+          </w:p>
+        </w:tc>
+        <w:tc>
+          <w:tcPr>
+            <w:tcW w:type="dxa" w:w="3456"/>
+            <w:shd w:fill="F8FAFC"/>
+            <w:tcMar>
+              <w:top w:w="100" w:type="dxa"/>
+              <w:bottom w:w="100" w:type="dxa"/>
+              <w:left w:w="120" w:type="dxa"/>
+              <w:right w:w="120" w:type="dxa"/>
+            </w:tcMar>
+            <w:tcBorders>
+              <w:top w:val="single" w:sz="4" w:space="0" w:color="CCCCCC"/>
+              <w:bottom w:val="single" w:sz="4" w:space="0" w:color="CCCCCC"/>
+              <w:left w:val="single" w:sz="4" w:space="0" w:color="CCCCCC"/>
+              <w:right w:val="single" w:sz="4" w:space="0" w:color="CCCCCC"/>
+            </w:tcBorders>
+          </w:tcPr>
+          <w:p>
+            <w:pPr>
+              <w:spacing w:before="60" w:after="60" w:line="252" w:lineRule="auto"/>
+              <w:jc w:val="left"/>
+            </w:pPr>
+            <w:r/>
+            <w:r>
+              <w:rPr>
+                <w:b/>
+              </w:rPr>
+              <w:t>-0.25</w:t>
+            </w:r>
+          </w:p>
+        </w:tc>
+        <w:tc>
+          <w:tcPr>
+            <w:tcW w:type="dxa" w:w="1440"/>
+            <w:shd w:fill="F8FAFC"/>
+            <w:tcMar>
+              <w:top w:w="100" w:type="dxa"/>
+              <w:bottom w:w="100" w:type="dxa"/>
+              <w:left w:w="120" w:type="dxa"/>
+              <w:right w:w="120" w:type="dxa"/>
+            </w:tcMar>
+            <w:tcBorders>
+              <w:top w:val="single" w:sz="4" w:space="0" w:color="CCCCCC"/>
+              <w:bottom w:val="single" w:sz="4" w:space="0" w:color="CCCCCC"/>
+              <w:left w:val="single" w:sz="4" w:space="0" w:color="CCCCCC"/>
+              <w:right w:val="single" w:sz="4" w:space="0" w:color="CCCCCC"/>
+            </w:tcBorders>
+          </w:tcPr>
+          <w:p>
+            <w:pPr>
+              <w:spacing w:before="60" w:after="60" w:line="252" w:lineRule="auto"/>
+              <w:jc w:val="left"/>
+            </w:pPr>
+            <w:r/>
+            <w:r>
+              <w:t>BEAR</w:t>
+            </w:r>
+          </w:p>
+        </w:tc>
+      </w:tr>
+      <w:tr>
+        <w:tc>
+          <w:tcPr>
+            <w:tcW w:type="dxa" w:w="1584"/>
+            <w:shd w:fill="FFFFFF"/>
+            <w:tcMar>
+              <w:top w:w="100" w:type="dxa"/>
+              <w:bottom w:w="100" w:type="dxa"/>
+              <w:left w:w="120" w:type="dxa"/>
+              <w:right w:w="120" w:type="dxa"/>
+            </w:tcMar>
+            <w:tcBorders>
+              <w:top w:val="single" w:sz="4" w:space="0" w:color="CCCCCC"/>
+              <w:bottom w:val="single" w:sz="4" w:space="0" w:color="CCCCCC"/>
+              <w:left w:val="single" w:sz="4" w:space="0" w:color="CCCCCC"/>
+              <w:right w:val="single" w:sz="4" w:space="0" w:color="CCCCCC"/>
+            </w:tcBorders>
+          </w:tcPr>
+          <w:p>
+            <w:pPr>
+              <w:spacing w:before="60" w:after="60" w:line="252" w:lineRule="auto"/>
+              <w:jc w:val="left"/>
+            </w:pPr>
+            <w:r/>
+            <w:r>
+              <w:rPr>
+                <w:b/>
+              </w:rPr>
+              <w:t>Thu 24/09</w:t>
+            </w:r>
+          </w:p>
+        </w:tc>
+        <w:tc>
+          <w:tcPr>
+            <w:tcW w:type="dxa" w:w="864"/>
+            <w:shd w:fill="FFFFFF"/>
+            <w:tcMar>
+              <w:top w:w="100" w:type="dxa"/>
+              <w:bottom w:w="100" w:type="dxa"/>
+              <w:left w:w="120" w:type="dxa"/>
+              <w:right w:w="120" w:type="dxa"/>
+            </w:tcMar>
+            <w:tcBorders>
+              <w:top w:val="single" w:sz="4" w:space="0" w:color="CCCCCC"/>
+              <w:bottom w:val="single" w:sz="4" w:space="0" w:color="CCCCCC"/>
+              <w:left w:val="single" w:sz="4" w:space="0" w:color="CCCCCC"/>
+              <w:right w:val="single" w:sz="4" w:space="0" w:color="CCCCCC"/>
+            </w:tcBorders>
+          </w:tcPr>
+          <w:p>
+            <w:pPr>
+              <w:spacing w:before="60" w:after="60" w:line="252" w:lineRule="auto"/>
+              <w:jc w:val="left"/>
+            </w:pPr>
+            <w:r/>
+            <w:r>
+              <w:t>Asia 11-15</w:t>
+            </w:r>
+          </w:p>
+        </w:tc>
+        <w:tc>
+          <w:tcPr>
+            <w:tcW w:type="dxa" w:w="1440"/>
+            <w:shd w:fill="FFFFFF"/>
+            <w:tcMar>
+              <w:top w:w="100" w:type="dxa"/>
+              <w:bottom w:w="100" w:type="dxa"/>
+              <w:left w:w="120" w:type="dxa"/>
+              <w:right w:w="120" w:type="dxa"/>
+            </w:tcMar>
+            <w:tcBorders>
+              <w:top w:val="single" w:sz="4" w:space="0" w:color="CCCCCC"/>
+              <w:bottom w:val="single" w:sz="4" w:space="0" w:color="CCCCCC"/>
+              <w:left w:val="single" w:sz="4" w:space="0" w:color="CCCCCC"/>
+              <w:right w:val="single" w:sz="4" w:space="0" w:color="CCCCCC"/>
+            </w:tcBorders>
+          </w:tcPr>
+          <w:p>
+            <w:pPr>
+              <w:spacing w:before="60" w:after="60" w:line="252" w:lineRule="auto"/>
+              <w:jc w:val="left"/>
+            </w:pPr>
+            <w:r/>
+            <w:r>
+              <w:t>737.25</w:t>
+            </w:r>
+          </w:p>
+        </w:tc>
+        <w:tc>
+          <w:tcPr>
+            <w:tcW w:type="dxa" w:w="2016"/>
+            <w:shd w:fill="FFFFFF"/>
+            <w:tcMar>
+              <w:top w:w="100" w:type="dxa"/>
+              <w:bottom w:w="100" w:type="dxa"/>
+              <w:left w:w="120" w:type="dxa"/>
+              <w:right w:w="120" w:type="dxa"/>
+            </w:tcMar>
+            <w:tcBorders>
+              <w:top w:val="single" w:sz="4" w:space="0" w:color="CCCCCC"/>
+              <w:bottom w:val="single" w:sz="4" w:space="0" w:color="CCCCCC"/>
+              <w:left w:val="single" w:sz="4" w:space="0" w:color="CCCCCC"/>
+              <w:right w:val="single" w:sz="4" w:space="0" w:color="CCCCCC"/>
+            </w:tcBorders>
+          </w:tcPr>
+          <w:p>
+            <w:pPr>
+              <w:spacing w:before="60" w:after="60" w:line="252" w:lineRule="auto"/>
+              <w:jc w:val="left"/>
+            </w:pPr>
+            <w:r/>
+            <w:r>
+              <w:t>747.00</w:t>
+            </w:r>
+          </w:p>
+        </w:tc>
+        <w:tc>
+          <w:tcPr>
+            <w:tcW w:type="dxa" w:w="1152"/>
+            <w:shd w:fill="FFFFFF"/>
+            <w:tcMar>
+              <w:top w:w="100" w:type="dxa"/>
+              <w:bottom w:w="100" w:type="dxa"/>
+              <w:left w:w="120" w:type="dxa"/>
+              <w:right w:w="120" w:type="dxa"/>
+            </w:tcMar>
+            <w:tcBorders>
+              <w:top w:val="single" w:sz="4" w:space="0" w:color="CCCCCC"/>
+              <w:bottom w:val="single" w:sz="4" w:space="0" w:color="CCCCCC"/>
+              <w:left w:val="single" w:sz="4" w:space="0" w:color="CCCCCC"/>
+              <w:right w:val="single" w:sz="4" w:space="0" w:color="CCCCCC"/>
+            </w:tcBorders>
+          </w:tcPr>
+          <w:p>
+            <w:pPr>
+              <w:spacing w:before="60" w:after="60" w:line="252" w:lineRule="auto"/>
+              <w:jc w:val="left"/>
+            </w:pPr>
+            <w:r/>
+            <w:r>
+              <w:t>727.50</w:t>
+            </w:r>
+          </w:p>
+        </w:tc>
+        <w:tc>
+          <w:tcPr>
+            <w:tcW w:type="dxa" w:w="1728"/>
+            <w:shd w:fill="FFFFFF"/>
+            <w:tcMar>
+              <w:top w:w="100" w:type="dxa"/>
+              <w:bottom w:w="100" w:type="dxa"/>
+              <w:left w:w="120" w:type="dxa"/>
+              <w:right w:w="120" w:type="dxa"/>
+            </w:tcMar>
+            <w:tcBorders>
+              <w:top w:val="single" w:sz="4" w:space="0" w:color="CCCCCC"/>
+              <w:bottom w:val="single" w:sz="4" w:space="0" w:color="CCCCCC"/>
+              <w:left w:val="single" w:sz="4" w:space="0" w:color="CCCCCC"/>
+              <w:right w:val="single" w:sz="4" w:space="0" w:color="CCCCCC"/>
+            </w:tcBorders>
+          </w:tcPr>
+          <w:p>
+            <w:pPr>
+              <w:spacing w:before="60" w:after="60" w:line="252" w:lineRule="auto"/>
+              <w:jc w:val="left"/>
+            </w:pPr>
+            <w:r/>
+            <w:r>
+              <w:rPr>
+                <w:b/>
+              </w:rPr>
+              <w:t>737.75</w:t>
             </w:r>
           </w:p>
         </w:tc>
@@ -27488,6 +28908,1181 @@
           <w:tcPr>
             <w:tcW w:type="dxa" w:w="3456"/>
             <w:shd w:fill="FFFFFF"/>
+            <w:tcMar>
+              <w:top w:w="100" w:type="dxa"/>
+              <w:bottom w:w="100" w:type="dxa"/>
+              <w:left w:w="120" w:type="dxa"/>
+              <w:right w:w="120" w:type="dxa"/>
+            </w:tcMar>
+            <w:tcBorders>
+              <w:top w:val="single" w:sz="4" w:space="0" w:color="CCCCCC"/>
+              <w:bottom w:val="single" w:sz="4" w:space="0" w:color="CCCCCC"/>
+              <w:left w:val="single" w:sz="4" w:space="0" w:color="CCCCCC"/>
+              <w:right w:val="single" w:sz="4" w:space="0" w:color="CCCCCC"/>
+            </w:tcBorders>
+          </w:tcPr>
+          <w:p>
+            <w:pPr>
+              <w:spacing w:before="60" w:after="60" w:line="252" w:lineRule="auto"/>
+              <w:jc w:val="left"/>
+            </w:pPr>
+            <w:r/>
+            <w:r>
+              <w:rPr>
+                <w:b/>
+              </w:rPr>
+              <w:t>+0.50</w:t>
+            </w:r>
+          </w:p>
+        </w:tc>
+        <w:tc>
+          <w:tcPr>
+            <w:tcW w:type="dxa" w:w="1440"/>
+            <w:shd w:fill="FFFFFF"/>
+            <w:tcMar>
+              <w:top w:w="100" w:type="dxa"/>
+              <w:bottom w:w="100" w:type="dxa"/>
+              <w:left w:w="120" w:type="dxa"/>
+              <w:right w:w="120" w:type="dxa"/>
+            </w:tcMar>
+            <w:tcBorders>
+              <w:top w:val="single" w:sz="4" w:space="0" w:color="CCCCCC"/>
+              <w:bottom w:val="single" w:sz="4" w:space="0" w:color="CCCCCC"/>
+              <w:left w:val="single" w:sz="4" w:space="0" w:color="CCCCCC"/>
+              <w:right w:val="single" w:sz="4" w:space="0" w:color="CCCCCC"/>
+            </w:tcBorders>
+          </w:tcPr>
+          <w:p>
+            <w:pPr>
+              <w:spacing w:before="60" w:after="60" w:line="252" w:lineRule="auto"/>
+              <w:jc w:val="left"/>
+            </w:pPr>
+            <w:r/>
+            <w:r>
+              <w:t>BULL</w:t>
+            </w:r>
+          </w:p>
+        </w:tc>
+      </w:tr>
+      <w:tr>
+        <w:tc>
+          <w:tcPr>
+            <w:tcW w:type="dxa" w:w="1584"/>
+            <w:shd w:fill="F8FAFC"/>
+            <w:tcMar>
+              <w:top w:w="100" w:type="dxa"/>
+              <w:bottom w:w="100" w:type="dxa"/>
+              <w:left w:w="120" w:type="dxa"/>
+              <w:right w:w="120" w:type="dxa"/>
+            </w:tcMar>
+            <w:tcBorders>
+              <w:top w:val="single" w:sz="4" w:space="0" w:color="CCCCCC"/>
+              <w:bottom w:val="single" w:sz="4" w:space="0" w:color="CCCCCC"/>
+              <w:left w:val="single" w:sz="4" w:space="0" w:color="CCCCCC"/>
+              <w:right w:val="single" w:sz="4" w:space="0" w:color="CCCCCC"/>
+            </w:tcBorders>
+          </w:tcPr>
+          <w:p>
+            <w:pPr>
+              <w:spacing w:before="60" w:after="60" w:line="252" w:lineRule="auto"/>
+              <w:jc w:val="left"/>
+            </w:pPr>
+            <w:r/>
+            <w:r>
+              <w:rPr>
+                <w:b/>
+              </w:rPr>
+              <w:t>Thu 24/09</w:t>
+            </w:r>
+          </w:p>
+        </w:tc>
+        <w:tc>
+          <w:tcPr>
+            <w:tcW w:type="dxa" w:w="864"/>
+            <w:shd w:fill="F8FAFC"/>
+            <w:tcMar>
+              <w:top w:w="100" w:type="dxa"/>
+              <w:bottom w:w="100" w:type="dxa"/>
+              <w:left w:w="120" w:type="dxa"/>
+              <w:right w:w="120" w:type="dxa"/>
+            </w:tcMar>
+            <w:tcBorders>
+              <w:top w:val="single" w:sz="4" w:space="0" w:color="CCCCCC"/>
+              <w:bottom w:val="single" w:sz="4" w:space="0" w:color="CCCCCC"/>
+              <w:left w:val="single" w:sz="4" w:space="0" w:color="CCCCCC"/>
+              <w:right w:val="single" w:sz="4" w:space="0" w:color="CCCCCC"/>
+            </w:tcBorders>
+          </w:tcPr>
+          <w:p>
+            <w:pPr>
+              <w:spacing w:before="60" w:after="60" w:line="252" w:lineRule="auto"/>
+              <w:jc w:val="left"/>
+            </w:pPr>
+            <w:r/>
+            <w:r>
+              <w:t>London 15-19</w:t>
+            </w:r>
+          </w:p>
+        </w:tc>
+        <w:tc>
+          <w:tcPr>
+            <w:tcW w:type="dxa" w:w="1440"/>
+            <w:shd w:fill="F8FAFC"/>
+            <w:tcMar>
+              <w:top w:w="100" w:type="dxa"/>
+              <w:bottom w:w="100" w:type="dxa"/>
+              <w:left w:w="120" w:type="dxa"/>
+              <w:right w:w="120" w:type="dxa"/>
+            </w:tcMar>
+            <w:tcBorders>
+              <w:top w:val="single" w:sz="4" w:space="0" w:color="CCCCCC"/>
+              <w:bottom w:val="single" w:sz="4" w:space="0" w:color="CCCCCC"/>
+              <w:left w:val="single" w:sz="4" w:space="0" w:color="CCCCCC"/>
+              <w:right w:val="single" w:sz="4" w:space="0" w:color="CCCCCC"/>
+            </w:tcBorders>
+          </w:tcPr>
+          <w:p>
+            <w:pPr>
+              <w:spacing w:before="60" w:after="60" w:line="252" w:lineRule="auto"/>
+              <w:jc w:val="left"/>
+            </w:pPr>
+            <w:r/>
+            <w:r>
+              <w:t>737.75</w:t>
+            </w:r>
+          </w:p>
+        </w:tc>
+        <w:tc>
+          <w:tcPr>
+            <w:tcW w:type="dxa" w:w="2016"/>
+            <w:shd w:fill="F8FAFC"/>
+            <w:tcMar>
+              <w:top w:w="100" w:type="dxa"/>
+              <w:bottom w:w="100" w:type="dxa"/>
+              <w:left w:w="120" w:type="dxa"/>
+              <w:right w:w="120" w:type="dxa"/>
+            </w:tcMar>
+            <w:tcBorders>
+              <w:top w:val="single" w:sz="4" w:space="0" w:color="CCCCCC"/>
+              <w:bottom w:val="single" w:sz="4" w:space="0" w:color="CCCCCC"/>
+              <w:left w:val="single" w:sz="4" w:space="0" w:color="CCCCCC"/>
+              <w:right w:val="single" w:sz="4" w:space="0" w:color="CCCCCC"/>
+            </w:tcBorders>
+          </w:tcPr>
+          <w:p>
+            <w:pPr>
+              <w:spacing w:before="60" w:after="60" w:line="252" w:lineRule="auto"/>
+              <w:jc w:val="left"/>
+            </w:pPr>
+            <w:r/>
+            <w:r>
+              <w:t>748.50</w:t>
+            </w:r>
+          </w:p>
+        </w:tc>
+        <w:tc>
+          <w:tcPr>
+            <w:tcW w:type="dxa" w:w="1152"/>
+            <w:shd w:fill="F8FAFC"/>
+            <w:tcMar>
+              <w:top w:w="100" w:type="dxa"/>
+              <w:bottom w:w="100" w:type="dxa"/>
+              <w:left w:w="120" w:type="dxa"/>
+              <w:right w:w="120" w:type="dxa"/>
+            </w:tcMar>
+            <w:tcBorders>
+              <w:top w:val="single" w:sz="4" w:space="0" w:color="CCCCCC"/>
+              <w:bottom w:val="single" w:sz="4" w:space="0" w:color="CCCCCC"/>
+              <w:left w:val="single" w:sz="4" w:space="0" w:color="CCCCCC"/>
+              <w:right w:val="single" w:sz="4" w:space="0" w:color="CCCCCC"/>
+            </w:tcBorders>
+          </w:tcPr>
+          <w:p>
+            <w:pPr>
+              <w:spacing w:before="60" w:after="60" w:line="252" w:lineRule="auto"/>
+              <w:jc w:val="left"/>
+            </w:pPr>
+            <w:r/>
+            <w:r>
+              <w:t>730.50</w:t>
+            </w:r>
+          </w:p>
+        </w:tc>
+        <w:tc>
+          <w:tcPr>
+            <w:tcW w:type="dxa" w:w="1728"/>
+            <w:shd w:fill="F8FAFC"/>
+            <w:tcMar>
+              <w:top w:w="100" w:type="dxa"/>
+              <w:bottom w:w="100" w:type="dxa"/>
+              <w:left w:w="120" w:type="dxa"/>
+              <w:right w:w="120" w:type="dxa"/>
+            </w:tcMar>
+            <w:tcBorders>
+              <w:top w:val="single" w:sz="4" w:space="0" w:color="CCCCCC"/>
+              <w:bottom w:val="single" w:sz="4" w:space="0" w:color="CCCCCC"/>
+              <w:left w:val="single" w:sz="4" w:space="0" w:color="CCCCCC"/>
+              <w:right w:val="single" w:sz="4" w:space="0" w:color="CCCCCC"/>
+            </w:tcBorders>
+          </w:tcPr>
+          <w:p>
+            <w:pPr>
+              <w:spacing w:before="60" w:after="60" w:line="252" w:lineRule="auto"/>
+              <w:jc w:val="left"/>
+            </w:pPr>
+            <w:r/>
+            <w:r>
+              <w:rPr>
+                <w:b/>
+              </w:rPr>
+              <w:t>738.50</w:t>
+            </w:r>
+          </w:p>
+        </w:tc>
+        <w:tc>
+          <w:tcPr>
+            <w:tcW w:type="dxa" w:w="3456"/>
+            <w:shd w:fill="F8FAFC"/>
+            <w:tcMar>
+              <w:top w:w="100" w:type="dxa"/>
+              <w:bottom w:w="100" w:type="dxa"/>
+              <w:left w:w="120" w:type="dxa"/>
+              <w:right w:w="120" w:type="dxa"/>
+            </w:tcMar>
+            <w:tcBorders>
+              <w:top w:val="single" w:sz="4" w:space="0" w:color="CCCCCC"/>
+              <w:bottom w:val="single" w:sz="4" w:space="0" w:color="CCCCCC"/>
+              <w:left w:val="single" w:sz="4" w:space="0" w:color="CCCCCC"/>
+              <w:right w:val="single" w:sz="4" w:space="0" w:color="CCCCCC"/>
+            </w:tcBorders>
+          </w:tcPr>
+          <w:p>
+            <w:pPr>
+              <w:spacing w:before="60" w:after="60" w:line="252" w:lineRule="auto"/>
+              <w:jc w:val="left"/>
+            </w:pPr>
+            <w:r/>
+            <w:r>
+              <w:rPr>
+                <w:b/>
+              </w:rPr>
+              <w:t>+0.75</w:t>
+            </w:r>
+          </w:p>
+        </w:tc>
+        <w:tc>
+          <w:tcPr>
+            <w:tcW w:type="dxa" w:w="1440"/>
+            <w:shd w:fill="F8FAFC"/>
+            <w:tcMar>
+              <w:top w:w="100" w:type="dxa"/>
+              <w:bottom w:w="100" w:type="dxa"/>
+              <w:left w:w="120" w:type="dxa"/>
+              <w:right w:w="120" w:type="dxa"/>
+            </w:tcMar>
+            <w:tcBorders>
+              <w:top w:val="single" w:sz="4" w:space="0" w:color="CCCCCC"/>
+              <w:bottom w:val="single" w:sz="4" w:space="0" w:color="CCCCCC"/>
+              <w:left w:val="single" w:sz="4" w:space="0" w:color="CCCCCC"/>
+              <w:right w:val="single" w:sz="4" w:space="0" w:color="CCCCCC"/>
+            </w:tcBorders>
+          </w:tcPr>
+          <w:p>
+            <w:pPr>
+              <w:spacing w:before="60" w:after="60" w:line="252" w:lineRule="auto"/>
+              <w:jc w:val="left"/>
+            </w:pPr>
+            <w:r/>
+            <w:r>
+              <w:t>BULL</w:t>
+            </w:r>
+          </w:p>
+        </w:tc>
+      </w:tr>
+      <w:tr>
+        <w:tc>
+          <w:tcPr>
+            <w:tcW w:type="dxa" w:w="1584"/>
+            <w:shd w:fill="FFFFFF"/>
+            <w:tcMar>
+              <w:top w:w="100" w:type="dxa"/>
+              <w:bottom w:w="100" w:type="dxa"/>
+              <w:left w:w="120" w:type="dxa"/>
+              <w:right w:w="120" w:type="dxa"/>
+            </w:tcMar>
+            <w:tcBorders>
+              <w:top w:val="single" w:sz="4" w:space="0" w:color="CCCCCC"/>
+              <w:bottom w:val="single" w:sz="4" w:space="0" w:color="CCCCCC"/>
+              <w:left w:val="single" w:sz="4" w:space="0" w:color="CCCCCC"/>
+              <w:right w:val="single" w:sz="4" w:space="0" w:color="CCCCCC"/>
+            </w:tcBorders>
+          </w:tcPr>
+          <w:p>
+            <w:pPr>
+              <w:spacing w:before="60" w:after="60" w:line="252" w:lineRule="auto"/>
+              <w:jc w:val="left"/>
+            </w:pPr>
+            <w:r/>
+            <w:r>
+              <w:rPr>
+                <w:b/>
+              </w:rPr>
+              <w:t>Thu 24/09</w:t>
+            </w:r>
+          </w:p>
+        </w:tc>
+        <w:tc>
+          <w:tcPr>
+            <w:tcW w:type="dxa" w:w="864"/>
+            <w:shd w:fill="FFFFFF"/>
+            <w:tcMar>
+              <w:top w:w="100" w:type="dxa"/>
+              <w:bottom w:w="100" w:type="dxa"/>
+              <w:left w:w="120" w:type="dxa"/>
+              <w:right w:w="120" w:type="dxa"/>
+            </w:tcMar>
+            <w:tcBorders>
+              <w:top w:val="single" w:sz="4" w:space="0" w:color="CCCCCC"/>
+              <w:bottom w:val="single" w:sz="4" w:space="0" w:color="CCCCCC"/>
+              <w:left w:val="single" w:sz="4" w:space="0" w:color="CCCCCC"/>
+              <w:right w:val="single" w:sz="4" w:space="0" w:color="CCCCCC"/>
+            </w:tcBorders>
+          </w:tcPr>
+          <w:p>
+            <w:pPr>
+              <w:spacing w:before="60" w:after="60" w:line="252" w:lineRule="auto"/>
+              <w:jc w:val="left"/>
+            </w:pPr>
+            <w:r/>
+            <w:r>
+              <w:t>Pre-NY 19-21</w:t>
+            </w:r>
+          </w:p>
+        </w:tc>
+        <w:tc>
+          <w:tcPr>
+            <w:tcW w:type="dxa" w:w="1440"/>
+            <w:shd w:fill="FFFFFF"/>
+            <w:tcMar>
+              <w:top w:w="100" w:type="dxa"/>
+              <w:bottom w:w="100" w:type="dxa"/>
+              <w:left w:w="120" w:type="dxa"/>
+              <w:right w:w="120" w:type="dxa"/>
+            </w:tcMar>
+            <w:tcBorders>
+              <w:top w:val="single" w:sz="4" w:space="0" w:color="CCCCCC"/>
+              <w:bottom w:val="single" w:sz="4" w:space="0" w:color="CCCCCC"/>
+              <w:left w:val="single" w:sz="4" w:space="0" w:color="CCCCCC"/>
+              <w:right w:val="single" w:sz="4" w:space="0" w:color="CCCCCC"/>
+            </w:tcBorders>
+          </w:tcPr>
+          <w:p>
+            <w:pPr>
+              <w:spacing w:before="60" w:after="60" w:line="252" w:lineRule="auto"/>
+              <w:jc w:val="left"/>
+            </w:pPr>
+            <w:r/>
+            <w:r>
+              <w:t>738.50</w:t>
+            </w:r>
+          </w:p>
+        </w:tc>
+        <w:tc>
+          <w:tcPr>
+            <w:tcW w:type="dxa" w:w="2016"/>
+            <w:shd w:fill="FFFFFF"/>
+            <w:tcMar>
+              <w:top w:w="100" w:type="dxa"/>
+              <w:bottom w:w="100" w:type="dxa"/>
+              <w:left w:w="120" w:type="dxa"/>
+              <w:right w:w="120" w:type="dxa"/>
+            </w:tcMar>
+            <w:tcBorders>
+              <w:top w:val="single" w:sz="4" w:space="0" w:color="CCCCCC"/>
+              <w:bottom w:val="single" w:sz="4" w:space="0" w:color="CCCCCC"/>
+              <w:left w:val="single" w:sz="4" w:space="0" w:color="CCCCCC"/>
+              <w:right w:val="single" w:sz="4" w:space="0" w:color="CCCCCC"/>
+            </w:tcBorders>
+          </w:tcPr>
+          <w:p>
+            <w:pPr>
+              <w:spacing w:before="60" w:after="60" w:line="252" w:lineRule="auto"/>
+              <w:jc w:val="left"/>
+            </w:pPr>
+            <w:r/>
+            <w:r>
+              <w:t>745.00</w:t>
+            </w:r>
+          </w:p>
+        </w:tc>
+        <w:tc>
+          <w:tcPr>
+            <w:tcW w:type="dxa" w:w="1152"/>
+            <w:shd w:fill="FFFFFF"/>
+            <w:tcMar>
+              <w:top w:w="100" w:type="dxa"/>
+              <w:bottom w:w="100" w:type="dxa"/>
+              <w:left w:w="120" w:type="dxa"/>
+              <w:right w:w="120" w:type="dxa"/>
+            </w:tcMar>
+            <w:tcBorders>
+              <w:top w:val="single" w:sz="4" w:space="0" w:color="CCCCCC"/>
+              <w:bottom w:val="single" w:sz="4" w:space="0" w:color="CCCCCC"/>
+              <w:left w:val="single" w:sz="4" w:space="0" w:color="CCCCCC"/>
+              <w:right w:val="single" w:sz="4" w:space="0" w:color="CCCCCC"/>
+            </w:tcBorders>
+          </w:tcPr>
+          <w:p>
+            <w:pPr>
+              <w:spacing w:before="60" w:after="60" w:line="252" w:lineRule="auto"/>
+              <w:jc w:val="left"/>
+            </w:pPr>
+            <w:r/>
+            <w:r>
+              <w:t>730.00</w:t>
+            </w:r>
+          </w:p>
+        </w:tc>
+        <w:tc>
+          <w:tcPr>
+            <w:tcW w:type="dxa" w:w="1728"/>
+            <w:shd w:fill="FFFFFF"/>
+            <w:tcMar>
+              <w:top w:w="100" w:type="dxa"/>
+              <w:bottom w:w="100" w:type="dxa"/>
+              <w:left w:w="120" w:type="dxa"/>
+              <w:right w:w="120" w:type="dxa"/>
+            </w:tcMar>
+            <w:tcBorders>
+              <w:top w:val="single" w:sz="4" w:space="0" w:color="CCCCCC"/>
+              <w:bottom w:val="single" w:sz="4" w:space="0" w:color="CCCCCC"/>
+              <w:left w:val="single" w:sz="4" w:space="0" w:color="CCCCCC"/>
+              <w:right w:val="single" w:sz="4" w:space="0" w:color="CCCCCC"/>
+            </w:tcBorders>
+          </w:tcPr>
+          <w:p>
+            <w:pPr>
+              <w:spacing w:before="60" w:after="60" w:line="252" w:lineRule="auto"/>
+              <w:jc w:val="left"/>
+            </w:pPr>
+            <w:r/>
+            <w:r>
+              <w:rPr>
+                <w:b/>
+              </w:rPr>
+              <w:t>739.00</w:t>
+            </w:r>
+          </w:p>
+        </w:tc>
+        <w:tc>
+          <w:tcPr>
+            <w:tcW w:type="dxa" w:w="3456"/>
+            <w:shd w:fill="FFFFFF"/>
+            <w:tcMar>
+              <w:top w:w="100" w:type="dxa"/>
+              <w:bottom w:w="100" w:type="dxa"/>
+              <w:left w:w="120" w:type="dxa"/>
+              <w:right w:w="120" w:type="dxa"/>
+            </w:tcMar>
+            <w:tcBorders>
+              <w:top w:val="single" w:sz="4" w:space="0" w:color="CCCCCC"/>
+              <w:bottom w:val="single" w:sz="4" w:space="0" w:color="CCCCCC"/>
+              <w:left w:val="single" w:sz="4" w:space="0" w:color="CCCCCC"/>
+              <w:right w:val="single" w:sz="4" w:space="0" w:color="CCCCCC"/>
+            </w:tcBorders>
+          </w:tcPr>
+          <w:p>
+            <w:pPr>
+              <w:spacing w:before="60" w:after="60" w:line="252" w:lineRule="auto"/>
+              <w:jc w:val="left"/>
+            </w:pPr>
+            <w:r/>
+            <w:r>
+              <w:rPr>
+                <w:b/>
+              </w:rPr>
+              <w:t>+0.50</w:t>
+            </w:r>
+          </w:p>
+        </w:tc>
+        <w:tc>
+          <w:tcPr>
+            <w:tcW w:type="dxa" w:w="1440"/>
+            <w:shd w:fill="FFFFFF"/>
+            <w:tcMar>
+              <w:top w:w="100" w:type="dxa"/>
+              <w:bottom w:w="100" w:type="dxa"/>
+              <w:left w:w="120" w:type="dxa"/>
+              <w:right w:w="120" w:type="dxa"/>
+            </w:tcMar>
+            <w:tcBorders>
+              <w:top w:val="single" w:sz="4" w:space="0" w:color="CCCCCC"/>
+              <w:bottom w:val="single" w:sz="4" w:space="0" w:color="CCCCCC"/>
+              <w:left w:val="single" w:sz="4" w:space="0" w:color="CCCCCC"/>
+              <w:right w:val="single" w:sz="4" w:space="0" w:color="CCCCCC"/>
+            </w:tcBorders>
+          </w:tcPr>
+          <w:p>
+            <w:pPr>
+              <w:spacing w:before="60" w:after="60" w:line="252" w:lineRule="auto"/>
+              <w:jc w:val="left"/>
+            </w:pPr>
+            <w:r/>
+            <w:r>
+              <w:t>BULL</w:t>
+            </w:r>
+          </w:p>
+        </w:tc>
+      </w:tr>
+      <w:tr>
+        <w:tc>
+          <w:tcPr>
+            <w:tcW w:type="dxa" w:w="1584"/>
+            <w:shd w:fill="F8FAFC"/>
+            <w:tcMar>
+              <w:top w:w="100" w:type="dxa"/>
+              <w:bottom w:w="100" w:type="dxa"/>
+              <w:left w:w="120" w:type="dxa"/>
+              <w:right w:w="120" w:type="dxa"/>
+            </w:tcMar>
+            <w:tcBorders>
+              <w:top w:val="single" w:sz="4" w:space="0" w:color="CCCCCC"/>
+              <w:bottom w:val="single" w:sz="4" w:space="0" w:color="CCCCCC"/>
+              <w:left w:val="single" w:sz="4" w:space="0" w:color="CCCCCC"/>
+              <w:right w:val="single" w:sz="4" w:space="0" w:color="CCCCCC"/>
+            </w:tcBorders>
+          </w:tcPr>
+          <w:p>
+            <w:pPr>
+              <w:spacing w:before="60" w:after="60" w:line="252" w:lineRule="auto"/>
+              <w:jc w:val="left"/>
+            </w:pPr>
+            <w:r/>
+            <w:r>
+              <w:rPr>
+                <w:b/>
+              </w:rPr>
+              <w:t>Thu 24/09</w:t>
+            </w:r>
+          </w:p>
+        </w:tc>
+        <w:tc>
+          <w:tcPr>
+            <w:tcW w:type="dxa" w:w="864"/>
+            <w:shd w:fill="F8FAFC"/>
+            <w:tcMar>
+              <w:top w:w="100" w:type="dxa"/>
+              <w:bottom w:w="100" w:type="dxa"/>
+              <w:left w:w="120" w:type="dxa"/>
+              <w:right w:w="120" w:type="dxa"/>
+            </w:tcMar>
+            <w:tcBorders>
+              <w:top w:val="single" w:sz="4" w:space="0" w:color="CCCCCC"/>
+              <w:bottom w:val="single" w:sz="4" w:space="0" w:color="CCCCCC"/>
+              <w:left w:val="single" w:sz="4" w:space="0" w:color="CCCCCC"/>
+              <w:right w:val="single" w:sz="4" w:space="0" w:color="CCCCCC"/>
+            </w:tcBorders>
+          </w:tcPr>
+          <w:p>
+            <w:pPr>
+              <w:spacing w:before="60" w:after="60" w:line="252" w:lineRule="auto"/>
+              <w:jc w:val="left"/>
+            </w:pPr>
+            <w:r/>
+            <w:r>
+              <w:t>NY Open 21-23</w:t>
+            </w:r>
+          </w:p>
+        </w:tc>
+        <w:tc>
+          <w:tcPr>
+            <w:tcW w:type="dxa" w:w="1440"/>
+            <w:shd w:fill="F8FAFC"/>
+            <w:tcMar>
+              <w:top w:w="100" w:type="dxa"/>
+              <w:bottom w:w="100" w:type="dxa"/>
+              <w:left w:w="120" w:type="dxa"/>
+              <w:right w:w="120" w:type="dxa"/>
+            </w:tcMar>
+            <w:tcBorders>
+              <w:top w:val="single" w:sz="4" w:space="0" w:color="CCCCCC"/>
+              <w:bottom w:val="single" w:sz="4" w:space="0" w:color="CCCCCC"/>
+              <w:left w:val="single" w:sz="4" w:space="0" w:color="CCCCCC"/>
+              <w:right w:val="single" w:sz="4" w:space="0" w:color="CCCCCC"/>
+            </w:tcBorders>
+          </w:tcPr>
+          <w:p>
+            <w:pPr>
+              <w:spacing w:before="60" w:after="60" w:line="252" w:lineRule="auto"/>
+              <w:jc w:val="left"/>
+            </w:pPr>
+            <w:r/>
+            <w:r>
+              <w:t>739.00</w:t>
+            </w:r>
+          </w:p>
+        </w:tc>
+        <w:tc>
+          <w:tcPr>
+            <w:tcW w:type="dxa" w:w="2016"/>
+            <w:shd w:fill="F8FAFC"/>
+            <w:tcMar>
+              <w:top w:w="100" w:type="dxa"/>
+              <w:bottom w:w="100" w:type="dxa"/>
+              <w:left w:w="120" w:type="dxa"/>
+              <w:right w:w="120" w:type="dxa"/>
+            </w:tcMar>
+            <w:tcBorders>
+              <w:top w:val="single" w:sz="4" w:space="0" w:color="CCCCCC"/>
+              <w:bottom w:val="single" w:sz="4" w:space="0" w:color="CCCCCC"/>
+              <w:left w:val="single" w:sz="4" w:space="0" w:color="CCCCCC"/>
+              <w:right w:val="single" w:sz="4" w:space="0" w:color="CCCCCC"/>
+            </w:tcBorders>
+          </w:tcPr>
+          <w:p>
+            <w:pPr>
+              <w:spacing w:before="60" w:after="60" w:line="252" w:lineRule="auto"/>
+              <w:jc w:val="left"/>
+            </w:pPr>
+            <w:r/>
+            <w:r>
+              <w:t>750.00</w:t>
+            </w:r>
+          </w:p>
+        </w:tc>
+        <w:tc>
+          <w:tcPr>
+            <w:tcW w:type="dxa" w:w="1152"/>
+            <w:shd w:fill="F8FAFC"/>
+            <w:tcMar>
+              <w:top w:w="100" w:type="dxa"/>
+              <w:bottom w:w="100" w:type="dxa"/>
+              <w:left w:w="120" w:type="dxa"/>
+              <w:right w:w="120" w:type="dxa"/>
+            </w:tcMar>
+            <w:tcBorders>
+              <w:top w:val="single" w:sz="4" w:space="0" w:color="CCCCCC"/>
+              <w:bottom w:val="single" w:sz="4" w:space="0" w:color="CCCCCC"/>
+              <w:left w:val="single" w:sz="4" w:space="0" w:color="CCCCCC"/>
+              <w:right w:val="single" w:sz="4" w:space="0" w:color="CCCCCC"/>
+            </w:tcBorders>
+          </w:tcPr>
+          <w:p>
+            <w:pPr>
+              <w:spacing w:before="60" w:after="60" w:line="252" w:lineRule="auto"/>
+              <w:jc w:val="left"/>
+            </w:pPr>
+            <w:r/>
+            <w:r>
+              <w:t>727.25</w:t>
+            </w:r>
+          </w:p>
+        </w:tc>
+        <w:tc>
+          <w:tcPr>
+            <w:tcW w:type="dxa" w:w="1728"/>
+            <w:shd w:fill="F8FAFC"/>
+            <w:tcMar>
+              <w:top w:w="100" w:type="dxa"/>
+              <w:bottom w:w="100" w:type="dxa"/>
+              <w:left w:w="120" w:type="dxa"/>
+              <w:right w:w="120" w:type="dxa"/>
+            </w:tcMar>
+            <w:tcBorders>
+              <w:top w:val="single" w:sz="4" w:space="0" w:color="CCCCCC"/>
+              <w:bottom w:val="single" w:sz="4" w:space="0" w:color="CCCCCC"/>
+              <w:left w:val="single" w:sz="4" w:space="0" w:color="CCCCCC"/>
+              <w:right w:val="single" w:sz="4" w:space="0" w:color="CCCCCC"/>
+            </w:tcBorders>
+          </w:tcPr>
+          <w:p>
+            <w:pPr>
+              <w:spacing w:before="60" w:after="60" w:line="252" w:lineRule="auto"/>
+              <w:jc w:val="left"/>
+            </w:pPr>
+            <w:r/>
+            <w:r>
+              <w:rPr>
+                <w:b/>
+              </w:rPr>
+              <w:t>742.50</w:t>
+            </w:r>
+          </w:p>
+        </w:tc>
+        <w:tc>
+          <w:tcPr>
+            <w:tcW w:type="dxa" w:w="3456"/>
+            <w:shd w:fill="F8FAFC"/>
+            <w:tcMar>
+              <w:top w:w="100" w:type="dxa"/>
+              <w:bottom w:w="100" w:type="dxa"/>
+              <w:left w:w="120" w:type="dxa"/>
+              <w:right w:w="120" w:type="dxa"/>
+            </w:tcMar>
+            <w:tcBorders>
+              <w:top w:val="single" w:sz="4" w:space="0" w:color="CCCCCC"/>
+              <w:bottom w:val="single" w:sz="4" w:space="0" w:color="CCCCCC"/>
+              <w:left w:val="single" w:sz="4" w:space="0" w:color="CCCCCC"/>
+              <w:right w:val="single" w:sz="4" w:space="0" w:color="CCCCCC"/>
+            </w:tcBorders>
+          </w:tcPr>
+          <w:p>
+            <w:pPr>
+              <w:spacing w:before="60" w:after="60" w:line="252" w:lineRule="auto"/>
+              <w:jc w:val="left"/>
+            </w:pPr>
+            <w:r/>
+            <w:r>
+              <w:rPr>
+                <w:b/>
+              </w:rPr>
+              <w:t>+3.50</w:t>
+            </w:r>
+          </w:p>
+        </w:tc>
+        <w:tc>
+          <w:tcPr>
+            <w:tcW w:type="dxa" w:w="1440"/>
+            <w:shd w:fill="F8FAFC"/>
+            <w:tcMar>
+              <w:top w:w="100" w:type="dxa"/>
+              <w:bottom w:w="100" w:type="dxa"/>
+              <w:left w:w="120" w:type="dxa"/>
+              <w:right w:w="120" w:type="dxa"/>
+            </w:tcMar>
+            <w:tcBorders>
+              <w:top w:val="single" w:sz="4" w:space="0" w:color="CCCCCC"/>
+              <w:bottom w:val="single" w:sz="4" w:space="0" w:color="CCCCCC"/>
+              <w:left w:val="single" w:sz="4" w:space="0" w:color="CCCCCC"/>
+              <w:right w:val="single" w:sz="4" w:space="0" w:color="CCCCCC"/>
+            </w:tcBorders>
+          </w:tcPr>
+          <w:p>
+            <w:pPr>
+              <w:spacing w:before="60" w:after="60" w:line="252" w:lineRule="auto"/>
+              <w:jc w:val="left"/>
+            </w:pPr>
+            <w:r/>
+            <w:r>
+              <w:t>BULL</w:t>
+            </w:r>
+          </w:p>
+        </w:tc>
+      </w:tr>
+      <w:tr>
+        <w:tc>
+          <w:tcPr>
+            <w:tcW w:type="dxa" w:w="1584"/>
+            <w:shd w:fill="FFFFFF"/>
+            <w:tcMar>
+              <w:top w:w="100" w:type="dxa"/>
+              <w:bottom w:w="100" w:type="dxa"/>
+              <w:left w:w="120" w:type="dxa"/>
+              <w:right w:w="120" w:type="dxa"/>
+            </w:tcMar>
+            <w:tcBorders>
+              <w:top w:val="single" w:sz="4" w:space="0" w:color="CCCCCC"/>
+              <w:bottom w:val="single" w:sz="4" w:space="0" w:color="CCCCCC"/>
+              <w:left w:val="single" w:sz="4" w:space="0" w:color="CCCCCC"/>
+              <w:right w:val="single" w:sz="4" w:space="0" w:color="CCCCCC"/>
+            </w:tcBorders>
+          </w:tcPr>
+          <w:p>
+            <w:pPr>
+              <w:spacing w:before="60" w:after="60" w:line="252" w:lineRule="auto"/>
+              <w:jc w:val="left"/>
+            </w:pPr>
+            <w:r/>
+            <w:r>
+              <w:rPr>
+                <w:b/>
+              </w:rPr>
+              <w:t>Thu 24/09</w:t>
+            </w:r>
+          </w:p>
+        </w:tc>
+        <w:tc>
+          <w:tcPr>
+            <w:tcW w:type="dxa" w:w="864"/>
+            <w:shd w:fill="FFFFFF"/>
+            <w:tcMar>
+              <w:top w:w="100" w:type="dxa"/>
+              <w:bottom w:w="100" w:type="dxa"/>
+              <w:left w:w="120" w:type="dxa"/>
+              <w:right w:w="120" w:type="dxa"/>
+            </w:tcMar>
+            <w:tcBorders>
+              <w:top w:val="single" w:sz="4" w:space="0" w:color="CCCCCC"/>
+              <w:bottom w:val="single" w:sz="4" w:space="0" w:color="CCCCCC"/>
+              <w:left w:val="single" w:sz="4" w:space="0" w:color="CCCCCC"/>
+              <w:right w:val="single" w:sz="4" w:space="0" w:color="CCCCCC"/>
+            </w:tcBorders>
+          </w:tcPr>
+          <w:p>
+            <w:pPr>
+              <w:spacing w:before="60" w:after="60" w:line="252" w:lineRule="auto"/>
+              <w:jc w:val="left"/>
+            </w:pPr>
+            <w:r/>
+            <w:r>
+              <w:t>NY Close 23-01</w:t>
+            </w:r>
+          </w:p>
+        </w:tc>
+        <w:tc>
+          <w:tcPr>
+            <w:tcW w:type="dxa" w:w="1440"/>
+            <w:shd w:fill="FFFFFF"/>
+            <w:tcMar>
+              <w:top w:w="100" w:type="dxa"/>
+              <w:bottom w:w="100" w:type="dxa"/>
+              <w:left w:w="120" w:type="dxa"/>
+              <w:right w:w="120" w:type="dxa"/>
+            </w:tcMar>
+            <w:tcBorders>
+              <w:top w:val="single" w:sz="4" w:space="0" w:color="CCCCCC"/>
+              <w:bottom w:val="single" w:sz="4" w:space="0" w:color="CCCCCC"/>
+              <w:left w:val="single" w:sz="4" w:space="0" w:color="CCCCCC"/>
+              <w:right w:val="single" w:sz="4" w:space="0" w:color="CCCCCC"/>
+            </w:tcBorders>
+          </w:tcPr>
+          <w:p>
+            <w:pPr>
+              <w:spacing w:before="60" w:after="60" w:line="252" w:lineRule="auto"/>
+              <w:jc w:val="left"/>
+            </w:pPr>
+            <w:r/>
+            <w:r>
+              <w:t>742.50</w:t>
+            </w:r>
+          </w:p>
+        </w:tc>
+        <w:tc>
+          <w:tcPr>
+            <w:tcW w:type="dxa" w:w="2016"/>
+            <w:shd w:fill="FFFFFF"/>
+            <w:tcMar>
+              <w:top w:w="100" w:type="dxa"/>
+              <w:bottom w:w="100" w:type="dxa"/>
+              <w:left w:w="120" w:type="dxa"/>
+              <w:right w:w="120" w:type="dxa"/>
+            </w:tcMar>
+            <w:tcBorders>
+              <w:top w:val="single" w:sz="4" w:space="0" w:color="CCCCCC"/>
+              <w:bottom w:val="single" w:sz="4" w:space="0" w:color="CCCCCC"/>
+              <w:left w:val="single" w:sz="4" w:space="0" w:color="CCCCCC"/>
+              <w:right w:val="single" w:sz="4" w:space="0" w:color="CCCCCC"/>
+            </w:tcBorders>
+          </w:tcPr>
+          <w:p>
+            <w:pPr>
+              <w:spacing w:before="60" w:after="60" w:line="252" w:lineRule="auto"/>
+              <w:jc w:val="left"/>
+            </w:pPr>
+            <w:r/>
+            <w:r>
+              <w:t>748.00</w:t>
+            </w:r>
+          </w:p>
+        </w:tc>
+        <w:tc>
+          <w:tcPr>
+            <w:tcW w:type="dxa" w:w="1152"/>
+            <w:shd w:fill="FFFFFF"/>
+            <w:tcMar>
+              <w:top w:w="100" w:type="dxa"/>
+              <w:bottom w:w="100" w:type="dxa"/>
+              <w:left w:w="120" w:type="dxa"/>
+              <w:right w:w="120" w:type="dxa"/>
+            </w:tcMar>
+            <w:tcBorders>
+              <w:top w:val="single" w:sz="4" w:space="0" w:color="CCCCCC"/>
+              <w:bottom w:val="single" w:sz="4" w:space="0" w:color="CCCCCC"/>
+              <w:left w:val="single" w:sz="4" w:space="0" w:color="CCCCCC"/>
+              <w:right w:val="single" w:sz="4" w:space="0" w:color="CCCCCC"/>
+            </w:tcBorders>
+          </w:tcPr>
+          <w:p>
+            <w:pPr>
+              <w:spacing w:before="60" w:after="60" w:line="252" w:lineRule="auto"/>
+              <w:jc w:val="left"/>
+            </w:pPr>
+            <w:r/>
+            <w:r>
+              <w:t>734.75</w:t>
+            </w:r>
+          </w:p>
+        </w:tc>
+        <w:tc>
+          <w:tcPr>
+            <w:tcW w:type="dxa" w:w="1728"/>
+            <w:shd w:fill="FFFFFF"/>
+            <w:tcMar>
+              <w:top w:w="100" w:type="dxa"/>
+              <w:bottom w:w="100" w:type="dxa"/>
+              <w:left w:w="120" w:type="dxa"/>
+              <w:right w:w="120" w:type="dxa"/>
+            </w:tcMar>
+            <w:tcBorders>
+              <w:top w:val="single" w:sz="4" w:space="0" w:color="CCCCCC"/>
+              <w:bottom w:val="single" w:sz="4" w:space="0" w:color="CCCCCC"/>
+              <w:left w:val="single" w:sz="4" w:space="0" w:color="CCCCCC"/>
+              <w:right w:val="single" w:sz="4" w:space="0" w:color="CCCCCC"/>
+            </w:tcBorders>
+          </w:tcPr>
+          <w:p>
+            <w:pPr>
+              <w:spacing w:before="60" w:after="60" w:line="252" w:lineRule="auto"/>
+              <w:jc w:val="left"/>
+            </w:pPr>
+            <w:r/>
+            <w:r>
+              <w:rPr>
+                <w:b/>
+              </w:rPr>
+              <w:t>743.25</w:t>
+            </w:r>
+          </w:p>
+        </w:tc>
+        <w:tc>
+          <w:tcPr>
+            <w:tcW w:type="dxa" w:w="3456"/>
+            <w:shd w:fill="FFFFFF"/>
+            <w:tcMar>
+              <w:top w:w="100" w:type="dxa"/>
+              <w:bottom w:w="100" w:type="dxa"/>
+              <w:left w:w="120" w:type="dxa"/>
+              <w:right w:w="120" w:type="dxa"/>
+            </w:tcMar>
+            <w:tcBorders>
+              <w:top w:val="single" w:sz="4" w:space="0" w:color="CCCCCC"/>
+              <w:bottom w:val="single" w:sz="4" w:space="0" w:color="CCCCCC"/>
+              <w:left w:val="single" w:sz="4" w:space="0" w:color="CCCCCC"/>
+              <w:right w:val="single" w:sz="4" w:space="0" w:color="CCCCCC"/>
+            </w:tcBorders>
+          </w:tcPr>
+          <w:p>
+            <w:pPr>
+              <w:spacing w:before="60" w:after="60" w:line="252" w:lineRule="auto"/>
+              <w:jc w:val="left"/>
+            </w:pPr>
+            <w:r/>
+            <w:r>
+              <w:rPr>
+                <w:b/>
+              </w:rPr>
+              <w:t>+0.75</w:t>
+            </w:r>
+          </w:p>
+        </w:tc>
+        <w:tc>
+          <w:tcPr>
+            <w:tcW w:type="dxa" w:w="1440"/>
+            <w:shd w:fill="FFFFFF"/>
+            <w:tcMar>
+              <w:top w:w="100" w:type="dxa"/>
+              <w:bottom w:w="100" w:type="dxa"/>
+              <w:left w:w="120" w:type="dxa"/>
+              <w:right w:w="120" w:type="dxa"/>
+            </w:tcMar>
+            <w:tcBorders>
+              <w:top w:val="single" w:sz="4" w:space="0" w:color="CCCCCC"/>
+              <w:bottom w:val="single" w:sz="4" w:space="0" w:color="CCCCCC"/>
+              <w:left w:val="single" w:sz="4" w:space="0" w:color="CCCCCC"/>
+              <w:right w:val="single" w:sz="4" w:space="0" w:color="CCCCCC"/>
+            </w:tcBorders>
+          </w:tcPr>
+          <w:p>
+            <w:pPr>
+              <w:spacing w:before="60" w:after="60" w:line="252" w:lineRule="auto"/>
+              <w:jc w:val="left"/>
+            </w:pPr>
+            <w:r/>
+            <w:r>
+              <w:t>BULL</w:t>
+            </w:r>
+          </w:p>
+        </w:tc>
+      </w:tr>
+      <w:tr>
+        <w:tc>
+          <w:tcPr>
+            <w:tcW w:type="dxa" w:w="1584"/>
+            <w:shd w:fill="F8FAFC"/>
+            <w:tcMar>
+              <w:top w:w="100" w:type="dxa"/>
+              <w:bottom w:w="100" w:type="dxa"/>
+              <w:left w:w="120" w:type="dxa"/>
+              <w:right w:w="120" w:type="dxa"/>
+            </w:tcMar>
+            <w:tcBorders>
+              <w:top w:val="single" w:sz="4" w:space="0" w:color="CCCCCC"/>
+              <w:bottom w:val="single" w:sz="4" w:space="0" w:color="CCCCCC"/>
+              <w:left w:val="single" w:sz="4" w:space="0" w:color="CCCCCC"/>
+              <w:right w:val="single" w:sz="4" w:space="0" w:color="CCCCCC"/>
+            </w:tcBorders>
+          </w:tcPr>
+          <w:p>
+            <w:pPr>
+              <w:spacing w:before="60" w:after="60" w:line="252" w:lineRule="auto"/>
+              <w:jc w:val="left"/>
+            </w:pPr>
+            <w:r/>
+            <w:r>
+              <w:rPr>
+                <w:b/>
+              </w:rPr>
+              <w:t>Fri 25/09</w:t>
+            </w:r>
+          </w:p>
+        </w:tc>
+        <w:tc>
+          <w:tcPr>
+            <w:tcW w:type="dxa" w:w="864"/>
+            <w:shd w:fill="F8FAFC"/>
+            <w:tcMar>
+              <w:top w:w="100" w:type="dxa"/>
+              <w:bottom w:w="100" w:type="dxa"/>
+              <w:left w:w="120" w:type="dxa"/>
+              <w:right w:w="120" w:type="dxa"/>
+            </w:tcMar>
+            <w:tcBorders>
+              <w:top w:val="single" w:sz="4" w:space="0" w:color="CCCCCC"/>
+              <w:bottom w:val="single" w:sz="4" w:space="0" w:color="CCCCCC"/>
+              <w:left w:val="single" w:sz="4" w:space="0" w:color="CCCCCC"/>
+              <w:right w:val="single" w:sz="4" w:space="0" w:color="CCCCCC"/>
+            </w:tcBorders>
+          </w:tcPr>
+          <w:p>
+            <w:pPr>
+              <w:spacing w:before="60" w:after="60" w:line="252" w:lineRule="auto"/>
+              <w:jc w:val="left"/>
+            </w:pPr>
+            <w:r/>
+            <w:r>
+              <w:t>Asia 07-11</w:t>
+            </w:r>
+          </w:p>
+        </w:tc>
+        <w:tc>
+          <w:tcPr>
+            <w:tcW w:type="dxa" w:w="1440"/>
+            <w:shd w:fill="F8FAFC"/>
+            <w:tcMar>
+              <w:top w:w="100" w:type="dxa"/>
+              <w:bottom w:w="100" w:type="dxa"/>
+              <w:left w:w="120" w:type="dxa"/>
+              <w:right w:w="120" w:type="dxa"/>
+            </w:tcMar>
+            <w:tcBorders>
+              <w:top w:val="single" w:sz="4" w:space="0" w:color="CCCCCC"/>
+              <w:bottom w:val="single" w:sz="4" w:space="0" w:color="CCCCCC"/>
+              <w:left w:val="single" w:sz="4" w:space="0" w:color="CCCCCC"/>
+              <w:right w:val="single" w:sz="4" w:space="0" w:color="CCCCCC"/>
+            </w:tcBorders>
+          </w:tcPr>
+          <w:p>
+            <w:pPr>
+              <w:spacing w:before="60" w:after="60" w:line="252" w:lineRule="auto"/>
+              <w:jc w:val="left"/>
+            </w:pPr>
+            <w:r/>
+            <w:r>
+              <w:t>743.25</w:t>
+            </w:r>
+          </w:p>
+        </w:tc>
+        <w:tc>
+          <w:tcPr>
+            <w:tcW w:type="dxa" w:w="2016"/>
+            <w:shd w:fill="F8FAFC"/>
+            <w:tcMar>
+              <w:top w:w="100" w:type="dxa"/>
+              <w:bottom w:w="100" w:type="dxa"/>
+              <w:left w:w="120" w:type="dxa"/>
+              <w:right w:w="120" w:type="dxa"/>
+            </w:tcMar>
+            <w:tcBorders>
+              <w:top w:val="single" w:sz="4" w:space="0" w:color="CCCCCC"/>
+              <w:bottom w:val="single" w:sz="4" w:space="0" w:color="CCCCCC"/>
+              <w:left w:val="single" w:sz="4" w:space="0" w:color="CCCCCC"/>
+              <w:right w:val="single" w:sz="4" w:space="0" w:color="CCCCCC"/>
+            </w:tcBorders>
+          </w:tcPr>
+          <w:p>
+            <w:pPr>
+              <w:spacing w:before="60" w:after="60" w:line="252" w:lineRule="auto"/>
+              <w:jc w:val="left"/>
+            </w:pPr>
+            <w:r/>
+            <w:r>
+              <w:t>752.50</w:t>
+            </w:r>
+          </w:p>
+        </w:tc>
+        <w:tc>
+          <w:tcPr>
+            <w:tcW w:type="dxa" w:w="1152"/>
+            <w:shd w:fill="F8FAFC"/>
+            <w:tcMar>
+              <w:top w:w="100" w:type="dxa"/>
+              <w:bottom w:w="100" w:type="dxa"/>
+              <w:left w:w="120" w:type="dxa"/>
+              <w:right w:w="120" w:type="dxa"/>
+            </w:tcMar>
+            <w:tcBorders>
+              <w:top w:val="single" w:sz="4" w:space="0" w:color="CCCCCC"/>
+              <w:bottom w:val="single" w:sz="4" w:space="0" w:color="CCCCCC"/>
+              <w:left w:val="single" w:sz="4" w:space="0" w:color="CCCCCC"/>
+              <w:right w:val="single" w:sz="4" w:space="0" w:color="CCCCCC"/>
+            </w:tcBorders>
+          </w:tcPr>
+          <w:p>
+            <w:pPr>
+              <w:spacing w:before="60" w:after="60" w:line="252" w:lineRule="auto"/>
+              <w:jc w:val="left"/>
+            </w:pPr>
+            <w:r/>
+            <w:r>
+              <w:t>736.75</w:t>
+            </w:r>
+          </w:p>
+        </w:tc>
+        <w:tc>
+          <w:tcPr>
+            <w:tcW w:type="dxa" w:w="1728"/>
+            <w:shd w:fill="F8FAFC"/>
+            <w:tcMar>
+              <w:top w:w="100" w:type="dxa"/>
+              <w:bottom w:w="100" w:type="dxa"/>
+              <w:left w:w="120" w:type="dxa"/>
+              <w:right w:w="120" w:type="dxa"/>
+            </w:tcMar>
+            <w:tcBorders>
+              <w:top w:val="single" w:sz="4" w:space="0" w:color="CCCCCC"/>
+              <w:bottom w:val="single" w:sz="4" w:space="0" w:color="CCCCCC"/>
+              <w:left w:val="single" w:sz="4" w:space="0" w:color="CCCCCC"/>
+              <w:right w:val="single" w:sz="4" w:space="0" w:color="CCCCCC"/>
+            </w:tcBorders>
+          </w:tcPr>
+          <w:p>
+            <w:pPr>
+              <w:spacing w:before="60" w:after="60" w:line="252" w:lineRule="auto"/>
+              <w:jc w:val="left"/>
+            </w:pPr>
+            <w:r/>
+            <w:r>
+              <w:rPr>
+                <w:b/>
+              </w:rPr>
+              <w:t>742.50</w:t>
+            </w:r>
+          </w:p>
+        </w:tc>
+        <w:tc>
+          <w:tcPr>
+            <w:tcW w:type="dxa" w:w="3456"/>
+            <w:shd w:fill="F8FAFC"/>
             <w:tcMar>
               <w:top w:w="100" w:type="dxa"/>
               <w:bottom w:w="100" w:type="dxa"/>
@@ -27518,7 +30113,7 @@
         <w:tc>
           <w:tcPr>
             <w:tcW w:type="dxa" w:w="1440"/>
-            <w:shd w:fill="FFFFFF"/>
+            <w:shd w:fill="F8FAFC"/>
             <w:tcMar>
               <w:top w:w="100" w:type="dxa"/>
               <w:bottom w:w="100" w:type="dxa"/>
@@ -27548,7 +30143,7 @@
         <w:tc>
           <w:tcPr>
             <w:tcW w:type="dxa" w:w="1584"/>
-            <w:shd w:fill="F8FAFC"/>
+            <w:shd w:fill="FFFFFF"/>
             <w:tcMar>
               <w:top w:w="100" w:type="dxa"/>
               <w:bottom w:w="100" w:type="dxa"/>
@@ -27572,126 +30167,126 @@
               <w:rPr>
                 <w:b/>
               </w:rPr>
-              <w:t>Wed 23/09</w:t>
+              <w:t>Fri 25/09</w:t>
             </w:r>
           </w:p>
         </w:tc>
         <w:tc>
           <w:tcPr>
             <w:tcW w:type="dxa" w:w="864"/>
-            <w:shd w:fill="F8FAFC"/>
-            <w:tcMar>
-              <w:top w:w="100" w:type="dxa"/>
-              <w:bottom w:w="100" w:type="dxa"/>
-              <w:left w:w="120" w:type="dxa"/>
-              <w:right w:w="120" w:type="dxa"/>
-            </w:tcMar>
-            <w:tcBorders>
-              <w:top w:val="single" w:sz="4" w:space="0" w:color="CCCCCC"/>
-              <w:bottom w:val="single" w:sz="4" w:space="0" w:color="CCCCCC"/>
-              <w:left w:val="single" w:sz="4" w:space="0" w:color="CCCCCC"/>
-              <w:right w:val="single" w:sz="4" w:space="0" w:color="CCCCCC"/>
-            </w:tcBorders>
-          </w:tcPr>
-          <w:p>
-            <w:pPr>
-              <w:spacing w:before="60" w:after="60" w:line="252" w:lineRule="auto"/>
-              <w:jc w:val="left"/>
-            </w:pPr>
-            <w:r/>
-            <w:r>
-              <w:t>London 15-19</w:t>
+            <w:shd w:fill="FFFFFF"/>
+            <w:tcMar>
+              <w:top w:w="100" w:type="dxa"/>
+              <w:bottom w:w="100" w:type="dxa"/>
+              <w:left w:w="120" w:type="dxa"/>
+              <w:right w:w="120" w:type="dxa"/>
+            </w:tcMar>
+            <w:tcBorders>
+              <w:top w:val="single" w:sz="4" w:space="0" w:color="CCCCCC"/>
+              <w:bottom w:val="single" w:sz="4" w:space="0" w:color="CCCCCC"/>
+              <w:left w:val="single" w:sz="4" w:space="0" w:color="CCCCCC"/>
+              <w:right w:val="single" w:sz="4" w:space="0" w:color="CCCCCC"/>
+            </w:tcBorders>
+          </w:tcPr>
+          <w:p>
+            <w:pPr>
+              <w:spacing w:before="60" w:after="60" w:line="252" w:lineRule="auto"/>
+              <w:jc w:val="left"/>
+            </w:pPr>
+            <w:r/>
+            <w:r>
+              <w:t>Asia 11-15</w:t>
             </w:r>
           </w:p>
         </w:tc>
         <w:tc>
           <w:tcPr>
             <w:tcW w:type="dxa" w:w="1440"/>
-            <w:shd w:fill="F8FAFC"/>
-            <w:tcMar>
-              <w:top w:w="100" w:type="dxa"/>
-              <w:bottom w:w="100" w:type="dxa"/>
-              <w:left w:w="120" w:type="dxa"/>
-              <w:right w:w="120" w:type="dxa"/>
-            </w:tcMar>
-            <w:tcBorders>
-              <w:top w:val="single" w:sz="4" w:space="0" w:color="CCCCCC"/>
-              <w:bottom w:val="single" w:sz="4" w:space="0" w:color="CCCCCC"/>
-              <w:left w:val="single" w:sz="4" w:space="0" w:color="CCCCCC"/>
-              <w:right w:val="single" w:sz="4" w:space="0" w:color="CCCCCC"/>
-            </w:tcBorders>
-          </w:tcPr>
-          <w:p>
-            <w:pPr>
-              <w:spacing w:before="60" w:after="60" w:line="252" w:lineRule="auto"/>
-              <w:jc w:val="left"/>
-            </w:pPr>
-            <w:r/>
-            <w:r>
-              <w:t>736.75</w:t>
+            <w:shd w:fill="FFFFFF"/>
+            <w:tcMar>
+              <w:top w:w="100" w:type="dxa"/>
+              <w:bottom w:w="100" w:type="dxa"/>
+              <w:left w:w="120" w:type="dxa"/>
+              <w:right w:w="120" w:type="dxa"/>
+            </w:tcMar>
+            <w:tcBorders>
+              <w:top w:val="single" w:sz="4" w:space="0" w:color="CCCCCC"/>
+              <w:bottom w:val="single" w:sz="4" w:space="0" w:color="CCCCCC"/>
+              <w:left w:val="single" w:sz="4" w:space="0" w:color="CCCCCC"/>
+              <w:right w:val="single" w:sz="4" w:space="0" w:color="CCCCCC"/>
+            </w:tcBorders>
+          </w:tcPr>
+          <w:p>
+            <w:pPr>
+              <w:spacing w:before="60" w:after="60" w:line="252" w:lineRule="auto"/>
+              <w:jc w:val="left"/>
+            </w:pPr>
+            <w:r/>
+            <w:r>
+              <w:t>742.50</w:t>
             </w:r>
           </w:p>
         </w:tc>
         <w:tc>
           <w:tcPr>
             <w:tcW w:type="dxa" w:w="2016"/>
-            <w:shd w:fill="F8FAFC"/>
-            <w:tcMar>
-              <w:top w:w="100" w:type="dxa"/>
-              <w:bottom w:w="100" w:type="dxa"/>
-              <w:left w:w="120" w:type="dxa"/>
-              <w:right w:w="120" w:type="dxa"/>
-            </w:tcMar>
-            <w:tcBorders>
-              <w:top w:val="single" w:sz="4" w:space="0" w:color="CCCCCC"/>
-              <w:bottom w:val="single" w:sz="4" w:space="0" w:color="CCCCCC"/>
-              <w:left w:val="single" w:sz="4" w:space="0" w:color="CCCCCC"/>
-              <w:right w:val="single" w:sz="4" w:space="0" w:color="CCCCCC"/>
-            </w:tcBorders>
-          </w:tcPr>
-          <w:p>
-            <w:pPr>
-              <w:spacing w:before="60" w:after="60" w:line="252" w:lineRule="auto"/>
-              <w:jc w:val="left"/>
-            </w:pPr>
-            <w:r/>
-            <w:r>
-              <w:t>750.25</w:t>
+            <w:shd w:fill="FFFFFF"/>
+            <w:tcMar>
+              <w:top w:w="100" w:type="dxa"/>
+              <w:bottom w:w="100" w:type="dxa"/>
+              <w:left w:w="120" w:type="dxa"/>
+              <w:right w:w="120" w:type="dxa"/>
+            </w:tcMar>
+            <w:tcBorders>
+              <w:top w:val="single" w:sz="4" w:space="0" w:color="CCCCCC"/>
+              <w:bottom w:val="single" w:sz="4" w:space="0" w:color="CCCCCC"/>
+              <w:left w:val="single" w:sz="4" w:space="0" w:color="CCCCCC"/>
+              <w:right w:val="single" w:sz="4" w:space="0" w:color="CCCCCC"/>
+            </w:tcBorders>
+          </w:tcPr>
+          <w:p>
+            <w:pPr>
+              <w:spacing w:before="60" w:after="60" w:line="252" w:lineRule="auto"/>
+              <w:jc w:val="left"/>
+            </w:pPr>
+            <w:r/>
+            <w:r>
+              <w:t>750.00</w:t>
             </w:r>
           </w:p>
         </w:tc>
         <w:tc>
           <w:tcPr>
             <w:tcW w:type="dxa" w:w="1152"/>
-            <w:shd w:fill="F8FAFC"/>
-            <w:tcMar>
-              <w:top w:w="100" w:type="dxa"/>
-              <w:bottom w:w="100" w:type="dxa"/>
-              <w:left w:w="120" w:type="dxa"/>
-              <w:right w:w="120" w:type="dxa"/>
-            </w:tcMar>
-            <w:tcBorders>
-              <w:top w:val="single" w:sz="4" w:space="0" w:color="CCCCCC"/>
-              <w:bottom w:val="single" w:sz="4" w:space="0" w:color="CCCCCC"/>
-              <w:left w:val="single" w:sz="4" w:space="0" w:color="CCCCCC"/>
-              <w:right w:val="single" w:sz="4" w:space="0" w:color="CCCCCC"/>
-            </w:tcBorders>
-          </w:tcPr>
-          <w:p>
-            <w:pPr>
-              <w:spacing w:before="60" w:after="60" w:line="252" w:lineRule="auto"/>
-              <w:jc w:val="left"/>
-            </w:pPr>
-            <w:r/>
-            <w:r>
-              <w:t>723.75</w:t>
+            <w:shd w:fill="FFFFFF"/>
+            <w:tcMar>
+              <w:top w:w="100" w:type="dxa"/>
+              <w:bottom w:w="100" w:type="dxa"/>
+              <w:left w:w="120" w:type="dxa"/>
+              <w:right w:w="120" w:type="dxa"/>
+            </w:tcMar>
+            <w:tcBorders>
+              <w:top w:val="single" w:sz="4" w:space="0" w:color="CCCCCC"/>
+              <w:bottom w:val="single" w:sz="4" w:space="0" w:color="CCCCCC"/>
+              <w:left w:val="single" w:sz="4" w:space="0" w:color="CCCCCC"/>
+              <w:right w:val="single" w:sz="4" w:space="0" w:color="CCCCCC"/>
+            </w:tcBorders>
+          </w:tcPr>
+          <w:p>
+            <w:pPr>
+              <w:spacing w:before="60" w:after="60" w:line="252" w:lineRule="auto"/>
+              <w:jc w:val="left"/>
+            </w:pPr>
+            <w:r/>
+            <w:r>
+              <w:t>736.50</w:t>
             </w:r>
           </w:p>
         </w:tc>
         <w:tc>
           <w:tcPr>
             <w:tcW w:type="dxa" w:w="1728"/>
-            <w:shd w:fill="F8FAFC"/>
+            <w:shd w:fill="FFFFFF"/>
             <w:tcMar>
               <w:top w:w="100" w:type="dxa"/>
               <w:bottom w:w="100" w:type="dxa"/>
@@ -27715,7 +30310,712 @@
               <w:rPr>
                 <w:b/>
               </w:rPr>
-              <w:t>738.50</w:t>
+              <w:t>741.50</w:t>
+            </w:r>
+          </w:p>
+        </w:tc>
+        <w:tc>
+          <w:tcPr>
+            <w:tcW w:type="dxa" w:w="3456"/>
+            <w:shd w:fill="FFFFFF"/>
+            <w:tcMar>
+              <w:top w:w="100" w:type="dxa"/>
+              <w:bottom w:w="100" w:type="dxa"/>
+              <w:left w:w="120" w:type="dxa"/>
+              <w:right w:w="120" w:type="dxa"/>
+            </w:tcMar>
+            <w:tcBorders>
+              <w:top w:val="single" w:sz="4" w:space="0" w:color="CCCCCC"/>
+              <w:bottom w:val="single" w:sz="4" w:space="0" w:color="CCCCCC"/>
+              <w:left w:val="single" w:sz="4" w:space="0" w:color="CCCCCC"/>
+              <w:right w:val="single" w:sz="4" w:space="0" w:color="CCCCCC"/>
+            </w:tcBorders>
+          </w:tcPr>
+          <w:p>
+            <w:pPr>
+              <w:spacing w:before="60" w:after="60" w:line="252" w:lineRule="auto"/>
+              <w:jc w:val="left"/>
+            </w:pPr>
+            <w:r/>
+            <w:r>
+              <w:rPr>
+                <w:b/>
+              </w:rPr>
+              <w:t>-1.00</w:t>
+            </w:r>
+          </w:p>
+        </w:tc>
+        <w:tc>
+          <w:tcPr>
+            <w:tcW w:type="dxa" w:w="1440"/>
+            <w:shd w:fill="FFFFFF"/>
+            <w:tcMar>
+              <w:top w:w="100" w:type="dxa"/>
+              <w:bottom w:w="100" w:type="dxa"/>
+              <w:left w:w="120" w:type="dxa"/>
+              <w:right w:w="120" w:type="dxa"/>
+            </w:tcMar>
+            <w:tcBorders>
+              <w:top w:val="single" w:sz="4" w:space="0" w:color="CCCCCC"/>
+              <w:bottom w:val="single" w:sz="4" w:space="0" w:color="CCCCCC"/>
+              <w:left w:val="single" w:sz="4" w:space="0" w:color="CCCCCC"/>
+              <w:right w:val="single" w:sz="4" w:space="0" w:color="CCCCCC"/>
+            </w:tcBorders>
+          </w:tcPr>
+          <w:p>
+            <w:pPr>
+              <w:spacing w:before="60" w:after="60" w:line="252" w:lineRule="auto"/>
+              <w:jc w:val="left"/>
+            </w:pPr>
+            <w:r/>
+            <w:r>
+              <w:t>BEAR</w:t>
+            </w:r>
+          </w:p>
+        </w:tc>
+      </w:tr>
+      <w:tr>
+        <w:tc>
+          <w:tcPr>
+            <w:tcW w:type="dxa" w:w="1584"/>
+            <w:shd w:fill="F8FAFC"/>
+            <w:tcMar>
+              <w:top w:w="100" w:type="dxa"/>
+              <w:bottom w:w="100" w:type="dxa"/>
+              <w:left w:w="120" w:type="dxa"/>
+              <w:right w:w="120" w:type="dxa"/>
+            </w:tcMar>
+            <w:tcBorders>
+              <w:top w:val="single" w:sz="4" w:space="0" w:color="CCCCCC"/>
+              <w:bottom w:val="single" w:sz="4" w:space="0" w:color="CCCCCC"/>
+              <w:left w:val="single" w:sz="4" w:space="0" w:color="CCCCCC"/>
+              <w:right w:val="single" w:sz="4" w:space="0" w:color="CCCCCC"/>
+            </w:tcBorders>
+          </w:tcPr>
+          <w:p>
+            <w:pPr>
+              <w:spacing w:before="60" w:after="60" w:line="252" w:lineRule="auto"/>
+              <w:jc w:val="left"/>
+            </w:pPr>
+            <w:r/>
+            <w:r>
+              <w:rPr>
+                <w:b/>
+              </w:rPr>
+              <w:t>Fri 25/09</w:t>
+            </w:r>
+          </w:p>
+        </w:tc>
+        <w:tc>
+          <w:tcPr>
+            <w:tcW w:type="dxa" w:w="864"/>
+            <w:shd w:fill="F8FAFC"/>
+            <w:tcMar>
+              <w:top w:w="100" w:type="dxa"/>
+              <w:bottom w:w="100" w:type="dxa"/>
+              <w:left w:w="120" w:type="dxa"/>
+              <w:right w:w="120" w:type="dxa"/>
+            </w:tcMar>
+            <w:tcBorders>
+              <w:top w:val="single" w:sz="4" w:space="0" w:color="CCCCCC"/>
+              <w:bottom w:val="single" w:sz="4" w:space="0" w:color="CCCCCC"/>
+              <w:left w:val="single" w:sz="4" w:space="0" w:color="CCCCCC"/>
+              <w:right w:val="single" w:sz="4" w:space="0" w:color="CCCCCC"/>
+            </w:tcBorders>
+          </w:tcPr>
+          <w:p>
+            <w:pPr>
+              <w:spacing w:before="60" w:after="60" w:line="252" w:lineRule="auto"/>
+              <w:jc w:val="left"/>
+            </w:pPr>
+            <w:r/>
+            <w:r>
+              <w:t>London 15-19</w:t>
+            </w:r>
+          </w:p>
+        </w:tc>
+        <w:tc>
+          <w:tcPr>
+            <w:tcW w:type="dxa" w:w="1440"/>
+            <w:shd w:fill="F8FAFC"/>
+            <w:tcMar>
+              <w:top w:w="100" w:type="dxa"/>
+              <w:bottom w:w="100" w:type="dxa"/>
+              <w:left w:w="120" w:type="dxa"/>
+              <w:right w:w="120" w:type="dxa"/>
+            </w:tcMar>
+            <w:tcBorders>
+              <w:top w:val="single" w:sz="4" w:space="0" w:color="CCCCCC"/>
+              <w:bottom w:val="single" w:sz="4" w:space="0" w:color="CCCCCC"/>
+              <w:left w:val="single" w:sz="4" w:space="0" w:color="CCCCCC"/>
+              <w:right w:val="single" w:sz="4" w:space="0" w:color="CCCCCC"/>
+            </w:tcBorders>
+          </w:tcPr>
+          <w:p>
+            <w:pPr>
+              <w:spacing w:before="60" w:after="60" w:line="252" w:lineRule="auto"/>
+              <w:jc w:val="left"/>
+            </w:pPr>
+            <w:r/>
+            <w:r>
+              <w:t>741.50</w:t>
+            </w:r>
+          </w:p>
+        </w:tc>
+        <w:tc>
+          <w:tcPr>
+            <w:tcW w:type="dxa" w:w="2016"/>
+            <w:shd w:fill="F8FAFC"/>
+            <w:tcMar>
+              <w:top w:w="100" w:type="dxa"/>
+              <w:bottom w:w="100" w:type="dxa"/>
+              <w:left w:w="120" w:type="dxa"/>
+              <w:right w:w="120" w:type="dxa"/>
+            </w:tcMar>
+            <w:tcBorders>
+              <w:top w:val="single" w:sz="4" w:space="0" w:color="CCCCCC"/>
+              <w:bottom w:val="single" w:sz="4" w:space="0" w:color="CCCCCC"/>
+              <w:left w:val="single" w:sz="4" w:space="0" w:color="CCCCCC"/>
+              <w:right w:val="single" w:sz="4" w:space="0" w:color="CCCCCC"/>
+            </w:tcBorders>
+          </w:tcPr>
+          <w:p>
+            <w:pPr>
+              <w:spacing w:before="60" w:after="60" w:line="252" w:lineRule="auto"/>
+              <w:jc w:val="left"/>
+            </w:pPr>
+            <w:r/>
+            <w:r>
+              <w:t>748.50</w:t>
+            </w:r>
+          </w:p>
+        </w:tc>
+        <w:tc>
+          <w:tcPr>
+            <w:tcW w:type="dxa" w:w="1152"/>
+            <w:shd w:fill="F8FAFC"/>
+            <w:tcMar>
+              <w:top w:w="100" w:type="dxa"/>
+              <w:bottom w:w="100" w:type="dxa"/>
+              <w:left w:w="120" w:type="dxa"/>
+              <w:right w:w="120" w:type="dxa"/>
+            </w:tcMar>
+            <w:tcBorders>
+              <w:top w:val="single" w:sz="4" w:space="0" w:color="CCCCCC"/>
+              <w:bottom w:val="single" w:sz="4" w:space="0" w:color="CCCCCC"/>
+              <w:left w:val="single" w:sz="4" w:space="0" w:color="CCCCCC"/>
+              <w:right w:val="single" w:sz="4" w:space="0" w:color="CCCCCC"/>
+            </w:tcBorders>
+          </w:tcPr>
+          <w:p>
+            <w:pPr>
+              <w:spacing w:before="60" w:after="60" w:line="252" w:lineRule="auto"/>
+              <w:jc w:val="left"/>
+            </w:pPr>
+            <w:r/>
+            <w:r>
+              <w:t>728.00</w:t>
+            </w:r>
+          </w:p>
+        </w:tc>
+        <w:tc>
+          <w:tcPr>
+            <w:tcW w:type="dxa" w:w="1728"/>
+            <w:shd w:fill="F8FAFC"/>
+            <w:tcMar>
+              <w:top w:w="100" w:type="dxa"/>
+              <w:bottom w:w="100" w:type="dxa"/>
+              <w:left w:w="120" w:type="dxa"/>
+              <w:right w:w="120" w:type="dxa"/>
+            </w:tcMar>
+            <w:tcBorders>
+              <w:top w:val="single" w:sz="4" w:space="0" w:color="CCCCCC"/>
+              <w:bottom w:val="single" w:sz="4" w:space="0" w:color="CCCCCC"/>
+              <w:left w:val="single" w:sz="4" w:space="0" w:color="CCCCCC"/>
+              <w:right w:val="single" w:sz="4" w:space="0" w:color="CCCCCC"/>
+            </w:tcBorders>
+          </w:tcPr>
+          <w:p>
+            <w:pPr>
+              <w:spacing w:before="60" w:after="60" w:line="252" w:lineRule="auto"/>
+              <w:jc w:val="left"/>
+            </w:pPr>
+            <w:r/>
+            <w:r>
+              <w:rPr>
+                <w:b/>
+              </w:rPr>
+              <w:t>742.25</w:t>
+            </w:r>
+          </w:p>
+        </w:tc>
+        <w:tc>
+          <w:tcPr>
+            <w:tcW w:type="dxa" w:w="3456"/>
+            <w:shd w:fill="F8FAFC"/>
+            <w:tcMar>
+              <w:top w:w="100" w:type="dxa"/>
+              <w:bottom w:w="100" w:type="dxa"/>
+              <w:left w:w="120" w:type="dxa"/>
+              <w:right w:w="120" w:type="dxa"/>
+            </w:tcMar>
+            <w:tcBorders>
+              <w:top w:val="single" w:sz="4" w:space="0" w:color="CCCCCC"/>
+              <w:bottom w:val="single" w:sz="4" w:space="0" w:color="CCCCCC"/>
+              <w:left w:val="single" w:sz="4" w:space="0" w:color="CCCCCC"/>
+              <w:right w:val="single" w:sz="4" w:space="0" w:color="CCCCCC"/>
+            </w:tcBorders>
+          </w:tcPr>
+          <w:p>
+            <w:pPr>
+              <w:spacing w:before="60" w:after="60" w:line="252" w:lineRule="auto"/>
+              <w:jc w:val="left"/>
+            </w:pPr>
+            <w:r/>
+            <w:r>
+              <w:rPr>
+                <w:b/>
+              </w:rPr>
+              <w:t>+0.75</w:t>
+            </w:r>
+          </w:p>
+        </w:tc>
+        <w:tc>
+          <w:tcPr>
+            <w:tcW w:type="dxa" w:w="1440"/>
+            <w:shd w:fill="F8FAFC"/>
+            <w:tcMar>
+              <w:top w:w="100" w:type="dxa"/>
+              <w:bottom w:w="100" w:type="dxa"/>
+              <w:left w:w="120" w:type="dxa"/>
+              <w:right w:w="120" w:type="dxa"/>
+            </w:tcMar>
+            <w:tcBorders>
+              <w:top w:val="single" w:sz="4" w:space="0" w:color="CCCCCC"/>
+              <w:bottom w:val="single" w:sz="4" w:space="0" w:color="CCCCCC"/>
+              <w:left w:val="single" w:sz="4" w:space="0" w:color="CCCCCC"/>
+              <w:right w:val="single" w:sz="4" w:space="0" w:color="CCCCCC"/>
+            </w:tcBorders>
+          </w:tcPr>
+          <w:p>
+            <w:pPr>
+              <w:spacing w:before="60" w:after="60" w:line="252" w:lineRule="auto"/>
+              <w:jc w:val="left"/>
+            </w:pPr>
+            <w:r/>
+            <w:r>
+              <w:t>BULL</w:t>
+            </w:r>
+          </w:p>
+        </w:tc>
+      </w:tr>
+      <w:tr>
+        <w:tc>
+          <w:tcPr>
+            <w:tcW w:type="dxa" w:w="1584"/>
+            <w:shd w:fill="FFFFFF"/>
+            <w:tcMar>
+              <w:top w:w="100" w:type="dxa"/>
+              <w:bottom w:w="100" w:type="dxa"/>
+              <w:left w:w="120" w:type="dxa"/>
+              <w:right w:w="120" w:type="dxa"/>
+            </w:tcMar>
+            <w:tcBorders>
+              <w:top w:val="single" w:sz="4" w:space="0" w:color="CCCCCC"/>
+              <w:bottom w:val="single" w:sz="4" w:space="0" w:color="CCCCCC"/>
+              <w:left w:val="single" w:sz="4" w:space="0" w:color="CCCCCC"/>
+              <w:right w:val="single" w:sz="4" w:space="0" w:color="CCCCCC"/>
+            </w:tcBorders>
+          </w:tcPr>
+          <w:p>
+            <w:pPr>
+              <w:spacing w:before="60" w:after="60" w:line="252" w:lineRule="auto"/>
+              <w:jc w:val="left"/>
+            </w:pPr>
+            <w:r/>
+            <w:r>
+              <w:rPr>
+                <w:b/>
+              </w:rPr>
+              <w:t>Fri 25/09</w:t>
+            </w:r>
+          </w:p>
+        </w:tc>
+        <w:tc>
+          <w:tcPr>
+            <w:tcW w:type="dxa" w:w="864"/>
+            <w:shd w:fill="FFFFFF"/>
+            <w:tcMar>
+              <w:top w:w="100" w:type="dxa"/>
+              <w:bottom w:w="100" w:type="dxa"/>
+              <w:left w:w="120" w:type="dxa"/>
+              <w:right w:w="120" w:type="dxa"/>
+            </w:tcMar>
+            <w:tcBorders>
+              <w:top w:val="single" w:sz="4" w:space="0" w:color="CCCCCC"/>
+              <w:bottom w:val="single" w:sz="4" w:space="0" w:color="CCCCCC"/>
+              <w:left w:val="single" w:sz="4" w:space="0" w:color="CCCCCC"/>
+              <w:right w:val="single" w:sz="4" w:space="0" w:color="CCCCCC"/>
+            </w:tcBorders>
+          </w:tcPr>
+          <w:p>
+            <w:pPr>
+              <w:spacing w:before="60" w:after="60" w:line="252" w:lineRule="auto"/>
+              <w:jc w:val="left"/>
+            </w:pPr>
+            <w:r/>
+            <w:r>
+              <w:t>Pre-NY 19-21</w:t>
+            </w:r>
+          </w:p>
+        </w:tc>
+        <w:tc>
+          <w:tcPr>
+            <w:tcW w:type="dxa" w:w="1440"/>
+            <w:shd w:fill="FFFFFF"/>
+            <w:tcMar>
+              <w:top w:w="100" w:type="dxa"/>
+              <w:bottom w:w="100" w:type="dxa"/>
+              <w:left w:w="120" w:type="dxa"/>
+              <w:right w:w="120" w:type="dxa"/>
+            </w:tcMar>
+            <w:tcBorders>
+              <w:top w:val="single" w:sz="4" w:space="0" w:color="CCCCCC"/>
+              <w:bottom w:val="single" w:sz="4" w:space="0" w:color="CCCCCC"/>
+              <w:left w:val="single" w:sz="4" w:space="0" w:color="CCCCCC"/>
+              <w:right w:val="single" w:sz="4" w:space="0" w:color="CCCCCC"/>
+            </w:tcBorders>
+          </w:tcPr>
+          <w:p>
+            <w:pPr>
+              <w:spacing w:before="60" w:after="60" w:line="252" w:lineRule="auto"/>
+              <w:jc w:val="left"/>
+            </w:pPr>
+            <w:r/>
+            <w:r>
+              <w:t>742.25</w:t>
+            </w:r>
+          </w:p>
+        </w:tc>
+        <w:tc>
+          <w:tcPr>
+            <w:tcW w:type="dxa" w:w="2016"/>
+            <w:shd w:fill="FFFFFF"/>
+            <w:tcMar>
+              <w:top w:w="100" w:type="dxa"/>
+              <w:bottom w:w="100" w:type="dxa"/>
+              <w:left w:w="120" w:type="dxa"/>
+              <w:right w:w="120" w:type="dxa"/>
+            </w:tcMar>
+            <w:tcBorders>
+              <w:top w:val="single" w:sz="4" w:space="0" w:color="CCCCCC"/>
+              <w:bottom w:val="single" w:sz="4" w:space="0" w:color="CCCCCC"/>
+              <w:left w:val="single" w:sz="4" w:space="0" w:color="CCCCCC"/>
+              <w:right w:val="single" w:sz="4" w:space="0" w:color="CCCCCC"/>
+            </w:tcBorders>
+          </w:tcPr>
+          <w:p>
+            <w:pPr>
+              <w:spacing w:before="60" w:after="60" w:line="252" w:lineRule="auto"/>
+              <w:jc w:val="left"/>
+            </w:pPr>
+            <w:r/>
+            <w:r>
+              <w:t>751.50</w:t>
+            </w:r>
+          </w:p>
+        </w:tc>
+        <w:tc>
+          <w:tcPr>
+            <w:tcW w:type="dxa" w:w="1152"/>
+            <w:shd w:fill="FFFFFF"/>
+            <w:tcMar>
+              <w:top w:w="100" w:type="dxa"/>
+              <w:bottom w:w="100" w:type="dxa"/>
+              <w:left w:w="120" w:type="dxa"/>
+              <w:right w:w="120" w:type="dxa"/>
+            </w:tcMar>
+            <w:tcBorders>
+              <w:top w:val="single" w:sz="4" w:space="0" w:color="CCCCCC"/>
+              <w:bottom w:val="single" w:sz="4" w:space="0" w:color="CCCCCC"/>
+              <w:left w:val="single" w:sz="4" w:space="0" w:color="CCCCCC"/>
+              <w:right w:val="single" w:sz="4" w:space="0" w:color="CCCCCC"/>
+            </w:tcBorders>
+          </w:tcPr>
+          <w:p>
+            <w:pPr>
+              <w:spacing w:before="60" w:after="60" w:line="252" w:lineRule="auto"/>
+              <w:jc w:val="left"/>
+            </w:pPr>
+            <w:r/>
+            <w:r>
+              <w:t>735.00</w:t>
+            </w:r>
+          </w:p>
+        </w:tc>
+        <w:tc>
+          <w:tcPr>
+            <w:tcW w:type="dxa" w:w="1728"/>
+            <w:shd w:fill="FFFFFF"/>
+            <w:tcMar>
+              <w:top w:w="100" w:type="dxa"/>
+              <w:bottom w:w="100" w:type="dxa"/>
+              <w:left w:w="120" w:type="dxa"/>
+              <w:right w:w="120" w:type="dxa"/>
+            </w:tcMar>
+            <w:tcBorders>
+              <w:top w:val="single" w:sz="4" w:space="0" w:color="CCCCCC"/>
+              <w:bottom w:val="single" w:sz="4" w:space="0" w:color="CCCCCC"/>
+              <w:left w:val="single" w:sz="4" w:space="0" w:color="CCCCCC"/>
+              <w:right w:val="single" w:sz="4" w:space="0" w:color="CCCCCC"/>
+            </w:tcBorders>
+          </w:tcPr>
+          <w:p>
+            <w:pPr>
+              <w:spacing w:before="60" w:after="60" w:line="252" w:lineRule="auto"/>
+              <w:jc w:val="left"/>
+            </w:pPr>
+            <w:r/>
+            <w:r>
+              <w:rPr>
+                <w:b/>
+              </w:rPr>
+              <w:t>742.00</w:t>
+            </w:r>
+          </w:p>
+        </w:tc>
+        <w:tc>
+          <w:tcPr>
+            <w:tcW w:type="dxa" w:w="3456"/>
+            <w:shd w:fill="FFFFFF"/>
+            <w:tcMar>
+              <w:top w:w="100" w:type="dxa"/>
+              <w:bottom w:w="100" w:type="dxa"/>
+              <w:left w:w="120" w:type="dxa"/>
+              <w:right w:w="120" w:type="dxa"/>
+            </w:tcMar>
+            <w:tcBorders>
+              <w:top w:val="single" w:sz="4" w:space="0" w:color="CCCCCC"/>
+              <w:bottom w:val="single" w:sz="4" w:space="0" w:color="CCCCCC"/>
+              <w:left w:val="single" w:sz="4" w:space="0" w:color="CCCCCC"/>
+              <w:right w:val="single" w:sz="4" w:space="0" w:color="CCCCCC"/>
+            </w:tcBorders>
+          </w:tcPr>
+          <w:p>
+            <w:pPr>
+              <w:spacing w:before="60" w:after="60" w:line="252" w:lineRule="auto"/>
+              <w:jc w:val="left"/>
+            </w:pPr>
+            <w:r/>
+            <w:r>
+              <w:rPr>
+                <w:b/>
+              </w:rPr>
+              <w:t>-0.25</w:t>
+            </w:r>
+          </w:p>
+        </w:tc>
+        <w:tc>
+          <w:tcPr>
+            <w:tcW w:type="dxa" w:w="1440"/>
+            <w:shd w:fill="FFFFFF"/>
+            <w:tcMar>
+              <w:top w:w="100" w:type="dxa"/>
+              <w:bottom w:w="100" w:type="dxa"/>
+              <w:left w:w="120" w:type="dxa"/>
+              <w:right w:w="120" w:type="dxa"/>
+            </w:tcMar>
+            <w:tcBorders>
+              <w:top w:val="single" w:sz="4" w:space="0" w:color="CCCCCC"/>
+              <w:bottom w:val="single" w:sz="4" w:space="0" w:color="CCCCCC"/>
+              <w:left w:val="single" w:sz="4" w:space="0" w:color="CCCCCC"/>
+              <w:right w:val="single" w:sz="4" w:space="0" w:color="CCCCCC"/>
+            </w:tcBorders>
+          </w:tcPr>
+          <w:p>
+            <w:pPr>
+              <w:spacing w:before="60" w:after="60" w:line="252" w:lineRule="auto"/>
+              <w:jc w:val="left"/>
+            </w:pPr>
+            <w:r/>
+            <w:r>
+              <w:t>BEAR</w:t>
+            </w:r>
+          </w:p>
+        </w:tc>
+      </w:tr>
+      <w:tr>
+        <w:tc>
+          <w:tcPr>
+            <w:tcW w:type="dxa" w:w="1584"/>
+            <w:shd w:fill="F8FAFC"/>
+            <w:tcMar>
+              <w:top w:w="100" w:type="dxa"/>
+              <w:bottom w:w="100" w:type="dxa"/>
+              <w:left w:w="120" w:type="dxa"/>
+              <w:right w:w="120" w:type="dxa"/>
+            </w:tcMar>
+            <w:tcBorders>
+              <w:top w:val="single" w:sz="4" w:space="0" w:color="CCCCCC"/>
+              <w:bottom w:val="single" w:sz="4" w:space="0" w:color="CCCCCC"/>
+              <w:left w:val="single" w:sz="4" w:space="0" w:color="CCCCCC"/>
+              <w:right w:val="single" w:sz="4" w:space="0" w:color="CCCCCC"/>
+            </w:tcBorders>
+          </w:tcPr>
+          <w:p>
+            <w:pPr>
+              <w:spacing w:before="60" w:after="60" w:line="252" w:lineRule="auto"/>
+              <w:jc w:val="left"/>
+            </w:pPr>
+            <w:r/>
+            <w:r>
+              <w:rPr>
+                <w:b/>
+              </w:rPr>
+              <w:t>Fri 25/09</w:t>
+            </w:r>
+          </w:p>
+        </w:tc>
+        <w:tc>
+          <w:tcPr>
+            <w:tcW w:type="dxa" w:w="864"/>
+            <w:shd w:fill="F8FAFC"/>
+            <w:tcMar>
+              <w:top w:w="100" w:type="dxa"/>
+              <w:bottom w:w="100" w:type="dxa"/>
+              <w:left w:w="120" w:type="dxa"/>
+              <w:right w:w="120" w:type="dxa"/>
+            </w:tcMar>
+            <w:tcBorders>
+              <w:top w:val="single" w:sz="4" w:space="0" w:color="CCCCCC"/>
+              <w:bottom w:val="single" w:sz="4" w:space="0" w:color="CCCCCC"/>
+              <w:left w:val="single" w:sz="4" w:space="0" w:color="CCCCCC"/>
+              <w:right w:val="single" w:sz="4" w:space="0" w:color="CCCCCC"/>
+            </w:tcBorders>
+          </w:tcPr>
+          <w:p>
+            <w:pPr>
+              <w:spacing w:before="60" w:after="60" w:line="252" w:lineRule="auto"/>
+              <w:jc w:val="left"/>
+            </w:pPr>
+            <w:r/>
+            <w:r>
+              <w:t>NY Open 21-23</w:t>
+            </w:r>
+          </w:p>
+        </w:tc>
+        <w:tc>
+          <w:tcPr>
+            <w:tcW w:type="dxa" w:w="1440"/>
+            <w:shd w:fill="F8FAFC"/>
+            <w:tcMar>
+              <w:top w:w="100" w:type="dxa"/>
+              <w:bottom w:w="100" w:type="dxa"/>
+              <w:left w:w="120" w:type="dxa"/>
+              <w:right w:w="120" w:type="dxa"/>
+            </w:tcMar>
+            <w:tcBorders>
+              <w:top w:val="single" w:sz="4" w:space="0" w:color="CCCCCC"/>
+              <w:bottom w:val="single" w:sz="4" w:space="0" w:color="CCCCCC"/>
+              <w:left w:val="single" w:sz="4" w:space="0" w:color="CCCCCC"/>
+              <w:right w:val="single" w:sz="4" w:space="0" w:color="CCCCCC"/>
+            </w:tcBorders>
+          </w:tcPr>
+          <w:p>
+            <w:pPr>
+              <w:spacing w:before="60" w:after="60" w:line="252" w:lineRule="auto"/>
+              <w:jc w:val="left"/>
+            </w:pPr>
+            <w:r/>
+            <w:r>
+              <w:t>742.00</w:t>
+            </w:r>
+          </w:p>
+        </w:tc>
+        <w:tc>
+          <w:tcPr>
+            <w:tcW w:type="dxa" w:w="2016"/>
+            <w:shd w:fill="F8FAFC"/>
+            <w:tcMar>
+              <w:top w:w="100" w:type="dxa"/>
+              <w:bottom w:w="100" w:type="dxa"/>
+              <w:left w:w="120" w:type="dxa"/>
+              <w:right w:w="120" w:type="dxa"/>
+            </w:tcMar>
+            <w:tcBorders>
+              <w:top w:val="single" w:sz="4" w:space="0" w:color="CCCCCC"/>
+              <w:bottom w:val="single" w:sz="4" w:space="0" w:color="CCCCCC"/>
+              <w:left w:val="single" w:sz="4" w:space="0" w:color="CCCCCC"/>
+              <w:right w:val="single" w:sz="4" w:space="0" w:color="CCCCCC"/>
+            </w:tcBorders>
+          </w:tcPr>
+          <w:p>
+            <w:pPr>
+              <w:spacing w:before="60" w:after="60" w:line="252" w:lineRule="auto"/>
+              <w:jc w:val="left"/>
+            </w:pPr>
+            <w:r/>
+            <w:r>
+              <w:t>750.50</w:t>
+            </w:r>
+          </w:p>
+        </w:tc>
+        <w:tc>
+          <w:tcPr>
+            <w:tcW w:type="dxa" w:w="1152"/>
+            <w:shd w:fill="F8FAFC"/>
+            <w:tcMar>
+              <w:top w:w="100" w:type="dxa"/>
+              <w:bottom w:w="100" w:type="dxa"/>
+              <w:left w:w="120" w:type="dxa"/>
+              <w:right w:w="120" w:type="dxa"/>
+            </w:tcMar>
+            <w:tcBorders>
+              <w:top w:val="single" w:sz="4" w:space="0" w:color="CCCCCC"/>
+              <w:bottom w:val="single" w:sz="4" w:space="0" w:color="CCCCCC"/>
+              <w:left w:val="single" w:sz="4" w:space="0" w:color="CCCCCC"/>
+              <w:right w:val="single" w:sz="4" w:space="0" w:color="CCCCCC"/>
+            </w:tcBorders>
+          </w:tcPr>
+          <w:p>
+            <w:pPr>
+              <w:spacing w:before="60" w:after="60" w:line="252" w:lineRule="auto"/>
+              <w:jc w:val="left"/>
+            </w:pPr>
+            <w:r/>
+            <w:r>
+              <w:t>728.00</w:t>
+            </w:r>
+          </w:p>
+        </w:tc>
+        <w:tc>
+          <w:tcPr>
+            <w:tcW w:type="dxa" w:w="1728"/>
+            <w:shd w:fill="F8FAFC"/>
+            <w:tcMar>
+              <w:top w:w="100" w:type="dxa"/>
+              <w:bottom w:w="100" w:type="dxa"/>
+              <w:left w:w="120" w:type="dxa"/>
+              <w:right w:w="120" w:type="dxa"/>
+            </w:tcMar>
+            <w:tcBorders>
+              <w:top w:val="single" w:sz="4" w:space="0" w:color="CCCCCC"/>
+              <w:bottom w:val="single" w:sz="4" w:space="0" w:color="CCCCCC"/>
+              <w:left w:val="single" w:sz="4" w:space="0" w:color="CCCCCC"/>
+              <w:right w:val="single" w:sz="4" w:space="0" w:color="CCCCCC"/>
+            </w:tcBorders>
+          </w:tcPr>
+          <w:p>
+            <w:pPr>
+              <w:spacing w:before="60" w:after="60" w:line="252" w:lineRule="auto"/>
+              <w:jc w:val="left"/>
+            </w:pPr>
+            <w:r/>
+            <w:r>
+              <w:rPr>
+                <w:b/>
+              </w:rPr>
+              <w:t>743.75</w:t>
             </w:r>
           </w:p>
         </w:tc>
@@ -27807,7 +31107,7 @@
               <w:rPr>
                 <w:b/>
               </w:rPr>
-              <w:t>Wed 23/09</w:t>
+              <w:t>Fri 25/09</w:t>
             </w:r>
           </w:p>
         </w:tc>
@@ -27835,7 +31135,7 @@
             </w:pPr>
             <w:r/>
             <w:r>
-              <w:t>Pre-NY 19-21</w:t>
+              <w:t>NY Close 23-01</w:t>
             </w:r>
           </w:p>
         </w:tc>
@@ -27863,7 +31163,7 @@
             </w:pPr>
             <w:r/>
             <w:r>
-              <w:t>738.50</w:t>
+              <w:t>743.75</w:t>
             </w:r>
           </w:p>
         </w:tc>
@@ -27891,7 +31191,7 @@
             </w:pPr>
             <w:r/>
             <w:r>
-              <w:t>747.75</w:t>
+              <w:t>750.00</w:t>
             </w:r>
           </w:p>
         </w:tc>
@@ -27919,7 +31219,7 @@
             </w:pPr>
             <w:r/>
             <w:r>
-              <w:t>727.75</w:t>
+              <w:t>737.25</w:t>
             </w:r>
           </w:p>
         </w:tc>
@@ -27927,1651 +31227,6 @@
           <w:tcPr>
             <w:tcW w:type="dxa" w:w="1728"/>
             <w:shd w:fill="FFFFFF"/>
-            <w:tcMar>
-              <w:top w:w="100" w:type="dxa"/>
-              <w:bottom w:w="100" w:type="dxa"/>
-              <w:left w:w="120" w:type="dxa"/>
-              <w:right w:w="120" w:type="dxa"/>
-            </w:tcMar>
-            <w:tcBorders>
-              <w:top w:val="single" w:sz="4" w:space="0" w:color="CCCCCC"/>
-              <w:bottom w:val="single" w:sz="4" w:space="0" w:color="CCCCCC"/>
-              <w:left w:val="single" w:sz="4" w:space="0" w:color="CCCCCC"/>
-              <w:right w:val="single" w:sz="4" w:space="0" w:color="CCCCCC"/>
-            </w:tcBorders>
-          </w:tcPr>
-          <w:p>
-            <w:pPr>
-              <w:spacing w:before="60" w:after="60" w:line="252" w:lineRule="auto"/>
-              <w:jc w:val="left"/>
-            </w:pPr>
-            <w:r/>
-            <w:r>
-              <w:rPr>
-                <w:b/>
-              </w:rPr>
-              <w:t>739.00</w:t>
-            </w:r>
-          </w:p>
-        </w:tc>
-        <w:tc>
-          <w:tcPr>
-            <w:tcW w:type="dxa" w:w="3456"/>
-            <w:shd w:fill="FFFFFF"/>
-            <w:tcMar>
-              <w:top w:w="100" w:type="dxa"/>
-              <w:bottom w:w="100" w:type="dxa"/>
-              <w:left w:w="120" w:type="dxa"/>
-              <w:right w:w="120" w:type="dxa"/>
-            </w:tcMar>
-            <w:tcBorders>
-              <w:top w:val="single" w:sz="4" w:space="0" w:color="CCCCCC"/>
-              <w:bottom w:val="single" w:sz="4" w:space="0" w:color="CCCCCC"/>
-              <w:left w:val="single" w:sz="4" w:space="0" w:color="CCCCCC"/>
-              <w:right w:val="single" w:sz="4" w:space="0" w:color="CCCCCC"/>
-            </w:tcBorders>
-          </w:tcPr>
-          <w:p>
-            <w:pPr>
-              <w:spacing w:before="60" w:after="60" w:line="252" w:lineRule="auto"/>
-              <w:jc w:val="left"/>
-            </w:pPr>
-            <w:r/>
-            <w:r>
-              <w:rPr>
-                <w:b/>
-              </w:rPr>
-              <w:t>+0.50</w:t>
-            </w:r>
-          </w:p>
-        </w:tc>
-        <w:tc>
-          <w:tcPr>
-            <w:tcW w:type="dxa" w:w="1440"/>
-            <w:shd w:fill="FFFFFF"/>
-            <w:tcMar>
-              <w:top w:w="100" w:type="dxa"/>
-              <w:bottom w:w="100" w:type="dxa"/>
-              <w:left w:w="120" w:type="dxa"/>
-              <w:right w:w="120" w:type="dxa"/>
-            </w:tcMar>
-            <w:tcBorders>
-              <w:top w:val="single" w:sz="4" w:space="0" w:color="CCCCCC"/>
-              <w:bottom w:val="single" w:sz="4" w:space="0" w:color="CCCCCC"/>
-              <w:left w:val="single" w:sz="4" w:space="0" w:color="CCCCCC"/>
-              <w:right w:val="single" w:sz="4" w:space="0" w:color="CCCCCC"/>
-            </w:tcBorders>
-          </w:tcPr>
-          <w:p>
-            <w:pPr>
-              <w:spacing w:before="60" w:after="60" w:line="252" w:lineRule="auto"/>
-              <w:jc w:val="left"/>
-            </w:pPr>
-            <w:r/>
-            <w:r>
-              <w:t>BULL</w:t>
-            </w:r>
-          </w:p>
-        </w:tc>
-      </w:tr>
-      <w:tr>
-        <w:tc>
-          <w:tcPr>
-            <w:tcW w:type="dxa" w:w="1584"/>
-            <w:shd w:fill="F8FAFC"/>
-            <w:tcMar>
-              <w:top w:w="100" w:type="dxa"/>
-              <w:bottom w:w="100" w:type="dxa"/>
-              <w:left w:w="120" w:type="dxa"/>
-              <w:right w:w="120" w:type="dxa"/>
-            </w:tcMar>
-            <w:tcBorders>
-              <w:top w:val="single" w:sz="4" w:space="0" w:color="CCCCCC"/>
-              <w:bottom w:val="single" w:sz="4" w:space="0" w:color="CCCCCC"/>
-              <w:left w:val="single" w:sz="4" w:space="0" w:color="CCCCCC"/>
-              <w:right w:val="single" w:sz="4" w:space="0" w:color="CCCCCC"/>
-            </w:tcBorders>
-          </w:tcPr>
-          <w:p>
-            <w:pPr>
-              <w:spacing w:before="60" w:after="60" w:line="252" w:lineRule="auto"/>
-              <w:jc w:val="left"/>
-            </w:pPr>
-            <w:r/>
-            <w:r>
-              <w:rPr>
-                <w:b/>
-              </w:rPr>
-              <w:t>Wed 23/09</w:t>
-            </w:r>
-          </w:p>
-        </w:tc>
-        <w:tc>
-          <w:tcPr>
-            <w:tcW w:type="dxa" w:w="864"/>
-            <w:shd w:fill="F8FAFC"/>
-            <w:tcMar>
-              <w:top w:w="100" w:type="dxa"/>
-              <w:bottom w:w="100" w:type="dxa"/>
-              <w:left w:w="120" w:type="dxa"/>
-              <w:right w:w="120" w:type="dxa"/>
-            </w:tcMar>
-            <w:tcBorders>
-              <w:top w:val="single" w:sz="4" w:space="0" w:color="CCCCCC"/>
-              <w:bottom w:val="single" w:sz="4" w:space="0" w:color="CCCCCC"/>
-              <w:left w:val="single" w:sz="4" w:space="0" w:color="CCCCCC"/>
-              <w:right w:val="single" w:sz="4" w:space="0" w:color="CCCCCC"/>
-            </w:tcBorders>
-          </w:tcPr>
-          <w:p>
-            <w:pPr>
-              <w:spacing w:before="60" w:after="60" w:line="252" w:lineRule="auto"/>
-              <w:jc w:val="left"/>
-            </w:pPr>
-            <w:r/>
-            <w:r>
-              <w:t>NY Open 21-23</w:t>
-            </w:r>
-          </w:p>
-        </w:tc>
-        <w:tc>
-          <w:tcPr>
-            <w:tcW w:type="dxa" w:w="1440"/>
-            <w:shd w:fill="F8FAFC"/>
-            <w:tcMar>
-              <w:top w:w="100" w:type="dxa"/>
-              <w:bottom w:w="100" w:type="dxa"/>
-              <w:left w:w="120" w:type="dxa"/>
-              <w:right w:w="120" w:type="dxa"/>
-            </w:tcMar>
-            <w:tcBorders>
-              <w:top w:val="single" w:sz="4" w:space="0" w:color="CCCCCC"/>
-              <w:bottom w:val="single" w:sz="4" w:space="0" w:color="CCCCCC"/>
-              <w:left w:val="single" w:sz="4" w:space="0" w:color="CCCCCC"/>
-              <w:right w:val="single" w:sz="4" w:space="0" w:color="CCCCCC"/>
-            </w:tcBorders>
-          </w:tcPr>
-          <w:p>
-            <w:pPr>
-              <w:spacing w:before="60" w:after="60" w:line="252" w:lineRule="auto"/>
-              <w:jc w:val="left"/>
-            </w:pPr>
-            <w:r/>
-            <w:r>
-              <w:t>739.00</w:t>
-            </w:r>
-          </w:p>
-        </w:tc>
-        <w:tc>
-          <w:tcPr>
-            <w:tcW w:type="dxa" w:w="2016"/>
-            <w:shd w:fill="F8FAFC"/>
-            <w:tcMar>
-              <w:top w:w="100" w:type="dxa"/>
-              <w:bottom w:w="100" w:type="dxa"/>
-              <w:left w:w="120" w:type="dxa"/>
-              <w:right w:w="120" w:type="dxa"/>
-            </w:tcMar>
-            <w:tcBorders>
-              <w:top w:val="single" w:sz="4" w:space="0" w:color="CCCCCC"/>
-              <w:bottom w:val="single" w:sz="4" w:space="0" w:color="CCCCCC"/>
-              <w:left w:val="single" w:sz="4" w:space="0" w:color="CCCCCC"/>
-              <w:right w:val="single" w:sz="4" w:space="0" w:color="CCCCCC"/>
-            </w:tcBorders>
-          </w:tcPr>
-          <w:p>
-            <w:pPr>
-              <w:spacing w:before="60" w:after="60" w:line="252" w:lineRule="auto"/>
-              <w:jc w:val="left"/>
-            </w:pPr>
-            <w:r/>
-            <w:r>
-              <w:t>751.25</w:t>
-            </w:r>
-          </w:p>
-        </w:tc>
-        <w:tc>
-          <w:tcPr>
-            <w:tcW w:type="dxa" w:w="1152"/>
-            <w:shd w:fill="F8FAFC"/>
-            <w:tcMar>
-              <w:top w:w="100" w:type="dxa"/>
-              <w:bottom w:w="100" w:type="dxa"/>
-              <w:left w:w="120" w:type="dxa"/>
-              <w:right w:w="120" w:type="dxa"/>
-            </w:tcMar>
-            <w:tcBorders>
-              <w:top w:val="single" w:sz="4" w:space="0" w:color="CCCCCC"/>
-              <w:bottom w:val="single" w:sz="4" w:space="0" w:color="CCCCCC"/>
-              <w:left w:val="single" w:sz="4" w:space="0" w:color="CCCCCC"/>
-              <w:right w:val="single" w:sz="4" w:space="0" w:color="CCCCCC"/>
-            </w:tcBorders>
-          </w:tcPr>
-          <w:p>
-            <w:pPr>
-              <w:spacing w:before="60" w:after="60" w:line="252" w:lineRule="auto"/>
-              <w:jc w:val="left"/>
-            </w:pPr>
-            <w:r/>
-            <w:r>
-              <w:t>724.75</w:t>
-            </w:r>
-          </w:p>
-        </w:tc>
-        <w:tc>
-          <w:tcPr>
-            <w:tcW w:type="dxa" w:w="1728"/>
-            <w:shd w:fill="F8FAFC"/>
-            <w:tcMar>
-              <w:top w:w="100" w:type="dxa"/>
-              <w:bottom w:w="100" w:type="dxa"/>
-              <w:left w:w="120" w:type="dxa"/>
-              <w:right w:w="120" w:type="dxa"/>
-            </w:tcMar>
-            <w:tcBorders>
-              <w:top w:val="single" w:sz="4" w:space="0" w:color="CCCCCC"/>
-              <w:bottom w:val="single" w:sz="4" w:space="0" w:color="CCCCCC"/>
-              <w:left w:val="single" w:sz="4" w:space="0" w:color="CCCCCC"/>
-              <w:right w:val="single" w:sz="4" w:space="0" w:color="CCCCCC"/>
-            </w:tcBorders>
-          </w:tcPr>
-          <w:p>
-            <w:pPr>
-              <w:spacing w:before="60" w:after="60" w:line="252" w:lineRule="auto"/>
-              <w:jc w:val="left"/>
-            </w:pPr>
-            <w:r/>
-            <w:r>
-              <w:rPr>
-                <w:b/>
-              </w:rPr>
-              <w:t>737.50</w:t>
-            </w:r>
-          </w:p>
-        </w:tc>
-        <w:tc>
-          <w:tcPr>
-            <w:tcW w:type="dxa" w:w="3456"/>
-            <w:shd w:fill="F8FAFC"/>
-            <w:tcMar>
-              <w:top w:w="100" w:type="dxa"/>
-              <w:bottom w:w="100" w:type="dxa"/>
-              <w:left w:w="120" w:type="dxa"/>
-              <w:right w:w="120" w:type="dxa"/>
-            </w:tcMar>
-            <w:tcBorders>
-              <w:top w:val="single" w:sz="4" w:space="0" w:color="CCCCCC"/>
-              <w:bottom w:val="single" w:sz="4" w:space="0" w:color="CCCCCC"/>
-              <w:left w:val="single" w:sz="4" w:space="0" w:color="CCCCCC"/>
-              <w:right w:val="single" w:sz="4" w:space="0" w:color="CCCCCC"/>
-            </w:tcBorders>
-          </w:tcPr>
-          <w:p>
-            <w:pPr>
-              <w:spacing w:before="60" w:after="60" w:line="252" w:lineRule="auto"/>
-              <w:jc w:val="left"/>
-            </w:pPr>
-            <w:r/>
-            <w:r>
-              <w:rPr>
-                <w:b/>
-              </w:rPr>
-              <w:t>-1.50</w:t>
-            </w:r>
-          </w:p>
-        </w:tc>
-        <w:tc>
-          <w:tcPr>
-            <w:tcW w:type="dxa" w:w="1440"/>
-            <w:shd w:fill="F8FAFC"/>
-            <w:tcMar>
-              <w:top w:w="100" w:type="dxa"/>
-              <w:bottom w:w="100" w:type="dxa"/>
-              <w:left w:w="120" w:type="dxa"/>
-              <w:right w:w="120" w:type="dxa"/>
-            </w:tcMar>
-            <w:tcBorders>
-              <w:top w:val="single" w:sz="4" w:space="0" w:color="CCCCCC"/>
-              <w:bottom w:val="single" w:sz="4" w:space="0" w:color="CCCCCC"/>
-              <w:left w:val="single" w:sz="4" w:space="0" w:color="CCCCCC"/>
-              <w:right w:val="single" w:sz="4" w:space="0" w:color="CCCCCC"/>
-            </w:tcBorders>
-          </w:tcPr>
-          <w:p>
-            <w:pPr>
-              <w:spacing w:before="60" w:after="60" w:line="252" w:lineRule="auto"/>
-              <w:jc w:val="left"/>
-            </w:pPr>
-            <w:r/>
-            <w:r>
-              <w:t>BEAR</w:t>
-            </w:r>
-          </w:p>
-        </w:tc>
-      </w:tr>
-      <w:tr>
-        <w:tc>
-          <w:tcPr>
-            <w:tcW w:type="dxa" w:w="1584"/>
-            <w:shd w:fill="FFFFFF"/>
-            <w:tcMar>
-              <w:top w:w="100" w:type="dxa"/>
-              <w:bottom w:w="100" w:type="dxa"/>
-              <w:left w:w="120" w:type="dxa"/>
-              <w:right w:w="120" w:type="dxa"/>
-            </w:tcMar>
-            <w:tcBorders>
-              <w:top w:val="single" w:sz="4" w:space="0" w:color="CCCCCC"/>
-              <w:bottom w:val="single" w:sz="4" w:space="0" w:color="CCCCCC"/>
-              <w:left w:val="single" w:sz="4" w:space="0" w:color="CCCCCC"/>
-              <w:right w:val="single" w:sz="4" w:space="0" w:color="CCCCCC"/>
-            </w:tcBorders>
-          </w:tcPr>
-          <w:p>
-            <w:pPr>
-              <w:spacing w:before="60" w:after="60" w:line="252" w:lineRule="auto"/>
-              <w:jc w:val="left"/>
-            </w:pPr>
-            <w:r/>
-            <w:r>
-              <w:rPr>
-                <w:b/>
-              </w:rPr>
-              <w:t>Wed 23/09</w:t>
-            </w:r>
-          </w:p>
-        </w:tc>
-        <w:tc>
-          <w:tcPr>
-            <w:tcW w:type="dxa" w:w="864"/>
-            <w:shd w:fill="FFFFFF"/>
-            <w:tcMar>
-              <w:top w:w="100" w:type="dxa"/>
-              <w:bottom w:w="100" w:type="dxa"/>
-              <w:left w:w="120" w:type="dxa"/>
-              <w:right w:w="120" w:type="dxa"/>
-            </w:tcMar>
-            <w:tcBorders>
-              <w:top w:val="single" w:sz="4" w:space="0" w:color="CCCCCC"/>
-              <w:bottom w:val="single" w:sz="4" w:space="0" w:color="CCCCCC"/>
-              <w:left w:val="single" w:sz="4" w:space="0" w:color="CCCCCC"/>
-              <w:right w:val="single" w:sz="4" w:space="0" w:color="CCCCCC"/>
-            </w:tcBorders>
-          </w:tcPr>
-          <w:p>
-            <w:pPr>
-              <w:spacing w:before="60" w:after="60" w:line="252" w:lineRule="auto"/>
-              <w:jc w:val="left"/>
-            </w:pPr>
-            <w:r/>
-            <w:r>
-              <w:t>NY Close 23-01</w:t>
-            </w:r>
-          </w:p>
-        </w:tc>
-        <w:tc>
-          <w:tcPr>
-            <w:tcW w:type="dxa" w:w="1440"/>
-            <w:shd w:fill="FFFFFF"/>
-            <w:tcMar>
-              <w:top w:w="100" w:type="dxa"/>
-              <w:bottom w:w="100" w:type="dxa"/>
-              <w:left w:w="120" w:type="dxa"/>
-              <w:right w:w="120" w:type="dxa"/>
-            </w:tcMar>
-            <w:tcBorders>
-              <w:top w:val="single" w:sz="4" w:space="0" w:color="CCCCCC"/>
-              <w:bottom w:val="single" w:sz="4" w:space="0" w:color="CCCCCC"/>
-              <w:left w:val="single" w:sz="4" w:space="0" w:color="CCCCCC"/>
-              <w:right w:val="single" w:sz="4" w:space="0" w:color="CCCCCC"/>
-            </w:tcBorders>
-          </w:tcPr>
-          <w:p>
-            <w:pPr>
-              <w:spacing w:before="60" w:after="60" w:line="252" w:lineRule="auto"/>
-              <w:jc w:val="left"/>
-            </w:pPr>
-            <w:r/>
-            <w:r>
-              <w:t>737.50</w:t>
-            </w:r>
-          </w:p>
-        </w:tc>
-        <w:tc>
-          <w:tcPr>
-            <w:tcW w:type="dxa" w:w="2016"/>
-            <w:shd w:fill="FFFFFF"/>
-            <w:tcMar>
-              <w:top w:w="100" w:type="dxa"/>
-              <w:bottom w:w="100" w:type="dxa"/>
-              <w:left w:w="120" w:type="dxa"/>
-              <w:right w:w="120" w:type="dxa"/>
-            </w:tcMar>
-            <w:tcBorders>
-              <w:top w:val="single" w:sz="4" w:space="0" w:color="CCCCCC"/>
-              <w:bottom w:val="single" w:sz="4" w:space="0" w:color="CCCCCC"/>
-              <w:left w:val="single" w:sz="4" w:space="0" w:color="CCCCCC"/>
-              <w:right w:val="single" w:sz="4" w:space="0" w:color="CCCCCC"/>
-            </w:tcBorders>
-          </w:tcPr>
-          <w:p>
-            <w:pPr>
-              <w:spacing w:before="60" w:after="60" w:line="252" w:lineRule="auto"/>
-              <w:jc w:val="left"/>
-            </w:pPr>
-            <w:r/>
-            <w:r>
-              <w:t>744.50</w:t>
-            </w:r>
-          </w:p>
-        </w:tc>
-        <w:tc>
-          <w:tcPr>
-            <w:tcW w:type="dxa" w:w="1152"/>
-            <w:shd w:fill="FFFFFF"/>
-            <w:tcMar>
-              <w:top w:w="100" w:type="dxa"/>
-              <w:bottom w:w="100" w:type="dxa"/>
-              <w:left w:w="120" w:type="dxa"/>
-              <w:right w:w="120" w:type="dxa"/>
-            </w:tcMar>
-            <w:tcBorders>
-              <w:top w:val="single" w:sz="4" w:space="0" w:color="CCCCCC"/>
-              <w:bottom w:val="single" w:sz="4" w:space="0" w:color="CCCCCC"/>
-              <w:left w:val="single" w:sz="4" w:space="0" w:color="CCCCCC"/>
-              <w:right w:val="single" w:sz="4" w:space="0" w:color="CCCCCC"/>
-            </w:tcBorders>
-          </w:tcPr>
-          <w:p>
-            <w:pPr>
-              <w:spacing w:before="60" w:after="60" w:line="252" w:lineRule="auto"/>
-              <w:jc w:val="left"/>
-            </w:pPr>
-            <w:r/>
-            <w:r>
-              <w:t>728.00</w:t>
-            </w:r>
-          </w:p>
-        </w:tc>
-        <w:tc>
-          <w:tcPr>
-            <w:tcW w:type="dxa" w:w="1728"/>
-            <w:shd w:fill="FFFFFF"/>
-            <w:tcMar>
-              <w:top w:w="100" w:type="dxa"/>
-              <w:bottom w:w="100" w:type="dxa"/>
-              <w:left w:w="120" w:type="dxa"/>
-              <w:right w:w="120" w:type="dxa"/>
-            </w:tcMar>
-            <w:tcBorders>
-              <w:top w:val="single" w:sz="4" w:space="0" w:color="CCCCCC"/>
-              <w:bottom w:val="single" w:sz="4" w:space="0" w:color="CCCCCC"/>
-              <w:left w:val="single" w:sz="4" w:space="0" w:color="CCCCCC"/>
-              <w:right w:val="single" w:sz="4" w:space="0" w:color="CCCCCC"/>
-            </w:tcBorders>
-          </w:tcPr>
-          <w:p>
-            <w:pPr>
-              <w:spacing w:before="60" w:after="60" w:line="252" w:lineRule="auto"/>
-              <w:jc w:val="left"/>
-            </w:pPr>
-            <w:r/>
-            <w:r>
-              <w:rPr>
-                <w:b/>
-              </w:rPr>
-              <w:t>738.00</w:t>
-            </w:r>
-          </w:p>
-        </w:tc>
-        <w:tc>
-          <w:tcPr>
-            <w:tcW w:type="dxa" w:w="3456"/>
-            <w:shd w:fill="FFFFFF"/>
-            <w:tcMar>
-              <w:top w:w="100" w:type="dxa"/>
-              <w:bottom w:w="100" w:type="dxa"/>
-              <w:left w:w="120" w:type="dxa"/>
-              <w:right w:w="120" w:type="dxa"/>
-            </w:tcMar>
-            <w:tcBorders>
-              <w:top w:val="single" w:sz="4" w:space="0" w:color="CCCCCC"/>
-              <w:bottom w:val="single" w:sz="4" w:space="0" w:color="CCCCCC"/>
-              <w:left w:val="single" w:sz="4" w:space="0" w:color="CCCCCC"/>
-              <w:right w:val="single" w:sz="4" w:space="0" w:color="CCCCCC"/>
-            </w:tcBorders>
-          </w:tcPr>
-          <w:p>
-            <w:pPr>
-              <w:spacing w:before="60" w:after="60" w:line="252" w:lineRule="auto"/>
-              <w:jc w:val="left"/>
-            </w:pPr>
-            <w:r/>
-            <w:r>
-              <w:rPr>
-                <w:b/>
-              </w:rPr>
-              <w:t>+0.50</w:t>
-            </w:r>
-          </w:p>
-        </w:tc>
-        <w:tc>
-          <w:tcPr>
-            <w:tcW w:type="dxa" w:w="1440"/>
-            <w:shd w:fill="FFFFFF"/>
-            <w:tcMar>
-              <w:top w:w="100" w:type="dxa"/>
-              <w:bottom w:w="100" w:type="dxa"/>
-              <w:left w:w="120" w:type="dxa"/>
-              <w:right w:w="120" w:type="dxa"/>
-            </w:tcMar>
-            <w:tcBorders>
-              <w:top w:val="single" w:sz="4" w:space="0" w:color="CCCCCC"/>
-              <w:bottom w:val="single" w:sz="4" w:space="0" w:color="CCCCCC"/>
-              <w:left w:val="single" w:sz="4" w:space="0" w:color="CCCCCC"/>
-              <w:right w:val="single" w:sz="4" w:space="0" w:color="CCCCCC"/>
-            </w:tcBorders>
-          </w:tcPr>
-          <w:p>
-            <w:pPr>
-              <w:spacing w:before="60" w:after="60" w:line="252" w:lineRule="auto"/>
-              <w:jc w:val="left"/>
-            </w:pPr>
-            <w:r/>
-            <w:r>
-              <w:t>BULL</w:t>
-            </w:r>
-          </w:p>
-        </w:tc>
-      </w:tr>
-      <w:tr>
-        <w:tc>
-          <w:tcPr>
-            <w:tcW w:type="dxa" w:w="1584"/>
-            <w:shd w:fill="F8FAFC"/>
-            <w:tcMar>
-              <w:top w:w="100" w:type="dxa"/>
-              <w:bottom w:w="100" w:type="dxa"/>
-              <w:left w:w="120" w:type="dxa"/>
-              <w:right w:w="120" w:type="dxa"/>
-            </w:tcMar>
-            <w:tcBorders>
-              <w:top w:val="single" w:sz="4" w:space="0" w:color="CCCCCC"/>
-              <w:bottom w:val="single" w:sz="4" w:space="0" w:color="CCCCCC"/>
-              <w:left w:val="single" w:sz="4" w:space="0" w:color="CCCCCC"/>
-              <w:right w:val="single" w:sz="4" w:space="0" w:color="CCCCCC"/>
-            </w:tcBorders>
-          </w:tcPr>
-          <w:p>
-            <w:pPr>
-              <w:spacing w:before="60" w:after="60" w:line="252" w:lineRule="auto"/>
-              <w:jc w:val="left"/>
-            </w:pPr>
-            <w:r/>
-            <w:r>
-              <w:rPr>
-                <w:b/>
-              </w:rPr>
-              <w:t>Thu 24/09</w:t>
-            </w:r>
-          </w:p>
-        </w:tc>
-        <w:tc>
-          <w:tcPr>
-            <w:tcW w:type="dxa" w:w="864"/>
-            <w:shd w:fill="F8FAFC"/>
-            <w:tcMar>
-              <w:top w:w="100" w:type="dxa"/>
-              <w:bottom w:w="100" w:type="dxa"/>
-              <w:left w:w="120" w:type="dxa"/>
-              <w:right w:w="120" w:type="dxa"/>
-            </w:tcMar>
-            <w:tcBorders>
-              <w:top w:val="single" w:sz="4" w:space="0" w:color="CCCCCC"/>
-              <w:bottom w:val="single" w:sz="4" w:space="0" w:color="CCCCCC"/>
-              <w:left w:val="single" w:sz="4" w:space="0" w:color="CCCCCC"/>
-              <w:right w:val="single" w:sz="4" w:space="0" w:color="CCCCCC"/>
-            </w:tcBorders>
-          </w:tcPr>
-          <w:p>
-            <w:pPr>
-              <w:spacing w:before="60" w:after="60" w:line="252" w:lineRule="auto"/>
-              <w:jc w:val="left"/>
-            </w:pPr>
-            <w:r/>
-            <w:r>
-              <w:t>Asia 07-11</w:t>
-            </w:r>
-          </w:p>
-        </w:tc>
-        <w:tc>
-          <w:tcPr>
-            <w:tcW w:type="dxa" w:w="1440"/>
-            <w:shd w:fill="F8FAFC"/>
-            <w:tcMar>
-              <w:top w:w="100" w:type="dxa"/>
-              <w:bottom w:w="100" w:type="dxa"/>
-              <w:left w:w="120" w:type="dxa"/>
-              <w:right w:w="120" w:type="dxa"/>
-            </w:tcMar>
-            <w:tcBorders>
-              <w:top w:val="single" w:sz="4" w:space="0" w:color="CCCCCC"/>
-              <w:bottom w:val="single" w:sz="4" w:space="0" w:color="CCCCCC"/>
-              <w:left w:val="single" w:sz="4" w:space="0" w:color="CCCCCC"/>
-              <w:right w:val="single" w:sz="4" w:space="0" w:color="CCCCCC"/>
-            </w:tcBorders>
-          </w:tcPr>
-          <w:p>
-            <w:pPr>
-              <w:spacing w:before="60" w:after="60" w:line="252" w:lineRule="auto"/>
-              <w:jc w:val="left"/>
-            </w:pPr>
-            <w:r/>
-            <w:r>
-              <w:t>738.00</w:t>
-            </w:r>
-          </w:p>
-        </w:tc>
-        <w:tc>
-          <w:tcPr>
-            <w:tcW w:type="dxa" w:w="2016"/>
-            <w:shd w:fill="F8FAFC"/>
-            <w:tcMar>
-              <w:top w:w="100" w:type="dxa"/>
-              <w:bottom w:w="100" w:type="dxa"/>
-              <w:left w:w="120" w:type="dxa"/>
-              <w:right w:w="120" w:type="dxa"/>
-            </w:tcMar>
-            <w:tcBorders>
-              <w:top w:val="single" w:sz="4" w:space="0" w:color="CCCCCC"/>
-              <w:bottom w:val="single" w:sz="4" w:space="0" w:color="CCCCCC"/>
-              <w:left w:val="single" w:sz="4" w:space="0" w:color="CCCCCC"/>
-              <w:right w:val="single" w:sz="4" w:space="0" w:color="CCCCCC"/>
-            </w:tcBorders>
-          </w:tcPr>
-          <w:p>
-            <w:pPr>
-              <w:spacing w:before="60" w:after="60" w:line="252" w:lineRule="auto"/>
-              <w:jc w:val="left"/>
-            </w:pPr>
-            <w:r/>
-            <w:r>
-              <w:t>748.50</w:t>
-            </w:r>
-          </w:p>
-        </w:tc>
-        <w:tc>
-          <w:tcPr>
-            <w:tcW w:type="dxa" w:w="1152"/>
-            <w:shd w:fill="F8FAFC"/>
-            <w:tcMar>
-              <w:top w:w="100" w:type="dxa"/>
-              <w:bottom w:w="100" w:type="dxa"/>
-              <w:left w:w="120" w:type="dxa"/>
-              <w:right w:w="120" w:type="dxa"/>
-            </w:tcMar>
-            <w:tcBorders>
-              <w:top w:val="single" w:sz="4" w:space="0" w:color="CCCCCC"/>
-              <w:bottom w:val="single" w:sz="4" w:space="0" w:color="CCCCCC"/>
-              <w:left w:val="single" w:sz="4" w:space="0" w:color="CCCCCC"/>
-              <w:right w:val="single" w:sz="4" w:space="0" w:color="CCCCCC"/>
-            </w:tcBorders>
-          </w:tcPr>
-          <w:p>
-            <w:pPr>
-              <w:spacing w:before="60" w:after="60" w:line="252" w:lineRule="auto"/>
-              <w:jc w:val="left"/>
-            </w:pPr>
-            <w:r/>
-            <w:r>
-              <w:t>730.75</w:t>
-            </w:r>
-          </w:p>
-        </w:tc>
-        <w:tc>
-          <w:tcPr>
-            <w:tcW w:type="dxa" w:w="1728"/>
-            <w:shd w:fill="F8FAFC"/>
-            <w:tcMar>
-              <w:top w:w="100" w:type="dxa"/>
-              <w:bottom w:w="100" w:type="dxa"/>
-              <w:left w:w="120" w:type="dxa"/>
-              <w:right w:w="120" w:type="dxa"/>
-            </w:tcMar>
-            <w:tcBorders>
-              <w:top w:val="single" w:sz="4" w:space="0" w:color="CCCCCC"/>
-              <w:bottom w:val="single" w:sz="4" w:space="0" w:color="CCCCCC"/>
-              <w:left w:val="single" w:sz="4" w:space="0" w:color="CCCCCC"/>
-              <w:right w:val="single" w:sz="4" w:space="0" w:color="CCCCCC"/>
-            </w:tcBorders>
-          </w:tcPr>
-          <w:p>
-            <w:pPr>
-              <w:spacing w:before="60" w:after="60" w:line="252" w:lineRule="auto"/>
-              <w:jc w:val="left"/>
-            </w:pPr>
-            <w:r/>
-            <w:r>
-              <w:rPr>
-                <w:b/>
-              </w:rPr>
-              <w:t>737.75</w:t>
-            </w:r>
-          </w:p>
-        </w:tc>
-        <w:tc>
-          <w:tcPr>
-            <w:tcW w:type="dxa" w:w="3456"/>
-            <w:shd w:fill="F8FAFC"/>
-            <w:tcMar>
-              <w:top w:w="100" w:type="dxa"/>
-              <w:bottom w:w="100" w:type="dxa"/>
-              <w:left w:w="120" w:type="dxa"/>
-              <w:right w:w="120" w:type="dxa"/>
-            </w:tcMar>
-            <w:tcBorders>
-              <w:top w:val="single" w:sz="4" w:space="0" w:color="CCCCCC"/>
-              <w:bottom w:val="single" w:sz="4" w:space="0" w:color="CCCCCC"/>
-              <w:left w:val="single" w:sz="4" w:space="0" w:color="CCCCCC"/>
-              <w:right w:val="single" w:sz="4" w:space="0" w:color="CCCCCC"/>
-            </w:tcBorders>
-          </w:tcPr>
-          <w:p>
-            <w:pPr>
-              <w:spacing w:before="60" w:after="60" w:line="252" w:lineRule="auto"/>
-              <w:jc w:val="left"/>
-            </w:pPr>
-            <w:r/>
-            <w:r>
-              <w:rPr>
-                <w:b/>
-              </w:rPr>
-              <w:t>-0.25</w:t>
-            </w:r>
-          </w:p>
-        </w:tc>
-        <w:tc>
-          <w:tcPr>
-            <w:tcW w:type="dxa" w:w="1440"/>
-            <w:shd w:fill="F8FAFC"/>
-            <w:tcMar>
-              <w:top w:w="100" w:type="dxa"/>
-              <w:bottom w:w="100" w:type="dxa"/>
-              <w:left w:w="120" w:type="dxa"/>
-              <w:right w:w="120" w:type="dxa"/>
-            </w:tcMar>
-            <w:tcBorders>
-              <w:top w:val="single" w:sz="4" w:space="0" w:color="CCCCCC"/>
-              <w:bottom w:val="single" w:sz="4" w:space="0" w:color="CCCCCC"/>
-              <w:left w:val="single" w:sz="4" w:space="0" w:color="CCCCCC"/>
-              <w:right w:val="single" w:sz="4" w:space="0" w:color="CCCCCC"/>
-            </w:tcBorders>
-          </w:tcPr>
-          <w:p>
-            <w:pPr>
-              <w:spacing w:before="60" w:after="60" w:line="252" w:lineRule="auto"/>
-              <w:jc w:val="left"/>
-            </w:pPr>
-            <w:r/>
-            <w:r>
-              <w:t>BEAR</w:t>
-            </w:r>
-          </w:p>
-        </w:tc>
-      </w:tr>
-      <w:tr>
-        <w:tc>
-          <w:tcPr>
-            <w:tcW w:type="dxa" w:w="1584"/>
-            <w:shd w:fill="FFFFFF"/>
-            <w:tcMar>
-              <w:top w:w="100" w:type="dxa"/>
-              <w:bottom w:w="100" w:type="dxa"/>
-              <w:left w:w="120" w:type="dxa"/>
-              <w:right w:w="120" w:type="dxa"/>
-            </w:tcMar>
-            <w:tcBorders>
-              <w:top w:val="single" w:sz="4" w:space="0" w:color="CCCCCC"/>
-              <w:bottom w:val="single" w:sz="4" w:space="0" w:color="CCCCCC"/>
-              <w:left w:val="single" w:sz="4" w:space="0" w:color="CCCCCC"/>
-              <w:right w:val="single" w:sz="4" w:space="0" w:color="CCCCCC"/>
-            </w:tcBorders>
-          </w:tcPr>
-          <w:p>
-            <w:pPr>
-              <w:spacing w:before="60" w:after="60" w:line="252" w:lineRule="auto"/>
-              <w:jc w:val="left"/>
-            </w:pPr>
-            <w:r/>
-            <w:r>
-              <w:rPr>
-                <w:b/>
-              </w:rPr>
-              <w:t>Thu 24/09</w:t>
-            </w:r>
-          </w:p>
-        </w:tc>
-        <w:tc>
-          <w:tcPr>
-            <w:tcW w:type="dxa" w:w="864"/>
-            <w:shd w:fill="FFFFFF"/>
-            <w:tcMar>
-              <w:top w:w="100" w:type="dxa"/>
-              <w:bottom w:w="100" w:type="dxa"/>
-              <w:left w:w="120" w:type="dxa"/>
-              <w:right w:w="120" w:type="dxa"/>
-            </w:tcMar>
-            <w:tcBorders>
-              <w:top w:val="single" w:sz="4" w:space="0" w:color="CCCCCC"/>
-              <w:bottom w:val="single" w:sz="4" w:space="0" w:color="CCCCCC"/>
-              <w:left w:val="single" w:sz="4" w:space="0" w:color="CCCCCC"/>
-              <w:right w:val="single" w:sz="4" w:space="0" w:color="CCCCCC"/>
-            </w:tcBorders>
-          </w:tcPr>
-          <w:p>
-            <w:pPr>
-              <w:spacing w:before="60" w:after="60" w:line="252" w:lineRule="auto"/>
-              <w:jc w:val="left"/>
-            </w:pPr>
-            <w:r/>
-            <w:r>
-              <w:t>Asia 11-15</w:t>
-            </w:r>
-          </w:p>
-        </w:tc>
-        <w:tc>
-          <w:tcPr>
-            <w:tcW w:type="dxa" w:w="1440"/>
-            <w:shd w:fill="FFFFFF"/>
-            <w:tcMar>
-              <w:top w:w="100" w:type="dxa"/>
-              <w:bottom w:w="100" w:type="dxa"/>
-              <w:left w:w="120" w:type="dxa"/>
-              <w:right w:w="120" w:type="dxa"/>
-            </w:tcMar>
-            <w:tcBorders>
-              <w:top w:val="single" w:sz="4" w:space="0" w:color="CCCCCC"/>
-              <w:bottom w:val="single" w:sz="4" w:space="0" w:color="CCCCCC"/>
-              <w:left w:val="single" w:sz="4" w:space="0" w:color="CCCCCC"/>
-              <w:right w:val="single" w:sz="4" w:space="0" w:color="CCCCCC"/>
-            </w:tcBorders>
-          </w:tcPr>
-          <w:p>
-            <w:pPr>
-              <w:spacing w:before="60" w:after="60" w:line="252" w:lineRule="auto"/>
-              <w:jc w:val="left"/>
-            </w:pPr>
-            <w:r/>
-            <w:r>
-              <w:t>737.75</w:t>
-            </w:r>
-          </w:p>
-        </w:tc>
-        <w:tc>
-          <w:tcPr>
-            <w:tcW w:type="dxa" w:w="2016"/>
-            <w:shd w:fill="FFFFFF"/>
-            <w:tcMar>
-              <w:top w:w="100" w:type="dxa"/>
-              <w:bottom w:w="100" w:type="dxa"/>
-              <w:left w:w="120" w:type="dxa"/>
-              <w:right w:w="120" w:type="dxa"/>
-            </w:tcMar>
-            <w:tcBorders>
-              <w:top w:val="single" w:sz="4" w:space="0" w:color="CCCCCC"/>
-              <w:bottom w:val="single" w:sz="4" w:space="0" w:color="CCCCCC"/>
-              <w:left w:val="single" w:sz="4" w:space="0" w:color="CCCCCC"/>
-              <w:right w:val="single" w:sz="4" w:space="0" w:color="CCCCCC"/>
-            </w:tcBorders>
-          </w:tcPr>
-          <w:p>
-            <w:pPr>
-              <w:spacing w:before="60" w:after="60" w:line="252" w:lineRule="auto"/>
-              <w:jc w:val="left"/>
-            </w:pPr>
-            <w:r/>
-            <w:r>
-              <w:t>747.50</w:t>
-            </w:r>
-          </w:p>
-        </w:tc>
-        <w:tc>
-          <w:tcPr>
-            <w:tcW w:type="dxa" w:w="1152"/>
-            <w:shd w:fill="FFFFFF"/>
-            <w:tcMar>
-              <w:top w:w="100" w:type="dxa"/>
-              <w:bottom w:w="100" w:type="dxa"/>
-              <w:left w:w="120" w:type="dxa"/>
-              <w:right w:w="120" w:type="dxa"/>
-            </w:tcMar>
-            <w:tcBorders>
-              <w:top w:val="single" w:sz="4" w:space="0" w:color="CCCCCC"/>
-              <w:bottom w:val="single" w:sz="4" w:space="0" w:color="CCCCCC"/>
-              <w:left w:val="single" w:sz="4" w:space="0" w:color="CCCCCC"/>
-              <w:right w:val="single" w:sz="4" w:space="0" w:color="CCCCCC"/>
-            </w:tcBorders>
-          </w:tcPr>
-          <w:p>
-            <w:pPr>
-              <w:spacing w:before="60" w:after="60" w:line="252" w:lineRule="auto"/>
-              <w:jc w:val="left"/>
-            </w:pPr>
-            <w:r/>
-            <w:r>
-              <w:t>728.00</w:t>
-            </w:r>
-          </w:p>
-        </w:tc>
-        <w:tc>
-          <w:tcPr>
-            <w:tcW w:type="dxa" w:w="1728"/>
-            <w:shd w:fill="FFFFFF"/>
-            <w:tcMar>
-              <w:top w:w="100" w:type="dxa"/>
-              <w:bottom w:w="100" w:type="dxa"/>
-              <w:left w:w="120" w:type="dxa"/>
-              <w:right w:w="120" w:type="dxa"/>
-            </w:tcMar>
-            <w:tcBorders>
-              <w:top w:val="single" w:sz="4" w:space="0" w:color="CCCCCC"/>
-              <w:bottom w:val="single" w:sz="4" w:space="0" w:color="CCCCCC"/>
-              <w:left w:val="single" w:sz="4" w:space="0" w:color="CCCCCC"/>
-              <w:right w:val="single" w:sz="4" w:space="0" w:color="CCCCCC"/>
-            </w:tcBorders>
-          </w:tcPr>
-          <w:p>
-            <w:pPr>
-              <w:spacing w:before="60" w:after="60" w:line="252" w:lineRule="auto"/>
-              <w:jc w:val="left"/>
-            </w:pPr>
-            <w:r/>
-            <w:r>
-              <w:rPr>
-                <w:b/>
-              </w:rPr>
-              <w:t>738.25</w:t>
-            </w:r>
-          </w:p>
-        </w:tc>
-        <w:tc>
-          <w:tcPr>
-            <w:tcW w:type="dxa" w:w="3456"/>
-            <w:shd w:fill="FFFFFF"/>
-            <w:tcMar>
-              <w:top w:w="100" w:type="dxa"/>
-              <w:bottom w:w="100" w:type="dxa"/>
-              <w:left w:w="120" w:type="dxa"/>
-              <w:right w:w="120" w:type="dxa"/>
-            </w:tcMar>
-            <w:tcBorders>
-              <w:top w:val="single" w:sz="4" w:space="0" w:color="CCCCCC"/>
-              <w:bottom w:val="single" w:sz="4" w:space="0" w:color="CCCCCC"/>
-              <w:left w:val="single" w:sz="4" w:space="0" w:color="CCCCCC"/>
-              <w:right w:val="single" w:sz="4" w:space="0" w:color="CCCCCC"/>
-            </w:tcBorders>
-          </w:tcPr>
-          <w:p>
-            <w:pPr>
-              <w:spacing w:before="60" w:after="60" w:line="252" w:lineRule="auto"/>
-              <w:jc w:val="left"/>
-            </w:pPr>
-            <w:r/>
-            <w:r>
-              <w:rPr>
-                <w:b/>
-              </w:rPr>
-              <w:t>+0.50</w:t>
-            </w:r>
-          </w:p>
-        </w:tc>
-        <w:tc>
-          <w:tcPr>
-            <w:tcW w:type="dxa" w:w="1440"/>
-            <w:shd w:fill="FFFFFF"/>
-            <w:tcMar>
-              <w:top w:w="100" w:type="dxa"/>
-              <w:bottom w:w="100" w:type="dxa"/>
-              <w:left w:w="120" w:type="dxa"/>
-              <w:right w:w="120" w:type="dxa"/>
-            </w:tcMar>
-            <w:tcBorders>
-              <w:top w:val="single" w:sz="4" w:space="0" w:color="CCCCCC"/>
-              <w:bottom w:val="single" w:sz="4" w:space="0" w:color="CCCCCC"/>
-              <w:left w:val="single" w:sz="4" w:space="0" w:color="CCCCCC"/>
-              <w:right w:val="single" w:sz="4" w:space="0" w:color="CCCCCC"/>
-            </w:tcBorders>
-          </w:tcPr>
-          <w:p>
-            <w:pPr>
-              <w:spacing w:before="60" w:after="60" w:line="252" w:lineRule="auto"/>
-              <w:jc w:val="left"/>
-            </w:pPr>
-            <w:r/>
-            <w:r>
-              <w:t>BULL</w:t>
-            </w:r>
-          </w:p>
-        </w:tc>
-      </w:tr>
-      <w:tr>
-        <w:tc>
-          <w:tcPr>
-            <w:tcW w:type="dxa" w:w="1584"/>
-            <w:shd w:fill="F8FAFC"/>
-            <w:tcMar>
-              <w:top w:w="100" w:type="dxa"/>
-              <w:bottom w:w="100" w:type="dxa"/>
-              <w:left w:w="120" w:type="dxa"/>
-              <w:right w:w="120" w:type="dxa"/>
-            </w:tcMar>
-            <w:tcBorders>
-              <w:top w:val="single" w:sz="4" w:space="0" w:color="CCCCCC"/>
-              <w:bottom w:val="single" w:sz="4" w:space="0" w:color="CCCCCC"/>
-              <w:left w:val="single" w:sz="4" w:space="0" w:color="CCCCCC"/>
-              <w:right w:val="single" w:sz="4" w:space="0" w:color="CCCCCC"/>
-            </w:tcBorders>
-          </w:tcPr>
-          <w:p>
-            <w:pPr>
-              <w:spacing w:before="60" w:after="60" w:line="252" w:lineRule="auto"/>
-              <w:jc w:val="left"/>
-            </w:pPr>
-            <w:r/>
-            <w:r>
-              <w:rPr>
-                <w:b/>
-              </w:rPr>
-              <w:t>Thu 24/09</w:t>
-            </w:r>
-          </w:p>
-        </w:tc>
-        <w:tc>
-          <w:tcPr>
-            <w:tcW w:type="dxa" w:w="864"/>
-            <w:shd w:fill="F8FAFC"/>
-            <w:tcMar>
-              <w:top w:w="100" w:type="dxa"/>
-              <w:bottom w:w="100" w:type="dxa"/>
-              <w:left w:w="120" w:type="dxa"/>
-              <w:right w:w="120" w:type="dxa"/>
-            </w:tcMar>
-            <w:tcBorders>
-              <w:top w:val="single" w:sz="4" w:space="0" w:color="CCCCCC"/>
-              <w:bottom w:val="single" w:sz="4" w:space="0" w:color="CCCCCC"/>
-              <w:left w:val="single" w:sz="4" w:space="0" w:color="CCCCCC"/>
-              <w:right w:val="single" w:sz="4" w:space="0" w:color="CCCCCC"/>
-            </w:tcBorders>
-          </w:tcPr>
-          <w:p>
-            <w:pPr>
-              <w:spacing w:before="60" w:after="60" w:line="252" w:lineRule="auto"/>
-              <w:jc w:val="left"/>
-            </w:pPr>
-            <w:r/>
-            <w:r>
-              <w:t>London 15-19</w:t>
-            </w:r>
-          </w:p>
-        </w:tc>
-        <w:tc>
-          <w:tcPr>
-            <w:tcW w:type="dxa" w:w="1440"/>
-            <w:shd w:fill="F8FAFC"/>
-            <w:tcMar>
-              <w:top w:w="100" w:type="dxa"/>
-              <w:bottom w:w="100" w:type="dxa"/>
-              <w:left w:w="120" w:type="dxa"/>
-              <w:right w:w="120" w:type="dxa"/>
-            </w:tcMar>
-            <w:tcBorders>
-              <w:top w:val="single" w:sz="4" w:space="0" w:color="CCCCCC"/>
-              <w:bottom w:val="single" w:sz="4" w:space="0" w:color="CCCCCC"/>
-              <w:left w:val="single" w:sz="4" w:space="0" w:color="CCCCCC"/>
-              <w:right w:val="single" w:sz="4" w:space="0" w:color="CCCCCC"/>
-            </w:tcBorders>
-          </w:tcPr>
-          <w:p>
-            <w:pPr>
-              <w:spacing w:before="60" w:after="60" w:line="252" w:lineRule="auto"/>
-              <w:jc w:val="left"/>
-            </w:pPr>
-            <w:r/>
-            <w:r>
-              <w:t>738.25</w:t>
-            </w:r>
-          </w:p>
-        </w:tc>
-        <w:tc>
-          <w:tcPr>
-            <w:tcW w:type="dxa" w:w="2016"/>
-            <w:shd w:fill="F8FAFC"/>
-            <w:tcMar>
-              <w:top w:w="100" w:type="dxa"/>
-              <w:bottom w:w="100" w:type="dxa"/>
-              <w:left w:w="120" w:type="dxa"/>
-              <w:right w:w="120" w:type="dxa"/>
-            </w:tcMar>
-            <w:tcBorders>
-              <w:top w:val="single" w:sz="4" w:space="0" w:color="CCCCCC"/>
-              <w:bottom w:val="single" w:sz="4" w:space="0" w:color="CCCCCC"/>
-              <w:left w:val="single" w:sz="4" w:space="0" w:color="CCCCCC"/>
-              <w:right w:val="single" w:sz="4" w:space="0" w:color="CCCCCC"/>
-            </w:tcBorders>
-          </w:tcPr>
-          <w:p>
-            <w:pPr>
-              <w:spacing w:before="60" w:after="60" w:line="252" w:lineRule="auto"/>
-              <w:jc w:val="left"/>
-            </w:pPr>
-            <w:r/>
-            <w:r>
-              <w:t>749.00</w:t>
-            </w:r>
-          </w:p>
-        </w:tc>
-        <w:tc>
-          <w:tcPr>
-            <w:tcW w:type="dxa" w:w="1152"/>
-            <w:shd w:fill="F8FAFC"/>
-            <w:tcMar>
-              <w:top w:w="100" w:type="dxa"/>
-              <w:bottom w:w="100" w:type="dxa"/>
-              <w:left w:w="120" w:type="dxa"/>
-              <w:right w:w="120" w:type="dxa"/>
-            </w:tcMar>
-            <w:tcBorders>
-              <w:top w:val="single" w:sz="4" w:space="0" w:color="CCCCCC"/>
-              <w:bottom w:val="single" w:sz="4" w:space="0" w:color="CCCCCC"/>
-              <w:left w:val="single" w:sz="4" w:space="0" w:color="CCCCCC"/>
-              <w:right w:val="single" w:sz="4" w:space="0" w:color="CCCCCC"/>
-            </w:tcBorders>
-          </w:tcPr>
-          <w:p>
-            <w:pPr>
-              <w:spacing w:before="60" w:after="60" w:line="252" w:lineRule="auto"/>
-              <w:jc w:val="left"/>
-            </w:pPr>
-            <w:r/>
-            <w:r>
-              <w:t>731.00</w:t>
-            </w:r>
-          </w:p>
-        </w:tc>
-        <w:tc>
-          <w:tcPr>
-            <w:tcW w:type="dxa" w:w="1728"/>
-            <w:shd w:fill="F8FAFC"/>
-            <w:tcMar>
-              <w:top w:w="100" w:type="dxa"/>
-              <w:bottom w:w="100" w:type="dxa"/>
-              <w:left w:w="120" w:type="dxa"/>
-              <w:right w:w="120" w:type="dxa"/>
-            </w:tcMar>
-            <w:tcBorders>
-              <w:top w:val="single" w:sz="4" w:space="0" w:color="CCCCCC"/>
-              <w:bottom w:val="single" w:sz="4" w:space="0" w:color="CCCCCC"/>
-              <w:left w:val="single" w:sz="4" w:space="0" w:color="CCCCCC"/>
-              <w:right w:val="single" w:sz="4" w:space="0" w:color="CCCCCC"/>
-            </w:tcBorders>
-          </w:tcPr>
-          <w:p>
-            <w:pPr>
-              <w:spacing w:before="60" w:after="60" w:line="252" w:lineRule="auto"/>
-              <w:jc w:val="left"/>
-            </w:pPr>
-            <w:r/>
-            <w:r>
-              <w:rPr>
-                <w:b/>
-              </w:rPr>
-              <w:t>739.00</w:t>
-            </w:r>
-          </w:p>
-        </w:tc>
-        <w:tc>
-          <w:tcPr>
-            <w:tcW w:type="dxa" w:w="3456"/>
-            <w:shd w:fill="F8FAFC"/>
-            <w:tcMar>
-              <w:top w:w="100" w:type="dxa"/>
-              <w:bottom w:w="100" w:type="dxa"/>
-              <w:left w:w="120" w:type="dxa"/>
-              <w:right w:w="120" w:type="dxa"/>
-            </w:tcMar>
-            <w:tcBorders>
-              <w:top w:val="single" w:sz="4" w:space="0" w:color="CCCCCC"/>
-              <w:bottom w:val="single" w:sz="4" w:space="0" w:color="CCCCCC"/>
-              <w:left w:val="single" w:sz="4" w:space="0" w:color="CCCCCC"/>
-              <w:right w:val="single" w:sz="4" w:space="0" w:color="CCCCCC"/>
-            </w:tcBorders>
-          </w:tcPr>
-          <w:p>
-            <w:pPr>
-              <w:spacing w:before="60" w:after="60" w:line="252" w:lineRule="auto"/>
-              <w:jc w:val="left"/>
-            </w:pPr>
-            <w:r/>
-            <w:r>
-              <w:rPr>
-                <w:b/>
-              </w:rPr>
-              <w:t>+0.75</w:t>
-            </w:r>
-          </w:p>
-        </w:tc>
-        <w:tc>
-          <w:tcPr>
-            <w:tcW w:type="dxa" w:w="1440"/>
-            <w:shd w:fill="F8FAFC"/>
-            <w:tcMar>
-              <w:top w:w="100" w:type="dxa"/>
-              <w:bottom w:w="100" w:type="dxa"/>
-              <w:left w:w="120" w:type="dxa"/>
-              <w:right w:w="120" w:type="dxa"/>
-            </w:tcMar>
-            <w:tcBorders>
-              <w:top w:val="single" w:sz="4" w:space="0" w:color="CCCCCC"/>
-              <w:bottom w:val="single" w:sz="4" w:space="0" w:color="CCCCCC"/>
-              <w:left w:val="single" w:sz="4" w:space="0" w:color="CCCCCC"/>
-              <w:right w:val="single" w:sz="4" w:space="0" w:color="CCCCCC"/>
-            </w:tcBorders>
-          </w:tcPr>
-          <w:p>
-            <w:pPr>
-              <w:spacing w:before="60" w:after="60" w:line="252" w:lineRule="auto"/>
-              <w:jc w:val="left"/>
-            </w:pPr>
-            <w:r/>
-            <w:r>
-              <w:t>BULL</w:t>
-            </w:r>
-          </w:p>
-        </w:tc>
-      </w:tr>
-      <w:tr>
-        <w:tc>
-          <w:tcPr>
-            <w:tcW w:type="dxa" w:w="1584"/>
-            <w:shd w:fill="FFFFFF"/>
-            <w:tcMar>
-              <w:top w:w="100" w:type="dxa"/>
-              <w:bottom w:w="100" w:type="dxa"/>
-              <w:left w:w="120" w:type="dxa"/>
-              <w:right w:w="120" w:type="dxa"/>
-            </w:tcMar>
-            <w:tcBorders>
-              <w:top w:val="single" w:sz="4" w:space="0" w:color="CCCCCC"/>
-              <w:bottom w:val="single" w:sz="4" w:space="0" w:color="CCCCCC"/>
-              <w:left w:val="single" w:sz="4" w:space="0" w:color="CCCCCC"/>
-              <w:right w:val="single" w:sz="4" w:space="0" w:color="CCCCCC"/>
-            </w:tcBorders>
-          </w:tcPr>
-          <w:p>
-            <w:pPr>
-              <w:spacing w:before="60" w:after="60" w:line="252" w:lineRule="auto"/>
-              <w:jc w:val="left"/>
-            </w:pPr>
-            <w:r/>
-            <w:r>
-              <w:rPr>
-                <w:b/>
-              </w:rPr>
-              <w:t>Thu 24/09</w:t>
-            </w:r>
-          </w:p>
-        </w:tc>
-        <w:tc>
-          <w:tcPr>
-            <w:tcW w:type="dxa" w:w="864"/>
-            <w:shd w:fill="FFFFFF"/>
-            <w:tcMar>
-              <w:top w:w="100" w:type="dxa"/>
-              <w:bottom w:w="100" w:type="dxa"/>
-              <w:left w:w="120" w:type="dxa"/>
-              <w:right w:w="120" w:type="dxa"/>
-            </w:tcMar>
-            <w:tcBorders>
-              <w:top w:val="single" w:sz="4" w:space="0" w:color="CCCCCC"/>
-              <w:bottom w:val="single" w:sz="4" w:space="0" w:color="CCCCCC"/>
-              <w:left w:val="single" w:sz="4" w:space="0" w:color="CCCCCC"/>
-              <w:right w:val="single" w:sz="4" w:space="0" w:color="CCCCCC"/>
-            </w:tcBorders>
-          </w:tcPr>
-          <w:p>
-            <w:pPr>
-              <w:spacing w:before="60" w:after="60" w:line="252" w:lineRule="auto"/>
-              <w:jc w:val="left"/>
-            </w:pPr>
-            <w:r/>
-            <w:r>
-              <w:t>Pre-NY 19-21</w:t>
-            </w:r>
-          </w:p>
-        </w:tc>
-        <w:tc>
-          <w:tcPr>
-            <w:tcW w:type="dxa" w:w="1440"/>
-            <w:shd w:fill="FFFFFF"/>
-            <w:tcMar>
-              <w:top w:w="100" w:type="dxa"/>
-              <w:bottom w:w="100" w:type="dxa"/>
-              <w:left w:w="120" w:type="dxa"/>
-              <w:right w:w="120" w:type="dxa"/>
-            </w:tcMar>
-            <w:tcBorders>
-              <w:top w:val="single" w:sz="4" w:space="0" w:color="CCCCCC"/>
-              <w:bottom w:val="single" w:sz="4" w:space="0" w:color="CCCCCC"/>
-              <w:left w:val="single" w:sz="4" w:space="0" w:color="CCCCCC"/>
-              <w:right w:val="single" w:sz="4" w:space="0" w:color="CCCCCC"/>
-            </w:tcBorders>
-          </w:tcPr>
-          <w:p>
-            <w:pPr>
-              <w:spacing w:before="60" w:after="60" w:line="252" w:lineRule="auto"/>
-              <w:jc w:val="left"/>
-            </w:pPr>
-            <w:r/>
-            <w:r>
-              <w:t>739.00</w:t>
-            </w:r>
-          </w:p>
-        </w:tc>
-        <w:tc>
-          <w:tcPr>
-            <w:tcW w:type="dxa" w:w="2016"/>
-            <w:shd w:fill="FFFFFF"/>
-            <w:tcMar>
-              <w:top w:w="100" w:type="dxa"/>
-              <w:bottom w:w="100" w:type="dxa"/>
-              <w:left w:w="120" w:type="dxa"/>
-              <w:right w:w="120" w:type="dxa"/>
-            </w:tcMar>
-            <w:tcBorders>
-              <w:top w:val="single" w:sz="4" w:space="0" w:color="CCCCCC"/>
-              <w:bottom w:val="single" w:sz="4" w:space="0" w:color="CCCCCC"/>
-              <w:left w:val="single" w:sz="4" w:space="0" w:color="CCCCCC"/>
-              <w:right w:val="single" w:sz="4" w:space="0" w:color="CCCCCC"/>
-            </w:tcBorders>
-          </w:tcPr>
-          <w:p>
-            <w:pPr>
-              <w:spacing w:before="60" w:after="60" w:line="252" w:lineRule="auto"/>
-              <w:jc w:val="left"/>
-            </w:pPr>
-            <w:r/>
-            <w:r>
-              <w:t>745.50</w:t>
-            </w:r>
-          </w:p>
-        </w:tc>
-        <w:tc>
-          <w:tcPr>
-            <w:tcW w:type="dxa" w:w="1152"/>
-            <w:shd w:fill="FFFFFF"/>
-            <w:tcMar>
-              <w:top w:w="100" w:type="dxa"/>
-              <w:bottom w:w="100" w:type="dxa"/>
-              <w:left w:w="120" w:type="dxa"/>
-              <w:right w:w="120" w:type="dxa"/>
-            </w:tcMar>
-            <w:tcBorders>
-              <w:top w:val="single" w:sz="4" w:space="0" w:color="CCCCCC"/>
-              <w:bottom w:val="single" w:sz="4" w:space="0" w:color="CCCCCC"/>
-              <w:left w:val="single" w:sz="4" w:space="0" w:color="CCCCCC"/>
-              <w:right w:val="single" w:sz="4" w:space="0" w:color="CCCCCC"/>
-            </w:tcBorders>
-          </w:tcPr>
-          <w:p>
-            <w:pPr>
-              <w:spacing w:before="60" w:after="60" w:line="252" w:lineRule="auto"/>
-              <w:jc w:val="left"/>
-            </w:pPr>
-            <w:r/>
-            <w:r>
-              <w:t>730.50</w:t>
-            </w:r>
-          </w:p>
-        </w:tc>
-        <w:tc>
-          <w:tcPr>
-            <w:tcW w:type="dxa" w:w="1728"/>
-            <w:shd w:fill="FFFFFF"/>
-            <w:tcMar>
-              <w:top w:w="100" w:type="dxa"/>
-              <w:bottom w:w="100" w:type="dxa"/>
-              <w:left w:w="120" w:type="dxa"/>
-              <w:right w:w="120" w:type="dxa"/>
-            </w:tcMar>
-            <w:tcBorders>
-              <w:top w:val="single" w:sz="4" w:space="0" w:color="CCCCCC"/>
-              <w:bottom w:val="single" w:sz="4" w:space="0" w:color="CCCCCC"/>
-              <w:left w:val="single" w:sz="4" w:space="0" w:color="CCCCCC"/>
-              <w:right w:val="single" w:sz="4" w:space="0" w:color="CCCCCC"/>
-            </w:tcBorders>
-          </w:tcPr>
-          <w:p>
-            <w:pPr>
-              <w:spacing w:before="60" w:after="60" w:line="252" w:lineRule="auto"/>
-              <w:jc w:val="left"/>
-            </w:pPr>
-            <w:r/>
-            <w:r>
-              <w:rPr>
-                <w:b/>
-              </w:rPr>
-              <w:t>739.50</w:t>
-            </w:r>
-          </w:p>
-        </w:tc>
-        <w:tc>
-          <w:tcPr>
-            <w:tcW w:type="dxa" w:w="3456"/>
-            <w:shd w:fill="FFFFFF"/>
-            <w:tcMar>
-              <w:top w:w="100" w:type="dxa"/>
-              <w:bottom w:w="100" w:type="dxa"/>
-              <w:left w:w="120" w:type="dxa"/>
-              <w:right w:w="120" w:type="dxa"/>
-            </w:tcMar>
-            <w:tcBorders>
-              <w:top w:val="single" w:sz="4" w:space="0" w:color="CCCCCC"/>
-              <w:bottom w:val="single" w:sz="4" w:space="0" w:color="CCCCCC"/>
-              <w:left w:val="single" w:sz="4" w:space="0" w:color="CCCCCC"/>
-              <w:right w:val="single" w:sz="4" w:space="0" w:color="CCCCCC"/>
-            </w:tcBorders>
-          </w:tcPr>
-          <w:p>
-            <w:pPr>
-              <w:spacing w:before="60" w:after="60" w:line="252" w:lineRule="auto"/>
-              <w:jc w:val="left"/>
-            </w:pPr>
-            <w:r/>
-            <w:r>
-              <w:rPr>
-                <w:b/>
-              </w:rPr>
-              <w:t>+0.50</w:t>
-            </w:r>
-          </w:p>
-        </w:tc>
-        <w:tc>
-          <w:tcPr>
-            <w:tcW w:type="dxa" w:w="1440"/>
-            <w:shd w:fill="FFFFFF"/>
-            <w:tcMar>
-              <w:top w:w="100" w:type="dxa"/>
-              <w:bottom w:w="100" w:type="dxa"/>
-              <w:left w:w="120" w:type="dxa"/>
-              <w:right w:w="120" w:type="dxa"/>
-            </w:tcMar>
-            <w:tcBorders>
-              <w:top w:val="single" w:sz="4" w:space="0" w:color="CCCCCC"/>
-              <w:bottom w:val="single" w:sz="4" w:space="0" w:color="CCCCCC"/>
-              <w:left w:val="single" w:sz="4" w:space="0" w:color="CCCCCC"/>
-              <w:right w:val="single" w:sz="4" w:space="0" w:color="CCCCCC"/>
-            </w:tcBorders>
-          </w:tcPr>
-          <w:p>
-            <w:pPr>
-              <w:spacing w:before="60" w:after="60" w:line="252" w:lineRule="auto"/>
-              <w:jc w:val="left"/>
-            </w:pPr>
-            <w:r/>
-            <w:r>
-              <w:t>BULL</w:t>
-            </w:r>
-          </w:p>
-        </w:tc>
-      </w:tr>
-      <w:tr>
-        <w:tc>
-          <w:tcPr>
-            <w:tcW w:type="dxa" w:w="1584"/>
-            <w:shd w:fill="F8FAFC"/>
-            <w:tcMar>
-              <w:top w:w="100" w:type="dxa"/>
-              <w:bottom w:w="100" w:type="dxa"/>
-              <w:left w:w="120" w:type="dxa"/>
-              <w:right w:w="120" w:type="dxa"/>
-            </w:tcMar>
-            <w:tcBorders>
-              <w:top w:val="single" w:sz="4" w:space="0" w:color="CCCCCC"/>
-              <w:bottom w:val="single" w:sz="4" w:space="0" w:color="CCCCCC"/>
-              <w:left w:val="single" w:sz="4" w:space="0" w:color="CCCCCC"/>
-              <w:right w:val="single" w:sz="4" w:space="0" w:color="CCCCCC"/>
-            </w:tcBorders>
-          </w:tcPr>
-          <w:p>
-            <w:pPr>
-              <w:spacing w:before="60" w:after="60" w:line="252" w:lineRule="auto"/>
-              <w:jc w:val="left"/>
-            </w:pPr>
-            <w:r/>
-            <w:r>
-              <w:rPr>
-                <w:b/>
-              </w:rPr>
-              <w:t>Thu 24/09</w:t>
-            </w:r>
-          </w:p>
-        </w:tc>
-        <w:tc>
-          <w:tcPr>
-            <w:tcW w:type="dxa" w:w="864"/>
-            <w:shd w:fill="F8FAFC"/>
-            <w:tcMar>
-              <w:top w:w="100" w:type="dxa"/>
-              <w:bottom w:w="100" w:type="dxa"/>
-              <w:left w:w="120" w:type="dxa"/>
-              <w:right w:w="120" w:type="dxa"/>
-            </w:tcMar>
-            <w:tcBorders>
-              <w:top w:val="single" w:sz="4" w:space="0" w:color="CCCCCC"/>
-              <w:bottom w:val="single" w:sz="4" w:space="0" w:color="CCCCCC"/>
-              <w:left w:val="single" w:sz="4" w:space="0" w:color="CCCCCC"/>
-              <w:right w:val="single" w:sz="4" w:space="0" w:color="CCCCCC"/>
-            </w:tcBorders>
-          </w:tcPr>
-          <w:p>
-            <w:pPr>
-              <w:spacing w:before="60" w:after="60" w:line="252" w:lineRule="auto"/>
-              <w:jc w:val="left"/>
-            </w:pPr>
-            <w:r/>
-            <w:r>
-              <w:t>NY Open 21-23</w:t>
-            </w:r>
-          </w:p>
-        </w:tc>
-        <w:tc>
-          <w:tcPr>
-            <w:tcW w:type="dxa" w:w="1440"/>
-            <w:shd w:fill="F8FAFC"/>
-            <w:tcMar>
-              <w:top w:w="100" w:type="dxa"/>
-              <w:bottom w:w="100" w:type="dxa"/>
-              <w:left w:w="120" w:type="dxa"/>
-              <w:right w:w="120" w:type="dxa"/>
-            </w:tcMar>
-            <w:tcBorders>
-              <w:top w:val="single" w:sz="4" w:space="0" w:color="CCCCCC"/>
-              <w:bottom w:val="single" w:sz="4" w:space="0" w:color="CCCCCC"/>
-              <w:left w:val="single" w:sz="4" w:space="0" w:color="CCCCCC"/>
-              <w:right w:val="single" w:sz="4" w:space="0" w:color="CCCCCC"/>
-            </w:tcBorders>
-          </w:tcPr>
-          <w:p>
-            <w:pPr>
-              <w:spacing w:before="60" w:after="60" w:line="252" w:lineRule="auto"/>
-              <w:jc w:val="left"/>
-            </w:pPr>
-            <w:r/>
-            <w:r>
-              <w:t>739.50</w:t>
-            </w:r>
-          </w:p>
-        </w:tc>
-        <w:tc>
-          <w:tcPr>
-            <w:tcW w:type="dxa" w:w="2016"/>
-            <w:shd w:fill="F8FAFC"/>
-            <w:tcMar>
-              <w:top w:w="100" w:type="dxa"/>
-              <w:bottom w:w="100" w:type="dxa"/>
-              <w:left w:w="120" w:type="dxa"/>
-              <w:right w:w="120" w:type="dxa"/>
-            </w:tcMar>
-            <w:tcBorders>
-              <w:top w:val="single" w:sz="4" w:space="0" w:color="CCCCCC"/>
-              <w:bottom w:val="single" w:sz="4" w:space="0" w:color="CCCCCC"/>
-              <w:left w:val="single" w:sz="4" w:space="0" w:color="CCCCCC"/>
-              <w:right w:val="single" w:sz="4" w:space="0" w:color="CCCCCC"/>
-            </w:tcBorders>
-          </w:tcPr>
-          <w:p>
-            <w:pPr>
-              <w:spacing w:before="60" w:after="60" w:line="252" w:lineRule="auto"/>
-              <w:jc w:val="left"/>
-            </w:pPr>
-            <w:r/>
-            <w:r>
-              <w:t>750.50</w:t>
-            </w:r>
-          </w:p>
-        </w:tc>
-        <w:tc>
-          <w:tcPr>
-            <w:tcW w:type="dxa" w:w="1152"/>
-            <w:shd w:fill="F8FAFC"/>
-            <w:tcMar>
-              <w:top w:w="100" w:type="dxa"/>
-              <w:bottom w:w="100" w:type="dxa"/>
-              <w:left w:w="120" w:type="dxa"/>
-              <w:right w:w="120" w:type="dxa"/>
-            </w:tcMar>
-            <w:tcBorders>
-              <w:top w:val="single" w:sz="4" w:space="0" w:color="CCCCCC"/>
-              <w:bottom w:val="single" w:sz="4" w:space="0" w:color="CCCCCC"/>
-              <w:left w:val="single" w:sz="4" w:space="0" w:color="CCCCCC"/>
-              <w:right w:val="single" w:sz="4" w:space="0" w:color="CCCCCC"/>
-            </w:tcBorders>
-          </w:tcPr>
-          <w:p>
-            <w:pPr>
-              <w:spacing w:before="60" w:after="60" w:line="252" w:lineRule="auto"/>
-              <w:jc w:val="left"/>
-            </w:pPr>
-            <w:r/>
-            <w:r>
-              <w:t>727.75</w:t>
-            </w:r>
-          </w:p>
-        </w:tc>
-        <w:tc>
-          <w:tcPr>
-            <w:tcW w:type="dxa" w:w="1728"/>
-            <w:shd w:fill="F8FAFC"/>
             <w:tcMar>
               <w:top w:w="100" w:type="dxa"/>
               <w:bottom w:w="100" w:type="dxa"/>
@@ -29596,1651 +31251,6 @@
                 <w:b/>
               </w:rPr>
               <w:t>743.00</w:t>
-            </w:r>
-          </w:p>
-        </w:tc>
-        <w:tc>
-          <w:tcPr>
-            <w:tcW w:type="dxa" w:w="3456"/>
-            <w:shd w:fill="F8FAFC"/>
-            <w:tcMar>
-              <w:top w:w="100" w:type="dxa"/>
-              <w:bottom w:w="100" w:type="dxa"/>
-              <w:left w:w="120" w:type="dxa"/>
-              <w:right w:w="120" w:type="dxa"/>
-            </w:tcMar>
-            <w:tcBorders>
-              <w:top w:val="single" w:sz="4" w:space="0" w:color="CCCCCC"/>
-              <w:bottom w:val="single" w:sz="4" w:space="0" w:color="CCCCCC"/>
-              <w:left w:val="single" w:sz="4" w:space="0" w:color="CCCCCC"/>
-              <w:right w:val="single" w:sz="4" w:space="0" w:color="CCCCCC"/>
-            </w:tcBorders>
-          </w:tcPr>
-          <w:p>
-            <w:pPr>
-              <w:spacing w:before="60" w:after="60" w:line="252" w:lineRule="auto"/>
-              <w:jc w:val="left"/>
-            </w:pPr>
-            <w:r/>
-            <w:r>
-              <w:rPr>
-                <w:b/>
-              </w:rPr>
-              <w:t>+3.50</w:t>
-            </w:r>
-          </w:p>
-        </w:tc>
-        <w:tc>
-          <w:tcPr>
-            <w:tcW w:type="dxa" w:w="1440"/>
-            <w:shd w:fill="F8FAFC"/>
-            <w:tcMar>
-              <w:top w:w="100" w:type="dxa"/>
-              <w:bottom w:w="100" w:type="dxa"/>
-              <w:left w:w="120" w:type="dxa"/>
-              <w:right w:w="120" w:type="dxa"/>
-            </w:tcMar>
-            <w:tcBorders>
-              <w:top w:val="single" w:sz="4" w:space="0" w:color="CCCCCC"/>
-              <w:bottom w:val="single" w:sz="4" w:space="0" w:color="CCCCCC"/>
-              <w:left w:val="single" w:sz="4" w:space="0" w:color="CCCCCC"/>
-              <w:right w:val="single" w:sz="4" w:space="0" w:color="CCCCCC"/>
-            </w:tcBorders>
-          </w:tcPr>
-          <w:p>
-            <w:pPr>
-              <w:spacing w:before="60" w:after="60" w:line="252" w:lineRule="auto"/>
-              <w:jc w:val="left"/>
-            </w:pPr>
-            <w:r/>
-            <w:r>
-              <w:t>BULL</w:t>
-            </w:r>
-          </w:p>
-        </w:tc>
-      </w:tr>
-      <w:tr>
-        <w:tc>
-          <w:tcPr>
-            <w:tcW w:type="dxa" w:w="1584"/>
-            <w:shd w:fill="FFFFFF"/>
-            <w:tcMar>
-              <w:top w:w="100" w:type="dxa"/>
-              <w:bottom w:w="100" w:type="dxa"/>
-              <w:left w:w="120" w:type="dxa"/>
-              <w:right w:w="120" w:type="dxa"/>
-            </w:tcMar>
-            <w:tcBorders>
-              <w:top w:val="single" w:sz="4" w:space="0" w:color="CCCCCC"/>
-              <w:bottom w:val="single" w:sz="4" w:space="0" w:color="CCCCCC"/>
-              <w:left w:val="single" w:sz="4" w:space="0" w:color="CCCCCC"/>
-              <w:right w:val="single" w:sz="4" w:space="0" w:color="CCCCCC"/>
-            </w:tcBorders>
-          </w:tcPr>
-          <w:p>
-            <w:pPr>
-              <w:spacing w:before="60" w:after="60" w:line="252" w:lineRule="auto"/>
-              <w:jc w:val="left"/>
-            </w:pPr>
-            <w:r/>
-            <w:r>
-              <w:rPr>
-                <w:b/>
-              </w:rPr>
-              <w:t>Thu 24/09</w:t>
-            </w:r>
-          </w:p>
-        </w:tc>
-        <w:tc>
-          <w:tcPr>
-            <w:tcW w:type="dxa" w:w="864"/>
-            <w:shd w:fill="FFFFFF"/>
-            <w:tcMar>
-              <w:top w:w="100" w:type="dxa"/>
-              <w:bottom w:w="100" w:type="dxa"/>
-              <w:left w:w="120" w:type="dxa"/>
-              <w:right w:w="120" w:type="dxa"/>
-            </w:tcMar>
-            <w:tcBorders>
-              <w:top w:val="single" w:sz="4" w:space="0" w:color="CCCCCC"/>
-              <w:bottom w:val="single" w:sz="4" w:space="0" w:color="CCCCCC"/>
-              <w:left w:val="single" w:sz="4" w:space="0" w:color="CCCCCC"/>
-              <w:right w:val="single" w:sz="4" w:space="0" w:color="CCCCCC"/>
-            </w:tcBorders>
-          </w:tcPr>
-          <w:p>
-            <w:pPr>
-              <w:spacing w:before="60" w:after="60" w:line="252" w:lineRule="auto"/>
-              <w:jc w:val="left"/>
-            </w:pPr>
-            <w:r/>
-            <w:r>
-              <w:t>NY Close 23-01</w:t>
-            </w:r>
-          </w:p>
-        </w:tc>
-        <w:tc>
-          <w:tcPr>
-            <w:tcW w:type="dxa" w:w="1440"/>
-            <w:shd w:fill="FFFFFF"/>
-            <w:tcMar>
-              <w:top w:w="100" w:type="dxa"/>
-              <w:bottom w:w="100" w:type="dxa"/>
-              <w:left w:w="120" w:type="dxa"/>
-              <w:right w:w="120" w:type="dxa"/>
-            </w:tcMar>
-            <w:tcBorders>
-              <w:top w:val="single" w:sz="4" w:space="0" w:color="CCCCCC"/>
-              <w:bottom w:val="single" w:sz="4" w:space="0" w:color="CCCCCC"/>
-              <w:left w:val="single" w:sz="4" w:space="0" w:color="CCCCCC"/>
-              <w:right w:val="single" w:sz="4" w:space="0" w:color="CCCCCC"/>
-            </w:tcBorders>
-          </w:tcPr>
-          <w:p>
-            <w:pPr>
-              <w:spacing w:before="60" w:after="60" w:line="252" w:lineRule="auto"/>
-              <w:jc w:val="left"/>
-            </w:pPr>
-            <w:r/>
-            <w:r>
-              <w:t>743.00</w:t>
-            </w:r>
-          </w:p>
-        </w:tc>
-        <w:tc>
-          <w:tcPr>
-            <w:tcW w:type="dxa" w:w="2016"/>
-            <w:shd w:fill="FFFFFF"/>
-            <w:tcMar>
-              <w:top w:w="100" w:type="dxa"/>
-              <w:bottom w:w="100" w:type="dxa"/>
-              <w:left w:w="120" w:type="dxa"/>
-              <w:right w:w="120" w:type="dxa"/>
-            </w:tcMar>
-            <w:tcBorders>
-              <w:top w:val="single" w:sz="4" w:space="0" w:color="CCCCCC"/>
-              <w:bottom w:val="single" w:sz="4" w:space="0" w:color="CCCCCC"/>
-              <w:left w:val="single" w:sz="4" w:space="0" w:color="CCCCCC"/>
-              <w:right w:val="single" w:sz="4" w:space="0" w:color="CCCCCC"/>
-            </w:tcBorders>
-          </w:tcPr>
-          <w:p>
-            <w:pPr>
-              <w:spacing w:before="60" w:after="60" w:line="252" w:lineRule="auto"/>
-              <w:jc w:val="left"/>
-            </w:pPr>
-            <w:r/>
-            <w:r>
-              <w:t>748.50</w:t>
-            </w:r>
-          </w:p>
-        </w:tc>
-        <w:tc>
-          <w:tcPr>
-            <w:tcW w:type="dxa" w:w="1152"/>
-            <w:shd w:fill="FFFFFF"/>
-            <w:tcMar>
-              <w:top w:w="100" w:type="dxa"/>
-              <w:bottom w:w="100" w:type="dxa"/>
-              <w:left w:w="120" w:type="dxa"/>
-              <w:right w:w="120" w:type="dxa"/>
-            </w:tcMar>
-            <w:tcBorders>
-              <w:top w:val="single" w:sz="4" w:space="0" w:color="CCCCCC"/>
-              <w:bottom w:val="single" w:sz="4" w:space="0" w:color="CCCCCC"/>
-              <w:left w:val="single" w:sz="4" w:space="0" w:color="CCCCCC"/>
-              <w:right w:val="single" w:sz="4" w:space="0" w:color="CCCCCC"/>
-            </w:tcBorders>
-          </w:tcPr>
-          <w:p>
-            <w:pPr>
-              <w:spacing w:before="60" w:after="60" w:line="252" w:lineRule="auto"/>
-              <w:jc w:val="left"/>
-            </w:pPr>
-            <w:r/>
-            <w:r>
-              <w:t>735.25</w:t>
-            </w:r>
-          </w:p>
-        </w:tc>
-        <w:tc>
-          <w:tcPr>
-            <w:tcW w:type="dxa" w:w="1728"/>
-            <w:shd w:fill="FFFFFF"/>
-            <w:tcMar>
-              <w:top w:w="100" w:type="dxa"/>
-              <w:bottom w:w="100" w:type="dxa"/>
-              <w:left w:w="120" w:type="dxa"/>
-              <w:right w:w="120" w:type="dxa"/>
-            </w:tcMar>
-            <w:tcBorders>
-              <w:top w:val="single" w:sz="4" w:space="0" w:color="CCCCCC"/>
-              <w:bottom w:val="single" w:sz="4" w:space="0" w:color="CCCCCC"/>
-              <w:left w:val="single" w:sz="4" w:space="0" w:color="CCCCCC"/>
-              <w:right w:val="single" w:sz="4" w:space="0" w:color="CCCCCC"/>
-            </w:tcBorders>
-          </w:tcPr>
-          <w:p>
-            <w:pPr>
-              <w:spacing w:before="60" w:after="60" w:line="252" w:lineRule="auto"/>
-              <w:jc w:val="left"/>
-            </w:pPr>
-            <w:r/>
-            <w:r>
-              <w:rPr>
-                <w:b/>
-              </w:rPr>
-              <w:t>743.75</w:t>
-            </w:r>
-          </w:p>
-        </w:tc>
-        <w:tc>
-          <w:tcPr>
-            <w:tcW w:type="dxa" w:w="3456"/>
-            <w:shd w:fill="FFFFFF"/>
-            <w:tcMar>
-              <w:top w:w="100" w:type="dxa"/>
-              <w:bottom w:w="100" w:type="dxa"/>
-              <w:left w:w="120" w:type="dxa"/>
-              <w:right w:w="120" w:type="dxa"/>
-            </w:tcMar>
-            <w:tcBorders>
-              <w:top w:val="single" w:sz="4" w:space="0" w:color="CCCCCC"/>
-              <w:bottom w:val="single" w:sz="4" w:space="0" w:color="CCCCCC"/>
-              <w:left w:val="single" w:sz="4" w:space="0" w:color="CCCCCC"/>
-              <w:right w:val="single" w:sz="4" w:space="0" w:color="CCCCCC"/>
-            </w:tcBorders>
-          </w:tcPr>
-          <w:p>
-            <w:pPr>
-              <w:spacing w:before="60" w:after="60" w:line="252" w:lineRule="auto"/>
-              <w:jc w:val="left"/>
-            </w:pPr>
-            <w:r/>
-            <w:r>
-              <w:rPr>
-                <w:b/>
-              </w:rPr>
-              <w:t>+0.75</w:t>
-            </w:r>
-          </w:p>
-        </w:tc>
-        <w:tc>
-          <w:tcPr>
-            <w:tcW w:type="dxa" w:w="1440"/>
-            <w:shd w:fill="FFFFFF"/>
-            <w:tcMar>
-              <w:top w:w="100" w:type="dxa"/>
-              <w:bottom w:w="100" w:type="dxa"/>
-              <w:left w:w="120" w:type="dxa"/>
-              <w:right w:w="120" w:type="dxa"/>
-            </w:tcMar>
-            <w:tcBorders>
-              <w:top w:val="single" w:sz="4" w:space="0" w:color="CCCCCC"/>
-              <w:bottom w:val="single" w:sz="4" w:space="0" w:color="CCCCCC"/>
-              <w:left w:val="single" w:sz="4" w:space="0" w:color="CCCCCC"/>
-              <w:right w:val="single" w:sz="4" w:space="0" w:color="CCCCCC"/>
-            </w:tcBorders>
-          </w:tcPr>
-          <w:p>
-            <w:pPr>
-              <w:spacing w:before="60" w:after="60" w:line="252" w:lineRule="auto"/>
-              <w:jc w:val="left"/>
-            </w:pPr>
-            <w:r/>
-            <w:r>
-              <w:t>BULL</w:t>
-            </w:r>
-          </w:p>
-        </w:tc>
-      </w:tr>
-      <w:tr>
-        <w:tc>
-          <w:tcPr>
-            <w:tcW w:type="dxa" w:w="1584"/>
-            <w:shd w:fill="F8FAFC"/>
-            <w:tcMar>
-              <w:top w:w="100" w:type="dxa"/>
-              <w:bottom w:w="100" w:type="dxa"/>
-              <w:left w:w="120" w:type="dxa"/>
-              <w:right w:w="120" w:type="dxa"/>
-            </w:tcMar>
-            <w:tcBorders>
-              <w:top w:val="single" w:sz="4" w:space="0" w:color="CCCCCC"/>
-              <w:bottom w:val="single" w:sz="4" w:space="0" w:color="CCCCCC"/>
-              <w:left w:val="single" w:sz="4" w:space="0" w:color="CCCCCC"/>
-              <w:right w:val="single" w:sz="4" w:space="0" w:color="CCCCCC"/>
-            </w:tcBorders>
-          </w:tcPr>
-          <w:p>
-            <w:pPr>
-              <w:spacing w:before="60" w:after="60" w:line="252" w:lineRule="auto"/>
-              <w:jc w:val="left"/>
-            </w:pPr>
-            <w:r/>
-            <w:r>
-              <w:rPr>
-                <w:b/>
-              </w:rPr>
-              <w:t>Fri 25/09</w:t>
-            </w:r>
-          </w:p>
-        </w:tc>
-        <w:tc>
-          <w:tcPr>
-            <w:tcW w:type="dxa" w:w="864"/>
-            <w:shd w:fill="F8FAFC"/>
-            <w:tcMar>
-              <w:top w:w="100" w:type="dxa"/>
-              <w:bottom w:w="100" w:type="dxa"/>
-              <w:left w:w="120" w:type="dxa"/>
-              <w:right w:w="120" w:type="dxa"/>
-            </w:tcMar>
-            <w:tcBorders>
-              <w:top w:val="single" w:sz="4" w:space="0" w:color="CCCCCC"/>
-              <w:bottom w:val="single" w:sz="4" w:space="0" w:color="CCCCCC"/>
-              <w:left w:val="single" w:sz="4" w:space="0" w:color="CCCCCC"/>
-              <w:right w:val="single" w:sz="4" w:space="0" w:color="CCCCCC"/>
-            </w:tcBorders>
-          </w:tcPr>
-          <w:p>
-            <w:pPr>
-              <w:spacing w:before="60" w:after="60" w:line="252" w:lineRule="auto"/>
-              <w:jc w:val="left"/>
-            </w:pPr>
-            <w:r/>
-            <w:r>
-              <w:t>Asia 07-11</w:t>
-            </w:r>
-          </w:p>
-        </w:tc>
-        <w:tc>
-          <w:tcPr>
-            <w:tcW w:type="dxa" w:w="1440"/>
-            <w:shd w:fill="F8FAFC"/>
-            <w:tcMar>
-              <w:top w:w="100" w:type="dxa"/>
-              <w:bottom w:w="100" w:type="dxa"/>
-              <w:left w:w="120" w:type="dxa"/>
-              <w:right w:w="120" w:type="dxa"/>
-            </w:tcMar>
-            <w:tcBorders>
-              <w:top w:val="single" w:sz="4" w:space="0" w:color="CCCCCC"/>
-              <w:bottom w:val="single" w:sz="4" w:space="0" w:color="CCCCCC"/>
-              <w:left w:val="single" w:sz="4" w:space="0" w:color="CCCCCC"/>
-              <w:right w:val="single" w:sz="4" w:space="0" w:color="CCCCCC"/>
-            </w:tcBorders>
-          </w:tcPr>
-          <w:p>
-            <w:pPr>
-              <w:spacing w:before="60" w:after="60" w:line="252" w:lineRule="auto"/>
-              <w:jc w:val="left"/>
-            </w:pPr>
-            <w:r/>
-            <w:r>
-              <w:t>743.75</w:t>
-            </w:r>
-          </w:p>
-        </w:tc>
-        <w:tc>
-          <w:tcPr>
-            <w:tcW w:type="dxa" w:w="2016"/>
-            <w:shd w:fill="F8FAFC"/>
-            <w:tcMar>
-              <w:top w:w="100" w:type="dxa"/>
-              <w:bottom w:w="100" w:type="dxa"/>
-              <w:left w:w="120" w:type="dxa"/>
-              <w:right w:w="120" w:type="dxa"/>
-            </w:tcMar>
-            <w:tcBorders>
-              <w:top w:val="single" w:sz="4" w:space="0" w:color="CCCCCC"/>
-              <w:bottom w:val="single" w:sz="4" w:space="0" w:color="CCCCCC"/>
-              <w:left w:val="single" w:sz="4" w:space="0" w:color="CCCCCC"/>
-              <w:right w:val="single" w:sz="4" w:space="0" w:color="CCCCCC"/>
-            </w:tcBorders>
-          </w:tcPr>
-          <w:p>
-            <w:pPr>
-              <w:spacing w:before="60" w:after="60" w:line="252" w:lineRule="auto"/>
-              <w:jc w:val="left"/>
-            </w:pPr>
-            <w:r/>
-            <w:r>
-              <w:t>753.00</w:t>
-            </w:r>
-          </w:p>
-        </w:tc>
-        <w:tc>
-          <w:tcPr>
-            <w:tcW w:type="dxa" w:w="1152"/>
-            <w:shd w:fill="F8FAFC"/>
-            <w:tcMar>
-              <w:top w:w="100" w:type="dxa"/>
-              <w:bottom w:w="100" w:type="dxa"/>
-              <w:left w:w="120" w:type="dxa"/>
-              <w:right w:w="120" w:type="dxa"/>
-            </w:tcMar>
-            <w:tcBorders>
-              <w:top w:val="single" w:sz="4" w:space="0" w:color="CCCCCC"/>
-              <w:bottom w:val="single" w:sz="4" w:space="0" w:color="CCCCCC"/>
-              <w:left w:val="single" w:sz="4" w:space="0" w:color="CCCCCC"/>
-              <w:right w:val="single" w:sz="4" w:space="0" w:color="CCCCCC"/>
-            </w:tcBorders>
-          </w:tcPr>
-          <w:p>
-            <w:pPr>
-              <w:spacing w:before="60" w:after="60" w:line="252" w:lineRule="auto"/>
-              <w:jc w:val="left"/>
-            </w:pPr>
-            <w:r/>
-            <w:r>
-              <w:t>737.25</w:t>
-            </w:r>
-          </w:p>
-        </w:tc>
-        <w:tc>
-          <w:tcPr>
-            <w:tcW w:type="dxa" w:w="1728"/>
-            <w:shd w:fill="F8FAFC"/>
-            <w:tcMar>
-              <w:top w:w="100" w:type="dxa"/>
-              <w:bottom w:w="100" w:type="dxa"/>
-              <w:left w:w="120" w:type="dxa"/>
-              <w:right w:w="120" w:type="dxa"/>
-            </w:tcMar>
-            <w:tcBorders>
-              <w:top w:val="single" w:sz="4" w:space="0" w:color="CCCCCC"/>
-              <w:bottom w:val="single" w:sz="4" w:space="0" w:color="CCCCCC"/>
-              <w:left w:val="single" w:sz="4" w:space="0" w:color="CCCCCC"/>
-              <w:right w:val="single" w:sz="4" w:space="0" w:color="CCCCCC"/>
-            </w:tcBorders>
-          </w:tcPr>
-          <w:p>
-            <w:pPr>
-              <w:spacing w:before="60" w:after="60" w:line="252" w:lineRule="auto"/>
-              <w:jc w:val="left"/>
-            </w:pPr>
-            <w:r/>
-            <w:r>
-              <w:rPr>
-                <w:b/>
-              </w:rPr>
-              <w:t>743.00</w:t>
-            </w:r>
-          </w:p>
-        </w:tc>
-        <w:tc>
-          <w:tcPr>
-            <w:tcW w:type="dxa" w:w="3456"/>
-            <w:shd w:fill="F8FAFC"/>
-            <w:tcMar>
-              <w:top w:w="100" w:type="dxa"/>
-              <w:bottom w:w="100" w:type="dxa"/>
-              <w:left w:w="120" w:type="dxa"/>
-              <w:right w:w="120" w:type="dxa"/>
-            </w:tcMar>
-            <w:tcBorders>
-              <w:top w:val="single" w:sz="4" w:space="0" w:color="CCCCCC"/>
-              <w:bottom w:val="single" w:sz="4" w:space="0" w:color="CCCCCC"/>
-              <w:left w:val="single" w:sz="4" w:space="0" w:color="CCCCCC"/>
-              <w:right w:val="single" w:sz="4" w:space="0" w:color="CCCCCC"/>
-            </w:tcBorders>
-          </w:tcPr>
-          <w:p>
-            <w:pPr>
-              <w:spacing w:before="60" w:after="60" w:line="252" w:lineRule="auto"/>
-              <w:jc w:val="left"/>
-            </w:pPr>
-            <w:r/>
-            <w:r>
-              <w:rPr>
-                <w:b/>
-              </w:rPr>
-              <w:t>-0.75</w:t>
-            </w:r>
-          </w:p>
-        </w:tc>
-        <w:tc>
-          <w:tcPr>
-            <w:tcW w:type="dxa" w:w="1440"/>
-            <w:shd w:fill="F8FAFC"/>
-            <w:tcMar>
-              <w:top w:w="100" w:type="dxa"/>
-              <w:bottom w:w="100" w:type="dxa"/>
-              <w:left w:w="120" w:type="dxa"/>
-              <w:right w:w="120" w:type="dxa"/>
-            </w:tcMar>
-            <w:tcBorders>
-              <w:top w:val="single" w:sz="4" w:space="0" w:color="CCCCCC"/>
-              <w:bottom w:val="single" w:sz="4" w:space="0" w:color="CCCCCC"/>
-              <w:left w:val="single" w:sz="4" w:space="0" w:color="CCCCCC"/>
-              <w:right w:val="single" w:sz="4" w:space="0" w:color="CCCCCC"/>
-            </w:tcBorders>
-          </w:tcPr>
-          <w:p>
-            <w:pPr>
-              <w:spacing w:before="60" w:after="60" w:line="252" w:lineRule="auto"/>
-              <w:jc w:val="left"/>
-            </w:pPr>
-            <w:r/>
-            <w:r>
-              <w:t>BEAR</w:t>
-            </w:r>
-          </w:p>
-        </w:tc>
-      </w:tr>
-      <w:tr>
-        <w:tc>
-          <w:tcPr>
-            <w:tcW w:type="dxa" w:w="1584"/>
-            <w:shd w:fill="FFFFFF"/>
-            <w:tcMar>
-              <w:top w:w="100" w:type="dxa"/>
-              <w:bottom w:w="100" w:type="dxa"/>
-              <w:left w:w="120" w:type="dxa"/>
-              <w:right w:w="120" w:type="dxa"/>
-            </w:tcMar>
-            <w:tcBorders>
-              <w:top w:val="single" w:sz="4" w:space="0" w:color="CCCCCC"/>
-              <w:bottom w:val="single" w:sz="4" w:space="0" w:color="CCCCCC"/>
-              <w:left w:val="single" w:sz="4" w:space="0" w:color="CCCCCC"/>
-              <w:right w:val="single" w:sz="4" w:space="0" w:color="CCCCCC"/>
-            </w:tcBorders>
-          </w:tcPr>
-          <w:p>
-            <w:pPr>
-              <w:spacing w:before="60" w:after="60" w:line="252" w:lineRule="auto"/>
-              <w:jc w:val="left"/>
-            </w:pPr>
-            <w:r/>
-            <w:r>
-              <w:rPr>
-                <w:b/>
-              </w:rPr>
-              <w:t>Fri 25/09</w:t>
-            </w:r>
-          </w:p>
-        </w:tc>
-        <w:tc>
-          <w:tcPr>
-            <w:tcW w:type="dxa" w:w="864"/>
-            <w:shd w:fill="FFFFFF"/>
-            <w:tcMar>
-              <w:top w:w="100" w:type="dxa"/>
-              <w:bottom w:w="100" w:type="dxa"/>
-              <w:left w:w="120" w:type="dxa"/>
-              <w:right w:w="120" w:type="dxa"/>
-            </w:tcMar>
-            <w:tcBorders>
-              <w:top w:val="single" w:sz="4" w:space="0" w:color="CCCCCC"/>
-              <w:bottom w:val="single" w:sz="4" w:space="0" w:color="CCCCCC"/>
-              <w:left w:val="single" w:sz="4" w:space="0" w:color="CCCCCC"/>
-              <w:right w:val="single" w:sz="4" w:space="0" w:color="CCCCCC"/>
-            </w:tcBorders>
-          </w:tcPr>
-          <w:p>
-            <w:pPr>
-              <w:spacing w:before="60" w:after="60" w:line="252" w:lineRule="auto"/>
-              <w:jc w:val="left"/>
-            </w:pPr>
-            <w:r/>
-            <w:r>
-              <w:t>Asia 11-15</w:t>
-            </w:r>
-          </w:p>
-        </w:tc>
-        <w:tc>
-          <w:tcPr>
-            <w:tcW w:type="dxa" w:w="1440"/>
-            <w:shd w:fill="FFFFFF"/>
-            <w:tcMar>
-              <w:top w:w="100" w:type="dxa"/>
-              <w:bottom w:w="100" w:type="dxa"/>
-              <w:left w:w="120" w:type="dxa"/>
-              <w:right w:w="120" w:type="dxa"/>
-            </w:tcMar>
-            <w:tcBorders>
-              <w:top w:val="single" w:sz="4" w:space="0" w:color="CCCCCC"/>
-              <w:bottom w:val="single" w:sz="4" w:space="0" w:color="CCCCCC"/>
-              <w:left w:val="single" w:sz="4" w:space="0" w:color="CCCCCC"/>
-              <w:right w:val="single" w:sz="4" w:space="0" w:color="CCCCCC"/>
-            </w:tcBorders>
-          </w:tcPr>
-          <w:p>
-            <w:pPr>
-              <w:spacing w:before="60" w:after="60" w:line="252" w:lineRule="auto"/>
-              <w:jc w:val="left"/>
-            </w:pPr>
-            <w:r/>
-            <w:r>
-              <w:t>743.00</w:t>
-            </w:r>
-          </w:p>
-        </w:tc>
-        <w:tc>
-          <w:tcPr>
-            <w:tcW w:type="dxa" w:w="2016"/>
-            <w:shd w:fill="FFFFFF"/>
-            <w:tcMar>
-              <w:top w:w="100" w:type="dxa"/>
-              <w:bottom w:w="100" w:type="dxa"/>
-              <w:left w:w="120" w:type="dxa"/>
-              <w:right w:w="120" w:type="dxa"/>
-            </w:tcMar>
-            <w:tcBorders>
-              <w:top w:val="single" w:sz="4" w:space="0" w:color="CCCCCC"/>
-              <w:bottom w:val="single" w:sz="4" w:space="0" w:color="CCCCCC"/>
-              <w:left w:val="single" w:sz="4" w:space="0" w:color="CCCCCC"/>
-              <w:right w:val="single" w:sz="4" w:space="0" w:color="CCCCCC"/>
-            </w:tcBorders>
-          </w:tcPr>
-          <w:p>
-            <w:pPr>
-              <w:spacing w:before="60" w:after="60" w:line="252" w:lineRule="auto"/>
-              <w:jc w:val="left"/>
-            </w:pPr>
-            <w:r/>
-            <w:r>
-              <w:t>750.50</w:t>
-            </w:r>
-          </w:p>
-        </w:tc>
-        <w:tc>
-          <w:tcPr>
-            <w:tcW w:type="dxa" w:w="1152"/>
-            <w:shd w:fill="FFFFFF"/>
-            <w:tcMar>
-              <w:top w:w="100" w:type="dxa"/>
-              <w:bottom w:w="100" w:type="dxa"/>
-              <w:left w:w="120" w:type="dxa"/>
-              <w:right w:w="120" w:type="dxa"/>
-            </w:tcMar>
-            <w:tcBorders>
-              <w:top w:val="single" w:sz="4" w:space="0" w:color="CCCCCC"/>
-              <w:bottom w:val="single" w:sz="4" w:space="0" w:color="CCCCCC"/>
-              <w:left w:val="single" w:sz="4" w:space="0" w:color="CCCCCC"/>
-              <w:right w:val="single" w:sz="4" w:space="0" w:color="CCCCCC"/>
-            </w:tcBorders>
-          </w:tcPr>
-          <w:p>
-            <w:pPr>
-              <w:spacing w:before="60" w:after="60" w:line="252" w:lineRule="auto"/>
-              <w:jc w:val="left"/>
-            </w:pPr>
-            <w:r/>
-            <w:r>
-              <w:t>737.00</w:t>
-            </w:r>
-          </w:p>
-        </w:tc>
-        <w:tc>
-          <w:tcPr>
-            <w:tcW w:type="dxa" w:w="1728"/>
-            <w:shd w:fill="FFFFFF"/>
-            <w:tcMar>
-              <w:top w:w="100" w:type="dxa"/>
-              <w:bottom w:w="100" w:type="dxa"/>
-              <w:left w:w="120" w:type="dxa"/>
-              <w:right w:w="120" w:type="dxa"/>
-            </w:tcMar>
-            <w:tcBorders>
-              <w:top w:val="single" w:sz="4" w:space="0" w:color="CCCCCC"/>
-              <w:bottom w:val="single" w:sz="4" w:space="0" w:color="CCCCCC"/>
-              <w:left w:val="single" w:sz="4" w:space="0" w:color="CCCCCC"/>
-              <w:right w:val="single" w:sz="4" w:space="0" w:color="CCCCCC"/>
-            </w:tcBorders>
-          </w:tcPr>
-          <w:p>
-            <w:pPr>
-              <w:spacing w:before="60" w:after="60" w:line="252" w:lineRule="auto"/>
-              <w:jc w:val="left"/>
-            </w:pPr>
-            <w:r/>
-            <w:r>
-              <w:rPr>
-                <w:b/>
-              </w:rPr>
-              <w:t>742.00</w:t>
-            </w:r>
-          </w:p>
-        </w:tc>
-        <w:tc>
-          <w:tcPr>
-            <w:tcW w:type="dxa" w:w="3456"/>
-            <w:shd w:fill="FFFFFF"/>
-            <w:tcMar>
-              <w:top w:w="100" w:type="dxa"/>
-              <w:bottom w:w="100" w:type="dxa"/>
-              <w:left w:w="120" w:type="dxa"/>
-              <w:right w:w="120" w:type="dxa"/>
-            </w:tcMar>
-            <w:tcBorders>
-              <w:top w:val="single" w:sz="4" w:space="0" w:color="CCCCCC"/>
-              <w:bottom w:val="single" w:sz="4" w:space="0" w:color="CCCCCC"/>
-              <w:left w:val="single" w:sz="4" w:space="0" w:color="CCCCCC"/>
-              <w:right w:val="single" w:sz="4" w:space="0" w:color="CCCCCC"/>
-            </w:tcBorders>
-          </w:tcPr>
-          <w:p>
-            <w:pPr>
-              <w:spacing w:before="60" w:after="60" w:line="252" w:lineRule="auto"/>
-              <w:jc w:val="left"/>
-            </w:pPr>
-            <w:r/>
-            <w:r>
-              <w:rPr>
-                <w:b/>
-              </w:rPr>
-              <w:t>-1.00</w:t>
-            </w:r>
-          </w:p>
-        </w:tc>
-        <w:tc>
-          <w:tcPr>
-            <w:tcW w:type="dxa" w:w="1440"/>
-            <w:shd w:fill="FFFFFF"/>
-            <w:tcMar>
-              <w:top w:w="100" w:type="dxa"/>
-              <w:bottom w:w="100" w:type="dxa"/>
-              <w:left w:w="120" w:type="dxa"/>
-              <w:right w:w="120" w:type="dxa"/>
-            </w:tcMar>
-            <w:tcBorders>
-              <w:top w:val="single" w:sz="4" w:space="0" w:color="CCCCCC"/>
-              <w:bottom w:val="single" w:sz="4" w:space="0" w:color="CCCCCC"/>
-              <w:left w:val="single" w:sz="4" w:space="0" w:color="CCCCCC"/>
-              <w:right w:val="single" w:sz="4" w:space="0" w:color="CCCCCC"/>
-            </w:tcBorders>
-          </w:tcPr>
-          <w:p>
-            <w:pPr>
-              <w:spacing w:before="60" w:after="60" w:line="252" w:lineRule="auto"/>
-              <w:jc w:val="left"/>
-            </w:pPr>
-            <w:r/>
-            <w:r>
-              <w:t>BEAR</w:t>
-            </w:r>
-          </w:p>
-        </w:tc>
-      </w:tr>
-      <w:tr>
-        <w:tc>
-          <w:tcPr>
-            <w:tcW w:type="dxa" w:w="1584"/>
-            <w:shd w:fill="F8FAFC"/>
-            <w:tcMar>
-              <w:top w:w="100" w:type="dxa"/>
-              <w:bottom w:w="100" w:type="dxa"/>
-              <w:left w:w="120" w:type="dxa"/>
-              <w:right w:w="120" w:type="dxa"/>
-            </w:tcMar>
-            <w:tcBorders>
-              <w:top w:val="single" w:sz="4" w:space="0" w:color="CCCCCC"/>
-              <w:bottom w:val="single" w:sz="4" w:space="0" w:color="CCCCCC"/>
-              <w:left w:val="single" w:sz="4" w:space="0" w:color="CCCCCC"/>
-              <w:right w:val="single" w:sz="4" w:space="0" w:color="CCCCCC"/>
-            </w:tcBorders>
-          </w:tcPr>
-          <w:p>
-            <w:pPr>
-              <w:spacing w:before="60" w:after="60" w:line="252" w:lineRule="auto"/>
-              <w:jc w:val="left"/>
-            </w:pPr>
-            <w:r/>
-            <w:r>
-              <w:rPr>
-                <w:b/>
-              </w:rPr>
-              <w:t>Fri 25/09</w:t>
-            </w:r>
-          </w:p>
-        </w:tc>
-        <w:tc>
-          <w:tcPr>
-            <w:tcW w:type="dxa" w:w="864"/>
-            <w:shd w:fill="F8FAFC"/>
-            <w:tcMar>
-              <w:top w:w="100" w:type="dxa"/>
-              <w:bottom w:w="100" w:type="dxa"/>
-              <w:left w:w="120" w:type="dxa"/>
-              <w:right w:w="120" w:type="dxa"/>
-            </w:tcMar>
-            <w:tcBorders>
-              <w:top w:val="single" w:sz="4" w:space="0" w:color="CCCCCC"/>
-              <w:bottom w:val="single" w:sz="4" w:space="0" w:color="CCCCCC"/>
-              <w:left w:val="single" w:sz="4" w:space="0" w:color="CCCCCC"/>
-              <w:right w:val="single" w:sz="4" w:space="0" w:color="CCCCCC"/>
-            </w:tcBorders>
-          </w:tcPr>
-          <w:p>
-            <w:pPr>
-              <w:spacing w:before="60" w:after="60" w:line="252" w:lineRule="auto"/>
-              <w:jc w:val="left"/>
-            </w:pPr>
-            <w:r/>
-            <w:r>
-              <w:t>London 15-19</w:t>
-            </w:r>
-          </w:p>
-        </w:tc>
-        <w:tc>
-          <w:tcPr>
-            <w:tcW w:type="dxa" w:w="1440"/>
-            <w:shd w:fill="F8FAFC"/>
-            <w:tcMar>
-              <w:top w:w="100" w:type="dxa"/>
-              <w:bottom w:w="100" w:type="dxa"/>
-              <w:left w:w="120" w:type="dxa"/>
-              <w:right w:w="120" w:type="dxa"/>
-            </w:tcMar>
-            <w:tcBorders>
-              <w:top w:val="single" w:sz="4" w:space="0" w:color="CCCCCC"/>
-              <w:bottom w:val="single" w:sz="4" w:space="0" w:color="CCCCCC"/>
-              <w:left w:val="single" w:sz="4" w:space="0" w:color="CCCCCC"/>
-              <w:right w:val="single" w:sz="4" w:space="0" w:color="CCCCCC"/>
-            </w:tcBorders>
-          </w:tcPr>
-          <w:p>
-            <w:pPr>
-              <w:spacing w:before="60" w:after="60" w:line="252" w:lineRule="auto"/>
-              <w:jc w:val="left"/>
-            </w:pPr>
-            <w:r/>
-            <w:r>
-              <w:t>742.00</w:t>
-            </w:r>
-          </w:p>
-        </w:tc>
-        <w:tc>
-          <w:tcPr>
-            <w:tcW w:type="dxa" w:w="2016"/>
-            <w:shd w:fill="F8FAFC"/>
-            <w:tcMar>
-              <w:top w:w="100" w:type="dxa"/>
-              <w:bottom w:w="100" w:type="dxa"/>
-              <w:left w:w="120" w:type="dxa"/>
-              <w:right w:w="120" w:type="dxa"/>
-            </w:tcMar>
-            <w:tcBorders>
-              <w:top w:val="single" w:sz="4" w:space="0" w:color="CCCCCC"/>
-              <w:bottom w:val="single" w:sz="4" w:space="0" w:color="CCCCCC"/>
-              <w:left w:val="single" w:sz="4" w:space="0" w:color="CCCCCC"/>
-              <w:right w:val="single" w:sz="4" w:space="0" w:color="CCCCCC"/>
-            </w:tcBorders>
-          </w:tcPr>
-          <w:p>
-            <w:pPr>
-              <w:spacing w:before="60" w:after="60" w:line="252" w:lineRule="auto"/>
-              <w:jc w:val="left"/>
-            </w:pPr>
-            <w:r/>
-            <w:r>
-              <w:t>749.00</w:t>
-            </w:r>
-          </w:p>
-        </w:tc>
-        <w:tc>
-          <w:tcPr>
-            <w:tcW w:type="dxa" w:w="1152"/>
-            <w:shd w:fill="F8FAFC"/>
-            <w:tcMar>
-              <w:top w:w="100" w:type="dxa"/>
-              <w:bottom w:w="100" w:type="dxa"/>
-              <w:left w:w="120" w:type="dxa"/>
-              <w:right w:w="120" w:type="dxa"/>
-            </w:tcMar>
-            <w:tcBorders>
-              <w:top w:val="single" w:sz="4" w:space="0" w:color="CCCCCC"/>
-              <w:bottom w:val="single" w:sz="4" w:space="0" w:color="CCCCCC"/>
-              <w:left w:val="single" w:sz="4" w:space="0" w:color="CCCCCC"/>
-              <w:right w:val="single" w:sz="4" w:space="0" w:color="CCCCCC"/>
-            </w:tcBorders>
-          </w:tcPr>
-          <w:p>
-            <w:pPr>
-              <w:spacing w:before="60" w:after="60" w:line="252" w:lineRule="auto"/>
-              <w:jc w:val="left"/>
-            </w:pPr>
-            <w:r/>
-            <w:r>
-              <w:t>728.50</w:t>
-            </w:r>
-          </w:p>
-        </w:tc>
-        <w:tc>
-          <w:tcPr>
-            <w:tcW w:type="dxa" w:w="1728"/>
-            <w:shd w:fill="F8FAFC"/>
-            <w:tcMar>
-              <w:top w:w="100" w:type="dxa"/>
-              <w:bottom w:w="100" w:type="dxa"/>
-              <w:left w:w="120" w:type="dxa"/>
-              <w:right w:w="120" w:type="dxa"/>
-            </w:tcMar>
-            <w:tcBorders>
-              <w:top w:val="single" w:sz="4" w:space="0" w:color="CCCCCC"/>
-              <w:bottom w:val="single" w:sz="4" w:space="0" w:color="CCCCCC"/>
-              <w:left w:val="single" w:sz="4" w:space="0" w:color="CCCCCC"/>
-              <w:right w:val="single" w:sz="4" w:space="0" w:color="CCCCCC"/>
-            </w:tcBorders>
-          </w:tcPr>
-          <w:p>
-            <w:pPr>
-              <w:spacing w:before="60" w:after="60" w:line="252" w:lineRule="auto"/>
-              <w:jc w:val="left"/>
-            </w:pPr>
-            <w:r/>
-            <w:r>
-              <w:rPr>
-                <w:b/>
-              </w:rPr>
-              <w:t>742.75</w:t>
-            </w:r>
-          </w:p>
-        </w:tc>
-        <w:tc>
-          <w:tcPr>
-            <w:tcW w:type="dxa" w:w="3456"/>
-            <w:shd w:fill="F8FAFC"/>
-            <w:tcMar>
-              <w:top w:w="100" w:type="dxa"/>
-              <w:bottom w:w="100" w:type="dxa"/>
-              <w:left w:w="120" w:type="dxa"/>
-              <w:right w:w="120" w:type="dxa"/>
-            </w:tcMar>
-            <w:tcBorders>
-              <w:top w:val="single" w:sz="4" w:space="0" w:color="CCCCCC"/>
-              <w:bottom w:val="single" w:sz="4" w:space="0" w:color="CCCCCC"/>
-              <w:left w:val="single" w:sz="4" w:space="0" w:color="CCCCCC"/>
-              <w:right w:val="single" w:sz="4" w:space="0" w:color="CCCCCC"/>
-            </w:tcBorders>
-          </w:tcPr>
-          <w:p>
-            <w:pPr>
-              <w:spacing w:before="60" w:after="60" w:line="252" w:lineRule="auto"/>
-              <w:jc w:val="left"/>
-            </w:pPr>
-            <w:r/>
-            <w:r>
-              <w:rPr>
-                <w:b/>
-              </w:rPr>
-              <w:t>+0.75</w:t>
-            </w:r>
-          </w:p>
-        </w:tc>
-        <w:tc>
-          <w:tcPr>
-            <w:tcW w:type="dxa" w:w="1440"/>
-            <w:shd w:fill="F8FAFC"/>
-            <w:tcMar>
-              <w:top w:w="100" w:type="dxa"/>
-              <w:bottom w:w="100" w:type="dxa"/>
-              <w:left w:w="120" w:type="dxa"/>
-              <w:right w:w="120" w:type="dxa"/>
-            </w:tcMar>
-            <w:tcBorders>
-              <w:top w:val="single" w:sz="4" w:space="0" w:color="CCCCCC"/>
-              <w:bottom w:val="single" w:sz="4" w:space="0" w:color="CCCCCC"/>
-              <w:left w:val="single" w:sz="4" w:space="0" w:color="CCCCCC"/>
-              <w:right w:val="single" w:sz="4" w:space="0" w:color="CCCCCC"/>
-            </w:tcBorders>
-          </w:tcPr>
-          <w:p>
-            <w:pPr>
-              <w:spacing w:before="60" w:after="60" w:line="252" w:lineRule="auto"/>
-              <w:jc w:val="left"/>
-            </w:pPr>
-            <w:r/>
-            <w:r>
-              <w:t>BULL</w:t>
-            </w:r>
-          </w:p>
-        </w:tc>
-      </w:tr>
-      <w:tr>
-        <w:tc>
-          <w:tcPr>
-            <w:tcW w:type="dxa" w:w="1584"/>
-            <w:shd w:fill="FFFFFF"/>
-            <w:tcMar>
-              <w:top w:w="100" w:type="dxa"/>
-              <w:bottom w:w="100" w:type="dxa"/>
-              <w:left w:w="120" w:type="dxa"/>
-              <w:right w:w="120" w:type="dxa"/>
-            </w:tcMar>
-            <w:tcBorders>
-              <w:top w:val="single" w:sz="4" w:space="0" w:color="CCCCCC"/>
-              <w:bottom w:val="single" w:sz="4" w:space="0" w:color="CCCCCC"/>
-              <w:left w:val="single" w:sz="4" w:space="0" w:color="CCCCCC"/>
-              <w:right w:val="single" w:sz="4" w:space="0" w:color="CCCCCC"/>
-            </w:tcBorders>
-          </w:tcPr>
-          <w:p>
-            <w:pPr>
-              <w:spacing w:before="60" w:after="60" w:line="252" w:lineRule="auto"/>
-              <w:jc w:val="left"/>
-            </w:pPr>
-            <w:r/>
-            <w:r>
-              <w:rPr>
-                <w:b/>
-              </w:rPr>
-              <w:t>Fri 25/09</w:t>
-            </w:r>
-          </w:p>
-        </w:tc>
-        <w:tc>
-          <w:tcPr>
-            <w:tcW w:type="dxa" w:w="864"/>
-            <w:shd w:fill="FFFFFF"/>
-            <w:tcMar>
-              <w:top w:w="100" w:type="dxa"/>
-              <w:bottom w:w="100" w:type="dxa"/>
-              <w:left w:w="120" w:type="dxa"/>
-              <w:right w:w="120" w:type="dxa"/>
-            </w:tcMar>
-            <w:tcBorders>
-              <w:top w:val="single" w:sz="4" w:space="0" w:color="CCCCCC"/>
-              <w:bottom w:val="single" w:sz="4" w:space="0" w:color="CCCCCC"/>
-              <w:left w:val="single" w:sz="4" w:space="0" w:color="CCCCCC"/>
-              <w:right w:val="single" w:sz="4" w:space="0" w:color="CCCCCC"/>
-            </w:tcBorders>
-          </w:tcPr>
-          <w:p>
-            <w:pPr>
-              <w:spacing w:before="60" w:after="60" w:line="252" w:lineRule="auto"/>
-              <w:jc w:val="left"/>
-            </w:pPr>
-            <w:r/>
-            <w:r>
-              <w:t>Pre-NY 19-21</w:t>
-            </w:r>
-          </w:p>
-        </w:tc>
-        <w:tc>
-          <w:tcPr>
-            <w:tcW w:type="dxa" w:w="1440"/>
-            <w:shd w:fill="FFFFFF"/>
-            <w:tcMar>
-              <w:top w:w="100" w:type="dxa"/>
-              <w:bottom w:w="100" w:type="dxa"/>
-              <w:left w:w="120" w:type="dxa"/>
-              <w:right w:w="120" w:type="dxa"/>
-            </w:tcMar>
-            <w:tcBorders>
-              <w:top w:val="single" w:sz="4" w:space="0" w:color="CCCCCC"/>
-              <w:bottom w:val="single" w:sz="4" w:space="0" w:color="CCCCCC"/>
-              <w:left w:val="single" w:sz="4" w:space="0" w:color="CCCCCC"/>
-              <w:right w:val="single" w:sz="4" w:space="0" w:color="CCCCCC"/>
-            </w:tcBorders>
-          </w:tcPr>
-          <w:p>
-            <w:pPr>
-              <w:spacing w:before="60" w:after="60" w:line="252" w:lineRule="auto"/>
-              <w:jc w:val="left"/>
-            </w:pPr>
-            <w:r/>
-            <w:r>
-              <w:t>742.75</w:t>
-            </w:r>
-          </w:p>
-        </w:tc>
-        <w:tc>
-          <w:tcPr>
-            <w:tcW w:type="dxa" w:w="2016"/>
-            <w:shd w:fill="FFFFFF"/>
-            <w:tcMar>
-              <w:top w:w="100" w:type="dxa"/>
-              <w:bottom w:w="100" w:type="dxa"/>
-              <w:left w:w="120" w:type="dxa"/>
-              <w:right w:w="120" w:type="dxa"/>
-            </w:tcMar>
-            <w:tcBorders>
-              <w:top w:val="single" w:sz="4" w:space="0" w:color="CCCCCC"/>
-              <w:bottom w:val="single" w:sz="4" w:space="0" w:color="CCCCCC"/>
-              <w:left w:val="single" w:sz="4" w:space="0" w:color="CCCCCC"/>
-              <w:right w:val="single" w:sz="4" w:space="0" w:color="CCCCCC"/>
-            </w:tcBorders>
-          </w:tcPr>
-          <w:p>
-            <w:pPr>
-              <w:spacing w:before="60" w:after="60" w:line="252" w:lineRule="auto"/>
-              <w:jc w:val="left"/>
-            </w:pPr>
-            <w:r/>
-            <w:r>
-              <w:t>752.00</w:t>
-            </w:r>
-          </w:p>
-        </w:tc>
-        <w:tc>
-          <w:tcPr>
-            <w:tcW w:type="dxa" w:w="1152"/>
-            <w:shd w:fill="FFFFFF"/>
-            <w:tcMar>
-              <w:top w:w="100" w:type="dxa"/>
-              <w:bottom w:w="100" w:type="dxa"/>
-              <w:left w:w="120" w:type="dxa"/>
-              <w:right w:w="120" w:type="dxa"/>
-            </w:tcMar>
-            <w:tcBorders>
-              <w:top w:val="single" w:sz="4" w:space="0" w:color="CCCCCC"/>
-              <w:bottom w:val="single" w:sz="4" w:space="0" w:color="CCCCCC"/>
-              <w:left w:val="single" w:sz="4" w:space="0" w:color="CCCCCC"/>
-              <w:right w:val="single" w:sz="4" w:space="0" w:color="CCCCCC"/>
-            </w:tcBorders>
-          </w:tcPr>
-          <w:p>
-            <w:pPr>
-              <w:spacing w:before="60" w:after="60" w:line="252" w:lineRule="auto"/>
-              <w:jc w:val="left"/>
-            </w:pPr>
-            <w:r/>
-            <w:r>
-              <w:t>735.50</w:t>
-            </w:r>
-          </w:p>
-        </w:tc>
-        <w:tc>
-          <w:tcPr>
-            <w:tcW w:type="dxa" w:w="1728"/>
-            <w:shd w:fill="FFFFFF"/>
-            <w:tcMar>
-              <w:top w:w="100" w:type="dxa"/>
-              <w:bottom w:w="100" w:type="dxa"/>
-              <w:left w:w="120" w:type="dxa"/>
-              <w:right w:w="120" w:type="dxa"/>
-            </w:tcMar>
-            <w:tcBorders>
-              <w:top w:val="single" w:sz="4" w:space="0" w:color="CCCCCC"/>
-              <w:bottom w:val="single" w:sz="4" w:space="0" w:color="CCCCCC"/>
-              <w:left w:val="single" w:sz="4" w:space="0" w:color="CCCCCC"/>
-              <w:right w:val="single" w:sz="4" w:space="0" w:color="CCCCCC"/>
-            </w:tcBorders>
-          </w:tcPr>
-          <w:p>
-            <w:pPr>
-              <w:spacing w:before="60" w:after="60" w:line="252" w:lineRule="auto"/>
-              <w:jc w:val="left"/>
-            </w:pPr>
-            <w:r/>
-            <w:r>
-              <w:rPr>
-                <w:b/>
-              </w:rPr>
-              <w:t>742.50</w:t>
-            </w:r>
-          </w:p>
-        </w:tc>
-        <w:tc>
-          <w:tcPr>
-            <w:tcW w:type="dxa" w:w="3456"/>
-            <w:shd w:fill="FFFFFF"/>
-            <w:tcMar>
-              <w:top w:w="100" w:type="dxa"/>
-              <w:bottom w:w="100" w:type="dxa"/>
-              <w:left w:w="120" w:type="dxa"/>
-              <w:right w:w="120" w:type="dxa"/>
-            </w:tcMar>
-            <w:tcBorders>
-              <w:top w:val="single" w:sz="4" w:space="0" w:color="CCCCCC"/>
-              <w:bottom w:val="single" w:sz="4" w:space="0" w:color="CCCCCC"/>
-              <w:left w:val="single" w:sz="4" w:space="0" w:color="CCCCCC"/>
-              <w:right w:val="single" w:sz="4" w:space="0" w:color="CCCCCC"/>
-            </w:tcBorders>
-          </w:tcPr>
-          <w:p>
-            <w:pPr>
-              <w:spacing w:before="60" w:after="60" w:line="252" w:lineRule="auto"/>
-              <w:jc w:val="left"/>
-            </w:pPr>
-            <w:r/>
-            <w:r>
-              <w:rPr>
-                <w:b/>
-              </w:rPr>
-              <w:t>-0.25</w:t>
-            </w:r>
-          </w:p>
-        </w:tc>
-        <w:tc>
-          <w:tcPr>
-            <w:tcW w:type="dxa" w:w="1440"/>
-            <w:shd w:fill="FFFFFF"/>
-            <w:tcMar>
-              <w:top w:w="100" w:type="dxa"/>
-              <w:bottom w:w="100" w:type="dxa"/>
-              <w:left w:w="120" w:type="dxa"/>
-              <w:right w:w="120" w:type="dxa"/>
-            </w:tcMar>
-            <w:tcBorders>
-              <w:top w:val="single" w:sz="4" w:space="0" w:color="CCCCCC"/>
-              <w:bottom w:val="single" w:sz="4" w:space="0" w:color="CCCCCC"/>
-              <w:left w:val="single" w:sz="4" w:space="0" w:color="CCCCCC"/>
-              <w:right w:val="single" w:sz="4" w:space="0" w:color="CCCCCC"/>
-            </w:tcBorders>
-          </w:tcPr>
-          <w:p>
-            <w:pPr>
-              <w:spacing w:before="60" w:after="60" w:line="252" w:lineRule="auto"/>
-              <w:jc w:val="left"/>
-            </w:pPr>
-            <w:r/>
-            <w:r>
-              <w:t>BEAR</w:t>
-            </w:r>
-          </w:p>
-        </w:tc>
-      </w:tr>
-      <w:tr>
-        <w:tc>
-          <w:tcPr>
-            <w:tcW w:type="dxa" w:w="1584"/>
-            <w:shd w:fill="F8FAFC"/>
-            <w:tcMar>
-              <w:top w:w="100" w:type="dxa"/>
-              <w:bottom w:w="100" w:type="dxa"/>
-              <w:left w:w="120" w:type="dxa"/>
-              <w:right w:w="120" w:type="dxa"/>
-            </w:tcMar>
-            <w:tcBorders>
-              <w:top w:val="single" w:sz="4" w:space="0" w:color="CCCCCC"/>
-              <w:bottom w:val="single" w:sz="4" w:space="0" w:color="CCCCCC"/>
-              <w:left w:val="single" w:sz="4" w:space="0" w:color="CCCCCC"/>
-              <w:right w:val="single" w:sz="4" w:space="0" w:color="CCCCCC"/>
-            </w:tcBorders>
-          </w:tcPr>
-          <w:p>
-            <w:pPr>
-              <w:spacing w:before="60" w:after="60" w:line="252" w:lineRule="auto"/>
-              <w:jc w:val="left"/>
-            </w:pPr>
-            <w:r/>
-            <w:r>
-              <w:rPr>
-                <w:b/>
-              </w:rPr>
-              <w:t>Fri 25/09</w:t>
-            </w:r>
-          </w:p>
-        </w:tc>
-        <w:tc>
-          <w:tcPr>
-            <w:tcW w:type="dxa" w:w="864"/>
-            <w:shd w:fill="F8FAFC"/>
-            <w:tcMar>
-              <w:top w:w="100" w:type="dxa"/>
-              <w:bottom w:w="100" w:type="dxa"/>
-              <w:left w:w="120" w:type="dxa"/>
-              <w:right w:w="120" w:type="dxa"/>
-            </w:tcMar>
-            <w:tcBorders>
-              <w:top w:val="single" w:sz="4" w:space="0" w:color="CCCCCC"/>
-              <w:bottom w:val="single" w:sz="4" w:space="0" w:color="CCCCCC"/>
-              <w:left w:val="single" w:sz="4" w:space="0" w:color="CCCCCC"/>
-              <w:right w:val="single" w:sz="4" w:space="0" w:color="CCCCCC"/>
-            </w:tcBorders>
-          </w:tcPr>
-          <w:p>
-            <w:pPr>
-              <w:spacing w:before="60" w:after="60" w:line="252" w:lineRule="auto"/>
-              <w:jc w:val="left"/>
-            </w:pPr>
-            <w:r/>
-            <w:r>
-              <w:t>NY Open 21-23</w:t>
-            </w:r>
-          </w:p>
-        </w:tc>
-        <w:tc>
-          <w:tcPr>
-            <w:tcW w:type="dxa" w:w="1440"/>
-            <w:shd w:fill="F8FAFC"/>
-            <w:tcMar>
-              <w:top w:w="100" w:type="dxa"/>
-              <w:bottom w:w="100" w:type="dxa"/>
-              <w:left w:w="120" w:type="dxa"/>
-              <w:right w:w="120" w:type="dxa"/>
-            </w:tcMar>
-            <w:tcBorders>
-              <w:top w:val="single" w:sz="4" w:space="0" w:color="CCCCCC"/>
-              <w:bottom w:val="single" w:sz="4" w:space="0" w:color="CCCCCC"/>
-              <w:left w:val="single" w:sz="4" w:space="0" w:color="CCCCCC"/>
-              <w:right w:val="single" w:sz="4" w:space="0" w:color="CCCCCC"/>
-            </w:tcBorders>
-          </w:tcPr>
-          <w:p>
-            <w:pPr>
-              <w:spacing w:before="60" w:after="60" w:line="252" w:lineRule="auto"/>
-              <w:jc w:val="left"/>
-            </w:pPr>
-            <w:r/>
-            <w:r>
-              <w:t>742.50</w:t>
-            </w:r>
-          </w:p>
-        </w:tc>
-        <w:tc>
-          <w:tcPr>
-            <w:tcW w:type="dxa" w:w="2016"/>
-            <w:shd w:fill="F8FAFC"/>
-            <w:tcMar>
-              <w:top w:w="100" w:type="dxa"/>
-              <w:bottom w:w="100" w:type="dxa"/>
-              <w:left w:w="120" w:type="dxa"/>
-              <w:right w:w="120" w:type="dxa"/>
-            </w:tcMar>
-            <w:tcBorders>
-              <w:top w:val="single" w:sz="4" w:space="0" w:color="CCCCCC"/>
-              <w:bottom w:val="single" w:sz="4" w:space="0" w:color="CCCCCC"/>
-              <w:left w:val="single" w:sz="4" w:space="0" w:color="CCCCCC"/>
-              <w:right w:val="single" w:sz="4" w:space="0" w:color="CCCCCC"/>
-            </w:tcBorders>
-          </w:tcPr>
-          <w:p>
-            <w:pPr>
-              <w:spacing w:before="60" w:after="60" w:line="252" w:lineRule="auto"/>
-              <w:jc w:val="left"/>
-            </w:pPr>
-            <w:r/>
-            <w:r>
-              <w:t>751.00</w:t>
-            </w:r>
-          </w:p>
-        </w:tc>
-        <w:tc>
-          <w:tcPr>
-            <w:tcW w:type="dxa" w:w="1152"/>
-            <w:shd w:fill="F8FAFC"/>
-            <w:tcMar>
-              <w:top w:w="100" w:type="dxa"/>
-              <w:bottom w:w="100" w:type="dxa"/>
-              <w:left w:w="120" w:type="dxa"/>
-              <w:right w:w="120" w:type="dxa"/>
-            </w:tcMar>
-            <w:tcBorders>
-              <w:top w:val="single" w:sz="4" w:space="0" w:color="CCCCCC"/>
-              <w:bottom w:val="single" w:sz="4" w:space="0" w:color="CCCCCC"/>
-              <w:left w:val="single" w:sz="4" w:space="0" w:color="CCCCCC"/>
-              <w:right w:val="single" w:sz="4" w:space="0" w:color="CCCCCC"/>
-            </w:tcBorders>
-          </w:tcPr>
-          <w:p>
-            <w:pPr>
-              <w:spacing w:before="60" w:after="60" w:line="252" w:lineRule="auto"/>
-              <w:jc w:val="left"/>
-            </w:pPr>
-            <w:r/>
-            <w:r>
-              <w:t>728.50</w:t>
-            </w:r>
-          </w:p>
-        </w:tc>
-        <w:tc>
-          <w:tcPr>
-            <w:tcW w:type="dxa" w:w="1728"/>
-            <w:shd w:fill="F8FAFC"/>
-            <w:tcMar>
-              <w:top w:w="100" w:type="dxa"/>
-              <w:bottom w:w="100" w:type="dxa"/>
-              <w:left w:w="120" w:type="dxa"/>
-              <w:right w:w="120" w:type="dxa"/>
-            </w:tcMar>
-            <w:tcBorders>
-              <w:top w:val="single" w:sz="4" w:space="0" w:color="CCCCCC"/>
-              <w:bottom w:val="single" w:sz="4" w:space="0" w:color="CCCCCC"/>
-              <w:left w:val="single" w:sz="4" w:space="0" w:color="CCCCCC"/>
-              <w:right w:val="single" w:sz="4" w:space="0" w:color="CCCCCC"/>
-            </w:tcBorders>
-          </w:tcPr>
-          <w:p>
-            <w:pPr>
-              <w:spacing w:before="60" w:after="60" w:line="252" w:lineRule="auto"/>
-              <w:jc w:val="left"/>
-            </w:pPr>
-            <w:r/>
-            <w:r>
-              <w:rPr>
-                <w:b/>
-              </w:rPr>
-              <w:t>744.25</w:t>
-            </w:r>
-          </w:p>
-        </w:tc>
-        <w:tc>
-          <w:tcPr>
-            <w:tcW w:type="dxa" w:w="3456"/>
-            <w:shd w:fill="F8FAFC"/>
-            <w:tcMar>
-              <w:top w:w="100" w:type="dxa"/>
-              <w:bottom w:w="100" w:type="dxa"/>
-              <w:left w:w="120" w:type="dxa"/>
-              <w:right w:w="120" w:type="dxa"/>
-            </w:tcMar>
-            <w:tcBorders>
-              <w:top w:val="single" w:sz="4" w:space="0" w:color="CCCCCC"/>
-              <w:bottom w:val="single" w:sz="4" w:space="0" w:color="CCCCCC"/>
-              <w:left w:val="single" w:sz="4" w:space="0" w:color="CCCCCC"/>
-              <w:right w:val="single" w:sz="4" w:space="0" w:color="CCCCCC"/>
-            </w:tcBorders>
-          </w:tcPr>
-          <w:p>
-            <w:pPr>
-              <w:spacing w:before="60" w:after="60" w:line="252" w:lineRule="auto"/>
-              <w:jc w:val="left"/>
-            </w:pPr>
-            <w:r/>
-            <w:r>
-              <w:rPr>
-                <w:b/>
-              </w:rPr>
-              <w:t>+1.75</w:t>
-            </w:r>
-          </w:p>
-        </w:tc>
-        <w:tc>
-          <w:tcPr>
-            <w:tcW w:type="dxa" w:w="1440"/>
-            <w:shd w:fill="F8FAFC"/>
-            <w:tcMar>
-              <w:top w:w="100" w:type="dxa"/>
-              <w:bottom w:w="100" w:type="dxa"/>
-              <w:left w:w="120" w:type="dxa"/>
-              <w:right w:w="120" w:type="dxa"/>
-            </w:tcMar>
-            <w:tcBorders>
-              <w:top w:val="single" w:sz="4" w:space="0" w:color="CCCCCC"/>
-              <w:bottom w:val="single" w:sz="4" w:space="0" w:color="CCCCCC"/>
-              <w:left w:val="single" w:sz="4" w:space="0" w:color="CCCCCC"/>
-              <w:right w:val="single" w:sz="4" w:space="0" w:color="CCCCCC"/>
-            </w:tcBorders>
-          </w:tcPr>
-          <w:p>
-            <w:pPr>
-              <w:spacing w:before="60" w:after="60" w:line="252" w:lineRule="auto"/>
-              <w:jc w:val="left"/>
-            </w:pPr>
-            <w:r/>
-            <w:r>
-              <w:t>BULL</w:t>
-            </w:r>
-          </w:p>
-        </w:tc>
-      </w:tr>
-      <w:tr>
-        <w:tc>
-          <w:tcPr>
-            <w:tcW w:type="dxa" w:w="1584"/>
-            <w:shd w:fill="FFFFFF"/>
-            <w:tcMar>
-              <w:top w:w="100" w:type="dxa"/>
-              <w:bottom w:w="100" w:type="dxa"/>
-              <w:left w:w="120" w:type="dxa"/>
-              <w:right w:w="120" w:type="dxa"/>
-            </w:tcMar>
-            <w:tcBorders>
-              <w:top w:val="single" w:sz="4" w:space="0" w:color="CCCCCC"/>
-              <w:bottom w:val="single" w:sz="4" w:space="0" w:color="CCCCCC"/>
-              <w:left w:val="single" w:sz="4" w:space="0" w:color="CCCCCC"/>
-              <w:right w:val="single" w:sz="4" w:space="0" w:color="CCCCCC"/>
-            </w:tcBorders>
-          </w:tcPr>
-          <w:p>
-            <w:pPr>
-              <w:spacing w:before="60" w:after="60" w:line="252" w:lineRule="auto"/>
-              <w:jc w:val="left"/>
-            </w:pPr>
-            <w:r/>
-            <w:r>
-              <w:rPr>
-                <w:b/>
-              </w:rPr>
-              <w:t>Fri 25/09</w:t>
-            </w:r>
-          </w:p>
-        </w:tc>
-        <w:tc>
-          <w:tcPr>
-            <w:tcW w:type="dxa" w:w="864"/>
-            <w:shd w:fill="FFFFFF"/>
-            <w:tcMar>
-              <w:top w:w="100" w:type="dxa"/>
-              <w:bottom w:w="100" w:type="dxa"/>
-              <w:left w:w="120" w:type="dxa"/>
-              <w:right w:w="120" w:type="dxa"/>
-            </w:tcMar>
-            <w:tcBorders>
-              <w:top w:val="single" w:sz="4" w:space="0" w:color="CCCCCC"/>
-              <w:bottom w:val="single" w:sz="4" w:space="0" w:color="CCCCCC"/>
-              <w:left w:val="single" w:sz="4" w:space="0" w:color="CCCCCC"/>
-              <w:right w:val="single" w:sz="4" w:space="0" w:color="CCCCCC"/>
-            </w:tcBorders>
-          </w:tcPr>
-          <w:p>
-            <w:pPr>
-              <w:spacing w:before="60" w:after="60" w:line="252" w:lineRule="auto"/>
-              <w:jc w:val="left"/>
-            </w:pPr>
-            <w:r/>
-            <w:r>
-              <w:t>NY Close 23-01</w:t>
-            </w:r>
-          </w:p>
-        </w:tc>
-        <w:tc>
-          <w:tcPr>
-            <w:tcW w:type="dxa" w:w="1440"/>
-            <w:shd w:fill="FFFFFF"/>
-            <w:tcMar>
-              <w:top w:w="100" w:type="dxa"/>
-              <w:bottom w:w="100" w:type="dxa"/>
-              <w:left w:w="120" w:type="dxa"/>
-              <w:right w:w="120" w:type="dxa"/>
-            </w:tcMar>
-            <w:tcBorders>
-              <w:top w:val="single" w:sz="4" w:space="0" w:color="CCCCCC"/>
-              <w:bottom w:val="single" w:sz="4" w:space="0" w:color="CCCCCC"/>
-              <w:left w:val="single" w:sz="4" w:space="0" w:color="CCCCCC"/>
-              <w:right w:val="single" w:sz="4" w:space="0" w:color="CCCCCC"/>
-            </w:tcBorders>
-          </w:tcPr>
-          <w:p>
-            <w:pPr>
-              <w:spacing w:before="60" w:after="60" w:line="252" w:lineRule="auto"/>
-              <w:jc w:val="left"/>
-            </w:pPr>
-            <w:r/>
-            <w:r>
-              <w:t>744.25</w:t>
-            </w:r>
-          </w:p>
-        </w:tc>
-        <w:tc>
-          <w:tcPr>
-            <w:tcW w:type="dxa" w:w="2016"/>
-            <w:shd w:fill="FFFFFF"/>
-            <w:tcMar>
-              <w:top w:w="100" w:type="dxa"/>
-              <w:bottom w:w="100" w:type="dxa"/>
-              <w:left w:w="120" w:type="dxa"/>
-              <w:right w:w="120" w:type="dxa"/>
-            </w:tcMar>
-            <w:tcBorders>
-              <w:top w:val="single" w:sz="4" w:space="0" w:color="CCCCCC"/>
-              <w:bottom w:val="single" w:sz="4" w:space="0" w:color="CCCCCC"/>
-              <w:left w:val="single" w:sz="4" w:space="0" w:color="CCCCCC"/>
-              <w:right w:val="single" w:sz="4" w:space="0" w:color="CCCCCC"/>
-            </w:tcBorders>
-          </w:tcPr>
-          <w:p>
-            <w:pPr>
-              <w:spacing w:before="60" w:after="60" w:line="252" w:lineRule="auto"/>
-              <w:jc w:val="left"/>
-            </w:pPr>
-            <w:r/>
-            <w:r>
-              <w:t>750.50</w:t>
-            </w:r>
-          </w:p>
-        </w:tc>
-        <w:tc>
-          <w:tcPr>
-            <w:tcW w:type="dxa" w:w="1152"/>
-            <w:shd w:fill="FFFFFF"/>
-            <w:tcMar>
-              <w:top w:w="100" w:type="dxa"/>
-              <w:bottom w:w="100" w:type="dxa"/>
-              <w:left w:w="120" w:type="dxa"/>
-              <w:right w:w="120" w:type="dxa"/>
-            </w:tcMar>
-            <w:tcBorders>
-              <w:top w:val="single" w:sz="4" w:space="0" w:color="CCCCCC"/>
-              <w:bottom w:val="single" w:sz="4" w:space="0" w:color="CCCCCC"/>
-              <w:left w:val="single" w:sz="4" w:space="0" w:color="CCCCCC"/>
-              <w:right w:val="single" w:sz="4" w:space="0" w:color="CCCCCC"/>
-            </w:tcBorders>
-          </w:tcPr>
-          <w:p>
-            <w:pPr>
-              <w:spacing w:before="60" w:after="60" w:line="252" w:lineRule="auto"/>
-              <w:jc w:val="left"/>
-            </w:pPr>
-            <w:r/>
-            <w:r>
-              <w:t>737.75</w:t>
-            </w:r>
-          </w:p>
-        </w:tc>
-        <w:tc>
-          <w:tcPr>
-            <w:tcW w:type="dxa" w:w="1728"/>
-            <w:shd w:fill="FFFFFF"/>
-            <w:tcMar>
-              <w:top w:w="100" w:type="dxa"/>
-              <w:bottom w:w="100" w:type="dxa"/>
-              <w:left w:w="120" w:type="dxa"/>
-              <w:right w:w="120" w:type="dxa"/>
-            </w:tcMar>
-            <w:tcBorders>
-              <w:top w:val="single" w:sz="4" w:space="0" w:color="CCCCCC"/>
-              <w:bottom w:val="single" w:sz="4" w:space="0" w:color="CCCCCC"/>
-              <w:left w:val="single" w:sz="4" w:space="0" w:color="CCCCCC"/>
-              <w:right w:val="single" w:sz="4" w:space="0" w:color="CCCCCC"/>
-            </w:tcBorders>
-          </w:tcPr>
-          <w:p>
-            <w:pPr>
-              <w:spacing w:before="60" w:after="60" w:line="252" w:lineRule="auto"/>
-              <w:jc w:val="left"/>
-            </w:pPr>
-            <w:r/>
-            <w:r>
-              <w:rPr>
-                <w:b/>
-              </w:rPr>
-              <w:t>743.50</w:t>
             </w:r>
           </w:p>
         </w:tc>

--- a/Daily Reports/22_09_2026-CBOT Reports.docx
+++ b/Daily Reports/22_09_2026-CBOT Reports.docx
@@ -104,7 +104,7 @@
           <w:color w:val="5C768D"/>
           <w:sz w:val="19"/>
         </w:rPr>
-        <w:t>Cập nhật tự động qua `macro_tracker.py` vào lúc 18:01 ICT ngày 22/09/2026</w:t>
+        <w:t>Cập nhật tự động qua `macro_tracker.py` vào lúc 23:50 ICT ngày 22/09/2026</w:t>
       </w:r>
     </w:p>
     <w:tbl>
@@ -313,7 +313,7 @@
               <w:rPr>
                 <w:b/>
               </w:rPr>
-              <w:t>97.58 / thùng</w:t>
+              <w:t>100.12 / thùng</w:t>
             </w:r>
           </w:p>
         </w:tc>
@@ -344,7 +344,7 @@
               <w:rPr>
                 <w:b/>
               </w:rPr>
-              <w:t>-2.75%</w:t>
+              <w:t>-0.22%</w:t>
             </w:r>
           </w:p>
         </w:tc>
@@ -442,7 +442,7 @@
               <w:rPr>
                 <w:b/>
               </w:rPr>
-              <w:t>100.34</w:t>
+              <w:t>100.66</w:t>
             </w:r>
           </w:p>
         </w:tc>
@@ -473,7 +473,7 @@
               <w:rPr>
                 <w:b/>
               </w:rPr>
-              <w:t>-0.09%</w:t>
+              <w:t>+0.23%</w:t>
             </w:r>
           </w:p>
         </w:tc>
@@ -1197,7 +1197,7 @@
           <w:color w:val="5C768D"/>
           <w:sz w:val="24"/>
         </w:rPr>
-        <w:t>️ CẢNH BÁO LỆCH PHA CƠ HỘI MUA (BULLISH DIVERGENCE DETECTED)</w:t>
+        <w:t>TƯƠNG QUAN VĨ MÔ ỔN ĐỊNH (NORMAL CORRELATION)</w:t>
       </w:r>
     </w:p>
     <w:p>
@@ -1218,7 +1218,7 @@
         <w:rPr>
           <w:b/>
         </w:rPr>
-        <w:t>`97.58` (-2.75%)</w:t>
+        <w:t>`100.12` (-0.22%)</w:t>
       </w:r>
       <w:r>
         <w:t xml:space="preserve"> | DXY: </w:t>
@@ -1227,7 +1227,7 @@
         <w:rPr>
           <w:b/>
         </w:rPr>
-        <w:t>`100.34` (-0.09%)</w:t>
+        <w:t>`100.66` (+0.23%)</w:t>
       </w:r>
       <w:r>
         <w:t xml:space="preserve"> | Lúa mì CBOT: </w:t>
@@ -1236,7 +1236,7 @@
         <w:rPr>
           <w:b/>
         </w:rPr>
-        <w:t>`715.00` (-1.58%)</w:t>
+        <w:t>`721.00` (-0.76%)</w:t>
       </w:r>
       <w:r>
         <w:t>.</w:t>
@@ -1254,41 +1254,7 @@
         <w:t>Biện chứng liên thị trường:</w:t>
       </w:r>
       <w:r>
-        <w:t xml:space="preserve"> Việc dầu thô Brent giảm mạnh (do tin tức giảm căng thẳng Trung Đông) đã kéo theo áp lực bán tháo liên thị trường (cross-commodity </w:t>
-      </w:r>
-      <w:r>
-        <w:rPr>
-          <w:b/>
-          <w:color w:val="B91C1C"/>
-        </w:rPr>
-        <w:t>sell</w:t>
-      </w:r>
-      <w:r>
-        <w:t xml:space="preserve">ing) tự động từ các quỹ đầu cơ. Điều này ép giá Lúa mì giảm theo về vùng hỗ trợ S1 </w:t>
-      </w:r>
-      <w:r>
-        <w:rPr>
-          <w:b/>
-        </w:rPr>
-        <w:t>`711.25 cents`</w:t>
-      </w:r>
-      <w:r>
-        <w:t xml:space="preserve"> (HĐ ZWZ26).</w:t>
-      </w:r>
-    </w:p>
-    <w:p>
-      <w:pPr>
-        <w:pStyle w:val="ListBullet"/>
-        <w:spacing w:before="0" w:after="60"/>
-      </w:pPr>
-      <w:r>
-        <w:rPr>
-          <w:b/>
-        </w:rPr>
-        <w:t>Thực tế cấu trúc nông học:</w:t>
-      </w:r>
-      <w:r>
-        <w:t xml:space="preserve"> Sự sụt giảm địa chính trị này hoàn toàn không thay đổi được thực tế là cung lúa mì toàn cầu đang cực kỳ thắt chặt (Úc sụt giảm 41%, lúa mì Mỹ chất lượng kém đạt 44% Poor/Very Poor).</w:t>
+        <w:t xml:space="preserve"> Liên thị trường giao dịch ổn định, giá lúa mì bám sát các chỉ tiêu cung cầu cơ bản và không có hiện tượng bán tháo chéo quá mức từ nhóm năng lượng.</w:t>
       </w:r>
     </w:p>
     <w:p>
@@ -1303,17 +1269,7 @@
         <w:t>Khuyến nghị chiến lược:</w:t>
       </w:r>
       <w:r>
-        <w:t xml:space="preserve"> Đây là một đợt sụt giảm "lệch pha cơ hội" tuyệt vời do tâm lý ngắn hạn che mờ cung cầu vĩ mô (Asymmetrical Opportunity). Khuyến nghị </w:t>
-      </w:r>
-      <w:r>
-        <w:rPr>
-          <w:b/>
-          <w:color w:val="15803D"/>
-        </w:rPr>
-        <w:t>Canh Mua gom DCA dài hạn quyết liệt quanh vùng biên độ hỗ trợ `677.00 - 711.25 cents` (HĐ ZWZ26)</w:t>
-      </w:r>
-      <w:r>
-        <w:t>, tuyệt đối tránh hoảng loạn bán tháo cắt lỗ.</w:t>
+        <w:t xml:space="preserve"> Tiếp tục duy trì kế hoạch giao dịch trong ngày (Intraday) và đánh biên (Swing) theo cản kỹ thuật đã hoạch định.</w:t>
       </w:r>
     </w:p>
     <w:p>
@@ -1350,7 +1306,7 @@
           <w:color w:val="5C768D"/>
           <w:sz w:val="19"/>
         </w:rPr>
-        <w:t>Cập nhật tự động lúc 18:01 ICT ngày 22/09/2026 — Nguồn: NOAA, USDA, BOM Australia</w:t>
+        <w:t>Cập nhật tự động lúc 23:50 ICT ngày 22/09/2026 — Nguồn: NOAA, USDA, BOM Australia</w:t>
       </w:r>
     </w:p>
     <w:p>
@@ -3618,7 +3574,7 @@
               <w:rPr>
                 <w:b/>
               </w:rPr>
-              <w:t>537.75</w:t>
+              <w:t>539.75</w:t>
             </w:r>
           </w:p>
         </w:tc>
@@ -3649,7 +3605,7 @@
               <w:rPr>
                 <w:b/>
               </w:rPr>
-              <w:t>539.02 (+1.27)</w:t>
+              <w:t>541.27 (+1.52)</w:t>
             </w:r>
           </w:p>
         </w:tc>
@@ -3677,7 +3633,7 @@
             </w:pPr>
             <w:r/>
             <w:r>
-              <w:t>Bullish (539.42 &gt; 536.56)</w:t>
+              <w:t>Bullish (539.59 &gt; 537.25)</w:t>
             </w:r>
           </w:p>
         </w:tc>
@@ -3705,7 +3661,7 @@
             </w:pPr>
             <w:r/>
             <w:r>
-              <w:t>1.25 cents</w:t>
+              <w:t>2.50 cents</w:t>
             </w:r>
           </w:p>
         </w:tc>
@@ -3866,7 +3822,7 @@
               <w:rPr>
                 <w:b/>
               </w:rPr>
-              <w:t>715.00</w:t>
+              <w:t>721.00</w:t>
             </w:r>
           </w:p>
         </w:tc>
@@ -3897,7 +3853,7 @@
               <w:rPr>
                 <w:b/>
               </w:rPr>
-              <w:t>717.37 (+2.37)</w:t>
+              <w:t>722.14 (+1.14)</w:t>
             </w:r>
           </w:p>
         </w:tc>
@@ -3925,7 +3881,7 @@
             </w:pPr>
             <w:r/>
             <w:r>
-              <w:t>Bearish (722.88 &lt; 723.71)</w:t>
+              <w:t>Bearish (721.75 &lt; 722.97)</w:t>
             </w:r>
           </w:p>
         </w:tc>
@@ -3953,7 +3909,7 @@
             </w:pPr>
             <w:r/>
             <w:r>
-              <w:t>4.00 cents</w:t>
+              <w:t>2.75 cents</w:t>
             </w:r>
           </w:p>
         </w:tc>
@@ -4391,7 +4347,7 @@
                 <w:b/>
                 <w:color w:val="15803D"/>
               </w:rPr>
-              <w:t>536.75 - 539.42 cents (Canh mua vùng hỗ trợ)</w:t>
+              <w:t>537.50 - 539.59 cents (Canh mua vùng hỗ trợ)</w:t>
             </w:r>
           </w:p>
         </w:tc>
@@ -4422,7 +4378,7 @@
               <w:rPr>
                 <w:b/>
               </w:rPr>
-              <w:t>483.29 cents (Dưới cản S2 + 1.5x ATR)</w:t>
+              <w:t>482.62 cents (Dưới cản S2 + 1.5x ATR)</w:t>
             </w:r>
           </w:p>
         </w:tc>
@@ -4458,7 +4414,7 @@
                 <w:color w:val="D97706"/>
                 <w:sz w:val="19"/>
               </w:rPr>
-              <w:t xml:space="preserve"> 538.75 cents </w:t>
+              <w:t xml:space="preserve"> 541.25 cents </w:t>
             </w:r>
             <w:r>
               <w:t xml:space="preserve"> / TP2: </w:t>
@@ -4603,7 +4559,7 @@
               <w:rPr>
                 <w:b/>
               </w:rPr>
-              <w:t>535.25 - 536.75 cents</w:t>
+              <w:t>536.00 - 537.50 cents</w:t>
             </w:r>
           </w:p>
         </w:tc>
@@ -4634,7 +4590,7 @@
               <w:rPr>
                 <w:b/>
               </w:rPr>
-              <w:t>484.28 cents (Chống quét SL tuyệt đối)</w:t>
+              <w:t>483.83 cents (Chống quét SL tuyệt đối)</w:t>
             </w:r>
           </w:p>
         </w:tc>
@@ -4796,7 +4752,7 @@
               <w:rPr>
                 <w:b/>
               </w:rPr>
-              <w:t>538.75 - 540.25 cents</w:t>
+              <w:t>541.25 - 542.75 cents</w:t>
             </w:r>
           </w:p>
         </w:tc>
@@ -4827,7 +4783,7 @@
               <w:rPr>
                 <w:b/>
               </w:rPr>
-              <w:t>540.72 cents</w:t>
+              <w:t>543.67 cents</w:t>
             </w:r>
           </w:p>
         </w:tc>
@@ -4989,7 +4945,7 @@
               <w:rPr>
                 <w:b/>
               </w:rPr>
-              <w:t>478.37 - 486.25 cents</w:t>
+              <w:t>476.58 - 486.25 cents</w:t>
             </w:r>
           </w:p>
         </w:tc>
@@ -5170,7 +5126,7 @@
                 <w:b/>
                 <w:color w:val="B91C1C"/>
               </w:rPr>
-              <w:t>722.88 - 723.71 cents (Canh bán hồi kỹ thuật H1)</w:t>
+              <w:t>721.75 - 722.97 cents (Canh bán hồi kỹ thuật H1)</w:t>
             </w:r>
           </w:p>
         </w:tc>
@@ -5201,7 +5157,7 @@
               <w:rPr>
                 <w:b/>
               </w:rPr>
-              <w:t>800.83 cents (Trên kháng cự R2 + 1.5x ATR)</w:t>
+              <w:t>800.69 cents (Trên kháng cự R2 + 1.5x ATR)</w:t>
             </w:r>
           </w:p>
         </w:tc>
@@ -5237,7 +5193,7 @@
                 <w:color w:val="D97706"/>
                 <w:sz w:val="19"/>
               </w:rPr>
-              <w:t xml:space="preserve"> 711.25 cents </w:t>
+              <w:t xml:space="preserve"> 717.50 cents </w:t>
             </w:r>
             <w:r>
               <w:t xml:space="preserve"> / TP2: </w:t>
@@ -5348,7 +5304,7 @@
                 <w:b/>
                 <w:color w:val="15803D"/>
               </w:rPr>
-              <w:t>Long trung hạn (Swing) (ZWH27)</w:t>
+              <w:t>Long trung hạn (Swing) (ZWZ26)</w:t>
             </w:r>
           </w:p>
         </w:tc>
@@ -5379,7 +5335,7 @@
               <w:rPr>
                 <w:b/>
               </w:rPr>
-              <w:t>726.50 - 728.50 cents</w:t>
+              <w:t>715.50 - 717.50 cents</w:t>
             </w:r>
           </w:p>
         </w:tc>
@@ -5410,7 +5366,7 @@
               <w:rPr>
                 <w:b/>
               </w:rPr>
-              <w:t>691.22 cents</w:t>
+              <w:t>673.21 cents</w:t>
             </w:r>
           </w:p>
         </w:tc>
@@ -5441,7 +5397,7 @@
               <w:rPr>
                 <w:b/>
               </w:rPr>
-              <w:t>742.75 cents (Đón sóng hồi trung hạn ~14.5 giá)</w:t>
+              <w:t>724.25 cents (Đón sóng hồi trung hạn ~14.5 giá)</w:t>
             </w:r>
           </w:p>
         </w:tc>
@@ -5541,7 +5497,7 @@
                 <w:b/>
                 <w:color w:val="B91C1C"/>
               </w:rPr>
-              <w:t>Short trung hạn (Swing) (ZWH27)</w:t>
+              <w:t>Short trung hạn (Swing) (ZWZ26)</w:t>
             </w:r>
           </w:p>
         </w:tc>
@@ -5572,7 +5528,7 @@
               <w:rPr>
                 <w:b/>
               </w:rPr>
-              <w:t>742.75 - 744.75 cents</w:t>
+              <w:t>724.25 - 726.25 cents</w:t>
             </w:r>
           </w:p>
         </w:tc>
@@ -5603,7 +5559,7 @@
               <w:rPr>
                 <w:b/>
               </w:rPr>
-              <w:t>746.28 cents</w:t>
+              <w:t>728.04 cents</w:t>
             </w:r>
           </w:p>
         </w:tc>
@@ -5634,7 +5590,7 @@
               <w:rPr>
                 <w:b/>
               </w:rPr>
-              <w:t>694.75 cents (Thuận xu hướng giảm ngắn hạn)</w:t>
+              <w:t>677.00 cents (Thuận xu hướng giảm ngắn hạn)</w:t>
             </w:r>
           </w:p>
         </w:tc>
@@ -5765,7 +5721,7 @@
               <w:rPr>
                 <w:b/>
               </w:rPr>
-              <w:t>661.45 - 677.00 cents</w:t>
+              <w:t>661.82 - 677.00 cents</w:t>
             </w:r>
           </w:p>
         </w:tc>
@@ -11653,7 +11609,7 @@
         <w:t>Giá Chốt Phiên (Close):</w:t>
       </w:r>
       <w:r>
-        <w:t xml:space="preserve"> 537.75 cents | </w:t>
+        <w:t xml:space="preserve"> 539.75 cents | </w:t>
       </w:r>
       <w:r>
         <w:rPr>
@@ -11668,10 +11624,10 @@
         <w:rPr>
           <w:b/>
         </w:rPr>
-        <w:t>`539.02 cents`</w:t>
+        <w:t>`541.27 cents`</w:t>
       </w:r>
       <w:r>
-        <w:t xml:space="preserve"> (+1.27).</w:t>
+        <w:t xml:space="preserve"> (+1.52).</w:t>
       </w:r>
     </w:p>
     <w:p>
@@ -11692,7 +11648,7 @@
         <w:rPr>
           <w:b/>
         </w:rPr>
-        <w:t>`36,943`</w:t>
+        <w:t>`136,564`</w:t>
       </w:r>
       <w:r>
         <w:t xml:space="preserve"> (Chênh lệch: </w:t>
@@ -11701,7 +11657,7 @@
         <w:rPr>
           <w:b/>
         </w:rPr>
-        <w:t>`-149,415`</w:t>
+        <w:t>`-49,794`</w:t>
       </w:r>
       <w:r>
         <w:t xml:space="preserve">) | OI: </w:t>
@@ -11710,7 +11666,7 @@
         <w:rPr>
           <w:b/>
         </w:rPr>
-        <w:t>`941,835`</w:t>
+        <w:t>`943,179`</w:t>
       </w:r>
       <w:r>
         <w:t xml:space="preserve"> (Chênh lệch: </w:t>
@@ -11719,7 +11675,7 @@
         <w:rPr>
           <w:b/>
         </w:rPr>
-        <w:t>`+0`</w:t>
+        <w:t>`+1,344`</w:t>
       </w:r>
       <w:r>
         <w:t>)</w:t>
@@ -11763,9 +11719,8 @@
       <w:r>
         <w:rPr>
           <w:b/>
-          <w:color w:val="15803D"/>
         </w:rPr>
-        <w:t>`Giảm suy yếu / Đáy ngắn hạn (Long Liquidation Decline)`</w:t>
+        <w:t>`Giảm nhẹ tích lũy (Distribution Decline)`</w:t>
       </w:r>
     </w:p>
     <w:p>
@@ -12035,7 +11990,7 @@
               <w:rPr>
                 <w:b/>
               </w:rPr>
-              <w:t>97.58</w:t>
+              <w:t>100.12</w:t>
             </w:r>
           </w:p>
         </w:tc>
@@ -12066,7 +12021,7 @@
               <w:rPr>
                 <w:b/>
               </w:rPr>
-              <w:t>-2.75%</w:t>
+              <w:t>-0.22%</w:t>
             </w:r>
           </w:p>
         </w:tc>
@@ -12158,7 +12113,7 @@
               <w:rPr>
                 <w:b/>
               </w:rPr>
-              <w:t>100.34</w:t>
+              <w:t>100.66</w:t>
             </w:r>
           </w:p>
         </w:tc>
@@ -12189,7 +12144,7 @@
               <w:rPr>
                 <w:b/>
               </w:rPr>
-              <w:t>-0.09%</w:t>
+              <w:t>+0.23%</w:t>
             </w:r>
           </w:p>
         </w:tc>
@@ -12217,7 +12172,7 @@
             </w:pPr>
             <w:r/>
             <w:r>
-              <w:t>DXY Giảm hỗ trợ xuất khẩu ngô Mỹ cạnh tranh tốt hơn.</w:t>
+              <w:t>DXY Tăng làm giảm sức cạnh tranh xuất khẩu của ngô Mỹ so với Brazil/Argentina.</w:t>
             </w:r>
           </w:p>
         </w:tc>
@@ -12793,7 +12748,7 @@
         <w:t xml:space="preserve"> EMA_21 </w:t>
       </w:r>
       <w:r>
-        <w:t xml:space="preserve"> (539.42) &gt; </w:t>
+        <w:t xml:space="preserve"> (539.59) &gt; </w:t>
       </w:r>
       <w:r>
         <w:rPr>
@@ -12804,7 +12759,7 @@
         <w:t xml:space="preserve"> EMA_50 </w:t>
       </w:r>
       <w:r>
-        <w:t xml:space="preserve"> (536.56).</w:t>
+        <w:t xml:space="preserve"> (537.25).</w:t>
       </w:r>
     </w:p>
     <w:p>
@@ -12825,7 +12780,7 @@
         <w:rPr>
           <w:b/>
         </w:rPr>
-        <w:t>`46.29`</w:t>
+        <w:t>`52.59`</w:t>
       </w:r>
       <w:r>
         <w:t xml:space="preserve"> | ATR (14) = </w:t>
@@ -12834,7 +12789,7 @@
         <w:rPr>
           <w:b/>
         </w:rPr>
-        <w:t>`1.97`</w:t>
+        <w:t>`2.42`</w:t>
       </w:r>
       <w:r>
         <w:t xml:space="preserve"> cents | Volatility = </w:t>
@@ -12843,7 +12798,7 @@
         <w:rPr>
           <w:b/>
         </w:rPr>
-        <w:t>`1.25 cents`</w:t>
+        <w:t>`2.50 cents`</w:t>
       </w:r>
       <w:r>
         <w:t>.</w:t>
@@ -12867,7 +12822,7 @@
         <w:rPr>
           <w:b/>
         </w:rPr>
-        <w:t>`536.75`</w:t>
+        <w:t>`537.50`</w:t>
       </w:r>
       <w:r>
         <w:t xml:space="preserve"> | S2: </w:t>
@@ -12885,7 +12840,7 @@
         <w:rPr>
           <w:b/>
         </w:rPr>
-        <w:t>`538.75`</w:t>
+        <w:t>`541.25`</w:t>
       </w:r>
       <w:r>
         <w:t xml:space="preserve"> | R2: </w:t>
@@ -13628,7 +13583,7 @@
           <w:b/>
           <w:color w:val="15803D"/>
         </w:rPr>
-        <w:t>`536.75 - 539.42 cents (Canh mua vùng hỗ trợ)`</w:t>
+        <w:t>`537.50 - 539.59 cents (Canh mua vùng hỗ trợ)`</w:t>
       </w:r>
       <w:r>
         <w:t xml:space="preserve"> | SL: </w:t>
@@ -13637,7 +13592,7 @@
         <w:rPr>
           <w:b/>
         </w:rPr>
-        <w:t>`483.29 cents (Dưới cản S2 + 1.5x ATR)`</w:t>
+        <w:t>`482.62 cents (Dưới cản S2 + 1.5x ATR)`</w:t>
       </w:r>
       <w:r>
         <w:t xml:space="preserve"> | TP: </w:t>
@@ -13648,7 +13603,7 @@
           <w:color w:val="D97706"/>
           <w:sz w:val="19"/>
         </w:rPr>
-        <w:t xml:space="preserve"> 538.75 cents </w:t>
+        <w:t xml:space="preserve"> 541.25 cents </w:t>
       </w:r>
       <w:r>
         <w:t xml:space="preserve"> / </w:t>
@@ -13699,7 +13654,7 @@
         <w:rPr>
           <w:b/>
         </w:rPr>
-        <w:t>`535.25 - 536.75 cents`</w:t>
+        <w:t>`536.00 - 537.50 cents`</w:t>
       </w:r>
       <w:r>
         <w:t xml:space="preserve"> | SL: </w:t>
@@ -13708,7 +13663,7 @@
         <w:rPr>
           <w:b/>
         </w:rPr>
-        <w:t>`484.28 cents (Chống quét SL tuyệt đối)`</w:t>
+        <w:t>`483.83 cents (Chống quét SL tuyệt đối)`</w:t>
       </w:r>
       <w:r>
         <w:t xml:space="preserve"> | TP: </w:t>
@@ -13745,7 +13700,7 @@
         <w:rPr>
           <w:b/>
         </w:rPr>
-        <w:t>`538.75 - 540.25 cents`</w:t>
+        <w:t>`541.25 - 542.75 cents`</w:t>
       </w:r>
       <w:r>
         <w:t xml:space="preserve"> | SL: </w:t>
@@ -13754,7 +13709,7 @@
         <w:rPr>
           <w:b/>
         </w:rPr>
-        <w:t>`540.72 cents`</w:t>
+        <w:t>`543.67 cents`</w:t>
       </w:r>
       <w:r>
         <w:t xml:space="preserve"> | TP: </w:t>
@@ -13803,7 +13758,7 @@
         <w:rPr>
           <w:b/>
         </w:rPr>
-        <w:t>`478.37 - 486.25 cents`</w:t>
+        <w:t>`476.58 - 486.25 cents`</w:t>
       </w:r>
     </w:p>
     <w:p>
@@ -14210,7 +14165,7 @@
             </w:pPr>
             <w:r/>
             <w:r>
-              <w:t>537.75</w:t>
+              <w:t>539.75</w:t>
             </w:r>
           </w:p>
         </w:tc>
@@ -14238,7 +14193,7 @@
             </w:pPr>
             <w:r/>
             <w:r>
-              <w:t>541.50</w:t>
+              <w:t>543.50</w:t>
             </w:r>
           </w:p>
         </w:tc>
@@ -14266,7 +14221,7 @@
             </w:pPr>
             <w:r/>
             <w:r>
-              <w:t>534.50</w:t>
+              <w:t>536.50</w:t>
             </w:r>
           </w:p>
         </w:tc>
@@ -14297,7 +14252,7 @@
               <w:rPr>
                 <w:b/>
               </w:rPr>
-              <w:t>538.00</w:t>
+              <w:t>540.00</w:t>
             </w:r>
           </w:p>
         </w:tc>
@@ -14445,7 +14400,7 @@
             </w:pPr>
             <w:r/>
             <w:r>
-              <w:t>538.00</w:t>
+              <w:t>540.00</w:t>
             </w:r>
           </w:p>
         </w:tc>
@@ -14473,7 +14428,7 @@
             </w:pPr>
             <w:r/>
             <w:r>
-              <w:t>540.75</w:t>
+              <w:t>542.75</w:t>
             </w:r>
           </w:p>
         </w:tc>
@@ -14501,7 +14456,7 @@
             </w:pPr>
             <w:r/>
             <w:r>
-              <w:t>534.25</w:t>
+              <w:t>536.25</w:t>
             </w:r>
           </w:p>
         </w:tc>
@@ -14532,7 +14487,7 @@
               <w:rPr>
                 <w:b/>
               </w:rPr>
-              <w:t>537.50</w:t>
+              <w:t>539.50</w:t>
             </w:r>
           </w:p>
         </w:tc>
@@ -14680,7 +14635,7 @@
             </w:pPr>
             <w:r/>
             <w:r>
-              <w:t>537.50</w:t>
+              <w:t>539.50</w:t>
             </w:r>
           </w:p>
         </w:tc>
@@ -14708,7 +14663,7 @@
             </w:pPr>
             <w:r/>
             <w:r>
-              <w:t>540.50</w:t>
+              <w:t>542.50</w:t>
             </w:r>
           </w:p>
         </w:tc>
@@ -14736,7 +14691,7 @@
             </w:pPr>
             <w:r/>
             <w:r>
-              <w:t>533.50</w:t>
+              <w:t>535.50</w:t>
             </w:r>
           </w:p>
         </w:tc>
@@ -14767,7 +14722,7 @@
               <w:rPr>
                 <w:b/>
               </w:rPr>
-              <w:t>538.25</w:t>
+              <w:t>540.25</w:t>
             </w:r>
           </w:p>
         </w:tc>
@@ -14915,7 +14870,7 @@
             </w:pPr>
             <w:r/>
             <w:r>
-              <w:t>538.25</w:t>
+              <w:t>540.25</w:t>
             </w:r>
           </w:p>
         </w:tc>
@@ -14943,7 +14898,7 @@
             </w:pPr>
             <w:r/>
             <w:r>
-              <w:t>542.75</w:t>
+              <w:t>544.75</w:t>
             </w:r>
           </w:p>
         </w:tc>
@@ -14971,7 +14926,7 @@
             </w:pPr>
             <w:r/>
             <w:r>
-              <w:t>533.25</w:t>
+              <w:t>535.25</w:t>
             </w:r>
           </w:p>
         </w:tc>
@@ -15002,7 +14957,7 @@
               <w:rPr>
                 <w:b/>
               </w:rPr>
-              <w:t>539.00</w:t>
+              <w:t>541.00</w:t>
             </w:r>
           </w:p>
         </w:tc>
@@ -15150,7 +15105,7 @@
             </w:pPr>
             <w:r/>
             <w:r>
-              <w:t>539.00</w:t>
+              <w:t>541.00</w:t>
             </w:r>
           </w:p>
         </w:tc>
@@ -15178,7 +15133,7 @@
             </w:pPr>
             <w:r/>
             <w:r>
-              <w:t>544.50</w:t>
+              <w:t>546.50</w:t>
             </w:r>
           </w:p>
         </w:tc>
@@ -15206,7 +15161,7 @@
             </w:pPr>
             <w:r/>
             <w:r>
-              <w:t>532.75</w:t>
+              <w:t>534.75</w:t>
             </w:r>
           </w:p>
         </w:tc>
@@ -15237,7 +15192,7 @@
               <w:rPr>
                 <w:b/>
               </w:rPr>
-              <w:t>541.25</w:t>
+              <w:t>543.25</w:t>
             </w:r>
           </w:p>
         </w:tc>
@@ -15385,7 +15340,7 @@
             </w:pPr>
             <w:r/>
             <w:r>
-              <w:t>541.25</w:t>
+              <w:t>543.25</w:t>
             </w:r>
           </w:p>
         </w:tc>
@@ -15413,7 +15368,7 @@
             </w:pPr>
             <w:r/>
             <w:r>
-              <w:t>544.25</w:t>
+              <w:t>546.25</w:t>
             </w:r>
           </w:p>
         </w:tc>
@@ -15441,7 +15396,7 @@
             </w:pPr>
             <w:r/>
             <w:r>
-              <w:t>537.00</w:t>
+              <w:t>539.00</w:t>
             </w:r>
           </w:p>
         </w:tc>
@@ -15472,7 +15427,7 @@
               <w:rPr>
                 <w:b/>
               </w:rPr>
-              <w:t>541.50</w:t>
+              <w:t>543.50</w:t>
             </w:r>
           </w:p>
         </w:tc>
@@ -15620,7 +15575,7 @@
             </w:pPr>
             <w:r/>
             <w:r>
-              <w:t>541.50</w:t>
+              <w:t>543.50</w:t>
             </w:r>
           </w:p>
         </w:tc>
@@ -15648,7 +15603,7 @@
             </w:pPr>
             <w:r/>
             <w:r>
-              <w:t>544.75</w:t>
+              <w:t>546.75</w:t>
             </w:r>
           </w:p>
         </w:tc>
@@ -15676,7 +15631,7 @@
             </w:pPr>
             <w:r/>
             <w:r>
-              <w:t>535.00</w:t>
+              <w:t>537.00</w:t>
             </w:r>
           </w:p>
         </w:tc>
@@ -15707,7 +15662,7 @@
               <w:rPr>
                 <w:b/>
               </w:rPr>
-              <w:t>542.25</w:t>
+              <w:t>544.25</w:t>
             </w:r>
           </w:p>
         </w:tc>
@@ -15855,7 +15810,7 @@
             </w:pPr>
             <w:r/>
             <w:r>
-              <w:t>542.25</w:t>
+              <w:t>544.25</w:t>
             </w:r>
           </w:p>
         </w:tc>
@@ -15883,7 +15838,7 @@
             </w:pPr>
             <w:r/>
             <w:r>
-              <w:t>545.25</w:t>
+              <w:t>547.25</w:t>
             </w:r>
           </w:p>
         </w:tc>
@@ -15911,7 +15866,7 @@
             </w:pPr>
             <w:r/>
             <w:r>
-              <w:t>537.75</w:t>
+              <w:t>539.75</w:t>
             </w:r>
           </w:p>
         </w:tc>
@@ -15942,7 +15897,7 @@
               <w:rPr>
                 <w:b/>
               </w:rPr>
-              <w:t>541.75</w:t>
+              <w:t>543.75</w:t>
             </w:r>
           </w:p>
         </w:tc>
@@ -16090,7 +16045,7 @@
             </w:pPr>
             <w:r/>
             <w:r>
-              <w:t>541.75</w:t>
+              <w:t>543.75</w:t>
             </w:r>
           </w:p>
         </w:tc>
@@ -16118,7 +16073,7 @@
             </w:pPr>
             <w:r/>
             <w:r>
-              <w:t>545.75</w:t>
+              <w:t>547.75</w:t>
             </w:r>
           </w:p>
         </w:tc>
@@ -16146,7 +16101,7 @@
             </w:pPr>
             <w:r/>
             <w:r>
-              <w:t>536.00</w:t>
+              <w:t>538.00</w:t>
             </w:r>
           </w:p>
         </w:tc>
@@ -16177,7 +16132,7 @@
               <w:rPr>
                 <w:b/>
               </w:rPr>
-              <w:t>542.25</w:t>
+              <w:t>544.25</w:t>
             </w:r>
           </w:p>
         </w:tc>
@@ -16325,7 +16280,7 @@
             </w:pPr>
             <w:r/>
             <w:r>
-              <w:t>542.25</w:t>
+              <w:t>544.25</w:t>
             </w:r>
           </w:p>
         </w:tc>
@@ -16353,7 +16308,7 @@
             </w:pPr>
             <w:r/>
             <w:r>
-              <w:t>544.75</w:t>
+              <w:t>546.75</w:t>
             </w:r>
           </w:p>
         </w:tc>
@@ -16381,7 +16336,7 @@
             </w:pPr>
             <w:r/>
             <w:r>
-              <w:t>539.00</w:t>
+              <w:t>541.00</w:t>
             </w:r>
           </w:p>
         </w:tc>
@@ -16412,7 +16367,7 @@
               <w:rPr>
                 <w:b/>
               </w:rPr>
-              <w:t>542.75</w:t>
+              <w:t>544.75</w:t>
             </w:r>
           </w:p>
         </w:tc>
@@ -16560,7 +16515,7 @@
             </w:pPr>
             <w:r/>
             <w:r>
-              <w:t>542.75</w:t>
+              <w:t>544.75</w:t>
             </w:r>
           </w:p>
         </w:tc>
@@ -16588,7 +16543,7 @@
             </w:pPr>
             <w:r/>
             <w:r>
-              <w:t>546.25</w:t>
+              <w:t>548.25</w:t>
             </w:r>
           </w:p>
         </w:tc>
@@ -16616,7 +16571,7 @@
             </w:pPr>
             <w:r/>
             <w:r>
-              <w:t>536.75</w:t>
+              <w:t>538.75</w:t>
             </w:r>
           </w:p>
         </w:tc>
@@ -16647,7 +16602,7 @@
               <w:rPr>
                 <w:b/>
               </w:rPr>
-              <w:t>543.75</w:t>
+              <w:t>545.75</w:t>
             </w:r>
           </w:p>
         </w:tc>
@@ -16795,7 +16750,7 @@
             </w:pPr>
             <w:r/>
             <w:r>
-              <w:t>543.75</w:t>
+              <w:t>545.75</w:t>
             </w:r>
           </w:p>
         </w:tc>
@@ -16823,7 +16778,7 @@
             </w:pPr>
             <w:r/>
             <w:r>
-              <w:t>546.50</w:t>
+              <w:t>548.50</w:t>
             </w:r>
           </w:p>
         </w:tc>
@@ -16851,7 +16806,7 @@
             </w:pPr>
             <w:r/>
             <w:r>
-              <w:t>541.25</w:t>
+              <w:t>543.25</w:t>
             </w:r>
           </w:p>
         </w:tc>
@@ -16882,7 +16837,7 @@
               <w:rPr>
                 <w:b/>
               </w:rPr>
-              <w:t>543.75</w:t>
+              <w:t>545.75</w:t>
             </w:r>
           </w:p>
         </w:tc>
@@ -17030,7 +16985,7 @@
             </w:pPr>
             <w:r/>
             <w:r>
-              <w:t>543.75</w:t>
+              <w:t>545.75</w:t>
             </w:r>
           </w:p>
         </w:tc>
@@ -17058,7 +17013,7 @@
             </w:pPr>
             <w:r/>
             <w:r>
-              <w:t>546.50</w:t>
+              <w:t>548.50</w:t>
             </w:r>
           </w:p>
         </w:tc>
@@ -17086,7 +17041,7 @@
             </w:pPr>
             <w:r/>
             <w:r>
-              <w:t>541.25</w:t>
+              <w:t>543.25</w:t>
             </w:r>
           </w:p>
         </w:tc>
@@ -17117,7 +17072,7 @@
               <w:rPr>
                 <w:b/>
               </w:rPr>
-              <w:t>543.25</w:t>
+              <w:t>545.25</w:t>
             </w:r>
           </w:p>
         </w:tc>
@@ -17265,7 +17220,7 @@
             </w:pPr>
             <w:r/>
             <w:r>
-              <w:t>543.25</w:t>
+              <w:t>545.25</w:t>
             </w:r>
           </w:p>
         </w:tc>
@@ -17293,7 +17248,7 @@
             </w:pPr>
             <w:r/>
             <w:r>
-              <w:t>546.25</w:t>
+              <w:t>548.25</w:t>
             </w:r>
           </w:p>
         </w:tc>
@@ -17321,7 +17276,7 @@
             </w:pPr>
             <w:r/>
             <w:r>
-              <w:t>540.00</w:t>
+              <w:t>542.00</w:t>
             </w:r>
           </w:p>
         </w:tc>
@@ -17352,7 +17307,7 @@
               <w:rPr>
                 <w:b/>
               </w:rPr>
-              <w:t>543.00</w:t>
+              <w:t>545.00</w:t>
             </w:r>
           </w:p>
         </w:tc>
@@ -17500,7 +17455,7 @@
             </w:pPr>
             <w:r/>
             <w:r>
-              <w:t>543.00</w:t>
+              <w:t>545.00</w:t>
             </w:r>
           </w:p>
         </w:tc>
@@ -17528,7 +17483,7 @@
             </w:pPr>
             <w:r/>
             <w:r>
-              <w:t>547.00</w:t>
+              <w:t>549.00</w:t>
             </w:r>
           </w:p>
         </w:tc>
@@ -17556,7 +17511,7 @@
             </w:pPr>
             <w:r/>
             <w:r>
-              <w:t>537.75</w:t>
+              <w:t>539.75</w:t>
             </w:r>
           </w:p>
         </w:tc>
@@ -17587,7 +17542,7 @@
               <w:rPr>
                 <w:b/>
               </w:rPr>
-              <w:t>543.50</w:t>
+              <w:t>545.50</w:t>
             </w:r>
           </w:p>
         </w:tc>
@@ -17735,7 +17690,7 @@
             </w:pPr>
             <w:r/>
             <w:r>
-              <w:t>543.50</w:t>
+              <w:t>545.50</w:t>
             </w:r>
           </w:p>
         </w:tc>
@@ -17763,7 +17718,7 @@
             </w:pPr>
             <w:r/>
             <w:r>
-              <w:t>548.25</w:t>
+              <w:t>550.25</w:t>
             </w:r>
           </w:p>
         </w:tc>
@@ -17791,7 +17746,7 @@
             </w:pPr>
             <w:r/>
             <w:r>
-              <w:t>536.50</w:t>
+              <w:t>538.50</w:t>
             </w:r>
           </w:p>
         </w:tc>
@@ -17822,7 +17777,7 @@
               <w:rPr>
                 <w:b/>
               </w:rPr>
-              <w:t>545.50</w:t>
+              <w:t>547.50</w:t>
             </w:r>
           </w:p>
         </w:tc>
@@ -17970,7 +17925,7 @@
             </w:pPr>
             <w:r/>
             <w:r>
-              <w:t>545.50</w:t>
+              <w:t>547.50</w:t>
             </w:r>
           </w:p>
         </w:tc>
@@ -17998,7 +17953,7 @@
             </w:pPr>
             <w:r/>
             <w:r>
-              <w:t>553.50</w:t>
+              <w:t>555.50</w:t>
             </w:r>
           </w:p>
         </w:tc>
@@ -18026,7 +17981,7 @@
             </w:pPr>
             <w:r/>
             <w:r>
-              <w:t>538.50</w:t>
+              <w:t>540.50</w:t>
             </w:r>
           </w:p>
         </w:tc>
@@ -18057,7 +18012,7 @@
               <w:rPr>
                 <w:b/>
               </w:rPr>
-              <w:t>547.00</w:t>
+              <w:t>549.00</w:t>
             </w:r>
           </w:p>
         </w:tc>
@@ -18205,7 +18160,7 @@
             </w:pPr>
             <w:r/>
             <w:r>
-              <w:t>547.00</w:t>
+              <w:t>549.00</w:t>
             </w:r>
           </w:p>
         </w:tc>
@@ -18233,7 +18188,7 @@
             </w:pPr>
             <w:r/>
             <w:r>
-              <w:t>551.50</w:t>
+              <w:t>553.50</w:t>
             </w:r>
           </w:p>
         </w:tc>
@@ -18261,7 +18216,7 @@
             </w:pPr>
             <w:r/>
             <w:r>
-              <w:t>542.75</w:t>
+              <w:t>544.75</w:t>
             </w:r>
           </w:p>
         </w:tc>
@@ -18292,7 +18247,7 @@
               <w:rPr>
                 <w:b/>
               </w:rPr>
-              <w:t>546.50</w:t>
+              <w:t>548.50</w:t>
             </w:r>
           </w:p>
         </w:tc>
@@ -18440,7 +18395,7 @@
             </w:pPr>
             <w:r/>
             <w:r>
-              <w:t>546.50</w:t>
+              <w:t>548.50</w:t>
             </w:r>
           </w:p>
         </w:tc>
@@ -18468,7 +18423,7 @@
             </w:pPr>
             <w:r/>
             <w:r>
-              <w:t>548.75</w:t>
+              <w:t>550.75</w:t>
             </w:r>
           </w:p>
         </w:tc>
@@ -18496,7 +18451,7 @@
             </w:pPr>
             <w:r/>
             <w:r>
-              <w:t>543.75</w:t>
+              <w:t>545.75</w:t>
             </w:r>
           </w:p>
         </w:tc>
@@ -18527,7 +18482,7 @@
               <w:rPr>
                 <w:b/>
               </w:rPr>
-              <w:t>546.25</w:t>
+              <w:t>548.25</w:t>
             </w:r>
           </w:p>
         </w:tc>
@@ -18675,7 +18630,7 @@
             </w:pPr>
             <w:r/>
             <w:r>
-              <w:t>546.25</w:t>
+              <w:t>548.25</w:t>
             </w:r>
           </w:p>
         </w:tc>
@@ -18703,7 +18658,7 @@
             </w:pPr>
             <w:r/>
             <w:r>
-              <w:t>548.25</w:t>
+              <w:t>550.25</w:t>
             </w:r>
           </w:p>
         </w:tc>
@@ -18731,7 +18686,7 @@
             </w:pPr>
             <w:r/>
             <w:r>
-              <w:t>541.75</w:t>
+              <w:t>543.75</w:t>
             </w:r>
           </w:p>
         </w:tc>
@@ -18762,7 +18717,7 @@
               <w:rPr>
                 <w:b/>
               </w:rPr>
-              <w:t>546.50</w:t>
+              <w:t>548.50</w:t>
             </w:r>
           </w:p>
         </w:tc>
@@ -18910,7 +18865,7 @@
             </w:pPr>
             <w:r/>
             <w:r>
-              <w:t>546.50</w:t>
+              <w:t>548.50</w:t>
             </w:r>
           </w:p>
         </w:tc>
@@ -18938,7 +18893,7 @@
             </w:pPr>
             <w:r/>
             <w:r>
-              <w:t>550.25</w:t>
+              <w:t>552.25</w:t>
             </w:r>
           </w:p>
         </w:tc>
@@ -18966,7 +18921,7 @@
             </w:pPr>
             <w:r/>
             <w:r>
-              <w:t>543.75</w:t>
+              <w:t>545.75</w:t>
             </w:r>
           </w:p>
         </w:tc>
@@ -18997,7 +18952,7 @@
               <w:rPr>
                 <w:b/>
               </w:rPr>
-              <w:t>547.00</w:t>
+              <w:t>549.00</w:t>
             </w:r>
           </w:p>
         </w:tc>
@@ -19145,7 +19100,7 @@
             </w:pPr>
             <w:r/>
             <w:r>
-              <w:t>547.00</w:t>
+              <w:t>549.00</w:t>
             </w:r>
           </w:p>
         </w:tc>
@@ -19173,7 +19128,7 @@
             </w:pPr>
             <w:r/>
             <w:r>
-              <w:t>550.00</w:t>
+              <w:t>552.00</w:t>
             </w:r>
           </w:p>
         </w:tc>
@@ -19201,7 +19156,7 @@
             </w:pPr>
             <w:r/>
             <w:r>
-              <w:t>542.50</w:t>
+              <w:t>544.50</w:t>
             </w:r>
           </w:p>
         </w:tc>
@@ -19232,7 +19187,7 @@
               <w:rPr>
                 <w:b/>
               </w:rPr>
-              <w:t>547.25</w:t>
+              <w:t>549.25</w:t>
             </w:r>
           </w:p>
         </w:tc>
@@ -19380,7 +19335,7 @@
             </w:pPr>
             <w:r/>
             <w:r>
-              <w:t>547.25</w:t>
+              <w:t>549.25</w:t>
             </w:r>
           </w:p>
         </w:tc>
@@ -19408,7 +19363,7 @@
             </w:pPr>
             <w:r/>
             <w:r>
-              <w:t>551.50</w:t>
+              <w:t>553.50</w:t>
             </w:r>
           </w:p>
         </w:tc>
@@ -19436,7 +19391,7 @@
             </w:pPr>
             <w:r/>
             <w:r>
-              <w:t>544.00</w:t>
+              <w:t>546.00</w:t>
             </w:r>
           </w:p>
         </w:tc>
@@ -19467,7 +19422,7 @@
               <w:rPr>
                 <w:b/>
               </w:rPr>
-              <w:t>548.00</w:t>
+              <w:t>550.00</w:t>
             </w:r>
           </w:p>
         </w:tc>
@@ -19615,7 +19570,7 @@
             </w:pPr>
             <w:r/>
             <w:r>
-              <w:t>548.00</w:t>
+              <w:t>550.00</w:t>
             </w:r>
           </w:p>
         </w:tc>
@@ -19643,7 +19598,7 @@
             </w:pPr>
             <w:r/>
             <w:r>
-              <w:t>551.50</w:t>
+              <w:t>553.50</w:t>
             </w:r>
           </w:p>
         </w:tc>
@@ -19671,7 +19626,7 @@
             </w:pPr>
             <w:r/>
             <w:r>
-              <w:t>545.75</w:t>
+              <w:t>547.75</w:t>
             </w:r>
           </w:p>
         </w:tc>
@@ -19702,7 +19657,7 @@
               <w:rPr>
                 <w:b/>
               </w:rPr>
-              <w:t>548.00</w:t>
+              <w:t>550.00</w:t>
             </w:r>
           </w:p>
         </w:tc>
@@ -19850,7 +19805,7 @@
             </w:pPr>
             <w:r/>
             <w:r>
-              <w:t>548.00</w:t>
+              <w:t>550.00</w:t>
             </w:r>
           </w:p>
         </w:tc>
@@ -19878,7 +19833,7 @@
             </w:pPr>
             <w:r/>
             <w:r>
-              <w:t>551.75</w:t>
+              <w:t>553.75</w:t>
             </w:r>
           </w:p>
         </w:tc>
@@ -19906,7 +19861,7 @@
             </w:pPr>
             <w:r/>
             <w:r>
-              <w:t>544.50</w:t>
+              <w:t>546.50</w:t>
             </w:r>
           </w:p>
         </w:tc>
@@ -19937,7 +19892,7 @@
               <w:rPr>
                 <w:b/>
               </w:rPr>
-              <w:t>547.75</w:t>
+              <w:t>549.75</w:t>
             </w:r>
           </w:p>
         </w:tc>
@@ -20085,7 +20040,7 @@
             </w:pPr>
             <w:r/>
             <w:r>
-              <w:t>547.75</w:t>
+              <w:t>549.75</w:t>
             </w:r>
           </w:p>
         </w:tc>
@@ -20113,7 +20068,7 @@
             </w:pPr>
             <w:r/>
             <w:r>
-              <w:t>551.25</w:t>
+              <w:t>553.25</w:t>
             </w:r>
           </w:p>
         </w:tc>
@@ -20141,7 +20096,7 @@
             </w:pPr>
             <w:r/>
             <w:r>
-              <w:t>544.50</w:t>
+              <w:t>546.50</w:t>
             </w:r>
           </w:p>
         </w:tc>
@@ -20172,7 +20127,7 @@
               <w:rPr>
                 <w:b/>
               </w:rPr>
-              <w:t>547.50</w:t>
+              <w:t>549.50</w:t>
             </w:r>
           </w:p>
         </w:tc>
@@ -20320,7 +20275,7 @@
             </w:pPr>
             <w:r/>
             <w:r>
-              <w:t>547.50</w:t>
+              <w:t>549.50</w:t>
             </w:r>
           </w:p>
         </w:tc>
@@ -20348,7 +20303,7 @@
             </w:pPr>
             <w:r/>
             <w:r>
-              <w:t>550.50</w:t>
+              <w:t>552.50</w:t>
             </w:r>
           </w:p>
         </w:tc>
@@ -20376,7 +20331,7 @@
             </w:pPr>
             <w:r/>
             <w:r>
-              <w:t>544.75</w:t>
+              <w:t>546.75</w:t>
             </w:r>
           </w:p>
         </w:tc>
@@ -20407,7 +20362,7 @@
               <w:rPr>
                 <w:b/>
               </w:rPr>
-              <w:t>547.75</w:t>
+              <w:t>549.75</w:t>
             </w:r>
           </w:p>
         </w:tc>
@@ -20555,7 +20510,7 @@
             </w:pPr>
             <w:r/>
             <w:r>
-              <w:t>547.75</w:t>
+              <w:t>549.75</w:t>
             </w:r>
           </w:p>
         </w:tc>
@@ -20583,7 +20538,7 @@
             </w:pPr>
             <w:r/>
             <w:r>
-              <w:t>550.75</w:t>
+              <w:t>552.75</w:t>
             </w:r>
           </w:p>
         </w:tc>
@@ -20611,7 +20566,7 @@
             </w:pPr>
             <w:r/>
             <w:r>
-              <w:t>545.00</w:t>
+              <w:t>547.00</w:t>
             </w:r>
           </w:p>
         </w:tc>
@@ -20642,7 +20597,7 @@
               <w:rPr>
                 <w:b/>
               </w:rPr>
-              <w:t>547.75</w:t>
+              <w:t>549.75</w:t>
             </w:r>
           </w:p>
         </w:tc>
@@ -20790,7 +20745,7 @@
             </w:pPr>
             <w:r/>
             <w:r>
-              <w:t>547.75</w:t>
+              <w:t>549.75</w:t>
             </w:r>
           </w:p>
         </w:tc>
@@ -20818,7 +20773,7 @@
             </w:pPr>
             <w:r/>
             <w:r>
-              <w:t>551.75</w:t>
+              <w:t>553.75</w:t>
             </w:r>
           </w:p>
         </w:tc>
@@ -20846,7 +20801,7 @@
             </w:pPr>
             <w:r/>
             <w:r>
-              <w:t>544.25</w:t>
+              <w:t>546.25</w:t>
             </w:r>
           </w:p>
         </w:tc>
@@ -20877,7 +20832,7 @@
               <w:rPr>
                 <w:b/>
               </w:rPr>
-              <w:t>548.25</w:t>
+              <w:t>550.25</w:t>
             </w:r>
           </w:p>
         </w:tc>
@@ -21025,7 +20980,7 @@
             </w:pPr>
             <w:r/>
             <w:r>
-              <w:t>548.25</w:t>
+              <w:t>550.25</w:t>
             </w:r>
           </w:p>
         </w:tc>
@@ -21053,7 +21008,7 @@
             </w:pPr>
             <w:r/>
             <w:r>
-              <w:t>552.25</w:t>
+              <w:t>554.25</w:t>
             </w:r>
           </w:p>
         </w:tc>
@@ -21081,7 +21036,7 @@
             </w:pPr>
             <w:r/>
             <w:r>
-              <w:t>546.50</w:t>
+              <w:t>548.50</w:t>
             </w:r>
           </w:p>
         </w:tc>
@@ -21112,7 +21067,7 @@
               <w:rPr>
                 <w:b/>
               </w:rPr>
-              <w:t>548.00</w:t>
+              <w:t>550.00</w:t>
             </w:r>
           </w:p>
         </w:tc>
@@ -21835,7 +21790,7 @@
         <w:t>Giá Chốt Phiên (Close):</w:t>
       </w:r>
       <w:r>
-        <w:t xml:space="preserve"> 715.00 cents | </w:t>
+        <w:t xml:space="preserve"> 721.00 cents | </w:t>
       </w:r>
       <w:r>
         <w:rPr>
@@ -21850,10 +21805,10 @@
         <w:rPr>
           <w:b/>
         </w:rPr>
-        <w:t>`717.37 cents`</w:t>
+        <w:t>`722.14 cents`</w:t>
       </w:r>
       <w:r>
-        <w:t xml:space="preserve"> (+2.37).</w:t>
+        <w:t xml:space="preserve"> (+1.14).</w:t>
       </w:r>
     </w:p>
     <w:p>
@@ -21874,7 +21829,7 @@
         <w:rPr>
           <w:b/>
         </w:rPr>
-        <w:t>`10,400`</w:t>
+        <w:t>`31,336`</w:t>
       </w:r>
       <w:r>
         <w:t xml:space="preserve"> (Chênh lệch: </w:t>
@@ -21883,7 +21838,7 @@
         <w:rPr>
           <w:b/>
         </w:rPr>
-        <w:t>`-38,300`</w:t>
+        <w:t>`-17,364`</w:t>
       </w:r>
       <w:r>
         <w:t xml:space="preserve">) | OI: </w:t>
@@ -21892,7 +21847,7 @@
         <w:rPr>
           <w:b/>
         </w:rPr>
-        <w:t>`256,242`</w:t>
+        <w:t>`256,231`</w:t>
       </w:r>
       <w:r>
         <w:t xml:space="preserve"> (Chênh lệch: </w:t>
@@ -21901,7 +21856,7 @@
         <w:rPr>
           <w:b/>
         </w:rPr>
-        <w:t>`+0`</w:t>
+        <w:t>`-11`</w:t>
       </w:r>
       <w:r>
         <w:t>)</w:t>
@@ -22217,7 +22172,7 @@
               <w:rPr>
                 <w:b/>
               </w:rPr>
-              <w:t>97.58</w:t>
+              <w:t>100.12</w:t>
             </w:r>
           </w:p>
         </w:tc>
@@ -22248,7 +22203,7 @@
               <w:rPr>
                 <w:b/>
               </w:rPr>
-              <w:t>-2.75%</w:t>
+              <w:t>-0.22%</w:t>
             </w:r>
           </w:p>
         </w:tc>
@@ -22340,7 +22295,7 @@
               <w:rPr>
                 <w:b/>
               </w:rPr>
-              <w:t>100.34</w:t>
+              <w:t>100.66</w:t>
             </w:r>
           </w:p>
         </w:tc>
@@ -22371,7 +22326,7 @@
               <w:rPr>
                 <w:b/>
               </w:rPr>
-              <w:t>-0.09%</w:t>
+              <w:t>+0.23%</w:t>
             </w:r>
           </w:p>
         </w:tc>
@@ -22399,7 +22354,7 @@
             </w:pPr>
             <w:r/>
             <w:r>
-              <w:t>DXY Giảm kích thích nhu cầu nhập khẩu lúa mì Mỹ trên thị trường quốc tế.</w:t>
+              <w:t>DXY Tăng khiến lúa mì Mỹ đắt đỏ hơn đối với các khách hàng truyền thống như Ai Cập/Châu Á.</w:t>
             </w:r>
           </w:p>
         </w:tc>
@@ -22975,7 +22930,7 @@
         <w:t xml:space="preserve"> EMA_21 </w:t>
       </w:r>
       <w:r>
-        <w:t xml:space="preserve"> (722.88) &lt; </w:t>
+        <w:t xml:space="preserve"> (721.75) &lt; </w:t>
       </w:r>
       <w:r>
         <w:rPr>
@@ -22986,7 +22941,7 @@
         <w:t xml:space="preserve"> EMA_50 </w:t>
       </w:r>
       <w:r>
-        <w:t xml:space="preserve"> (723.71).</w:t>
+        <w:t xml:space="preserve"> (722.97).</w:t>
       </w:r>
     </w:p>
     <w:p>
@@ -23007,7 +22962,7 @@
         <w:rPr>
           <w:b/>
         </w:rPr>
-        <w:t>`32.61`</w:t>
+        <w:t>`47.26`</w:t>
       </w:r>
       <w:r>
         <w:t xml:space="preserve"> | ATR (14) = </w:t>
@@ -23016,7 +22971,7 @@
         <w:rPr>
           <w:b/>
         </w:rPr>
-        <w:t>`3.89`</w:t>
+        <w:t>`3.79`</w:t>
       </w:r>
       <w:r>
         <w:t xml:space="preserve"> cents | Volatility = </w:t>
@@ -23025,7 +22980,7 @@
         <w:rPr>
           <w:b/>
         </w:rPr>
-        <w:t>`4.00 cents`</w:t>
+        <w:t>`2.75 cents`</w:t>
       </w:r>
       <w:r>
         <w:t>.</w:t>
@@ -23049,7 +23004,7 @@
         <w:rPr>
           <w:b/>
         </w:rPr>
-        <w:t>`711.25`</w:t>
+        <w:t>`717.50`</w:t>
       </w:r>
       <w:r>
         <w:t xml:space="preserve"> | S2: </w:t>
@@ -23067,7 +23022,7 @@
         <w:rPr>
           <w:b/>
         </w:rPr>
-        <w:t>`725.75`</w:t>
+        <w:t>`724.25`</w:t>
       </w:r>
       <w:r>
         <w:t xml:space="preserve"> | R2: </w:t>
@@ -23800,7 +23755,7 @@
           <w:b/>
           <w:color w:val="B91C1C"/>
         </w:rPr>
-        <w:t>`722.88 - 723.71 cents (Canh bán hồi kỹ thuật H1)`</w:t>
+        <w:t>`721.75 - 722.97 cents (Canh bán hồi kỹ thuật H1)`</w:t>
       </w:r>
       <w:r>
         <w:t xml:space="preserve"> | SL: </w:t>
@@ -23809,7 +23764,7 @@
         <w:rPr>
           <w:b/>
         </w:rPr>
-        <w:t>`800.83 cents (Trên kháng cự R2 + 1.5x ATR)`</w:t>
+        <w:t>`800.69 cents (Trên kháng cự R2 + 1.5x ATR)`</w:t>
       </w:r>
       <w:r>
         <w:t xml:space="preserve"> | TP: </w:t>
@@ -23820,7 +23775,7 @@
           <w:color w:val="D97706"/>
           <w:sz w:val="19"/>
         </w:rPr>
-        <w:t xml:space="preserve"> 711.25 cents </w:t>
+        <w:t xml:space="preserve"> 717.50 cents </w:t>
       </w:r>
       <w:r>
         <w:t xml:space="preserve"> / </w:t>
@@ -23846,7 +23801,7 @@
         <w:rPr>
           <w:b/>
         </w:rPr>
-        <w:t>Trung hạn (Swing Trades - HĐ ZWH27):</w:t>
+        <w:t>Trung hạn (Swing Trades - HĐ ZWZ26):</w:t>
       </w:r>
     </w:p>
     <w:p>
@@ -23871,7 +23826,7 @@
         <w:rPr>
           <w:b/>
         </w:rPr>
-        <w:t>`726.50 - 728.50 cents`</w:t>
+        <w:t>`715.50 - 717.50 cents`</w:t>
       </w:r>
       <w:r>
         <w:t xml:space="preserve"> | SL: </w:t>
@@ -23880,7 +23835,7 @@
         <w:rPr>
           <w:b/>
         </w:rPr>
-        <w:t>`691.22 cents`</w:t>
+        <w:t>`673.21 cents`</w:t>
       </w:r>
       <w:r>
         <w:t xml:space="preserve"> | TP: </w:t>
@@ -23889,7 +23844,7 @@
         <w:rPr>
           <w:b/>
         </w:rPr>
-        <w:t>`742.75 cents (Đón sóng hồi trung hạn ~14.5 giá)`</w:t>
+        <w:t>`724.25 cents (Đón sóng hồi trung hạn ~14.5 giá)`</w:t>
       </w:r>
       <w:r>
         <w:t>.</w:t>
@@ -23917,7 +23872,7 @@
         <w:rPr>
           <w:b/>
         </w:rPr>
-        <w:t>`742.75 - 744.75 cents`</w:t>
+        <w:t>`724.25 - 726.25 cents`</w:t>
       </w:r>
       <w:r>
         <w:t xml:space="preserve"> | SL: </w:t>
@@ -23926,7 +23881,7 @@
         <w:rPr>
           <w:b/>
         </w:rPr>
-        <w:t>`746.28 cents`</w:t>
+        <w:t>`728.04 cents`</w:t>
       </w:r>
       <w:r>
         <w:t xml:space="preserve"> | TP: </w:t>
@@ -23935,7 +23890,7 @@
         <w:rPr>
           <w:b/>
         </w:rPr>
-        <w:t>`694.75 cents (Thuận xu hướng giảm ngắn hạn)`</w:t>
+        <w:t>`677.00 cents (Thuận xu hướng giảm ngắn hạn)`</w:t>
       </w:r>
       <w:r>
         <w:t>.</w:t>
@@ -23975,7 +23930,7 @@
         <w:rPr>
           <w:b/>
         </w:rPr>
-        <w:t>`661.45 - 677.00 cents`</w:t>
+        <w:t>`661.82 - 677.00 cents`</w:t>
       </w:r>
     </w:p>
     <w:p>
@@ -24382,7 +24337,7 @@
             </w:pPr>
             <w:r/>
             <w:r>
-              <w:t>715.00</w:t>
+              <w:t>721.00</w:t>
             </w:r>
           </w:p>
         </w:tc>
@@ -24410,7 +24365,7 @@
             </w:pPr>
             <w:r/>
             <w:r>
-              <w:t>726.25</w:t>
+              <w:t>732.25</w:t>
             </w:r>
           </w:p>
         </w:tc>
@@ -24438,7 +24393,7 @@
             </w:pPr>
             <w:r/>
             <w:r>
-              <w:t>709.50</w:t>
+              <w:t>715.50</w:t>
             </w:r>
           </w:p>
         </w:tc>
@@ -24469,7 +24424,7 @@
               <w:rPr>
                 <w:b/>
               </w:rPr>
-              <w:t>714.25</w:t>
+              <w:t>720.25</w:t>
             </w:r>
           </w:p>
         </w:tc>
@@ -24617,7 +24572,7 @@
             </w:pPr>
             <w:r/>
             <w:r>
-              <w:t>714.25</w:t>
+              <w:t>720.25</w:t>
             </w:r>
           </w:p>
         </w:tc>
@@ -24645,7 +24600,7 @@
             </w:pPr>
             <w:r/>
             <w:r>
-              <w:t>721.75</w:t>
+              <w:t>727.75</w:t>
             </w:r>
           </w:p>
         </w:tc>
@@ -24673,7 +24628,7 @@
             </w:pPr>
             <w:r/>
             <w:r>
-              <w:t>708.25</w:t>
+              <w:t>714.25</w:t>
             </w:r>
           </w:p>
         </w:tc>
@@ -24704,7 +24659,7 @@
               <w:rPr>
                 <w:b/>
               </w:rPr>
-              <w:t>713.75</w:t>
+              <w:t>719.75</w:t>
             </w:r>
           </w:p>
         </w:tc>
@@ -24852,7 +24807,7 @@
             </w:pPr>
             <w:r/>
             <w:r>
-              <w:t>713.75</w:t>
+              <w:t>719.75</w:t>
             </w:r>
           </w:p>
         </w:tc>
@@ -24880,7 +24835,7 @@
             </w:pPr>
             <w:r/>
             <w:r>
-              <w:t>727.50</w:t>
+              <w:t>733.50</w:t>
             </w:r>
           </w:p>
         </w:tc>
@@ -24908,7 +24863,7 @@
             </w:pPr>
             <w:r/>
             <w:r>
-              <w:t>699.00</w:t>
+              <w:t>705.00</w:t>
             </w:r>
           </w:p>
         </w:tc>
@@ -24939,7 +24894,7 @@
               <w:rPr>
                 <w:b/>
               </w:rPr>
-              <w:t>715.75</w:t>
+              <w:t>721.75</w:t>
             </w:r>
           </w:p>
         </w:tc>
@@ -25087,7 +25042,7 @@
             </w:pPr>
             <w:r/>
             <w:r>
-              <w:t>715.75</w:t>
+              <w:t>721.75</w:t>
             </w:r>
           </w:p>
         </w:tc>
@@ -25115,7 +25070,7 @@
             </w:pPr>
             <w:r/>
             <w:r>
-              <w:t>729.00</w:t>
+              <w:t>735.00</w:t>
             </w:r>
           </w:p>
         </w:tc>
@@ -25143,7 +25098,7 @@
             </w:pPr>
             <w:r/>
             <w:r>
-              <w:t>707.50</w:t>
+              <w:t>713.50</w:t>
             </w:r>
           </w:p>
         </w:tc>
@@ -25174,7 +25129,7 @@
               <w:rPr>
                 <w:b/>
               </w:rPr>
-              <w:t>717.00</w:t>
+              <w:t>723.00</w:t>
             </w:r>
           </w:p>
         </w:tc>
@@ -25322,7 +25277,7 @@
             </w:pPr>
             <w:r/>
             <w:r>
-              <w:t>717.00</w:t>
+              <w:t>723.00</w:t>
             </w:r>
           </w:p>
         </w:tc>
@@ -25350,7 +25305,7 @@
             </w:pPr>
             <w:r/>
             <w:r>
-              <w:t>733.50</w:t>
+              <w:t>739.50</w:t>
             </w:r>
           </w:p>
         </w:tc>
@@ -25378,7 +25333,7 @@
             </w:pPr>
             <w:r/>
             <w:r>
-              <w:t>706.50</w:t>
+              <w:t>712.50</w:t>
             </w:r>
           </w:p>
         </w:tc>
@@ -25409,7 +25364,7 @@
               <w:rPr>
                 <w:b/>
               </w:rPr>
-              <w:t>721.50</w:t>
+              <w:t>727.50</w:t>
             </w:r>
           </w:p>
         </w:tc>
@@ -25557,7 +25512,7 @@
             </w:pPr>
             <w:r/>
             <w:r>
-              <w:t>721.50</w:t>
+              <w:t>727.50</w:t>
             </w:r>
           </w:p>
         </w:tc>
@@ -25585,7 +25540,7 @@
             </w:pPr>
             <w:r/>
             <w:r>
-              <w:t>729.25</w:t>
+              <w:t>735.25</w:t>
             </w:r>
           </w:p>
         </w:tc>
@@ -25613,7 +25568,7 @@
             </w:pPr>
             <w:r/>
             <w:r>
-              <w:t>710.50</w:t>
+              <w:t>716.50</w:t>
             </w:r>
           </w:p>
         </w:tc>
@@ -25644,7 +25599,7 @@
               <w:rPr>
                 <w:b/>
               </w:rPr>
-              <w:t>722.75</w:t>
+              <w:t>728.75</w:t>
             </w:r>
           </w:p>
         </w:tc>
@@ -25792,7 +25747,7 @@
             </w:pPr>
             <w:r/>
             <w:r>
-              <w:t>722.75</w:t>
+              <w:t>728.75</w:t>
             </w:r>
           </w:p>
         </w:tc>
@@ -25820,7 +25775,7 @@
             </w:pPr>
             <w:r/>
             <w:r>
-              <w:t>731.00</w:t>
+              <w:t>737.00</w:t>
             </w:r>
           </w:p>
         </w:tc>
@@ -25848,7 +25803,7 @@
             </w:pPr>
             <w:r/>
             <w:r>
-              <w:t>712.25</w:t>
+              <w:t>718.25</w:t>
             </w:r>
           </w:p>
         </w:tc>
@@ -25879,7 +25834,7 @@
               <w:rPr>
                 <w:b/>
               </w:rPr>
-              <w:t>724.50</w:t>
+              <w:t>730.50</w:t>
             </w:r>
           </w:p>
         </w:tc>
@@ -26027,7 +25982,7 @@
             </w:pPr>
             <w:r/>
             <w:r>
-              <w:t>724.50</w:t>
+              <w:t>730.50</w:t>
             </w:r>
           </w:p>
         </w:tc>
@@ -26055,7 +26010,7 @@
             </w:pPr>
             <w:r/>
             <w:r>
-              <w:t>736.75</w:t>
+              <w:t>742.75</w:t>
             </w:r>
           </w:p>
         </w:tc>
@@ -26083,7 +26038,7 @@
             </w:pPr>
             <w:r/>
             <w:r>
-              <w:t>714.75</w:t>
+              <w:t>720.75</w:t>
             </w:r>
           </w:p>
         </w:tc>
@@ -26114,7 +26069,7 @@
               <w:rPr>
                 <w:b/>
               </w:rPr>
-              <w:t>723.50</w:t>
+              <w:t>729.50</w:t>
             </w:r>
           </w:p>
         </w:tc>
@@ -26262,7 +26217,7 @@
             </w:pPr>
             <w:r/>
             <w:r>
-              <w:t>723.50</w:t>
+              <w:t>729.50</w:t>
             </w:r>
           </w:p>
         </w:tc>
@@ -26290,7 +26245,7 @@
             </w:pPr>
             <w:r/>
             <w:r>
-              <w:t>734.00</w:t>
+              <w:t>740.00</w:t>
             </w:r>
           </w:p>
         </w:tc>
@@ -26318,7 +26273,7 @@
             </w:pPr>
             <w:r/>
             <w:r>
-              <w:t>708.75</w:t>
+              <w:t>714.75</w:t>
             </w:r>
           </w:p>
         </w:tc>
@@ -26349,7 +26304,7 @@
               <w:rPr>
                 <w:b/>
               </w:rPr>
-              <w:t>725.75</w:t>
+              <w:t>731.75</w:t>
             </w:r>
           </w:p>
         </w:tc>
@@ -26497,7 +26452,7 @@
             </w:pPr>
             <w:r/>
             <w:r>
-              <w:t>725.75</w:t>
+              <w:t>731.75</w:t>
             </w:r>
           </w:p>
         </w:tc>
@@ -26525,7 +26480,7 @@
             </w:pPr>
             <w:r/>
             <w:r>
-              <w:t>736.25</w:t>
+              <w:t>742.25</w:t>
             </w:r>
           </w:p>
         </w:tc>
@@ -26553,7 +26508,7 @@
             </w:pPr>
             <w:r/>
             <w:r>
-              <w:t>719.50</w:t>
+              <w:t>725.50</w:t>
             </w:r>
           </w:p>
         </w:tc>
@@ -26584,7 +26539,7 @@
               <w:rPr>
                 <w:b/>
               </w:rPr>
-              <w:t>726.50</w:t>
+              <w:t>732.50</w:t>
             </w:r>
           </w:p>
         </w:tc>
@@ -26732,7 +26687,7 @@
             </w:pPr>
             <w:r/>
             <w:r>
-              <w:t>726.50</w:t>
+              <w:t>732.50</w:t>
             </w:r>
           </w:p>
         </w:tc>
@@ -26760,7 +26715,7 @@
             </w:pPr>
             <w:r/>
             <w:r>
-              <w:t>740.75</w:t>
+              <w:t>746.75</w:t>
             </w:r>
           </w:p>
         </w:tc>
@@ -26788,7 +26743,7 @@
             </w:pPr>
             <w:r/>
             <w:r>
-              <w:t>711.75</w:t>
+              <w:t>717.75</w:t>
             </w:r>
           </w:p>
         </w:tc>
@@ -26819,7 +26774,7 @@
               <w:rPr>
                 <w:b/>
               </w:rPr>
-              <w:t>728.50</w:t>
+              <w:t>734.50</w:t>
             </w:r>
           </w:p>
         </w:tc>
@@ -26967,7 +26922,7 @@
             </w:pPr>
             <w:r/>
             <w:r>
-              <w:t>728.50</w:t>
+              <w:t>734.50</w:t>
             </w:r>
           </w:p>
         </w:tc>
@@ -26995,7 +26950,7 @@
             </w:pPr>
             <w:r/>
             <w:r>
-              <w:t>735.00</w:t>
+              <w:t>741.00</w:t>
             </w:r>
           </w:p>
         </w:tc>
@@ -27023,7 +26978,7 @@
             </w:pPr>
             <w:r/>
             <w:r>
-              <w:t>721.75</w:t>
+              <w:t>727.75</w:t>
             </w:r>
           </w:p>
         </w:tc>
@@ -27054,7 +27009,7 @@
               <w:rPr>
                 <w:b/>
               </w:rPr>
-              <w:t>728.75</w:t>
+              <w:t>734.75</w:t>
             </w:r>
           </w:p>
         </w:tc>
@@ -27202,7 +27157,7 @@
             </w:pPr>
             <w:r/>
             <w:r>
-              <w:t>728.75</w:t>
+              <w:t>734.75</w:t>
             </w:r>
           </w:p>
         </w:tc>
@@ -27230,7 +27185,7 @@
             </w:pPr>
             <w:r/>
             <w:r>
-              <w:t>739.00</w:t>
+              <w:t>745.00</w:t>
             </w:r>
           </w:p>
         </w:tc>
@@ -27258,7 +27213,7 @@
             </w:pPr>
             <w:r/>
             <w:r>
-              <w:t>720.75</w:t>
+              <w:t>726.75</w:t>
             </w:r>
           </w:p>
         </w:tc>
@@ -27289,7 +27244,7 @@
               <w:rPr>
                 <w:b/>
               </w:rPr>
-              <w:t>729.25</w:t>
+              <w:t>735.25</w:t>
             </w:r>
           </w:p>
         </w:tc>
@@ -27437,7 +27392,7 @@
             </w:pPr>
             <w:r/>
             <w:r>
-              <w:t>729.25</w:t>
+              <w:t>735.25</w:t>
             </w:r>
           </w:p>
         </w:tc>
@@ -27465,7 +27420,7 @@
             </w:pPr>
             <w:r/>
             <w:r>
-              <w:t>736.25</w:t>
+              <w:t>742.25</w:t>
             </w:r>
           </w:p>
         </w:tc>
@@ -27493,7 +27448,7 @@
             </w:pPr>
             <w:r/>
             <w:r>
-              <w:t>723.25</w:t>
+              <w:t>729.25</w:t>
             </w:r>
           </w:p>
         </w:tc>
@@ -27524,7 +27479,7 @@
               <w:rPr>
                 <w:b/>
               </w:rPr>
-              <w:t>728.50</w:t>
+              <w:t>734.50</w:t>
             </w:r>
           </w:p>
         </w:tc>
@@ -27672,7 +27627,7 @@
             </w:pPr>
             <w:r/>
             <w:r>
-              <w:t>728.50</w:t>
+              <w:t>734.50</w:t>
             </w:r>
           </w:p>
         </w:tc>
@@ -27700,7 +27655,7 @@
             </w:pPr>
             <w:r/>
             <w:r>
-              <w:t>742.00</w:t>
+              <w:t>748.00</w:t>
             </w:r>
           </w:p>
         </w:tc>
@@ -27728,7 +27683,7 @@
             </w:pPr>
             <w:r/>
             <w:r>
-              <w:t>715.50</w:t>
+              <w:t>721.50</w:t>
             </w:r>
           </w:p>
         </w:tc>
@@ -27759,7 +27714,7 @@
               <w:rPr>
                 <w:b/>
               </w:rPr>
-              <w:t>730.25</w:t>
+              <w:t>736.25</w:t>
             </w:r>
           </w:p>
         </w:tc>
@@ -27907,7 +27862,7 @@
             </w:pPr>
             <w:r/>
             <w:r>
-              <w:t>730.25</w:t>
+              <w:t>736.25</w:t>
             </w:r>
           </w:p>
         </w:tc>
@@ -27935,7 +27890,7 @@
             </w:pPr>
             <w:r/>
             <w:r>
-              <w:t>739.50</w:t>
+              <w:t>745.50</w:t>
             </w:r>
           </w:p>
         </w:tc>
@@ -27963,7 +27918,7 @@
             </w:pPr>
             <w:r/>
             <w:r>
-              <w:t>719.50</w:t>
+              <w:t>725.50</w:t>
             </w:r>
           </w:p>
         </w:tc>
@@ -27994,7 +27949,7 @@
               <w:rPr>
                 <w:b/>
               </w:rPr>
-              <w:t>730.75</w:t>
+              <w:t>736.75</w:t>
             </w:r>
           </w:p>
         </w:tc>
@@ -28142,7 +28097,7 @@
             </w:pPr>
             <w:r/>
             <w:r>
-              <w:t>730.75</w:t>
+              <w:t>736.75</w:t>
             </w:r>
           </w:p>
         </w:tc>
@@ -28170,7 +28125,7 @@
             </w:pPr>
             <w:r/>
             <w:r>
-              <w:t>743.00</w:t>
+              <w:t>749.00</w:t>
             </w:r>
           </w:p>
         </w:tc>
@@ -28198,7 +28153,7 @@
             </w:pPr>
             <w:r/>
             <w:r>
-              <w:t>716.50</w:t>
+              <w:t>722.50</w:t>
             </w:r>
           </w:p>
         </w:tc>
@@ -28229,7 +28184,7 @@
               <w:rPr>
                 <w:b/>
               </w:rPr>
-              <w:t>729.25</w:t>
+              <w:t>735.25</w:t>
             </w:r>
           </w:p>
         </w:tc>
@@ -28377,7 +28332,7 @@
             </w:pPr>
             <w:r/>
             <w:r>
-              <w:t>729.25</w:t>
+              <w:t>735.25</w:t>
             </w:r>
           </w:p>
         </w:tc>
@@ -28405,7 +28360,7 @@
             </w:pPr>
             <w:r/>
             <w:r>
-              <w:t>736.25</w:t>
+              <w:t>742.25</w:t>
             </w:r>
           </w:p>
         </w:tc>
@@ -28433,7 +28388,7 @@
             </w:pPr>
             <w:r/>
             <w:r>
-              <w:t>719.75</w:t>
+              <w:t>725.75</w:t>
             </w:r>
           </w:p>
         </w:tc>
@@ -28464,7 +28419,7 @@
               <w:rPr>
                 <w:b/>
               </w:rPr>
-              <w:t>729.75</w:t>
+              <w:t>735.75</w:t>
             </w:r>
           </w:p>
         </w:tc>
@@ -28612,7 +28567,7 @@
             </w:pPr>
             <w:r/>
             <w:r>
-              <w:t>729.75</w:t>
+              <w:t>735.75</w:t>
             </w:r>
           </w:p>
         </w:tc>
@@ -28640,7 +28595,7 @@
             </w:pPr>
             <w:r/>
             <w:r>
-              <w:t>740.25</w:t>
+              <w:t>746.25</w:t>
             </w:r>
           </w:p>
         </w:tc>
@@ -28668,7 +28623,7 @@
             </w:pPr>
             <w:r/>
             <w:r>
-              <w:t>722.50</w:t>
+              <w:t>728.50</w:t>
             </w:r>
           </w:p>
         </w:tc>
@@ -28699,7 +28654,7 @@
               <w:rPr>
                 <w:b/>
               </w:rPr>
-              <w:t>729.50</w:t>
+              <w:t>735.50</w:t>
             </w:r>
           </w:p>
         </w:tc>
@@ -28847,7 +28802,7 @@
             </w:pPr>
             <w:r/>
             <w:r>
-              <w:t>729.50</w:t>
+              <w:t>735.50</w:t>
             </w:r>
           </w:p>
         </w:tc>
@@ -28875,7 +28830,7 @@
             </w:pPr>
             <w:r/>
             <w:r>
-              <w:t>739.25</w:t>
+              <w:t>745.25</w:t>
             </w:r>
           </w:p>
         </w:tc>
@@ -28903,7 +28858,7 @@
             </w:pPr>
             <w:r/>
             <w:r>
-              <w:t>719.75</w:t>
+              <w:t>725.75</w:t>
             </w:r>
           </w:p>
         </w:tc>
@@ -28934,7 +28889,7 @@
               <w:rPr>
                 <w:b/>
               </w:rPr>
-              <w:t>730.00</w:t>
+              <w:t>736.00</w:t>
             </w:r>
           </w:p>
         </w:tc>
@@ -29082,7 +29037,7 @@
             </w:pPr>
             <w:r/>
             <w:r>
-              <w:t>730.00</w:t>
+              <w:t>736.00</w:t>
             </w:r>
           </w:p>
         </w:tc>
@@ -29110,7 +29065,7 @@
             </w:pPr>
             <w:r/>
             <w:r>
-              <w:t>740.75</w:t>
+              <w:t>746.75</w:t>
             </w:r>
           </w:p>
         </w:tc>
@@ -29138,7 +29093,7 @@
             </w:pPr>
             <w:r/>
             <w:r>
-              <w:t>722.75</w:t>
+              <w:t>728.75</w:t>
             </w:r>
           </w:p>
         </w:tc>
@@ -29169,7 +29124,7 @@
               <w:rPr>
                 <w:b/>
               </w:rPr>
-              <w:t>730.75</w:t>
+              <w:t>736.75</w:t>
             </w:r>
           </w:p>
         </w:tc>
@@ -29317,7 +29272,7 @@
             </w:pPr>
             <w:r/>
             <w:r>
-              <w:t>730.75</w:t>
+              <w:t>736.75</w:t>
             </w:r>
           </w:p>
         </w:tc>
@@ -29345,7 +29300,7 @@
             </w:pPr>
             <w:r/>
             <w:r>
-              <w:t>737.25</w:t>
+              <w:t>743.25</w:t>
             </w:r>
           </w:p>
         </w:tc>
@@ -29373,7 +29328,7 @@
             </w:pPr>
             <w:r/>
             <w:r>
-              <w:t>722.25</w:t>
+              <w:t>728.25</w:t>
             </w:r>
           </w:p>
         </w:tc>
@@ -29404,7 +29359,7 @@
               <w:rPr>
                 <w:b/>
               </w:rPr>
-              <w:t>731.25</w:t>
+              <w:t>737.25</w:t>
             </w:r>
           </w:p>
         </w:tc>
@@ -29552,7 +29507,7 @@
             </w:pPr>
             <w:r/>
             <w:r>
-              <w:t>731.25</w:t>
+              <w:t>737.25</w:t>
             </w:r>
           </w:p>
         </w:tc>
@@ -29580,7 +29535,7 @@
             </w:pPr>
             <w:r/>
             <w:r>
-              <w:t>742.25</w:t>
+              <w:t>748.25</w:t>
             </w:r>
           </w:p>
         </w:tc>
@@ -29608,7 +29563,7 @@
             </w:pPr>
             <w:r/>
             <w:r>
-              <w:t>719.50</w:t>
+              <w:t>725.50</w:t>
             </w:r>
           </w:p>
         </w:tc>
@@ -29639,7 +29594,7 @@
               <w:rPr>
                 <w:b/>
               </w:rPr>
-              <w:t>734.75</w:t>
+              <w:t>740.75</w:t>
             </w:r>
           </w:p>
         </w:tc>
@@ -29787,7 +29742,7 @@
             </w:pPr>
             <w:r/>
             <w:r>
-              <w:t>734.75</w:t>
+              <w:t>740.75</w:t>
             </w:r>
           </w:p>
         </w:tc>
@@ -29815,7 +29770,7 @@
             </w:pPr>
             <w:r/>
             <w:r>
-              <w:t>740.25</w:t>
+              <w:t>746.25</w:t>
             </w:r>
           </w:p>
         </w:tc>
@@ -29843,7 +29798,7 @@
             </w:pPr>
             <w:r/>
             <w:r>
-              <w:t>727.00</w:t>
+              <w:t>733.00</w:t>
             </w:r>
           </w:p>
         </w:tc>
@@ -29874,7 +29829,7 @@
               <w:rPr>
                 <w:b/>
               </w:rPr>
-              <w:t>735.50</w:t>
+              <w:t>741.50</w:t>
             </w:r>
           </w:p>
         </w:tc>
@@ -30022,7 +29977,7 @@
             </w:pPr>
             <w:r/>
             <w:r>
-              <w:t>735.50</w:t>
+              <w:t>741.50</w:t>
             </w:r>
           </w:p>
         </w:tc>
@@ -30050,7 +30005,7 @@
             </w:pPr>
             <w:r/>
             <w:r>
-              <w:t>744.75</w:t>
+              <w:t>750.75</w:t>
             </w:r>
           </w:p>
         </w:tc>
@@ -30078,7 +30033,7 @@
             </w:pPr>
             <w:r/>
             <w:r>
-              <w:t>729.00</w:t>
+              <w:t>735.00</w:t>
             </w:r>
           </w:p>
         </w:tc>
@@ -30109,7 +30064,7 @@
               <w:rPr>
                 <w:b/>
               </w:rPr>
-              <w:t>734.75</w:t>
+              <w:t>740.75</w:t>
             </w:r>
           </w:p>
         </w:tc>
@@ -30257,7 +30212,7 @@
             </w:pPr>
             <w:r/>
             <w:r>
-              <w:t>734.75</w:t>
+              <w:t>740.75</w:t>
             </w:r>
           </w:p>
         </w:tc>
@@ -30285,7 +30240,7 @@
             </w:pPr>
             <w:r/>
             <w:r>
-              <w:t>742.25</w:t>
+              <w:t>748.25</w:t>
             </w:r>
           </w:p>
         </w:tc>
@@ -30313,7 +30268,7 @@
             </w:pPr>
             <w:r/>
             <w:r>
-              <w:t>728.75</w:t>
+              <w:t>734.75</w:t>
             </w:r>
           </w:p>
         </w:tc>
@@ -30344,7 +30299,7 @@
               <w:rPr>
                 <w:b/>
               </w:rPr>
-              <w:t>733.75</w:t>
+              <w:t>739.75</w:t>
             </w:r>
           </w:p>
         </w:tc>
@@ -30492,7 +30447,7 @@
             </w:pPr>
             <w:r/>
             <w:r>
-              <w:t>733.75</w:t>
+              <w:t>739.75</w:t>
             </w:r>
           </w:p>
         </w:tc>
@@ -30520,7 +30475,7 @@
             </w:pPr>
             <w:r/>
             <w:r>
-              <w:t>740.75</w:t>
+              <w:t>746.75</w:t>
             </w:r>
           </w:p>
         </w:tc>
@@ -30548,7 +30503,7 @@
             </w:pPr>
             <w:r/>
             <w:r>
-              <w:t>720.25</w:t>
+              <w:t>726.25</w:t>
             </w:r>
           </w:p>
         </w:tc>
@@ -30579,7 +30534,7 @@
               <w:rPr>
                 <w:b/>
               </w:rPr>
-              <w:t>734.50</w:t>
+              <w:t>740.50</w:t>
             </w:r>
           </w:p>
         </w:tc>
@@ -30727,7 +30682,7 @@
             </w:pPr>
             <w:r/>
             <w:r>
-              <w:t>734.50</w:t>
+              <w:t>740.50</w:t>
             </w:r>
           </w:p>
         </w:tc>
@@ -30755,7 +30710,7 @@
             </w:pPr>
             <w:r/>
             <w:r>
-              <w:t>743.75</w:t>
+              <w:t>749.75</w:t>
             </w:r>
           </w:p>
         </w:tc>
@@ -30783,7 +30738,7 @@
             </w:pPr>
             <w:r/>
             <w:r>
-              <w:t>727.25</w:t>
+              <w:t>733.25</w:t>
             </w:r>
           </w:p>
         </w:tc>
@@ -30814,7 +30769,7 @@
               <w:rPr>
                 <w:b/>
               </w:rPr>
-              <w:t>734.25</w:t>
+              <w:t>740.25</w:t>
             </w:r>
           </w:p>
         </w:tc>
@@ -30962,7 +30917,7 @@
             </w:pPr>
             <w:r/>
             <w:r>
-              <w:t>734.25</w:t>
+              <w:t>740.25</w:t>
             </w:r>
           </w:p>
         </w:tc>
@@ -30990,7 +30945,7 @@
             </w:pPr>
             <w:r/>
             <w:r>
-              <w:t>742.75</w:t>
+              <w:t>748.75</w:t>
             </w:r>
           </w:p>
         </w:tc>
@@ -31018,7 +30973,7 @@
             </w:pPr>
             <w:r/>
             <w:r>
-              <w:t>720.25</w:t>
+              <w:t>726.25</w:t>
             </w:r>
           </w:p>
         </w:tc>
@@ -31049,7 +31004,7 @@
               <w:rPr>
                 <w:b/>
               </w:rPr>
-              <w:t>736.00</w:t>
+              <w:t>742.00</w:t>
             </w:r>
           </w:p>
         </w:tc>
@@ -31197,7 +31152,7 @@
             </w:pPr>
             <w:r/>
             <w:r>
-              <w:t>736.00</w:t>
+              <w:t>742.00</w:t>
             </w:r>
           </w:p>
         </w:tc>
@@ -31225,7 +31180,7 @@
             </w:pPr>
             <w:r/>
             <w:r>
-              <w:t>742.25</w:t>
+              <w:t>748.25</w:t>
             </w:r>
           </w:p>
         </w:tc>
@@ -31253,7 +31208,7 @@
             </w:pPr>
             <w:r/>
             <w:r>
-              <w:t>729.50</w:t>
+              <w:t>735.50</w:t>
             </w:r>
           </w:p>
         </w:tc>
@@ -31284,7 +31239,7 @@
               <w:rPr>
                 <w:b/>
               </w:rPr>
-              <w:t>735.25</w:t>
+              <w:t>741.25</w:t>
             </w:r>
           </w:p>
         </w:tc>
